--- a/Memoria.docx
+++ b/Memoria.docx
@@ -1191,14 +1191,2164 @@
           <w:bCs/>
         </w:rPr>
       </w:pPr>
-      <w:r>
+    </w:p>
+    <w:p>
+      <w:pPr>
         <w:rPr>
           <w:rFonts w:ascii="Arial" w:hAnsi="Arial" w:cs="Arial"/>
           <w:b/>
           <w:bCs/>
         </w:rPr>
+      </w:pPr>
+    </w:p>
+    <w:p>
+      <w:pPr>
+        <w:rPr>
+          <w:rFonts w:ascii="Arial" w:hAnsi="Arial" w:cs="Arial"/>
+          <w:b/>
+          <w:bCs/>
+        </w:rPr>
+      </w:pPr>
+    </w:p>
+    <w:p>
+      <w:pPr>
+        <w:rPr>
+          <w:rFonts w:ascii="Arial" w:hAnsi="Arial" w:cs="Arial"/>
+          <w:b/>
+          <w:bCs/>
+        </w:rPr>
+      </w:pPr>
+    </w:p>
+    <w:p>
+      <w:pPr>
+        <w:rPr>
+          <w:rFonts w:ascii="Arial" w:hAnsi="Arial" w:cs="Arial"/>
+          <w:b/>
+          <w:bCs/>
+        </w:rPr>
+      </w:pPr>
+    </w:p>
+    <w:p>
+      <w:pPr>
+        <w:rPr>
+          <w:rFonts w:ascii="Arial" w:hAnsi="Arial" w:cs="Arial"/>
+          <w:b/>
+          <w:bCs/>
+        </w:rPr>
+      </w:pPr>
+    </w:p>
+    <w:p>
+      <w:pPr>
+        <w:rPr>
+          <w:rFonts w:ascii="Arial" w:hAnsi="Arial" w:cs="Arial"/>
+          <w:b/>
+          <w:bCs/>
+        </w:rPr>
+      </w:pPr>
+    </w:p>
+    <w:p>
+      <w:pPr>
+        <w:rPr>
+          <w:rFonts w:ascii="Arial" w:hAnsi="Arial" w:cs="Arial"/>
+          <w:b/>
+          <w:bCs/>
+        </w:rPr>
+      </w:pPr>
+    </w:p>
+    <w:p>
+      <w:pPr>
+        <w:rPr>
+          <w:rFonts w:ascii="Arial" w:hAnsi="Arial" w:cs="Arial"/>
+          <w:b/>
+          <w:bCs/>
+        </w:rPr>
+      </w:pPr>
+    </w:p>
+    <w:p>
+      <w:pPr>
+        <w:rPr>
+          <w:rFonts w:ascii="Arial" w:hAnsi="Arial" w:cs="Arial"/>
+          <w:b/>
+          <w:bCs/>
+        </w:rPr>
+      </w:pPr>
+    </w:p>
+    <w:p>
+      <w:pPr>
+        <w:rPr>
+          <w:rFonts w:ascii="Arial" w:hAnsi="Arial" w:cs="Arial"/>
+          <w:b/>
+          <w:bCs/>
+        </w:rPr>
+      </w:pPr>
+    </w:p>
+    <w:p>
+      <w:pPr>
+        <w:rPr>
+          <w:rFonts w:ascii="Arial" w:hAnsi="Arial" w:cs="Arial"/>
+          <w:b/>
+          <w:bCs/>
+        </w:rPr>
+      </w:pPr>
+    </w:p>
+    <w:p>
+      <w:pPr>
+        <w:rPr>
+          <w:rFonts w:ascii="Arial" w:hAnsi="Arial" w:cs="Arial"/>
+          <w:b/>
+          <w:bCs/>
+        </w:rPr>
+      </w:pPr>
+    </w:p>
+    <w:p>
+      <w:pPr>
+        <w:rPr>
+          <w:rFonts w:ascii="Arial" w:hAnsi="Arial" w:cs="Arial"/>
+          <w:b/>
+          <w:bCs/>
+        </w:rPr>
+      </w:pPr>
+    </w:p>
+    <w:p>
+      <w:pPr>
+        <w:rPr>
+          <w:rFonts w:ascii="Arial" w:hAnsi="Arial" w:cs="Arial"/>
+          <w:b/>
+          <w:bCs/>
+        </w:rPr>
+      </w:pPr>
+    </w:p>
+    <w:p>
+      <w:pPr>
+        <w:rPr>
+          <w:rFonts w:ascii="Arial" w:hAnsi="Arial" w:cs="Arial"/>
+          <w:b/>
+          <w:bCs/>
+        </w:rPr>
+      </w:pPr>
+    </w:p>
+    <w:p>
+      <w:pPr>
+        <w:rPr>
+          <w:rFonts w:ascii="Arial" w:hAnsi="Arial" w:cs="Arial"/>
+          <w:b/>
+          <w:bCs/>
+        </w:rPr>
+      </w:pPr>
+    </w:p>
+    <w:p>
+      <w:pPr>
+        <w:rPr>
+          <w:rFonts w:ascii="Arial" w:hAnsi="Arial" w:cs="Arial"/>
+          <w:b/>
+          <w:bCs/>
+        </w:rPr>
+      </w:pPr>
+    </w:p>
+    <w:p>
+      <w:pPr>
+        <w:rPr>
+          <w:rFonts w:ascii="Arial" w:hAnsi="Arial" w:cs="Arial"/>
+          <w:b/>
+          <w:bCs/>
+        </w:rPr>
+      </w:pPr>
+    </w:p>
+    <w:p>
+      <w:pPr>
+        <w:rPr>
+          <w:rFonts w:ascii="Arial" w:hAnsi="Arial" w:cs="Arial"/>
+          <w:b/>
+          <w:bCs/>
+        </w:rPr>
+      </w:pPr>
+    </w:p>
+    <w:sdt>
+      <w:sdtPr>
+        <w:id w:val="38489334"/>
+        <w:docPartObj>
+          <w:docPartGallery w:val="Table of Contents"/>
+          <w:docPartUnique/>
+        </w:docPartObj>
+      </w:sdtPr>
+      <w:sdtEndPr>
+        <w:rPr>
+          <w:rFonts w:asciiTheme="minorHAnsi" w:eastAsiaTheme="minorHAnsi" w:hAnsiTheme="minorHAnsi" w:cstheme="minorBidi"/>
+          <w:b/>
+          <w:bCs/>
+          <w:color w:val="auto"/>
+          <w:kern w:val="2"/>
+          <w:sz w:val="24"/>
+          <w:szCs w:val="24"/>
+          <w:lang w:eastAsia="en-US"/>
+          <w14:ligatures w14:val="standardContextual"/>
+        </w:rPr>
+      </w:sdtEndPr>
+      <w:sdtContent>
+        <w:p>
+          <w:pPr>
+            <w:pStyle w:val="TtuloTDC"/>
+          </w:pPr>
+          <w:r>
+            <w:t>Contenido</w:t>
+          </w:r>
+        </w:p>
+        <w:p>
+          <w:pPr>
+            <w:pStyle w:val="TDC1"/>
+            <w:tabs>
+              <w:tab w:val="right" w:leader="dot" w:pos="8494"/>
+            </w:tabs>
+            <w:rPr>
+              <w:rFonts w:eastAsiaTheme="minorEastAsia"/>
+              <w:noProof/>
+              <w:lang w:eastAsia="es-ES"/>
+            </w:rPr>
+          </w:pPr>
+          <w:r>
+            <w:fldChar w:fldCharType="begin"/>
+          </w:r>
+          <w:r>
+            <w:instrText xml:space="preserve"> TOC \o "1-3" \h \z \u </w:instrText>
+          </w:r>
+          <w:r>
+            <w:fldChar w:fldCharType="separate"/>
+          </w:r>
+          <w:hyperlink w:anchor="_Toc219049484" w:history="1">
+            <w:r>
+              <w:rPr>
+                <w:rStyle w:val="Hipervnculo"/>
+                <w:noProof/>
+              </w:rPr>
+              <w:t>1. Introducción</w:t>
+            </w:r>
+            <w:r>
+              <w:rPr>
+                <w:noProof/>
+                <w:webHidden/>
+              </w:rPr>
+              <w:tab/>
+            </w:r>
+            <w:r>
+              <w:rPr>
+                <w:noProof/>
+                <w:webHidden/>
+              </w:rPr>
+              <w:fldChar w:fldCharType="begin"/>
+            </w:r>
+            <w:r>
+              <w:rPr>
+                <w:noProof/>
+                <w:webHidden/>
+              </w:rPr>
+              <w:instrText xml:space="preserve"> PAGEREF _Toc219049484 \h </w:instrText>
+            </w:r>
+            <w:r>
+              <w:rPr>
+                <w:noProof/>
+                <w:webHidden/>
+              </w:rPr>
+            </w:r>
+            <w:r>
+              <w:rPr>
+                <w:noProof/>
+                <w:webHidden/>
+              </w:rPr>
+              <w:fldChar w:fldCharType="separate"/>
+            </w:r>
+            <w:r>
+              <w:rPr>
+                <w:noProof/>
+                <w:webHidden/>
+              </w:rPr>
+              <w:t>5</w:t>
+            </w:r>
+            <w:r>
+              <w:rPr>
+                <w:noProof/>
+                <w:webHidden/>
+              </w:rPr>
+              <w:fldChar w:fldCharType="end"/>
+            </w:r>
+          </w:hyperlink>
+        </w:p>
+        <w:p>
+          <w:pPr>
+            <w:pStyle w:val="TDC1"/>
+            <w:tabs>
+              <w:tab w:val="right" w:leader="dot" w:pos="8494"/>
+            </w:tabs>
+            <w:rPr>
+              <w:rFonts w:eastAsiaTheme="minorEastAsia"/>
+              <w:noProof/>
+              <w:lang w:eastAsia="es-ES"/>
+            </w:rPr>
+          </w:pPr>
+          <w:hyperlink w:anchor="_Toc219049485" w:history="1">
+            <w:r>
+              <w:rPr>
+                <w:rStyle w:val="Hipervnculo"/>
+                <w:noProof/>
+              </w:rPr>
+              <w:t>3. Preparación de datos para sistemas RAG</w:t>
+            </w:r>
+            <w:r>
+              <w:rPr>
+                <w:noProof/>
+                <w:webHidden/>
+              </w:rPr>
+              <w:tab/>
+            </w:r>
+            <w:r>
+              <w:rPr>
+                <w:noProof/>
+                <w:webHidden/>
+              </w:rPr>
+              <w:fldChar w:fldCharType="begin"/>
+            </w:r>
+            <w:r>
+              <w:rPr>
+                <w:noProof/>
+                <w:webHidden/>
+              </w:rPr>
+              <w:instrText xml:space="preserve"> PAGEREF _Toc219049485 \h </w:instrText>
+            </w:r>
+            <w:r>
+              <w:rPr>
+                <w:noProof/>
+                <w:webHidden/>
+              </w:rPr>
+            </w:r>
+            <w:r>
+              <w:rPr>
+                <w:noProof/>
+                <w:webHidden/>
+              </w:rPr>
+              <w:fldChar w:fldCharType="separate"/>
+            </w:r>
+            <w:r>
+              <w:rPr>
+                <w:noProof/>
+                <w:webHidden/>
+              </w:rPr>
+              <w:t>8</w:t>
+            </w:r>
+            <w:r>
+              <w:rPr>
+                <w:noProof/>
+                <w:webHidden/>
+              </w:rPr>
+              <w:fldChar w:fldCharType="end"/>
+            </w:r>
+          </w:hyperlink>
+        </w:p>
+        <w:p>
+          <w:pPr>
+            <w:pStyle w:val="TDC2"/>
+            <w:tabs>
+              <w:tab w:val="right" w:leader="dot" w:pos="8494"/>
+            </w:tabs>
+            <w:rPr>
+              <w:noProof/>
+            </w:rPr>
+          </w:pPr>
+          <w:hyperlink w:anchor="_Toc219049486" w:history="1">
+            <w:r>
+              <w:rPr>
+                <w:rStyle w:val="Hipervnculo"/>
+                <w:noProof/>
+              </w:rPr>
+              <w:t>3.1 Fuentes de datos textuales</w:t>
+            </w:r>
+            <w:r>
+              <w:rPr>
+                <w:noProof/>
+                <w:webHidden/>
+              </w:rPr>
+              <w:tab/>
+            </w:r>
+            <w:r>
+              <w:rPr>
+                <w:noProof/>
+                <w:webHidden/>
+              </w:rPr>
+              <w:fldChar w:fldCharType="begin"/>
+            </w:r>
+            <w:r>
+              <w:rPr>
+                <w:noProof/>
+                <w:webHidden/>
+              </w:rPr>
+              <w:instrText xml:space="preserve"> PAGEREF _Toc219049486 \h </w:instrText>
+            </w:r>
+            <w:r>
+              <w:rPr>
+                <w:noProof/>
+                <w:webHidden/>
+              </w:rPr>
+            </w:r>
+            <w:r>
+              <w:rPr>
+                <w:noProof/>
+                <w:webHidden/>
+              </w:rPr>
+              <w:fldChar w:fldCharType="separate"/>
+            </w:r>
+            <w:r>
+              <w:rPr>
+                <w:noProof/>
+                <w:webHidden/>
+              </w:rPr>
+              <w:t>9</w:t>
+            </w:r>
+            <w:r>
+              <w:rPr>
+                <w:noProof/>
+                <w:webHidden/>
+              </w:rPr>
+              <w:fldChar w:fldCharType="end"/>
+            </w:r>
+          </w:hyperlink>
+        </w:p>
+        <w:p>
+          <w:pPr>
+            <w:pStyle w:val="TDC3"/>
+            <w:tabs>
+              <w:tab w:val="right" w:leader="dot" w:pos="8494"/>
+            </w:tabs>
+            <w:rPr>
+              <w:noProof/>
+            </w:rPr>
+          </w:pPr>
+          <w:hyperlink w:anchor="_Toc219049487" w:history="1">
+            <w:r>
+              <w:rPr>
+                <w:rStyle w:val="Hipervnculo"/>
+                <w:noProof/>
+              </w:rPr>
+              <w:t>3.1.1 Documentación técnica y normativa</w:t>
+            </w:r>
+            <w:r>
+              <w:rPr>
+                <w:noProof/>
+                <w:webHidden/>
+              </w:rPr>
+              <w:tab/>
+            </w:r>
+            <w:r>
+              <w:rPr>
+                <w:noProof/>
+                <w:webHidden/>
+              </w:rPr>
+              <w:fldChar w:fldCharType="begin"/>
+            </w:r>
+            <w:r>
+              <w:rPr>
+                <w:noProof/>
+                <w:webHidden/>
+              </w:rPr>
+              <w:instrText xml:space="preserve"> PAGEREF _Toc219049487 \h </w:instrText>
+            </w:r>
+            <w:r>
+              <w:rPr>
+                <w:noProof/>
+                <w:webHidden/>
+              </w:rPr>
+            </w:r>
+            <w:r>
+              <w:rPr>
+                <w:noProof/>
+                <w:webHidden/>
+              </w:rPr>
+              <w:fldChar w:fldCharType="separate"/>
+            </w:r>
+            <w:r>
+              <w:rPr>
+                <w:noProof/>
+                <w:webHidden/>
+              </w:rPr>
+              <w:t>9</w:t>
+            </w:r>
+            <w:r>
+              <w:rPr>
+                <w:noProof/>
+                <w:webHidden/>
+              </w:rPr>
+              <w:fldChar w:fldCharType="end"/>
+            </w:r>
+          </w:hyperlink>
+        </w:p>
+        <w:p>
+          <w:pPr>
+            <w:pStyle w:val="TDC3"/>
+            <w:tabs>
+              <w:tab w:val="right" w:leader="dot" w:pos="8494"/>
+            </w:tabs>
+            <w:rPr>
+              <w:noProof/>
+            </w:rPr>
+          </w:pPr>
+          <w:hyperlink w:anchor="_Toc219049488" w:history="1">
+            <w:r>
+              <w:rPr>
+                <w:rStyle w:val="Hipervnculo"/>
+                <w:noProof/>
+              </w:rPr>
+              <w:t>3.1.2 Bases de datos de reportes y eventos</w:t>
+            </w:r>
+            <w:r>
+              <w:rPr>
+                <w:noProof/>
+                <w:webHidden/>
+              </w:rPr>
+              <w:tab/>
+            </w:r>
+            <w:r>
+              <w:rPr>
+                <w:noProof/>
+                <w:webHidden/>
+              </w:rPr>
+              <w:fldChar w:fldCharType="begin"/>
+            </w:r>
+            <w:r>
+              <w:rPr>
+                <w:noProof/>
+                <w:webHidden/>
+              </w:rPr>
+              <w:instrText xml:space="preserve"> PAGEREF _Toc219049488 \h </w:instrText>
+            </w:r>
+            <w:r>
+              <w:rPr>
+                <w:noProof/>
+                <w:webHidden/>
+              </w:rPr>
+            </w:r>
+            <w:r>
+              <w:rPr>
+                <w:noProof/>
+                <w:webHidden/>
+              </w:rPr>
+              <w:fldChar w:fldCharType="separate"/>
+            </w:r>
+            <w:r>
+              <w:rPr>
+                <w:noProof/>
+                <w:webHidden/>
+              </w:rPr>
+              <w:t>9</w:t>
+            </w:r>
+            <w:r>
+              <w:rPr>
+                <w:noProof/>
+                <w:webHidden/>
+              </w:rPr>
+              <w:fldChar w:fldCharType="end"/>
+            </w:r>
+          </w:hyperlink>
+        </w:p>
+        <w:p>
+          <w:pPr>
+            <w:pStyle w:val="TDC2"/>
+            <w:tabs>
+              <w:tab w:val="right" w:leader="dot" w:pos="8494"/>
+            </w:tabs>
+            <w:rPr>
+              <w:noProof/>
+            </w:rPr>
+          </w:pPr>
+          <w:hyperlink w:anchor="_Toc219049489" w:history="1">
+            <w:r>
+              <w:rPr>
+                <w:rStyle w:val="Hipervnculo"/>
+                <w:noProof/>
+              </w:rPr>
+              <w:t>3.2 Extracción y limpieza del texto</w:t>
+            </w:r>
+            <w:r>
+              <w:rPr>
+                <w:noProof/>
+                <w:webHidden/>
+              </w:rPr>
+              <w:tab/>
+            </w:r>
+            <w:r>
+              <w:rPr>
+                <w:noProof/>
+                <w:webHidden/>
+              </w:rPr>
+              <w:fldChar w:fldCharType="begin"/>
+            </w:r>
+            <w:r>
+              <w:rPr>
+                <w:noProof/>
+                <w:webHidden/>
+              </w:rPr>
+              <w:instrText xml:space="preserve"> PAGEREF _Toc219049489 \h </w:instrText>
+            </w:r>
+            <w:r>
+              <w:rPr>
+                <w:noProof/>
+                <w:webHidden/>
+              </w:rPr>
+            </w:r>
+            <w:r>
+              <w:rPr>
+                <w:noProof/>
+                <w:webHidden/>
+              </w:rPr>
+              <w:fldChar w:fldCharType="separate"/>
+            </w:r>
+            <w:r>
+              <w:rPr>
+                <w:noProof/>
+                <w:webHidden/>
+              </w:rPr>
+              <w:t>10</w:t>
+            </w:r>
+            <w:r>
+              <w:rPr>
+                <w:noProof/>
+                <w:webHidden/>
+              </w:rPr>
+              <w:fldChar w:fldCharType="end"/>
+            </w:r>
+          </w:hyperlink>
+        </w:p>
+        <w:p>
+          <w:pPr>
+            <w:pStyle w:val="TDC2"/>
+            <w:tabs>
+              <w:tab w:val="right" w:leader="dot" w:pos="8494"/>
+            </w:tabs>
+            <w:rPr>
+              <w:noProof/>
+            </w:rPr>
+          </w:pPr>
+          <w:hyperlink w:anchor="_Toc219049490" w:history="1">
+            <w:r>
+              <w:rPr>
+                <w:rStyle w:val="Hipervnculo"/>
+                <w:noProof/>
+              </w:rPr>
+              <w:t>3.3 Segmentación del texto (chunking)</w:t>
+            </w:r>
+            <w:r>
+              <w:rPr>
+                <w:noProof/>
+                <w:webHidden/>
+              </w:rPr>
+              <w:tab/>
+            </w:r>
+            <w:r>
+              <w:rPr>
+                <w:noProof/>
+                <w:webHidden/>
+              </w:rPr>
+              <w:fldChar w:fldCharType="begin"/>
+            </w:r>
+            <w:r>
+              <w:rPr>
+                <w:noProof/>
+                <w:webHidden/>
+              </w:rPr>
+              <w:instrText xml:space="preserve"> PAGEREF _Toc219049490 \h </w:instrText>
+            </w:r>
+            <w:r>
+              <w:rPr>
+                <w:noProof/>
+                <w:webHidden/>
+              </w:rPr>
+            </w:r>
+            <w:r>
+              <w:rPr>
+                <w:noProof/>
+                <w:webHidden/>
+              </w:rPr>
+              <w:fldChar w:fldCharType="separate"/>
+            </w:r>
+            <w:r>
+              <w:rPr>
+                <w:noProof/>
+                <w:webHidden/>
+              </w:rPr>
+              <w:t>11</w:t>
+            </w:r>
+            <w:r>
+              <w:rPr>
+                <w:noProof/>
+                <w:webHidden/>
+              </w:rPr>
+              <w:fldChar w:fldCharType="end"/>
+            </w:r>
+          </w:hyperlink>
+        </w:p>
+        <w:p>
+          <w:pPr>
+            <w:pStyle w:val="TDC2"/>
+            <w:tabs>
+              <w:tab w:val="right" w:leader="dot" w:pos="8494"/>
+            </w:tabs>
+            <w:rPr>
+              <w:noProof/>
+            </w:rPr>
+          </w:pPr>
+          <w:hyperlink w:anchor="_Toc219049491" w:history="1">
+            <w:r>
+              <w:rPr>
+                <w:rStyle w:val="Hipervnculo"/>
+                <w:noProof/>
+              </w:rPr>
+              <w:t>3.4 Generación de embeddings y representación vectorial</w:t>
+            </w:r>
+            <w:r>
+              <w:rPr>
+                <w:noProof/>
+                <w:webHidden/>
+              </w:rPr>
+              <w:tab/>
+            </w:r>
+            <w:r>
+              <w:rPr>
+                <w:noProof/>
+                <w:webHidden/>
+              </w:rPr>
+              <w:fldChar w:fldCharType="begin"/>
+            </w:r>
+            <w:r>
+              <w:rPr>
+                <w:noProof/>
+                <w:webHidden/>
+              </w:rPr>
+              <w:instrText xml:space="preserve"> PAGEREF _Toc219049491 \h </w:instrText>
+            </w:r>
+            <w:r>
+              <w:rPr>
+                <w:noProof/>
+                <w:webHidden/>
+              </w:rPr>
+            </w:r>
+            <w:r>
+              <w:rPr>
+                <w:noProof/>
+                <w:webHidden/>
+              </w:rPr>
+              <w:fldChar w:fldCharType="separate"/>
+            </w:r>
+            <w:r>
+              <w:rPr>
+                <w:noProof/>
+                <w:webHidden/>
+              </w:rPr>
+              <w:t>11</w:t>
+            </w:r>
+            <w:r>
+              <w:rPr>
+                <w:noProof/>
+                <w:webHidden/>
+              </w:rPr>
+              <w:fldChar w:fldCharType="end"/>
+            </w:r>
+          </w:hyperlink>
+        </w:p>
+        <w:p>
+          <w:pPr>
+            <w:pStyle w:val="TDC2"/>
+            <w:tabs>
+              <w:tab w:val="right" w:leader="dot" w:pos="8494"/>
+            </w:tabs>
+            <w:rPr>
+              <w:noProof/>
+            </w:rPr>
+          </w:pPr>
+          <w:hyperlink w:anchor="_Toc219049492" w:history="1">
+            <w:r>
+              <w:rPr>
+                <w:rStyle w:val="Hipervnculo"/>
+                <w:noProof/>
+              </w:rPr>
+              <w:t>3.5 Construcción de bases vectoriales</w:t>
+            </w:r>
+            <w:r>
+              <w:rPr>
+                <w:noProof/>
+                <w:webHidden/>
+              </w:rPr>
+              <w:tab/>
+            </w:r>
+            <w:r>
+              <w:rPr>
+                <w:noProof/>
+                <w:webHidden/>
+              </w:rPr>
+              <w:fldChar w:fldCharType="begin"/>
+            </w:r>
+            <w:r>
+              <w:rPr>
+                <w:noProof/>
+                <w:webHidden/>
+              </w:rPr>
+              <w:instrText xml:space="preserve"> PAGEREF _Toc219049492 \h </w:instrText>
+            </w:r>
+            <w:r>
+              <w:rPr>
+                <w:noProof/>
+                <w:webHidden/>
+              </w:rPr>
+            </w:r>
+            <w:r>
+              <w:rPr>
+                <w:noProof/>
+                <w:webHidden/>
+              </w:rPr>
+              <w:fldChar w:fldCharType="separate"/>
+            </w:r>
+            <w:r>
+              <w:rPr>
+                <w:noProof/>
+                <w:webHidden/>
+              </w:rPr>
+              <w:t>12</w:t>
+            </w:r>
+            <w:r>
+              <w:rPr>
+                <w:noProof/>
+                <w:webHidden/>
+              </w:rPr>
+              <w:fldChar w:fldCharType="end"/>
+            </w:r>
+          </w:hyperlink>
+        </w:p>
+        <w:p>
+          <w:pPr>
+            <w:pStyle w:val="TDC2"/>
+            <w:tabs>
+              <w:tab w:val="right" w:leader="dot" w:pos="8494"/>
+            </w:tabs>
+            <w:rPr>
+              <w:noProof/>
+            </w:rPr>
+          </w:pPr>
+          <w:hyperlink w:anchor="_Toc219049493" w:history="1">
+            <w:r>
+              <w:rPr>
+                <w:rStyle w:val="Hipervnculo"/>
+                <w:noProof/>
+              </w:rPr>
+              <w:t>3.6 Consideraciones metodológicas</w:t>
+            </w:r>
+            <w:r>
+              <w:rPr>
+                <w:noProof/>
+                <w:webHidden/>
+              </w:rPr>
+              <w:tab/>
+            </w:r>
+            <w:r>
+              <w:rPr>
+                <w:noProof/>
+                <w:webHidden/>
+              </w:rPr>
+              <w:fldChar w:fldCharType="begin"/>
+            </w:r>
+            <w:r>
+              <w:rPr>
+                <w:noProof/>
+                <w:webHidden/>
+              </w:rPr>
+              <w:instrText xml:space="preserve"> PAGEREF _Toc219049493 \h </w:instrText>
+            </w:r>
+            <w:r>
+              <w:rPr>
+                <w:noProof/>
+                <w:webHidden/>
+              </w:rPr>
+            </w:r>
+            <w:r>
+              <w:rPr>
+                <w:noProof/>
+                <w:webHidden/>
+              </w:rPr>
+              <w:fldChar w:fldCharType="separate"/>
+            </w:r>
+            <w:r>
+              <w:rPr>
+                <w:noProof/>
+                <w:webHidden/>
+              </w:rPr>
+              <w:t>12</w:t>
+            </w:r>
+            <w:r>
+              <w:rPr>
+                <w:noProof/>
+                <w:webHidden/>
+              </w:rPr>
+              <w:fldChar w:fldCharType="end"/>
+            </w:r>
+          </w:hyperlink>
+        </w:p>
+        <w:p>
+          <w:pPr>
+            <w:pStyle w:val="TDC1"/>
+            <w:tabs>
+              <w:tab w:val="right" w:leader="dot" w:pos="8494"/>
+            </w:tabs>
+            <w:rPr>
+              <w:rFonts w:eastAsiaTheme="minorEastAsia"/>
+              <w:noProof/>
+              <w:lang w:eastAsia="es-ES"/>
+            </w:rPr>
+          </w:pPr>
+          <w:hyperlink w:anchor="_Toc219049494" w:history="1">
+            <w:r>
+              <w:rPr>
+                <w:rStyle w:val="Hipervnculo"/>
+                <w:noProof/>
+              </w:rPr>
+              <w:t>4. Preparación de datos y modelado para la predicción de la Vida Útil Restante (RUL)</w:t>
+            </w:r>
+            <w:r>
+              <w:rPr>
+                <w:noProof/>
+                <w:webHidden/>
+              </w:rPr>
+              <w:tab/>
+            </w:r>
+            <w:r>
+              <w:rPr>
+                <w:noProof/>
+                <w:webHidden/>
+              </w:rPr>
+              <w:fldChar w:fldCharType="begin"/>
+            </w:r>
+            <w:r>
+              <w:rPr>
+                <w:noProof/>
+                <w:webHidden/>
+              </w:rPr>
+              <w:instrText xml:space="preserve"> PAGEREF _Toc219049494 \h </w:instrText>
+            </w:r>
+            <w:r>
+              <w:rPr>
+                <w:noProof/>
+                <w:webHidden/>
+              </w:rPr>
+            </w:r>
+            <w:r>
+              <w:rPr>
+                <w:noProof/>
+                <w:webHidden/>
+              </w:rPr>
+              <w:fldChar w:fldCharType="separate"/>
+            </w:r>
+            <w:r>
+              <w:rPr>
+                <w:noProof/>
+                <w:webHidden/>
+              </w:rPr>
+              <w:t>13</w:t>
+            </w:r>
+            <w:r>
+              <w:rPr>
+                <w:noProof/>
+                <w:webHidden/>
+              </w:rPr>
+              <w:fldChar w:fldCharType="end"/>
+            </w:r>
+          </w:hyperlink>
+        </w:p>
+        <w:p>
+          <w:pPr>
+            <w:pStyle w:val="TDC2"/>
+            <w:tabs>
+              <w:tab w:val="right" w:leader="dot" w:pos="8494"/>
+            </w:tabs>
+            <w:rPr>
+              <w:noProof/>
+            </w:rPr>
+          </w:pPr>
+          <w:hyperlink w:anchor="_Toc219049495" w:history="1">
+            <w:r>
+              <w:rPr>
+                <w:rStyle w:val="Hipervnculo"/>
+                <w:noProof/>
+              </w:rPr>
+              <w:t>4.1 Introducción</w:t>
+            </w:r>
+            <w:r>
+              <w:rPr>
+                <w:noProof/>
+                <w:webHidden/>
+              </w:rPr>
+              <w:tab/>
+            </w:r>
+            <w:r>
+              <w:rPr>
+                <w:noProof/>
+                <w:webHidden/>
+              </w:rPr>
+              <w:fldChar w:fldCharType="begin"/>
+            </w:r>
+            <w:r>
+              <w:rPr>
+                <w:noProof/>
+                <w:webHidden/>
+              </w:rPr>
+              <w:instrText xml:space="preserve"> PAGEREF _Toc219049495 \h </w:instrText>
+            </w:r>
+            <w:r>
+              <w:rPr>
+                <w:noProof/>
+                <w:webHidden/>
+              </w:rPr>
+            </w:r>
+            <w:r>
+              <w:rPr>
+                <w:noProof/>
+                <w:webHidden/>
+              </w:rPr>
+              <w:fldChar w:fldCharType="separate"/>
+            </w:r>
+            <w:r>
+              <w:rPr>
+                <w:noProof/>
+                <w:webHidden/>
+              </w:rPr>
+              <w:t>13</w:t>
+            </w:r>
+            <w:r>
+              <w:rPr>
+                <w:noProof/>
+                <w:webHidden/>
+              </w:rPr>
+              <w:fldChar w:fldCharType="end"/>
+            </w:r>
+          </w:hyperlink>
+        </w:p>
+        <w:p>
+          <w:pPr>
+            <w:pStyle w:val="TDC2"/>
+            <w:tabs>
+              <w:tab w:val="right" w:leader="dot" w:pos="8494"/>
+            </w:tabs>
+            <w:rPr>
+              <w:noProof/>
+            </w:rPr>
+          </w:pPr>
+          <w:hyperlink w:anchor="_Toc219049496" w:history="1">
+            <w:r>
+              <w:rPr>
+                <w:rStyle w:val="Hipervnculo"/>
+                <w:noProof/>
+              </w:rPr>
+              <w:t>4.2 Descripción del conjunto de datos CMAPSS</w:t>
+            </w:r>
+            <w:r>
+              <w:rPr>
+                <w:noProof/>
+                <w:webHidden/>
+              </w:rPr>
+              <w:tab/>
+            </w:r>
+            <w:r>
+              <w:rPr>
+                <w:noProof/>
+                <w:webHidden/>
+              </w:rPr>
+              <w:fldChar w:fldCharType="begin"/>
+            </w:r>
+            <w:r>
+              <w:rPr>
+                <w:noProof/>
+                <w:webHidden/>
+              </w:rPr>
+              <w:instrText xml:space="preserve"> PAGEREF _Toc219049496 \h </w:instrText>
+            </w:r>
+            <w:r>
+              <w:rPr>
+                <w:noProof/>
+                <w:webHidden/>
+              </w:rPr>
+            </w:r>
+            <w:r>
+              <w:rPr>
+                <w:noProof/>
+                <w:webHidden/>
+              </w:rPr>
+              <w:fldChar w:fldCharType="separate"/>
+            </w:r>
+            <w:r>
+              <w:rPr>
+                <w:noProof/>
+                <w:webHidden/>
+              </w:rPr>
+              <w:t>14</w:t>
+            </w:r>
+            <w:r>
+              <w:rPr>
+                <w:noProof/>
+                <w:webHidden/>
+              </w:rPr>
+              <w:fldChar w:fldCharType="end"/>
+            </w:r>
+          </w:hyperlink>
+        </w:p>
+        <w:p>
+          <w:pPr>
+            <w:pStyle w:val="TDC2"/>
+            <w:tabs>
+              <w:tab w:val="right" w:leader="dot" w:pos="8494"/>
+            </w:tabs>
+            <w:rPr>
+              <w:noProof/>
+            </w:rPr>
+          </w:pPr>
+          <w:hyperlink w:anchor="_Toc219049497" w:history="1">
+            <w:r>
+              <w:rPr>
+                <w:rStyle w:val="Hipervnculo"/>
+                <w:noProof/>
+              </w:rPr>
+              <w:t>4.3 Caracterización de los subconjuntos y escenario experimental</w:t>
+            </w:r>
+            <w:r>
+              <w:rPr>
+                <w:noProof/>
+                <w:webHidden/>
+              </w:rPr>
+              <w:tab/>
+            </w:r>
+            <w:r>
+              <w:rPr>
+                <w:noProof/>
+                <w:webHidden/>
+              </w:rPr>
+              <w:fldChar w:fldCharType="begin"/>
+            </w:r>
+            <w:r>
+              <w:rPr>
+                <w:noProof/>
+                <w:webHidden/>
+              </w:rPr>
+              <w:instrText xml:space="preserve"> PAGEREF _Toc219049497 \h </w:instrText>
+            </w:r>
+            <w:r>
+              <w:rPr>
+                <w:noProof/>
+                <w:webHidden/>
+              </w:rPr>
+            </w:r>
+            <w:r>
+              <w:rPr>
+                <w:noProof/>
+                <w:webHidden/>
+              </w:rPr>
+              <w:fldChar w:fldCharType="separate"/>
+            </w:r>
+            <w:r>
+              <w:rPr>
+                <w:noProof/>
+                <w:webHidden/>
+              </w:rPr>
+              <w:t>14</w:t>
+            </w:r>
+            <w:r>
+              <w:rPr>
+                <w:noProof/>
+                <w:webHidden/>
+              </w:rPr>
+              <w:fldChar w:fldCharType="end"/>
+            </w:r>
+          </w:hyperlink>
+        </w:p>
+        <w:p>
+          <w:pPr>
+            <w:pStyle w:val="TDC2"/>
+            <w:tabs>
+              <w:tab w:val="right" w:leader="dot" w:pos="8494"/>
+            </w:tabs>
+            <w:rPr>
+              <w:noProof/>
+            </w:rPr>
+          </w:pPr>
+          <w:hyperlink w:anchor="_Toc219049498" w:history="1">
+            <w:r>
+              <w:rPr>
+                <w:rStyle w:val="Hipervnculo"/>
+                <w:noProof/>
+              </w:rPr>
+              <w:t>4.3 Análisis inicial y control de calidad de los datos</w:t>
+            </w:r>
+            <w:r>
+              <w:rPr>
+                <w:noProof/>
+                <w:webHidden/>
+              </w:rPr>
+              <w:tab/>
+            </w:r>
+            <w:r>
+              <w:rPr>
+                <w:noProof/>
+                <w:webHidden/>
+              </w:rPr>
+              <w:fldChar w:fldCharType="begin"/>
+            </w:r>
+            <w:r>
+              <w:rPr>
+                <w:noProof/>
+                <w:webHidden/>
+              </w:rPr>
+              <w:instrText xml:space="preserve"> PAGEREF _Toc219049498 \h </w:instrText>
+            </w:r>
+            <w:r>
+              <w:rPr>
+                <w:noProof/>
+                <w:webHidden/>
+              </w:rPr>
+            </w:r>
+            <w:r>
+              <w:rPr>
+                <w:noProof/>
+                <w:webHidden/>
+              </w:rPr>
+              <w:fldChar w:fldCharType="separate"/>
+            </w:r>
+            <w:r>
+              <w:rPr>
+                <w:noProof/>
+                <w:webHidden/>
+              </w:rPr>
+              <w:t>16</w:t>
+            </w:r>
+            <w:r>
+              <w:rPr>
+                <w:noProof/>
+                <w:webHidden/>
+              </w:rPr>
+              <w:fldChar w:fldCharType="end"/>
+            </w:r>
+          </w:hyperlink>
+        </w:p>
+        <w:p>
+          <w:pPr>
+            <w:pStyle w:val="TDC2"/>
+            <w:tabs>
+              <w:tab w:val="right" w:leader="dot" w:pos="8494"/>
+            </w:tabs>
+            <w:rPr>
+              <w:noProof/>
+            </w:rPr>
+          </w:pPr>
+          <w:hyperlink w:anchor="_Toc219049499" w:history="1">
+            <w:r>
+              <w:rPr>
+                <w:rStyle w:val="Hipervnculo"/>
+                <w:noProof/>
+              </w:rPr>
+              <w:t>4.4 Ingeniería de variables y selección de características</w:t>
+            </w:r>
+            <w:r>
+              <w:rPr>
+                <w:noProof/>
+                <w:webHidden/>
+              </w:rPr>
+              <w:tab/>
+            </w:r>
+            <w:r>
+              <w:rPr>
+                <w:noProof/>
+                <w:webHidden/>
+              </w:rPr>
+              <w:fldChar w:fldCharType="begin"/>
+            </w:r>
+            <w:r>
+              <w:rPr>
+                <w:noProof/>
+                <w:webHidden/>
+              </w:rPr>
+              <w:instrText xml:space="preserve"> PAGEREF _Toc219049499 \h </w:instrText>
+            </w:r>
+            <w:r>
+              <w:rPr>
+                <w:noProof/>
+                <w:webHidden/>
+              </w:rPr>
+            </w:r>
+            <w:r>
+              <w:rPr>
+                <w:noProof/>
+                <w:webHidden/>
+              </w:rPr>
+              <w:fldChar w:fldCharType="separate"/>
+            </w:r>
+            <w:r>
+              <w:rPr>
+                <w:noProof/>
+                <w:webHidden/>
+              </w:rPr>
+              <w:t>16</w:t>
+            </w:r>
+            <w:r>
+              <w:rPr>
+                <w:noProof/>
+                <w:webHidden/>
+              </w:rPr>
+              <w:fldChar w:fldCharType="end"/>
+            </w:r>
+          </w:hyperlink>
+        </w:p>
+        <w:p>
+          <w:pPr>
+            <w:pStyle w:val="TDC2"/>
+            <w:tabs>
+              <w:tab w:val="right" w:leader="dot" w:pos="8494"/>
+            </w:tabs>
+            <w:rPr>
+              <w:noProof/>
+            </w:rPr>
+          </w:pPr>
+          <w:hyperlink w:anchor="_Toc219049500" w:history="1">
+            <w:r>
+              <w:rPr>
+                <w:rStyle w:val="Hipervnculo"/>
+                <w:noProof/>
+              </w:rPr>
+              <w:t>4.5 Normalización y escalado de los datos</w:t>
+            </w:r>
+            <w:r>
+              <w:rPr>
+                <w:noProof/>
+                <w:webHidden/>
+              </w:rPr>
+              <w:tab/>
+            </w:r>
+            <w:r>
+              <w:rPr>
+                <w:noProof/>
+                <w:webHidden/>
+              </w:rPr>
+              <w:fldChar w:fldCharType="begin"/>
+            </w:r>
+            <w:r>
+              <w:rPr>
+                <w:noProof/>
+                <w:webHidden/>
+              </w:rPr>
+              <w:instrText xml:space="preserve"> PAGEREF _Toc219049500 \h </w:instrText>
+            </w:r>
+            <w:r>
+              <w:rPr>
+                <w:noProof/>
+                <w:webHidden/>
+              </w:rPr>
+            </w:r>
+            <w:r>
+              <w:rPr>
+                <w:noProof/>
+                <w:webHidden/>
+              </w:rPr>
+              <w:fldChar w:fldCharType="separate"/>
+            </w:r>
+            <w:r>
+              <w:rPr>
+                <w:noProof/>
+                <w:webHidden/>
+              </w:rPr>
+              <w:t>17</w:t>
+            </w:r>
+            <w:r>
+              <w:rPr>
+                <w:noProof/>
+                <w:webHidden/>
+              </w:rPr>
+              <w:fldChar w:fldCharType="end"/>
+            </w:r>
+          </w:hyperlink>
+        </w:p>
+        <w:p>
+          <w:pPr>
+            <w:pStyle w:val="TDC2"/>
+            <w:tabs>
+              <w:tab w:val="right" w:leader="dot" w:pos="8494"/>
+            </w:tabs>
+            <w:rPr>
+              <w:noProof/>
+            </w:rPr>
+          </w:pPr>
+          <w:hyperlink w:anchor="_Toc219049501" w:history="1">
+            <w:r>
+              <w:rPr>
+                <w:rStyle w:val="Hipervnculo"/>
+                <w:noProof/>
+              </w:rPr>
+              <w:t>4.6 Construcción de secuencias temporales</w:t>
+            </w:r>
+            <w:r>
+              <w:rPr>
+                <w:noProof/>
+                <w:webHidden/>
+              </w:rPr>
+              <w:tab/>
+            </w:r>
+            <w:r>
+              <w:rPr>
+                <w:noProof/>
+                <w:webHidden/>
+              </w:rPr>
+              <w:fldChar w:fldCharType="begin"/>
+            </w:r>
+            <w:r>
+              <w:rPr>
+                <w:noProof/>
+                <w:webHidden/>
+              </w:rPr>
+              <w:instrText xml:space="preserve"> PAGEREF _Toc219049501 \h </w:instrText>
+            </w:r>
+            <w:r>
+              <w:rPr>
+                <w:noProof/>
+                <w:webHidden/>
+              </w:rPr>
+            </w:r>
+            <w:r>
+              <w:rPr>
+                <w:noProof/>
+                <w:webHidden/>
+              </w:rPr>
+              <w:fldChar w:fldCharType="separate"/>
+            </w:r>
+            <w:r>
+              <w:rPr>
+                <w:noProof/>
+                <w:webHidden/>
+              </w:rPr>
+              <w:t>17</w:t>
+            </w:r>
+            <w:r>
+              <w:rPr>
+                <w:noProof/>
+                <w:webHidden/>
+              </w:rPr>
+              <w:fldChar w:fldCharType="end"/>
+            </w:r>
+          </w:hyperlink>
+        </w:p>
+        <w:p>
+          <w:pPr>
+            <w:pStyle w:val="TDC2"/>
+            <w:tabs>
+              <w:tab w:val="right" w:leader="dot" w:pos="8494"/>
+            </w:tabs>
+            <w:rPr>
+              <w:noProof/>
+            </w:rPr>
+          </w:pPr>
+          <w:hyperlink w:anchor="_Toc219049502" w:history="1">
+            <w:r>
+              <w:rPr>
+                <w:rStyle w:val="Hipervnculo"/>
+                <w:noProof/>
+              </w:rPr>
+              <w:t>4.7 Arquitecturas de modelos evaluadas</w:t>
+            </w:r>
+            <w:r>
+              <w:rPr>
+                <w:noProof/>
+                <w:webHidden/>
+              </w:rPr>
+              <w:tab/>
+            </w:r>
+            <w:r>
+              <w:rPr>
+                <w:noProof/>
+                <w:webHidden/>
+              </w:rPr>
+              <w:fldChar w:fldCharType="begin"/>
+            </w:r>
+            <w:r>
+              <w:rPr>
+                <w:noProof/>
+                <w:webHidden/>
+              </w:rPr>
+              <w:instrText xml:space="preserve"> PAGEREF _Toc219049502 \h </w:instrText>
+            </w:r>
+            <w:r>
+              <w:rPr>
+                <w:noProof/>
+                <w:webHidden/>
+              </w:rPr>
+            </w:r>
+            <w:r>
+              <w:rPr>
+                <w:noProof/>
+                <w:webHidden/>
+              </w:rPr>
+              <w:fldChar w:fldCharType="separate"/>
+            </w:r>
+            <w:r>
+              <w:rPr>
+                <w:noProof/>
+                <w:webHidden/>
+              </w:rPr>
+              <w:t>18</w:t>
+            </w:r>
+            <w:r>
+              <w:rPr>
+                <w:noProof/>
+                <w:webHidden/>
+              </w:rPr>
+              <w:fldChar w:fldCharType="end"/>
+            </w:r>
+          </w:hyperlink>
+        </w:p>
+        <w:p>
+          <w:pPr>
+            <w:pStyle w:val="TDC2"/>
+            <w:tabs>
+              <w:tab w:val="right" w:leader="dot" w:pos="8494"/>
+            </w:tabs>
+            <w:rPr>
+              <w:noProof/>
+            </w:rPr>
+          </w:pPr>
+          <w:hyperlink w:anchor="_Toc219049503" w:history="1">
+            <w:r>
+              <w:rPr>
+                <w:rStyle w:val="Hipervnculo"/>
+                <w:noProof/>
+              </w:rPr>
+              <w:t>4.8 Estrategia de validación cruzada</w:t>
+            </w:r>
+            <w:r>
+              <w:rPr>
+                <w:noProof/>
+                <w:webHidden/>
+              </w:rPr>
+              <w:tab/>
+            </w:r>
+            <w:r>
+              <w:rPr>
+                <w:noProof/>
+                <w:webHidden/>
+              </w:rPr>
+              <w:fldChar w:fldCharType="begin"/>
+            </w:r>
+            <w:r>
+              <w:rPr>
+                <w:noProof/>
+                <w:webHidden/>
+              </w:rPr>
+              <w:instrText xml:space="preserve"> PAGEREF _Toc219049503 \h </w:instrText>
+            </w:r>
+            <w:r>
+              <w:rPr>
+                <w:noProof/>
+                <w:webHidden/>
+              </w:rPr>
+            </w:r>
+            <w:r>
+              <w:rPr>
+                <w:noProof/>
+                <w:webHidden/>
+              </w:rPr>
+              <w:fldChar w:fldCharType="separate"/>
+            </w:r>
+            <w:r>
+              <w:rPr>
+                <w:noProof/>
+                <w:webHidden/>
+              </w:rPr>
+              <w:t>18</w:t>
+            </w:r>
+            <w:r>
+              <w:rPr>
+                <w:noProof/>
+                <w:webHidden/>
+              </w:rPr>
+              <w:fldChar w:fldCharType="end"/>
+            </w:r>
+          </w:hyperlink>
+        </w:p>
+        <w:p>
+          <w:pPr>
+            <w:pStyle w:val="TDC2"/>
+            <w:tabs>
+              <w:tab w:val="right" w:leader="dot" w:pos="8494"/>
+            </w:tabs>
+            <w:rPr>
+              <w:noProof/>
+            </w:rPr>
+          </w:pPr>
+          <w:hyperlink w:anchor="_Toc219049504" w:history="1">
+            <w:r>
+              <w:rPr>
+                <w:rStyle w:val="Hipervnculo"/>
+                <w:noProof/>
+              </w:rPr>
+              <w:t>4.9 Entrenamiento y regularización</w:t>
+            </w:r>
+            <w:r>
+              <w:rPr>
+                <w:noProof/>
+                <w:webHidden/>
+              </w:rPr>
+              <w:tab/>
+            </w:r>
+            <w:r>
+              <w:rPr>
+                <w:noProof/>
+                <w:webHidden/>
+              </w:rPr>
+              <w:fldChar w:fldCharType="begin"/>
+            </w:r>
+            <w:r>
+              <w:rPr>
+                <w:noProof/>
+                <w:webHidden/>
+              </w:rPr>
+              <w:instrText xml:space="preserve"> PAGEREF _Toc219049504 \h </w:instrText>
+            </w:r>
+            <w:r>
+              <w:rPr>
+                <w:noProof/>
+                <w:webHidden/>
+              </w:rPr>
+            </w:r>
+            <w:r>
+              <w:rPr>
+                <w:noProof/>
+                <w:webHidden/>
+              </w:rPr>
+              <w:fldChar w:fldCharType="separate"/>
+            </w:r>
+            <w:r>
+              <w:rPr>
+                <w:noProof/>
+                <w:webHidden/>
+              </w:rPr>
+              <w:t>19</w:t>
+            </w:r>
+            <w:r>
+              <w:rPr>
+                <w:noProof/>
+                <w:webHidden/>
+              </w:rPr>
+              <w:fldChar w:fldCharType="end"/>
+            </w:r>
+          </w:hyperlink>
+        </w:p>
+        <w:p>
+          <w:pPr>
+            <w:pStyle w:val="TDC2"/>
+            <w:tabs>
+              <w:tab w:val="right" w:leader="dot" w:pos="8494"/>
+            </w:tabs>
+            <w:rPr>
+              <w:noProof/>
+            </w:rPr>
+          </w:pPr>
+          <w:hyperlink w:anchor="_Toc219049505" w:history="1">
+            <w:r>
+              <w:rPr>
+                <w:rStyle w:val="Hipervnculo"/>
+                <w:noProof/>
+              </w:rPr>
+              <w:t>4.10 Comparación de arquitecturas y selección del modelo final</w:t>
+            </w:r>
+            <w:r>
+              <w:rPr>
+                <w:noProof/>
+                <w:webHidden/>
+              </w:rPr>
+              <w:tab/>
+            </w:r>
+            <w:r>
+              <w:rPr>
+                <w:noProof/>
+                <w:webHidden/>
+              </w:rPr>
+              <w:fldChar w:fldCharType="begin"/>
+            </w:r>
+            <w:r>
+              <w:rPr>
+                <w:noProof/>
+                <w:webHidden/>
+              </w:rPr>
+              <w:instrText xml:space="preserve"> PAGEREF _Toc219049505 \h </w:instrText>
+            </w:r>
+            <w:r>
+              <w:rPr>
+                <w:noProof/>
+                <w:webHidden/>
+              </w:rPr>
+            </w:r>
+            <w:r>
+              <w:rPr>
+                <w:noProof/>
+                <w:webHidden/>
+              </w:rPr>
+              <w:fldChar w:fldCharType="separate"/>
+            </w:r>
+            <w:r>
+              <w:rPr>
+                <w:noProof/>
+                <w:webHidden/>
+              </w:rPr>
+              <w:t>19</w:t>
+            </w:r>
+            <w:r>
+              <w:rPr>
+                <w:noProof/>
+                <w:webHidden/>
+              </w:rPr>
+              <w:fldChar w:fldCharType="end"/>
+            </w:r>
+          </w:hyperlink>
+        </w:p>
+        <w:p>
+          <w:pPr>
+            <w:pStyle w:val="TDC2"/>
+            <w:tabs>
+              <w:tab w:val="right" w:leader="dot" w:pos="8494"/>
+            </w:tabs>
+            <w:rPr>
+              <w:noProof/>
+            </w:rPr>
+          </w:pPr>
+          <w:hyperlink w:anchor="_Toc219049506" w:history="1">
+            <w:r>
+              <w:rPr>
+                <w:rStyle w:val="Hipervnculo"/>
+                <w:noProof/>
+              </w:rPr>
+              <w:t>4.11 Evaluación final y calibración de las predicciones</w:t>
+            </w:r>
+            <w:r>
+              <w:rPr>
+                <w:noProof/>
+                <w:webHidden/>
+              </w:rPr>
+              <w:tab/>
+            </w:r>
+            <w:r>
+              <w:rPr>
+                <w:noProof/>
+                <w:webHidden/>
+              </w:rPr>
+              <w:fldChar w:fldCharType="begin"/>
+            </w:r>
+            <w:r>
+              <w:rPr>
+                <w:noProof/>
+                <w:webHidden/>
+              </w:rPr>
+              <w:instrText xml:space="preserve"> PAGEREF _Toc219049506 \h </w:instrText>
+            </w:r>
+            <w:r>
+              <w:rPr>
+                <w:noProof/>
+                <w:webHidden/>
+              </w:rPr>
+            </w:r>
+            <w:r>
+              <w:rPr>
+                <w:noProof/>
+                <w:webHidden/>
+              </w:rPr>
+              <w:fldChar w:fldCharType="separate"/>
+            </w:r>
+            <w:r>
+              <w:rPr>
+                <w:noProof/>
+                <w:webHidden/>
+              </w:rPr>
+              <w:t>20</w:t>
+            </w:r>
+            <w:r>
+              <w:rPr>
+                <w:noProof/>
+                <w:webHidden/>
+              </w:rPr>
+              <w:fldChar w:fldCharType="end"/>
+            </w:r>
+          </w:hyperlink>
+        </w:p>
+        <w:p>
+          <w:pPr>
+            <w:pStyle w:val="TDC2"/>
+            <w:tabs>
+              <w:tab w:val="right" w:leader="dot" w:pos="8494"/>
+            </w:tabs>
+            <w:rPr>
+              <w:noProof/>
+            </w:rPr>
+          </w:pPr>
+          <w:hyperlink w:anchor="_Toc219049507" w:history="1">
+            <w:r>
+              <w:rPr>
+                <w:rStyle w:val="Hipervnculo"/>
+                <w:noProof/>
+              </w:rPr>
+              <w:t>4.12 Conclusiones del capítulo</w:t>
+            </w:r>
+            <w:r>
+              <w:rPr>
+                <w:noProof/>
+                <w:webHidden/>
+              </w:rPr>
+              <w:tab/>
+            </w:r>
+            <w:r>
+              <w:rPr>
+                <w:noProof/>
+                <w:webHidden/>
+              </w:rPr>
+              <w:fldChar w:fldCharType="begin"/>
+            </w:r>
+            <w:r>
+              <w:rPr>
+                <w:noProof/>
+                <w:webHidden/>
+              </w:rPr>
+              <w:instrText xml:space="preserve"> PAGEREF _Toc219049507 \h </w:instrText>
+            </w:r>
+            <w:r>
+              <w:rPr>
+                <w:noProof/>
+                <w:webHidden/>
+              </w:rPr>
+            </w:r>
+            <w:r>
+              <w:rPr>
+                <w:noProof/>
+                <w:webHidden/>
+              </w:rPr>
+              <w:fldChar w:fldCharType="separate"/>
+            </w:r>
+            <w:r>
+              <w:rPr>
+                <w:noProof/>
+                <w:webHidden/>
+              </w:rPr>
+              <w:t>21</w:t>
+            </w:r>
+            <w:r>
+              <w:rPr>
+                <w:noProof/>
+                <w:webHidden/>
+              </w:rPr>
+              <w:fldChar w:fldCharType="end"/>
+            </w:r>
+          </w:hyperlink>
+        </w:p>
+        <w:p>
+          <w:r>
+            <w:rPr>
+              <w:b/>
+              <w:bCs/>
+            </w:rPr>
+            <w:fldChar w:fldCharType="end"/>
+          </w:r>
+        </w:p>
+      </w:sdtContent>
+    </w:sdt>
+    <w:p>
+      <w:pPr>
+        <w:rPr>
+          <w:rFonts w:ascii="Arial" w:hAnsi="Arial" w:cs="Arial"/>
+          <w:b/>
+          <w:bCs/>
+        </w:rPr>
+      </w:pPr>
+    </w:p>
+    <w:p>
+      <w:pPr>
+        <w:rPr>
+          <w:rFonts w:ascii="Arial" w:hAnsi="Arial" w:cs="Arial"/>
+          <w:b/>
+          <w:bCs/>
+        </w:rPr>
+      </w:pPr>
+    </w:p>
+    <w:p>
+      <w:pPr>
+        <w:rPr>
+          <w:rFonts w:ascii="Arial" w:hAnsi="Arial" w:cs="Arial"/>
+          <w:b/>
+          <w:bCs/>
+        </w:rPr>
+      </w:pPr>
+    </w:p>
+    <w:p>
+      <w:pPr>
+        <w:rPr>
+          <w:rFonts w:ascii="Arial" w:hAnsi="Arial" w:cs="Arial"/>
+          <w:b/>
+          <w:bCs/>
+        </w:rPr>
+      </w:pPr>
+    </w:p>
+    <w:p>
+      <w:pPr>
+        <w:rPr>
+          <w:rFonts w:ascii="Arial" w:hAnsi="Arial" w:cs="Arial"/>
+          <w:b/>
+          <w:bCs/>
+        </w:rPr>
+      </w:pPr>
+    </w:p>
+    <w:p>
+      <w:pPr>
+        <w:rPr>
+          <w:rFonts w:ascii="Arial" w:hAnsi="Arial" w:cs="Arial"/>
+          <w:b/>
+          <w:bCs/>
+        </w:rPr>
+      </w:pPr>
+    </w:p>
+    <w:p>
+      <w:pPr>
+        <w:rPr>
+          <w:rFonts w:ascii="Arial" w:hAnsi="Arial" w:cs="Arial"/>
+          <w:b/>
+          <w:bCs/>
+        </w:rPr>
+      </w:pPr>
+    </w:p>
+    <w:p>
+      <w:pPr>
+        <w:rPr>
+          <w:rFonts w:ascii="Arial" w:hAnsi="Arial" w:cs="Arial"/>
+          <w:b/>
+          <w:bCs/>
+        </w:rPr>
+      </w:pPr>
+    </w:p>
+    <w:p>
+      <w:pPr>
+        <w:rPr>
+          <w:rFonts w:ascii="Arial" w:hAnsi="Arial" w:cs="Arial"/>
+          <w:b/>
+          <w:bCs/>
+        </w:rPr>
+      </w:pPr>
+    </w:p>
+    <w:p>
+      <w:pPr>
+        <w:rPr>
+          <w:rFonts w:ascii="Arial" w:hAnsi="Arial" w:cs="Arial"/>
+          <w:b/>
+          <w:bCs/>
+        </w:rPr>
+      </w:pPr>
+    </w:p>
+    <w:p>
+      <w:pPr>
+        <w:rPr>
+          <w:rFonts w:ascii="Arial" w:hAnsi="Arial" w:cs="Arial"/>
+          <w:b/>
+          <w:bCs/>
+        </w:rPr>
+      </w:pPr>
+    </w:p>
+    <w:p>
+      <w:pPr>
+        <w:rPr>
+          <w:rFonts w:ascii="Arial" w:hAnsi="Arial" w:cs="Arial"/>
+          <w:b/>
+          <w:bCs/>
+        </w:rPr>
+      </w:pPr>
+    </w:p>
+    <w:p>
+      <w:pPr>
+        <w:rPr>
+          <w:rFonts w:ascii="Arial" w:hAnsi="Arial" w:cs="Arial"/>
+          <w:b/>
+          <w:bCs/>
+        </w:rPr>
+      </w:pPr>
+    </w:p>
+    <w:p>
+      <w:pPr>
+        <w:rPr>
+          <w:rFonts w:ascii="Arial" w:hAnsi="Arial" w:cs="Arial"/>
+          <w:b/>
+          <w:bCs/>
+        </w:rPr>
+      </w:pPr>
+    </w:p>
+    <w:p>
+      <w:pPr>
+        <w:rPr>
+          <w:rFonts w:ascii="Arial" w:hAnsi="Arial" w:cs="Arial"/>
+          <w:b/>
+          <w:bCs/>
+        </w:rPr>
+      </w:pPr>
+    </w:p>
+    <w:p>
+      <w:pPr>
+        <w:rPr>
+          <w:rFonts w:ascii="Arial" w:hAnsi="Arial" w:cs="Arial"/>
+          <w:b/>
+          <w:bCs/>
+        </w:rPr>
+      </w:pPr>
+    </w:p>
+    <w:p>
+      <w:pPr>
+        <w:rPr>
+          <w:rFonts w:ascii="Arial" w:hAnsi="Arial" w:cs="Arial"/>
+          <w:b/>
+          <w:bCs/>
+        </w:rPr>
+      </w:pPr>
+    </w:p>
+    <w:p>
+      <w:pPr>
+        <w:rPr>
+          <w:rFonts w:ascii="Arial" w:hAnsi="Arial" w:cs="Arial"/>
+          <w:b/>
+          <w:bCs/>
+        </w:rPr>
+      </w:pPr>
+    </w:p>
+    <w:p>
+      <w:pPr>
+        <w:rPr>
+          <w:rFonts w:ascii="Arial" w:hAnsi="Arial" w:cs="Arial"/>
+          <w:b/>
+          <w:bCs/>
+        </w:rPr>
+      </w:pPr>
+    </w:p>
+    <w:p>
+      <w:pPr>
+        <w:rPr>
+          <w:rFonts w:ascii="Arial" w:hAnsi="Arial" w:cs="Arial"/>
+          <w:b/>
+          <w:bCs/>
+        </w:rPr>
+      </w:pPr>
+    </w:p>
+    <w:p>
+      <w:pPr>
+        <w:rPr>
+          <w:rFonts w:ascii="Arial" w:hAnsi="Arial" w:cs="Arial"/>
+          <w:b/>
+          <w:bCs/>
+        </w:rPr>
+      </w:pPr>
+    </w:p>
+    <w:p>
+      <w:pPr>
+        <w:rPr>
+          <w:rFonts w:ascii="Arial" w:hAnsi="Arial" w:cs="Arial"/>
+          <w:b/>
+          <w:bCs/>
+        </w:rPr>
+      </w:pPr>
+    </w:p>
+    <w:p>
+      <w:pPr>
+        <w:rPr>
+          <w:rFonts w:ascii="Arial" w:hAnsi="Arial" w:cs="Arial"/>
+          <w:b/>
+          <w:bCs/>
+        </w:rPr>
+      </w:pPr>
+    </w:p>
+    <w:p>
+      <w:pPr>
+        <w:rPr>
+          <w:rFonts w:ascii="Arial" w:hAnsi="Arial" w:cs="Arial"/>
+          <w:b/>
+          <w:bCs/>
+        </w:rPr>
+      </w:pPr>
+    </w:p>
+    <w:p>
+      <w:pPr>
+        <w:rPr>
+          <w:rFonts w:ascii="Arial" w:hAnsi="Arial" w:cs="Arial"/>
+          <w:b/>
+          <w:bCs/>
+        </w:rPr>
+      </w:pPr>
+    </w:p>
+    <w:p>
+      <w:pPr>
+        <w:rPr>
+          <w:rFonts w:ascii="Arial" w:hAnsi="Arial" w:cs="Arial"/>
+          <w:b/>
+          <w:bCs/>
+        </w:rPr>
+      </w:pPr>
+    </w:p>
+    <w:p>
+      <w:pPr>
+        <w:rPr>
+          <w:rFonts w:ascii="Arial" w:hAnsi="Arial" w:cs="Arial"/>
+          <w:b/>
+          <w:bCs/>
+        </w:rPr>
+      </w:pPr>
+    </w:p>
+    <w:p>
+      <w:pPr>
+        <w:rPr>
+          <w:rFonts w:ascii="Arial" w:hAnsi="Arial" w:cs="Arial"/>
+          <w:b/>
+          <w:bCs/>
+        </w:rPr>
+      </w:pPr>
+    </w:p>
+    <w:p>
+      <w:pPr>
+        <w:rPr>
+          <w:rFonts w:ascii="Arial" w:hAnsi="Arial" w:cs="Arial"/>
+          <w:b/>
+          <w:bCs/>
+        </w:rPr>
+      </w:pPr>
+    </w:p>
+    <w:p>
+      <w:pPr>
+        <w:rPr>
+          <w:rFonts w:ascii="Arial" w:hAnsi="Arial" w:cs="Arial"/>
+          <w:b/>
+          <w:bCs/>
+        </w:rPr>
+      </w:pPr>
+    </w:p>
+    <w:p>
+      <w:pPr>
+        <w:rPr>
+          <w:rFonts w:ascii="Arial" w:hAnsi="Arial" w:cs="Arial"/>
+          <w:b/>
+          <w:bCs/>
+        </w:rPr>
+      </w:pPr>
+    </w:p>
+    <w:p>
+      <w:pPr>
+        <w:rPr>
+          <w:rFonts w:ascii="Arial" w:hAnsi="Arial" w:cs="Arial"/>
+          <w:b/>
+          <w:bCs/>
+        </w:rPr>
+      </w:pPr>
+    </w:p>
+    <w:p>
+      <w:pPr>
+        <w:pStyle w:val="Ttulo1"/>
+      </w:pPr>
+      <w:bookmarkStart w:id="0" w:name="_Toc219049484"/>
+      <w:r>
+        <w:lastRenderedPageBreak/>
         <w:t>1. Introducción</w:t>
       </w:r>
+      <w:bookmarkEnd w:id="0"/>
     </w:p>
     <w:p>
       <w:pPr>
@@ -1264,39 +3414,33 @@
         <w:rPr>
           <w:rFonts w:ascii="Arial" w:hAnsi="Arial" w:cs="Arial"/>
         </w:rPr>
-        <w:t xml:space="preserve"> (RAG) han emergido como una solución eficaz para combinar modelos de lenguaje con sistemas de recuperación semántica, permitiendo integrar conocimiento externo a partir de grandes colecciones documentales. Desde el punto de vista de la Ciencia de Datos, estos enfoques implican pipelines específicos de </w:t>
-      </w:r>
+        <w:t xml:space="preserve"> (RAG) han emergido como una solución eficaz para combinar modelos de lenguaje con sistemas de recuperación semántica, permitiendo integrar conocimiento externo a partir de grandes colecciones documentales. Desde el punto de vista de la Ciencia de Datos, estos enfoques implican pipelines específicos de ingestión, limpieza, fragmentación y vectorización de texto, cuya correcta configuración tiene un impacto directo en la calidad de los resultados obtenidos.</w:t>
+      </w:r>
+    </w:p>
+    <w:p>
+      <w:pPr>
+        <w:rPr>
+          <w:rFonts w:ascii="Arial" w:hAnsi="Arial" w:cs="Arial"/>
+        </w:rPr>
+      </w:pPr>
+      <w:r>
+        <w:rPr>
+          <w:rFonts w:ascii="Arial" w:hAnsi="Arial" w:cs="Arial"/>
+        </w:rPr>
+        <w:t>A pesar de los avances en ambos ámbitos, uno de los principales desafíos actuales reside en la integración de técnicas analíticas heterogéneas dentro de un sistema coherente. Habitualmente, los modelos predictivos sobre datos numéricos y los sistemas de recuperación de información textual se desarrollan de forma independiente, lo que dificulta su aplicación conjunta en escenarios reales. En este contexto, las arquitecturas basadas en sistemas multi-agente ofrecen un marco adecuado para encapsular distintos pipelines de análisis de datos y coordinar su funcionamiento de manera modular, flexible y escalable.</w:t>
+      </w:r>
+    </w:p>
+    <w:p>
+      <w:pPr>
+        <w:rPr>
+          <w:rFonts w:ascii="Arial" w:hAnsi="Arial" w:cs="Arial"/>
+        </w:rPr>
+      </w:pPr>
       <w:r>
         <w:rPr>
           <w:rFonts w:ascii="Arial" w:hAnsi="Arial" w:cs="Arial"/>
         </w:rPr>
         <w:lastRenderedPageBreak/>
-        <w:t>ingestión, limpieza, fragmentación y vectorización de texto, cuya correcta configuración tiene un impacto directo en la calidad de los resultados obtenidos.</w:t>
-      </w:r>
-    </w:p>
-    <w:p>
-      <w:pPr>
-        <w:rPr>
-          <w:rFonts w:ascii="Arial" w:hAnsi="Arial" w:cs="Arial"/>
-        </w:rPr>
-      </w:pPr>
-      <w:r>
-        <w:rPr>
-          <w:rFonts w:ascii="Arial" w:hAnsi="Arial" w:cs="Arial"/>
-        </w:rPr>
-        <w:t>A pesar de los avances en ambos ámbitos, uno de los principales desafíos actuales reside en la integración de técnicas analíticas heterogéneas dentro de un sistema coherente. Habitualmente, los modelos predictivos sobre datos numéricos y los sistemas de recuperación de información textual se desarrollan de forma independiente, lo que dificulta su aplicación conjunta en escenarios reales. En este contexto, las arquitecturas basadas en sistemas multi-agente ofrecen un marco adecuado para encapsular distintos pipelines de análisis de datos y coordinar su funcionamiento de manera modular, flexible y escalable.</w:t>
-      </w:r>
-    </w:p>
-    <w:p>
-      <w:pPr>
-        <w:rPr>
-          <w:rFonts w:ascii="Arial" w:hAnsi="Arial" w:cs="Arial"/>
-        </w:rPr>
-      </w:pPr>
-      <w:r>
-        <w:rPr>
-          <w:rFonts w:ascii="Arial" w:hAnsi="Arial" w:cs="Arial"/>
-        </w:rPr>
         <w:t>Este Trabajo Fin de Máster aborda este reto mediante el diseño e implementación de un sistema basado en técnicas de Ciencia de Datos, Aprendizaje Automático y Procesamiento del Lenguaje Natural, articulado a través de una arquitectura multi-agente. El sistema integra modelos predictivos de RUL entrenados sobre series temporales multivariantes con agentes especializados en la recuperación de información textual mediante RAG, permitiendo combinar análisis numérico y semántico dentro de un mismo flujo de decisión. A lo largo del trabajo se realiza una aplicación metodológica de las técnicas aprendidas en el máster, comparando enfoques, justificando decisiones de diseño y validando experimentalmente los resultados obtenidos.</w:t>
       </w:r>
     </w:p>
@@ -1336,174 +3480,175 @@
         <w:rPr>
           <w:rFonts w:ascii="Arial" w:hAnsi="Arial" w:cs="Arial"/>
         </w:rPr>
+        <w:t>La principal contribución de este trabajo reside en la aplicación metodológica y comparativa de técnicas de Ciencia de Datos sobre fuentes heterogéneas, así como en la propuesta de una arquitectura modular que permite integrar modelos predictivos y sistemas de recuperación de información dentro de un único marco analítico. Asimismo, se presenta una evaluación crítica de los resultados obtenidos y de las limitaciones del sistema propuesto.</w:t>
+      </w:r>
+    </w:p>
+    <w:p>
+      <w:pPr>
+        <w:rPr>
+          <w:rFonts w:ascii="Arial" w:hAnsi="Arial" w:cs="Arial"/>
+        </w:rPr>
+      </w:pPr>
+      <w:r>
+        <w:rPr>
+          <w:rFonts w:ascii="Arial" w:hAnsi="Arial" w:cs="Arial"/>
+        </w:rPr>
+        <w:t xml:space="preserve">El resto de la memoria se organiza de la siguiente manera. En el Capítulo 2 se presenta el estado del arte relacionado con mantenimiento predictivo, RUL, reducción de dimensionalidad, aprendizaje profundo y sistemas RAG. El Capítulo 3 describe la preparación de los datos textuales utilizados por los agentes basados en recuperación de información. El Capítulo 4 aborda la preparación de los datos numéricos y el modelado para la predicción de RUL. </w:t>
+      </w:r>
+      <w:r>
+        <w:rPr>
+          <w:rFonts w:ascii="Arial" w:hAnsi="Arial" w:cs="Arial"/>
+        </w:rPr>
         <w:lastRenderedPageBreak/>
-        <w:t>La principal contribución de este trabajo reside en la aplicación metodológica y comparativa de técnicas de Ciencia de Datos sobre fuentes heterogéneas, así como en la propuesta de una arquitectura modular que permite integrar modelos predictivos y sistemas de recuperación de información dentro de un único marco analítico. Asimismo, se presenta una evaluación crítica de los resultados obtenidos y de las limitaciones del sistema propuesto.</w:t>
-      </w:r>
-    </w:p>
-    <w:p>
-      <w:pPr>
-        <w:rPr>
-          <w:rFonts w:ascii="Arial" w:hAnsi="Arial" w:cs="Arial"/>
-        </w:rPr>
-      </w:pPr>
-      <w:r>
-        <w:rPr>
-          <w:rFonts w:ascii="Arial" w:hAnsi="Arial" w:cs="Arial"/>
-        </w:rPr>
-        <w:t>El resto de la memoria se organiza de la siguiente manera. En el Capítulo 2 se presenta el estado del arte relacionado con mantenimiento predictivo, RUL, reducción de dimensionalidad, aprendizaje profundo y sistemas RAG. El Capítulo 3 describe la preparación de los datos textuales utilizados por los agentes basados en recuperación de información. El Capítulo 4 aborda la preparación de los datos numéricos y el modelado para la predicción de RUL. En el Capítulo 5 se describe el diseño de los agentes basados en datos, mientras que el Capítulo 6 presenta la integración multi-agente y el sistema final. Finalmente, en el Capítulo 7 se analizan los resultados obtenidos y se exponen las conclusiones y líneas de trabajo futuro.</w:t>
-      </w:r>
-    </w:p>
-    <w:p>
-      <w:pPr>
-        <w:rPr>
-          <w:rFonts w:ascii="Arial" w:hAnsi="Arial" w:cs="Arial"/>
-        </w:rPr>
-      </w:pPr>
-    </w:p>
-    <w:p>
-      <w:pPr>
-        <w:rPr>
-          <w:rFonts w:ascii="Arial" w:hAnsi="Arial" w:cs="Arial"/>
-        </w:rPr>
-      </w:pPr>
-    </w:p>
-    <w:p>
-      <w:pPr>
-        <w:rPr>
-          <w:rFonts w:ascii="Arial" w:hAnsi="Arial" w:cs="Arial"/>
-        </w:rPr>
-      </w:pPr>
-    </w:p>
-    <w:p>
-      <w:pPr>
-        <w:rPr>
-          <w:rFonts w:ascii="Arial" w:hAnsi="Arial" w:cs="Arial"/>
-        </w:rPr>
-      </w:pPr>
-    </w:p>
-    <w:p>
-      <w:pPr>
-        <w:rPr>
-          <w:rFonts w:ascii="Arial" w:hAnsi="Arial" w:cs="Arial"/>
-        </w:rPr>
-      </w:pPr>
-    </w:p>
-    <w:p>
-      <w:pPr>
-        <w:rPr>
-          <w:rFonts w:ascii="Arial" w:hAnsi="Arial" w:cs="Arial"/>
-        </w:rPr>
-      </w:pPr>
-    </w:p>
-    <w:p>
-      <w:pPr>
-        <w:rPr>
-          <w:rFonts w:ascii="Arial" w:hAnsi="Arial" w:cs="Arial"/>
-        </w:rPr>
-      </w:pPr>
-    </w:p>
-    <w:p>
-      <w:pPr>
-        <w:rPr>
-          <w:rFonts w:ascii="Arial" w:hAnsi="Arial" w:cs="Arial"/>
-        </w:rPr>
-      </w:pPr>
-    </w:p>
-    <w:p>
-      <w:pPr>
-        <w:rPr>
-          <w:rFonts w:ascii="Arial" w:hAnsi="Arial" w:cs="Arial"/>
-        </w:rPr>
-      </w:pPr>
-    </w:p>
-    <w:p>
-      <w:pPr>
-        <w:rPr>
-          <w:rFonts w:ascii="Arial" w:hAnsi="Arial" w:cs="Arial"/>
-        </w:rPr>
-      </w:pPr>
-    </w:p>
-    <w:p>
-      <w:pPr>
-        <w:rPr>
-          <w:rFonts w:ascii="Arial" w:hAnsi="Arial" w:cs="Arial"/>
-        </w:rPr>
-      </w:pPr>
-    </w:p>
-    <w:p>
-      <w:pPr>
-        <w:rPr>
-          <w:rFonts w:ascii="Arial" w:hAnsi="Arial" w:cs="Arial"/>
-        </w:rPr>
-      </w:pPr>
-    </w:p>
-    <w:p>
-      <w:pPr>
-        <w:rPr>
-          <w:rFonts w:ascii="Arial" w:hAnsi="Arial" w:cs="Arial"/>
-        </w:rPr>
-      </w:pPr>
-    </w:p>
-    <w:p>
-      <w:pPr>
-        <w:rPr>
-          <w:rFonts w:ascii="Arial" w:hAnsi="Arial" w:cs="Arial"/>
-        </w:rPr>
-      </w:pPr>
-    </w:p>
-    <w:p>
-      <w:pPr>
-        <w:rPr>
-          <w:rFonts w:ascii="Arial" w:hAnsi="Arial" w:cs="Arial"/>
-        </w:rPr>
-      </w:pPr>
-    </w:p>
-    <w:p>
-      <w:pPr>
-        <w:rPr>
-          <w:rFonts w:ascii="Arial" w:hAnsi="Arial" w:cs="Arial"/>
-        </w:rPr>
-      </w:pPr>
-    </w:p>
-    <w:p>
-      <w:pPr>
-        <w:rPr>
-          <w:rFonts w:ascii="Arial" w:hAnsi="Arial" w:cs="Arial"/>
-        </w:rPr>
-      </w:pPr>
-    </w:p>
-    <w:p>
-      <w:pPr>
-        <w:rPr>
-          <w:rFonts w:ascii="Arial" w:hAnsi="Arial" w:cs="Arial"/>
-        </w:rPr>
-      </w:pPr>
-    </w:p>
-    <w:p>
-      <w:pPr>
-        <w:rPr>
-          <w:rFonts w:ascii="Arial" w:hAnsi="Arial" w:cs="Arial"/>
-          <w:b/>
-          <w:bCs/>
-        </w:rPr>
-      </w:pPr>
-      <w:commentRangeStart w:id="0"/>
-      <w:r>
-        <w:rPr>
-          <w:rFonts w:ascii="Arial" w:hAnsi="Arial" w:cs="Arial"/>
-          <w:b/>
-          <w:bCs/>
-        </w:rPr>
-        <w:lastRenderedPageBreak/>
+        <w:t>En el Capítulo 5 se describe el diseño de los agentes basados en datos, mientras que el Capítulo 6 presenta la integración multi-agente y el sistema final. Finalmente, en el Capítulo 7 se analizan los resultados obtenidos y se exponen las conclusiones y líneas de trabajo futuro.</w:t>
+      </w:r>
+    </w:p>
+    <w:p>
+      <w:pPr>
+        <w:rPr>
+          <w:rFonts w:ascii="Arial" w:hAnsi="Arial" w:cs="Arial"/>
+        </w:rPr>
+      </w:pPr>
+    </w:p>
+    <w:p>
+      <w:pPr>
+        <w:rPr>
+          <w:rFonts w:ascii="Arial" w:hAnsi="Arial" w:cs="Arial"/>
+        </w:rPr>
+      </w:pPr>
+    </w:p>
+    <w:p>
+      <w:pPr>
+        <w:rPr>
+          <w:rFonts w:ascii="Arial" w:hAnsi="Arial" w:cs="Arial"/>
+        </w:rPr>
+      </w:pPr>
+    </w:p>
+    <w:p>
+      <w:pPr>
+        <w:rPr>
+          <w:rFonts w:ascii="Arial" w:hAnsi="Arial" w:cs="Arial"/>
+        </w:rPr>
+      </w:pPr>
+    </w:p>
+    <w:p>
+      <w:pPr>
+        <w:rPr>
+          <w:rFonts w:ascii="Arial" w:hAnsi="Arial" w:cs="Arial"/>
+        </w:rPr>
+      </w:pPr>
+    </w:p>
+    <w:p>
+      <w:pPr>
+        <w:rPr>
+          <w:rFonts w:ascii="Arial" w:hAnsi="Arial" w:cs="Arial"/>
+        </w:rPr>
+      </w:pPr>
+    </w:p>
+    <w:p>
+      <w:pPr>
+        <w:rPr>
+          <w:rFonts w:ascii="Arial" w:hAnsi="Arial" w:cs="Arial"/>
+        </w:rPr>
+      </w:pPr>
+    </w:p>
+    <w:p>
+      <w:pPr>
+        <w:rPr>
+          <w:rFonts w:ascii="Arial" w:hAnsi="Arial" w:cs="Arial"/>
+        </w:rPr>
+      </w:pPr>
+    </w:p>
+    <w:p>
+      <w:pPr>
+        <w:rPr>
+          <w:rFonts w:ascii="Arial" w:hAnsi="Arial" w:cs="Arial"/>
+        </w:rPr>
+      </w:pPr>
+    </w:p>
+    <w:p>
+      <w:pPr>
+        <w:rPr>
+          <w:rFonts w:ascii="Arial" w:hAnsi="Arial" w:cs="Arial"/>
+        </w:rPr>
+      </w:pPr>
+    </w:p>
+    <w:p>
+      <w:pPr>
+        <w:rPr>
+          <w:rFonts w:ascii="Arial" w:hAnsi="Arial" w:cs="Arial"/>
+        </w:rPr>
+      </w:pPr>
+    </w:p>
+    <w:p>
+      <w:pPr>
+        <w:rPr>
+          <w:rFonts w:ascii="Arial" w:hAnsi="Arial" w:cs="Arial"/>
+        </w:rPr>
+      </w:pPr>
+    </w:p>
+    <w:p>
+      <w:pPr>
+        <w:rPr>
+          <w:rFonts w:ascii="Arial" w:hAnsi="Arial" w:cs="Arial"/>
+        </w:rPr>
+      </w:pPr>
+    </w:p>
+    <w:p>
+      <w:pPr>
+        <w:rPr>
+          <w:rFonts w:ascii="Arial" w:hAnsi="Arial" w:cs="Arial"/>
+        </w:rPr>
+      </w:pPr>
+    </w:p>
+    <w:p>
+      <w:pPr>
+        <w:rPr>
+          <w:rFonts w:ascii="Arial" w:hAnsi="Arial" w:cs="Arial"/>
+        </w:rPr>
+      </w:pPr>
+    </w:p>
+    <w:p>
+      <w:pPr>
+        <w:rPr>
+          <w:rFonts w:ascii="Arial" w:hAnsi="Arial" w:cs="Arial"/>
+        </w:rPr>
+      </w:pPr>
+    </w:p>
+    <w:p>
+      <w:pPr>
+        <w:rPr>
+          <w:rFonts w:ascii="Arial" w:hAnsi="Arial" w:cs="Arial"/>
+        </w:rPr>
+      </w:pPr>
+    </w:p>
+    <w:p>
+      <w:pPr>
+        <w:rPr>
+          <w:rFonts w:ascii="Arial" w:hAnsi="Arial" w:cs="Arial"/>
+        </w:rPr>
+      </w:pPr>
+    </w:p>
+    <w:p>
+      <w:pPr>
+        <w:pStyle w:val="Ttulo1"/>
+      </w:pPr>
+      <w:bookmarkStart w:id="1" w:name="_Toc219049485"/>
+      <w:commentRangeStart w:id="2"/>
+      <w:r>
         <w:t>3. Preparación de datos para sistemas RAG</w:t>
       </w:r>
-      <w:commentRangeEnd w:id="0"/>
+      <w:commentRangeEnd w:id="2"/>
       <w:r>
         <w:rPr>
           <w:rStyle w:val="Refdecomentario"/>
-        </w:rPr>
-        <w:commentReference w:id="0"/>
-      </w:r>
+          <w:rFonts w:ascii="Arial" w:hAnsi="Arial" w:cs="Arial"/>
+          <w:sz w:val="24"/>
+          <w:szCs w:val="24"/>
+        </w:rPr>
+        <w:commentReference w:id="2"/>
+      </w:r>
+      <w:bookmarkEnd w:id="1"/>
     </w:p>
     <w:p>
       <w:pPr>
@@ -1542,50 +3687,38 @@
         <w:rPr>
           <w:rFonts w:ascii="Arial" w:hAnsi="Arial" w:cs="Arial"/>
         </w:rPr>
-        <w:t>Desde el punto de vista de la Ciencia de Datos, la eficacia de un sistema RAG depende de manera crítica de la calidad del proceso de preparación de los datos: la selección de las fuentes, la limpieza del texto, la segmentación adecuada de los documentos y la generación de representaciones vectoriales informativas. En este capítulo se describe de forma detallada y metodológica cómo se ha llevado a cabo dicho proceso en el presente trabajo.</w:t>
-      </w:r>
-    </w:p>
-    <w:p>
-      <w:pPr>
-        <w:rPr>
-          <w:rFonts w:ascii="Arial" w:hAnsi="Arial" w:cs="Arial"/>
-        </w:rPr>
-      </w:pPr>
-      <w:r>
-        <w:rPr>
-          <w:rFonts w:ascii="Arial" w:hAnsi="Arial" w:cs="Arial"/>
-        </w:rPr>
-        <w:t>Es importante destacar que este capítulo se centra exclusivamente en datos textuales, mientras que el tratamiento de datos numéricos y series temporales para la predicción de vida útil restante (RUL) se aborda de manera independiente en el Capítulo 4</w:t>
-      </w:r>
-      <w:r>
-        <w:rPr>
-          <w:rFonts w:ascii="Arial" w:hAnsi="Arial" w:cs="Arial"/>
-        </w:rPr>
-        <w:t>,</w:t>
-      </w:r>
-      <w:r>
-        <w:rPr>
-          <w:rFonts w:ascii="Arial" w:hAnsi="Arial" w:cs="Arial"/>
-        </w:rPr>
-        <w:t xml:space="preserve"> manteniendo así una separación clara entre datos textuales y numéricos.</w:t>
-      </w:r>
-    </w:p>
-    <w:p>
-      <w:pPr>
-        <w:rPr>
-          <w:rFonts w:ascii="Arial" w:hAnsi="Arial" w:cs="Arial"/>
-          <w:b/>
-          <w:bCs/>
-        </w:rPr>
-      </w:pPr>
-      <w:r>
-        <w:rPr>
-          <w:rFonts w:ascii="Arial" w:hAnsi="Arial" w:cs="Arial"/>
-          <w:b/>
-          <w:bCs/>
-        </w:rPr>
+        <w:t xml:space="preserve">Desde el punto de vista de la Ciencia de Datos, la eficacia de un sistema RAG depende de manera crítica de la calidad del proceso de preparación de los datos: la selección de las fuentes, la limpieza del texto, la segmentación adecuada de los documentos y la generación de representaciones vectoriales </w:t>
+      </w:r>
+      <w:r>
+        <w:rPr>
+          <w:rFonts w:ascii="Arial" w:hAnsi="Arial" w:cs="Arial"/>
+        </w:rPr>
+        <w:lastRenderedPageBreak/>
+        <w:t>informativas. En este capítulo se describe de forma detallada y metodológica cómo se ha llevado a cabo dicho proceso en el presente trabajo.</w:t>
+      </w:r>
+    </w:p>
+    <w:p>
+      <w:pPr>
+        <w:rPr>
+          <w:rFonts w:ascii="Arial" w:hAnsi="Arial" w:cs="Arial"/>
+        </w:rPr>
+      </w:pPr>
+      <w:r>
+        <w:rPr>
+          <w:rFonts w:ascii="Arial" w:hAnsi="Arial" w:cs="Arial"/>
+        </w:rPr>
+        <w:t>Es importante destacar que este capítulo se centra exclusivamente en datos textuales, mientras que el tratamiento de datos numéricos y series temporales para la predicción de vida útil restante (RUL) se aborda de manera independiente en el Capítulo 4, manteniendo así una separación clara entre datos textuales y numéricos.</w:t>
+      </w:r>
+    </w:p>
+    <w:p>
+      <w:pPr>
+        <w:pStyle w:val="Ttulo2"/>
+      </w:pPr>
+      <w:bookmarkStart w:id="3" w:name="_Toc219049486"/>
+      <w:r>
         <w:t>3.1 Fuentes de datos textuales</w:t>
       </w:r>
+      <w:bookmarkEnd w:id="3"/>
     </w:p>
     <w:p>
       <w:pPr>
@@ -1615,28 +3748,13 @@
     </w:p>
     <w:p>
       <w:pPr>
-        <w:rPr>
-          <w:rFonts w:ascii="Arial" w:hAnsi="Arial" w:cs="Arial"/>
-        </w:rPr>
-      </w:pPr>
-      <w:r>
-        <w:rPr>
-          <w:rFonts w:ascii="Arial" w:hAnsi="Arial" w:cs="Arial"/>
-        </w:rPr>
-        <w:t>3.</w:t>
-      </w:r>
-      <w:r>
-        <w:rPr>
-          <w:rFonts w:ascii="Arial" w:hAnsi="Arial" w:cs="Arial"/>
-        </w:rPr>
-        <w:t>1</w:t>
-      </w:r>
-      <w:r>
-        <w:rPr>
-          <w:rFonts w:ascii="Arial" w:hAnsi="Arial" w:cs="Arial"/>
-        </w:rPr>
-        <w:t>.1 Documentación técnica y normativa</w:t>
-      </w:r>
+        <w:pStyle w:val="Ttulo3"/>
+      </w:pPr>
+      <w:bookmarkStart w:id="4" w:name="_Toc219049487"/>
+      <w:r>
+        <w:t>3.1.1 Documentación técnica y normativa</w:t>
+      </w:r>
+      <w:bookmarkEnd w:id="4"/>
     </w:p>
     <w:p>
       <w:pPr>
@@ -1657,26 +3775,12 @@
           <w:rFonts w:ascii="Arial" w:hAnsi="Arial" w:cs="Arial"/>
         </w:rPr>
       </w:pPr>
-    </w:p>
-    <w:p>
-      <w:pPr>
-        <w:rPr>
-          <w:rFonts w:ascii="Arial" w:hAnsi="Arial" w:cs="Arial"/>
-        </w:rPr>
-      </w:pPr>
       <w:r>
         <w:rPr>
           <w:rFonts w:ascii="Arial" w:hAnsi="Arial" w:cs="Arial"/>
         </w:rPr>
         <w:t>Desde el punto de vista del procesamiento del lenguaje natural, estos documentos presentan las siguientes características:</w:t>
       </w:r>
-    </w:p>
-    <w:p>
-      <w:pPr>
-        <w:rPr>
-          <w:rFonts w:ascii="Arial" w:hAnsi="Arial" w:cs="Arial"/>
-        </w:rPr>
-      </w:pPr>
     </w:p>
     <w:p>
       <w:pPr>
@@ -1693,7 +3797,6 @@
         <w:rPr>
           <w:rFonts w:ascii="Arial" w:hAnsi="Arial" w:cs="Arial"/>
         </w:rPr>
-        <w:lastRenderedPageBreak/>
         <w:t>Texto mayoritariamente no estructurado.</w:t>
       </w:r>
     </w:p>
@@ -1757,13 +3860,6 @@
           <w:rFonts w:ascii="Arial" w:hAnsi="Arial" w:cs="Arial"/>
         </w:rPr>
       </w:pPr>
-    </w:p>
-    <w:p>
-      <w:pPr>
-        <w:rPr>
-          <w:rFonts w:ascii="Arial" w:hAnsi="Arial" w:cs="Arial"/>
-        </w:rPr>
-      </w:pPr>
       <w:r>
         <w:rPr>
           <w:rFonts w:ascii="Arial" w:hAnsi="Arial" w:cs="Arial"/>
@@ -1780,46 +3876,32 @@
     </w:p>
     <w:p>
       <w:pPr>
-        <w:rPr>
-          <w:rFonts w:ascii="Arial" w:hAnsi="Arial" w:cs="Arial"/>
-        </w:rPr>
-      </w:pPr>
-      <w:r>
-        <w:rPr>
-          <w:rFonts w:ascii="Arial" w:hAnsi="Arial" w:cs="Arial"/>
-        </w:rPr>
-        <w:t>3.</w:t>
-      </w:r>
-      <w:r>
-        <w:rPr>
-          <w:rFonts w:ascii="Arial" w:hAnsi="Arial" w:cs="Arial"/>
-        </w:rPr>
-        <w:t>1</w:t>
-      </w:r>
-      <w:r>
-        <w:rPr>
-          <w:rFonts w:ascii="Arial" w:hAnsi="Arial" w:cs="Arial"/>
-        </w:rPr>
-        <w:t>.2 Bases de datos de reportes y eventos</w:t>
-      </w:r>
-    </w:p>
-    <w:p>
-      <w:pPr>
-        <w:rPr>
-          <w:rFonts w:ascii="Arial" w:hAnsi="Arial" w:cs="Arial"/>
-        </w:rPr>
-      </w:pPr>
-    </w:p>
-    <w:p>
-      <w:pPr>
-        <w:rPr>
-          <w:rFonts w:ascii="Arial" w:hAnsi="Arial" w:cs="Arial"/>
-        </w:rPr>
-      </w:pPr>
-      <w:r>
-        <w:rPr>
-          <w:rFonts w:ascii="Arial" w:hAnsi="Arial" w:cs="Arial"/>
-        </w:rPr>
+        <w:pStyle w:val="Ttulo3"/>
+      </w:pPr>
+      <w:bookmarkStart w:id="5" w:name="_Toc219049488"/>
+      <w:r>
+        <w:t>3.1.2 Bases de datos de reportes y eventos</w:t>
+      </w:r>
+      <w:bookmarkEnd w:id="5"/>
+    </w:p>
+    <w:p>
+      <w:pPr>
+        <w:rPr>
+          <w:rFonts w:ascii="Arial" w:hAnsi="Arial" w:cs="Arial"/>
+        </w:rPr>
+      </w:pPr>
+    </w:p>
+    <w:p>
+      <w:pPr>
+        <w:rPr>
+          <w:rFonts w:ascii="Arial" w:hAnsi="Arial" w:cs="Arial"/>
+        </w:rPr>
+      </w:pPr>
+      <w:r>
+        <w:rPr>
+          <w:rFonts w:ascii="Arial" w:hAnsi="Arial" w:cs="Arial"/>
+        </w:rPr>
+        <w:lastRenderedPageBreak/>
         <w:t>La segunda categoría de datos textuales está formada por bases de datos en formato CSV y Excel que contienen reportes operacionales, descripciones de eventos y registros de mantenimiento.</w:t>
       </w:r>
     </w:p>
@@ -1829,6 +3911,12 @@
           <w:rFonts w:ascii="Arial" w:hAnsi="Arial" w:cs="Arial"/>
         </w:rPr>
       </w:pPr>
+      <w:r>
+        <w:rPr>
+          <w:rFonts w:ascii="Arial" w:hAnsi="Arial" w:cs="Arial"/>
+        </w:rPr>
+        <w:t>A diferencia de la documentación técnica, estos conjuntos presentan:</w:t>
+      </w:r>
     </w:p>
     <w:p>
       <w:pPr>
@@ -1845,7 +3933,7 @@
         <w:rPr>
           <w:rFonts w:ascii="Arial" w:hAnsi="Arial" w:cs="Arial"/>
         </w:rPr>
-        <w:t>A diferencia de la documentación técnica, estos conjuntos presentan:</w:t>
+        <w:t>Texto libre introducido por operadores humanos.</w:t>
       </w:r>
     </w:p>
     <w:p>
@@ -1863,7 +3951,7 @@
         <w:rPr>
           <w:rFonts w:ascii="Arial" w:hAnsi="Arial" w:cs="Arial"/>
         </w:rPr>
-        <w:t>Texto libre introducido por operadores humanos.</w:t>
+        <w:t>Alto nivel de ruido lingüístico.</w:t>
       </w:r>
     </w:p>
     <w:p>
@@ -1881,7 +3969,7 @@
         <w:rPr>
           <w:rFonts w:ascii="Arial" w:hAnsi="Arial" w:cs="Arial"/>
         </w:rPr>
-        <w:t>Alto nivel de ruido lingüístico.</w:t>
+        <w:t>Inconsistencias en formato y codificación.</w:t>
       </w:r>
     </w:p>
     <w:p>
@@ -1899,24 +3987,6 @@
         <w:rPr>
           <w:rFonts w:ascii="Arial" w:hAnsi="Arial" w:cs="Arial"/>
         </w:rPr>
-        <w:t>Inconsistencias en formato y codificación.</w:t>
-      </w:r>
-    </w:p>
-    <w:p>
-      <w:pPr>
-        <w:pStyle w:val="Prrafodelista"/>
-        <w:numPr>
-          <w:ilvl w:val="0"/>
-          <w:numId w:val="10"/>
-        </w:numPr>
-        <w:rPr>
-          <w:rFonts w:ascii="Arial" w:hAnsi="Arial" w:cs="Arial"/>
-        </w:rPr>
-      </w:pPr>
-      <w:r>
-        <w:rPr>
-          <w:rFonts w:ascii="Arial" w:hAnsi="Arial" w:cs="Arial"/>
-        </w:rPr>
         <w:t>Campos textuales combinados con variables estructuradas.</w:t>
       </w:r>
     </w:p>
@@ -1926,13 +3996,6 @@
           <w:rFonts w:ascii="Arial" w:hAnsi="Arial" w:cs="Arial"/>
         </w:rPr>
       </w:pPr>
-    </w:p>
-    <w:p>
-      <w:pPr>
-        <w:rPr>
-          <w:rFonts w:ascii="Arial" w:hAnsi="Arial" w:cs="Arial"/>
-        </w:rPr>
-      </w:pPr>
       <w:r>
         <w:rPr>
           <w:rFonts w:ascii="Arial" w:hAnsi="Arial" w:cs="Arial"/>
@@ -1949,20 +4012,13 @@
     </w:p>
     <w:p>
       <w:pPr>
-        <w:rPr>
-          <w:rFonts w:ascii="Arial" w:hAnsi="Arial" w:cs="Arial"/>
-          <w:b/>
-          <w:bCs/>
-        </w:rPr>
-      </w:pPr>
-      <w:r>
-        <w:rPr>
-          <w:rFonts w:ascii="Arial" w:hAnsi="Arial" w:cs="Arial"/>
-          <w:b/>
-          <w:bCs/>
-        </w:rPr>
+        <w:pStyle w:val="Ttulo2"/>
+      </w:pPr>
+      <w:bookmarkStart w:id="6" w:name="_Toc219049489"/>
+      <w:r>
         <w:t>3.2 Extracción y limpieza del texto</w:t>
       </w:r>
+      <w:bookmarkEnd w:id="6"/>
     </w:p>
     <w:p>
       <w:pPr>
@@ -2143,36 +4199,19 @@
     </w:p>
     <w:p>
       <w:pPr>
-        <w:rPr>
-          <w:rFonts w:ascii="Arial" w:hAnsi="Arial" w:cs="Arial"/>
-          <w:b/>
-          <w:bCs/>
-        </w:rPr>
-      </w:pPr>
-      <w:r>
-        <w:rPr>
-          <w:rFonts w:ascii="Arial" w:hAnsi="Arial" w:cs="Arial"/>
-          <w:b/>
-          <w:bCs/>
-        </w:rPr>
+        <w:pStyle w:val="Ttulo2"/>
+      </w:pPr>
+      <w:bookmarkStart w:id="7" w:name="_Toc219049490"/>
+      <w:r>
         <w:t xml:space="preserve">3.3 </w:t>
       </w:r>
       <w:r>
-        <w:rPr>
-          <w:rFonts w:ascii="Arial" w:hAnsi="Arial" w:cs="Arial"/>
-          <w:b/>
-          <w:bCs/>
-        </w:rPr>
         <w:t>Segmentación</w:t>
       </w:r>
       <w:r>
-        <w:rPr>
-          <w:rFonts w:ascii="Arial" w:hAnsi="Arial" w:cs="Arial"/>
-          <w:b/>
-          <w:bCs/>
-        </w:rPr>
         <w:t xml:space="preserve"> del texto (chunking)</w:t>
       </w:r>
+      <w:bookmarkEnd w:id="7"/>
     </w:p>
     <w:p>
       <w:pPr>
@@ -2306,39 +4345,25 @@
     </w:p>
     <w:p>
       <w:pPr>
-        <w:rPr>
-          <w:rFonts w:ascii="Arial" w:hAnsi="Arial" w:cs="Arial"/>
-          <w:b/>
-          <w:bCs/>
-        </w:rPr>
-      </w:pPr>
-      <w:r>
-        <w:rPr>
-          <w:rFonts w:ascii="Arial" w:hAnsi="Arial" w:cs="Arial"/>
-          <w:b/>
-          <w:bCs/>
-        </w:rPr>
+        <w:pStyle w:val="Ttulo2"/>
+      </w:pPr>
+      <w:bookmarkStart w:id="8" w:name="_Toc219049491"/>
+      <w:r>
         <w:t>3.4 Generación de embeddings y representación vectorial</w:t>
       </w:r>
-    </w:p>
-    <w:p>
-      <w:pPr>
-        <w:rPr>
-          <w:rFonts w:ascii="Arial" w:hAnsi="Arial" w:cs="Arial"/>
-        </w:rPr>
-      </w:pPr>
-      <w:r>
-        <w:rPr>
-          <w:rFonts w:ascii="Arial" w:hAnsi="Arial" w:cs="Arial"/>
-        </w:rPr>
-        <w:t xml:space="preserve">Una vez obtenidos los fragmentos de texto limpios y segmentados, se procedió a su transformación en representaciones vectoriales mediante modelos de </w:t>
-      </w:r>
-      <w:r>
-        <w:rPr>
-          <w:rFonts w:ascii="Arial" w:hAnsi="Arial" w:cs="Arial"/>
-        </w:rPr>
-        <w:lastRenderedPageBreak/>
-        <w:t>embeddings. Estas representaciones permiten capturar relaciones semánticas entre fragmentos y constituyen la base de los mecanismos de recuperación utilizados en el sistema RAG.</w:t>
+      <w:bookmarkEnd w:id="8"/>
+    </w:p>
+    <w:p>
+      <w:pPr>
+        <w:rPr>
+          <w:rFonts w:ascii="Arial" w:hAnsi="Arial" w:cs="Arial"/>
+        </w:rPr>
+      </w:pPr>
+      <w:r>
+        <w:rPr>
+          <w:rFonts w:ascii="Arial" w:hAnsi="Arial" w:cs="Arial"/>
+        </w:rPr>
+        <w:t>Una vez obtenidos los fragmentos de texto limpios y segmentados, se procedió a su transformación en representaciones vectoriales mediante modelos de embeddings. Estas representaciones permiten capturar relaciones semánticas entre fragmentos y constituyen la base de los mecanismos de recuperación utilizados en el sistema RAG.</w:t>
       </w:r>
     </w:p>
     <w:p>
@@ -2444,20 +4469,14 @@
     </w:p>
     <w:p>
       <w:pPr>
-        <w:rPr>
-          <w:rFonts w:ascii="Arial" w:hAnsi="Arial" w:cs="Arial"/>
-          <w:b/>
-          <w:bCs/>
-        </w:rPr>
-      </w:pPr>
-      <w:r>
-        <w:rPr>
-          <w:rFonts w:ascii="Arial" w:hAnsi="Arial" w:cs="Arial"/>
-          <w:b/>
-          <w:bCs/>
-        </w:rPr>
+        <w:pStyle w:val="Ttulo2"/>
+      </w:pPr>
+      <w:bookmarkStart w:id="9" w:name="_Toc219049492"/>
+      <w:r>
+        <w:lastRenderedPageBreak/>
         <w:t>3.5 Construcción de bases vectoriales</w:t>
       </w:r>
+      <w:bookmarkEnd w:id="9"/>
     </w:p>
     <w:p>
       <w:pPr>
@@ -2501,7 +4520,7 @@
                     </pic:cNvPicPr>
                   </pic:nvPicPr>
                   <pic:blipFill>
-                    <a:blip r:embed="rId9" cstate="print">
+                    <a:blip r:embed="rId10" cstate="print">
                       <a:extLst>
                         <a:ext uri="{28A0092B-C50C-407E-A947-70E740481C1C}">
                           <a14:useLocalDpi xmlns:a14="http://schemas.microsoft.com/office/drawing/2010/main" val="0"/>
@@ -2696,60 +4715,3262 @@
     </w:p>
     <w:p>
       <w:pPr>
+        <w:pStyle w:val="Ttulo2"/>
+      </w:pPr>
+      <w:bookmarkStart w:id="10" w:name="_Toc219049493"/>
+      <w:r>
+        <w:t>3.6 Consideraciones metodológicas</w:t>
+      </w:r>
+      <w:bookmarkEnd w:id="10"/>
+    </w:p>
+    <w:p>
+      <w:pPr>
+        <w:rPr>
+          <w:rFonts w:ascii="Arial" w:hAnsi="Arial" w:cs="Arial"/>
+        </w:rPr>
+      </w:pPr>
+      <w:r>
+        <w:rPr>
+          <w:rFonts w:ascii="Arial" w:hAnsi="Arial" w:cs="Arial"/>
+        </w:rPr>
+        <w:t xml:space="preserve">El pipeline descrito en este capítulo refleja una aplicación práctica de técnicas de Procesamiento del Lenguaje Natural y recuperación de información sobre datos reales no estructurados. Las decisiones relacionadas con la limpieza del texto, el tamaño de los </w:t>
+      </w:r>
+      <w:r>
+        <w:rPr>
+          <w:rFonts w:ascii="Arial" w:hAnsi="Arial" w:cs="Arial"/>
+          <w:i/>
+          <w:iCs/>
+        </w:rPr>
+        <w:t>chunks</w:t>
+      </w:r>
+      <w:r>
+        <w:rPr>
+          <w:rFonts w:ascii="Arial" w:hAnsi="Arial" w:cs="Arial"/>
+        </w:rPr>
+        <w:t xml:space="preserve"> y la organización de las bases vectoriales se han tomado con el objetivo de maximizar la calidad de la recuperación semántica, manteniendo al mismo tiempo la escalabilidad del sistema.</w:t>
+      </w:r>
+    </w:p>
+    <w:p>
+      <w:pPr>
+        <w:rPr>
+          <w:rFonts w:ascii="Arial" w:hAnsi="Arial" w:cs="Arial"/>
+        </w:rPr>
+      </w:pPr>
+      <w:r>
+        <w:rPr>
+          <w:rFonts w:ascii="Arial" w:hAnsi="Arial" w:cs="Arial"/>
+        </w:rPr>
+        <w:t>Este proceso de preparación de datos constituye la base sobre la que operan los agentes RAG descritos en capítulos posteriores, y demuestra cómo técnicas de Ciencia de Datos pueden aplicarse de forma sistemática a problemas de gestión y explotación de conocimiento textual.</w:t>
+      </w:r>
+    </w:p>
+    <w:p>
+      <w:pPr>
+        <w:rPr>
+          <w:rFonts w:ascii="Arial" w:hAnsi="Arial" w:cs="Arial"/>
+        </w:rPr>
+      </w:pPr>
+    </w:p>
+    <w:p>
+      <w:pPr>
+        <w:rPr>
+          <w:rFonts w:ascii="Arial" w:hAnsi="Arial" w:cs="Arial"/>
+        </w:rPr>
+      </w:pPr>
+    </w:p>
+    <w:p>
+      <w:pPr>
+        <w:rPr>
+          <w:rFonts w:ascii="Arial" w:hAnsi="Arial" w:cs="Arial"/>
+        </w:rPr>
+      </w:pPr>
+    </w:p>
+    <w:p>
+      <w:pPr>
+        <w:pStyle w:val="Ttulo1"/>
+      </w:pPr>
+      <w:bookmarkStart w:id="11" w:name="_Toc219049494"/>
+      <w:r>
+        <w:lastRenderedPageBreak/>
+        <w:t>4</w:t>
+      </w:r>
+      <w:r>
+        <w:t xml:space="preserve">. </w:t>
+      </w:r>
+      <w:r>
+        <w:t>Preparación de datos y modelado para la predicción de la Vida Útil Restante (RUL)</w:t>
+      </w:r>
+      <w:bookmarkEnd w:id="11"/>
+    </w:p>
+    <w:p>
+      <w:pPr>
+        <w:rPr>
+          <w:rFonts w:ascii="Arial" w:hAnsi="Arial" w:cs="Arial"/>
+        </w:rPr>
+      </w:pPr>
+    </w:p>
+    <w:p>
+      <w:pPr>
+        <w:pStyle w:val="Ttulo2"/>
+      </w:pPr>
+      <w:bookmarkStart w:id="12" w:name="_Toc219049495"/>
+      <w:r>
+        <w:t>4.1 Introducción</w:t>
+      </w:r>
+      <w:bookmarkEnd w:id="12"/>
+    </w:p>
+    <w:p>
+      <w:pPr>
+        <w:rPr>
+          <w:rFonts w:ascii="Arial" w:hAnsi="Arial" w:cs="Arial"/>
+        </w:rPr>
+      </w:pPr>
+    </w:p>
+    <w:p>
+      <w:pPr>
+        <w:rPr>
+          <w:rFonts w:ascii="Arial" w:hAnsi="Arial" w:cs="Arial"/>
+        </w:rPr>
+      </w:pPr>
+      <w:r>
+        <w:rPr>
+          <w:rFonts w:ascii="Arial" w:hAnsi="Arial" w:cs="Arial"/>
+        </w:rPr>
+        <w:t xml:space="preserve">Además de la explotación de información textual mediante técnicas de </w:t>
+      </w:r>
+      <w:proofErr w:type="spellStart"/>
+      <w:r>
+        <w:rPr>
+          <w:rFonts w:ascii="Arial" w:hAnsi="Arial" w:cs="Arial"/>
+        </w:rPr>
+        <w:t>Retrieval-Augmented</w:t>
+      </w:r>
+      <w:proofErr w:type="spellEnd"/>
+      <w:r>
+        <w:rPr>
+          <w:rFonts w:ascii="Arial" w:hAnsi="Arial" w:cs="Arial"/>
+        </w:rPr>
+        <w:t xml:space="preserve"> </w:t>
+      </w:r>
+      <w:proofErr w:type="spellStart"/>
+      <w:r>
+        <w:rPr>
+          <w:rFonts w:ascii="Arial" w:hAnsi="Arial" w:cs="Arial"/>
+        </w:rPr>
+        <w:t>Generation</w:t>
+      </w:r>
+      <w:proofErr w:type="spellEnd"/>
+      <w:r>
+        <w:rPr>
+          <w:rFonts w:ascii="Arial" w:hAnsi="Arial" w:cs="Arial"/>
+        </w:rPr>
+        <w:t xml:space="preserve"> (RAG), el presente trabajo aborda un problema central en la analítica predictiva basada en datos: la predicción de la vida útil restante</w:t>
+      </w:r>
+      <w:r>
+        <w:rPr>
+          <w:rFonts w:ascii="Arial" w:hAnsi="Arial" w:cs="Arial"/>
+        </w:rPr>
+        <w:t>, RUL</w:t>
+      </w:r>
+      <w:r>
+        <w:rPr>
+          <w:rFonts w:ascii="Arial" w:hAnsi="Arial" w:cs="Arial"/>
+        </w:rPr>
+        <w:t xml:space="preserve"> (</w:t>
+      </w:r>
+      <w:proofErr w:type="spellStart"/>
+      <w:r>
+        <w:rPr>
+          <w:rFonts w:ascii="Arial" w:hAnsi="Arial" w:cs="Arial"/>
+        </w:rPr>
+        <w:t>Remaining</w:t>
+      </w:r>
+      <w:proofErr w:type="spellEnd"/>
+      <w:r>
+        <w:rPr>
+          <w:rFonts w:ascii="Arial" w:hAnsi="Arial" w:cs="Arial"/>
+        </w:rPr>
+        <w:t xml:space="preserve"> Useful Life, RUL)</w:t>
+      </w:r>
+      <w:r>
+        <w:rPr>
+          <w:rFonts w:ascii="Arial" w:hAnsi="Arial" w:cs="Arial"/>
+        </w:rPr>
+        <w:t>,</w:t>
+      </w:r>
+      <w:r>
+        <w:rPr>
+          <w:rFonts w:ascii="Arial" w:hAnsi="Arial" w:cs="Arial"/>
+        </w:rPr>
+        <w:t xml:space="preserve"> a partir de datos multivariantes de sensores.</w:t>
+      </w:r>
+    </w:p>
+    <w:p>
+      <w:pPr>
+        <w:rPr>
+          <w:rFonts w:ascii="Arial" w:hAnsi="Arial" w:cs="Arial"/>
+        </w:rPr>
+      </w:pPr>
+    </w:p>
+    <w:p>
+      <w:pPr>
+        <w:rPr>
+          <w:rFonts w:ascii="Arial" w:hAnsi="Arial" w:cs="Arial"/>
+        </w:rPr>
+      </w:pPr>
+      <w:r>
+        <w:rPr>
+          <w:rFonts w:ascii="Arial" w:hAnsi="Arial" w:cs="Arial"/>
+        </w:rPr>
+        <w:t>Este tipo de problema es especialmente relevante en contextos industriales y constituye un caso de uso representativo de las técnicas avanzadas de Ciencia de Datos aprendidas en el máster, incluyendo limpieza de datos, selección de variables, modelado predictivo, validación cruzada y evaluación robusta de modelos.</w:t>
+      </w:r>
+    </w:p>
+    <w:p>
+      <w:pPr>
+        <w:rPr>
+          <w:rFonts w:ascii="Arial" w:hAnsi="Arial" w:cs="Arial"/>
+        </w:rPr>
+      </w:pPr>
+    </w:p>
+    <w:p>
+      <w:pPr>
+        <w:rPr>
+          <w:rFonts w:ascii="Arial" w:hAnsi="Arial" w:cs="Arial"/>
+        </w:rPr>
+      </w:pPr>
+      <w:r>
+        <w:rPr>
+          <w:rFonts w:ascii="Arial" w:hAnsi="Arial" w:cs="Arial"/>
+        </w:rPr>
+        <w:t xml:space="preserve">En este capítulo se describe de forma detallada el proceso completo seguido para el tratamiento del conjunto de datos CMAPSS, desde la preparación inicial de los datos hasta la selección y evaluación final del modelo predictivo. El objetivo no es únicamente maximizar el rendimiento en un conjunto </w:t>
+      </w:r>
+      <w:proofErr w:type="gramStart"/>
+      <w:r>
+        <w:rPr>
+          <w:rFonts w:ascii="Arial" w:hAnsi="Arial" w:cs="Arial"/>
+        </w:rPr>
+        <w:t>de test</w:t>
+      </w:r>
+      <w:proofErr w:type="gramEnd"/>
+      <w:r>
+        <w:rPr>
+          <w:rFonts w:ascii="Arial" w:hAnsi="Arial" w:cs="Arial"/>
+        </w:rPr>
+        <w:t xml:space="preserve"> concreto, sino construir un modelo estable, generalizable y plenamente integrable</w:t>
+      </w:r>
+      <w:r>
+        <w:rPr>
+          <w:rFonts w:ascii="Arial" w:hAnsi="Arial" w:cs="Arial"/>
+        </w:rPr>
+        <w:t xml:space="preserve"> </w:t>
+      </w:r>
+      <w:r>
+        <w:rPr>
+          <w:rFonts w:ascii="Arial" w:hAnsi="Arial" w:cs="Arial"/>
+        </w:rPr>
+        <w:t xml:space="preserve">en el sistema </w:t>
+      </w:r>
+      <w:proofErr w:type="spellStart"/>
+      <w:r>
+        <w:rPr>
+          <w:rFonts w:ascii="Arial" w:hAnsi="Arial" w:cs="Arial"/>
+        </w:rPr>
+        <w:t>multiagente</w:t>
+      </w:r>
+      <w:proofErr w:type="spellEnd"/>
+      <w:r>
+        <w:rPr>
+          <w:rFonts w:ascii="Arial" w:hAnsi="Arial" w:cs="Arial"/>
+        </w:rPr>
+        <w:t xml:space="preserve"> desarrollado.</w:t>
+      </w:r>
+    </w:p>
+    <w:p>
+      <w:pPr>
+        <w:rPr>
+          <w:rFonts w:ascii="Arial" w:hAnsi="Arial" w:cs="Arial"/>
+        </w:rPr>
+      </w:pPr>
+    </w:p>
+    <w:p>
+      <w:pPr>
+        <w:pStyle w:val="Ttulo2"/>
+      </w:pPr>
+      <w:bookmarkStart w:id="13" w:name="_Toc219049496"/>
+      <w:r>
+        <w:t>4.2 Descripción del conjunto de datos CMAPSS</w:t>
+      </w:r>
+      <w:bookmarkEnd w:id="13"/>
+    </w:p>
+    <w:p>
+      <w:pPr>
+        <w:rPr>
+          <w:rFonts w:ascii="Arial" w:hAnsi="Arial" w:cs="Arial"/>
+        </w:rPr>
+      </w:pPr>
+    </w:p>
+    <w:p>
+      <w:pPr>
+        <w:rPr>
+          <w:rFonts w:ascii="Arial" w:hAnsi="Arial" w:cs="Arial"/>
+        </w:rPr>
+      </w:pPr>
+      <w:r>
+        <w:rPr>
+          <w:rFonts w:ascii="Arial" w:hAnsi="Arial" w:cs="Arial"/>
+        </w:rPr>
+        <w:t xml:space="preserve">El conjunto de datos CMAPSS, desarrollado por la NASA, simula el comportamiento de motores aeronáuticos sometidos a distintos regímenes operativos y modos de degradación. Se trata de un dataset sintético ampliamente utilizado como </w:t>
+      </w:r>
+      <w:proofErr w:type="spellStart"/>
+      <w:r>
+        <w:rPr>
+          <w:rFonts w:ascii="Arial" w:hAnsi="Arial" w:cs="Arial"/>
+        </w:rPr>
+        <w:t>benchmark</w:t>
+      </w:r>
+      <w:proofErr w:type="spellEnd"/>
+      <w:r>
+        <w:rPr>
+          <w:rFonts w:ascii="Arial" w:hAnsi="Arial" w:cs="Arial"/>
+        </w:rPr>
+        <w:t xml:space="preserve"> en problemas de predicción de RUL.</w:t>
+      </w:r>
+    </w:p>
+    <w:p>
+      <w:pPr>
+        <w:rPr>
+          <w:rFonts w:ascii="Arial" w:hAnsi="Arial" w:cs="Arial"/>
+        </w:rPr>
+      </w:pPr>
+    </w:p>
+    <w:p>
+      <w:pPr>
+        <w:rPr>
+          <w:rFonts w:ascii="Arial" w:hAnsi="Arial" w:cs="Arial"/>
+        </w:rPr>
+      </w:pPr>
+      <w:r>
+        <w:rPr>
+          <w:rFonts w:ascii="Arial" w:hAnsi="Arial" w:cs="Arial"/>
+        </w:rPr>
+        <w:t>El dataset se estructura en cuatro subconjuntos independientes (FD001, FD002, FD003 y FD004), que difieren en complejidad y condiciones operativas. Cada observación contiene:</w:t>
+      </w:r>
+    </w:p>
+    <w:p>
+      <w:pPr>
+        <w:rPr>
+          <w:rFonts w:ascii="Arial" w:hAnsi="Arial" w:cs="Arial"/>
+        </w:rPr>
+      </w:pPr>
+    </w:p>
+    <w:p>
+      <w:pPr>
+        <w:rPr>
+          <w:rFonts w:ascii="Arial" w:hAnsi="Arial" w:cs="Arial"/>
+        </w:rPr>
+      </w:pPr>
+      <w:r>
+        <w:rPr>
+          <w:rFonts w:ascii="Arial" w:hAnsi="Arial" w:cs="Arial"/>
+        </w:rPr>
+        <w:t>* Identificador de unidad.</w:t>
+      </w:r>
+    </w:p>
+    <w:p>
+      <w:pPr>
+        <w:rPr>
+          <w:rFonts w:ascii="Arial" w:hAnsi="Arial" w:cs="Arial"/>
+        </w:rPr>
+      </w:pPr>
+      <w:r>
+        <w:rPr>
+          <w:rFonts w:ascii="Arial" w:hAnsi="Arial" w:cs="Arial"/>
+        </w:rPr>
+        <w:t>* Número de ciclo de operación.</w:t>
+      </w:r>
+    </w:p>
+    <w:p>
+      <w:pPr>
+        <w:rPr>
+          <w:rFonts w:ascii="Arial" w:hAnsi="Arial" w:cs="Arial"/>
+        </w:rPr>
+      </w:pPr>
+      <w:r>
+        <w:rPr>
+          <w:rFonts w:ascii="Arial" w:hAnsi="Arial" w:cs="Arial"/>
+        </w:rPr>
+        <w:t>* Tres variables de configuración.</w:t>
+      </w:r>
+    </w:p>
+    <w:p>
+      <w:pPr>
+        <w:rPr>
+          <w:rFonts w:ascii="Arial" w:hAnsi="Arial" w:cs="Arial"/>
+        </w:rPr>
+      </w:pPr>
+      <w:r>
+        <w:rPr>
+          <w:rFonts w:ascii="Arial" w:hAnsi="Arial" w:cs="Arial"/>
+        </w:rPr>
+        <w:t>* Veintiuna señales de sensores.</w:t>
+      </w:r>
+    </w:p>
+    <w:p>
+      <w:pPr>
+        <w:rPr>
+          <w:rFonts w:ascii="Arial" w:hAnsi="Arial" w:cs="Arial"/>
+        </w:rPr>
+      </w:pPr>
+    </w:p>
+    <w:p>
+      <w:pPr>
+        <w:rPr>
+          <w:rFonts w:ascii="Arial" w:hAnsi="Arial" w:cs="Arial"/>
+        </w:rPr>
+      </w:pPr>
+      <w:r>
+        <w:rPr>
+          <w:rFonts w:ascii="Arial" w:hAnsi="Arial" w:cs="Arial"/>
+        </w:rPr>
+        <w:t>Para cada subconjunto se dispone de datos de entrenamiento, datos de test y un archivo independiente con los valores reales de RUL del conjunto de test.</w:t>
+      </w:r>
+    </w:p>
+    <w:p>
+      <w:pPr>
+        <w:rPr>
+          <w:rFonts w:ascii="Arial" w:hAnsi="Arial" w:cs="Arial"/>
+        </w:rPr>
+      </w:pPr>
+    </w:p>
+    <w:p>
+      <w:pPr>
+        <w:pStyle w:val="Ttulo2"/>
+      </w:pPr>
+      <w:bookmarkStart w:id="14" w:name="_Toc219049497"/>
+      <w:r>
+        <w:t>4.3 Caracterización de los subconjuntos y escenario experimental</w:t>
+      </w:r>
+      <w:bookmarkEnd w:id="14"/>
+    </w:p>
+    <w:p>
+      <w:pPr>
+        <w:rPr>
+          <w:rFonts w:ascii="Arial" w:hAnsi="Arial" w:cs="Arial"/>
+        </w:rPr>
+      </w:pPr>
+    </w:p>
+    <w:p>
+      <w:pPr>
+        <w:rPr>
+          <w:rFonts w:ascii="Arial" w:hAnsi="Arial" w:cs="Arial"/>
+        </w:rPr>
+      </w:pPr>
+      <w:r>
+        <w:rPr>
+          <w:rFonts w:ascii="Arial" w:hAnsi="Arial" w:cs="Arial"/>
+        </w:rPr>
+        <w:t>El conjunto de datos CMAPSS está compuesto por cuatro subconjuntos independientes (FD001–FD004), diseñados para simular distintos escenarios operativos y modos de degradación en motores aeronáuticos. Cada subconjunto contiene múltiples series temporales multivariantes, donde cada serie corresponde a un motor distinto perteneciente a una misma flota.</w:t>
+      </w:r>
+    </w:p>
+    <w:p>
+      <w:pPr>
+        <w:rPr>
+          <w:rFonts w:ascii="Arial" w:hAnsi="Arial" w:cs="Arial"/>
+        </w:rPr>
+      </w:pPr>
+    </w:p>
+    <w:p>
+      <w:pPr>
+        <w:rPr>
+          <w:rFonts w:ascii="Arial" w:hAnsi="Arial" w:cs="Arial"/>
+        </w:rPr>
+      </w:pPr>
+      <w:r>
+        <w:rPr>
+          <w:rFonts w:ascii="Arial" w:hAnsi="Arial" w:cs="Arial"/>
+        </w:rPr>
+        <w:t>Todos los motores comienzan su operación en estado nominal y desarrollan progresivamente uno o varios fallos hasta alcanzar la avería. En el conjunto de entrenamiento, las trayectorias se extienden hasta el fallo, mientras que en el conjunto de test finalizan antes de dicho evento. El objetivo es predecir el número de ciclos restantes hasta el fallo (RUL) a partir del último estado observado, para lo cual se proporcionan los valores reales de RUL del conjunto de test.</w:t>
+      </w:r>
+    </w:p>
+    <w:p>
+      <w:pPr>
+        <w:rPr>
+          <w:rFonts w:ascii="Arial" w:hAnsi="Arial" w:cs="Arial"/>
+        </w:rPr>
+      </w:pPr>
+    </w:p>
+    <w:p>
+      <w:pPr>
+        <w:rPr>
+          <w:rFonts w:ascii="Arial" w:hAnsi="Arial" w:cs="Arial"/>
+        </w:rPr>
+      </w:pPr>
+      <w:r>
+        <w:rPr>
+          <w:rFonts w:ascii="Arial" w:hAnsi="Arial" w:cs="Arial"/>
+        </w:rPr>
+        <w:t>Los subconjuntos difieren en complejidad según el número de condiciones operativas y modos de fallo:</w:t>
+      </w:r>
+    </w:p>
+    <w:p>
+      <w:pPr>
+        <w:rPr>
+          <w:rFonts w:ascii="Arial" w:hAnsi="Arial" w:cs="Arial"/>
+        </w:rPr>
+      </w:pPr>
+    </w:p>
+    <w:p>
+      <w:pPr>
+        <w:rPr>
+          <w:rFonts w:ascii="Arial" w:hAnsi="Arial" w:cs="Arial"/>
+        </w:rPr>
+      </w:pPr>
+      <w:r>
+        <w:rPr>
+          <w:rFonts w:ascii="Arial" w:hAnsi="Arial" w:cs="Arial"/>
+        </w:rPr>
+        <w:t>FD001: 100 trayectorias de entrenamiento y 100 de test, un único régimen operativo (nivel del mar) y un único modo de fallo (degradación del HPC). Representa el escenario más sencillo.</w:t>
+      </w:r>
+    </w:p>
+    <w:p>
+      <w:pPr>
+        <w:rPr>
+          <w:rFonts w:ascii="Arial" w:hAnsi="Arial" w:cs="Arial"/>
+        </w:rPr>
+      </w:pPr>
+    </w:p>
+    <w:p>
+      <w:pPr>
+        <w:rPr>
+          <w:rFonts w:ascii="Arial" w:hAnsi="Arial" w:cs="Arial"/>
+        </w:rPr>
+      </w:pPr>
+      <w:r>
+        <w:rPr>
+          <w:rFonts w:ascii="Arial" w:hAnsi="Arial" w:cs="Arial"/>
+        </w:rPr>
+        <w:lastRenderedPageBreak/>
+        <w:t>FD002: 260 trayectorias de entrenamiento y 259 de test, seis condiciones operativas y un único modo de fallo (HPC), introduciendo alta variabilidad operacional.</w:t>
+      </w:r>
+    </w:p>
+    <w:p>
+      <w:pPr>
+        <w:rPr>
+          <w:rFonts w:ascii="Arial" w:hAnsi="Arial" w:cs="Arial"/>
+        </w:rPr>
+      </w:pPr>
+    </w:p>
+    <w:p>
+      <w:pPr>
+        <w:rPr>
+          <w:rFonts w:ascii="Arial" w:hAnsi="Arial" w:cs="Arial"/>
+        </w:rPr>
+      </w:pPr>
+      <w:r>
+        <w:rPr>
+          <w:rFonts w:ascii="Arial" w:hAnsi="Arial" w:cs="Arial"/>
+        </w:rPr>
+        <w:t>FD003: 100 trayectorias de entrenamiento y 100 de test, un único régimen operativo y dos modos de fallo (HPC y Fan), lo que incrementa la complejidad estructural.</w:t>
+      </w:r>
+    </w:p>
+    <w:p>
+      <w:pPr>
+        <w:rPr>
+          <w:rFonts w:ascii="Arial" w:hAnsi="Arial" w:cs="Arial"/>
+        </w:rPr>
+      </w:pPr>
+    </w:p>
+    <w:p>
+      <w:pPr>
+        <w:rPr>
+          <w:rFonts w:ascii="Arial" w:hAnsi="Arial" w:cs="Arial"/>
+        </w:rPr>
+      </w:pPr>
+      <w:r>
+        <w:rPr>
+          <w:rFonts w:ascii="Arial" w:hAnsi="Arial" w:cs="Arial"/>
+        </w:rPr>
+        <w:t>FD004: 248 trayectorias de entrenamiento y 249 de test, seis condiciones operativas y dos modos de fallo (HPC y Fan), constituyendo el escenario más complejo.</w:t>
+      </w:r>
+    </w:p>
+    <w:p>
+      <w:pPr>
+        <w:rPr>
+          <w:rFonts w:ascii="Arial" w:hAnsi="Arial" w:cs="Arial"/>
+        </w:rPr>
+      </w:pPr>
+    </w:p>
+    <w:p>
+      <w:pPr>
+        <w:rPr>
+          <w:rFonts w:ascii="Arial" w:hAnsi="Arial" w:cs="Arial"/>
+        </w:rPr>
+      </w:pPr>
+      <w:r>
+        <w:rPr>
+          <w:rFonts w:ascii="Arial" w:hAnsi="Arial" w:cs="Arial"/>
+        </w:rPr>
+        <w:t>En todos los casos, los datos incluyen tres variables de configuración operativa y múltiples señales de sensores afectadas por ruido, reflejando condiciones realistas de adquisición industrial. Cada observación corresponde a un ciclo de operación y se proporciona en formato texto con 26 columnas: identificador del motor, número de ciclo, variables operativas y mediciones de sensores.</w:t>
+      </w:r>
+    </w:p>
+    <w:p>
+      <w:pPr>
+        <w:rPr>
+          <w:rFonts w:ascii="Arial" w:hAnsi="Arial" w:cs="Arial"/>
+        </w:rPr>
+      </w:pPr>
+    </w:p>
+    <w:p>
+      <w:pPr>
+        <w:rPr>
+          <w:rFonts w:ascii="Arial" w:hAnsi="Arial" w:cs="Arial"/>
+        </w:rPr>
+      </w:pPr>
+      <w:r>
+        <w:rPr>
+          <w:rFonts w:ascii="Arial" w:hAnsi="Arial" w:cs="Arial"/>
+        </w:rPr>
+        <w:t>Esta diferenciación entre subconjuntos resulta fundamental para interpretar los resultados obtenidos posteriormente, ya que la combinación de variabilidad operacional y múltiples modos de fallo tiene un impacto directo en la estabilidad y capacidad de generalización de los modelos de predicción de RUL.</w:t>
+      </w:r>
+    </w:p>
+    <w:p>
+      <w:pPr>
+        <w:rPr>
+          <w:rFonts w:ascii="Arial" w:hAnsi="Arial" w:cs="Arial"/>
+        </w:rPr>
+      </w:pPr>
+    </w:p>
+    <w:p>
+      <w:pPr>
+        <w:pStyle w:val="Ttulo2"/>
+      </w:pPr>
+      <w:bookmarkStart w:id="15" w:name="_Toc219049498"/>
+      <w:r>
+        <w:t>4.</w:t>
+      </w:r>
+      <w:r>
+        <w:t>4</w:t>
+      </w:r>
+      <w:r>
+        <w:t xml:space="preserve"> Análisis inicial y control de calidad de los datos</w:t>
+      </w:r>
+      <w:bookmarkEnd w:id="15"/>
+    </w:p>
+    <w:p>
+      <w:pPr>
+        <w:rPr>
+          <w:rFonts w:ascii="Arial" w:hAnsi="Arial" w:cs="Arial"/>
+        </w:rPr>
+      </w:pPr>
+    </w:p>
+    <w:p>
+      <w:pPr>
+        <w:rPr>
+          <w:rFonts w:ascii="Arial" w:hAnsi="Arial" w:cs="Arial"/>
+        </w:rPr>
+      </w:pPr>
+      <w:r>
+        <w:rPr>
+          <w:rFonts w:ascii="Arial" w:hAnsi="Arial" w:cs="Arial"/>
+        </w:rPr>
+        <w:t>Antes de iniciar el proceso de modelado, se realizó un análisis sistemático de la calidad de los datos con el objetivo de garantizar la coherencia del pipeline posterior. Este análisis incluyó:</w:t>
+      </w:r>
+    </w:p>
+    <w:p>
+      <w:pPr>
+        <w:rPr>
+          <w:rFonts w:ascii="Arial" w:hAnsi="Arial" w:cs="Arial"/>
+        </w:rPr>
+      </w:pPr>
+    </w:p>
+    <w:p>
+      <w:pPr>
+        <w:rPr>
+          <w:rFonts w:ascii="Arial" w:hAnsi="Arial" w:cs="Arial"/>
+        </w:rPr>
+      </w:pPr>
+      <w:r>
+        <w:rPr>
+          <w:rFonts w:ascii="Arial" w:hAnsi="Arial" w:cs="Arial"/>
+        </w:rPr>
+        <w:t>* Verificación de valores nulos.</w:t>
+      </w:r>
+    </w:p>
+    <w:p>
+      <w:pPr>
+        <w:rPr>
+          <w:rFonts w:ascii="Arial" w:hAnsi="Arial" w:cs="Arial"/>
+        </w:rPr>
+      </w:pPr>
+      <w:r>
+        <w:rPr>
+          <w:rFonts w:ascii="Arial" w:hAnsi="Arial" w:cs="Arial"/>
+        </w:rPr>
+        <w:t>* Comprobación de la correspondencia entre unidades de test y valores de RUL.</w:t>
+      </w:r>
+    </w:p>
+    <w:p>
+      <w:pPr>
+        <w:rPr>
+          <w:rFonts w:ascii="Arial" w:hAnsi="Arial" w:cs="Arial"/>
+        </w:rPr>
+      </w:pPr>
+      <w:r>
+        <w:rPr>
+          <w:rFonts w:ascii="Arial" w:hAnsi="Arial" w:cs="Arial"/>
+        </w:rPr>
+        <w:t>* Identificación de variables constantes o con varianza nula.</w:t>
+      </w:r>
+    </w:p>
+    <w:p>
+      <w:pPr>
+        <w:rPr>
+          <w:rFonts w:ascii="Arial" w:hAnsi="Arial" w:cs="Arial"/>
+        </w:rPr>
+      </w:pPr>
+    </w:p>
+    <w:p>
+      <w:pPr>
+        <w:rPr>
+          <w:rFonts w:ascii="Arial" w:hAnsi="Arial" w:cs="Arial"/>
+        </w:rPr>
+      </w:pPr>
+      <w:r>
+        <w:rPr>
+          <w:rFonts w:ascii="Arial" w:hAnsi="Arial" w:cs="Arial"/>
+        </w:rPr>
+        <w:lastRenderedPageBreak/>
+        <w:t xml:space="preserve">Este proceso permitió detectar que, dependiendo del subconjunto FD, ciertas señales de sensores no aportan información discriminativa. Dichas variables fueron eliminadas de forma automática, reduciendo ruido y mejorando la estabilidad de </w:t>
+      </w:r>
+      <w:r>
+        <w:rPr>
+          <w:rFonts w:ascii="Arial" w:hAnsi="Arial" w:cs="Arial"/>
+        </w:rPr>
+        <w:t>las predicciones</w:t>
+      </w:r>
+      <w:r>
+        <w:rPr>
+          <w:rFonts w:ascii="Arial" w:hAnsi="Arial" w:cs="Arial"/>
+        </w:rPr>
+        <w:t>.</w:t>
+      </w:r>
+    </w:p>
+    <w:p>
+      <w:pPr>
+        <w:rPr>
+          <w:rFonts w:ascii="Arial" w:hAnsi="Arial" w:cs="Arial"/>
+        </w:rPr>
+      </w:pPr>
+    </w:p>
+    <w:p>
+      <w:pPr>
+        <w:rPr>
+          <w:rFonts w:ascii="Arial" w:hAnsi="Arial" w:cs="Arial"/>
+        </w:rPr>
+      </w:pPr>
+      <w:r>
+        <w:rPr>
+          <w:rFonts w:ascii="Arial" w:hAnsi="Arial" w:cs="Arial"/>
+        </w:rPr>
+        <w:t>&gt; **[Figura 4.1: Resumen del análisis de calidad y eliminación de variables constantes en CMAPSS]**</w:t>
+      </w:r>
+    </w:p>
+    <w:p>
+      <w:pPr>
+        <w:rPr>
+          <w:rFonts w:ascii="Arial" w:hAnsi="Arial" w:cs="Arial"/>
+        </w:rPr>
+      </w:pPr>
+    </w:p>
+    <w:p>
+      <w:pPr>
+        <w:rPr>
+          <w:rFonts w:ascii="Arial" w:hAnsi="Arial" w:cs="Arial"/>
+        </w:rPr>
+      </w:pPr>
+    </w:p>
+    <w:p>
+      <w:pPr>
+        <w:rPr>
+          <w:rFonts w:ascii="Arial" w:hAnsi="Arial" w:cs="Arial"/>
+        </w:rPr>
+      </w:pPr>
+    </w:p>
+    <w:p>
+      <w:pPr>
+        <w:pStyle w:val="Ttulo2"/>
+      </w:pPr>
+      <w:bookmarkStart w:id="16" w:name="_Toc219049499"/>
+      <w:r>
+        <w:t>4.</w:t>
+      </w:r>
+      <w:r>
+        <w:t>5</w:t>
+      </w:r>
+      <w:r>
+        <w:t xml:space="preserve"> Ingeniería de variables y selección de características</w:t>
+      </w:r>
+      <w:bookmarkEnd w:id="16"/>
+    </w:p>
+    <w:p>
+      <w:pPr>
+        <w:rPr>
+          <w:rFonts w:ascii="Arial" w:hAnsi="Arial" w:cs="Arial"/>
+        </w:rPr>
+      </w:pPr>
+    </w:p>
+    <w:p>
+      <w:pPr>
+        <w:rPr>
+          <w:rFonts w:ascii="Arial" w:hAnsi="Arial" w:cs="Arial"/>
+        </w:rPr>
+      </w:pPr>
+      <w:r>
+        <w:rPr>
+          <w:rFonts w:ascii="Arial" w:hAnsi="Arial" w:cs="Arial"/>
+        </w:rPr>
+        <w:t xml:space="preserve">Tras </w:t>
+      </w:r>
+      <w:r>
+        <w:rPr>
+          <w:rFonts w:ascii="Arial" w:hAnsi="Arial" w:cs="Arial"/>
+        </w:rPr>
+        <w:t>esta limpieza inicial,</w:t>
+      </w:r>
+      <w:r>
+        <w:rPr>
+          <w:rFonts w:ascii="Arial" w:hAnsi="Arial" w:cs="Arial"/>
+        </w:rPr>
+        <w:t xml:space="preserve"> se definió el conjunto final de variables de entrada para cada subconjunto FD siguiendo criterios estrictamente orientados a la generalización:</w:t>
+      </w:r>
+    </w:p>
+    <w:p>
+      <w:pPr>
+        <w:rPr>
+          <w:rFonts w:ascii="Arial" w:hAnsi="Arial" w:cs="Arial"/>
+        </w:rPr>
+      </w:pPr>
+    </w:p>
+    <w:p>
+      <w:pPr>
+        <w:rPr>
+          <w:rFonts w:ascii="Arial" w:hAnsi="Arial" w:cs="Arial"/>
+        </w:rPr>
+      </w:pPr>
+      <w:r>
+        <w:rPr>
+          <w:rFonts w:ascii="Arial" w:hAnsi="Arial" w:cs="Arial"/>
+        </w:rPr>
+        <w:t>* Eliminación de columnas constantes o cuasi-constantes.</w:t>
+      </w:r>
+    </w:p>
+    <w:p>
+      <w:pPr>
+        <w:rPr>
+          <w:rFonts w:ascii="Arial" w:hAnsi="Arial" w:cs="Arial"/>
+        </w:rPr>
+      </w:pPr>
+      <w:r>
+        <w:rPr>
+          <w:rFonts w:ascii="Arial" w:hAnsi="Arial" w:cs="Arial"/>
+        </w:rPr>
+        <w:t>* Conservación de sensores con variabilidad significativa.</w:t>
+      </w:r>
+    </w:p>
+    <w:p>
+      <w:pPr>
+        <w:rPr>
+          <w:rFonts w:ascii="Arial" w:hAnsi="Arial" w:cs="Arial"/>
+        </w:rPr>
+      </w:pPr>
+      <w:r>
+        <w:rPr>
+          <w:rFonts w:ascii="Arial" w:hAnsi="Arial" w:cs="Arial"/>
+        </w:rPr>
+        <w:t>* Homogeneización del conjunto de variables entre entrenamiento y test.</w:t>
+      </w:r>
+    </w:p>
+    <w:p>
+      <w:pPr>
+        <w:rPr>
+          <w:rFonts w:ascii="Arial" w:hAnsi="Arial" w:cs="Arial"/>
+        </w:rPr>
+      </w:pPr>
+    </w:p>
+    <w:p>
+      <w:pPr>
+        <w:rPr>
+          <w:rFonts w:ascii="Arial" w:hAnsi="Arial" w:cs="Arial"/>
+        </w:rPr>
+      </w:pPr>
+      <w:r>
+        <w:rPr>
+          <w:rFonts w:ascii="Arial" w:hAnsi="Arial" w:cs="Arial"/>
+        </w:rPr>
+        <w:t>No se aplicaron técnicas explícitas de reducción de dimensionalidad como PCA en esta fase, ya que los modelos recurrentes empleados son capaces de aprender representaciones latentes directamente a partir de secuencias temporales.</w:t>
+      </w:r>
+    </w:p>
+    <w:p>
+      <w:pPr>
+        <w:rPr>
+          <w:rFonts w:ascii="Arial" w:hAnsi="Arial" w:cs="Arial"/>
+        </w:rPr>
+      </w:pPr>
+    </w:p>
+    <w:p>
+      <w:pPr>
+        <w:pStyle w:val="Ttulo2"/>
+      </w:pPr>
+      <w:bookmarkStart w:id="17" w:name="_Toc219049500"/>
+      <w:r>
+        <w:t>4.</w:t>
+      </w:r>
+      <w:r>
+        <w:t>6</w:t>
+      </w:r>
+      <w:r>
+        <w:t xml:space="preserve"> Normalización y escalado de los datos</w:t>
+      </w:r>
+      <w:bookmarkEnd w:id="17"/>
+    </w:p>
+    <w:p>
+      <w:pPr>
+        <w:rPr>
+          <w:rFonts w:ascii="Arial" w:hAnsi="Arial" w:cs="Arial"/>
+        </w:rPr>
+      </w:pPr>
+    </w:p>
+    <w:p>
+      <w:pPr>
+        <w:rPr>
+          <w:rFonts w:ascii="Arial" w:hAnsi="Arial" w:cs="Arial"/>
+        </w:rPr>
+      </w:pPr>
+      <w:r>
+        <w:rPr>
+          <w:rFonts w:ascii="Arial" w:hAnsi="Arial" w:cs="Arial"/>
+        </w:rPr>
+        <w:t xml:space="preserve">Las señales de sensores presentan escalas heterogéneas, por lo que se aplicó un proceso de normalización mediante </w:t>
+      </w:r>
+      <w:r>
         <w:rPr>
           <w:rFonts w:ascii="Arial" w:hAnsi="Arial" w:cs="Arial"/>
           <w:b/>
           <w:bCs/>
         </w:rPr>
-      </w:pPr>
+        <w:t xml:space="preserve">Standard </w:t>
+      </w:r>
+      <w:proofErr w:type="spellStart"/>
       <w:r>
         <w:rPr>
           <w:rFonts w:ascii="Arial" w:hAnsi="Arial" w:cs="Arial"/>
           <w:b/>
           <w:bCs/>
         </w:rPr>
-        <w:t>3.6 Consideraciones metodológicas</w:t>
-      </w:r>
-    </w:p>
-    <w:p>
-      <w:pPr>
-        <w:rPr>
-          <w:rFonts w:ascii="Arial" w:hAnsi="Arial" w:cs="Arial"/>
-        </w:rPr>
-      </w:pPr>
+        <w:t>Scaling</w:t>
+      </w:r>
+      <w:proofErr w:type="spellEnd"/>
+      <w:r>
+        <w:rPr>
+          <w:rFonts w:ascii="Arial" w:hAnsi="Arial" w:cs="Arial"/>
+        </w:rPr>
+        <w:t xml:space="preserve">. El escalador se ajustó exclusivamente con datos de entrenamiento y se aplicó posteriormente al conjunto </w:t>
+      </w:r>
+      <w:proofErr w:type="gramStart"/>
+      <w:r>
+        <w:rPr>
+          <w:rFonts w:ascii="Arial" w:hAnsi="Arial" w:cs="Arial"/>
+        </w:rPr>
+        <w:t>de test</w:t>
+      </w:r>
+      <w:proofErr w:type="gramEnd"/>
+      <w:r>
+        <w:rPr>
+          <w:rFonts w:ascii="Arial" w:hAnsi="Arial" w:cs="Arial"/>
+        </w:rPr>
+        <w:t xml:space="preserve">, evitando fugas de información (*data </w:t>
+      </w:r>
+      <w:proofErr w:type="spellStart"/>
+      <w:r>
+        <w:rPr>
+          <w:rFonts w:ascii="Arial" w:hAnsi="Arial" w:cs="Arial"/>
+        </w:rPr>
+        <w:t>leakage</w:t>
+      </w:r>
+      <w:proofErr w:type="spellEnd"/>
+      <w:r>
+        <w:rPr>
+          <w:rFonts w:ascii="Arial" w:hAnsi="Arial" w:cs="Arial"/>
+        </w:rPr>
+        <w:t>*).</w:t>
+      </w:r>
+    </w:p>
+    <w:p>
+      <w:pPr>
+        <w:rPr>
+          <w:rFonts w:ascii="Arial" w:hAnsi="Arial" w:cs="Arial"/>
+        </w:rPr>
+      </w:pPr>
+    </w:p>
+    <w:p>
+      <w:pPr>
+        <w:rPr>
+          <w:rFonts w:ascii="Arial" w:hAnsi="Arial" w:cs="Arial"/>
+        </w:rPr>
+      </w:pPr>
+    </w:p>
+    <w:p>
+      <w:pPr>
+        <w:rPr>
+          <w:rFonts w:ascii="Arial" w:hAnsi="Arial" w:cs="Arial"/>
+        </w:rPr>
+      </w:pPr>
+    </w:p>
+    <w:p>
+      <w:pPr>
+        <w:pStyle w:val="Ttulo2"/>
+      </w:pPr>
+      <w:bookmarkStart w:id="18" w:name="_Toc219049501"/>
+      <w:r>
+        <w:t>4.</w:t>
+      </w:r>
+      <w:r>
+        <w:t>7</w:t>
+      </w:r>
+      <w:r>
+        <w:t xml:space="preserve"> Construcción de secuencias temporales</w:t>
+      </w:r>
+      <w:bookmarkEnd w:id="18"/>
+    </w:p>
+    <w:p>
+      <w:pPr>
+        <w:rPr>
+          <w:rFonts w:ascii="Arial" w:hAnsi="Arial" w:cs="Arial"/>
+        </w:rPr>
+      </w:pPr>
+    </w:p>
+    <w:p>
+      <w:pPr>
+        <w:rPr>
+          <w:rFonts w:ascii="Arial" w:hAnsi="Arial" w:cs="Arial"/>
+        </w:rPr>
+      </w:pPr>
+      <w:r>
+        <w:rPr>
+          <w:rFonts w:ascii="Arial" w:hAnsi="Arial" w:cs="Arial"/>
+        </w:rPr>
+        <w:t>Para adaptar los datos a modelos recurrentes, las observaciones individuales se transformaron en secuencias temporales de longitud fija mediante una ventana deslizante. En el conjunto de entrenamiento se generan múltiples secuencias por unidad, mientras que en el conjunto de test se utiliza exclusivamente la última ventana disponible.</w:t>
+      </w:r>
+    </w:p>
+    <w:p>
+      <w:pPr>
+        <w:rPr>
+          <w:rFonts w:ascii="Arial" w:hAnsi="Arial" w:cs="Arial"/>
+        </w:rPr>
+      </w:pPr>
+    </w:p>
+    <w:p>
+      <w:pPr>
+        <w:rPr>
+          <w:rFonts w:ascii="Arial" w:hAnsi="Arial" w:cs="Arial"/>
+        </w:rPr>
+      </w:pPr>
+      <w:r>
+        <w:rPr>
+          <w:rFonts w:ascii="Arial" w:hAnsi="Arial" w:cs="Arial"/>
+        </w:rPr>
+        <w:t>Este enfoque permite capturar patrones dinámicos de degradación relevantes para la predicción de RUL.</w:t>
+      </w:r>
+    </w:p>
+    <w:p>
+      <w:pPr>
+        <w:rPr>
+          <w:rFonts w:ascii="Arial" w:hAnsi="Arial" w:cs="Arial"/>
+        </w:rPr>
+      </w:pPr>
+    </w:p>
+    <w:p>
+      <w:pPr>
+        <w:rPr>
+          <w:rFonts w:ascii="Arial" w:hAnsi="Arial" w:cs="Arial"/>
+        </w:rPr>
+      </w:pPr>
+      <w:r>
+        <w:rPr>
+          <w:rFonts w:ascii="Arial" w:hAnsi="Arial" w:cs="Arial"/>
+        </w:rPr>
+        <w:t>&gt; **[Figura 4.2: Esquema del proceso de generación de ventanas temporales]**</w:t>
+      </w:r>
+    </w:p>
+    <w:p>
+      <w:pPr>
+        <w:rPr>
+          <w:rFonts w:ascii="Arial" w:hAnsi="Arial" w:cs="Arial"/>
+        </w:rPr>
+      </w:pPr>
+    </w:p>
+    <w:p>
+      <w:pPr>
+        <w:rPr>
+          <w:rFonts w:ascii="Arial" w:hAnsi="Arial" w:cs="Arial"/>
+        </w:rPr>
+      </w:pPr>
+    </w:p>
+    <w:p>
+      <w:pPr>
+        <w:pStyle w:val="Ttulo2"/>
+      </w:pPr>
+      <w:bookmarkStart w:id="19" w:name="_Toc219049502"/>
+      <w:r>
+        <w:t>4.</w:t>
+      </w:r>
+      <w:r>
+        <w:t>8</w:t>
+      </w:r>
+      <w:r>
+        <w:t xml:space="preserve"> Arquitecturas de modelos evaluadas</w:t>
+      </w:r>
+      <w:bookmarkEnd w:id="19"/>
+    </w:p>
+    <w:p>
+      <w:pPr>
+        <w:rPr>
+          <w:rFonts w:ascii="Arial" w:hAnsi="Arial" w:cs="Arial"/>
+        </w:rPr>
+      </w:pPr>
+    </w:p>
+    <w:p>
+      <w:pPr>
+        <w:rPr>
+          <w:rFonts w:ascii="Arial" w:hAnsi="Arial" w:cs="Arial"/>
+        </w:rPr>
+      </w:pPr>
+      <w:r>
+        <w:rPr>
+          <w:rFonts w:ascii="Arial" w:hAnsi="Arial" w:cs="Arial"/>
+        </w:rPr>
+        <w:t>Se evaluaron tres arquitecturas de redes neuronales recurrentes:</w:t>
+      </w:r>
+    </w:p>
+    <w:p>
+      <w:pPr>
+        <w:pStyle w:val="Prrafodelista"/>
+        <w:numPr>
+          <w:ilvl w:val="0"/>
+          <w:numId w:val="16"/>
+        </w:numPr>
+        <w:rPr>
+          <w:rFonts w:ascii="Arial" w:hAnsi="Arial" w:cs="Arial"/>
+        </w:rPr>
+      </w:pPr>
+      <w:r>
+        <w:rPr>
+          <w:rFonts w:ascii="Arial" w:hAnsi="Arial" w:cs="Arial"/>
+        </w:rPr>
+        <w:t>RNN clásica.</w:t>
+      </w:r>
+    </w:p>
+    <w:p>
+      <w:pPr>
+        <w:pStyle w:val="Prrafodelista"/>
+        <w:numPr>
+          <w:ilvl w:val="0"/>
+          <w:numId w:val="16"/>
+        </w:numPr>
+        <w:rPr>
+          <w:rFonts w:ascii="Arial" w:hAnsi="Arial" w:cs="Arial"/>
+        </w:rPr>
+      </w:pPr>
+      <w:r>
+        <w:rPr>
+          <w:rFonts w:ascii="Arial" w:hAnsi="Arial" w:cs="Arial"/>
+        </w:rPr>
+        <w:t>LSTM.</w:t>
+      </w:r>
+    </w:p>
+    <w:p>
+      <w:pPr>
+        <w:pStyle w:val="Prrafodelista"/>
+        <w:numPr>
+          <w:ilvl w:val="0"/>
+          <w:numId w:val="16"/>
+        </w:numPr>
+        <w:rPr>
+          <w:rFonts w:ascii="Arial" w:hAnsi="Arial" w:cs="Arial"/>
+        </w:rPr>
+      </w:pPr>
+      <w:r>
+        <w:rPr>
+          <w:rFonts w:ascii="Arial" w:hAnsi="Arial" w:cs="Arial"/>
+        </w:rPr>
+        <w:t>GRU.</w:t>
+      </w:r>
+    </w:p>
+    <w:p>
+      <w:pPr>
+        <w:rPr>
+          <w:rFonts w:ascii="Arial" w:hAnsi="Arial" w:cs="Arial"/>
+        </w:rPr>
+      </w:pPr>
+      <w:r>
+        <w:rPr>
+          <w:rFonts w:ascii="Arial" w:hAnsi="Arial" w:cs="Arial"/>
+        </w:rPr>
+        <w:t>Todas las arquitecturas presentan una estructura similar basada en capas recurrentes apiladas y una capa densa final para la predicción continua de la RUL.</w:t>
+      </w:r>
+    </w:p>
+    <w:p>
+      <w:pPr>
+        <w:rPr>
+          <w:rFonts w:ascii="Arial" w:hAnsi="Arial" w:cs="Arial"/>
+        </w:rPr>
+      </w:pPr>
+    </w:p>
+    <w:p>
+      <w:pPr>
+        <w:pStyle w:val="Ttulo2"/>
+      </w:pPr>
+      <w:bookmarkStart w:id="20" w:name="_Toc219049503"/>
+      <w:r>
+        <w:t>4.</w:t>
+      </w:r>
+      <w:r>
+        <w:t>9</w:t>
+      </w:r>
+      <w:r>
+        <w:t xml:space="preserve"> Estrategia de validación cruzada</w:t>
+      </w:r>
+      <w:bookmarkEnd w:id="20"/>
+    </w:p>
+    <w:p>
+      <w:pPr>
+        <w:rPr>
+          <w:rFonts w:ascii="Arial" w:hAnsi="Arial" w:cs="Arial"/>
+        </w:rPr>
+      </w:pPr>
+    </w:p>
+    <w:p>
+      <w:pPr>
+        <w:rPr>
+          <w:rFonts w:ascii="Arial" w:hAnsi="Arial" w:cs="Arial"/>
+        </w:rPr>
+      </w:pPr>
+      <w:r>
+        <w:rPr>
+          <w:rFonts w:ascii="Arial" w:hAnsi="Arial" w:cs="Arial"/>
+        </w:rPr>
+        <w:t>Para garantizar una evaluación robusta, se implementó una validación cruzada basada en grupos (</w:t>
+      </w:r>
+      <w:proofErr w:type="spellStart"/>
+      <w:r>
+        <w:rPr>
+          <w:rFonts w:ascii="Arial" w:hAnsi="Arial" w:cs="Arial"/>
+          <w:b/>
+          <w:bCs/>
+        </w:rPr>
+        <w:t>GroupKFold</w:t>
+      </w:r>
+      <w:proofErr w:type="spellEnd"/>
+      <w:r>
+        <w:rPr>
+          <w:rFonts w:ascii="Arial" w:hAnsi="Arial" w:cs="Arial"/>
+        </w:rPr>
+        <w:t>), asegurando que todas las secuencias de una misma unidad pertenecen siempre al mismo pliegue.</w:t>
+      </w:r>
+    </w:p>
+    <w:p>
+      <w:pPr>
+        <w:rPr>
+          <w:rFonts w:ascii="Arial" w:hAnsi="Arial" w:cs="Arial"/>
+        </w:rPr>
+      </w:pPr>
+    </w:p>
+    <w:p>
+      <w:pPr>
+        <w:rPr>
+          <w:rFonts w:ascii="Arial" w:hAnsi="Arial" w:cs="Arial"/>
+        </w:rPr>
+      </w:pPr>
+      <w:r>
+        <w:rPr>
+          <w:rFonts w:ascii="Arial" w:hAnsi="Arial" w:cs="Arial"/>
+        </w:rPr>
+        <w:t xml:space="preserve">El análisis de los ficheros resumen de validación cruzada (`*_cv_summary.csv`) revela diferencias claras en la estabilidad de las arquitecturas. En el </w:t>
+      </w:r>
       <w:r>
         <w:rPr>
           <w:rFonts w:ascii="Arial" w:hAnsi="Arial" w:cs="Arial"/>
         </w:rPr>
         <w:lastRenderedPageBreak/>
-        <w:t xml:space="preserve">El pipeline descrito en este capítulo refleja una aplicación práctica de técnicas de Procesamiento del Lenguaje Natural y recuperación de información sobre datos reales no estructurados. Las decisiones relacionadas con la limpieza del texto, el tamaño de los </w:t>
-      </w:r>
-      <w:r>
-        <w:rPr>
-          <w:rFonts w:ascii="Arial" w:hAnsi="Arial" w:cs="Arial"/>
-          <w:i/>
-          <w:iCs/>
-        </w:rPr>
-        <w:t>chunks</w:t>
-      </w:r>
-      <w:r>
-        <w:rPr>
-          <w:rFonts w:ascii="Arial" w:hAnsi="Arial" w:cs="Arial"/>
-        </w:rPr>
-        <w:t xml:space="preserve"> y la organización de las bases vectoriales se han tomado con el objetivo de maximizar la calidad de la recuperación semántica, manteniendo al mismo tiempo la escalabilidad del sistema.</w:t>
-      </w:r>
-    </w:p>
-    <w:p>
-      <w:pPr>
-        <w:rPr>
-          <w:rFonts w:ascii="Arial" w:hAnsi="Arial" w:cs="Arial"/>
-        </w:rPr>
-      </w:pPr>
-      <w:r>
-        <w:rPr>
-          <w:rFonts w:ascii="Arial" w:hAnsi="Arial" w:cs="Arial"/>
-        </w:rPr>
-        <w:t>Este proceso de preparación de datos constituye la base sobre la que operan los agentes RAG descritos en capítulos posteriores, y demuestra cómo técnicas de Ciencia de Datos pueden aplicarse de forma sistemática a problemas de gestión y explotación de conocimiento textual.</w:t>
+        <w:t>subconjunto FD001, por ejemplo, la RNN presenta valores de RMSE que oscilan aproximadamente entre 25 y más de 33, mientras que GRU y LSTM muestran una dispersión significativamente menor. Este patrón se repite, con mayor intensidad, en los subconjuntos FD003 y FD004, donde las RNN alcanzan errores muy elevados en varios pliegues.</w:t>
+      </w:r>
+    </w:p>
+    <w:p>
+      <w:pPr>
+        <w:rPr>
+          <w:rFonts w:ascii="Arial" w:hAnsi="Arial" w:cs="Arial"/>
+        </w:rPr>
+      </w:pPr>
+    </w:p>
+    <w:p>
+      <w:pPr>
+        <w:rPr>
+          <w:rFonts w:ascii="Arial" w:hAnsi="Arial" w:cs="Arial"/>
+        </w:rPr>
+      </w:pPr>
+      <w:r>
+        <w:rPr>
+          <w:rFonts w:ascii="Arial" w:hAnsi="Arial" w:cs="Arial"/>
+        </w:rPr>
+        <w:t>El uso de validación cruzada basada en grupos permite evaluar no solo el rendimiento medio de cada arquitectura, sino también su robustez frente a diferentes particiones de datos, un aspecto crítico en problemas de mantenimiento predictivo donde la variabilidad entre unidades es elevada.</w:t>
+      </w:r>
+    </w:p>
+    <w:p>
+      <w:pPr>
+        <w:rPr>
+          <w:rFonts w:ascii="Arial" w:hAnsi="Arial" w:cs="Arial"/>
+        </w:rPr>
+      </w:pPr>
+    </w:p>
+    <w:p>
+      <w:pPr>
+        <w:rPr>
+          <w:rFonts w:ascii="Arial" w:hAnsi="Arial" w:cs="Arial"/>
+        </w:rPr>
+      </w:pPr>
+      <w:r>
+        <w:rPr>
+          <w:rFonts w:ascii="Arial" w:hAnsi="Arial" w:cs="Arial"/>
+        </w:rPr>
+        <w:t>El proceso de entrenamiento incorporó múltiples técnicas de regularización, incluyendo *</w:t>
+      </w:r>
+      <w:proofErr w:type="spellStart"/>
+      <w:r>
+        <w:rPr>
+          <w:rFonts w:ascii="Arial" w:hAnsi="Arial" w:cs="Arial"/>
+        </w:rPr>
+        <w:t>early</w:t>
+      </w:r>
+      <w:proofErr w:type="spellEnd"/>
+      <w:r>
+        <w:rPr>
+          <w:rFonts w:ascii="Arial" w:hAnsi="Arial" w:cs="Arial"/>
+        </w:rPr>
+        <w:t xml:space="preserve"> </w:t>
+      </w:r>
+      <w:proofErr w:type="spellStart"/>
+      <w:r>
+        <w:rPr>
+          <w:rFonts w:ascii="Arial" w:hAnsi="Arial" w:cs="Arial"/>
+        </w:rPr>
+        <w:t>stopping</w:t>
+      </w:r>
+      <w:proofErr w:type="spellEnd"/>
+      <w:r>
+        <w:rPr>
+          <w:rFonts w:ascii="Arial" w:hAnsi="Arial" w:cs="Arial"/>
+        </w:rPr>
+        <w:t>*, ajuste dinámico de la tasa de aprendizaje y regularización mediante *</w:t>
+      </w:r>
+      <w:proofErr w:type="spellStart"/>
+      <w:r>
+        <w:rPr>
+          <w:rFonts w:ascii="Arial" w:hAnsi="Arial" w:cs="Arial"/>
+        </w:rPr>
+        <w:t>weight</w:t>
+      </w:r>
+      <w:proofErr w:type="spellEnd"/>
+      <w:r>
+        <w:rPr>
+          <w:rFonts w:ascii="Arial" w:hAnsi="Arial" w:cs="Arial"/>
+        </w:rPr>
+        <w:t xml:space="preserve"> </w:t>
+      </w:r>
+      <w:proofErr w:type="spellStart"/>
+      <w:r>
+        <w:rPr>
+          <w:rFonts w:ascii="Arial" w:hAnsi="Arial" w:cs="Arial"/>
+        </w:rPr>
+        <w:t>decay</w:t>
+      </w:r>
+      <w:proofErr w:type="spellEnd"/>
+      <w:r>
+        <w:rPr>
+          <w:rFonts w:ascii="Arial" w:hAnsi="Arial" w:cs="Arial"/>
+        </w:rPr>
+        <w:t>*. Estas técnicas resultaron esenciales para estabilizar el entrenamiento, especialmente en los subconjuntos FD002, FD003 y FD004, caracterizados por una mayor complejidad operativa.</w:t>
+      </w:r>
+    </w:p>
+    <w:p>
+      <w:pPr>
+        <w:rPr>
+          <w:rFonts w:ascii="Arial" w:hAnsi="Arial" w:cs="Arial"/>
+        </w:rPr>
+      </w:pPr>
+    </w:p>
+    <w:p>
+      <w:pPr>
+        <w:rPr>
+          <w:rFonts w:ascii="Arial" w:hAnsi="Arial" w:cs="Arial"/>
+        </w:rPr>
+      </w:pPr>
+      <w:r>
+        <w:rPr>
+          <w:rFonts w:ascii="Arial" w:hAnsi="Arial" w:cs="Arial"/>
+        </w:rPr>
+        <w:t>El análisis de los ficheros *_cv_summary.csv muestra que, aunque algunas arquitecturas obtienen buenos resultados puntuales, presentan una elevada dispersión entre pliegues. En particular, las RNN clásicas muestran una fuerte dependencia de la partición utilizada, mientras que GRU y LSTM presentan comportamientos más estables, especialmente en los escenarios más complejos (FD003 y FD004).</w:t>
+      </w:r>
+    </w:p>
+    <w:p>
+      <w:pPr>
+        <w:rPr>
+          <w:rFonts w:ascii="Arial" w:hAnsi="Arial" w:cs="Arial"/>
+        </w:rPr>
+      </w:pPr>
+    </w:p>
+    <w:p>
+      <w:pPr>
+        <w:rPr>
+          <w:rFonts w:ascii="Arial" w:hAnsi="Arial" w:cs="Arial"/>
+        </w:rPr>
+      </w:pPr>
+      <w:r>
+        <w:rPr>
+          <w:rFonts w:ascii="Arial" w:hAnsi="Arial" w:cs="Arial"/>
+        </w:rPr>
+        <w:t>&gt; **[Figura 4.3: Comparación de la dispersión de RMSE por arquitectura y fold]**</w:t>
+      </w:r>
+    </w:p>
+    <w:p>
+      <w:pPr>
+        <w:rPr>
+          <w:rFonts w:ascii="Arial" w:hAnsi="Arial" w:cs="Arial"/>
+        </w:rPr>
+      </w:pPr>
+    </w:p>
+    <w:p>
+      <w:pPr>
+        <w:rPr>
+          <w:rFonts w:ascii="Arial" w:hAnsi="Arial" w:cs="Arial"/>
+        </w:rPr>
+      </w:pPr>
+    </w:p>
+    <w:p>
+      <w:pPr>
+        <w:rPr>
+          <w:rFonts w:ascii="Arial" w:hAnsi="Arial" w:cs="Arial"/>
+        </w:rPr>
+      </w:pPr>
+    </w:p>
+    <w:p>
+      <w:pPr>
+        <w:rPr>
+          <w:rFonts w:ascii="Arial" w:hAnsi="Arial" w:cs="Arial"/>
+        </w:rPr>
+      </w:pPr>
+    </w:p>
+    <w:p>
+      <w:pPr>
+        <w:pStyle w:val="Ttulo2"/>
+      </w:pPr>
+      <w:bookmarkStart w:id="21" w:name="_Toc219049505"/>
+      <w:r>
+        <w:t>4.1</w:t>
+      </w:r>
+      <w:r>
+        <w:t>0</w:t>
+      </w:r>
+      <w:r>
+        <w:t xml:space="preserve"> Comparación de arquitecturas y selección del modelo final</w:t>
+      </w:r>
+      <w:bookmarkEnd w:id="21"/>
+    </w:p>
+    <w:p>
+      <w:pPr>
+        <w:rPr>
+          <w:rFonts w:ascii="Arial" w:hAnsi="Arial" w:cs="Arial"/>
+        </w:rPr>
+      </w:pPr>
+    </w:p>
+    <w:p>
+      <w:pPr>
+        <w:rPr>
+          <w:rFonts w:ascii="Arial" w:hAnsi="Arial" w:cs="Arial"/>
+        </w:rPr>
+      </w:pPr>
+      <w:r>
+        <w:rPr>
+          <w:rFonts w:ascii="Arial" w:hAnsi="Arial" w:cs="Arial"/>
+        </w:rPr>
+        <w:t>La comparación final de arquitecturas se realizó utilizando los ficheros `*_final_comparison.csv`, que recogen las métricas obtenidas sobre el conjunto de test tras el entrenamiento definitivo.</w:t>
+      </w:r>
+    </w:p>
+    <w:p>
+      <w:pPr>
+        <w:rPr>
+          <w:rFonts w:ascii="Arial" w:hAnsi="Arial" w:cs="Arial"/>
+        </w:rPr>
+      </w:pPr>
+    </w:p>
+    <w:p>
+      <w:pPr>
+        <w:rPr>
+          <w:rFonts w:ascii="Arial" w:hAnsi="Arial" w:cs="Arial"/>
+        </w:rPr>
+      </w:pPr>
+      <w:r>
+        <w:rPr>
+          <w:rFonts w:ascii="Arial" w:hAnsi="Arial" w:cs="Arial"/>
+        </w:rPr>
+        <w:t>Los resultados muestran que:</w:t>
+      </w:r>
+    </w:p>
+    <w:p>
+      <w:pPr>
+        <w:rPr>
+          <w:rFonts w:ascii="Arial" w:hAnsi="Arial" w:cs="Arial"/>
+        </w:rPr>
+      </w:pPr>
+    </w:p>
+    <w:p>
+      <w:pPr>
+        <w:rPr>
+          <w:rFonts w:ascii="Arial" w:hAnsi="Arial" w:cs="Arial"/>
+        </w:rPr>
+      </w:pPr>
+      <w:r>
+        <w:rPr>
+          <w:rFonts w:ascii="Arial" w:hAnsi="Arial" w:cs="Arial"/>
+        </w:rPr>
+        <w:t>* En **FD001**, la RNN obtiene el menor MAE, pero presenta una elevada variabilidad en validación cruzada, con folds que superan ampliamente el RMSE de los modelos GRU y LSTM.</w:t>
+      </w:r>
+    </w:p>
+    <w:p>
+      <w:pPr>
+        <w:rPr>
+          <w:rFonts w:ascii="Arial" w:hAnsi="Arial" w:cs="Arial"/>
+        </w:rPr>
+      </w:pPr>
+      <w:r>
+        <w:rPr>
+          <w:rFonts w:ascii="Arial" w:hAnsi="Arial" w:cs="Arial"/>
+        </w:rPr>
+        <w:t>* En **FD002**, las tres arquitecturas presentan métricas similares, aunque la LSTM obtiene el menor MSE puntual. No obstante, su validación cruzada muestra una dispersión creciente en los últimos pliegues.</w:t>
+      </w:r>
+    </w:p>
+    <w:p>
+      <w:pPr>
+        <w:rPr>
+          <w:rFonts w:ascii="Arial" w:hAnsi="Arial" w:cs="Arial"/>
+        </w:rPr>
+      </w:pPr>
+      <w:r>
+        <w:rPr>
+          <w:rFonts w:ascii="Arial" w:hAnsi="Arial" w:cs="Arial"/>
+        </w:rPr>
+        <w:t>* En **FD003**, la LSTM obtiene el mejor rendimiento puntual, mientras que la RNN muestra errores significativamente mayores y una alta inestabilidad.</w:t>
+      </w:r>
+    </w:p>
+    <w:p>
+      <w:pPr>
+        <w:rPr>
+          <w:rFonts w:ascii="Arial" w:hAnsi="Arial" w:cs="Arial"/>
+        </w:rPr>
+      </w:pPr>
+      <w:r>
+        <w:rPr>
+          <w:rFonts w:ascii="Arial" w:hAnsi="Arial" w:cs="Arial"/>
+        </w:rPr>
+        <w:t>* En **FD004**, el modelo GRU obtiene de forma consistente las mejores métricas globales y una menor variabilidad entre pliegues.</w:t>
+      </w:r>
+    </w:p>
+    <w:p>
+      <w:pPr>
+        <w:rPr>
+          <w:rFonts w:ascii="Arial" w:hAnsi="Arial" w:cs="Arial"/>
+        </w:rPr>
+      </w:pPr>
+    </w:p>
+    <w:p>
+      <w:pPr>
+        <w:rPr>
+          <w:rFonts w:ascii="Arial" w:hAnsi="Arial" w:cs="Arial"/>
+        </w:rPr>
+      </w:pPr>
+      <w:r>
+        <w:rPr>
+          <w:rFonts w:ascii="Arial" w:hAnsi="Arial" w:cs="Arial"/>
+        </w:rPr>
+        <w:t>De forma agregada, el análisis de los CSV de validación cruzada evidencia que:</w:t>
+      </w:r>
+    </w:p>
+    <w:p>
+      <w:pPr>
+        <w:rPr>
+          <w:rFonts w:ascii="Arial" w:hAnsi="Arial" w:cs="Arial"/>
+        </w:rPr>
+      </w:pPr>
+    </w:p>
+    <w:p>
+      <w:pPr>
+        <w:rPr>
+          <w:rFonts w:ascii="Arial" w:hAnsi="Arial" w:cs="Arial"/>
+        </w:rPr>
+      </w:pPr>
+      <w:r>
+        <w:rPr>
+          <w:rFonts w:ascii="Arial" w:hAnsi="Arial" w:cs="Arial"/>
+        </w:rPr>
+        <w:t>* Las RNN clásicas son altamente sensibles a la partición de los datos.</w:t>
+      </w:r>
+    </w:p>
+    <w:p>
+      <w:pPr>
+        <w:rPr>
+          <w:rFonts w:ascii="Arial" w:hAnsi="Arial" w:cs="Arial"/>
+        </w:rPr>
+      </w:pPr>
+      <w:r>
+        <w:rPr>
+          <w:rFonts w:ascii="Arial" w:hAnsi="Arial" w:cs="Arial"/>
+        </w:rPr>
+        <w:t>* Las LSTM presentan buen rendimiento puntual, pero mayor dispersión en escenarios complejos.</w:t>
+      </w:r>
+    </w:p>
+    <w:p>
+      <w:pPr>
+        <w:rPr>
+          <w:rFonts w:ascii="Arial" w:hAnsi="Arial" w:cs="Arial"/>
+        </w:rPr>
+      </w:pPr>
+      <w:r>
+        <w:rPr>
+          <w:rFonts w:ascii="Arial" w:hAnsi="Arial" w:cs="Arial"/>
+        </w:rPr>
+        <w:t>* Las GRU mantienen un equilibrio óptimo entre precisión y estabilidad.</w:t>
+      </w:r>
+    </w:p>
+    <w:p>
+      <w:pPr>
+        <w:rPr>
+          <w:rFonts w:ascii="Arial" w:hAnsi="Arial" w:cs="Arial"/>
+        </w:rPr>
+      </w:pPr>
+    </w:p>
+    <w:p>
+      <w:pPr>
+        <w:rPr>
+          <w:rFonts w:ascii="Arial" w:hAnsi="Arial" w:cs="Arial"/>
+        </w:rPr>
+      </w:pPr>
+      <w:r>
+        <w:rPr>
+          <w:rFonts w:ascii="Arial" w:hAnsi="Arial" w:cs="Arial"/>
+        </w:rPr>
+        <w:t>Por estos motivos, y priorizando criterios de robustez, estabilidad y generalización, se seleccionó la arquitectura GRU como modelo final para la predicción de RUL en el sistema desarrollado.</w:t>
+      </w:r>
+    </w:p>
+    <w:p>
+      <w:pPr>
+        <w:rPr>
+          <w:rFonts w:ascii="Arial" w:hAnsi="Arial" w:cs="Arial"/>
+        </w:rPr>
+      </w:pPr>
+    </w:p>
+    <w:p>
+      <w:pPr>
+        <w:rPr>
+          <w:rFonts w:ascii="Arial" w:hAnsi="Arial" w:cs="Arial"/>
+        </w:rPr>
+      </w:pPr>
+      <w:r>
+        <w:rPr>
+          <w:rFonts w:ascii="Arial" w:hAnsi="Arial" w:cs="Arial"/>
+        </w:rPr>
+        <w:t>&gt; **[Tabla 4.1: Resumen comparativo de métricas finales y estabilidad por arquitectura y subconjunto FD]**</w:t>
+      </w:r>
+    </w:p>
+    <w:p>
+      <w:pPr>
+        <w:rPr>
+          <w:rFonts w:ascii="Arial" w:hAnsi="Arial" w:cs="Arial"/>
+        </w:rPr>
+      </w:pPr>
+    </w:p>
+    <w:p>
+      <w:pPr>
+        <w:pStyle w:val="Ttulo2"/>
+      </w:pPr>
+      <w:r>
+        <w:t>4.11 Refinamiento y mejora del modelo GRU seleccionado</w:t>
+      </w:r>
+    </w:p>
+    <w:p>
+      <w:pPr>
+        <w:rPr>
+          <w:rFonts w:ascii="Arial" w:hAnsi="Arial" w:cs="Arial"/>
+        </w:rPr>
+      </w:pPr>
+    </w:p>
+    <w:p>
+      <w:pPr>
+        <w:rPr>
+          <w:rFonts w:ascii="Arial" w:hAnsi="Arial" w:cs="Arial"/>
+        </w:rPr>
+      </w:pPr>
+      <w:r>
+        <w:rPr>
+          <w:rFonts w:ascii="Arial" w:hAnsi="Arial" w:cs="Arial"/>
+        </w:rPr>
+        <w:t xml:space="preserve">Una vez identificada la arquitectura GRU como la más adecuada, se inició una fase adicional de experimentación orientada a maximizar su rendimiento y </w:t>
+      </w:r>
+      <w:r>
+        <w:rPr>
+          <w:rFonts w:ascii="Arial" w:hAnsi="Arial" w:cs="Arial"/>
+        </w:rPr>
+        <w:lastRenderedPageBreak/>
+        <w:t>estabilidad. En esta etapa se trabajó exclusivamente sobre el modelo GRU seleccionado, introduciendo mejoras progresivas a nivel de arquitectura y configuración de entrenamiento.</w:t>
+      </w:r>
+    </w:p>
+    <w:p>
+      <w:pPr>
+        <w:rPr>
+          <w:rFonts w:ascii="Arial" w:hAnsi="Arial" w:cs="Arial"/>
+        </w:rPr>
+      </w:pPr>
+    </w:p>
+    <w:p>
+      <w:pPr>
+        <w:rPr>
+          <w:rFonts w:ascii="Arial" w:hAnsi="Arial" w:cs="Arial"/>
+        </w:rPr>
+      </w:pPr>
+      <w:r>
+        <w:rPr>
+          <w:rFonts w:ascii="Arial" w:hAnsi="Arial" w:cs="Arial"/>
+        </w:rPr>
+        <w:t>El modelo final presenta la siguiente configuración:</w:t>
+      </w:r>
+    </w:p>
+    <w:p>
+      <w:pPr>
+        <w:rPr>
+          <w:rFonts w:ascii="Arial" w:hAnsi="Arial" w:cs="Arial"/>
+        </w:rPr>
+      </w:pPr>
+      <w:r>
+        <w:rPr>
+          <w:rFonts w:ascii="Arial" w:hAnsi="Arial" w:cs="Arial"/>
+        </w:rPr>
+        <w:t>Arquitectura del modelo GRU:</w:t>
+      </w:r>
+    </w:p>
+    <w:p>
+      <w:pPr>
+        <w:rPr>
+          <w:rFonts w:ascii="Arial" w:hAnsi="Arial" w:cs="Arial"/>
+        </w:rPr>
+      </w:pPr>
+    </w:p>
+    <w:p>
+      <w:pPr>
+        <w:rPr>
+          <w:rFonts w:ascii="Arial" w:hAnsi="Arial" w:cs="Arial"/>
+        </w:rPr>
+      </w:pPr>
+      <w:r>
+        <w:rPr>
+          <w:rFonts w:ascii="Arial" w:hAnsi="Arial" w:cs="Arial"/>
+        </w:rPr>
+        <w:t>Entrada: secuencias temporales de longitud fija (ventana de 30 ciclos) con 24 variables de entrada (3 variables de configuración y 21 sensores).</w:t>
+      </w:r>
+    </w:p>
+    <w:p>
+      <w:pPr>
+        <w:rPr>
+          <w:rFonts w:ascii="Arial" w:hAnsi="Arial" w:cs="Arial"/>
+        </w:rPr>
+      </w:pPr>
+    </w:p>
+    <w:p>
+      <w:pPr>
+        <w:pStyle w:val="Prrafodelista"/>
+        <w:numPr>
+          <w:ilvl w:val="0"/>
+          <w:numId w:val="19"/>
+        </w:numPr>
+        <w:rPr>
+          <w:rFonts w:ascii="Arial" w:hAnsi="Arial" w:cs="Arial"/>
+        </w:rPr>
+      </w:pPr>
+      <w:r>
+        <w:rPr>
+          <w:rFonts w:ascii="Arial" w:hAnsi="Arial" w:cs="Arial"/>
+        </w:rPr>
+        <w:t>Primer bloque GRU:</w:t>
+      </w:r>
+    </w:p>
+    <w:p>
+      <w:pPr>
+        <w:pStyle w:val="Prrafodelista"/>
+        <w:numPr>
+          <w:ilvl w:val="1"/>
+          <w:numId w:val="19"/>
+        </w:numPr>
+        <w:rPr>
+          <w:rFonts w:ascii="Arial" w:hAnsi="Arial" w:cs="Arial"/>
+        </w:rPr>
+      </w:pPr>
+      <w:r>
+        <w:rPr>
+          <w:rFonts w:ascii="Arial" w:hAnsi="Arial" w:cs="Arial"/>
+        </w:rPr>
+        <w:t>Número de capas internas: 2</w:t>
+      </w:r>
+    </w:p>
+    <w:p>
+      <w:pPr>
+        <w:pStyle w:val="Prrafodelista"/>
+        <w:numPr>
+          <w:ilvl w:val="1"/>
+          <w:numId w:val="19"/>
+        </w:numPr>
+        <w:rPr>
+          <w:rFonts w:ascii="Arial" w:hAnsi="Arial" w:cs="Arial"/>
+        </w:rPr>
+      </w:pPr>
+      <w:r>
+        <w:rPr>
+          <w:rFonts w:ascii="Arial" w:hAnsi="Arial" w:cs="Arial"/>
+        </w:rPr>
+        <w:t>Número de neuronas ocultas: 256</w:t>
+      </w:r>
+    </w:p>
+    <w:p>
+      <w:pPr>
+        <w:pStyle w:val="Prrafodelista"/>
+        <w:numPr>
+          <w:ilvl w:val="1"/>
+          <w:numId w:val="19"/>
+        </w:numPr>
+        <w:rPr>
+          <w:rFonts w:ascii="Arial" w:hAnsi="Arial" w:cs="Arial"/>
+        </w:rPr>
+      </w:pPr>
+      <w:proofErr w:type="spellStart"/>
+      <w:r>
+        <w:rPr>
+          <w:rFonts w:ascii="Arial" w:hAnsi="Arial" w:cs="Arial"/>
+        </w:rPr>
+        <w:t>Dropout</w:t>
+      </w:r>
+      <w:proofErr w:type="spellEnd"/>
+      <w:r>
+        <w:rPr>
+          <w:rFonts w:ascii="Arial" w:hAnsi="Arial" w:cs="Arial"/>
+        </w:rPr>
+        <w:t xml:space="preserve"> recurrente: 0.3</w:t>
+      </w:r>
+    </w:p>
+    <w:p>
+      <w:pPr>
+        <w:pStyle w:val="Prrafodelista"/>
+        <w:numPr>
+          <w:ilvl w:val="1"/>
+          <w:numId w:val="19"/>
+        </w:numPr>
+        <w:rPr>
+          <w:rFonts w:ascii="Arial" w:hAnsi="Arial" w:cs="Arial"/>
+        </w:rPr>
+      </w:pPr>
+      <w:proofErr w:type="spellStart"/>
+      <w:r>
+        <w:rPr>
+          <w:rFonts w:ascii="Arial" w:hAnsi="Arial" w:cs="Arial"/>
+        </w:rPr>
+        <w:t>batch_first</w:t>
+      </w:r>
+      <w:proofErr w:type="spellEnd"/>
+      <w:r>
+        <w:rPr>
+          <w:rFonts w:ascii="Arial" w:hAnsi="Arial" w:cs="Arial"/>
+        </w:rPr>
+        <w:t xml:space="preserve"> = True</w:t>
+      </w:r>
+    </w:p>
+    <w:p>
+      <w:pPr>
+        <w:pStyle w:val="Prrafodelista"/>
+        <w:numPr>
+          <w:ilvl w:val="0"/>
+          <w:numId w:val="19"/>
+        </w:numPr>
+        <w:rPr>
+          <w:rFonts w:ascii="Arial" w:hAnsi="Arial" w:cs="Arial"/>
+        </w:rPr>
+      </w:pPr>
+      <w:r>
+        <w:rPr>
+          <w:rFonts w:ascii="Arial" w:hAnsi="Arial" w:cs="Arial"/>
+        </w:rPr>
+        <w:t>Segundo bloque GRU:</w:t>
+      </w:r>
+    </w:p>
+    <w:p>
+      <w:pPr>
+        <w:pStyle w:val="Prrafodelista"/>
+        <w:ind w:left="1440"/>
+        <w:rPr>
+          <w:rFonts w:ascii="Arial" w:hAnsi="Arial" w:cs="Arial"/>
+        </w:rPr>
+      </w:pPr>
+      <w:r>
+        <w:rPr>
+          <w:rFonts w:ascii="Arial" w:hAnsi="Arial" w:cs="Arial"/>
+        </w:rPr>
+        <w:t xml:space="preserve">Igual que el primer bloque, ahora con 128 </w:t>
+      </w:r>
+      <w:r>
+        <w:rPr>
+          <w:rFonts w:ascii="Arial" w:hAnsi="Arial" w:cs="Arial"/>
+        </w:rPr>
+        <w:t>neuronas ocultas</w:t>
+      </w:r>
+    </w:p>
+    <w:p>
+      <w:pPr>
+        <w:pStyle w:val="Prrafodelista"/>
+        <w:numPr>
+          <w:ilvl w:val="0"/>
+          <w:numId w:val="19"/>
+        </w:numPr>
+        <w:rPr>
+          <w:rFonts w:ascii="Arial" w:hAnsi="Arial" w:cs="Arial"/>
+        </w:rPr>
+      </w:pPr>
+      <w:r>
+        <w:rPr>
+          <w:rFonts w:ascii="Arial" w:hAnsi="Arial" w:cs="Arial"/>
+        </w:rPr>
+        <w:t>Capa de salida:</w:t>
+      </w:r>
+    </w:p>
+    <w:p>
+      <w:pPr>
+        <w:pStyle w:val="Prrafodelista"/>
+        <w:numPr>
+          <w:ilvl w:val="1"/>
+          <w:numId w:val="19"/>
+        </w:numPr>
+        <w:rPr>
+          <w:rFonts w:ascii="Arial" w:hAnsi="Arial" w:cs="Arial"/>
+        </w:rPr>
+      </w:pPr>
+      <w:r>
+        <w:rPr>
+          <w:rFonts w:ascii="Arial" w:hAnsi="Arial" w:cs="Arial"/>
+        </w:rPr>
+        <w:t xml:space="preserve">Tipo: </w:t>
+      </w:r>
+      <w:proofErr w:type="spellStart"/>
+      <w:r>
+        <w:rPr>
+          <w:rFonts w:ascii="Arial" w:hAnsi="Arial" w:cs="Arial"/>
+        </w:rPr>
+        <w:t>Fully</w:t>
+      </w:r>
+      <w:proofErr w:type="spellEnd"/>
+      <w:r>
+        <w:rPr>
+          <w:rFonts w:ascii="Arial" w:hAnsi="Arial" w:cs="Arial"/>
+        </w:rPr>
+        <w:t xml:space="preserve"> </w:t>
+      </w:r>
+      <w:proofErr w:type="spellStart"/>
+      <w:r>
+        <w:rPr>
+          <w:rFonts w:ascii="Arial" w:hAnsi="Arial" w:cs="Arial"/>
+        </w:rPr>
+        <w:t>Connected</w:t>
+      </w:r>
+      <w:proofErr w:type="spellEnd"/>
+      <w:r>
+        <w:rPr>
+          <w:rFonts w:ascii="Arial" w:hAnsi="Arial" w:cs="Arial"/>
+        </w:rPr>
+        <w:t xml:space="preserve"> (Linear)</w:t>
+      </w:r>
+    </w:p>
+    <w:p>
+      <w:pPr>
+        <w:pStyle w:val="Prrafodelista"/>
+        <w:numPr>
+          <w:ilvl w:val="1"/>
+          <w:numId w:val="19"/>
+        </w:numPr>
+        <w:rPr>
+          <w:rFonts w:ascii="Arial" w:hAnsi="Arial" w:cs="Arial"/>
+        </w:rPr>
+      </w:pPr>
+      <w:r>
+        <w:rPr>
+          <w:rFonts w:ascii="Arial" w:hAnsi="Arial" w:cs="Arial"/>
+        </w:rPr>
+        <w:t>Dimensión de entrada: 128</w:t>
+      </w:r>
+    </w:p>
+    <w:p>
+      <w:pPr>
+        <w:pStyle w:val="Prrafodelista"/>
+        <w:numPr>
+          <w:ilvl w:val="1"/>
+          <w:numId w:val="19"/>
+        </w:numPr>
+        <w:rPr>
+          <w:rFonts w:ascii="Arial" w:hAnsi="Arial" w:cs="Arial"/>
+        </w:rPr>
+      </w:pPr>
+      <w:r>
+        <w:rPr>
+          <w:rFonts w:ascii="Arial" w:hAnsi="Arial" w:cs="Arial"/>
+        </w:rPr>
+        <w:t>Dimensión de salida: 1</w:t>
+      </w:r>
+    </w:p>
+    <w:p>
+      <w:pPr>
+        <w:rPr>
+          <w:rFonts w:ascii="Arial" w:hAnsi="Arial" w:cs="Arial"/>
+        </w:rPr>
+      </w:pPr>
+      <w:r>
+        <w:rPr>
+          <w:rFonts w:ascii="Arial" w:hAnsi="Arial" w:cs="Arial"/>
+        </w:rPr>
+        <w:drawing>
+          <wp:inline distT="0" distB="0" distL="0" distR="0" wp14:anchorId="2E30FD1B" wp14:editId="08394206">
+            <wp:extent cx="5400040" cy="1057275"/>
+            <wp:effectExtent l="0" t="0" r="0" b="9525"/>
+            <wp:docPr id="1239999973" name="Imagen 1" descr="Texto&#10;&#10;El contenido generado por IA puede ser incorrecto."/>
+            <wp:cNvGraphicFramePr>
+              <a:graphicFrameLocks xmlns:a="http://schemas.openxmlformats.org/drawingml/2006/main" noChangeAspect="1"/>
+            </wp:cNvGraphicFramePr>
+            <a:graphic xmlns:a="http://schemas.openxmlformats.org/drawingml/2006/main">
+              <a:graphicData uri="http://schemas.openxmlformats.org/drawingml/2006/picture">
+                <pic:pic xmlns:pic="http://schemas.openxmlformats.org/drawingml/2006/picture">
+                  <pic:nvPicPr>
+                    <pic:cNvPr id="1239999973" name="Imagen 1" descr="Texto&#10;&#10;El contenido generado por IA puede ser incorrecto."/>
+                    <pic:cNvPicPr/>
+                  </pic:nvPicPr>
+                  <pic:blipFill>
+                    <a:blip r:embed="rId11"/>
+                    <a:stretch>
+                      <a:fillRect/>
+                    </a:stretch>
+                  </pic:blipFill>
+                  <pic:spPr>
+                    <a:xfrm>
+                      <a:off x="0" y="0"/>
+                      <a:ext cx="5400040" cy="1057275"/>
+                    </a:xfrm>
+                    <a:prstGeom prst="rect">
+                      <a:avLst/>
+                    </a:prstGeom>
+                  </pic:spPr>
+                </pic:pic>
+              </a:graphicData>
+            </a:graphic>
+          </wp:inline>
+        </w:drawing>
+      </w:r>
+    </w:p>
+    <w:p>
+      <w:pPr>
+        <w:rPr>
+          <w:rFonts w:ascii="Arial" w:hAnsi="Arial" w:cs="Arial"/>
+        </w:rPr>
+      </w:pPr>
+    </w:p>
+    <w:p>
+      <w:pPr>
+        <w:pStyle w:val="Prrafodelista"/>
+        <w:numPr>
+          <w:ilvl w:val="0"/>
+          <w:numId w:val="19"/>
+        </w:numPr>
+        <w:rPr>
+          <w:rFonts w:ascii="Arial" w:hAnsi="Arial" w:cs="Arial"/>
+        </w:rPr>
+      </w:pPr>
+      <w:r>
+        <w:rPr>
+          <w:rFonts w:ascii="Arial" w:hAnsi="Arial" w:cs="Arial"/>
+        </w:rPr>
+        <w:t>Configuración de entrenamiento y regularización:</w:t>
+      </w:r>
+    </w:p>
+    <w:p>
+      <w:pPr>
+        <w:rPr>
+          <w:rFonts w:ascii="Arial" w:hAnsi="Arial" w:cs="Arial"/>
+        </w:rPr>
+      </w:pPr>
+    </w:p>
+    <w:p>
+      <w:pPr>
+        <w:pStyle w:val="Prrafodelista"/>
+        <w:numPr>
+          <w:ilvl w:val="0"/>
+          <w:numId w:val="19"/>
+        </w:numPr>
+        <w:rPr>
+          <w:rFonts w:ascii="Arial" w:hAnsi="Arial" w:cs="Arial"/>
+        </w:rPr>
+      </w:pPr>
+      <w:r>
+        <w:rPr>
+          <w:rFonts w:ascii="Arial" w:hAnsi="Arial" w:cs="Arial"/>
+        </w:rPr>
+        <w:t xml:space="preserve">Función de pérdida: Mean </w:t>
+      </w:r>
+      <w:proofErr w:type="spellStart"/>
+      <w:r>
+        <w:rPr>
+          <w:rFonts w:ascii="Arial" w:hAnsi="Arial" w:cs="Arial"/>
+        </w:rPr>
+        <w:t>Squared</w:t>
+      </w:r>
+      <w:proofErr w:type="spellEnd"/>
+      <w:r>
+        <w:rPr>
+          <w:rFonts w:ascii="Arial" w:hAnsi="Arial" w:cs="Arial"/>
+        </w:rPr>
+        <w:t xml:space="preserve"> Error (MSE).</w:t>
+      </w:r>
+    </w:p>
+    <w:p>
+      <w:pPr>
+        <w:rPr>
+          <w:rFonts w:ascii="Arial" w:hAnsi="Arial" w:cs="Arial"/>
+        </w:rPr>
+      </w:pPr>
+    </w:p>
+    <w:p>
+      <w:pPr>
+        <w:pStyle w:val="Prrafodelista"/>
+        <w:numPr>
+          <w:ilvl w:val="0"/>
+          <w:numId w:val="19"/>
+        </w:numPr>
+        <w:rPr>
+          <w:rFonts w:ascii="Arial" w:hAnsi="Arial" w:cs="Arial"/>
+        </w:rPr>
+      </w:pPr>
+      <w:r>
+        <w:rPr>
+          <w:rFonts w:ascii="Arial" w:hAnsi="Arial" w:cs="Arial"/>
+        </w:rPr>
+        <w:t>Optimizador: Adam.</w:t>
+      </w:r>
+    </w:p>
+    <w:p>
+      <w:pPr>
+        <w:rPr>
+          <w:rFonts w:ascii="Arial" w:hAnsi="Arial" w:cs="Arial"/>
+        </w:rPr>
+      </w:pPr>
+    </w:p>
+    <w:p>
+      <w:pPr>
+        <w:pStyle w:val="Prrafodelista"/>
+        <w:numPr>
+          <w:ilvl w:val="0"/>
+          <w:numId w:val="19"/>
+        </w:numPr>
+        <w:rPr>
+          <w:rFonts w:ascii="Arial" w:hAnsi="Arial" w:cs="Arial"/>
+        </w:rPr>
+      </w:pPr>
+      <w:r>
+        <w:rPr>
+          <w:rFonts w:ascii="Arial" w:hAnsi="Arial" w:cs="Arial"/>
+        </w:rPr>
+        <w:t>Tasa de aprendizaje inicial: 0.001.</w:t>
+      </w:r>
+    </w:p>
+    <w:p>
+      <w:pPr>
+        <w:rPr>
+          <w:rFonts w:ascii="Arial" w:hAnsi="Arial" w:cs="Arial"/>
+        </w:rPr>
+      </w:pPr>
+    </w:p>
+    <w:p>
+      <w:pPr>
+        <w:pStyle w:val="Prrafodelista"/>
+        <w:numPr>
+          <w:ilvl w:val="0"/>
+          <w:numId w:val="19"/>
+        </w:numPr>
+        <w:rPr>
+          <w:rFonts w:ascii="Arial" w:hAnsi="Arial" w:cs="Arial"/>
+        </w:rPr>
+      </w:pPr>
+      <w:r>
+        <w:rPr>
+          <w:rFonts w:ascii="Arial" w:hAnsi="Arial" w:cs="Arial"/>
+        </w:rPr>
+        <w:t>Regularización L2 (</w:t>
+      </w:r>
+      <w:proofErr w:type="spellStart"/>
+      <w:r>
+        <w:rPr>
+          <w:rFonts w:ascii="Arial" w:hAnsi="Arial" w:cs="Arial"/>
+        </w:rPr>
+        <w:t>weight</w:t>
+      </w:r>
+      <w:proofErr w:type="spellEnd"/>
+      <w:r>
+        <w:rPr>
+          <w:rFonts w:ascii="Arial" w:hAnsi="Arial" w:cs="Arial"/>
+        </w:rPr>
+        <w:t xml:space="preserve"> </w:t>
+      </w:r>
+      <w:proofErr w:type="spellStart"/>
+      <w:r>
+        <w:rPr>
+          <w:rFonts w:ascii="Arial" w:hAnsi="Arial" w:cs="Arial"/>
+        </w:rPr>
+        <w:t>decay</w:t>
+      </w:r>
+      <w:proofErr w:type="spellEnd"/>
+      <w:r>
+        <w:rPr>
+          <w:rFonts w:ascii="Arial" w:hAnsi="Arial" w:cs="Arial"/>
+        </w:rPr>
+        <w:t>): 1e-4.</w:t>
+      </w:r>
+    </w:p>
+    <w:p>
+      <w:pPr>
+        <w:rPr>
+          <w:rFonts w:ascii="Arial" w:hAnsi="Arial" w:cs="Arial"/>
+        </w:rPr>
+      </w:pPr>
+    </w:p>
+    <w:p>
+      <w:pPr>
+        <w:pStyle w:val="Prrafodelista"/>
+        <w:numPr>
+          <w:ilvl w:val="0"/>
+          <w:numId w:val="19"/>
+        </w:numPr>
+        <w:rPr>
+          <w:rFonts w:ascii="Arial" w:hAnsi="Arial" w:cs="Arial"/>
+        </w:rPr>
+      </w:pPr>
+      <w:r>
+        <w:rPr>
+          <w:rFonts w:ascii="Arial" w:hAnsi="Arial" w:cs="Arial"/>
+        </w:rPr>
+        <w:t xml:space="preserve">Scheduler de tasa de aprendizaje: </w:t>
+      </w:r>
+      <w:proofErr w:type="spellStart"/>
+      <w:r>
+        <w:rPr>
+          <w:rFonts w:ascii="Arial" w:hAnsi="Arial" w:cs="Arial"/>
+        </w:rPr>
+        <w:t>ReduceLROnPlateau</w:t>
+      </w:r>
+      <w:proofErr w:type="spellEnd"/>
+      <w:r>
+        <w:rPr>
+          <w:rFonts w:ascii="Arial" w:hAnsi="Arial" w:cs="Arial"/>
+        </w:rPr>
+        <w:t>.</w:t>
+      </w:r>
+    </w:p>
+    <w:p>
+      <w:pPr>
+        <w:rPr>
+          <w:rFonts w:ascii="Arial" w:hAnsi="Arial" w:cs="Arial"/>
+        </w:rPr>
+      </w:pPr>
+    </w:p>
+    <w:p>
+      <w:pPr>
+        <w:pStyle w:val="Prrafodelista"/>
+        <w:numPr>
+          <w:ilvl w:val="0"/>
+          <w:numId w:val="19"/>
+        </w:numPr>
+        <w:rPr>
+          <w:rFonts w:ascii="Arial" w:hAnsi="Arial" w:cs="Arial"/>
+        </w:rPr>
+      </w:pPr>
+      <w:r>
+        <w:rPr>
+          <w:rFonts w:ascii="Arial" w:hAnsi="Arial" w:cs="Arial"/>
+        </w:rPr>
+        <w:t>Modo: minimización de la pérdida de validación.</w:t>
+      </w:r>
+    </w:p>
+    <w:p>
+      <w:pPr>
+        <w:rPr>
+          <w:rFonts w:ascii="Arial" w:hAnsi="Arial" w:cs="Arial"/>
+        </w:rPr>
+      </w:pPr>
+    </w:p>
+    <w:p>
+      <w:pPr>
+        <w:pStyle w:val="Prrafodelista"/>
+        <w:numPr>
+          <w:ilvl w:val="0"/>
+          <w:numId w:val="19"/>
+        </w:numPr>
+        <w:rPr>
+          <w:rFonts w:ascii="Arial" w:hAnsi="Arial" w:cs="Arial"/>
+        </w:rPr>
+      </w:pPr>
+      <w:r>
+        <w:rPr>
+          <w:rFonts w:ascii="Arial" w:hAnsi="Arial" w:cs="Arial"/>
+        </w:rPr>
+        <w:t>Factor de reducción: 0.5.</w:t>
+      </w:r>
+    </w:p>
+    <w:p>
+      <w:pPr>
+        <w:rPr>
+          <w:rFonts w:ascii="Arial" w:hAnsi="Arial" w:cs="Arial"/>
+        </w:rPr>
+      </w:pPr>
+    </w:p>
+    <w:p>
+      <w:pPr>
+        <w:pStyle w:val="Prrafodelista"/>
+        <w:numPr>
+          <w:ilvl w:val="0"/>
+          <w:numId w:val="19"/>
+        </w:numPr>
+        <w:rPr>
+          <w:rFonts w:ascii="Arial" w:hAnsi="Arial" w:cs="Arial"/>
+        </w:rPr>
+      </w:pPr>
+      <w:r>
+        <w:rPr>
+          <w:rFonts w:ascii="Arial" w:hAnsi="Arial" w:cs="Arial"/>
+        </w:rPr>
+        <w:t>Paciencia: 10 épocas.</w:t>
+      </w:r>
+    </w:p>
+    <w:p>
+      <w:pPr>
+        <w:rPr>
+          <w:rFonts w:ascii="Arial" w:hAnsi="Arial" w:cs="Arial"/>
+        </w:rPr>
+      </w:pPr>
+    </w:p>
+    <w:p>
+      <w:pPr>
+        <w:pStyle w:val="Prrafodelista"/>
+        <w:numPr>
+          <w:ilvl w:val="0"/>
+          <w:numId w:val="19"/>
+        </w:numPr>
+        <w:rPr>
+          <w:rFonts w:ascii="Arial" w:hAnsi="Arial" w:cs="Arial"/>
+        </w:rPr>
+      </w:pPr>
+      <w:r>
+        <w:rPr>
+          <w:rFonts w:ascii="Arial" w:hAnsi="Arial" w:cs="Arial"/>
+        </w:rPr>
+        <w:t xml:space="preserve">Early </w:t>
+      </w:r>
+      <w:proofErr w:type="spellStart"/>
+      <w:r>
+        <w:rPr>
+          <w:rFonts w:ascii="Arial" w:hAnsi="Arial" w:cs="Arial"/>
+        </w:rPr>
+        <w:t>stopping</w:t>
+      </w:r>
+      <w:proofErr w:type="spellEnd"/>
+      <w:r>
+        <w:rPr>
+          <w:rFonts w:ascii="Arial" w:hAnsi="Arial" w:cs="Arial"/>
+        </w:rPr>
+        <w:t>:</w:t>
+      </w:r>
+    </w:p>
+    <w:p>
+      <w:pPr>
+        <w:rPr>
+          <w:rFonts w:ascii="Arial" w:hAnsi="Arial" w:cs="Arial"/>
+        </w:rPr>
+      </w:pPr>
+    </w:p>
+    <w:p>
+      <w:pPr>
+        <w:pStyle w:val="Prrafodelista"/>
+        <w:numPr>
+          <w:ilvl w:val="0"/>
+          <w:numId w:val="19"/>
+        </w:numPr>
+        <w:rPr>
+          <w:rFonts w:ascii="Arial" w:hAnsi="Arial" w:cs="Arial"/>
+        </w:rPr>
+      </w:pPr>
+      <w:r>
+        <w:rPr>
+          <w:rFonts w:ascii="Arial" w:hAnsi="Arial" w:cs="Arial"/>
+        </w:rPr>
+        <w:t>Métrica monitorizada: pérdida de validación.</w:t>
+      </w:r>
+    </w:p>
+    <w:p>
+      <w:pPr>
+        <w:rPr>
+          <w:rFonts w:ascii="Arial" w:hAnsi="Arial" w:cs="Arial"/>
+        </w:rPr>
+      </w:pPr>
+    </w:p>
+    <w:p>
+      <w:pPr>
+        <w:pStyle w:val="Prrafodelista"/>
+        <w:numPr>
+          <w:ilvl w:val="0"/>
+          <w:numId w:val="19"/>
+        </w:numPr>
+        <w:rPr>
+          <w:rFonts w:ascii="Arial" w:hAnsi="Arial" w:cs="Arial"/>
+        </w:rPr>
+      </w:pPr>
+      <w:r>
+        <w:rPr>
+          <w:rFonts w:ascii="Arial" w:hAnsi="Arial" w:cs="Arial"/>
+        </w:rPr>
+        <w:t>Paciencia: 30 épocas.</w:t>
+      </w:r>
+    </w:p>
+    <w:p>
+      <w:pPr>
+        <w:rPr>
+          <w:rFonts w:ascii="Arial" w:hAnsi="Arial" w:cs="Arial"/>
+        </w:rPr>
+      </w:pPr>
+    </w:p>
+    <w:p>
+      <w:pPr>
+        <w:pStyle w:val="Prrafodelista"/>
+        <w:numPr>
+          <w:ilvl w:val="0"/>
+          <w:numId w:val="19"/>
+        </w:numPr>
+        <w:rPr>
+          <w:rFonts w:ascii="Arial" w:hAnsi="Arial" w:cs="Arial"/>
+        </w:rPr>
+      </w:pPr>
+      <w:r>
+        <w:rPr>
+          <w:rFonts w:ascii="Arial" w:hAnsi="Arial" w:cs="Arial"/>
+        </w:rPr>
+        <w:t>Número máximo de épocas: 500.</w:t>
+      </w:r>
+    </w:p>
+    <w:p>
+      <w:pPr>
+        <w:rPr>
+          <w:rFonts w:ascii="Arial" w:hAnsi="Arial" w:cs="Arial"/>
+        </w:rPr>
+      </w:pPr>
+    </w:p>
+    <w:p>
+      <w:pPr>
+        <w:pStyle w:val="Prrafodelista"/>
+        <w:numPr>
+          <w:ilvl w:val="0"/>
+          <w:numId w:val="19"/>
+        </w:numPr>
+        <w:rPr>
+          <w:rFonts w:ascii="Arial" w:hAnsi="Arial" w:cs="Arial"/>
+        </w:rPr>
+      </w:pPr>
+      <w:r>
+        <w:rPr>
+          <w:rFonts w:ascii="Arial" w:hAnsi="Arial" w:cs="Arial"/>
+        </w:rPr>
+        <w:t xml:space="preserve">Tamaño de </w:t>
+      </w:r>
+      <w:proofErr w:type="spellStart"/>
+      <w:r>
+        <w:rPr>
+          <w:rFonts w:ascii="Arial" w:hAnsi="Arial" w:cs="Arial"/>
+        </w:rPr>
+        <w:t>batch</w:t>
+      </w:r>
+      <w:proofErr w:type="spellEnd"/>
+      <w:r>
+        <w:rPr>
+          <w:rFonts w:ascii="Arial" w:hAnsi="Arial" w:cs="Arial"/>
+        </w:rPr>
+        <w:t>: 32.</w:t>
+      </w:r>
+    </w:p>
+    <w:p>
+      <w:pPr>
+        <w:rPr>
+          <w:rFonts w:ascii="Arial" w:hAnsi="Arial" w:cs="Arial"/>
+        </w:rPr>
+      </w:pPr>
+    </w:p>
+    <w:p>
+      <w:pPr>
+        <w:pStyle w:val="Prrafodelista"/>
+        <w:numPr>
+          <w:ilvl w:val="0"/>
+          <w:numId w:val="19"/>
+        </w:numPr>
+        <w:rPr>
+          <w:rFonts w:ascii="Arial" w:hAnsi="Arial" w:cs="Arial"/>
+        </w:rPr>
+      </w:pPr>
+      <w:r>
+        <w:rPr>
+          <w:rFonts w:ascii="Arial" w:hAnsi="Arial" w:cs="Arial"/>
+        </w:rPr>
+        <w:t>Dispositivo de entrenamiento: GPU si está disponible, CPU en caso contrario.</w:t>
+      </w:r>
+    </w:p>
+    <w:p>
+      <w:pPr>
+        <w:rPr>
+          <w:rFonts w:ascii="Arial" w:hAnsi="Arial" w:cs="Arial"/>
+        </w:rPr>
+      </w:pPr>
+      <w:r>
+        <w:rPr>
+          <w:rFonts w:ascii="Arial" w:hAnsi="Arial" w:cs="Arial"/>
+        </w:rPr>
+        <w:t>El entrenamiento se realizó durante un número elevado de épocas, deteniéndose automáticamente cuando no se observaban mejoras en la pérdida de validación, garantizando así un compromiso adecuado entre ajuste y generalización.</w:t>
+      </w:r>
+    </w:p>
+    <w:p>
+      <w:pPr>
+        <w:rPr>
+          <w:rFonts w:ascii="Arial" w:hAnsi="Arial" w:cs="Arial"/>
+        </w:rPr>
+      </w:pPr>
+    </w:p>
+    <w:p>
+      <w:pPr>
+        <w:rPr>
+          <w:rFonts w:ascii="Arial" w:hAnsi="Arial" w:cs="Arial"/>
+        </w:rPr>
+      </w:pPr>
+      <w:r>
+        <w:rPr>
+          <w:rFonts w:ascii="Arial" w:hAnsi="Arial" w:cs="Arial"/>
+        </w:rPr>
+        <w:t>[Figura 4.4: Curvas de entrenamiento y validación del modelo GRU refinado]</w:t>
+      </w:r>
+    </w:p>
+    <w:p>
+      <w:pPr>
+        <w:rPr>
+          <w:rFonts w:ascii="Arial" w:hAnsi="Arial" w:cs="Arial"/>
+        </w:rPr>
+      </w:pPr>
+    </w:p>
+    <w:p>
+      <w:pPr>
+        <w:pStyle w:val="Ttulo2"/>
+      </w:pPr>
+      <w:bookmarkStart w:id="22" w:name="_Toc219049506"/>
+      <w:r>
+        <w:lastRenderedPageBreak/>
+        <w:t>4.1</w:t>
+      </w:r>
+      <w:r>
+        <w:t>2</w:t>
+      </w:r>
+      <w:r>
+        <w:t xml:space="preserve"> Evaluación final y calibración de las predicciones</w:t>
+      </w:r>
+      <w:bookmarkEnd w:id="22"/>
+    </w:p>
+    <w:p>
+      <w:pPr>
+        <w:rPr>
+          <w:rFonts w:ascii="Arial" w:hAnsi="Arial" w:cs="Arial"/>
+        </w:rPr>
+      </w:pPr>
+    </w:p>
+    <w:p>
+      <w:pPr>
+        <w:rPr>
+          <w:rFonts w:ascii="Arial" w:hAnsi="Arial" w:cs="Arial"/>
+        </w:rPr>
+      </w:pPr>
+      <w:r>
+        <w:rPr>
+          <w:rFonts w:ascii="Arial" w:hAnsi="Arial" w:cs="Arial"/>
+        </w:rPr>
+        <w:t>4.12 Evaluación final y calibración de las predicciones</w:t>
+      </w:r>
+    </w:p>
+    <w:p>
+      <w:pPr>
+        <w:rPr>
+          <w:rFonts w:ascii="Arial" w:hAnsi="Arial" w:cs="Arial"/>
+        </w:rPr>
+      </w:pPr>
+    </w:p>
+    <w:p>
+      <w:pPr>
+        <w:rPr>
+          <w:rFonts w:ascii="Arial" w:hAnsi="Arial" w:cs="Arial"/>
+        </w:rPr>
+      </w:pPr>
+      <w:r>
+        <w:rPr>
+          <w:rFonts w:ascii="Arial" w:hAnsi="Arial" w:cs="Arial"/>
+        </w:rPr>
+        <w:t xml:space="preserve">Tras el entrenamiento definitivo del modelo GRU refinado, se evaluó su rendimiento sobre los conjuntos </w:t>
+      </w:r>
+      <w:proofErr w:type="gramStart"/>
+      <w:r>
+        <w:rPr>
+          <w:rFonts w:ascii="Arial" w:hAnsi="Arial" w:cs="Arial"/>
+        </w:rPr>
+        <w:t>de test</w:t>
+      </w:r>
+      <w:proofErr w:type="gramEnd"/>
+      <w:r>
+        <w:rPr>
+          <w:rFonts w:ascii="Arial" w:hAnsi="Arial" w:cs="Arial"/>
+        </w:rPr>
+        <w:t xml:space="preserve"> utilizando exclusivamente la última ventana temporal de cada unidad, de acuerdo con el escenario real de aplicación.</w:t>
+      </w:r>
+    </w:p>
+    <w:p>
+      <w:pPr>
+        <w:rPr>
+          <w:rFonts w:ascii="Arial" w:hAnsi="Arial" w:cs="Arial"/>
+        </w:rPr>
+      </w:pPr>
+    </w:p>
+    <w:p>
+      <w:pPr>
+        <w:rPr>
+          <w:rFonts w:ascii="Arial" w:hAnsi="Arial" w:cs="Arial"/>
+        </w:rPr>
+      </w:pPr>
+      <w:r>
+        <w:rPr>
+          <w:rFonts w:ascii="Arial" w:hAnsi="Arial" w:cs="Arial"/>
+        </w:rPr>
+        <w:t>Las métricas evaluadas incluyen MAE, RMSE y el NASA score. El análisis inicial de los resultados reveló la presencia de sesgos sistemáticos en las predicciones, especialmente en subconjuntos con alta complejidad estructural.</w:t>
+      </w:r>
+    </w:p>
+    <w:p>
+      <w:pPr>
+        <w:rPr>
+          <w:rFonts w:ascii="Arial" w:hAnsi="Arial" w:cs="Arial"/>
+        </w:rPr>
+      </w:pPr>
+    </w:p>
+    <w:p>
+      <w:pPr>
+        <w:rPr>
+          <w:rFonts w:ascii="Arial" w:hAnsi="Arial" w:cs="Arial"/>
+        </w:rPr>
+      </w:pPr>
+      <w:r>
+        <w:rPr>
+          <w:rFonts w:ascii="Arial" w:hAnsi="Arial" w:cs="Arial"/>
+        </w:rPr>
+        <w:t>Con el objetivo de corregir estos sesgos, se aplicó un proceso de calibración lineal posterior, ajustando las predicciones mediante una transformación afín aprendida sobre los datos de validación. Los resultados de esta calibración se recogen en los ficheros calibration_summary.csv y diagnose_summary_lines.csv.</w:t>
+      </w:r>
+    </w:p>
+    <w:p>
+      <w:pPr>
+        <w:rPr>
+          <w:rFonts w:ascii="Arial" w:hAnsi="Arial" w:cs="Arial"/>
+        </w:rPr>
+      </w:pPr>
+    </w:p>
+    <w:p>
+      <w:pPr>
+        <w:rPr>
+          <w:rFonts w:ascii="Arial" w:hAnsi="Arial" w:cs="Arial"/>
+        </w:rPr>
+      </w:pPr>
+      <w:r>
+        <w:rPr>
+          <w:rFonts w:ascii="Arial" w:hAnsi="Arial" w:cs="Arial"/>
+        </w:rPr>
+        <w:t>Los resultados muestran que, a nivel global, la calibración permite:</w:t>
+      </w:r>
+    </w:p>
+    <w:p>
+      <w:pPr>
+        <w:rPr>
+          <w:rFonts w:ascii="Arial" w:hAnsi="Arial" w:cs="Arial"/>
+        </w:rPr>
+      </w:pPr>
+    </w:p>
+    <w:p>
+      <w:pPr>
+        <w:pStyle w:val="Prrafodelista"/>
+        <w:numPr>
+          <w:ilvl w:val="0"/>
+          <w:numId w:val="18"/>
+        </w:numPr>
+        <w:rPr>
+          <w:rFonts w:ascii="Arial" w:hAnsi="Arial" w:cs="Arial"/>
+        </w:rPr>
+      </w:pPr>
+      <w:r>
+        <w:rPr>
+          <w:rFonts w:ascii="Arial" w:hAnsi="Arial" w:cs="Arial"/>
+        </w:rPr>
+        <w:t>Reducir el error medio absoluto agregado.</w:t>
+      </w:r>
+    </w:p>
+    <w:p>
+      <w:pPr>
+        <w:pStyle w:val="Prrafodelista"/>
+        <w:numPr>
+          <w:ilvl w:val="0"/>
+          <w:numId w:val="18"/>
+        </w:numPr>
+        <w:rPr>
+          <w:rFonts w:ascii="Arial" w:hAnsi="Arial" w:cs="Arial"/>
+        </w:rPr>
+      </w:pPr>
+      <w:r>
+        <w:rPr>
+          <w:rFonts w:ascii="Arial" w:hAnsi="Arial" w:cs="Arial"/>
+        </w:rPr>
+        <w:t>Mejorar de forma significativa el NASA score, especialmente en escenarios complejos.</w:t>
+      </w:r>
+    </w:p>
+    <w:p>
+      <w:pPr>
+        <w:pStyle w:val="Prrafodelista"/>
+        <w:numPr>
+          <w:ilvl w:val="0"/>
+          <w:numId w:val="18"/>
+        </w:numPr>
+        <w:rPr>
+          <w:rFonts w:ascii="Arial" w:hAnsi="Arial" w:cs="Arial"/>
+        </w:rPr>
+      </w:pPr>
+      <w:r>
+        <w:rPr>
+          <w:rFonts w:ascii="Arial" w:hAnsi="Arial" w:cs="Arial"/>
+        </w:rPr>
+        <w:t>Homogeneizar el comportamiento del modelo entre subconjuntos.</w:t>
+      </w:r>
+    </w:p>
+    <w:p>
+      <w:pPr>
+        <w:rPr>
+          <w:rFonts w:ascii="Arial" w:hAnsi="Arial" w:cs="Arial"/>
+        </w:rPr>
+      </w:pPr>
+    </w:p>
+    <w:p>
+      <w:pPr>
+        <w:rPr>
+          <w:rFonts w:ascii="Arial" w:hAnsi="Arial" w:cs="Arial"/>
+        </w:rPr>
+      </w:pPr>
+      <w:r>
+        <w:rPr>
+          <w:rFonts w:ascii="Arial" w:hAnsi="Arial" w:cs="Arial"/>
+        </w:rPr>
+        <w:t>En particular, el análisis agregado (GLOBAL) evidencia una mejora consistente tras la calibración, confirmando la utilidad de este paso adicional dentro del pipeline predictivo.</w:t>
+      </w:r>
+    </w:p>
+    <w:p>
+      <w:pPr>
+        <w:rPr>
+          <w:rFonts w:ascii="Arial" w:hAnsi="Arial" w:cs="Arial"/>
+        </w:rPr>
+      </w:pPr>
+    </w:p>
+    <w:p>
+      <w:pPr>
+        <w:rPr>
+          <w:rFonts w:ascii="Arial" w:hAnsi="Arial" w:cs="Arial"/>
+        </w:rPr>
+      </w:pPr>
+      <w:r>
+        <w:rPr>
+          <w:rFonts w:ascii="Arial" w:hAnsi="Arial" w:cs="Arial"/>
+        </w:rPr>
+        <w:t>[Figura 4.5: Comparación de RUL real y predicho antes y después de la calibración]</w:t>
+      </w:r>
+    </w:p>
+    <w:p>
+      <w:pPr>
+        <w:rPr>
+          <w:rFonts w:ascii="Arial" w:hAnsi="Arial" w:cs="Arial"/>
+        </w:rPr>
+      </w:pPr>
+    </w:p>
+    <w:p>
+      <w:pPr>
+        <w:rPr>
+          <w:rFonts w:ascii="Arial" w:hAnsi="Arial" w:cs="Arial"/>
+        </w:rPr>
+      </w:pPr>
+      <w:r>
+        <w:rPr>
+          <w:rFonts w:ascii="Arial" w:hAnsi="Arial" w:cs="Arial"/>
+        </w:rPr>
+        <w:lastRenderedPageBreak/>
+        <w:t xml:space="preserve">Finalmente, se realizó un análisis conjunto concatenando las predicciones de todos los subconjuntos FD. Este análisis confirma que el modelo GRU calibrado mantiene un comportamiento estable y coherente frente a diferentes combinaciones de condiciones operativas y modos de fallo, lo que refuerza su idoneidad para su integración en un sistema </w:t>
+      </w:r>
+      <w:proofErr w:type="spellStart"/>
+      <w:r>
+        <w:rPr>
+          <w:rFonts w:ascii="Arial" w:hAnsi="Arial" w:cs="Arial"/>
+        </w:rPr>
+        <w:t>multiagente</w:t>
+      </w:r>
+      <w:proofErr w:type="spellEnd"/>
+      <w:r>
+        <w:rPr>
+          <w:rFonts w:ascii="Arial" w:hAnsi="Arial" w:cs="Arial"/>
+        </w:rPr>
+        <w:t xml:space="preserve"> orientado a mantenimiento predictivo.</w:t>
+      </w:r>
+    </w:p>
+    <w:p>
+      <w:pPr>
+        <w:rPr>
+          <w:rFonts w:ascii="Arial" w:hAnsi="Arial" w:cs="Arial"/>
+        </w:rPr>
+      </w:pPr>
+    </w:p>
+    <w:p>
+      <w:pPr>
+        <w:pStyle w:val="Ttulo2"/>
+      </w:pPr>
+      <w:bookmarkStart w:id="23" w:name="_Toc219049507"/>
+      <w:r>
+        <w:t>4.1</w:t>
+      </w:r>
+      <w:r>
+        <w:t>3</w:t>
+      </w:r>
+      <w:r>
+        <w:t xml:space="preserve"> Conclusiones del capítulo</w:t>
+      </w:r>
+      <w:bookmarkEnd w:id="23"/>
+    </w:p>
+    <w:p>
+      <w:pPr>
+        <w:rPr>
+          <w:rFonts w:ascii="Arial" w:hAnsi="Arial" w:cs="Arial"/>
+        </w:rPr>
+      </w:pPr>
+    </w:p>
+    <w:p>
+      <w:pPr>
+        <w:rPr>
+          <w:rFonts w:ascii="Arial" w:hAnsi="Arial" w:cs="Arial"/>
+        </w:rPr>
+      </w:pPr>
+      <w:r>
+        <w:rPr>
+          <w:rFonts w:ascii="Arial" w:hAnsi="Arial" w:cs="Arial"/>
+        </w:rPr>
+        <w:t>En este capítulo se ha presentado un pipeline completo de Ciencia de Datos para la predicción de la vida útil restante a partir de datos multivariantes de sensores. El enfoque seguido combina:</w:t>
+      </w:r>
+    </w:p>
+    <w:p>
+      <w:pPr>
+        <w:rPr>
+          <w:rFonts w:ascii="Arial" w:hAnsi="Arial" w:cs="Arial"/>
+        </w:rPr>
+      </w:pPr>
+    </w:p>
+    <w:p>
+      <w:pPr>
+        <w:rPr>
+          <w:rFonts w:ascii="Arial" w:hAnsi="Arial" w:cs="Arial"/>
+        </w:rPr>
+      </w:pPr>
+      <w:r>
+        <w:rPr>
+          <w:rFonts w:ascii="Arial" w:hAnsi="Arial" w:cs="Arial"/>
+        </w:rPr>
+        <w:t>* Limpieza y control de calidad rigurosos.</w:t>
+      </w:r>
+    </w:p>
+    <w:p>
+      <w:pPr>
+        <w:rPr>
+          <w:rFonts w:ascii="Arial" w:hAnsi="Arial" w:cs="Arial"/>
+        </w:rPr>
+      </w:pPr>
+      <w:r>
+        <w:rPr>
+          <w:rFonts w:ascii="Arial" w:hAnsi="Arial" w:cs="Arial"/>
+        </w:rPr>
+        <w:t>* Ingeniería de variables orientada a series temporales.</w:t>
+      </w:r>
+    </w:p>
+    <w:p>
+      <w:pPr>
+        <w:rPr>
+          <w:rFonts w:ascii="Arial" w:hAnsi="Arial" w:cs="Arial"/>
+        </w:rPr>
+      </w:pPr>
+      <w:r>
+        <w:rPr>
+          <w:rFonts w:ascii="Arial" w:hAnsi="Arial" w:cs="Arial"/>
+        </w:rPr>
+        <w:t>* Validación cruzada robusta basada en grupos.</w:t>
+      </w:r>
+    </w:p>
+    <w:p>
+      <w:pPr>
+        <w:rPr>
+          <w:rFonts w:ascii="Arial" w:hAnsi="Arial" w:cs="Arial"/>
+        </w:rPr>
+      </w:pPr>
+      <w:r>
+        <w:rPr>
+          <w:rFonts w:ascii="Arial" w:hAnsi="Arial" w:cs="Arial"/>
+        </w:rPr>
+        <w:t>* Comparación sistemática de arquitecturas con análisis de estabilidad.</w:t>
+      </w:r>
+    </w:p>
+    <w:p>
+      <w:pPr>
+        <w:rPr>
+          <w:rFonts w:ascii="Arial" w:hAnsi="Arial" w:cs="Arial"/>
+        </w:rPr>
+      </w:pPr>
+      <w:r>
+        <w:rPr>
+          <w:rFonts w:ascii="Arial" w:hAnsi="Arial" w:cs="Arial"/>
+        </w:rPr>
+        <w:t>* Calibración final de predicciones.</w:t>
+      </w:r>
+    </w:p>
+    <w:p>
+      <w:pPr>
+        <w:rPr>
+          <w:rFonts w:ascii="Arial" w:hAnsi="Arial" w:cs="Arial"/>
+        </w:rPr>
+      </w:pPr>
+    </w:p>
+    <w:p>
+      <w:pPr>
+        <w:rPr>
+          <w:rFonts w:ascii="Arial" w:hAnsi="Arial" w:cs="Arial"/>
+        </w:rPr>
+      </w:pPr>
+      <w:r>
+        <w:rPr>
+          <w:rFonts w:ascii="Arial" w:hAnsi="Arial" w:cs="Arial"/>
+        </w:rPr>
+        <w:t>Los resultados obtenidos no solo alcanzan métricas competitivas, sino que presentan la estabilidad necesaria para su integración en el sistema multiagente desarrollado, que se describe en el siguiente capítulo.</w:t>
+      </w:r>
+    </w:p>
+    <w:p>
+      <w:pPr>
+        <w:rPr>
+          <w:rFonts w:ascii="Arial" w:hAnsi="Arial" w:cs="Arial"/>
+        </w:rPr>
+      </w:pPr>
+    </w:p>
+    <w:p>
+      <w:pPr>
+        <w:rPr>
+          <w:rFonts w:ascii="Arial" w:hAnsi="Arial" w:cs="Arial"/>
+        </w:rPr>
+      </w:pPr>
+    </w:p>
+    <w:p>
+      <w:pPr>
+        <w:rPr>
+          <w:rFonts w:ascii="Arial" w:hAnsi="Arial" w:cs="Arial"/>
+        </w:rPr>
+      </w:pPr>
+    </w:p>
+    <w:p>
+      <w:pPr>
+        <w:rPr>
+          <w:rFonts w:ascii="Arial" w:hAnsi="Arial" w:cs="Arial"/>
+        </w:rPr>
+      </w:pPr>
+    </w:p>
+    <w:p>
+      <w:pPr>
+        <w:rPr>
+          <w:rFonts w:ascii="Arial" w:hAnsi="Arial" w:cs="Arial"/>
+        </w:rPr>
+      </w:pPr>
+    </w:p>
+    <w:p>
+      <w:pPr>
+        <w:rPr>
+          <w:rFonts w:ascii="Arial" w:hAnsi="Arial" w:cs="Arial"/>
+        </w:rPr>
+      </w:pPr>
+    </w:p>
+    <w:p>
+      <w:pPr>
+        <w:rPr>
+          <w:rFonts w:ascii="Arial" w:hAnsi="Arial" w:cs="Arial"/>
+        </w:rPr>
+      </w:pPr>
+    </w:p>
+    <w:p>
+      <w:pPr>
+        <w:rPr>
+          <w:rFonts w:ascii="Arial" w:hAnsi="Arial" w:cs="Arial"/>
+        </w:rPr>
+      </w:pPr>
+    </w:p>
+    <w:p>
+      <w:pPr>
+        <w:rPr>
+          <w:rFonts w:ascii="Arial" w:hAnsi="Arial" w:cs="Arial"/>
+        </w:rPr>
+      </w:pPr>
+    </w:p>
+    <w:p>
+      <w:pPr>
+        <w:rPr>
+          <w:rFonts w:ascii="Arial" w:hAnsi="Arial" w:cs="Arial"/>
+        </w:rPr>
+      </w:pPr>
+    </w:p>
+    <w:p>
+      <w:pPr>
+        <w:rPr>
+          <w:rFonts w:ascii="Arial" w:hAnsi="Arial" w:cs="Arial"/>
+        </w:rPr>
+      </w:pPr>
+    </w:p>
+    <w:p>
+      <w:pPr>
+        <w:rPr>
+          <w:rFonts w:ascii="Arial" w:hAnsi="Arial" w:cs="Arial"/>
+        </w:rPr>
+      </w:pPr>
+    </w:p>
+    <w:p>
+      <w:pPr>
+        <w:rPr>
+          <w:rFonts w:ascii="Arial" w:hAnsi="Arial" w:cs="Arial"/>
+        </w:rPr>
+      </w:pPr>
+    </w:p>
+    <w:p>
+      <w:pPr>
+        <w:rPr>
+          <w:rFonts w:ascii="Arial" w:hAnsi="Arial" w:cs="Arial"/>
+        </w:rPr>
+      </w:pPr>
+    </w:p>
+    <w:p>
+      <w:pPr>
+        <w:rPr>
+          <w:rFonts w:ascii="Arial" w:hAnsi="Arial" w:cs="Arial"/>
+        </w:rPr>
+      </w:pPr>
+    </w:p>
+    <w:p>
+      <w:pPr>
+        <w:rPr>
+          <w:rFonts w:ascii="Arial" w:hAnsi="Arial" w:cs="Arial"/>
+        </w:rPr>
+      </w:pPr>
+    </w:p>
+    <w:p>
+      <w:pPr>
+        <w:rPr>
+          <w:rFonts w:ascii="Arial" w:hAnsi="Arial" w:cs="Arial"/>
+        </w:rPr>
+      </w:pPr>
+    </w:p>
+    <w:p>
+      <w:pPr>
+        <w:rPr>
+          <w:rFonts w:ascii="Arial" w:hAnsi="Arial" w:cs="Arial"/>
+        </w:rPr>
+      </w:pPr>
+    </w:p>
+    <w:p>
+      <w:pPr>
+        <w:rPr>
+          <w:rFonts w:ascii="Arial" w:hAnsi="Arial" w:cs="Arial"/>
+        </w:rPr>
+      </w:pPr>
+    </w:p>
+    <w:p>
+      <w:pPr>
+        <w:rPr>
+          <w:rFonts w:ascii="Arial" w:hAnsi="Arial" w:cs="Arial"/>
+        </w:rPr>
+      </w:pPr>
+    </w:p>
+    <w:p>
+      <w:pPr>
+        <w:rPr>
+          <w:rFonts w:ascii="Arial" w:hAnsi="Arial" w:cs="Arial"/>
+        </w:rPr>
+      </w:pPr>
+    </w:p>
+    <w:p>
+      <w:pPr>
+        <w:rPr>
+          <w:rFonts w:ascii="Arial" w:hAnsi="Arial" w:cs="Arial"/>
+        </w:rPr>
+      </w:pPr>
+      <w:r>
+        <w:rPr>
+          <w:rFonts w:ascii="Arial" w:hAnsi="Arial" w:cs="Arial"/>
+        </w:rPr>
+        <w:t>ANEXOS</w:t>
+      </w:r>
+    </w:p>
+    <w:p>
+      <w:pPr>
+        <w:rPr>
+          <w:rFonts w:ascii="Arial" w:hAnsi="Arial" w:cs="Arial"/>
+        </w:rPr>
+      </w:pPr>
+    </w:p>
+    <w:p>
+      <w:pPr>
+        <w:rPr>
+          <w:rFonts w:ascii="Arial" w:hAnsi="Arial" w:cs="Arial"/>
+        </w:rPr>
+      </w:pPr>
+      <w:r>
+        <w:drawing>
+          <wp:inline distT="0" distB="0" distL="0" distR="0" wp14:anchorId="1A4107C2" wp14:editId="4CEBABE1">
+            <wp:extent cx="5400040" cy="2728595"/>
+            <wp:effectExtent l="0" t="0" r="0" b="0"/>
+            <wp:docPr id="596008809" name="Imagen 41"/>
+            <wp:cNvGraphicFramePr>
+              <a:graphicFrameLocks xmlns:a="http://schemas.openxmlformats.org/drawingml/2006/main" noChangeAspect="1"/>
+            </wp:cNvGraphicFramePr>
+            <a:graphic xmlns:a="http://schemas.openxmlformats.org/drawingml/2006/main">
+              <a:graphicData uri="http://schemas.openxmlformats.org/drawingml/2006/picture">
+                <pic:pic xmlns:pic="http://schemas.openxmlformats.org/drawingml/2006/picture">
+                  <pic:nvPicPr>
+                    <pic:cNvPr id="0" name="Picture 336"/>
+                    <pic:cNvPicPr>
+                      <a:picLocks noChangeAspect="1" noChangeArrowheads="1"/>
+                    </pic:cNvPicPr>
+                  </pic:nvPicPr>
+                  <pic:blipFill>
+                    <a:blip r:embed="rId12">
+                      <a:extLst>
+                        <a:ext uri="{28A0092B-C50C-407E-A947-70E740481C1C}">
+                          <a14:useLocalDpi xmlns:a14="http://schemas.microsoft.com/office/drawing/2010/main" val="0"/>
+                        </a:ext>
+                      </a:extLst>
+                    </a:blip>
+                    <a:srcRect/>
+                    <a:stretch>
+                      <a:fillRect/>
+                    </a:stretch>
+                  </pic:blipFill>
+                  <pic:spPr bwMode="auto">
+                    <a:xfrm>
+                      <a:off x="0" y="0"/>
+                      <a:ext cx="5400040" cy="2728595"/>
+                    </a:xfrm>
+                    <a:prstGeom prst="rect">
+                      <a:avLst/>
+                    </a:prstGeom>
+                    <a:noFill/>
+                    <a:ln>
+                      <a:noFill/>
+                    </a:ln>
+                  </pic:spPr>
+                </pic:pic>
+              </a:graphicData>
+            </a:graphic>
+          </wp:inline>
+        </w:drawing>
+      </w:r>
+    </w:p>
+    <w:p>
+      <w:pPr>
+        <w:rPr>
+          <w:rFonts w:ascii="Arial" w:hAnsi="Arial" w:cs="Arial"/>
+        </w:rPr>
+      </w:pPr>
+    </w:p>
+    <w:p>
+      <w:pPr>
+        <w:rPr>
+          <w:rFonts w:ascii="Arial" w:hAnsi="Arial" w:cs="Arial"/>
+        </w:rPr>
+      </w:pPr>
+      <w:r>
+        <w:lastRenderedPageBreak/>
+        <w:drawing>
+          <wp:inline distT="0" distB="0" distL="0" distR="0" wp14:anchorId="14EBDC66" wp14:editId="2FD03318">
+            <wp:extent cx="5400040" cy="3190240"/>
+            <wp:effectExtent l="0" t="0" r="0" b="0"/>
+            <wp:docPr id="1416327527" name="Imagen 47"/>
+            <wp:cNvGraphicFramePr>
+              <a:graphicFrameLocks xmlns:a="http://schemas.openxmlformats.org/drawingml/2006/main" noChangeAspect="1"/>
+            </wp:cNvGraphicFramePr>
+            <a:graphic xmlns:a="http://schemas.openxmlformats.org/drawingml/2006/main">
+              <a:graphicData uri="http://schemas.openxmlformats.org/drawingml/2006/picture">
+                <pic:pic xmlns:pic="http://schemas.openxmlformats.org/drawingml/2006/picture">
+                  <pic:nvPicPr>
+                    <pic:cNvPr id="0" name="Picture 358"/>
+                    <pic:cNvPicPr>
+                      <a:picLocks noChangeAspect="1" noChangeArrowheads="1"/>
+                    </pic:cNvPicPr>
+                  </pic:nvPicPr>
+                  <pic:blipFill>
+                    <a:blip r:embed="rId13">
+                      <a:extLst>
+                        <a:ext uri="{28A0092B-C50C-407E-A947-70E740481C1C}">
+                          <a14:useLocalDpi xmlns:a14="http://schemas.microsoft.com/office/drawing/2010/main" val="0"/>
+                        </a:ext>
+                      </a:extLst>
+                    </a:blip>
+                    <a:srcRect/>
+                    <a:stretch>
+                      <a:fillRect/>
+                    </a:stretch>
+                  </pic:blipFill>
+                  <pic:spPr bwMode="auto">
+                    <a:xfrm>
+                      <a:off x="0" y="0"/>
+                      <a:ext cx="5400040" cy="3190240"/>
+                    </a:xfrm>
+                    <a:prstGeom prst="rect">
+                      <a:avLst/>
+                    </a:prstGeom>
+                    <a:noFill/>
+                    <a:ln>
+                      <a:noFill/>
+                    </a:ln>
+                  </pic:spPr>
+                </pic:pic>
+              </a:graphicData>
+            </a:graphic>
+          </wp:inline>
+        </w:drawing>
       </w:r>
     </w:p>
     <w:p>
@@ -2771,7 +7992,7 @@
 
 <file path=word/comments.xml><?xml version="1.0" encoding="utf-8"?>
 <w:comments xmlns:wpc="http://schemas.microsoft.com/office/word/2010/wordprocessingCanvas" xmlns:cx="http://schemas.microsoft.com/office/drawing/2014/chartex" xmlns:cx1="http://schemas.microsoft.com/office/drawing/2015/9/8/chartex" xmlns:cx2="http://schemas.microsoft.com/office/drawing/2015/10/21/chartex" xmlns:cx3="http://schemas.microsoft.com/office/drawing/2016/5/9/chartex" xmlns:cx4="http://schemas.microsoft.com/office/drawing/2016/5/10/chartex" xmlns:cx5="http://schemas.microsoft.com/office/drawing/2016/5/11/chartex" xmlns:cx6="http://schemas.microsoft.com/office/drawing/2016/5/12/chartex" xmlns:cx7="http://schemas.microsoft.com/office/drawing/2016/5/13/chartex" xmlns:cx8="http://schemas.microsoft.com/office/drawing/2016/5/14/chartex" xmlns:mc="http://schemas.openxmlformats.org/markup-compatibility/2006" xmlns:aink="http://schemas.microsoft.com/office/drawing/2016/ink" xmlns:am3d="http://schemas.microsoft.com/office/drawing/2017/model3d" xmlns:o="urn:schemas-microsoft-com:office:office" xmlns:oel="http://schemas.microsoft.com/office/2019/extlst" xmlns:r="http://schemas.openxmlformats.org/officeDocument/2006/relationships" xmlns:m="http://schemas.openxmlformats.org/officeDocument/2006/math" xmlns:v="urn:schemas-microsoft-com:vml" xmlns:wp14="http://schemas.microsoft.com/office/word/2010/wordprocessingDrawing" xmlns:wp="http://schemas.openxmlformats.org/drawingml/2006/wordprocessingDrawing" xmlns:w10="urn:schemas-microsoft-com:office:word" xmlns:w="http://schemas.openxmlformats.org/wordprocessingml/2006/main" xmlns:w14="http://schemas.microsoft.com/office/word/2010/wordml" xmlns:w15="http://schemas.microsoft.com/office/word/2012/wordml" xmlns:w16cex="http://schemas.microsoft.com/office/word/2018/wordml/cex" xmlns:w16cid="http://schemas.microsoft.com/office/word/2016/wordml/cid" xmlns:w16="http://schemas.microsoft.com/office/word/2018/wordml" xmlns:w16du="http://schemas.microsoft.com/office/word/2023/wordml/word16du" xmlns:w16sdtdh="http://schemas.microsoft.com/office/word/2020/wordml/sdtdatahash" xmlns:w16sdtfl="http://schemas.microsoft.com/office/word/2024/wordml/sdtformatlock" xmlns:w16se="http://schemas.microsoft.com/office/word/2015/wordml/symex" xmlns:wpg="http://schemas.microsoft.com/office/word/2010/wordprocessingGroup" xmlns:wpi="http://schemas.microsoft.com/office/word/2010/wordprocessingInk" xmlns:wne="http://schemas.microsoft.com/office/word/2006/wordml" xmlns:wps="http://schemas.microsoft.com/office/word/2010/wordprocessingShape" mc:Ignorable="w14 w15 w16se w16cid w16 w16cex w16sdtdh w16sdtfl w16du wp14">
-  <w:comment w:id="0" w:author="David Carrera Pintor" w:date="2026-01-10T11:51:00Z" w:initials="DC">
+  <w:comment w:id="2" w:author="David Carrera Pintor" w:date="2026-01-10T11:51:00Z" w:initials="DC">
     <w:p>
       <w:pPr>
         <w:pStyle w:val="Textocomentario"/>
@@ -2811,6 +8032,119 @@
 <file path=word/numbering.xml><?xml version="1.0" encoding="utf-8"?>
 <w:numbering xmlns:wpc="http://schemas.microsoft.com/office/word/2010/wordprocessingCanvas" xmlns:cx="http://schemas.microsoft.com/office/drawing/2014/chartex" xmlns:cx1="http://schemas.microsoft.com/office/drawing/2015/9/8/chartex" xmlns:cx2="http://schemas.microsoft.com/office/drawing/2015/10/21/chartex" xmlns:cx3="http://schemas.microsoft.com/office/drawing/2016/5/9/chartex" xmlns:cx4="http://schemas.microsoft.com/office/drawing/2016/5/10/chartex" xmlns:cx5="http://schemas.microsoft.com/office/drawing/2016/5/11/chartex" xmlns:cx6="http://schemas.microsoft.com/office/drawing/2016/5/12/chartex" xmlns:cx7="http://schemas.microsoft.com/office/drawing/2016/5/13/chartex" xmlns:cx8="http://schemas.microsoft.com/office/drawing/2016/5/14/chartex" xmlns:mc="http://schemas.openxmlformats.org/markup-compatibility/2006" xmlns:aink="http://schemas.microsoft.com/office/drawing/2016/ink" xmlns:am3d="http://schemas.microsoft.com/office/drawing/2017/model3d" xmlns:o="urn:schemas-microsoft-com:office:office" xmlns:oel="http://schemas.microsoft.com/office/2019/extlst" xmlns:r="http://schemas.openxmlformats.org/officeDocument/2006/relationships" xmlns:m="http://schemas.openxmlformats.org/officeDocument/2006/math" xmlns:v="urn:schemas-microsoft-com:vml" xmlns:wp14="http://schemas.microsoft.com/office/word/2010/wordprocessingDrawing" xmlns:wp="http://schemas.openxmlformats.org/drawingml/2006/wordprocessingDrawing" xmlns:w10="urn:schemas-microsoft-com:office:word" xmlns:w="http://schemas.openxmlformats.org/wordprocessingml/2006/main" xmlns:w14="http://schemas.microsoft.com/office/word/2010/wordml" xmlns:w15="http://schemas.microsoft.com/office/word/2012/wordml" xmlns:w16cex="http://schemas.microsoft.com/office/word/2018/wordml/cex" xmlns:w16cid="http://schemas.microsoft.com/office/word/2016/wordml/cid" xmlns:w16="http://schemas.microsoft.com/office/word/2018/wordml" xmlns:w16du="http://schemas.microsoft.com/office/word/2023/wordml/word16du" xmlns:w16sdtdh="http://schemas.microsoft.com/office/word/2020/wordml/sdtdatahash" xmlns:w16sdtfl="http://schemas.microsoft.com/office/word/2024/wordml/sdtformatlock" xmlns:w16se="http://schemas.microsoft.com/office/word/2015/wordml/symex" xmlns:wpg="http://schemas.microsoft.com/office/word/2010/wordprocessingGroup" xmlns:wpi="http://schemas.microsoft.com/office/word/2010/wordprocessingInk" xmlns:wne="http://schemas.microsoft.com/office/word/2006/wordml" xmlns:wps="http://schemas.microsoft.com/office/word/2010/wordprocessingShape" mc:Ignorable="w14 w15 w16se w16cid w16 w16cex w16sdtdh w16sdtfl w16du wp14">
   <w:abstractNum w:abstractNumId="0" w15:restartNumberingAfterBreak="0">
+    <w:nsid w:val="0C067CE2"/>
+    <w:multiLevelType w:val="hybridMultilevel"/>
+    <w:tmpl w:val="6832C670"/>
+    <w:lvl w:ilvl="0" w:tplc="0C0A000F">
+      <w:start w:val="1"/>
+      <w:numFmt w:val="decimal"/>
+      <w:lvlText w:val="%1."/>
+      <w:lvlJc w:val="left"/>
+      <w:pPr>
+        <w:ind w:left="720" w:hanging="360"/>
+      </w:pPr>
+      <w:rPr>
+        <w:rFonts w:hint="default"/>
+      </w:rPr>
+    </w:lvl>
+    <w:lvl w:ilvl="1" w:tplc="FFFFFFFF" w:tentative="1">
+      <w:start w:val="1"/>
+      <w:numFmt w:val="bullet"/>
+      <w:lvlText w:val="o"/>
+      <w:lvlJc w:val="left"/>
+      <w:pPr>
+        <w:ind w:left="1440" w:hanging="360"/>
+      </w:pPr>
+      <w:rPr>
+        <w:rFonts w:ascii="Courier New" w:hAnsi="Courier New" w:cs="Courier New" w:hint="default"/>
+      </w:rPr>
+    </w:lvl>
+    <w:lvl w:ilvl="2" w:tplc="FFFFFFFF" w:tentative="1">
+      <w:start w:val="1"/>
+      <w:numFmt w:val="bullet"/>
+      <w:lvlText w:val=""/>
+      <w:lvlJc w:val="left"/>
+      <w:pPr>
+        <w:ind w:left="2160" w:hanging="360"/>
+      </w:pPr>
+      <w:rPr>
+        <w:rFonts w:ascii="Wingdings" w:hAnsi="Wingdings" w:hint="default"/>
+      </w:rPr>
+    </w:lvl>
+    <w:lvl w:ilvl="3" w:tplc="FFFFFFFF" w:tentative="1">
+      <w:start w:val="1"/>
+      <w:numFmt w:val="bullet"/>
+      <w:lvlText w:val=""/>
+      <w:lvlJc w:val="left"/>
+      <w:pPr>
+        <w:ind w:left="2880" w:hanging="360"/>
+      </w:pPr>
+      <w:rPr>
+        <w:rFonts w:ascii="Symbol" w:hAnsi="Symbol" w:hint="default"/>
+      </w:rPr>
+    </w:lvl>
+    <w:lvl w:ilvl="4" w:tplc="FFFFFFFF" w:tentative="1">
+      <w:start w:val="1"/>
+      <w:numFmt w:val="bullet"/>
+      <w:lvlText w:val="o"/>
+      <w:lvlJc w:val="left"/>
+      <w:pPr>
+        <w:ind w:left="3600" w:hanging="360"/>
+      </w:pPr>
+      <w:rPr>
+        <w:rFonts w:ascii="Courier New" w:hAnsi="Courier New" w:cs="Courier New" w:hint="default"/>
+      </w:rPr>
+    </w:lvl>
+    <w:lvl w:ilvl="5" w:tplc="FFFFFFFF" w:tentative="1">
+      <w:start w:val="1"/>
+      <w:numFmt w:val="bullet"/>
+      <w:lvlText w:val=""/>
+      <w:lvlJc w:val="left"/>
+      <w:pPr>
+        <w:ind w:left="4320" w:hanging="360"/>
+      </w:pPr>
+      <w:rPr>
+        <w:rFonts w:ascii="Wingdings" w:hAnsi="Wingdings" w:hint="default"/>
+      </w:rPr>
+    </w:lvl>
+    <w:lvl w:ilvl="6" w:tplc="FFFFFFFF" w:tentative="1">
+      <w:start w:val="1"/>
+      <w:numFmt w:val="bullet"/>
+      <w:lvlText w:val=""/>
+      <w:lvlJc w:val="left"/>
+      <w:pPr>
+        <w:ind w:left="5040" w:hanging="360"/>
+      </w:pPr>
+      <w:rPr>
+        <w:rFonts w:ascii="Symbol" w:hAnsi="Symbol" w:hint="default"/>
+      </w:rPr>
+    </w:lvl>
+    <w:lvl w:ilvl="7" w:tplc="FFFFFFFF" w:tentative="1">
+      <w:start w:val="1"/>
+      <w:numFmt w:val="bullet"/>
+      <w:lvlText w:val="o"/>
+      <w:lvlJc w:val="left"/>
+      <w:pPr>
+        <w:ind w:left="5760" w:hanging="360"/>
+      </w:pPr>
+      <w:rPr>
+        <w:rFonts w:ascii="Courier New" w:hAnsi="Courier New" w:cs="Courier New" w:hint="default"/>
+      </w:rPr>
+    </w:lvl>
+    <w:lvl w:ilvl="8" w:tplc="FFFFFFFF" w:tentative="1">
+      <w:start w:val="1"/>
+      <w:numFmt w:val="bullet"/>
+      <w:lvlText w:val=""/>
+      <w:lvlJc w:val="left"/>
+      <w:pPr>
+        <w:ind w:left="6480" w:hanging="360"/>
+      </w:pPr>
+      <w:rPr>
+        <w:rFonts w:ascii="Wingdings" w:hAnsi="Wingdings" w:hint="default"/>
+      </w:rPr>
+    </w:lvl>
+  </w:abstractNum>
+  <w:abstractNum w:abstractNumId="1" w15:restartNumberingAfterBreak="0">
     <w:nsid w:val="1B541A05"/>
     <w:multiLevelType w:val="multilevel"/>
     <w:tmpl w:val="CFDCEBDA"/>
@@ -2959,7 +8293,7 @@
       </w:rPr>
     </w:lvl>
   </w:abstractNum>
-  <w:abstractNum w:abstractNumId="1" w15:restartNumberingAfterBreak="0">
+  <w:abstractNum w:abstractNumId="2" w15:restartNumberingAfterBreak="0">
     <w:nsid w:val="1EB41920"/>
     <w:multiLevelType w:val="hybridMultilevel"/>
     <w:tmpl w:val="36D4E530"/>
@@ -3045,7 +8379,7 @@
       </w:pPr>
     </w:lvl>
   </w:abstractNum>
-  <w:abstractNum w:abstractNumId="2" w15:restartNumberingAfterBreak="0">
+  <w:abstractNum w:abstractNumId="3" w15:restartNumberingAfterBreak="0">
     <w:nsid w:val="2307024F"/>
     <w:multiLevelType w:val="multilevel"/>
     <w:tmpl w:val="974E2D04"/>
@@ -3194,7 +8528,120 @@
       </w:rPr>
     </w:lvl>
   </w:abstractNum>
-  <w:abstractNum w:abstractNumId="3" w15:restartNumberingAfterBreak="0">
+  <w:abstractNum w:abstractNumId="4" w15:restartNumberingAfterBreak="0">
+    <w:nsid w:val="305F65EC"/>
+    <w:multiLevelType w:val="hybridMultilevel"/>
+    <w:tmpl w:val="931648DC"/>
+    <w:lvl w:ilvl="0" w:tplc="0C0A0001">
+      <w:start w:val="1"/>
+      <w:numFmt w:val="bullet"/>
+      <w:lvlText w:val=""/>
+      <w:lvlJc w:val="left"/>
+      <w:pPr>
+        <w:ind w:left="720" w:hanging="360"/>
+      </w:pPr>
+      <w:rPr>
+        <w:rFonts w:ascii="Symbol" w:hAnsi="Symbol" w:hint="default"/>
+      </w:rPr>
+    </w:lvl>
+    <w:lvl w:ilvl="1" w:tplc="0C0A0003" w:tentative="1">
+      <w:start w:val="1"/>
+      <w:numFmt w:val="bullet"/>
+      <w:lvlText w:val="o"/>
+      <w:lvlJc w:val="left"/>
+      <w:pPr>
+        <w:ind w:left="1440" w:hanging="360"/>
+      </w:pPr>
+      <w:rPr>
+        <w:rFonts w:ascii="Courier New" w:hAnsi="Courier New" w:cs="Courier New" w:hint="default"/>
+      </w:rPr>
+    </w:lvl>
+    <w:lvl w:ilvl="2" w:tplc="0C0A0005" w:tentative="1">
+      <w:start w:val="1"/>
+      <w:numFmt w:val="bullet"/>
+      <w:lvlText w:val=""/>
+      <w:lvlJc w:val="left"/>
+      <w:pPr>
+        <w:ind w:left="2160" w:hanging="360"/>
+      </w:pPr>
+      <w:rPr>
+        <w:rFonts w:ascii="Wingdings" w:hAnsi="Wingdings" w:hint="default"/>
+      </w:rPr>
+    </w:lvl>
+    <w:lvl w:ilvl="3" w:tplc="0C0A0001" w:tentative="1">
+      <w:start w:val="1"/>
+      <w:numFmt w:val="bullet"/>
+      <w:lvlText w:val=""/>
+      <w:lvlJc w:val="left"/>
+      <w:pPr>
+        <w:ind w:left="2880" w:hanging="360"/>
+      </w:pPr>
+      <w:rPr>
+        <w:rFonts w:ascii="Symbol" w:hAnsi="Symbol" w:hint="default"/>
+      </w:rPr>
+    </w:lvl>
+    <w:lvl w:ilvl="4" w:tplc="0C0A0003" w:tentative="1">
+      <w:start w:val="1"/>
+      <w:numFmt w:val="bullet"/>
+      <w:lvlText w:val="o"/>
+      <w:lvlJc w:val="left"/>
+      <w:pPr>
+        <w:ind w:left="3600" w:hanging="360"/>
+      </w:pPr>
+      <w:rPr>
+        <w:rFonts w:ascii="Courier New" w:hAnsi="Courier New" w:cs="Courier New" w:hint="default"/>
+      </w:rPr>
+    </w:lvl>
+    <w:lvl w:ilvl="5" w:tplc="0C0A0005" w:tentative="1">
+      <w:start w:val="1"/>
+      <w:numFmt w:val="bullet"/>
+      <w:lvlText w:val=""/>
+      <w:lvlJc w:val="left"/>
+      <w:pPr>
+        <w:ind w:left="4320" w:hanging="360"/>
+      </w:pPr>
+      <w:rPr>
+        <w:rFonts w:ascii="Wingdings" w:hAnsi="Wingdings" w:hint="default"/>
+      </w:rPr>
+    </w:lvl>
+    <w:lvl w:ilvl="6" w:tplc="0C0A0001" w:tentative="1">
+      <w:start w:val="1"/>
+      <w:numFmt w:val="bullet"/>
+      <w:lvlText w:val=""/>
+      <w:lvlJc w:val="left"/>
+      <w:pPr>
+        <w:ind w:left="5040" w:hanging="360"/>
+      </w:pPr>
+      <w:rPr>
+        <w:rFonts w:ascii="Symbol" w:hAnsi="Symbol" w:hint="default"/>
+      </w:rPr>
+    </w:lvl>
+    <w:lvl w:ilvl="7" w:tplc="0C0A0003" w:tentative="1">
+      <w:start w:val="1"/>
+      <w:numFmt w:val="bullet"/>
+      <w:lvlText w:val="o"/>
+      <w:lvlJc w:val="left"/>
+      <w:pPr>
+        <w:ind w:left="5760" w:hanging="360"/>
+      </w:pPr>
+      <w:rPr>
+        <w:rFonts w:ascii="Courier New" w:hAnsi="Courier New" w:cs="Courier New" w:hint="default"/>
+      </w:rPr>
+    </w:lvl>
+    <w:lvl w:ilvl="8" w:tplc="0C0A0005" w:tentative="1">
+      <w:start w:val="1"/>
+      <w:numFmt w:val="bullet"/>
+      <w:lvlText w:val=""/>
+      <w:lvlJc w:val="left"/>
+      <w:pPr>
+        <w:ind w:left="6480" w:hanging="360"/>
+      </w:pPr>
+      <w:rPr>
+        <w:rFonts w:ascii="Wingdings" w:hAnsi="Wingdings" w:hint="default"/>
+      </w:rPr>
+    </w:lvl>
+  </w:abstractNum>
+  <w:abstractNum w:abstractNumId="5" w15:restartNumberingAfterBreak="0">
     <w:nsid w:val="30B0064A"/>
     <w:multiLevelType w:val="hybridMultilevel"/>
     <w:tmpl w:val="0A5A649A"/>
@@ -3307,7 +8754,7 @@
       </w:rPr>
     </w:lvl>
   </w:abstractNum>
-  <w:abstractNum w:abstractNumId="4" w15:restartNumberingAfterBreak="0">
+  <w:abstractNum w:abstractNumId="6" w15:restartNumberingAfterBreak="0">
     <w:nsid w:val="3B7F4652"/>
     <w:multiLevelType w:val="hybridMultilevel"/>
     <w:tmpl w:val="ED8A78F6"/>
@@ -3420,7 +8867,7 @@
       </w:rPr>
     </w:lvl>
   </w:abstractNum>
-  <w:abstractNum w:abstractNumId="5" w15:restartNumberingAfterBreak="0">
+  <w:abstractNum w:abstractNumId="7" w15:restartNumberingAfterBreak="0">
     <w:nsid w:val="3CB124EE"/>
     <w:multiLevelType w:val="multilevel"/>
     <w:tmpl w:val="FCB69794"/>
@@ -3569,7 +9016,120 @@
       </w:rPr>
     </w:lvl>
   </w:abstractNum>
-  <w:abstractNum w:abstractNumId="6" w15:restartNumberingAfterBreak="0">
+  <w:abstractNum w:abstractNumId="8" w15:restartNumberingAfterBreak="0">
+    <w:nsid w:val="47264C9D"/>
+    <w:multiLevelType w:val="hybridMultilevel"/>
+    <w:tmpl w:val="B5F628FC"/>
+    <w:lvl w:ilvl="0" w:tplc="0C0A0001">
+      <w:start w:val="1"/>
+      <w:numFmt w:val="bullet"/>
+      <w:lvlText w:val=""/>
+      <w:lvlJc w:val="left"/>
+      <w:pPr>
+        <w:ind w:left="720" w:hanging="360"/>
+      </w:pPr>
+      <w:rPr>
+        <w:rFonts w:ascii="Symbol" w:hAnsi="Symbol" w:hint="default"/>
+      </w:rPr>
+    </w:lvl>
+    <w:lvl w:ilvl="1" w:tplc="0C0A0003">
+      <w:start w:val="1"/>
+      <w:numFmt w:val="bullet"/>
+      <w:lvlText w:val="o"/>
+      <w:lvlJc w:val="left"/>
+      <w:pPr>
+        <w:ind w:left="1440" w:hanging="360"/>
+      </w:pPr>
+      <w:rPr>
+        <w:rFonts w:ascii="Courier New" w:hAnsi="Courier New" w:cs="Courier New" w:hint="default"/>
+      </w:rPr>
+    </w:lvl>
+    <w:lvl w:ilvl="2" w:tplc="0C0A0005" w:tentative="1">
+      <w:start w:val="1"/>
+      <w:numFmt w:val="bullet"/>
+      <w:lvlText w:val=""/>
+      <w:lvlJc w:val="left"/>
+      <w:pPr>
+        <w:ind w:left="2160" w:hanging="360"/>
+      </w:pPr>
+      <w:rPr>
+        <w:rFonts w:ascii="Wingdings" w:hAnsi="Wingdings" w:hint="default"/>
+      </w:rPr>
+    </w:lvl>
+    <w:lvl w:ilvl="3" w:tplc="0C0A0001" w:tentative="1">
+      <w:start w:val="1"/>
+      <w:numFmt w:val="bullet"/>
+      <w:lvlText w:val=""/>
+      <w:lvlJc w:val="left"/>
+      <w:pPr>
+        <w:ind w:left="2880" w:hanging="360"/>
+      </w:pPr>
+      <w:rPr>
+        <w:rFonts w:ascii="Symbol" w:hAnsi="Symbol" w:hint="default"/>
+      </w:rPr>
+    </w:lvl>
+    <w:lvl w:ilvl="4" w:tplc="0C0A0003" w:tentative="1">
+      <w:start w:val="1"/>
+      <w:numFmt w:val="bullet"/>
+      <w:lvlText w:val="o"/>
+      <w:lvlJc w:val="left"/>
+      <w:pPr>
+        <w:ind w:left="3600" w:hanging="360"/>
+      </w:pPr>
+      <w:rPr>
+        <w:rFonts w:ascii="Courier New" w:hAnsi="Courier New" w:cs="Courier New" w:hint="default"/>
+      </w:rPr>
+    </w:lvl>
+    <w:lvl w:ilvl="5" w:tplc="0C0A0005" w:tentative="1">
+      <w:start w:val="1"/>
+      <w:numFmt w:val="bullet"/>
+      <w:lvlText w:val=""/>
+      <w:lvlJc w:val="left"/>
+      <w:pPr>
+        <w:ind w:left="4320" w:hanging="360"/>
+      </w:pPr>
+      <w:rPr>
+        <w:rFonts w:ascii="Wingdings" w:hAnsi="Wingdings" w:hint="default"/>
+      </w:rPr>
+    </w:lvl>
+    <w:lvl w:ilvl="6" w:tplc="0C0A0001" w:tentative="1">
+      <w:start w:val="1"/>
+      <w:numFmt w:val="bullet"/>
+      <w:lvlText w:val=""/>
+      <w:lvlJc w:val="left"/>
+      <w:pPr>
+        <w:ind w:left="5040" w:hanging="360"/>
+      </w:pPr>
+      <w:rPr>
+        <w:rFonts w:ascii="Symbol" w:hAnsi="Symbol" w:hint="default"/>
+      </w:rPr>
+    </w:lvl>
+    <w:lvl w:ilvl="7" w:tplc="0C0A0003" w:tentative="1">
+      <w:start w:val="1"/>
+      <w:numFmt w:val="bullet"/>
+      <w:lvlText w:val="o"/>
+      <w:lvlJc w:val="left"/>
+      <w:pPr>
+        <w:ind w:left="5760" w:hanging="360"/>
+      </w:pPr>
+      <w:rPr>
+        <w:rFonts w:ascii="Courier New" w:hAnsi="Courier New" w:cs="Courier New" w:hint="default"/>
+      </w:rPr>
+    </w:lvl>
+    <w:lvl w:ilvl="8" w:tplc="0C0A0005" w:tentative="1">
+      <w:start w:val="1"/>
+      <w:numFmt w:val="bullet"/>
+      <w:lvlText w:val=""/>
+      <w:lvlJc w:val="left"/>
+      <w:pPr>
+        <w:ind w:left="6480" w:hanging="360"/>
+      </w:pPr>
+      <w:rPr>
+        <w:rFonts w:ascii="Wingdings" w:hAnsi="Wingdings" w:hint="default"/>
+      </w:rPr>
+    </w:lvl>
+  </w:abstractNum>
+  <w:abstractNum w:abstractNumId="9" w15:restartNumberingAfterBreak="0">
     <w:nsid w:val="4C0A50B8"/>
     <w:multiLevelType w:val="hybridMultilevel"/>
     <w:tmpl w:val="B44A0DA8"/>
@@ -3682,7 +9242,7 @@
       </w:rPr>
     </w:lvl>
   </w:abstractNum>
-  <w:abstractNum w:abstractNumId="7" w15:restartNumberingAfterBreak="0">
+  <w:abstractNum w:abstractNumId="10" w15:restartNumberingAfterBreak="0">
     <w:nsid w:val="4DC67CB0"/>
     <w:multiLevelType w:val="hybridMultilevel"/>
     <w:tmpl w:val="9C8AED40"/>
@@ -3795,7 +9355,120 @@
       </w:rPr>
     </w:lvl>
   </w:abstractNum>
-  <w:abstractNum w:abstractNumId="8" w15:restartNumberingAfterBreak="0">
+  <w:abstractNum w:abstractNumId="11" w15:restartNumberingAfterBreak="0">
+    <w:nsid w:val="4F037358"/>
+    <w:multiLevelType w:val="hybridMultilevel"/>
+    <w:tmpl w:val="14BE0852"/>
+    <w:lvl w:ilvl="0" w:tplc="0C0A0001">
+      <w:start w:val="1"/>
+      <w:numFmt w:val="bullet"/>
+      <w:lvlText w:val=""/>
+      <w:lvlJc w:val="left"/>
+      <w:pPr>
+        <w:ind w:left="720" w:hanging="360"/>
+      </w:pPr>
+      <w:rPr>
+        <w:rFonts w:ascii="Symbol" w:hAnsi="Symbol" w:hint="default"/>
+      </w:rPr>
+    </w:lvl>
+    <w:lvl w:ilvl="1" w:tplc="0C0A0003">
+      <w:start w:val="1"/>
+      <w:numFmt w:val="bullet"/>
+      <w:lvlText w:val="o"/>
+      <w:lvlJc w:val="left"/>
+      <w:pPr>
+        <w:ind w:left="1440" w:hanging="360"/>
+      </w:pPr>
+      <w:rPr>
+        <w:rFonts w:ascii="Courier New" w:hAnsi="Courier New" w:cs="Courier New" w:hint="default"/>
+      </w:rPr>
+    </w:lvl>
+    <w:lvl w:ilvl="2" w:tplc="0C0A0005" w:tentative="1">
+      <w:start w:val="1"/>
+      <w:numFmt w:val="bullet"/>
+      <w:lvlText w:val=""/>
+      <w:lvlJc w:val="left"/>
+      <w:pPr>
+        <w:ind w:left="2160" w:hanging="360"/>
+      </w:pPr>
+      <w:rPr>
+        <w:rFonts w:ascii="Wingdings" w:hAnsi="Wingdings" w:hint="default"/>
+      </w:rPr>
+    </w:lvl>
+    <w:lvl w:ilvl="3" w:tplc="0C0A0001" w:tentative="1">
+      <w:start w:val="1"/>
+      <w:numFmt w:val="bullet"/>
+      <w:lvlText w:val=""/>
+      <w:lvlJc w:val="left"/>
+      <w:pPr>
+        <w:ind w:left="2880" w:hanging="360"/>
+      </w:pPr>
+      <w:rPr>
+        <w:rFonts w:ascii="Symbol" w:hAnsi="Symbol" w:hint="default"/>
+      </w:rPr>
+    </w:lvl>
+    <w:lvl w:ilvl="4" w:tplc="0C0A0003" w:tentative="1">
+      <w:start w:val="1"/>
+      <w:numFmt w:val="bullet"/>
+      <w:lvlText w:val="o"/>
+      <w:lvlJc w:val="left"/>
+      <w:pPr>
+        <w:ind w:left="3600" w:hanging="360"/>
+      </w:pPr>
+      <w:rPr>
+        <w:rFonts w:ascii="Courier New" w:hAnsi="Courier New" w:cs="Courier New" w:hint="default"/>
+      </w:rPr>
+    </w:lvl>
+    <w:lvl w:ilvl="5" w:tplc="0C0A0005" w:tentative="1">
+      <w:start w:val="1"/>
+      <w:numFmt w:val="bullet"/>
+      <w:lvlText w:val=""/>
+      <w:lvlJc w:val="left"/>
+      <w:pPr>
+        <w:ind w:left="4320" w:hanging="360"/>
+      </w:pPr>
+      <w:rPr>
+        <w:rFonts w:ascii="Wingdings" w:hAnsi="Wingdings" w:hint="default"/>
+      </w:rPr>
+    </w:lvl>
+    <w:lvl w:ilvl="6" w:tplc="0C0A0001" w:tentative="1">
+      <w:start w:val="1"/>
+      <w:numFmt w:val="bullet"/>
+      <w:lvlText w:val=""/>
+      <w:lvlJc w:val="left"/>
+      <w:pPr>
+        <w:ind w:left="5040" w:hanging="360"/>
+      </w:pPr>
+      <w:rPr>
+        <w:rFonts w:ascii="Symbol" w:hAnsi="Symbol" w:hint="default"/>
+      </w:rPr>
+    </w:lvl>
+    <w:lvl w:ilvl="7" w:tplc="0C0A0003" w:tentative="1">
+      <w:start w:val="1"/>
+      <w:numFmt w:val="bullet"/>
+      <w:lvlText w:val="o"/>
+      <w:lvlJc w:val="left"/>
+      <w:pPr>
+        <w:ind w:left="5760" w:hanging="360"/>
+      </w:pPr>
+      <w:rPr>
+        <w:rFonts w:ascii="Courier New" w:hAnsi="Courier New" w:cs="Courier New" w:hint="default"/>
+      </w:rPr>
+    </w:lvl>
+    <w:lvl w:ilvl="8" w:tplc="0C0A0005" w:tentative="1">
+      <w:start w:val="1"/>
+      <w:numFmt w:val="bullet"/>
+      <w:lvlText w:val=""/>
+      <w:lvlJc w:val="left"/>
+      <w:pPr>
+        <w:ind w:left="6480" w:hanging="360"/>
+      </w:pPr>
+      <w:rPr>
+        <w:rFonts w:ascii="Wingdings" w:hAnsi="Wingdings" w:hint="default"/>
+      </w:rPr>
+    </w:lvl>
+  </w:abstractNum>
+  <w:abstractNum w:abstractNumId="12" w15:restartNumberingAfterBreak="0">
     <w:nsid w:val="52F4202B"/>
     <w:multiLevelType w:val="multilevel"/>
     <w:tmpl w:val="AD285AAE"/>
@@ -3944,7 +9617,120 @@
       </w:rPr>
     </w:lvl>
   </w:abstractNum>
-  <w:abstractNum w:abstractNumId="9" w15:restartNumberingAfterBreak="0">
+  <w:abstractNum w:abstractNumId="13" w15:restartNumberingAfterBreak="0">
+    <w:nsid w:val="535E7A4F"/>
+    <w:multiLevelType w:val="hybridMultilevel"/>
+    <w:tmpl w:val="FD3210BE"/>
+    <w:lvl w:ilvl="0" w:tplc="0C0A0001">
+      <w:start w:val="1"/>
+      <w:numFmt w:val="bullet"/>
+      <w:lvlText w:val=""/>
+      <w:lvlJc w:val="left"/>
+      <w:pPr>
+        <w:ind w:left="720" w:hanging="360"/>
+      </w:pPr>
+      <w:rPr>
+        <w:rFonts w:ascii="Symbol" w:hAnsi="Symbol" w:hint="default"/>
+      </w:rPr>
+    </w:lvl>
+    <w:lvl w:ilvl="1" w:tplc="0C0A0003" w:tentative="1">
+      <w:start w:val="1"/>
+      <w:numFmt w:val="bullet"/>
+      <w:lvlText w:val="o"/>
+      <w:lvlJc w:val="left"/>
+      <w:pPr>
+        <w:ind w:left="1440" w:hanging="360"/>
+      </w:pPr>
+      <w:rPr>
+        <w:rFonts w:ascii="Courier New" w:hAnsi="Courier New" w:cs="Courier New" w:hint="default"/>
+      </w:rPr>
+    </w:lvl>
+    <w:lvl w:ilvl="2" w:tplc="0C0A0005" w:tentative="1">
+      <w:start w:val="1"/>
+      <w:numFmt w:val="bullet"/>
+      <w:lvlText w:val=""/>
+      <w:lvlJc w:val="left"/>
+      <w:pPr>
+        <w:ind w:left="2160" w:hanging="360"/>
+      </w:pPr>
+      <w:rPr>
+        <w:rFonts w:ascii="Wingdings" w:hAnsi="Wingdings" w:hint="default"/>
+      </w:rPr>
+    </w:lvl>
+    <w:lvl w:ilvl="3" w:tplc="0C0A0001" w:tentative="1">
+      <w:start w:val="1"/>
+      <w:numFmt w:val="bullet"/>
+      <w:lvlText w:val=""/>
+      <w:lvlJc w:val="left"/>
+      <w:pPr>
+        <w:ind w:left="2880" w:hanging="360"/>
+      </w:pPr>
+      <w:rPr>
+        <w:rFonts w:ascii="Symbol" w:hAnsi="Symbol" w:hint="default"/>
+      </w:rPr>
+    </w:lvl>
+    <w:lvl w:ilvl="4" w:tplc="0C0A0003" w:tentative="1">
+      <w:start w:val="1"/>
+      <w:numFmt w:val="bullet"/>
+      <w:lvlText w:val="o"/>
+      <w:lvlJc w:val="left"/>
+      <w:pPr>
+        <w:ind w:left="3600" w:hanging="360"/>
+      </w:pPr>
+      <w:rPr>
+        <w:rFonts w:ascii="Courier New" w:hAnsi="Courier New" w:cs="Courier New" w:hint="default"/>
+      </w:rPr>
+    </w:lvl>
+    <w:lvl w:ilvl="5" w:tplc="0C0A0005" w:tentative="1">
+      <w:start w:val="1"/>
+      <w:numFmt w:val="bullet"/>
+      <w:lvlText w:val=""/>
+      <w:lvlJc w:val="left"/>
+      <w:pPr>
+        <w:ind w:left="4320" w:hanging="360"/>
+      </w:pPr>
+      <w:rPr>
+        <w:rFonts w:ascii="Wingdings" w:hAnsi="Wingdings" w:hint="default"/>
+      </w:rPr>
+    </w:lvl>
+    <w:lvl w:ilvl="6" w:tplc="0C0A0001" w:tentative="1">
+      <w:start w:val="1"/>
+      <w:numFmt w:val="bullet"/>
+      <w:lvlText w:val=""/>
+      <w:lvlJc w:val="left"/>
+      <w:pPr>
+        <w:ind w:left="5040" w:hanging="360"/>
+      </w:pPr>
+      <w:rPr>
+        <w:rFonts w:ascii="Symbol" w:hAnsi="Symbol" w:hint="default"/>
+      </w:rPr>
+    </w:lvl>
+    <w:lvl w:ilvl="7" w:tplc="0C0A0003" w:tentative="1">
+      <w:start w:val="1"/>
+      <w:numFmt w:val="bullet"/>
+      <w:lvlText w:val="o"/>
+      <w:lvlJc w:val="left"/>
+      <w:pPr>
+        <w:ind w:left="5760" w:hanging="360"/>
+      </w:pPr>
+      <w:rPr>
+        <w:rFonts w:ascii="Courier New" w:hAnsi="Courier New" w:cs="Courier New" w:hint="default"/>
+      </w:rPr>
+    </w:lvl>
+    <w:lvl w:ilvl="8" w:tplc="0C0A0005" w:tentative="1">
+      <w:start w:val="1"/>
+      <w:numFmt w:val="bullet"/>
+      <w:lvlText w:val=""/>
+      <w:lvlJc w:val="left"/>
+      <w:pPr>
+        <w:ind w:left="6480" w:hanging="360"/>
+      </w:pPr>
+      <w:rPr>
+        <w:rFonts w:ascii="Wingdings" w:hAnsi="Wingdings" w:hint="default"/>
+      </w:rPr>
+    </w:lvl>
+  </w:abstractNum>
+  <w:abstractNum w:abstractNumId="14" w15:restartNumberingAfterBreak="0">
     <w:nsid w:val="54BC7891"/>
     <w:multiLevelType w:val="multilevel"/>
     <w:tmpl w:val="53AEC968"/>
@@ -4093,7 +9879,7 @@
       </w:rPr>
     </w:lvl>
   </w:abstractNum>
-  <w:abstractNum w:abstractNumId="10" w15:restartNumberingAfterBreak="0">
+  <w:abstractNum w:abstractNumId="15" w15:restartNumberingAfterBreak="0">
     <w:nsid w:val="5F4230EB"/>
     <w:multiLevelType w:val="multilevel"/>
     <w:tmpl w:val="D2C8F652"/>
@@ -4242,7 +10028,7 @@
       </w:rPr>
     </w:lvl>
   </w:abstractNum>
-  <w:abstractNum w:abstractNumId="11" w15:restartNumberingAfterBreak="0">
+  <w:abstractNum w:abstractNumId="16" w15:restartNumberingAfterBreak="0">
     <w:nsid w:val="5F60238E"/>
     <w:multiLevelType w:val="hybridMultilevel"/>
     <w:tmpl w:val="632E5B96"/>
@@ -4355,7 +10141,7 @@
       </w:rPr>
     </w:lvl>
   </w:abstractNum>
-  <w:abstractNum w:abstractNumId="12" w15:restartNumberingAfterBreak="0">
+  <w:abstractNum w:abstractNumId="17" w15:restartNumberingAfterBreak="0">
     <w:nsid w:val="6BAF542F"/>
     <w:multiLevelType w:val="multilevel"/>
     <w:tmpl w:val="87F43752"/>
@@ -4504,7 +10290,7 @@
       </w:rPr>
     </w:lvl>
   </w:abstractNum>
-  <w:abstractNum w:abstractNumId="13" w15:restartNumberingAfterBreak="0">
+  <w:abstractNum w:abstractNumId="18" w15:restartNumberingAfterBreak="0">
     <w:nsid w:val="6D4D7609"/>
     <w:multiLevelType w:val="multilevel"/>
     <w:tmpl w:val="34AE6CAE"/>
@@ -4654,46 +10440,61 @@
     </w:lvl>
   </w:abstractNum>
   <w:num w:numId="1" w16cid:durableId="363142724">
+    <w:abstractNumId w:val="15"/>
+  </w:num>
+  <w:num w:numId="2" w16cid:durableId="460616395">
+    <w:abstractNumId w:val="12"/>
+  </w:num>
+  <w:num w:numId="3" w16cid:durableId="1452701954">
+    <w:abstractNumId w:val="1"/>
+  </w:num>
+  <w:num w:numId="4" w16cid:durableId="735393333">
+    <w:abstractNumId w:val="3"/>
+  </w:num>
+  <w:num w:numId="5" w16cid:durableId="741803877">
+    <w:abstractNumId w:val="14"/>
+  </w:num>
+  <w:num w:numId="6" w16cid:durableId="1769472359">
+    <w:abstractNumId w:val="18"/>
+  </w:num>
+  <w:num w:numId="7" w16cid:durableId="1636256667">
+    <w:abstractNumId w:val="17"/>
+  </w:num>
+  <w:num w:numId="8" w16cid:durableId="1363944567">
+    <w:abstractNumId w:val="7"/>
+  </w:num>
+  <w:num w:numId="9" w16cid:durableId="1716613953">
     <w:abstractNumId w:val="10"/>
   </w:num>
-  <w:num w:numId="2" w16cid:durableId="460616395">
+  <w:num w:numId="10" w16cid:durableId="1772117016">
+    <w:abstractNumId w:val="9"/>
+  </w:num>
+  <w:num w:numId="11" w16cid:durableId="850991176">
+    <w:abstractNumId w:val="5"/>
+  </w:num>
+  <w:num w:numId="12" w16cid:durableId="748697051">
+    <w:abstractNumId w:val="16"/>
+  </w:num>
+  <w:num w:numId="13" w16cid:durableId="1044402799">
+    <w:abstractNumId w:val="6"/>
+  </w:num>
+  <w:num w:numId="14" w16cid:durableId="1548564430">
+    <w:abstractNumId w:val="2"/>
+  </w:num>
+  <w:num w:numId="15" w16cid:durableId="1998879052">
+    <w:abstractNumId w:val="4"/>
+  </w:num>
+  <w:num w:numId="16" w16cid:durableId="1098789648">
+    <w:abstractNumId w:val="0"/>
+  </w:num>
+  <w:num w:numId="17" w16cid:durableId="765345270">
     <w:abstractNumId w:val="8"/>
   </w:num>
-  <w:num w:numId="3" w16cid:durableId="1452701954">
-    <w:abstractNumId w:val="0"/>
-  </w:num>
-  <w:num w:numId="4" w16cid:durableId="735393333">
-    <w:abstractNumId w:val="2"/>
-  </w:num>
-  <w:num w:numId="5" w16cid:durableId="741803877">
-    <w:abstractNumId w:val="9"/>
-  </w:num>
-  <w:num w:numId="6" w16cid:durableId="1769472359">
+  <w:num w:numId="18" w16cid:durableId="995885130">
     <w:abstractNumId w:val="13"/>
   </w:num>
-  <w:num w:numId="7" w16cid:durableId="1636256667">
-    <w:abstractNumId w:val="12"/>
-  </w:num>
-  <w:num w:numId="8" w16cid:durableId="1363944567">
-    <w:abstractNumId w:val="5"/>
-  </w:num>
-  <w:num w:numId="9" w16cid:durableId="1716613953">
-    <w:abstractNumId w:val="7"/>
-  </w:num>
-  <w:num w:numId="10" w16cid:durableId="1772117016">
-    <w:abstractNumId w:val="6"/>
-  </w:num>
-  <w:num w:numId="11" w16cid:durableId="850991176">
-    <w:abstractNumId w:val="3"/>
-  </w:num>
-  <w:num w:numId="12" w16cid:durableId="748697051">
+  <w:num w:numId="19" w16cid:durableId="629939123">
     <w:abstractNumId w:val="11"/>
-  </w:num>
-  <w:num w:numId="13" w16cid:durableId="1044402799">
-    <w:abstractNumId w:val="4"/>
-  </w:num>
-  <w:num w:numId="14" w16cid:durableId="1548564430">
-    <w:abstractNumId w:val="1"/>
   </w:num>
 </w:numbering>
 </file>
@@ -5135,7 +10936,6 @@
     <w:next w:val="Normal"/>
     <w:link w:val="Ttulo2Car"/>
     <w:uiPriority w:val="9"/>
-    <w:semiHidden/>
     <w:unhideWhenUsed/>
     <w:qFormat/>
     <w:rsid w:val="0022007D"/>
@@ -5158,7 +10958,6 @@
     <w:next w:val="Normal"/>
     <w:link w:val="Ttulo3Car"/>
     <w:uiPriority w:val="9"/>
-    <w:semiHidden/>
     <w:unhideWhenUsed/>
     <w:qFormat/>
     <w:rsid w:val="0022007D"/>
@@ -5351,7 +11150,6 @@
     <w:basedOn w:val="Fuentedeprrafopredeter"/>
     <w:link w:val="Ttulo2"/>
     <w:uiPriority w:val="9"/>
-    <w:semiHidden/>
     <w:rsid w:val="0022007D"/>
     <w:rPr>
       <w:rFonts w:asciiTheme="majorHAnsi" w:eastAsiaTheme="majorEastAsia" w:hAnsiTheme="majorHAnsi" w:cstheme="majorBidi"/>
@@ -5365,7 +11163,6 @@
     <w:basedOn w:val="Fuentedeprrafopredeter"/>
     <w:link w:val="Ttulo3"/>
     <w:uiPriority w:val="9"/>
-    <w:semiHidden/>
     <w:rsid w:val="0022007D"/>
     <w:rPr>
       <w:rFonts w:eastAsiaTheme="majorEastAsia" w:cstheme="majorBidi"/>
@@ -5689,6 +11486,94 @@
       <w:szCs w:val="20"/>
     </w:rPr>
   </w:style>
+  <w:style w:type="paragraph" w:styleId="TtuloTDC">
+    <w:name w:val="TOC Heading"/>
+    <w:basedOn w:val="Ttulo1"/>
+    <w:next w:val="Normal"/>
+    <w:uiPriority w:val="39"/>
+    <w:unhideWhenUsed/>
+    <w:qFormat/>
+    <w:rsid w:val="00755319"/>
+    <w:pPr>
+      <w:spacing w:before="240" w:after="0" w:line="259" w:lineRule="auto"/>
+      <w:outlineLvl w:val="9"/>
+    </w:pPr>
+    <w:rPr>
+      <w:kern w:val="0"/>
+      <w:sz w:val="32"/>
+      <w:szCs w:val="32"/>
+      <w:lang w:eastAsia="es-ES"/>
+      <w14:ligatures w14:val="none"/>
+    </w:rPr>
+  </w:style>
+  <w:style w:type="paragraph" w:styleId="TDC1">
+    <w:name w:val="toc 1"/>
+    <w:basedOn w:val="Normal"/>
+    <w:next w:val="Normal"/>
+    <w:autoRedefine/>
+    <w:uiPriority w:val="39"/>
+    <w:unhideWhenUsed/>
+    <w:rsid w:val="00755319"/>
+    <w:pPr>
+      <w:spacing w:after="100"/>
+    </w:pPr>
+  </w:style>
+  <w:style w:type="character" w:styleId="Hipervnculo">
+    <w:name w:val="Hyperlink"/>
+    <w:basedOn w:val="Fuentedeprrafopredeter"/>
+    <w:uiPriority w:val="99"/>
+    <w:unhideWhenUsed/>
+    <w:rsid w:val="00755319"/>
+    <w:rPr>
+      <w:color w:val="467886" w:themeColor="hyperlink"/>
+      <w:u w:val="single"/>
+    </w:rPr>
+  </w:style>
+  <w:style w:type="paragraph" w:styleId="TDC2">
+    <w:name w:val="toc 2"/>
+    <w:basedOn w:val="Normal"/>
+    <w:next w:val="Normal"/>
+    <w:autoRedefine/>
+    <w:uiPriority w:val="39"/>
+    <w:unhideWhenUsed/>
+    <w:rsid w:val="00755319"/>
+    <w:pPr>
+      <w:spacing w:after="100"/>
+      <w:ind w:left="240"/>
+    </w:pPr>
+  </w:style>
+  <w:style w:type="paragraph" w:styleId="TDC3">
+    <w:name w:val="toc 3"/>
+    <w:basedOn w:val="Normal"/>
+    <w:next w:val="Normal"/>
+    <w:autoRedefine/>
+    <w:uiPriority w:val="39"/>
+    <w:unhideWhenUsed/>
+    <w:rsid w:val="00755319"/>
+    <w:pPr>
+      <w:spacing w:after="100"/>
+      <w:ind w:left="480"/>
+    </w:pPr>
+  </w:style>
+  <w:style w:type="table" w:styleId="Tablaconcuadrcula">
+    <w:name w:val="Table Grid"/>
+    <w:basedOn w:val="Tablanormal"/>
+    <w:uiPriority w:val="39"/>
+    <w:rsid w:val="00177157"/>
+    <w:pPr>
+      <w:spacing w:after="0" w:line="240" w:lineRule="auto"/>
+    </w:pPr>
+    <w:tblPr>
+      <w:tblBorders>
+        <w:top w:val="single" w:sz="4" w:space="0" w:color="auto"/>
+        <w:left w:val="single" w:sz="4" w:space="0" w:color="auto"/>
+        <w:bottom w:val="single" w:sz="4" w:space="0" w:color="auto"/>
+        <w:right w:val="single" w:sz="4" w:space="0" w:color="auto"/>
+        <w:insideH w:val="single" w:sz="4" w:space="0" w:color="auto"/>
+        <w:insideV w:val="single" w:sz="4" w:space="0" w:color="auto"/>
+      </w:tblBorders>
+    </w:tblPr>
+  </w:style>
 </w:styles>
 </file>
 
@@ -6005,4 +11890,16 @@
     </a:ext>
   </a:extLst>
 </a:theme>
+</file>
+
+<file path=customXml/item1.xml><?xml version="1.0" encoding="utf-8"?>
+<b:Sources xmlns:b="http://schemas.openxmlformats.org/officeDocument/2006/bibliography" xmlns="http://schemas.openxmlformats.org/officeDocument/2006/bibliography" SelectedStyle="\APASixthEditionOfficeOnline.xsl" StyleName="APA" Version="6"/>
+</file>
+
+<file path=customXml/itemProps1.xml><?xml version="1.0" encoding="utf-8"?>
+<ds:datastoreItem xmlns:ds="http://schemas.openxmlformats.org/officeDocument/2006/customXml" ds:itemID="{C265890F-07EE-46AC-8F64-DD8896ADA709}">
+  <ds:schemaRefs>
+    <ds:schemaRef ds:uri="http://schemas.openxmlformats.org/officeDocument/2006/bibliography"/>
+  </ds:schemaRefs>
+</ds:datastoreItem>
 </file>
--- a/Memoria.docx
+++ b/Memoria.docx
@@ -98,7 +98,7 @@
           <w:rFonts w:ascii="Arial" w:hAnsi="Arial" w:cs="Arial"/>
         </w:rPr>
         <w:pict w14:anchorId="00772674">
-          <v:rect id="_x0000_i1025" style="width:0;height:1.5pt" o:hralign="center" o:hrstd="t" o:hr="t" fillcolor="#a0a0a0" stroked="f"/>
+          <v:rect id="_x0000_i1411" style="width:0;height:1.5pt" o:hralign="center" o:hrstd="t" o:hr="t" fillcolor="#a0a0a0" stroked="f"/>
         </w:pict>
       </w:r>
     </w:p>
@@ -249,7 +249,7 @@
           <w:rFonts w:ascii="Arial" w:hAnsi="Arial" w:cs="Arial"/>
         </w:rPr>
         <w:pict w14:anchorId="760AD29B">
-          <v:rect id="_x0000_i1026" style="width:0;height:1.5pt" o:hralign="center" o:hrstd="t" o:hr="t" fillcolor="#a0a0a0" stroked="f"/>
+          <v:rect id="_x0000_i1412" style="width:0;height:1.5pt" o:hralign="center" o:hrstd="t" o:hr="t" fillcolor="#a0a0a0" stroked="f"/>
         </w:pict>
       </w:r>
     </w:p>
@@ -473,7 +473,7 @@
           <w:rFonts w:ascii="Arial" w:hAnsi="Arial" w:cs="Arial"/>
         </w:rPr>
         <w:pict w14:anchorId="183E736E">
-          <v:rect id="_x0000_i1027" style="width:0;height:1.5pt" o:hralign="center" o:hrstd="t" o:hr="t" fillcolor="#a0a0a0" stroked="f"/>
+          <v:rect id="_x0000_i1413" style="width:0;height:1.5pt" o:hralign="center" o:hrstd="t" o:hr="t" fillcolor="#a0a0a0" stroked="f"/>
         </w:pict>
       </w:r>
     </w:p>
@@ -692,7 +692,7 @@
           <w:rFonts w:ascii="Arial" w:hAnsi="Arial" w:cs="Arial"/>
         </w:rPr>
         <w:pict w14:anchorId="2EDF105D">
-          <v:rect id="_x0000_i1028" style="width:0;height:1.5pt" o:hralign="center" o:hrstd="t" o:hr="t" fillcolor="#a0a0a0" stroked="f"/>
+          <v:rect id="_x0000_i1414" style="width:0;height:1.5pt" o:hralign="center" o:hrstd="t" o:hr="t" fillcolor="#a0a0a0" stroked="f"/>
         </w:pict>
       </w:r>
     </w:p>
@@ -921,7 +921,7 @@
           <w:rFonts w:ascii="Arial" w:hAnsi="Arial" w:cs="Arial"/>
         </w:rPr>
         <w:pict w14:anchorId="3E838B9D">
-          <v:rect id="_x0000_i1029" style="width:0;height:1.5pt" o:hralign="center" o:hrstd="t" o:hr="t" fillcolor="#a0a0a0" stroked="f"/>
+          <v:rect id="_x0000_i1415" style="width:0;height:1.5pt" o:hralign="center" o:hrstd="t" o:hr="t" fillcolor="#a0a0a0" stroked="f"/>
         </w:pict>
       </w:r>
     </w:p>
@@ -1062,7 +1062,7 @@
           <w:rFonts w:ascii="Arial" w:hAnsi="Arial" w:cs="Arial"/>
         </w:rPr>
         <w:pict w14:anchorId="578FD8FB">
-          <v:rect id="_x0000_i1030" style="width:0;height:1.5pt" o:hralign="center" o:hrstd="t" o:hr="t" fillcolor="#a0a0a0" stroked="f"/>
+          <v:rect id="_x0000_i1416" style="width:0;height:1.5pt" o:hralign="center" o:hrstd="t" o:hr="t" fillcolor="#a0a0a0" stroked="f"/>
         </w:pict>
       </w:r>
     </w:p>
@@ -1162,7 +1162,7 @@
           <w:rFonts w:ascii="Arial" w:hAnsi="Arial" w:cs="Arial"/>
         </w:rPr>
         <w:pict w14:anchorId="4483F1F2">
-          <v:rect id="_x0000_i1031" style="width:0;height:1.5pt" o:hralign="center" o:hrstd="t" o:hr="t" fillcolor="#a0a0a0" stroked="f"/>
+          <v:rect id="_x0000_i1417" style="width:0;height:1.5pt" o:hralign="center" o:hrstd="t" o:hr="t" fillcolor="#a0a0a0" stroked="f"/>
         </w:pict>
       </w:r>
     </w:p>
@@ -1365,6 +1365,9 @@
     </w:p>
     <w:sdt>
       <w:sdtPr>
+        <w:rPr>
+          <w:rFonts w:ascii="Arial" w:hAnsi="Arial" w:cs="Arial"/>
+        </w:rPr>
         <w:id w:val="38489334"/>
         <w:docPartObj>
           <w:docPartGallery w:val="Table of Contents"/>
@@ -1373,7 +1376,7 @@
       </w:sdtPr>
       <w:sdtEndPr>
         <w:rPr>
-          <w:rFonts w:asciiTheme="minorHAnsi" w:eastAsiaTheme="minorHAnsi" w:hAnsiTheme="minorHAnsi" w:cstheme="minorBidi"/>
+          <w:rFonts w:eastAsiaTheme="minorHAnsi"/>
           <w:b/>
           <w:bCs/>
           <w:color w:val="auto"/>
@@ -1388,8 +1391,14 @@
         <w:p>
           <w:pPr>
             <w:pStyle w:val="TtuloTDC"/>
+            <w:rPr>
+              <w:rFonts w:ascii="Arial" w:hAnsi="Arial" w:cs="Arial"/>
+            </w:rPr>
           </w:pPr>
           <w:r>
+            <w:rPr>
+              <w:rFonts w:ascii="Arial" w:hAnsi="Arial" w:cs="Arial"/>
+            </w:rPr>
             <w:t>Contenido</w:t>
           </w:r>
         </w:p>
@@ -1406,18 +1415,28 @@
             </w:rPr>
           </w:pPr>
           <w:r>
+            <w:rPr>
+              <w:rFonts w:ascii="Arial" w:hAnsi="Arial" w:cs="Arial"/>
+            </w:rPr>
             <w:fldChar w:fldCharType="begin"/>
           </w:r>
           <w:r>
+            <w:rPr>
+              <w:rFonts w:ascii="Arial" w:hAnsi="Arial" w:cs="Arial"/>
+            </w:rPr>
             <w:instrText xml:space="preserve"> TOC \o "1-3" \h \z \u </w:instrText>
           </w:r>
           <w:r>
+            <w:rPr>
+              <w:rFonts w:ascii="Arial" w:hAnsi="Arial" w:cs="Arial"/>
+            </w:rPr>
             <w:fldChar w:fldCharType="separate"/>
           </w:r>
-          <w:hyperlink w:anchor="_Toc219049484" w:history="1">
+          <w:hyperlink w:anchor="_Toc219217203" w:history="1">
             <w:r>
               <w:rPr>
                 <w:rStyle w:val="Hipervnculo"/>
+                <w:rFonts w:ascii="Arial" w:hAnsi="Arial" w:cs="Arial"/>
                 <w:noProof/>
               </w:rPr>
               <w:t>1. Introducción</w:t>
@@ -1441,7 +1460,7 @@
                 <w:noProof/>
                 <w:webHidden/>
               </w:rPr>
-              <w:instrText xml:space="preserve"> PAGEREF _Toc219049484 \h </w:instrText>
+              <w:instrText xml:space="preserve"> PAGEREF _Toc219217203 \h </w:instrText>
             </w:r>
             <w:r>
               <w:rPr>
@@ -1461,7 +1480,7 @@
                 <w:noProof/>
                 <w:webHidden/>
               </w:rPr>
-              <w:t>5</w:t>
+              <w:t>6</w:t>
             </w:r>
             <w:r>
               <w:rPr>
@@ -1484,10 +1503,11 @@
               <w:lang w:eastAsia="es-ES"/>
             </w:rPr>
           </w:pPr>
-          <w:hyperlink w:anchor="_Toc219049485" w:history="1">
+          <w:hyperlink w:anchor="_Toc219217204" w:history="1">
             <w:r>
               <w:rPr>
                 <w:rStyle w:val="Hipervnculo"/>
+                <w:rFonts w:ascii="Arial" w:hAnsi="Arial" w:cs="Arial"/>
                 <w:noProof/>
               </w:rPr>
               <w:t>3. Preparación de datos para sistemas RAG</w:t>
@@ -1511,7 +1531,7 @@
                 <w:noProof/>
                 <w:webHidden/>
               </w:rPr>
-              <w:instrText xml:space="preserve"> PAGEREF _Toc219049485 \h </w:instrText>
+              <w:instrText xml:space="preserve"> PAGEREF _Toc219217204 \h </w:instrText>
             </w:r>
             <w:r>
               <w:rPr>
@@ -1531,7 +1551,7 @@
                 <w:noProof/>
                 <w:webHidden/>
               </w:rPr>
-              <w:t>8</w:t>
+              <w:t>9</w:t>
             </w:r>
             <w:r>
               <w:rPr>
@@ -1549,13 +1569,16 @@
               <w:tab w:val="right" w:leader="dot" w:pos="8494"/>
             </w:tabs>
             <w:rPr>
+              <w:rFonts w:eastAsiaTheme="minorEastAsia"/>
               <w:noProof/>
+              <w:lang w:eastAsia="es-ES"/>
             </w:rPr>
           </w:pPr>
-          <w:hyperlink w:anchor="_Toc219049486" w:history="1">
+          <w:hyperlink w:anchor="_Toc219217205" w:history="1">
             <w:r>
               <w:rPr>
                 <w:rStyle w:val="Hipervnculo"/>
+                <w:rFonts w:ascii="Arial" w:hAnsi="Arial" w:cs="Arial"/>
                 <w:noProof/>
               </w:rPr>
               <w:t>3.1 Fuentes de datos textuales</w:t>
@@ -1579,7 +1602,7 @@
                 <w:noProof/>
                 <w:webHidden/>
               </w:rPr>
-              <w:instrText xml:space="preserve"> PAGEREF _Toc219049486 \h </w:instrText>
+              <w:instrText xml:space="preserve"> PAGEREF _Toc219217205 \h </w:instrText>
             </w:r>
             <w:r>
               <w:rPr>
@@ -1617,16 +1640,19 @@
               <w:tab w:val="right" w:leader="dot" w:pos="8494"/>
             </w:tabs>
             <w:rPr>
+              <w:rFonts w:eastAsiaTheme="minorEastAsia"/>
               <w:noProof/>
+              <w:lang w:eastAsia="es-ES"/>
             </w:rPr>
           </w:pPr>
-          <w:hyperlink w:anchor="_Toc219049487" w:history="1">
+          <w:hyperlink w:anchor="_Toc219217206" w:history="1">
             <w:r>
               <w:rPr>
                 <w:rStyle w:val="Hipervnculo"/>
-                <w:noProof/>
-              </w:rPr>
-              <w:t>3.1.1 Documentación técnica y normativa</w:t>
+                <w:rFonts w:ascii="Arial" w:hAnsi="Arial" w:cs="Arial"/>
+                <w:noProof/>
+              </w:rPr>
+              <w:t>Las fuentes de datos empleadas por los agentes RAG incluyen documentación técnica y normativa en formato PDF, así como bases de datos operacionales en formato Excel. En conjunto, estos datos representan un escenario realista de Big Data documental, caracterizado por heterogeneidad de formatos, estilos y niveles de estructuración.</w:t>
             </w:r>
             <w:r>
               <w:rPr>
@@ -1647,7 +1673,7 @@
                 <w:noProof/>
                 <w:webHidden/>
               </w:rPr>
-              <w:instrText xml:space="preserve"> PAGEREF _Toc219049487 \h </w:instrText>
+              <w:instrText xml:space="preserve"> PAGEREF _Toc219217206 \h </w:instrText>
             </w:r>
             <w:r>
               <w:rPr>
@@ -1685,16 +1711,19 @@
               <w:tab w:val="right" w:leader="dot" w:pos="8494"/>
             </w:tabs>
             <w:rPr>
+              <w:rFonts w:eastAsiaTheme="minorEastAsia"/>
               <w:noProof/>
+              <w:lang w:eastAsia="es-ES"/>
             </w:rPr>
           </w:pPr>
-          <w:hyperlink w:anchor="_Toc219049488" w:history="1">
+          <w:hyperlink w:anchor="_Toc219217207" w:history="1">
             <w:r>
               <w:rPr>
                 <w:rStyle w:val="Hipervnculo"/>
-                <w:noProof/>
-              </w:rPr>
-              <w:t>3.1.2 Bases de datos de reportes y eventos</w:t>
+                <w:rFonts w:ascii="Arial" w:hAnsi="Arial" w:cs="Arial"/>
+                <w:noProof/>
+              </w:rPr>
+              <w:t>3.1.1 Documentación técnica y normativa (PDFs)</w:t>
             </w:r>
             <w:r>
               <w:rPr>
@@ -1715,7 +1744,7 @@
                 <w:noProof/>
                 <w:webHidden/>
               </w:rPr>
-              <w:instrText xml:space="preserve"> PAGEREF _Toc219049488 \h </w:instrText>
+              <w:instrText xml:space="preserve"> PAGEREF _Toc219217207 \h </w:instrText>
             </w:r>
             <w:r>
               <w:rPr>
@@ -1736,6 +1765,77 @@
                 <w:webHidden/>
               </w:rPr>
               <w:t>9</w:t>
+            </w:r>
+            <w:r>
+              <w:rPr>
+                <w:noProof/>
+                <w:webHidden/>
+              </w:rPr>
+              <w:fldChar w:fldCharType="end"/>
+            </w:r>
+          </w:hyperlink>
+        </w:p>
+        <w:p>
+          <w:pPr>
+            <w:pStyle w:val="TDC3"/>
+            <w:tabs>
+              <w:tab w:val="right" w:leader="dot" w:pos="8494"/>
+            </w:tabs>
+            <w:rPr>
+              <w:rFonts w:eastAsiaTheme="minorEastAsia"/>
+              <w:noProof/>
+              <w:lang w:eastAsia="es-ES"/>
+            </w:rPr>
+          </w:pPr>
+          <w:hyperlink w:anchor="_Toc219217208" w:history="1">
+            <w:r>
+              <w:rPr>
+                <w:rStyle w:val="Hipervnculo"/>
+                <w:rFonts w:ascii="Arial" w:hAnsi="Arial" w:cs="Arial"/>
+                <w:noProof/>
+              </w:rPr>
+              <w:t>3.1.2 Bases de datos de reportes y eventos (Excels)</w:t>
+            </w:r>
+            <w:r>
+              <w:rPr>
+                <w:noProof/>
+                <w:webHidden/>
+              </w:rPr>
+              <w:tab/>
+            </w:r>
+            <w:r>
+              <w:rPr>
+                <w:noProof/>
+                <w:webHidden/>
+              </w:rPr>
+              <w:fldChar w:fldCharType="begin"/>
+            </w:r>
+            <w:r>
+              <w:rPr>
+                <w:noProof/>
+                <w:webHidden/>
+              </w:rPr>
+              <w:instrText xml:space="preserve"> PAGEREF _Toc219217208 \h </w:instrText>
+            </w:r>
+            <w:r>
+              <w:rPr>
+                <w:noProof/>
+                <w:webHidden/>
+              </w:rPr>
+            </w:r>
+            <w:r>
+              <w:rPr>
+                <w:noProof/>
+                <w:webHidden/>
+              </w:rPr>
+              <w:fldChar w:fldCharType="separate"/>
+            </w:r>
+            <w:r>
+              <w:rPr>
+                <w:noProof/>
+                <w:webHidden/>
+              </w:rPr>
+              <w:t>10</w:t>
             </w:r>
             <w:r>
               <w:rPr>
@@ -1753,13 +1853,16 @@
               <w:tab w:val="right" w:leader="dot" w:pos="8494"/>
             </w:tabs>
             <w:rPr>
+              <w:rFonts w:eastAsiaTheme="minorEastAsia"/>
               <w:noProof/>
+              <w:lang w:eastAsia="es-ES"/>
             </w:rPr>
           </w:pPr>
-          <w:hyperlink w:anchor="_Toc219049489" w:history="1">
+          <w:hyperlink w:anchor="_Toc219217209" w:history="1">
             <w:r>
               <w:rPr>
                 <w:rStyle w:val="Hipervnculo"/>
+                <w:rFonts w:ascii="Arial" w:hAnsi="Arial" w:cs="Arial"/>
                 <w:noProof/>
               </w:rPr>
               <w:t>3.2 Extracción y limpieza del texto</w:t>
@@ -1783,7 +1886,7 @@
                 <w:noProof/>
                 <w:webHidden/>
               </w:rPr>
-              <w:instrText xml:space="preserve"> PAGEREF _Toc219049489 \h </w:instrText>
+              <w:instrText xml:space="preserve"> PAGEREF _Toc219217209 \h </w:instrText>
             </w:r>
             <w:r>
               <w:rPr>
@@ -1821,13 +1924,16 @@
               <w:tab w:val="right" w:leader="dot" w:pos="8494"/>
             </w:tabs>
             <w:rPr>
+              <w:rFonts w:eastAsiaTheme="minorEastAsia"/>
               <w:noProof/>
+              <w:lang w:eastAsia="es-ES"/>
             </w:rPr>
           </w:pPr>
-          <w:hyperlink w:anchor="_Toc219049490" w:history="1">
+          <w:hyperlink w:anchor="_Toc219217210" w:history="1">
             <w:r>
               <w:rPr>
                 <w:rStyle w:val="Hipervnculo"/>
+                <w:rFonts w:ascii="Arial" w:hAnsi="Arial" w:cs="Arial"/>
                 <w:noProof/>
               </w:rPr>
               <w:t>3.3 Segmentación del texto (chunking)</w:t>
@@ -1851,7 +1957,7 @@
                 <w:noProof/>
                 <w:webHidden/>
               </w:rPr>
-              <w:instrText xml:space="preserve"> PAGEREF _Toc219049490 \h </w:instrText>
+              <w:instrText xml:space="preserve"> PAGEREF _Toc219217210 \h </w:instrText>
             </w:r>
             <w:r>
               <w:rPr>
@@ -1889,13 +1995,16 @@
               <w:tab w:val="right" w:leader="dot" w:pos="8494"/>
             </w:tabs>
             <w:rPr>
+              <w:rFonts w:eastAsiaTheme="minorEastAsia"/>
               <w:noProof/>
+              <w:lang w:eastAsia="es-ES"/>
             </w:rPr>
           </w:pPr>
-          <w:hyperlink w:anchor="_Toc219049491" w:history="1">
+          <w:hyperlink w:anchor="_Toc219217211" w:history="1">
             <w:r>
               <w:rPr>
                 <w:rStyle w:val="Hipervnculo"/>
+                <w:rFonts w:ascii="Arial" w:hAnsi="Arial" w:cs="Arial"/>
                 <w:noProof/>
               </w:rPr>
               <w:t>3.4 Generación de embeddings y representación vectorial</w:t>
@@ -1919,7 +2028,7 @@
                 <w:noProof/>
                 <w:webHidden/>
               </w:rPr>
-              <w:instrText xml:space="preserve"> PAGEREF _Toc219049491 \h </w:instrText>
+              <w:instrText xml:space="preserve"> PAGEREF _Toc219217211 \h </w:instrText>
             </w:r>
             <w:r>
               <w:rPr>
@@ -1957,16 +2066,19 @@
               <w:tab w:val="right" w:leader="dot" w:pos="8494"/>
             </w:tabs>
             <w:rPr>
+              <w:rFonts w:eastAsiaTheme="minorEastAsia"/>
               <w:noProof/>
+              <w:lang w:eastAsia="es-ES"/>
             </w:rPr>
           </w:pPr>
-          <w:hyperlink w:anchor="_Toc219049492" w:history="1">
+          <w:hyperlink w:anchor="_Toc219217212" w:history="1">
             <w:r>
               <w:rPr>
                 <w:rStyle w:val="Hipervnculo"/>
-                <w:noProof/>
-              </w:rPr>
-              <w:t>3.5 Construcción de bases vectoriales</w:t>
+                <w:rFonts w:ascii="Arial" w:hAnsi="Arial" w:cs="Arial"/>
+                <w:noProof/>
+              </w:rPr>
+              <w:t>3.5 Consideraciones metodológicas</w:t>
             </w:r>
             <w:r>
               <w:rPr>
@@ -1987,7 +2099,7 @@
                 <w:noProof/>
                 <w:webHidden/>
               </w:rPr>
-              <w:instrText xml:space="preserve"> PAGEREF _Toc219049492 \h </w:instrText>
+              <w:instrText xml:space="preserve"> PAGEREF _Toc219217212 \h </w:instrText>
             </w:r>
             <w:r>
               <w:rPr>
@@ -2007,75 +2119,7 @@
                 <w:noProof/>
                 <w:webHidden/>
               </w:rPr>
-              <w:t>12</w:t>
-            </w:r>
-            <w:r>
-              <w:rPr>
-                <w:noProof/>
-                <w:webHidden/>
-              </w:rPr>
-              <w:fldChar w:fldCharType="end"/>
-            </w:r>
-          </w:hyperlink>
-        </w:p>
-        <w:p>
-          <w:pPr>
-            <w:pStyle w:val="TDC2"/>
-            <w:tabs>
-              <w:tab w:val="right" w:leader="dot" w:pos="8494"/>
-            </w:tabs>
-            <w:rPr>
-              <w:noProof/>
-            </w:rPr>
-          </w:pPr>
-          <w:hyperlink w:anchor="_Toc219049493" w:history="1">
-            <w:r>
-              <w:rPr>
-                <w:rStyle w:val="Hipervnculo"/>
-                <w:noProof/>
-              </w:rPr>
-              <w:t>3.6 Consideraciones metodológicas</w:t>
-            </w:r>
-            <w:r>
-              <w:rPr>
-                <w:noProof/>
-                <w:webHidden/>
-              </w:rPr>
-              <w:tab/>
-            </w:r>
-            <w:r>
-              <w:rPr>
-                <w:noProof/>
-                <w:webHidden/>
-              </w:rPr>
-              <w:fldChar w:fldCharType="begin"/>
-            </w:r>
-            <w:r>
-              <w:rPr>
-                <w:noProof/>
-                <w:webHidden/>
-              </w:rPr>
-              <w:instrText xml:space="preserve"> PAGEREF _Toc219049493 \h </w:instrText>
-            </w:r>
-            <w:r>
-              <w:rPr>
-                <w:noProof/>
-                <w:webHidden/>
-              </w:rPr>
-            </w:r>
-            <w:r>
-              <w:rPr>
-                <w:noProof/>
-                <w:webHidden/>
-              </w:rPr>
-              <w:fldChar w:fldCharType="separate"/>
-            </w:r>
-            <w:r>
-              <w:rPr>
-                <w:noProof/>
-                <w:webHidden/>
-              </w:rPr>
-              <w:t>12</w:t>
+              <w:t>11</w:t>
             </w:r>
             <w:r>
               <w:rPr>
@@ -2098,10 +2142,11 @@
               <w:lang w:eastAsia="es-ES"/>
             </w:rPr>
           </w:pPr>
-          <w:hyperlink w:anchor="_Toc219049494" w:history="1">
+          <w:hyperlink w:anchor="_Toc219217213" w:history="1">
             <w:r>
               <w:rPr>
                 <w:rStyle w:val="Hipervnculo"/>
+                <w:rFonts w:ascii="Arial" w:hAnsi="Arial" w:cs="Arial"/>
                 <w:noProof/>
               </w:rPr>
               <w:t>4. Preparación de datos y modelado para la predicción de la Vida Útil Restante (RUL)</w:t>
@@ -2125,7 +2170,7 @@
                 <w:noProof/>
                 <w:webHidden/>
               </w:rPr>
-              <w:instrText xml:space="preserve"> PAGEREF _Toc219049494 \h </w:instrText>
+              <w:instrText xml:space="preserve"> PAGEREF _Toc219217213 \h </w:instrText>
             </w:r>
             <w:r>
               <w:rPr>
@@ -2145,7 +2190,7 @@
                 <w:noProof/>
                 <w:webHidden/>
               </w:rPr>
-              <w:t>13</w:t>
+              <w:t>12</w:t>
             </w:r>
             <w:r>
               <w:rPr>
@@ -2163,13 +2208,16 @@
               <w:tab w:val="right" w:leader="dot" w:pos="8494"/>
             </w:tabs>
             <w:rPr>
+              <w:rFonts w:eastAsiaTheme="minorEastAsia"/>
               <w:noProof/>
+              <w:lang w:eastAsia="es-ES"/>
             </w:rPr>
           </w:pPr>
-          <w:hyperlink w:anchor="_Toc219049495" w:history="1">
+          <w:hyperlink w:anchor="_Toc219217214" w:history="1">
             <w:r>
               <w:rPr>
                 <w:rStyle w:val="Hipervnculo"/>
+                <w:rFonts w:ascii="Arial" w:hAnsi="Arial" w:cs="Arial"/>
                 <w:noProof/>
               </w:rPr>
               <w:t>4.1 Introducción</w:t>
@@ -2193,7 +2241,7 @@
                 <w:noProof/>
                 <w:webHidden/>
               </w:rPr>
-              <w:instrText xml:space="preserve"> PAGEREF _Toc219049495 \h </w:instrText>
+              <w:instrText xml:space="preserve"> PAGEREF _Toc219217214 \h </w:instrText>
             </w:r>
             <w:r>
               <w:rPr>
@@ -2213,7 +2261,7 @@
                 <w:noProof/>
                 <w:webHidden/>
               </w:rPr>
-              <w:t>13</w:t>
+              <w:t>12</w:t>
             </w:r>
             <w:r>
               <w:rPr>
@@ -2231,13 +2279,16 @@
               <w:tab w:val="right" w:leader="dot" w:pos="8494"/>
             </w:tabs>
             <w:rPr>
+              <w:rFonts w:eastAsiaTheme="minorEastAsia"/>
               <w:noProof/>
+              <w:lang w:eastAsia="es-ES"/>
             </w:rPr>
           </w:pPr>
-          <w:hyperlink w:anchor="_Toc219049496" w:history="1">
+          <w:hyperlink w:anchor="_Toc219217215" w:history="1">
             <w:r>
               <w:rPr>
                 <w:rStyle w:val="Hipervnculo"/>
+                <w:rFonts w:ascii="Arial" w:hAnsi="Arial" w:cs="Arial"/>
                 <w:noProof/>
               </w:rPr>
               <w:t>4.2 Descripción del conjunto de datos CMAPSS</w:t>
@@ -2261,7 +2312,7 @@
                 <w:noProof/>
                 <w:webHidden/>
               </w:rPr>
-              <w:instrText xml:space="preserve"> PAGEREF _Toc219049496 \h </w:instrText>
+              <w:instrText xml:space="preserve"> PAGEREF _Toc219217215 \h </w:instrText>
             </w:r>
             <w:r>
               <w:rPr>
@@ -2281,7 +2332,7 @@
                 <w:noProof/>
                 <w:webHidden/>
               </w:rPr>
-              <w:t>14</w:t>
+              <w:t>12</w:t>
             </w:r>
             <w:r>
               <w:rPr>
@@ -2299,13 +2350,16 @@
               <w:tab w:val="right" w:leader="dot" w:pos="8494"/>
             </w:tabs>
             <w:rPr>
+              <w:rFonts w:eastAsiaTheme="minorEastAsia"/>
               <w:noProof/>
+              <w:lang w:eastAsia="es-ES"/>
             </w:rPr>
           </w:pPr>
-          <w:hyperlink w:anchor="_Toc219049497" w:history="1">
+          <w:hyperlink w:anchor="_Toc219217216" w:history="1">
             <w:r>
               <w:rPr>
                 <w:rStyle w:val="Hipervnculo"/>
+                <w:rFonts w:ascii="Arial" w:hAnsi="Arial" w:cs="Arial"/>
                 <w:noProof/>
               </w:rPr>
               <w:t>4.3 Caracterización de los subconjuntos y escenario experimental</w:t>
@@ -2329,7 +2383,7 @@
                 <w:noProof/>
                 <w:webHidden/>
               </w:rPr>
-              <w:instrText xml:space="preserve"> PAGEREF _Toc219049497 \h </w:instrText>
+              <w:instrText xml:space="preserve"> PAGEREF _Toc219217216 \h </w:instrText>
             </w:r>
             <w:r>
               <w:rPr>
@@ -2349,7 +2403,7 @@
                 <w:noProof/>
                 <w:webHidden/>
               </w:rPr>
-              <w:t>14</w:t>
+              <w:t>13</w:t>
             </w:r>
             <w:r>
               <w:rPr>
@@ -2367,16 +2421,19 @@
               <w:tab w:val="right" w:leader="dot" w:pos="8494"/>
             </w:tabs>
             <w:rPr>
+              <w:rFonts w:eastAsiaTheme="minorEastAsia"/>
               <w:noProof/>
+              <w:lang w:eastAsia="es-ES"/>
             </w:rPr>
           </w:pPr>
-          <w:hyperlink w:anchor="_Toc219049498" w:history="1">
+          <w:hyperlink w:anchor="_Toc219217217" w:history="1">
             <w:r>
               <w:rPr>
                 <w:rStyle w:val="Hipervnculo"/>
-                <w:noProof/>
-              </w:rPr>
-              <w:t>4.3 Análisis inicial y control de calidad de los datos</w:t>
+                <w:rFonts w:ascii="Arial" w:hAnsi="Arial" w:cs="Arial"/>
+                <w:noProof/>
+              </w:rPr>
+              <w:t>4.4 Análisis inicial y control de calidad de los datos</w:t>
             </w:r>
             <w:r>
               <w:rPr>
@@ -2397,7 +2454,7 @@
                 <w:noProof/>
                 <w:webHidden/>
               </w:rPr>
-              <w:instrText xml:space="preserve"> PAGEREF _Toc219049498 \h </w:instrText>
+              <w:instrText xml:space="preserve"> PAGEREF _Toc219217217 \h </w:instrText>
             </w:r>
             <w:r>
               <w:rPr>
@@ -2417,7 +2474,7 @@
                 <w:noProof/>
                 <w:webHidden/>
               </w:rPr>
-              <w:t>16</w:t>
+              <w:t>14</w:t>
             </w:r>
             <w:r>
               <w:rPr>
@@ -2435,16 +2492,19 @@
               <w:tab w:val="right" w:leader="dot" w:pos="8494"/>
             </w:tabs>
             <w:rPr>
+              <w:rFonts w:eastAsiaTheme="minorEastAsia"/>
               <w:noProof/>
+              <w:lang w:eastAsia="es-ES"/>
             </w:rPr>
           </w:pPr>
-          <w:hyperlink w:anchor="_Toc219049499" w:history="1">
+          <w:hyperlink w:anchor="_Toc219217218" w:history="1">
             <w:r>
               <w:rPr>
                 <w:rStyle w:val="Hipervnculo"/>
-                <w:noProof/>
-              </w:rPr>
-              <w:t>4.4 Ingeniería de variables y selección de características</w:t>
+                <w:rFonts w:ascii="Arial" w:hAnsi="Arial" w:cs="Arial"/>
+                <w:noProof/>
+              </w:rPr>
+              <w:t>4.5 Ingeniería de variables y selección de características</w:t>
             </w:r>
             <w:r>
               <w:rPr>
@@ -2465,7 +2525,7 @@
                 <w:noProof/>
                 <w:webHidden/>
               </w:rPr>
-              <w:instrText xml:space="preserve"> PAGEREF _Toc219049499 \h </w:instrText>
+              <w:instrText xml:space="preserve"> PAGEREF _Toc219217218 \h </w:instrText>
             </w:r>
             <w:r>
               <w:rPr>
@@ -2485,7 +2545,7 @@
                 <w:noProof/>
                 <w:webHidden/>
               </w:rPr>
-              <w:t>16</w:t>
+              <w:t>15</w:t>
             </w:r>
             <w:r>
               <w:rPr>
@@ -2503,16 +2563,19 @@
               <w:tab w:val="right" w:leader="dot" w:pos="8494"/>
             </w:tabs>
             <w:rPr>
+              <w:rFonts w:eastAsiaTheme="minorEastAsia"/>
               <w:noProof/>
+              <w:lang w:eastAsia="es-ES"/>
             </w:rPr>
           </w:pPr>
-          <w:hyperlink w:anchor="_Toc219049500" w:history="1">
+          <w:hyperlink w:anchor="_Toc219217219" w:history="1">
             <w:r>
               <w:rPr>
                 <w:rStyle w:val="Hipervnculo"/>
-                <w:noProof/>
-              </w:rPr>
-              <w:t>4.5 Normalización y escalado de los datos</w:t>
+                <w:rFonts w:ascii="Arial" w:hAnsi="Arial" w:cs="Arial"/>
+                <w:noProof/>
+              </w:rPr>
+              <w:t>4.6 Normalización y escalado de los datos</w:t>
             </w:r>
             <w:r>
               <w:rPr>
@@ -2533,7 +2596,7 @@
                 <w:noProof/>
                 <w:webHidden/>
               </w:rPr>
-              <w:instrText xml:space="preserve"> PAGEREF _Toc219049500 \h </w:instrText>
+              <w:instrText xml:space="preserve"> PAGEREF _Toc219217219 \h </w:instrText>
             </w:r>
             <w:r>
               <w:rPr>
@@ -2553,7 +2616,7 @@
                 <w:noProof/>
                 <w:webHidden/>
               </w:rPr>
-              <w:t>17</w:t>
+              <w:t>15</w:t>
             </w:r>
             <w:r>
               <w:rPr>
@@ -2571,16 +2634,19 @@
               <w:tab w:val="right" w:leader="dot" w:pos="8494"/>
             </w:tabs>
             <w:rPr>
+              <w:rFonts w:eastAsiaTheme="minorEastAsia"/>
               <w:noProof/>
+              <w:lang w:eastAsia="es-ES"/>
             </w:rPr>
           </w:pPr>
-          <w:hyperlink w:anchor="_Toc219049501" w:history="1">
+          <w:hyperlink w:anchor="_Toc219217220" w:history="1">
             <w:r>
               <w:rPr>
                 <w:rStyle w:val="Hipervnculo"/>
-                <w:noProof/>
-              </w:rPr>
-              <w:t>4.6 Construcción de secuencias temporales</w:t>
+                <w:rFonts w:ascii="Arial" w:hAnsi="Arial" w:cs="Arial"/>
+                <w:noProof/>
+              </w:rPr>
+              <w:t>4.7 Construcción de secuencias temporales</w:t>
             </w:r>
             <w:r>
               <w:rPr>
@@ -2601,7 +2667,7 @@
                 <w:noProof/>
                 <w:webHidden/>
               </w:rPr>
-              <w:instrText xml:space="preserve"> PAGEREF _Toc219049501 \h </w:instrText>
+              <w:instrText xml:space="preserve"> PAGEREF _Toc219217220 \h </w:instrText>
             </w:r>
             <w:r>
               <w:rPr>
@@ -2621,7 +2687,7 @@
                 <w:noProof/>
                 <w:webHidden/>
               </w:rPr>
-              <w:t>17</w:t>
+              <w:t>16</w:t>
             </w:r>
             <w:r>
               <w:rPr>
@@ -2639,16 +2705,19 @@
               <w:tab w:val="right" w:leader="dot" w:pos="8494"/>
             </w:tabs>
             <w:rPr>
+              <w:rFonts w:eastAsiaTheme="minorEastAsia"/>
               <w:noProof/>
+              <w:lang w:eastAsia="es-ES"/>
             </w:rPr>
           </w:pPr>
-          <w:hyperlink w:anchor="_Toc219049502" w:history="1">
+          <w:hyperlink w:anchor="_Toc219217221" w:history="1">
             <w:r>
               <w:rPr>
                 <w:rStyle w:val="Hipervnculo"/>
-                <w:noProof/>
-              </w:rPr>
-              <w:t>4.7 Arquitecturas de modelos evaluadas</w:t>
+                <w:rFonts w:ascii="Arial" w:hAnsi="Arial" w:cs="Arial"/>
+                <w:noProof/>
+              </w:rPr>
+              <w:t>4.8 Arquitecturas de modelos evaluadas</w:t>
             </w:r>
             <w:r>
               <w:rPr>
@@ -2669,7 +2738,7 @@
                 <w:noProof/>
                 <w:webHidden/>
               </w:rPr>
-              <w:instrText xml:space="preserve"> PAGEREF _Toc219049502 \h </w:instrText>
+              <w:instrText xml:space="preserve"> PAGEREF _Toc219217221 \h </w:instrText>
             </w:r>
             <w:r>
               <w:rPr>
@@ -2689,7 +2758,7 @@
                 <w:noProof/>
                 <w:webHidden/>
               </w:rPr>
-              <w:t>18</w:t>
+              <w:t>16</w:t>
             </w:r>
             <w:r>
               <w:rPr>
@@ -2707,16 +2776,19 @@
               <w:tab w:val="right" w:leader="dot" w:pos="8494"/>
             </w:tabs>
             <w:rPr>
+              <w:rFonts w:eastAsiaTheme="minorEastAsia"/>
               <w:noProof/>
+              <w:lang w:eastAsia="es-ES"/>
             </w:rPr>
           </w:pPr>
-          <w:hyperlink w:anchor="_Toc219049503" w:history="1">
+          <w:hyperlink w:anchor="_Toc219217222" w:history="1">
             <w:r>
               <w:rPr>
                 <w:rStyle w:val="Hipervnculo"/>
-                <w:noProof/>
-              </w:rPr>
-              <w:t>4.8 Estrategia de validación cruzada</w:t>
+                <w:rFonts w:ascii="Arial" w:hAnsi="Arial" w:cs="Arial"/>
+                <w:noProof/>
+              </w:rPr>
+              <w:t>4.9 Estrategia de validación cruzada</w:t>
             </w:r>
             <w:r>
               <w:rPr>
@@ -2737,7 +2809,7 @@
                 <w:noProof/>
                 <w:webHidden/>
               </w:rPr>
-              <w:instrText xml:space="preserve"> PAGEREF _Toc219049503 \h </w:instrText>
+              <w:instrText xml:space="preserve"> PAGEREF _Toc219217222 \h </w:instrText>
             </w:r>
             <w:r>
               <w:rPr>
@@ -2757,7 +2829,7 @@
                 <w:noProof/>
                 <w:webHidden/>
               </w:rPr>
-              <w:t>18</w:t>
+              <w:t>16</w:t>
             </w:r>
             <w:r>
               <w:rPr>
@@ -2775,16 +2847,19 @@
               <w:tab w:val="right" w:leader="dot" w:pos="8494"/>
             </w:tabs>
             <w:rPr>
+              <w:rFonts w:eastAsiaTheme="minorEastAsia"/>
               <w:noProof/>
+              <w:lang w:eastAsia="es-ES"/>
             </w:rPr>
           </w:pPr>
-          <w:hyperlink w:anchor="_Toc219049504" w:history="1">
+          <w:hyperlink w:anchor="_Toc219217223" w:history="1">
             <w:r>
               <w:rPr>
                 <w:rStyle w:val="Hipervnculo"/>
-                <w:noProof/>
-              </w:rPr>
-              <w:t>4.9 Entrenamiento y regularización</w:t>
+                <w:rFonts w:ascii="Arial" w:hAnsi="Arial" w:cs="Arial"/>
+                <w:noProof/>
+              </w:rPr>
+              <w:t>4.10 Comparación de arquitecturas y selección del modelo final</w:t>
             </w:r>
             <w:r>
               <w:rPr>
@@ -2805,7 +2880,7 @@
                 <w:noProof/>
                 <w:webHidden/>
               </w:rPr>
-              <w:instrText xml:space="preserve"> PAGEREF _Toc219049504 \h </w:instrText>
+              <w:instrText xml:space="preserve"> PAGEREF _Toc219217223 \h </w:instrText>
             </w:r>
             <w:r>
               <w:rPr>
@@ -2825,7 +2900,7 @@
                 <w:noProof/>
                 <w:webHidden/>
               </w:rPr>
-              <w:t>19</w:t>
+              <w:t>17</w:t>
             </w:r>
             <w:r>
               <w:rPr>
@@ -2843,16 +2918,19 @@
               <w:tab w:val="right" w:leader="dot" w:pos="8494"/>
             </w:tabs>
             <w:rPr>
+              <w:rFonts w:eastAsiaTheme="minorEastAsia"/>
               <w:noProof/>
+              <w:lang w:eastAsia="es-ES"/>
             </w:rPr>
           </w:pPr>
-          <w:hyperlink w:anchor="_Toc219049505" w:history="1">
+          <w:hyperlink w:anchor="_Toc219217224" w:history="1">
             <w:r>
               <w:rPr>
                 <w:rStyle w:val="Hipervnculo"/>
-                <w:noProof/>
-              </w:rPr>
-              <w:t>4.10 Comparación de arquitecturas y selección del modelo final</w:t>
+                <w:rFonts w:ascii="Arial" w:hAnsi="Arial" w:cs="Arial"/>
+                <w:noProof/>
+              </w:rPr>
+              <w:t>4.11 Refinamiento y mejora del modelo GRU seleccionado</w:t>
             </w:r>
             <w:r>
               <w:rPr>
@@ -2873,7 +2951,7 @@
                 <w:noProof/>
                 <w:webHidden/>
               </w:rPr>
-              <w:instrText xml:space="preserve"> PAGEREF _Toc219049505 \h </w:instrText>
+              <w:instrText xml:space="preserve"> PAGEREF _Toc219217224 \h </w:instrText>
             </w:r>
             <w:r>
               <w:rPr>
@@ -2893,7 +2971,7 @@
                 <w:noProof/>
                 <w:webHidden/>
               </w:rPr>
-              <w:t>19</w:t>
+              <w:t>18</w:t>
             </w:r>
             <w:r>
               <w:rPr>
@@ -2911,16 +2989,19 @@
               <w:tab w:val="right" w:leader="dot" w:pos="8494"/>
             </w:tabs>
             <w:rPr>
+              <w:rFonts w:eastAsiaTheme="minorEastAsia"/>
               <w:noProof/>
+              <w:lang w:eastAsia="es-ES"/>
             </w:rPr>
           </w:pPr>
-          <w:hyperlink w:anchor="_Toc219049506" w:history="1">
+          <w:hyperlink w:anchor="_Toc219217225" w:history="1">
             <w:r>
               <w:rPr>
                 <w:rStyle w:val="Hipervnculo"/>
-                <w:noProof/>
-              </w:rPr>
-              <w:t>4.11 Evaluación final y calibración de las predicciones</w:t>
+                <w:rFonts w:ascii="Arial" w:hAnsi="Arial" w:cs="Arial"/>
+                <w:noProof/>
+              </w:rPr>
+              <w:t>4.12 Evaluación final y calibración de las predicciones</w:t>
             </w:r>
             <w:r>
               <w:rPr>
@@ -2941,7 +3022,7 @@
                 <w:noProof/>
                 <w:webHidden/>
               </w:rPr>
-              <w:instrText xml:space="preserve"> PAGEREF _Toc219049506 \h </w:instrText>
+              <w:instrText xml:space="preserve"> PAGEREF _Toc219217225 \h </w:instrText>
             </w:r>
             <w:r>
               <w:rPr>
@@ -2961,7 +3042,7 @@
                 <w:noProof/>
                 <w:webHidden/>
               </w:rPr>
-              <w:t>20</w:t>
+              <w:t>21</w:t>
             </w:r>
             <w:r>
               <w:rPr>
@@ -2979,16 +3060,19 @@
               <w:tab w:val="right" w:leader="dot" w:pos="8494"/>
             </w:tabs>
             <w:rPr>
+              <w:rFonts w:eastAsiaTheme="minorEastAsia"/>
               <w:noProof/>
+              <w:lang w:eastAsia="es-ES"/>
             </w:rPr>
           </w:pPr>
-          <w:hyperlink w:anchor="_Toc219049507" w:history="1">
+          <w:hyperlink w:anchor="_Toc219217226" w:history="1">
             <w:r>
               <w:rPr>
                 <w:rStyle w:val="Hipervnculo"/>
-                <w:noProof/>
-              </w:rPr>
-              <w:t>4.12 Conclusiones del capítulo</w:t>
+                <w:rFonts w:ascii="Arial" w:hAnsi="Arial" w:cs="Arial"/>
+                <w:noProof/>
+              </w:rPr>
+              <w:t>4.13 Conclusiones del capítulo</w:t>
             </w:r>
             <w:r>
               <w:rPr>
@@ -3009,7 +3093,7 @@
                 <w:noProof/>
                 <w:webHidden/>
               </w:rPr>
-              <w:instrText xml:space="preserve"> PAGEREF _Toc219049507 \h </w:instrText>
+              <w:instrText xml:space="preserve"> PAGEREF _Toc219217226 \h </w:instrText>
             </w:r>
             <w:r>
               <w:rPr>
@@ -3029,7 +3113,7 @@
                 <w:noProof/>
                 <w:webHidden/>
               </w:rPr>
-              <w:t>21</w:t>
+              <w:t>22</w:t>
             </w:r>
             <w:r>
               <w:rPr>
@@ -3041,8 +3125,14 @@
           </w:hyperlink>
         </w:p>
         <w:p>
+          <w:pPr>
+            <w:rPr>
+              <w:rFonts w:ascii="Arial" w:hAnsi="Arial" w:cs="Arial"/>
+            </w:rPr>
+          </w:pPr>
           <w:r>
             <w:rPr>
+              <w:rFonts w:ascii="Arial" w:hAnsi="Arial" w:cs="Arial"/>
               <w:b/>
               <w:bCs/>
             </w:rPr>
@@ -3332,19 +3422,20 @@
     </w:p>
     <w:p>
       <w:pPr>
-        <w:rPr>
-          <w:rFonts w:ascii="Arial" w:hAnsi="Arial" w:cs="Arial"/>
-          <w:b/>
-          <w:bCs/>
-        </w:rPr>
-      </w:pPr>
-    </w:p>
-    <w:p>
-      <w:pPr>
         <w:pStyle w:val="Ttulo1"/>
-      </w:pPr>
-      <w:bookmarkStart w:id="0" w:name="_Toc219049484"/>
-      <w:r>
+        <w:rPr>
+          <w:rFonts w:ascii="Arial" w:hAnsi="Arial" w:cs="Arial"/>
+          <w:sz w:val="32"/>
+          <w:szCs w:val="32"/>
+        </w:rPr>
+      </w:pPr>
+      <w:bookmarkStart w:id="0" w:name="_Toc219217203"/>
+      <w:r>
+        <w:rPr>
+          <w:rFonts w:ascii="Arial" w:hAnsi="Arial" w:cs="Arial"/>
+          <w:sz w:val="32"/>
+          <w:szCs w:val="32"/>
+        </w:rPr>
         <w:lastRenderedPageBreak/>
         <w:t>1. Introducción</w:t>
       </w:r>
@@ -3440,8 +3531,14 @@
         <w:rPr>
           <w:rFonts w:ascii="Arial" w:hAnsi="Arial" w:cs="Arial"/>
         </w:rPr>
+        <w:t xml:space="preserve">Este Trabajo Fin de Máster aborda este reto mediante el diseño e implementación de un sistema basado en técnicas de Ciencia de Datos, </w:t>
+      </w:r>
+      <w:r>
+        <w:rPr>
+          <w:rFonts w:ascii="Arial" w:hAnsi="Arial" w:cs="Arial"/>
+        </w:rPr>
         <w:lastRenderedPageBreak/>
-        <w:t>Este Trabajo Fin de Máster aborda este reto mediante el diseño e implementación de un sistema basado en técnicas de Ciencia de Datos, Aprendizaje Automático y Procesamiento del Lenguaje Natural, articulado a través de una arquitectura multi-agente. El sistema integra modelos predictivos de RUL entrenados sobre series temporales multivariantes con agentes especializados en la recuperación de información textual mediante RAG, permitiendo combinar análisis numérico y semántico dentro de un mismo flujo de decisión. A lo largo del trabajo se realiza una aplicación metodológica de las técnicas aprendidas en el máster, comparando enfoques, justificando decisiones de diseño y validando experimentalmente los resultados obtenidos.</w:t>
+        <w:t>Aprendizaje Automático y Procesamiento del Lenguaje Natural, articulado a través de una arquitectura multi-agente. El sistema integra modelos predictivos de RUL entrenados sobre series temporales multivariantes con agentes especializados en la recuperación de información textual mediante RAG, permitiendo combinar análisis numérico y semántico dentro de un mismo flujo de decisión. A lo largo del trabajo se realiza una aplicación metodológica de las técnicas aprendidas en el máster, comparando enfoques, justificando decisiones de diseño y validando experimentalmente los resultados obtenidos.</w:t>
       </w:r>
     </w:p>
     <w:p>
@@ -3493,15 +3590,78 @@
         <w:rPr>
           <w:rFonts w:ascii="Arial" w:hAnsi="Arial" w:cs="Arial"/>
         </w:rPr>
-        <w:t xml:space="preserve">El resto de la memoria se organiza de la siguiente manera. En el Capítulo 2 se presenta el estado del arte relacionado con mantenimiento predictivo, RUL, reducción de dimensionalidad, aprendizaje profundo y sistemas RAG. El Capítulo 3 describe la preparación de los datos textuales utilizados por los agentes basados en recuperación de información. El Capítulo 4 aborda la preparación de los datos numéricos y el modelado para la predicción de RUL. </w:t>
+        <w:t xml:space="preserve">El resto de la memoria se organiza de la siguiente manera. En el Capítulo 2 se presenta el estado del arte relacionado con mantenimiento predictivo, RUL, reducción de dimensionalidad, aprendizaje profundo y sistemas RAG. El Capítulo 3 describe la preparación de los datos textuales utilizados por los agentes basados en recuperación de información. El Capítulo 4 aborda la preparación de los datos numéricos y el modelado para la predicción de RUL. En el Capítulo 5 se describe el diseño de los agentes basados en datos, mientras que el Capítulo 6 presenta la integración multi-agente y el sistema </w:t>
       </w:r>
       <w:r>
         <w:rPr>
           <w:rFonts w:ascii="Arial" w:hAnsi="Arial" w:cs="Arial"/>
         </w:rPr>
         <w:lastRenderedPageBreak/>
-        <w:t>En el Capítulo 5 se describe el diseño de los agentes basados en datos, mientras que el Capítulo 6 presenta la integración multi-agente y el sistema final. Finalmente, en el Capítulo 7 se analizan los resultados obtenidos y se exponen las conclusiones y líneas de trabajo futuro.</w:t>
-      </w:r>
+        <w:t>final. Finalmente, en el Capítulo 7 se analizan los resultados obtenidos y se exponen las conclusiones y líneas de trabajo futuro.</w:t>
+      </w:r>
+    </w:p>
+    <w:p>
+      <w:pPr>
+        <w:rPr>
+          <w:rFonts w:ascii="Arial" w:hAnsi="Arial" w:cs="Arial"/>
+        </w:rPr>
+      </w:pPr>
+    </w:p>
+    <w:p>
+      <w:pPr>
+        <w:rPr>
+          <w:rFonts w:ascii="Arial" w:hAnsi="Arial" w:cs="Arial"/>
+        </w:rPr>
+      </w:pPr>
+    </w:p>
+    <w:p>
+      <w:pPr>
+        <w:rPr>
+          <w:rFonts w:ascii="Arial" w:hAnsi="Arial" w:cs="Arial"/>
+        </w:rPr>
+      </w:pPr>
+    </w:p>
+    <w:p>
+      <w:pPr>
+        <w:rPr>
+          <w:rFonts w:ascii="Arial" w:hAnsi="Arial" w:cs="Arial"/>
+        </w:rPr>
+      </w:pPr>
+    </w:p>
+    <w:p>
+      <w:pPr>
+        <w:rPr>
+          <w:rFonts w:ascii="Arial" w:hAnsi="Arial" w:cs="Arial"/>
+        </w:rPr>
+      </w:pPr>
+    </w:p>
+    <w:p>
+      <w:pPr>
+        <w:rPr>
+          <w:rFonts w:ascii="Arial" w:hAnsi="Arial" w:cs="Arial"/>
+        </w:rPr>
+      </w:pPr>
+    </w:p>
+    <w:p>
+      <w:pPr>
+        <w:rPr>
+          <w:rFonts w:ascii="Arial" w:hAnsi="Arial" w:cs="Arial"/>
+        </w:rPr>
+      </w:pPr>
+    </w:p>
+    <w:p>
+      <w:pPr>
+        <w:rPr>
+          <w:rFonts w:ascii="Arial" w:hAnsi="Arial" w:cs="Arial"/>
+        </w:rPr>
+      </w:pPr>
+    </w:p>
+    <w:p>
+      <w:pPr>
+        <w:rPr>
+          <w:rFonts w:ascii="Arial" w:hAnsi="Arial" w:cs="Arial"/>
+        </w:rPr>
+      </w:pPr>
     </w:p>
     <w:p>
       <w:pPr>
@@ -3632,10 +3792,21 @@
     <w:p>
       <w:pPr>
         <w:pStyle w:val="Ttulo1"/>
-      </w:pPr>
-      <w:bookmarkStart w:id="1" w:name="_Toc219049485"/>
+        <w:rPr>
+          <w:rFonts w:ascii="Arial" w:hAnsi="Arial" w:cs="Arial"/>
+          <w:sz w:val="32"/>
+          <w:szCs w:val="32"/>
+        </w:rPr>
+      </w:pPr>
+      <w:bookmarkStart w:id="1" w:name="_Toc219217204"/>
       <w:commentRangeStart w:id="2"/>
       <w:r>
+        <w:rPr>
+          <w:rFonts w:ascii="Arial" w:hAnsi="Arial" w:cs="Arial"/>
+          <w:sz w:val="32"/>
+          <w:szCs w:val="32"/>
+        </w:rPr>
+        <w:lastRenderedPageBreak/>
         <w:t>3. Preparación de datos para sistemas RAG</w:t>
       </w:r>
       <w:commentRangeEnd w:id="2"/>
@@ -3643,143 +3814,176 @@
         <w:rPr>
           <w:rStyle w:val="Refdecomentario"/>
           <w:rFonts w:ascii="Arial" w:hAnsi="Arial" w:cs="Arial"/>
+          <w:sz w:val="32"/>
+          <w:szCs w:val="32"/>
+        </w:rPr>
+        <w:commentReference w:id="2"/>
+      </w:r>
+      <w:bookmarkEnd w:id="1"/>
+    </w:p>
+    <w:p>
+      <w:pPr>
+        <w:rPr>
+          <w:rFonts w:ascii="Arial" w:hAnsi="Arial" w:cs="Arial"/>
+        </w:rPr>
+      </w:pPr>
+      <w:r>
+        <w:rPr>
+          <w:rFonts w:ascii="Arial" w:hAnsi="Arial" w:cs="Arial"/>
+        </w:rPr>
+        <w:t xml:space="preserve">Este capítulo describe el proceso de preparación de los datos textuales utilizados por los agentes basados en RAG. </w:t>
+      </w:r>
+      <w:r>
+        <w:rPr>
+          <w:rFonts w:ascii="Arial" w:hAnsi="Arial" w:cs="Arial"/>
+        </w:rPr>
+        <w:t>Este</w:t>
+      </w:r>
+      <w:r>
+        <w:rPr>
+          <w:rFonts w:ascii="Arial" w:hAnsi="Arial" w:cs="Arial"/>
+        </w:rPr>
+        <w:t xml:space="preserve"> proceso</w:t>
+      </w:r>
+      <w:r>
+        <w:rPr>
+          <w:rFonts w:ascii="Arial" w:hAnsi="Arial" w:cs="Arial"/>
+        </w:rPr>
+        <w:t>,</w:t>
+      </w:r>
+      <w:r>
+        <w:rPr>
+          <w:rFonts w:ascii="Arial" w:hAnsi="Arial" w:cs="Arial"/>
+        </w:rPr>
+        <w:t xml:space="preserve"> constituye un pipeline específico de transformación de datos no estructurados en representaciones vectoriales que permiten su recuperación semántica eficiente. </w:t>
+      </w:r>
+    </w:p>
+    <w:p>
+      <w:pPr>
+        <w:rPr>
+          <w:rFonts w:ascii="Arial" w:hAnsi="Arial" w:cs="Arial"/>
+        </w:rPr>
+      </w:pPr>
+      <w:r>
+        <w:rPr>
+          <w:rFonts w:ascii="Arial" w:hAnsi="Arial" w:cs="Arial"/>
+        </w:rPr>
+        <w:t>La eficacia de un sistema RAG depende de forma crítica de la calidad del preprocesado: la selección de las fuentes, la limpieza del texto, la segmentación adecuada de los documentos y la generación de embeddings representativos. En este capítulo se detalla de manera metodológica cómo se ha llevado a cabo dicho proceso en el presente trabajo.</w:t>
+      </w:r>
+    </w:p>
+    <w:p>
+      <w:pPr>
+        <w:rPr>
+          <w:rFonts w:ascii="Arial" w:hAnsi="Arial" w:cs="Arial"/>
+        </w:rPr>
+      </w:pPr>
+      <w:r>
+        <w:rPr>
+          <w:rFonts w:ascii="Arial" w:hAnsi="Arial" w:cs="Arial"/>
+        </w:rPr>
+        <w:t>Cabe</w:t>
+      </w:r>
+      <w:r>
+        <w:rPr>
+          <w:rFonts w:ascii="Arial" w:hAnsi="Arial" w:cs="Arial"/>
+        </w:rPr>
+        <w:t xml:space="preserve"> destacar que este capítulo se centra exclusivamente en datos textuales, mientras que el tratamiento de datos numéricos y series temporales para la predicción de vida útil restante (RUL) se aborda de manera independiente en el Capítulo 4, manteniendo así una separación clara entre datos textuales y numéricos.</w:t>
+      </w:r>
+    </w:p>
+    <w:p>
+      <w:pPr>
+        <w:pStyle w:val="Ttulo2"/>
+        <w:rPr>
+          <w:rFonts w:ascii="Arial" w:hAnsi="Arial" w:cs="Arial"/>
+          <w:sz w:val="28"/>
+          <w:szCs w:val="28"/>
+        </w:rPr>
+      </w:pPr>
+      <w:bookmarkStart w:id="3" w:name="_Toc219217205"/>
+      <w:r>
+        <w:rPr>
+          <w:rFonts w:ascii="Arial" w:hAnsi="Arial" w:cs="Arial"/>
+          <w:sz w:val="28"/>
+          <w:szCs w:val="28"/>
+        </w:rPr>
+        <w:t>3.1 Fuentes de datos textuales</w:t>
+      </w:r>
+      <w:bookmarkEnd w:id="3"/>
+    </w:p>
+    <w:p>
+      <w:pPr>
+        <w:pStyle w:val="Ttulo3"/>
+        <w:rPr>
+          <w:rFonts w:ascii="Arial" w:eastAsiaTheme="minorHAnsi" w:hAnsi="Arial" w:cs="Arial"/>
+          <w:color w:val="auto"/>
           <w:sz w:val="24"/>
           <w:szCs w:val="24"/>
         </w:rPr>
-        <w:commentReference w:id="2"/>
-      </w:r>
-      <w:bookmarkEnd w:id="1"/>
-    </w:p>
-    <w:p>
-      <w:pPr>
-        <w:rPr>
-          <w:rFonts w:ascii="Arial" w:hAnsi="Arial" w:cs="Arial"/>
-        </w:rPr>
-      </w:pPr>
-      <w:r>
-        <w:rPr>
-          <w:rFonts w:ascii="Arial" w:hAnsi="Arial" w:cs="Arial"/>
-        </w:rPr>
-        <w:t xml:space="preserve">Este capítulo describe el proceso de preparación de los datos textuales utilizados por los agentes basados en </w:t>
-      </w:r>
-      <w:r>
-        <w:rPr>
-          <w:rFonts w:ascii="Arial" w:hAnsi="Arial" w:cs="Arial"/>
-          <w:i/>
-          <w:iCs/>
-        </w:rPr>
-        <w:t>Retrieval-Augmented Generation</w:t>
-      </w:r>
-      <w:r>
-        <w:rPr>
-          <w:rFonts w:ascii="Arial" w:hAnsi="Arial" w:cs="Arial"/>
-        </w:rPr>
-        <w:t xml:space="preserve"> (RAG). Desde una perspectiva de Ciencia de Datos, este proceso constituye un pipeline específico de transformación de datos no estructurados en representaciones vectoriales que permiten su recuperación semántica eficiente. </w:t>
-      </w:r>
-    </w:p>
-    <w:p>
-      <w:pPr>
-        <w:rPr>
-          <w:rFonts w:ascii="Arial" w:hAnsi="Arial" w:cs="Arial"/>
-        </w:rPr>
-      </w:pPr>
-      <w:r>
-        <w:rPr>
-          <w:rFonts w:ascii="Arial" w:hAnsi="Arial" w:cs="Arial"/>
-        </w:rPr>
-        <w:t xml:space="preserve">Desde el punto de vista de la Ciencia de Datos, la eficacia de un sistema RAG depende de manera crítica de la calidad del proceso de preparación de los datos: la selección de las fuentes, la limpieza del texto, la segmentación adecuada de los documentos y la generación de representaciones vectoriales </w:t>
-      </w:r>
-      <w:r>
-        <w:rPr>
-          <w:rFonts w:ascii="Arial" w:hAnsi="Arial" w:cs="Arial"/>
-        </w:rPr>
-        <w:lastRenderedPageBreak/>
-        <w:t>informativas. En este capítulo se describe de forma detallada y metodológica cómo se ha llevado a cabo dicho proceso en el presente trabajo.</w:t>
-      </w:r>
-    </w:p>
-    <w:p>
-      <w:pPr>
-        <w:rPr>
-          <w:rFonts w:ascii="Arial" w:hAnsi="Arial" w:cs="Arial"/>
-        </w:rPr>
-      </w:pPr>
-      <w:r>
-        <w:rPr>
-          <w:rFonts w:ascii="Arial" w:hAnsi="Arial" w:cs="Arial"/>
-        </w:rPr>
-        <w:t>Es importante destacar que este capítulo se centra exclusivamente en datos textuales, mientras que el tratamiento de datos numéricos y series temporales para la predicción de vida útil restante (RUL) se aborda de manera independiente en el Capítulo 4, manteniendo así una separación clara entre datos textuales y numéricos.</w:t>
-      </w:r>
-    </w:p>
-    <w:p>
-      <w:pPr>
-        <w:pStyle w:val="Ttulo2"/>
-      </w:pPr>
-      <w:bookmarkStart w:id="3" w:name="_Toc219049486"/>
-      <w:r>
-        <w:t>3.1 Fuentes de datos textuales</w:t>
-      </w:r>
-      <w:bookmarkEnd w:id="3"/>
-    </w:p>
-    <w:p>
-      <w:pPr>
-        <w:rPr>
-          <w:rFonts w:ascii="Arial" w:hAnsi="Arial" w:cs="Arial"/>
-        </w:rPr>
-      </w:pPr>
-      <w:r>
-        <w:rPr>
-          <w:rFonts w:ascii="Arial" w:hAnsi="Arial" w:cs="Arial"/>
-        </w:rPr>
-        <w:t>Las fuentes de datos empleadas en los agentes RAG consisten principalmente en documentación técnica y normativa en formato PDF, así como en registros históricos de incidentes en formato CSV. Estos documentos presentan una estructura heterogénea, con diferencias significativas en estilo, longitud y nivel de formalismo, lo que hace necesaria una fase de preprocesado específica antes de su uso analítico.</w:t>
-      </w:r>
-    </w:p>
-    <w:p>
-      <w:pPr>
-        <w:rPr>
-          <w:rFonts w:ascii="Arial" w:hAnsi="Arial" w:cs="Arial"/>
-        </w:rPr>
-      </w:pPr>
-      <w:r>
-        <w:rPr>
-          <w:rFonts w:ascii="Arial" w:hAnsi="Arial" w:cs="Arial"/>
-        </w:rPr>
-        <w:t>Desde el punto de vista del volumen y la variedad, estos datos pueden considerarse representativos de escenarios reales de Big Data documental, donde la información relevante se encuentra distribuida en múltiples documentos no estructurados.</w:t>
-      </w:r>
+      </w:pPr>
+      <w:bookmarkStart w:id="4" w:name="_Toc219217206"/>
+      <w:r>
+        <w:rPr>
+          <w:rFonts w:ascii="Arial" w:eastAsiaTheme="minorHAnsi" w:hAnsi="Arial" w:cs="Arial"/>
+          <w:color w:val="auto"/>
+          <w:sz w:val="24"/>
+          <w:szCs w:val="24"/>
+        </w:rPr>
+        <w:t>Las fuentes de datos empleadas por los agentes RAG incluyen documentación técnica y normativa en formato PDF, así como bases de datos operacionales en formato Excel. En conjunto, estos datos representan un escenario realista de Big Data documental, caracterizado por heterogeneidad de formatos, estilos y niveles de estructuración.</w:t>
+      </w:r>
+      <w:bookmarkEnd w:id="4"/>
     </w:p>
     <w:p>
       <w:pPr>
         <w:pStyle w:val="Ttulo3"/>
-      </w:pPr>
-      <w:bookmarkStart w:id="4" w:name="_Toc219049487"/>
-      <w:r>
+        <w:rPr>
+          <w:rFonts w:ascii="Arial" w:hAnsi="Arial" w:cs="Arial"/>
+          <w:sz w:val="24"/>
+          <w:szCs w:val="24"/>
+        </w:rPr>
+      </w:pPr>
+      <w:bookmarkStart w:id="5" w:name="_Toc219217207"/>
+      <w:r>
+        <w:rPr>
+          <w:rFonts w:ascii="Arial" w:hAnsi="Arial" w:cs="Arial"/>
+          <w:sz w:val="24"/>
+          <w:szCs w:val="24"/>
+        </w:rPr>
         <w:t>3.1.1 Documentación técnica y normativa</w:t>
       </w:r>
-      <w:bookmarkEnd w:id="4"/>
-    </w:p>
-    <w:p>
-      <w:pPr>
-        <w:rPr>
-          <w:rFonts w:ascii="Arial" w:hAnsi="Arial" w:cs="Arial"/>
-        </w:rPr>
-      </w:pPr>
-      <w:r>
-        <w:rPr>
-          <w:rFonts w:ascii="Arial" w:hAnsi="Arial" w:cs="Arial"/>
-        </w:rPr>
-        <w:t>Una primera categoría de datos está compuesta por documentación técnica y normativa en formato PDF. Este conjunto incluye manuales técnicos, publicaciones especializadas y documentos regulatorios emitidos por organismos oficiales.</w:t>
-      </w:r>
-    </w:p>
-    <w:p>
-      <w:pPr>
-        <w:rPr>
-          <w:rFonts w:ascii="Arial" w:hAnsi="Arial" w:cs="Arial"/>
-        </w:rPr>
-      </w:pPr>
-      <w:r>
-        <w:rPr>
-          <w:rFonts w:ascii="Arial" w:hAnsi="Arial" w:cs="Arial"/>
-        </w:rPr>
-        <w:t>Desde el punto de vista del procesamiento del lenguaje natural, estos documentos presentan las siguientes características:</w:t>
+      <w:r>
+        <w:rPr>
+          <w:rFonts w:ascii="Arial" w:hAnsi="Arial" w:cs="Arial"/>
+          <w:sz w:val="24"/>
+          <w:szCs w:val="24"/>
+        </w:rPr>
+        <w:t xml:space="preserve"> (PDFs)</w:t>
+      </w:r>
+      <w:bookmarkEnd w:id="5"/>
+    </w:p>
+    <w:p>
+      <w:pPr>
+        <w:rPr>
+          <w:rFonts w:ascii="Arial" w:hAnsi="Arial" w:cs="Arial"/>
+        </w:rPr>
+      </w:pPr>
+      <w:r>
+        <w:rPr>
+          <w:rFonts w:ascii="Arial" w:hAnsi="Arial" w:cs="Arial"/>
+        </w:rPr>
+        <w:t>Una primera categoría de datos está compuesta por documentación técnica y regulatoria emitida por organismos oficiales y fabricantes. Se trata de documentos con texto mayoritariamente no estructurado, lenguaje técnico especializado y presencia frecuente de encabezados, numeraciones seccionales, referencias cruzadas, tablas y figuras.</w:t>
+      </w:r>
+    </w:p>
+    <w:p>
+      <w:pPr>
+        <w:rPr>
+          <w:rFonts w:ascii="Arial" w:hAnsi="Arial" w:cs="Arial"/>
+        </w:rPr>
+      </w:pPr>
+      <w:r>
+        <w:rPr>
+          <w:rFonts w:ascii="Arial" w:hAnsi="Arial" w:cs="Arial"/>
+        </w:rPr>
+        <w:t>En este trabajo se han utilizado principalmente:</w:t>
       </w:r>
     </w:p>
     <w:p>
@@ -3787,7 +3991,7 @@
         <w:pStyle w:val="Prrafodelista"/>
         <w:numPr>
           <w:ilvl w:val="0"/>
-          <w:numId w:val="9"/>
+          <w:numId w:val="22"/>
         </w:numPr>
         <w:rPr>
           <w:rFonts w:ascii="Arial" w:hAnsi="Arial" w:cs="Arial"/>
@@ -3796,8 +4000,16 @@
       <w:r>
         <w:rPr>
           <w:rFonts w:ascii="Arial" w:hAnsi="Arial" w:cs="Arial"/>
-        </w:rPr>
-        <w:t>Texto mayoritariamente no estructurado.</w:t>
+          <w:b/>
+          <w:bCs/>
+        </w:rPr>
+        <w:t>FAA Advisory Circulars (ACs),</w:t>
+      </w:r>
+      <w:r>
+        <w:rPr>
+          <w:rFonts w:ascii="Arial" w:hAnsi="Arial" w:cs="Arial"/>
+        </w:rPr>
+        <w:t xml:space="preserve"> que contienen guías técnicas, criterios de reparación, procedimientos de mantenimiento y ejemplos prácticos organizados por partes regulatorias.</w:t>
       </w:r>
     </w:p>
     <w:p>
@@ -3805,7 +4017,7 @@
         <w:pStyle w:val="Prrafodelista"/>
         <w:numPr>
           <w:ilvl w:val="0"/>
-          <w:numId w:val="9"/>
+          <w:numId w:val="22"/>
         </w:numPr>
         <w:rPr>
           <w:rFonts w:ascii="Arial" w:hAnsi="Arial" w:cs="Arial"/>
@@ -3814,8 +4026,16 @@
       <w:r>
         <w:rPr>
           <w:rFonts w:ascii="Arial" w:hAnsi="Arial" w:cs="Arial"/>
-        </w:rPr>
-        <w:t>Presencia de encabezados, numeraciones, referencias cruzadas y notas al pie.</w:t>
+          <w:b/>
+          <w:bCs/>
+        </w:rPr>
+        <w:t>Reglamentos y especificaciones de certificación de EASA</w:t>
+      </w:r>
+      <w:r>
+        <w:rPr>
+          <w:rFonts w:ascii="Arial" w:hAnsi="Arial" w:cs="Arial"/>
+        </w:rPr>
+        <w:t>, incluyendo CS-23, CS-25, Part-145, Part-M y documentos AMC/GM, con un alto componente jurídico-técnico.</w:t>
       </w:r>
     </w:p>
     <w:p>
@@ -3823,7 +4043,7 @@
         <w:pStyle w:val="Prrafodelista"/>
         <w:numPr>
           <w:ilvl w:val="0"/>
-          <w:numId w:val="9"/>
+          <w:numId w:val="22"/>
         </w:numPr>
         <w:rPr>
           <w:rFonts w:ascii="Arial" w:hAnsi="Arial" w:cs="Arial"/>
@@ -3832,16 +4052,98 @@
       <w:r>
         <w:rPr>
           <w:rFonts w:ascii="Arial" w:hAnsi="Arial" w:cs="Arial"/>
-        </w:rPr>
-        <w:t>Inclusión frecuente de tablas, listas y secciones normativas.</w:t>
-      </w:r>
-    </w:p>
-    <w:p>
-      <w:pPr>
-        <w:pStyle w:val="Prrafodelista"/>
+          <w:b/>
+          <w:bCs/>
+        </w:rPr>
+        <w:t>Airbus FAST Magazine</w:t>
+      </w:r>
+      <w:r>
+        <w:rPr>
+          <w:rFonts w:ascii="Arial" w:hAnsi="Arial" w:cs="Arial"/>
+        </w:rPr>
+        <w:t>, que aporta conocimiento operativo mediante estudios de caso, análisis de incidentes y recomendaciones de ingeniería basadas en experiencia real.</w:t>
+      </w:r>
+    </w:p>
+    <w:p>
+      <w:pPr>
+        <w:rPr>
+          <w:rFonts w:ascii="Arial" w:hAnsi="Arial" w:cs="Arial"/>
+        </w:rPr>
+      </w:pPr>
+      <w:r>
+        <w:rPr>
+          <w:rFonts w:ascii="Arial" w:hAnsi="Arial" w:cs="Arial"/>
+        </w:rPr>
+        <w:lastRenderedPageBreak/>
+        <w:t>Este conjunto documental constituye la principal fuente de conocimiento formal para consultas técnicas, regulatorias y de reparación dentro del sistema RAG.</w:t>
+      </w:r>
+    </w:p>
+    <w:p>
+      <w:pPr>
+        <w:rPr>
+          <w:rFonts w:ascii="Arial" w:hAnsi="Arial" w:cs="Arial"/>
+        </w:rPr>
+      </w:pPr>
+    </w:p>
+    <w:p>
+      <w:pPr>
+        <w:pStyle w:val="Ttulo3"/>
+        <w:rPr>
+          <w:rFonts w:ascii="Arial" w:hAnsi="Arial" w:cs="Arial"/>
+          <w:sz w:val="24"/>
+          <w:szCs w:val="24"/>
+        </w:rPr>
+      </w:pPr>
+      <w:bookmarkStart w:id="6" w:name="_Toc219217208"/>
+      <w:r>
+        <w:rPr>
+          <w:rFonts w:ascii="Arial" w:hAnsi="Arial" w:cs="Arial"/>
+          <w:sz w:val="24"/>
+          <w:szCs w:val="24"/>
+        </w:rPr>
+        <w:t>3.1.2 Bases de datos de reportes y eventos</w:t>
+      </w:r>
+      <w:r>
+        <w:rPr>
+          <w:rFonts w:ascii="Arial" w:hAnsi="Arial" w:cs="Arial"/>
+          <w:sz w:val="24"/>
+          <w:szCs w:val="24"/>
+        </w:rPr>
+        <w:t xml:space="preserve"> (Excels)</w:t>
+      </w:r>
+      <w:bookmarkEnd w:id="6"/>
+    </w:p>
+    <w:p>
+      <w:pPr>
+        <w:rPr>
+          <w:rFonts w:ascii="Arial" w:hAnsi="Arial" w:cs="Arial"/>
+        </w:rPr>
+      </w:pPr>
+      <w:r>
+        <w:rPr>
+          <w:rFonts w:ascii="Arial" w:hAnsi="Arial" w:cs="Arial"/>
+        </w:rPr>
+        <w:t>La segunda categoría de datos textuales está formada por bases de datos operacionales que combinan campos estructurados con texto libre introducido por operadores humanos. Estos conjuntos presentan mayor nivel de ruido lingüístico e inconsistencias de formato, pero aportan un alto valor empírico.</w:t>
+      </w:r>
+    </w:p>
+    <w:p>
+      <w:pPr>
+        <w:rPr>
+          <w:rFonts w:ascii="Arial" w:hAnsi="Arial" w:cs="Arial"/>
+        </w:rPr>
+      </w:pPr>
+      <w:r>
+        <w:rPr>
+          <w:rFonts w:ascii="Arial" w:hAnsi="Arial" w:cs="Arial"/>
+        </w:rPr>
+        <w:t>En particular, se emplearon:</w:t>
+      </w:r>
+    </w:p>
+    <w:p>
+      <w:pPr>
         <w:numPr>
           <w:ilvl w:val="0"/>
-          <w:numId w:val="9"/>
+          <w:numId w:val="23"/>
         </w:numPr>
         <w:rPr>
           <w:rFonts w:ascii="Arial" w:hAnsi="Arial" w:cs="Arial"/>
@@ -3850,80 +4152,23 @@
       <w:r>
         <w:rPr>
           <w:rFonts w:ascii="Arial" w:hAnsi="Arial" w:cs="Arial"/>
-        </w:rPr>
-        <w:t>Lenguaje técnico especializado.</w:t>
-      </w:r>
-    </w:p>
-    <w:p>
-      <w:pPr>
-        <w:rPr>
-          <w:rFonts w:ascii="Arial" w:hAnsi="Arial" w:cs="Arial"/>
-        </w:rPr>
-      </w:pPr>
-      <w:r>
-        <w:rPr>
-          <w:rFonts w:ascii="Arial" w:hAnsi="Arial" w:cs="Arial"/>
-        </w:rPr>
-        <w:t>Este tipo de documentación resulta especialmente relevante para sistemas RAG orientados a tareas de consulta experta, ya que contiene conocimiento formal y contextual difícil de capturar mediante reglas o bases de datos tradicionales.</w:t>
-      </w:r>
-    </w:p>
-    <w:p>
-      <w:pPr>
-        <w:rPr>
-          <w:rFonts w:ascii="Arial" w:hAnsi="Arial" w:cs="Arial"/>
-        </w:rPr>
-      </w:pPr>
-    </w:p>
-    <w:p>
-      <w:pPr>
-        <w:pStyle w:val="Ttulo3"/>
-      </w:pPr>
-      <w:bookmarkStart w:id="5" w:name="_Toc219049488"/>
-      <w:r>
-        <w:t>3.1.2 Bases de datos de reportes y eventos</w:t>
-      </w:r>
-      <w:bookmarkEnd w:id="5"/>
-    </w:p>
-    <w:p>
-      <w:pPr>
-        <w:rPr>
-          <w:rFonts w:ascii="Arial" w:hAnsi="Arial" w:cs="Arial"/>
-        </w:rPr>
-      </w:pPr>
-    </w:p>
-    <w:p>
-      <w:pPr>
-        <w:rPr>
-          <w:rFonts w:ascii="Arial" w:hAnsi="Arial" w:cs="Arial"/>
-        </w:rPr>
-      </w:pPr>
-      <w:r>
-        <w:rPr>
-          <w:rFonts w:ascii="Arial" w:hAnsi="Arial" w:cs="Arial"/>
-        </w:rPr>
-        <w:lastRenderedPageBreak/>
-        <w:t>La segunda categoría de datos textuales está formada por bases de datos en formato CSV y Excel que contienen reportes operacionales, descripciones de eventos y registros de mantenimiento.</w:t>
-      </w:r>
-    </w:p>
-    <w:p>
-      <w:pPr>
-        <w:rPr>
-          <w:rFonts w:ascii="Arial" w:hAnsi="Arial" w:cs="Arial"/>
-        </w:rPr>
-      </w:pPr>
-      <w:r>
-        <w:rPr>
-          <w:rFonts w:ascii="Arial" w:hAnsi="Arial" w:cs="Arial"/>
-        </w:rPr>
-        <w:t>A diferencia de la documentación técnica, estos conjuntos presentan:</w:t>
-      </w:r>
-    </w:p>
-    <w:p>
-      <w:pPr>
-        <w:pStyle w:val="Prrafodelista"/>
+          <w:b/>
+          <w:bCs/>
+        </w:rPr>
+        <w:t>NASA ASRS</w:t>
+      </w:r>
+      <w:r>
+        <w:rPr>
+          <w:rFonts w:ascii="Arial" w:hAnsi="Arial" w:cs="Arial"/>
+        </w:rPr>
+        <w:t>, con reportes de seguridad operacional que incluyen metadatos estructurados y una narrativa textual del incidente.</w:t>
+      </w:r>
+    </w:p>
+    <w:p>
+      <w:pPr>
         <w:numPr>
           <w:ilvl w:val="0"/>
-          <w:numId w:val="10"/>
+          <w:numId w:val="23"/>
         </w:numPr>
         <w:rPr>
           <w:rFonts w:ascii="Arial" w:hAnsi="Arial" w:cs="Arial"/>
@@ -3932,75 +4177,29 @@
       <w:r>
         <w:rPr>
           <w:rFonts w:ascii="Arial" w:hAnsi="Arial" w:cs="Arial"/>
-        </w:rPr>
-        <w:t>Texto libre introducido por operadores humanos.</w:t>
-      </w:r>
-    </w:p>
-    <w:p>
-      <w:pPr>
-        <w:pStyle w:val="Prrafodelista"/>
-        <w:numPr>
-          <w:ilvl w:val="0"/>
-          <w:numId w:val="10"/>
-        </w:numPr>
-        <w:rPr>
-          <w:rFonts w:ascii="Arial" w:hAnsi="Arial" w:cs="Arial"/>
-        </w:rPr>
-      </w:pPr>
-      <w:r>
-        <w:rPr>
-          <w:rFonts w:ascii="Arial" w:hAnsi="Arial" w:cs="Arial"/>
-        </w:rPr>
-        <w:t>Alto nivel de ruido lingüístico.</w:t>
-      </w:r>
-    </w:p>
-    <w:p>
-      <w:pPr>
-        <w:pStyle w:val="Prrafodelista"/>
-        <w:numPr>
-          <w:ilvl w:val="0"/>
-          <w:numId w:val="10"/>
-        </w:numPr>
-        <w:rPr>
-          <w:rFonts w:ascii="Arial" w:hAnsi="Arial" w:cs="Arial"/>
-        </w:rPr>
-      </w:pPr>
-      <w:r>
-        <w:rPr>
-          <w:rFonts w:ascii="Arial" w:hAnsi="Arial" w:cs="Arial"/>
-        </w:rPr>
-        <w:t>Inconsistencias en formato y codificación.</w:t>
-      </w:r>
-    </w:p>
-    <w:p>
-      <w:pPr>
-        <w:pStyle w:val="Prrafodelista"/>
-        <w:numPr>
-          <w:ilvl w:val="0"/>
-          <w:numId w:val="10"/>
-        </w:numPr>
-        <w:rPr>
-          <w:rFonts w:ascii="Arial" w:hAnsi="Arial" w:cs="Arial"/>
-        </w:rPr>
-      </w:pPr>
-      <w:r>
-        <w:rPr>
-          <w:rFonts w:ascii="Arial" w:hAnsi="Arial" w:cs="Arial"/>
-        </w:rPr>
-        <w:t>Campos textuales combinados con variables estructuradas.</w:t>
-      </w:r>
-    </w:p>
-    <w:p>
-      <w:pPr>
-        <w:rPr>
-          <w:rFonts w:ascii="Arial" w:hAnsi="Arial" w:cs="Arial"/>
-        </w:rPr>
-      </w:pPr>
-      <w:r>
-        <w:rPr>
-          <w:rFonts w:ascii="Arial" w:hAnsi="Arial" w:cs="Arial"/>
-        </w:rPr>
-        <w:t>Desde una perspectiva de Ciencia de Datos, este tipo de información resulta especialmente interesante, ya que combina datos estructurados con narrativas textuales, lo que permite enriquecer los sistemas RAG con conocimiento empírico procedente de la experiencia operativa.</w:t>
+          <w:b/>
+          <w:bCs/>
+        </w:rPr>
+        <w:t>FAA Service Difficulty Reports (SDR)</w:t>
+      </w:r>
+      <w:r>
+        <w:rPr>
+          <w:rFonts w:ascii="Arial" w:hAnsi="Arial" w:cs="Arial"/>
+        </w:rPr>
+        <w:t>, que describen fallos mecánicos, componentes afectados, acciones correctivas y observaciones textuales complementarias.</w:t>
+      </w:r>
+    </w:p>
+    <w:p>
+      <w:pPr>
+        <w:rPr>
+          <w:rFonts w:ascii="Arial" w:hAnsi="Arial" w:cs="Arial"/>
+        </w:rPr>
+      </w:pPr>
+      <w:r>
+        <w:rPr>
+          <w:rFonts w:ascii="Arial" w:hAnsi="Arial" w:cs="Arial"/>
+        </w:rPr>
+        <w:t>Estos datos permiten enriquecer el sistema RAG con conocimiento basado en experiencia operativa real y facilitan análisis de similaridad, criticidad y patrones de fallo.</w:t>
       </w:r>
     </w:p>
     <w:p>
@@ -4013,181 +4212,74 @@
     <w:p>
       <w:pPr>
         <w:pStyle w:val="Ttulo2"/>
-      </w:pPr>
-      <w:bookmarkStart w:id="6" w:name="_Toc219049489"/>
-      <w:r>
+        <w:rPr>
+          <w:rFonts w:ascii="Arial" w:hAnsi="Arial" w:cs="Arial"/>
+          <w:sz w:val="28"/>
+          <w:szCs w:val="28"/>
+        </w:rPr>
+      </w:pPr>
+      <w:bookmarkStart w:id="7" w:name="_Toc219217209"/>
+      <w:r>
+        <w:rPr>
+          <w:rFonts w:ascii="Arial" w:hAnsi="Arial" w:cs="Arial"/>
+          <w:sz w:val="28"/>
+          <w:szCs w:val="28"/>
+        </w:rPr>
         <w:t>3.2 Extracción y limpieza del texto</w:t>
       </w:r>
-      <w:bookmarkEnd w:id="6"/>
-    </w:p>
-    <w:p>
-      <w:pPr>
-        <w:rPr>
-          <w:rFonts w:ascii="Arial" w:hAnsi="Arial" w:cs="Arial"/>
-        </w:rPr>
-      </w:pPr>
-      <w:r>
-        <w:rPr>
-          <w:rFonts w:ascii="Arial" w:hAnsi="Arial" w:cs="Arial"/>
-        </w:rPr>
-        <w:t>Una vez identificadas las fuentes de datos, el siguiente paso consiste en la limpieza y normalización del contenido textual. Este proceso es crítico para garantizar que los embeddings generados representen adecuadamente la información relevante y no se vean contaminados por ruido innecesario.</w:t>
-      </w:r>
-    </w:p>
-    <w:p>
-      <w:pPr>
-        <w:rPr>
-          <w:rFonts w:ascii="Arial" w:hAnsi="Arial" w:cs="Arial"/>
-        </w:rPr>
-      </w:pPr>
-    </w:p>
-    <w:p>
-      <w:pPr>
-        <w:rPr>
-          <w:rFonts w:ascii="Arial" w:hAnsi="Arial" w:cs="Arial"/>
-        </w:rPr>
-      </w:pPr>
-      <w:r>
-        <w:rPr>
-          <w:rFonts w:ascii="Arial" w:hAnsi="Arial" w:cs="Arial"/>
-        </w:rPr>
-        <w:t>Las principales operaciones realizadas incluyen:</w:t>
-      </w:r>
-    </w:p>
-    <w:p>
-      <w:pPr>
-        <w:rPr>
-          <w:rFonts w:ascii="Arial" w:hAnsi="Arial" w:cs="Arial"/>
-        </w:rPr>
-      </w:pPr>
-    </w:p>
-    <w:p>
-      <w:pPr>
-        <w:pStyle w:val="Prrafodelista"/>
-        <w:numPr>
-          <w:ilvl w:val="0"/>
-          <w:numId w:val="11"/>
-        </w:numPr>
-        <w:rPr>
-          <w:rFonts w:ascii="Arial" w:hAnsi="Arial" w:cs="Arial"/>
-        </w:rPr>
-      </w:pPr>
-      <w:r>
-        <w:rPr>
-          <w:rFonts w:ascii="Arial" w:hAnsi="Arial" w:cs="Arial"/>
-        </w:rPr>
-        <w:t>Eliminación de caracteres especiales irrelevantes.</w:t>
-      </w:r>
-    </w:p>
-    <w:p>
-      <w:pPr>
-        <w:pStyle w:val="Prrafodelista"/>
-        <w:numPr>
-          <w:ilvl w:val="0"/>
-          <w:numId w:val="11"/>
-        </w:numPr>
-        <w:rPr>
-          <w:rFonts w:ascii="Arial" w:hAnsi="Arial" w:cs="Arial"/>
-        </w:rPr>
-      </w:pPr>
-      <w:r>
-        <w:rPr>
-          <w:rFonts w:ascii="Arial" w:hAnsi="Arial" w:cs="Arial"/>
-        </w:rPr>
-        <w:t>Normalización de espacios y saltos de línea.</w:t>
-      </w:r>
-    </w:p>
-    <w:p>
-      <w:pPr>
-        <w:pStyle w:val="Prrafodelista"/>
-        <w:numPr>
-          <w:ilvl w:val="0"/>
-          <w:numId w:val="11"/>
-        </w:numPr>
-        <w:rPr>
-          <w:rFonts w:ascii="Arial" w:hAnsi="Arial" w:cs="Arial"/>
-        </w:rPr>
-      </w:pPr>
-      <w:r>
-        <w:rPr>
-          <w:rFonts w:ascii="Arial" w:hAnsi="Arial" w:cs="Arial"/>
-        </w:rPr>
-        <w:t>Eliminación de encabezados y pies de página repetitivos en documentos PDF.</w:t>
-      </w:r>
-    </w:p>
-    <w:p>
-      <w:pPr>
-        <w:pStyle w:val="Prrafodelista"/>
-        <w:numPr>
-          <w:ilvl w:val="0"/>
-          <w:numId w:val="11"/>
-        </w:numPr>
-        <w:rPr>
-          <w:rFonts w:ascii="Arial" w:hAnsi="Arial" w:cs="Arial"/>
-        </w:rPr>
-      </w:pPr>
-      <w:r>
-        <w:rPr>
-          <w:rFonts w:ascii="Arial" w:hAnsi="Arial" w:cs="Arial"/>
-        </w:rPr>
-        <w:t>Conversión del texto a un formato homogéneo.</w:t>
-      </w:r>
-    </w:p>
-    <w:p>
-      <w:pPr>
-        <w:pStyle w:val="Prrafodelista"/>
-        <w:numPr>
-          <w:ilvl w:val="0"/>
-          <w:numId w:val="11"/>
-        </w:numPr>
-        <w:rPr>
-          <w:rFonts w:ascii="Arial" w:hAnsi="Arial" w:cs="Arial"/>
-        </w:rPr>
-      </w:pPr>
-      <w:r>
-        <w:rPr>
-          <w:rFonts w:ascii="Arial" w:hAnsi="Arial" w:cs="Arial"/>
-        </w:rPr>
-        <w:t>Filtrado de fragmentos excesivamente cortos o carentes de contenido semántico.</w:t>
-      </w:r>
-    </w:p>
-    <w:p>
-      <w:pPr>
-        <w:rPr>
-          <w:rFonts w:ascii="Arial" w:hAnsi="Arial" w:cs="Arial"/>
-        </w:rPr>
-      </w:pPr>
-    </w:p>
-    <w:p>
-      <w:pPr>
-        <w:rPr>
-          <w:rFonts w:ascii="Arial" w:hAnsi="Arial" w:cs="Arial"/>
-        </w:rPr>
-      </w:pPr>
-      <w:r>
-        <w:rPr>
-          <w:rFonts w:ascii="Arial" w:hAnsi="Arial" w:cs="Arial"/>
-        </w:rPr>
-        <w:t>En el caso de los datos procedentes de hojas de cálculo, se realizó además una selección de columnas relevantes, descartando campos puramente administrativos o identificadores sin valor informativo para el sistema RAG.</w:t>
-      </w:r>
-    </w:p>
-    <w:p>
-      <w:pPr>
-        <w:rPr>
-          <w:rFonts w:ascii="Arial" w:hAnsi="Arial" w:cs="Arial"/>
-        </w:rPr>
-      </w:pPr>
-    </w:p>
-    <w:p>
-      <w:pPr>
-        <w:rPr>
-          <w:rFonts w:ascii="Arial" w:hAnsi="Arial" w:cs="Arial"/>
-        </w:rPr>
-      </w:pPr>
-      <w:r>
-        <w:rPr>
-          <w:rFonts w:ascii="Arial" w:hAnsi="Arial" w:cs="Arial"/>
-        </w:rPr>
-        <w:t>Este enfoque responde a una decisión metodológica clara: priorizar la calidad semántica del texto frente al volumen bruto de información, alineándose con buenas prácticas actuales en sistemas basados en embeddings.</w:t>
+      <w:bookmarkEnd w:id="7"/>
+    </w:p>
+    <w:p>
+      <w:pPr>
+        <w:rPr>
+          <w:rFonts w:ascii="Arial" w:hAnsi="Arial" w:cs="Arial"/>
+        </w:rPr>
+      </w:pPr>
+      <w:r>
+        <w:rPr>
+          <w:rFonts w:ascii="Arial" w:hAnsi="Arial" w:cs="Arial"/>
+        </w:rPr>
+        <w:t>Una vez identificadas las fuentes, se llevó a cabo un proceso sistemático de extracción, limpieza y normalización del contenido textual. Este paso es crítico para garantizar que los embeddings generados representen información relevante y no se vean contaminados por ruido innecesario.</w:t>
+      </w:r>
+    </w:p>
+    <w:p>
+      <w:pPr>
+        <w:rPr>
+          <w:rFonts w:ascii="Arial" w:hAnsi="Arial" w:cs="Arial"/>
+        </w:rPr>
+      </w:pPr>
+      <w:r>
+        <w:rPr>
+          <w:rFonts w:ascii="Arial" w:hAnsi="Arial" w:cs="Arial"/>
+        </w:rPr>
+        <w:t>Las operaciones aplicadas incluyen la eliminación de caracteres irrelevantes, normalización de espacios y codificación, supresión de encabezados y pies de página repetitivos en documentos PDF, filtrado de fragmentos carentes de contenido semántico y selección de columnas textuales relevantes en datos tabulares, descartando campos puramente administrativos.</w:t>
+      </w:r>
+    </w:p>
+    <w:p>
+      <w:pPr>
+        <w:rPr>
+          <w:rFonts w:ascii="Arial" w:hAnsi="Arial" w:cs="Arial"/>
+        </w:rPr>
+      </w:pPr>
+      <w:r>
+        <w:rPr>
+          <w:rFonts w:ascii="Arial" w:hAnsi="Arial" w:cs="Arial"/>
+        </w:rPr>
+        <w:t xml:space="preserve">Este enfoque responde a una decisión metodológica clara: </w:t>
+      </w:r>
+      <w:r>
+        <w:rPr>
+          <w:rFonts w:ascii="Arial" w:hAnsi="Arial" w:cs="Arial"/>
+          <w:b/>
+          <w:bCs/>
+        </w:rPr>
+        <w:t>priorizar la calidad semántica del texto frente al volumen bruto de información</w:t>
+      </w:r>
+      <w:r>
+        <w:rPr>
+          <w:rFonts w:ascii="Arial" w:hAnsi="Arial" w:cs="Arial"/>
+        </w:rPr>
+        <w:t>, alineándose con buenas prácticas actuales en sistemas basados en embeddings.</w:t>
       </w:r>
     </w:p>
     <w:p>
@@ -4200,282 +4292,118 @@
     <w:p>
       <w:pPr>
         <w:pStyle w:val="Ttulo2"/>
-      </w:pPr>
-      <w:bookmarkStart w:id="7" w:name="_Toc219049490"/>
-      <w:r>
+        <w:rPr>
+          <w:rFonts w:ascii="Arial" w:hAnsi="Arial" w:cs="Arial"/>
+          <w:sz w:val="28"/>
+          <w:szCs w:val="28"/>
+        </w:rPr>
+      </w:pPr>
+      <w:bookmarkStart w:id="8" w:name="_Toc219217210"/>
+      <w:r>
+        <w:rPr>
+          <w:rFonts w:ascii="Arial" w:hAnsi="Arial" w:cs="Arial"/>
+          <w:sz w:val="28"/>
+          <w:szCs w:val="28"/>
+        </w:rPr>
         <w:t xml:space="preserve">3.3 </w:t>
       </w:r>
       <w:r>
+        <w:rPr>
+          <w:rFonts w:ascii="Arial" w:hAnsi="Arial" w:cs="Arial"/>
+          <w:sz w:val="28"/>
+          <w:szCs w:val="28"/>
+        </w:rPr>
         <w:t>Segmentación</w:t>
       </w:r>
       <w:r>
+        <w:rPr>
+          <w:rFonts w:ascii="Arial" w:hAnsi="Arial" w:cs="Arial"/>
+          <w:sz w:val="28"/>
+          <w:szCs w:val="28"/>
+        </w:rPr>
         <w:t xml:space="preserve"> del texto (chunking)</w:t>
       </w:r>
-      <w:bookmarkEnd w:id="7"/>
-    </w:p>
-    <w:p>
-      <w:pPr>
-        <w:rPr>
-          <w:rFonts w:ascii="Arial" w:hAnsi="Arial" w:cs="Arial"/>
-        </w:rPr>
-      </w:pPr>
-      <w:r>
-        <w:rPr>
-          <w:rFonts w:ascii="Arial" w:hAnsi="Arial" w:cs="Arial"/>
-        </w:rPr>
-        <w:t>Dado que los modelos de lenguaje y los sistemas de embeddings presentan limitaciones en la longitud de los textos de entrada, fue necesario dividir los documentos en fragmentos más pequeños, comúnmente denominados chunks.</w:t>
-      </w:r>
-    </w:p>
-    <w:p>
-      <w:pPr>
-        <w:rPr>
-          <w:rFonts w:ascii="Arial" w:hAnsi="Arial" w:cs="Arial"/>
-        </w:rPr>
-      </w:pPr>
-    </w:p>
-    <w:p>
-      <w:pPr>
-        <w:pStyle w:val="Prrafodelista"/>
-        <w:numPr>
-          <w:ilvl w:val="0"/>
-          <w:numId w:val="12"/>
-        </w:numPr>
-        <w:rPr>
-          <w:rFonts w:ascii="Arial" w:hAnsi="Arial" w:cs="Arial"/>
-        </w:rPr>
-      </w:pPr>
-      <w:r>
-        <w:rPr>
-          <w:rFonts w:ascii="Arial" w:hAnsi="Arial" w:cs="Arial"/>
-        </w:rPr>
-        <w:t>La estrategia de segmentación adoptada se basa en los siguientes principios:</w:t>
-      </w:r>
-    </w:p>
-    <w:p>
-      <w:pPr>
-        <w:pStyle w:val="Prrafodelista"/>
-        <w:numPr>
-          <w:ilvl w:val="0"/>
-          <w:numId w:val="12"/>
-        </w:numPr>
-        <w:rPr>
-          <w:rFonts w:ascii="Arial" w:hAnsi="Arial" w:cs="Arial"/>
-        </w:rPr>
-      </w:pPr>
-      <w:r>
-        <w:rPr>
-          <w:rFonts w:ascii="Arial" w:hAnsi="Arial" w:cs="Arial"/>
-        </w:rPr>
-        <w:t>Mantener fragmentos de tamaño suficiente para preservar el contexto.</w:t>
-      </w:r>
-    </w:p>
-    <w:p>
-      <w:pPr>
-        <w:pStyle w:val="Prrafodelista"/>
-        <w:numPr>
-          <w:ilvl w:val="0"/>
-          <w:numId w:val="12"/>
-        </w:numPr>
-        <w:rPr>
-          <w:rFonts w:ascii="Arial" w:hAnsi="Arial" w:cs="Arial"/>
-        </w:rPr>
-      </w:pPr>
-      <w:r>
-        <w:rPr>
-          <w:rFonts w:ascii="Arial" w:hAnsi="Arial" w:cs="Arial"/>
-        </w:rPr>
-        <w:t>Evitar fragmentaciones arbitrarias que rompan unidades semánticas.</w:t>
-      </w:r>
-    </w:p>
-    <w:p>
-      <w:pPr>
-        <w:pStyle w:val="Prrafodelista"/>
-        <w:numPr>
-          <w:ilvl w:val="0"/>
-          <w:numId w:val="12"/>
-        </w:numPr>
-        <w:rPr>
-          <w:rFonts w:ascii="Arial" w:hAnsi="Arial" w:cs="Arial"/>
-        </w:rPr>
-      </w:pPr>
-      <w:r>
-        <w:rPr>
-          <w:rFonts w:ascii="Arial" w:hAnsi="Arial" w:cs="Arial"/>
-        </w:rPr>
-        <w:t>Minimizar solapamientos excesivos para reducir redundancia.</w:t>
-      </w:r>
-    </w:p>
-    <w:p>
-      <w:pPr>
-        <w:pStyle w:val="Prrafodelista"/>
-        <w:numPr>
-          <w:ilvl w:val="0"/>
-          <w:numId w:val="12"/>
-        </w:numPr>
-        <w:rPr>
-          <w:rFonts w:ascii="Arial" w:hAnsi="Arial" w:cs="Arial"/>
-        </w:rPr>
-      </w:pPr>
-      <w:r>
-        <w:rPr>
-          <w:rFonts w:ascii="Arial" w:hAnsi="Arial" w:cs="Arial"/>
-        </w:rPr>
-        <w:t>Garantizar consistencia entre fragmentos de distintas fuentes.</w:t>
-      </w:r>
-    </w:p>
-    <w:p>
-      <w:pPr>
-        <w:rPr>
-          <w:rFonts w:ascii="Arial" w:hAnsi="Arial" w:cs="Arial"/>
-        </w:rPr>
-      </w:pPr>
-    </w:p>
-    <w:p>
-      <w:pPr>
-        <w:rPr>
-          <w:rFonts w:ascii="Arial" w:hAnsi="Arial" w:cs="Arial"/>
-        </w:rPr>
-      </w:pPr>
-      <w:r>
-        <w:rPr>
-          <w:rFonts w:ascii="Arial" w:hAnsi="Arial" w:cs="Arial"/>
-        </w:rPr>
-        <w:t>Esta etapa resulta especialmente relevante desde el punto de vista del rendimiento del sistema RAG, ya que influye directamente en la precisión de la recuperación de información y en la coherencia de las respuestas generadas por el modelo.</w:t>
-      </w:r>
+      <w:bookmarkEnd w:id="8"/>
+    </w:p>
+    <w:p>
+      <w:pPr>
+        <w:rPr>
+          <w:rFonts w:ascii="Arial" w:hAnsi="Arial" w:cs="Arial"/>
+        </w:rPr>
+      </w:pPr>
+      <w:r>
+        <w:rPr>
+          <w:rFonts w:ascii="Arial" w:hAnsi="Arial" w:cs="Arial"/>
+        </w:rPr>
+        <w:t>Dado que los modelos de lenguaje y los sistemas de embeddings presentan limitaciones en la longitud de los textos de entrada, los documentos se dividieron en fragmentos (</w:t>
+      </w:r>
+      <w:r>
+        <w:rPr>
+          <w:rFonts w:ascii="Arial" w:hAnsi="Arial" w:cs="Arial"/>
+          <w:i/>
+          <w:iCs/>
+        </w:rPr>
+        <w:t>chunks</w:t>
+      </w:r>
+      <w:r>
+        <w:rPr>
+          <w:rFonts w:ascii="Arial" w:hAnsi="Arial" w:cs="Arial"/>
+        </w:rPr>
+        <w:t>) de tamaño controlado.</w:t>
+      </w:r>
+    </w:p>
+    <w:p>
+      <w:pPr>
+        <w:rPr>
+          <w:rFonts w:ascii="Arial" w:hAnsi="Arial" w:cs="Arial"/>
+        </w:rPr>
+      </w:pPr>
+      <w:r>
+        <w:rPr>
+          <w:rFonts w:ascii="Arial" w:hAnsi="Arial" w:cs="Arial"/>
+        </w:rPr>
+        <w:lastRenderedPageBreak/>
+        <w:t>La estrategia de segmentación se diseñó para preservar el contexto semántico, evitar fragmentaciones arbitrarias que rompan unidades de significado, minimizar redundancia por solapamiento excesivo y garantizar consistencia entre fragmentos procedentes de distintas fuentes documentales.</w:t>
+      </w:r>
+    </w:p>
+    <w:p>
+      <w:pPr>
+        <w:rPr>
+          <w:rFonts w:ascii="Arial" w:hAnsi="Arial" w:cs="Arial"/>
+        </w:rPr>
+      </w:pPr>
+      <w:r>
+        <w:rPr>
+          <w:rFonts w:ascii="Arial" w:hAnsi="Arial" w:cs="Arial"/>
+        </w:rPr>
+        <w:t>Esta etapa resulta especialmente relevante para el rendimiento del sistema RAG, ya que influye directamente en la precisión de la recuperación y en la coherencia de las respuestas generadas.</w:t>
+      </w:r>
+    </w:p>
+    <w:p>
+      <w:pPr>
+        <w:rPr>
+          <w:rFonts w:ascii="Arial" w:hAnsi="Arial" w:cs="Arial"/>
+        </w:rPr>
+      </w:pPr>
     </w:p>
     <w:p>
       <w:pPr>
         <w:pStyle w:val="Ttulo2"/>
-      </w:pPr>
-      <w:bookmarkStart w:id="8" w:name="_Toc219049491"/>
-      <w:r>
+        <w:rPr>
+          <w:rFonts w:ascii="Arial" w:hAnsi="Arial" w:cs="Arial"/>
+          <w:sz w:val="28"/>
+          <w:szCs w:val="28"/>
+        </w:rPr>
+      </w:pPr>
+      <w:bookmarkStart w:id="9" w:name="_Toc219217211"/>
+      <w:r>
+        <w:rPr>
+          <w:rFonts w:ascii="Arial" w:hAnsi="Arial" w:cs="Arial"/>
+          <w:sz w:val="28"/>
+          <w:szCs w:val="28"/>
+        </w:rPr>
         <w:t>3.4 Generación de embeddings y representación vectorial</w:t>
       </w:r>
-      <w:bookmarkEnd w:id="8"/>
-    </w:p>
-    <w:p>
-      <w:pPr>
-        <w:rPr>
-          <w:rFonts w:ascii="Arial" w:hAnsi="Arial" w:cs="Arial"/>
-        </w:rPr>
-      </w:pPr>
-      <w:r>
-        <w:rPr>
-          <w:rFonts w:ascii="Arial" w:hAnsi="Arial" w:cs="Arial"/>
-        </w:rPr>
-        <w:t>Una vez obtenidos los fragmentos de texto limpios y segmentados, se procedió a su transformación en representaciones vectoriales mediante modelos de embeddings. Estas representaciones permiten capturar relaciones semánticas entre fragmentos y constituyen la base de los mecanismos de recuperación utilizados en el sistema RAG.</w:t>
-      </w:r>
-    </w:p>
-    <w:p>
-      <w:pPr>
-        <w:rPr>
-          <w:rFonts w:ascii="Arial" w:hAnsi="Arial" w:cs="Arial"/>
-        </w:rPr>
-      </w:pPr>
-    </w:p>
-    <w:p>
-      <w:pPr>
-        <w:rPr>
-          <w:rFonts w:ascii="Arial" w:hAnsi="Arial" w:cs="Arial"/>
-        </w:rPr>
-      </w:pPr>
-      <w:r>
-        <w:rPr>
-          <w:rFonts w:ascii="Arial" w:hAnsi="Arial" w:cs="Arial"/>
-        </w:rPr>
-        <w:t>Los embeddings generados se almacenan en una base de datos vectorial que permite realizar búsquedas eficientes por similitud. Este enfoque posibilita:</w:t>
-      </w:r>
-    </w:p>
-    <w:p>
-      <w:pPr>
-        <w:rPr>
-          <w:rFonts w:ascii="Arial" w:hAnsi="Arial" w:cs="Arial"/>
-        </w:rPr>
-      </w:pPr>
-    </w:p>
-    <w:p>
-      <w:pPr>
-        <w:pStyle w:val="Prrafodelista"/>
-        <w:numPr>
-          <w:ilvl w:val="0"/>
-          <w:numId w:val="13"/>
-        </w:numPr>
-        <w:rPr>
-          <w:rFonts w:ascii="Arial" w:hAnsi="Arial" w:cs="Arial"/>
-        </w:rPr>
-      </w:pPr>
-      <w:r>
-        <w:rPr>
-          <w:rFonts w:ascii="Arial" w:hAnsi="Arial" w:cs="Arial"/>
-        </w:rPr>
-        <w:t>Recuperar información relevante en función de consultas en lenguaje natural.</w:t>
-      </w:r>
-    </w:p>
-    <w:p>
-      <w:pPr>
-        <w:pStyle w:val="Prrafodelista"/>
-        <w:numPr>
-          <w:ilvl w:val="0"/>
-          <w:numId w:val="13"/>
-        </w:numPr>
-        <w:rPr>
-          <w:rFonts w:ascii="Arial" w:hAnsi="Arial" w:cs="Arial"/>
-        </w:rPr>
-      </w:pPr>
-      <w:r>
-        <w:rPr>
-          <w:rFonts w:ascii="Arial" w:hAnsi="Arial" w:cs="Arial"/>
-        </w:rPr>
-        <w:t>Escalar el sistema a grandes volúmenes de documentos.</w:t>
-      </w:r>
-    </w:p>
-    <w:p>
-      <w:pPr>
-        <w:pStyle w:val="Prrafodelista"/>
-        <w:numPr>
-          <w:ilvl w:val="0"/>
-          <w:numId w:val="13"/>
-        </w:numPr>
-        <w:rPr>
-          <w:rFonts w:ascii="Arial" w:hAnsi="Arial" w:cs="Arial"/>
-        </w:rPr>
-      </w:pPr>
-      <w:r>
-        <w:rPr>
-          <w:rFonts w:ascii="Arial" w:hAnsi="Arial" w:cs="Arial"/>
-        </w:rPr>
-        <w:t>Separar el conocimiento externo del modelo generativo.</w:t>
-      </w:r>
-    </w:p>
-    <w:p>
-      <w:pPr>
-        <w:rPr>
-          <w:rFonts w:ascii="Arial" w:hAnsi="Arial" w:cs="Arial"/>
-        </w:rPr>
-      </w:pPr>
-    </w:p>
-    <w:p>
-      <w:pPr>
-        <w:rPr>
-          <w:rFonts w:ascii="Arial" w:hAnsi="Arial" w:cs="Arial"/>
-        </w:rPr>
-      </w:pPr>
-      <w:r>
-        <w:rPr>
-          <w:rFonts w:ascii="Arial" w:hAnsi="Arial" w:cs="Arial"/>
-        </w:rPr>
-        <w:t>Desde una perspectiva de Big Data, esta arquitectura favorece la modularidad y la escalabilidad del sistema, permitiendo incorporar nuevas fuentes documentales sin necesidad de reentrenar los modelos de lenguaje.</w:t>
-      </w:r>
-    </w:p>
-    <w:p>
-      <w:pPr>
-        <w:pStyle w:val="Ttulo2"/>
-      </w:pPr>
-      <w:bookmarkStart w:id="9" w:name="_Toc219049492"/>
-      <w:r>
-        <w:lastRenderedPageBreak/>
-        <w:t>3.5 Construcción de bases vectoriales</w:t>
-      </w:r>
       <w:bookmarkEnd w:id="9"/>
     </w:p>
     <w:p>
@@ -4488,7 +4416,89 @@
         <w:rPr>
           <w:rFonts w:ascii="Arial" w:hAnsi="Arial" w:cs="Arial"/>
         </w:rPr>
-        <w:t>La Figura X muestra de forma esquemática el pipeline completo de preparación de datos textuales empleado en este trabajo.</w:t>
+        <w:t xml:space="preserve">Los fragmentos de texto previamente limpiados y segmentados se transforman en representaciones vectoriales mediante modelos de </w:t>
+      </w:r>
+      <w:r>
+        <w:rPr>
+          <w:rFonts w:ascii="Arial" w:hAnsi="Arial" w:cs="Arial"/>
+          <w:i/>
+          <w:iCs/>
+        </w:rPr>
+        <w:t>embeddings</w:t>
+      </w:r>
+      <w:r>
+        <w:rPr>
+          <w:rFonts w:ascii="Arial" w:hAnsi="Arial" w:cs="Arial"/>
+        </w:rPr>
+        <w:t xml:space="preserve"> semánticos. En este trabajo, la generación de dichas representaciones se realiza utilizando </w:t>
+      </w:r>
+      <w:r>
+        <w:rPr>
+          <w:rFonts w:ascii="Arial" w:hAnsi="Arial" w:cs="Arial"/>
+          <w:b/>
+          <w:bCs/>
+        </w:rPr>
+        <w:t>OpenAI Embeddings</w:t>
+      </w:r>
+      <w:r>
+        <w:rPr>
+          <w:rFonts w:ascii="Arial" w:hAnsi="Arial" w:cs="Arial"/>
+        </w:rPr>
+        <w:t>, seleccionados por su capacidad para capturar relaciones semánticas complejas en texto técnico especializado.</w:t>
+      </w:r>
+    </w:p>
+    <w:p>
+      <w:pPr>
+        <w:rPr>
+          <w:rFonts w:ascii="Arial" w:hAnsi="Arial" w:cs="Arial"/>
+        </w:rPr>
+      </w:pPr>
+      <w:r>
+        <w:rPr>
+          <w:rFonts w:ascii="Arial" w:hAnsi="Arial" w:cs="Arial"/>
+        </w:rPr>
+        <w:t xml:space="preserve">Los vectores resultantes se almacenan en una base de datos vectorial gestionada mediante </w:t>
+      </w:r>
+      <w:r>
+        <w:rPr>
+          <w:rFonts w:ascii="Arial" w:hAnsi="Arial" w:cs="Arial"/>
+          <w:b/>
+          <w:bCs/>
+        </w:rPr>
+        <w:t>FAISS (Facebook AI Similarity Search)</w:t>
+      </w:r>
+      <w:r>
+        <w:rPr>
+          <w:rFonts w:ascii="Arial" w:hAnsi="Arial" w:cs="Arial"/>
+        </w:rPr>
+        <w:t xml:space="preserve">, lo que permite realizar búsquedas eficientes por similitud en espacios vectoriales de alta dimensión. Para la gestión estructurada de los documentos y sus metadatos se emplea una abstracción de tipo </w:t>
+      </w:r>
+      <w:r>
+        <w:rPr>
+          <w:rFonts w:ascii="Arial" w:hAnsi="Arial" w:cs="Arial"/>
+          <w:b/>
+          <w:bCs/>
+        </w:rPr>
+        <w:t>Document</w:t>
+      </w:r>
+      <w:r>
+        <w:rPr>
+          <w:rFonts w:ascii="Arial" w:hAnsi="Arial" w:cs="Arial"/>
+        </w:rPr>
+        <w:t>, que facilita la trazabilidad entre fragmentos textuales, fuentes originales y resultados de recuperación dentro del sistema RAG.</w:t>
+      </w:r>
+    </w:p>
+    <w:p>
+      <w:pPr>
+        <w:rPr>
+          <w:rFonts w:ascii="Arial" w:hAnsi="Arial" w:cs="Arial"/>
+        </w:rPr>
+      </w:pPr>
+      <w:r>
+        <w:rPr>
+          <w:rFonts w:ascii="Arial" w:hAnsi="Arial" w:cs="Arial"/>
+        </w:rPr>
+        <w:t>La Figura 3.X muestra de forma esquemática el pipeline completo de preparación de datos textuales empleado en este trabajo.</w:t>
       </w:r>
     </w:p>
     <w:p>
@@ -4503,9 +4513,9 @@
           <w:noProof/>
         </w:rPr>
         <w:drawing>
-          <wp:inline distT="0" distB="0" distL="0" distR="0" wp14:anchorId="21887BA0" wp14:editId="465B6343">
-            <wp:extent cx="5382895" cy="365760"/>
-            <wp:effectExtent l="0" t="0" r="8255" b="0"/>
+          <wp:inline distT="0" distB="0" distL="0" distR="0" wp14:anchorId="1686C472" wp14:editId="729A60E7">
+            <wp:extent cx="5247861" cy="356585"/>
+            <wp:effectExtent l="0" t="0" r="0" b="5715"/>
             <wp:docPr id="1603724228" name="Imagen 1"/>
             <wp:cNvGraphicFramePr>
               <a:graphicFrameLocks xmlns:a="http://schemas.openxmlformats.org/drawingml/2006/main" noChangeAspect="1"/>
@@ -4535,7 +4545,7 @@
                   <pic:spPr bwMode="auto">
                     <a:xfrm>
                       <a:off x="0" y="0"/>
-                      <a:ext cx="5382895" cy="365760"/>
+                      <a:ext cx="5277589" cy="358605"/>
                     </a:xfrm>
                     <a:prstGeom prst="rect">
                       <a:avLst/>
@@ -4556,33 +4566,315 @@
       <w:pPr>
         <w:rPr>
           <w:rFonts w:ascii="Arial" w:hAnsi="Arial" w:cs="Arial"/>
-        </w:rPr>
-      </w:pPr>
-      <w:r>
-        <w:rPr>
-          <w:rFonts w:ascii="Arial" w:hAnsi="Arial" w:cs="Arial"/>
-        </w:rPr>
-        <w:t>[Figura X: Pipeline de preparación de datos textuales para sistemas RAG]</w:t>
-      </w:r>
-    </w:p>
-    <w:p>
-      <w:pPr>
-        <w:rPr>
-          <w:rFonts w:ascii="Arial" w:hAnsi="Arial" w:cs="Arial"/>
-        </w:rPr>
-      </w:pPr>
-    </w:p>
-    <w:p>
-      <w:pPr>
-        <w:rPr>
-          <w:rFonts w:ascii="Arial" w:hAnsi="Arial" w:cs="Arial"/>
-        </w:rPr>
-      </w:pPr>
-      <w:r>
-        <w:rPr>
-          <w:rFonts w:ascii="Arial" w:hAnsi="Arial" w:cs="Arial"/>
-        </w:rPr>
-        <w:t>El flujo seguido puede resumirse en las siguientes etapas:</w:t>
+          <w:b/>
+          <w:bCs/>
+        </w:rPr>
+      </w:pPr>
+      <w:r>
+        <w:rPr>
+          <w:rFonts w:ascii="Arial" w:hAnsi="Arial" w:cs="Arial"/>
+          <w:b/>
+          <w:bCs/>
+        </w:rPr>
+        <w:t>[Figura 3.X: Pipeline preparación de datos textuales para sistemas RAG]</w:t>
+      </w:r>
+    </w:p>
+    <w:p>
+      <w:pPr>
+        <w:rPr>
+          <w:rFonts w:ascii="Arial" w:hAnsi="Arial" w:cs="Arial"/>
+          <w:b/>
+          <w:bCs/>
+        </w:rPr>
+      </w:pPr>
+    </w:p>
+    <w:p>
+      <w:pPr>
+        <w:pStyle w:val="Ttulo2"/>
+        <w:rPr>
+          <w:rFonts w:ascii="Arial" w:hAnsi="Arial" w:cs="Arial"/>
+          <w:sz w:val="28"/>
+          <w:szCs w:val="28"/>
+        </w:rPr>
+      </w:pPr>
+      <w:bookmarkStart w:id="10" w:name="_Toc219217212"/>
+      <w:r>
+        <w:rPr>
+          <w:rFonts w:ascii="Arial" w:hAnsi="Arial" w:cs="Arial"/>
+          <w:sz w:val="28"/>
+          <w:szCs w:val="28"/>
+        </w:rPr>
+        <w:t>3.</w:t>
+      </w:r>
+      <w:r>
+        <w:rPr>
+          <w:rFonts w:ascii="Arial" w:hAnsi="Arial" w:cs="Arial"/>
+          <w:sz w:val="28"/>
+          <w:szCs w:val="28"/>
+        </w:rPr>
+        <w:t>5</w:t>
+      </w:r>
+      <w:r>
+        <w:rPr>
+          <w:rFonts w:ascii="Arial" w:hAnsi="Arial" w:cs="Arial"/>
+          <w:sz w:val="28"/>
+          <w:szCs w:val="28"/>
+        </w:rPr>
+        <w:t xml:space="preserve"> Consideraciones metodológicas</w:t>
+      </w:r>
+      <w:bookmarkEnd w:id="10"/>
+    </w:p>
+    <w:p>
+      <w:pPr>
+        <w:rPr>
+          <w:rFonts w:ascii="Arial" w:hAnsi="Arial" w:cs="Arial"/>
+        </w:rPr>
+      </w:pPr>
+      <w:r>
+        <w:rPr>
+          <w:rFonts w:ascii="Arial" w:hAnsi="Arial" w:cs="Arial"/>
+        </w:rPr>
+        <w:t xml:space="preserve">El pipeline descrito en este capítulo refleja una aplicación práctica de técnicas de Procesamiento del Lenguaje Natural y recuperación de información sobre datos reales no estructurados. Las decisiones relacionadas con la limpieza del texto, el tamaño de los </w:t>
+      </w:r>
+      <w:r>
+        <w:rPr>
+          <w:rFonts w:ascii="Arial" w:hAnsi="Arial" w:cs="Arial"/>
+          <w:i/>
+          <w:iCs/>
+        </w:rPr>
+        <w:t>chunks</w:t>
+      </w:r>
+      <w:r>
+        <w:rPr>
+          <w:rFonts w:ascii="Arial" w:hAnsi="Arial" w:cs="Arial"/>
+        </w:rPr>
+        <w:t xml:space="preserve"> y la organización de las bases vectoriales se han tomado con el objetivo de maximizar la calidad de la recuperación semántica, manteniendo al mismo tiempo la escalabilidad del sistema.</w:t>
+      </w:r>
+    </w:p>
+    <w:p>
+      <w:pPr>
+        <w:rPr>
+          <w:rFonts w:ascii="Arial" w:hAnsi="Arial" w:cs="Arial"/>
+        </w:rPr>
+      </w:pPr>
+      <w:r>
+        <w:rPr>
+          <w:rFonts w:ascii="Arial" w:hAnsi="Arial" w:cs="Arial"/>
+        </w:rPr>
+        <w:t>Este proceso de preparación de datos constituye la base sobre la que operan los agentes RAG descritos en capítulos posteriores, y demuestra cómo técnicas de Ciencia de Datos pueden aplicarse de forma sistemática a problemas de gestión y explotación de conocimiento textual.</w:t>
+      </w:r>
+    </w:p>
+    <w:p>
+      <w:pPr>
+        <w:pStyle w:val="Ttulo1"/>
+        <w:rPr>
+          <w:rFonts w:ascii="Arial" w:hAnsi="Arial" w:cs="Arial"/>
+          <w:sz w:val="32"/>
+          <w:szCs w:val="32"/>
+        </w:rPr>
+      </w:pPr>
+      <w:bookmarkStart w:id="11" w:name="_Toc219217213"/>
+      <w:r>
+        <w:rPr>
+          <w:rFonts w:ascii="Arial" w:hAnsi="Arial" w:cs="Arial"/>
+          <w:sz w:val="32"/>
+          <w:szCs w:val="32"/>
+        </w:rPr>
+        <w:lastRenderedPageBreak/>
+        <w:t>4</w:t>
+      </w:r>
+      <w:r>
+        <w:rPr>
+          <w:rFonts w:ascii="Arial" w:hAnsi="Arial" w:cs="Arial"/>
+          <w:sz w:val="32"/>
+          <w:szCs w:val="32"/>
+        </w:rPr>
+        <w:t xml:space="preserve">. </w:t>
+      </w:r>
+      <w:r>
+        <w:rPr>
+          <w:rFonts w:ascii="Arial" w:hAnsi="Arial" w:cs="Arial"/>
+          <w:sz w:val="32"/>
+          <w:szCs w:val="32"/>
+        </w:rPr>
+        <w:t>Preparación de datos y modelado para la predicción de la Vida Útil Restante (RUL)</w:t>
+      </w:r>
+      <w:bookmarkEnd w:id="11"/>
+    </w:p>
+    <w:p>
+      <w:pPr>
+        <w:pStyle w:val="Ttulo2"/>
+        <w:rPr>
+          <w:rFonts w:ascii="Arial" w:hAnsi="Arial" w:cs="Arial"/>
+          <w:sz w:val="28"/>
+          <w:szCs w:val="28"/>
+        </w:rPr>
+      </w:pPr>
+      <w:bookmarkStart w:id="12" w:name="_Toc219217214"/>
+      <w:r>
+        <w:rPr>
+          <w:rFonts w:ascii="Arial" w:hAnsi="Arial" w:cs="Arial"/>
+          <w:sz w:val="28"/>
+          <w:szCs w:val="28"/>
+        </w:rPr>
+        <w:t>4.1 Introducción</w:t>
+      </w:r>
+      <w:bookmarkEnd w:id="12"/>
+    </w:p>
+    <w:p>
+      <w:pPr>
+        <w:rPr>
+          <w:rFonts w:ascii="Arial" w:hAnsi="Arial" w:cs="Arial"/>
+        </w:rPr>
+      </w:pPr>
+      <w:r>
+        <w:rPr>
+          <w:rFonts w:ascii="Arial" w:hAnsi="Arial" w:cs="Arial"/>
+        </w:rPr>
+        <w:t>Además de la explotación de información textual mediante técnicas de Retrieval-Augmented Generation (RAG), el presente trabajo aborda un problema central en la analítica predictiva basada en datos: la predicción de la vida útil restante</w:t>
+      </w:r>
+      <w:r>
+        <w:rPr>
+          <w:rFonts w:ascii="Arial" w:hAnsi="Arial" w:cs="Arial"/>
+        </w:rPr>
+        <w:t>, RUL</w:t>
+      </w:r>
+      <w:r>
+        <w:rPr>
+          <w:rFonts w:ascii="Arial" w:hAnsi="Arial" w:cs="Arial"/>
+        </w:rPr>
+        <w:t xml:space="preserve"> (Remaining Useful Life, RUL)</w:t>
+      </w:r>
+      <w:r>
+        <w:rPr>
+          <w:rFonts w:ascii="Arial" w:hAnsi="Arial" w:cs="Arial"/>
+        </w:rPr>
+        <w:t>,</w:t>
+      </w:r>
+      <w:r>
+        <w:rPr>
+          <w:rFonts w:ascii="Arial" w:hAnsi="Arial" w:cs="Arial"/>
+        </w:rPr>
+        <w:t xml:space="preserve"> a partir de datos multivariantes de sensores.</w:t>
+      </w:r>
+    </w:p>
+    <w:p>
+      <w:pPr>
+        <w:rPr>
+          <w:rFonts w:ascii="Arial" w:hAnsi="Arial" w:cs="Arial"/>
+        </w:rPr>
+      </w:pPr>
+    </w:p>
+    <w:p>
+      <w:pPr>
+        <w:rPr>
+          <w:rFonts w:ascii="Arial" w:hAnsi="Arial" w:cs="Arial"/>
+        </w:rPr>
+      </w:pPr>
+      <w:r>
+        <w:rPr>
+          <w:rFonts w:ascii="Arial" w:hAnsi="Arial" w:cs="Arial"/>
+        </w:rPr>
+        <w:t>Este tipo de problema es especialmente relevante en contextos industriales y constituye un caso de uso representativo de las técnicas avanzadas de Ciencia de Datos aprendidas en el máster, incluyendo limpieza de datos, selección de variables, modelado predictivo, validación cruzada y evaluación robusta de modelos.</w:t>
+      </w:r>
+    </w:p>
+    <w:p>
+      <w:pPr>
+        <w:rPr>
+          <w:rFonts w:ascii="Arial" w:hAnsi="Arial" w:cs="Arial"/>
+        </w:rPr>
+      </w:pPr>
+    </w:p>
+    <w:p>
+      <w:pPr>
+        <w:rPr>
+          <w:rFonts w:ascii="Arial" w:hAnsi="Arial" w:cs="Arial"/>
+        </w:rPr>
+      </w:pPr>
+      <w:r>
+        <w:rPr>
+          <w:rFonts w:ascii="Arial" w:hAnsi="Arial" w:cs="Arial"/>
+        </w:rPr>
+        <w:t>En este capítulo se describe de forma detallada el proceso completo seguido para el tratamiento del conjunto de datos CMAPSS, desde la preparación inicial de los datos hasta la selección y evaluación final del modelo predictivo. El objetivo no es únicamente maximizar el rendimiento en un conjunto de test concreto, sino construir un modelo estable, generalizable y plenamente integrable</w:t>
+      </w:r>
+      <w:r>
+        <w:rPr>
+          <w:rFonts w:ascii="Arial" w:hAnsi="Arial" w:cs="Arial"/>
+        </w:rPr>
+        <w:t xml:space="preserve"> </w:t>
+      </w:r>
+      <w:r>
+        <w:rPr>
+          <w:rFonts w:ascii="Arial" w:hAnsi="Arial" w:cs="Arial"/>
+        </w:rPr>
+        <w:t>en el sistema multiagente desarrollado.</w:t>
+      </w:r>
+    </w:p>
+    <w:p>
+      <w:pPr>
+        <w:rPr>
+          <w:rFonts w:ascii="Arial" w:hAnsi="Arial" w:cs="Arial"/>
+        </w:rPr>
+      </w:pPr>
+    </w:p>
+    <w:p>
+      <w:pPr>
+        <w:pStyle w:val="Ttulo2"/>
+        <w:rPr>
+          <w:rFonts w:ascii="Arial" w:hAnsi="Arial" w:cs="Arial"/>
+          <w:sz w:val="28"/>
+          <w:szCs w:val="28"/>
+        </w:rPr>
+      </w:pPr>
+      <w:bookmarkStart w:id="13" w:name="_Toc219217215"/>
+      <w:r>
+        <w:rPr>
+          <w:rFonts w:ascii="Arial" w:hAnsi="Arial" w:cs="Arial"/>
+          <w:sz w:val="28"/>
+          <w:szCs w:val="28"/>
+        </w:rPr>
+        <w:t>4.2 Descripción del conjunto de datos CMAPSS</w:t>
+      </w:r>
+      <w:bookmarkEnd w:id="13"/>
+    </w:p>
+    <w:p>
+      <w:pPr>
+        <w:rPr>
+          <w:rFonts w:ascii="Arial" w:hAnsi="Arial" w:cs="Arial"/>
+        </w:rPr>
+      </w:pPr>
+    </w:p>
+    <w:p>
+      <w:pPr>
+        <w:rPr>
+          <w:rFonts w:ascii="Arial" w:hAnsi="Arial" w:cs="Arial"/>
+        </w:rPr>
+      </w:pPr>
+      <w:r>
+        <w:rPr>
+          <w:rFonts w:ascii="Arial" w:hAnsi="Arial" w:cs="Arial"/>
+        </w:rPr>
+        <w:t>El conjunto de datos CMAPSS, desarrollado por la NASA, simula el comportamiento de motores aeronáuticos sometidos a distintos regímenes operativos y modos de degradación. Se trata de un dataset sintético ampliamente utilizado como benchmark en problemas de predicción de RUL.</w:t>
+      </w:r>
+    </w:p>
+    <w:p>
+      <w:pPr>
+        <w:rPr>
+          <w:rFonts w:ascii="Arial" w:hAnsi="Arial" w:cs="Arial"/>
+        </w:rPr>
+      </w:pPr>
+    </w:p>
+    <w:p>
+      <w:pPr>
+        <w:rPr>
+          <w:rFonts w:ascii="Arial" w:hAnsi="Arial" w:cs="Arial"/>
+        </w:rPr>
+      </w:pPr>
+      <w:r>
+        <w:rPr>
+          <w:rFonts w:ascii="Arial" w:hAnsi="Arial" w:cs="Arial"/>
+        </w:rPr>
+        <w:t>El dataset se estructura en cuatro subconjuntos independientes (FD001, FD002, FD003 y FD004), que difieren en complejidad y condiciones operativas. Cada observación contiene:</w:t>
       </w:r>
     </w:p>
     <w:p>
@@ -4590,7 +4882,7 @@
         <w:pStyle w:val="Prrafodelista"/>
         <w:numPr>
           <w:ilvl w:val="0"/>
-          <w:numId w:val="14"/>
+          <w:numId w:val="24"/>
         </w:numPr>
         <w:rPr>
           <w:rFonts w:ascii="Arial" w:hAnsi="Arial" w:cs="Arial"/>
@@ -4600,7 +4892,7 @@
         <w:rPr>
           <w:rFonts w:ascii="Arial" w:hAnsi="Arial" w:cs="Arial"/>
         </w:rPr>
-        <w:t>Ingestión de documentos en distintos formatos.</w:t>
+        <w:t>Identificador de unidad.</w:t>
       </w:r>
     </w:p>
     <w:p>
@@ -4608,7 +4900,7 @@
         <w:pStyle w:val="Prrafodelista"/>
         <w:numPr>
           <w:ilvl w:val="0"/>
-          <w:numId w:val="14"/>
+          <w:numId w:val="24"/>
         </w:numPr>
         <w:rPr>
           <w:rFonts w:ascii="Arial" w:hAnsi="Arial" w:cs="Arial"/>
@@ -4618,7 +4910,7 @@
         <w:rPr>
           <w:rFonts w:ascii="Arial" w:hAnsi="Arial" w:cs="Arial"/>
         </w:rPr>
-        <w:t>Extracción y normalización del texto.</w:t>
+        <w:t>Número de ciclo de operación.</w:t>
       </w:r>
     </w:p>
     <w:p>
@@ -4626,7 +4918,7 @@
         <w:pStyle w:val="Prrafodelista"/>
         <w:numPr>
           <w:ilvl w:val="0"/>
-          <w:numId w:val="14"/>
+          <w:numId w:val="24"/>
         </w:numPr>
         <w:rPr>
           <w:rFonts w:ascii="Arial" w:hAnsi="Arial" w:cs="Arial"/>
@@ -4636,7 +4928,7 @@
         <w:rPr>
           <w:rFonts w:ascii="Arial" w:hAnsi="Arial" w:cs="Arial"/>
         </w:rPr>
-        <w:t>Limpieza y filtrado semántico.</w:t>
+        <w:t>Tres variables de configuración.</w:t>
       </w:r>
     </w:p>
     <w:p>
@@ -4644,7 +4936,7 @@
         <w:pStyle w:val="Prrafodelista"/>
         <w:numPr>
           <w:ilvl w:val="0"/>
-          <w:numId w:val="14"/>
+          <w:numId w:val="24"/>
         </w:numPr>
         <w:rPr>
           <w:rFonts w:ascii="Arial" w:hAnsi="Arial" w:cs="Arial"/>
@@ -4654,152 +4946,394 @@
         <w:rPr>
           <w:rFonts w:ascii="Arial" w:hAnsi="Arial" w:cs="Arial"/>
         </w:rPr>
-        <w:t>Segmentación en fragmentos.</w:t>
-      </w:r>
-    </w:p>
-    <w:p>
-      <w:pPr>
-        <w:pStyle w:val="Prrafodelista"/>
-        <w:numPr>
-          <w:ilvl w:val="0"/>
-          <w:numId w:val="14"/>
-        </w:numPr>
-        <w:rPr>
-          <w:rFonts w:ascii="Arial" w:hAnsi="Arial" w:cs="Arial"/>
-        </w:rPr>
-      </w:pPr>
-      <w:r>
-        <w:rPr>
-          <w:rFonts w:ascii="Arial" w:hAnsi="Arial" w:cs="Arial"/>
-        </w:rPr>
-        <w:t>Generación de embeddings.</w:t>
-      </w:r>
-    </w:p>
-    <w:p>
-      <w:pPr>
-        <w:pStyle w:val="Prrafodelista"/>
-        <w:numPr>
-          <w:ilvl w:val="0"/>
-          <w:numId w:val="14"/>
-        </w:numPr>
-        <w:rPr>
-          <w:rFonts w:ascii="Arial" w:hAnsi="Arial" w:cs="Arial"/>
-        </w:rPr>
-      </w:pPr>
-      <w:r>
-        <w:rPr>
-          <w:rFonts w:ascii="Arial" w:hAnsi="Arial" w:cs="Arial"/>
-        </w:rPr>
-        <w:t>Almacenamiento en una base de datos vectorial.</w:t>
-      </w:r>
-    </w:p>
-    <w:p>
-      <w:pPr>
-        <w:rPr>
-          <w:rFonts w:ascii="Arial" w:hAnsi="Arial" w:cs="Arial"/>
-        </w:rPr>
-      </w:pPr>
-    </w:p>
-    <w:p>
-      <w:pPr>
-        <w:rPr>
-          <w:rFonts w:ascii="Arial" w:hAnsi="Arial" w:cs="Arial"/>
-        </w:rPr>
-      </w:pPr>
-      <w:r>
-        <w:rPr>
-          <w:rFonts w:ascii="Arial" w:hAnsi="Arial" w:cs="Arial"/>
-        </w:rPr>
-        <w:t>Este pipeline ha sido diseñado con criterios de reproducibilidad y extensibilidad, permitiendo su reutilización en otros dominios y contextos más allá del caso de estudio concreto.</w:t>
-      </w:r>
+        <w:t>Veintiuna señales de sensores.</w:t>
+      </w:r>
+    </w:p>
+    <w:p>
+      <w:pPr>
+        <w:rPr>
+          <w:rFonts w:ascii="Arial" w:hAnsi="Arial" w:cs="Arial"/>
+        </w:rPr>
+      </w:pPr>
+      <w:r>
+        <w:rPr>
+          <w:rFonts w:ascii="Arial" w:hAnsi="Arial" w:cs="Arial"/>
+        </w:rPr>
+        <w:lastRenderedPageBreak/>
+        <w:t>Para cada subconjunto se dispone de datos de entrenamiento, datos de test y un archivo independiente con los valores reales de RUL del conjunto de test.</w:t>
+      </w:r>
+    </w:p>
+    <w:p>
+      <w:pPr>
+        <w:rPr>
+          <w:rFonts w:ascii="Arial" w:hAnsi="Arial" w:cs="Arial"/>
+        </w:rPr>
+      </w:pPr>
     </w:p>
     <w:p>
       <w:pPr>
         <w:pStyle w:val="Ttulo2"/>
-      </w:pPr>
-      <w:bookmarkStart w:id="10" w:name="_Toc219049493"/>
-      <w:r>
-        <w:t>3.6 Consideraciones metodológicas</w:t>
-      </w:r>
-      <w:bookmarkEnd w:id="10"/>
-    </w:p>
-    <w:p>
-      <w:pPr>
-        <w:rPr>
-          <w:rFonts w:ascii="Arial" w:hAnsi="Arial" w:cs="Arial"/>
-        </w:rPr>
-      </w:pPr>
-      <w:r>
-        <w:rPr>
-          <w:rFonts w:ascii="Arial" w:hAnsi="Arial" w:cs="Arial"/>
-        </w:rPr>
-        <w:t xml:space="preserve">El pipeline descrito en este capítulo refleja una aplicación práctica de técnicas de Procesamiento del Lenguaje Natural y recuperación de información sobre datos reales no estructurados. Las decisiones relacionadas con la limpieza del texto, el tamaño de los </w:t>
-      </w:r>
-      <w:r>
-        <w:rPr>
-          <w:rFonts w:ascii="Arial" w:hAnsi="Arial" w:cs="Arial"/>
-          <w:i/>
-          <w:iCs/>
-        </w:rPr>
-        <w:t>chunks</w:t>
-      </w:r>
-      <w:r>
-        <w:rPr>
-          <w:rFonts w:ascii="Arial" w:hAnsi="Arial" w:cs="Arial"/>
-        </w:rPr>
-        <w:t xml:space="preserve"> y la organización de las bases vectoriales se han tomado con el objetivo de maximizar la calidad de la recuperación semántica, manteniendo al mismo tiempo la escalabilidad del sistema.</w:t>
-      </w:r>
-    </w:p>
-    <w:p>
-      <w:pPr>
-        <w:rPr>
-          <w:rFonts w:ascii="Arial" w:hAnsi="Arial" w:cs="Arial"/>
-        </w:rPr>
-      </w:pPr>
-      <w:r>
-        <w:rPr>
-          <w:rFonts w:ascii="Arial" w:hAnsi="Arial" w:cs="Arial"/>
-        </w:rPr>
-        <w:t>Este proceso de preparación de datos constituye la base sobre la que operan los agentes RAG descritos en capítulos posteriores, y demuestra cómo técnicas de Ciencia de Datos pueden aplicarse de forma sistemática a problemas de gestión y explotación de conocimiento textual.</w:t>
-      </w:r>
-    </w:p>
-    <w:p>
-      <w:pPr>
-        <w:rPr>
-          <w:rFonts w:ascii="Arial" w:hAnsi="Arial" w:cs="Arial"/>
-        </w:rPr>
-      </w:pPr>
-    </w:p>
-    <w:p>
-      <w:pPr>
-        <w:rPr>
-          <w:rFonts w:ascii="Arial" w:hAnsi="Arial" w:cs="Arial"/>
-        </w:rPr>
-      </w:pPr>
-    </w:p>
-    <w:p>
-      <w:pPr>
-        <w:rPr>
-          <w:rFonts w:ascii="Arial" w:hAnsi="Arial" w:cs="Arial"/>
-        </w:rPr>
-      </w:pPr>
-    </w:p>
-    <w:p>
-      <w:pPr>
-        <w:pStyle w:val="Ttulo1"/>
-      </w:pPr>
-      <w:bookmarkStart w:id="11" w:name="_Toc219049494"/>
-      <w:r>
+        <w:rPr>
+          <w:rFonts w:ascii="Arial" w:hAnsi="Arial" w:cs="Arial"/>
+        </w:rPr>
+      </w:pPr>
+      <w:bookmarkStart w:id="14" w:name="_Toc219217216"/>
+      <w:r>
+        <w:rPr>
+          <w:rFonts w:ascii="Arial" w:hAnsi="Arial" w:cs="Arial"/>
+        </w:rPr>
+        <w:t xml:space="preserve">4.3 Caracterización de los subconjuntos y escenario </w:t>
+      </w:r>
+      <w:r>
+        <w:rPr>
+          <w:rFonts w:ascii="Arial" w:hAnsi="Arial" w:cs="Arial"/>
+          <w:sz w:val="28"/>
+          <w:szCs w:val="28"/>
+        </w:rPr>
+        <w:t>experimental</w:t>
+      </w:r>
+      <w:bookmarkEnd w:id="14"/>
+    </w:p>
+    <w:p>
+      <w:pPr>
+        <w:rPr>
+          <w:rFonts w:ascii="Arial" w:hAnsi="Arial" w:cs="Arial"/>
+        </w:rPr>
+      </w:pPr>
+      <w:r>
+        <w:rPr>
+          <w:rFonts w:ascii="Arial" w:hAnsi="Arial" w:cs="Arial"/>
+        </w:rPr>
+        <w:t>El conjunto de datos CMAPSS está compuesto por cuatro subconjuntos independientes (FD001–FD004), diseñados para simular distintos escenarios operativos y modos de degradación en motores aeronáuticos. Cada subconjunto contiene múltiples series temporales multivariantes, donde cada serie corresponde a un motor distinto perteneciente a una misma flota.</w:t>
+      </w:r>
+    </w:p>
+    <w:p>
+      <w:pPr>
+        <w:rPr>
+          <w:rFonts w:ascii="Arial" w:hAnsi="Arial" w:cs="Arial"/>
+        </w:rPr>
+      </w:pPr>
+    </w:p>
+    <w:p>
+      <w:pPr>
+        <w:rPr>
+          <w:rFonts w:ascii="Arial" w:hAnsi="Arial" w:cs="Arial"/>
+        </w:rPr>
+      </w:pPr>
+      <w:r>
+        <w:rPr>
+          <w:rFonts w:ascii="Arial" w:hAnsi="Arial" w:cs="Arial"/>
+        </w:rPr>
+        <w:t>Todos los motores comienzan su operación en estado nominal y desarrollan progresivamente uno o varios fallos hasta alcanzar la avería. En el conjunto de entrenamiento, las trayectorias se extienden hasta el fallo, mientras que en el conjunto de test finalizan antes de dicho evento. El objetivo es predecir el número de ciclos restantes hasta el fallo (RUL) a partir del último estado observado, para lo cual se proporcionan los valores reales de RUL del conjunto de test.</w:t>
+      </w:r>
+    </w:p>
+    <w:p>
+      <w:pPr>
+        <w:rPr>
+          <w:rFonts w:ascii="Arial" w:hAnsi="Arial" w:cs="Arial"/>
+        </w:rPr>
+      </w:pPr>
+    </w:p>
+    <w:p>
+      <w:pPr>
+        <w:rPr>
+          <w:rFonts w:ascii="Arial" w:hAnsi="Arial" w:cs="Arial"/>
+        </w:rPr>
+      </w:pPr>
+      <w:r>
+        <w:rPr>
+          <w:rFonts w:ascii="Arial" w:hAnsi="Arial" w:cs="Arial"/>
+        </w:rPr>
+        <w:t>Los subconjuntos difieren en complejidad según el número de condiciones operativas y modos de fallo:</w:t>
+      </w:r>
+    </w:p>
+    <w:p>
+      <w:pPr>
+        <w:rPr>
+          <w:rFonts w:ascii="Arial" w:hAnsi="Arial" w:cs="Arial"/>
+        </w:rPr>
+      </w:pPr>
+    </w:p>
+    <w:p>
+      <w:pPr>
+        <w:rPr>
+          <w:rFonts w:ascii="Arial" w:hAnsi="Arial" w:cs="Arial"/>
+        </w:rPr>
+      </w:pPr>
+      <w:r>
+        <w:rPr>
+          <w:rFonts w:ascii="Arial" w:hAnsi="Arial" w:cs="Arial"/>
+        </w:rPr>
+        <w:t>FD001: 100 trayectorias de entrenamiento y 100 de test, un único régimen operativo (nivel del mar) y un único modo de fallo (degradación del HPC). Representa el escenario más sencillo.</w:t>
+      </w:r>
+    </w:p>
+    <w:p>
+      <w:pPr>
+        <w:rPr>
+          <w:rFonts w:ascii="Arial" w:hAnsi="Arial" w:cs="Arial"/>
+        </w:rPr>
+      </w:pPr>
+    </w:p>
+    <w:p>
+      <w:pPr>
+        <w:rPr>
+          <w:rFonts w:ascii="Arial" w:hAnsi="Arial" w:cs="Arial"/>
+        </w:rPr>
+      </w:pPr>
+      <w:r>
+        <w:rPr>
+          <w:rFonts w:ascii="Arial" w:hAnsi="Arial" w:cs="Arial"/>
+        </w:rPr>
+        <w:t>FD002: 260 trayectorias de entrenamiento y 259 de test, seis condiciones operativas y un único modo de fallo (HPC), introduciendo alta variabilidad operacional.</w:t>
+      </w:r>
+    </w:p>
+    <w:p>
+      <w:pPr>
+        <w:rPr>
+          <w:rFonts w:ascii="Arial" w:hAnsi="Arial" w:cs="Arial"/>
+        </w:rPr>
+      </w:pPr>
+    </w:p>
+    <w:p>
+      <w:pPr>
+        <w:rPr>
+          <w:rFonts w:ascii="Arial" w:hAnsi="Arial" w:cs="Arial"/>
+        </w:rPr>
+      </w:pPr>
+      <w:r>
+        <w:rPr>
+          <w:rFonts w:ascii="Arial" w:hAnsi="Arial" w:cs="Arial"/>
+        </w:rPr>
+        <w:t>FD003: 100 trayectorias de entrenamiento y 100 de test, un único régimen operativo y dos modos de fallo (HPC y Fan), lo que incrementa la complejidad estructural.</w:t>
+      </w:r>
+    </w:p>
+    <w:p>
+      <w:pPr>
+        <w:rPr>
+          <w:rFonts w:ascii="Arial" w:hAnsi="Arial" w:cs="Arial"/>
+        </w:rPr>
+      </w:pPr>
+    </w:p>
+    <w:p>
+      <w:pPr>
+        <w:rPr>
+          <w:rFonts w:ascii="Arial" w:hAnsi="Arial" w:cs="Arial"/>
+        </w:rPr>
+      </w:pPr>
+      <w:r>
+        <w:rPr>
+          <w:rFonts w:ascii="Arial" w:hAnsi="Arial" w:cs="Arial"/>
+        </w:rPr>
         <w:lastRenderedPageBreak/>
+        <w:t>FD004: 248 trayectorias de entrenamiento y 249 de test, seis condiciones operativas y dos modos de fallo (HPC y Fan), constituyendo el escenario más complejo.</w:t>
+      </w:r>
+    </w:p>
+    <w:p>
+      <w:pPr>
+        <w:rPr>
+          <w:rFonts w:ascii="Arial" w:hAnsi="Arial" w:cs="Arial"/>
+        </w:rPr>
+      </w:pPr>
+    </w:p>
+    <w:p>
+      <w:pPr>
+        <w:rPr>
+          <w:rFonts w:ascii="Arial" w:hAnsi="Arial" w:cs="Arial"/>
+        </w:rPr>
+      </w:pPr>
+      <w:r>
+        <w:rPr>
+          <w:rFonts w:ascii="Arial" w:hAnsi="Arial" w:cs="Arial"/>
+        </w:rPr>
+        <w:t>En todos los casos, los datos incluyen tres variables de configuración operativa y múltiples señales de sensores afectadas por ruido, reflejando condiciones realistas de adquisición industrial. Cada observación corresponde a un ciclo de operación y se proporciona en formato texto con 26 columnas: identificador del motor, número de ciclo, variables operativas y mediciones de sensores.</w:t>
+      </w:r>
+    </w:p>
+    <w:p>
+      <w:pPr>
+        <w:rPr>
+          <w:rFonts w:ascii="Arial" w:hAnsi="Arial" w:cs="Arial"/>
+        </w:rPr>
+      </w:pPr>
+    </w:p>
+    <w:p>
+      <w:pPr>
+        <w:rPr>
+          <w:rFonts w:ascii="Arial" w:hAnsi="Arial" w:cs="Arial"/>
+        </w:rPr>
+      </w:pPr>
+      <w:r>
+        <w:rPr>
+          <w:rFonts w:ascii="Arial" w:hAnsi="Arial" w:cs="Arial"/>
+        </w:rPr>
+        <w:t>Esta diferenciación entre subconjuntos resulta fundamental para interpretar los resultados obtenidos posteriormente, ya que la combinación de variabilidad operacional y múltiples modos de fallo tiene un impacto directo en la estabilidad y capacidad de generalización de los modelos de predicción de RUL.</w:t>
+      </w:r>
+    </w:p>
+    <w:p>
+      <w:pPr>
+        <w:rPr>
+          <w:rFonts w:ascii="Arial" w:hAnsi="Arial" w:cs="Arial"/>
+        </w:rPr>
+      </w:pPr>
+    </w:p>
+    <w:p>
+      <w:pPr>
+        <w:pStyle w:val="Ttulo2"/>
+        <w:rPr>
+          <w:rFonts w:ascii="Arial" w:hAnsi="Arial" w:cs="Arial"/>
+        </w:rPr>
+      </w:pPr>
+      <w:bookmarkStart w:id="15" w:name="_Toc219217217"/>
+      <w:r>
+        <w:rPr>
+          <w:rFonts w:ascii="Arial" w:hAnsi="Arial" w:cs="Arial"/>
+        </w:rPr>
+        <w:t>4.</w:t>
+      </w:r>
+      <w:r>
+        <w:rPr>
+          <w:rFonts w:ascii="Arial" w:hAnsi="Arial" w:cs="Arial"/>
+        </w:rPr>
         <w:t>4</w:t>
       </w:r>
       <w:r>
-        <w:t xml:space="preserve">. </w:t>
-      </w:r>
-      <w:r>
-        <w:t>Preparación de datos y modelado para la predicción de la Vida Útil Restante (RUL)</w:t>
-      </w:r>
-      <w:bookmarkEnd w:id="11"/>
+        <w:rPr>
+          <w:rFonts w:ascii="Arial" w:hAnsi="Arial" w:cs="Arial"/>
+        </w:rPr>
+        <w:t xml:space="preserve"> Análisis inicial y control de calidad de los datos</w:t>
+      </w:r>
+      <w:bookmarkEnd w:id="15"/>
+    </w:p>
+    <w:p>
+      <w:pPr>
+        <w:rPr>
+          <w:rFonts w:ascii="Arial" w:hAnsi="Arial" w:cs="Arial"/>
+        </w:rPr>
+      </w:pPr>
+    </w:p>
+    <w:p>
+      <w:pPr>
+        <w:rPr>
+          <w:rFonts w:ascii="Arial" w:hAnsi="Arial" w:cs="Arial"/>
+        </w:rPr>
+      </w:pPr>
+      <w:r>
+        <w:rPr>
+          <w:rFonts w:ascii="Arial" w:hAnsi="Arial" w:cs="Arial"/>
+        </w:rPr>
+        <w:t>Antes de iniciar el proceso de modelado, se realizó un análisis sistemático de la calidad de los datos con el objetivo de garantizar la coherencia del pipeline posterior. Este análisis incluyó:</w:t>
+      </w:r>
+    </w:p>
+    <w:p>
+      <w:pPr>
+        <w:rPr>
+          <w:rFonts w:ascii="Arial" w:hAnsi="Arial" w:cs="Arial"/>
+        </w:rPr>
+      </w:pPr>
+    </w:p>
+    <w:p>
+      <w:pPr>
+        <w:rPr>
+          <w:rFonts w:ascii="Arial" w:hAnsi="Arial" w:cs="Arial"/>
+        </w:rPr>
+      </w:pPr>
+      <w:r>
+        <w:rPr>
+          <w:rFonts w:ascii="Arial" w:hAnsi="Arial" w:cs="Arial"/>
+        </w:rPr>
+        <w:t>* Verificación de valores nulos.</w:t>
+      </w:r>
+    </w:p>
+    <w:p>
+      <w:pPr>
+        <w:rPr>
+          <w:rFonts w:ascii="Arial" w:hAnsi="Arial" w:cs="Arial"/>
+        </w:rPr>
+      </w:pPr>
+      <w:r>
+        <w:rPr>
+          <w:rFonts w:ascii="Arial" w:hAnsi="Arial" w:cs="Arial"/>
+        </w:rPr>
+        <w:t>* Comprobación de la correspondencia entre unidades de test y valores de RUL.</w:t>
+      </w:r>
+    </w:p>
+    <w:p>
+      <w:pPr>
+        <w:rPr>
+          <w:rFonts w:ascii="Arial" w:hAnsi="Arial" w:cs="Arial"/>
+        </w:rPr>
+      </w:pPr>
+      <w:r>
+        <w:rPr>
+          <w:rFonts w:ascii="Arial" w:hAnsi="Arial" w:cs="Arial"/>
+        </w:rPr>
+        <w:t>* Identificación de variables constantes o con varianza nula.</w:t>
+      </w:r>
+    </w:p>
+    <w:p>
+      <w:pPr>
+        <w:rPr>
+          <w:rFonts w:ascii="Arial" w:hAnsi="Arial" w:cs="Arial"/>
+        </w:rPr>
+      </w:pPr>
+    </w:p>
+    <w:p>
+      <w:pPr>
+        <w:rPr>
+          <w:rFonts w:ascii="Arial" w:hAnsi="Arial" w:cs="Arial"/>
+        </w:rPr>
+      </w:pPr>
+      <w:r>
+        <w:rPr>
+          <w:rFonts w:ascii="Arial" w:hAnsi="Arial" w:cs="Arial"/>
+        </w:rPr>
+        <w:t xml:space="preserve">Este proceso permitió detectar que, dependiendo del subconjunto FD, ciertas señales de sensores no aportan información discriminativa. Dichas variables fueron eliminadas de forma automática, reduciendo ruido y mejorando la estabilidad de </w:t>
+      </w:r>
+      <w:r>
+        <w:rPr>
+          <w:rFonts w:ascii="Arial" w:hAnsi="Arial" w:cs="Arial"/>
+        </w:rPr>
+        <w:t>las predicciones</w:t>
+      </w:r>
+      <w:r>
+        <w:rPr>
+          <w:rFonts w:ascii="Arial" w:hAnsi="Arial" w:cs="Arial"/>
+        </w:rPr>
+        <w:t>.</w:t>
+      </w:r>
+    </w:p>
+    <w:p>
+      <w:pPr>
+        <w:rPr>
+          <w:rFonts w:ascii="Arial" w:hAnsi="Arial" w:cs="Arial"/>
+        </w:rPr>
+      </w:pPr>
+    </w:p>
+    <w:p>
+      <w:pPr>
+        <w:rPr>
+          <w:rFonts w:ascii="Arial" w:hAnsi="Arial" w:cs="Arial"/>
+        </w:rPr>
+      </w:pPr>
+      <w:r>
+        <w:rPr>
+          <w:rFonts w:ascii="Arial" w:hAnsi="Arial" w:cs="Arial"/>
+        </w:rPr>
+        <w:t>&gt; **[Figura 4.1: Resumen del análisis de calidad y eliminación de variables constantes en CMAPSS]**</w:t>
+      </w:r>
+    </w:p>
+    <w:p>
+      <w:pPr>
+        <w:rPr>
+          <w:rFonts w:ascii="Arial" w:hAnsi="Arial" w:cs="Arial"/>
+        </w:rPr>
+      </w:pPr>
+    </w:p>
+    <w:p>
+      <w:pPr>
+        <w:rPr>
+          <w:rFonts w:ascii="Arial" w:hAnsi="Arial" w:cs="Arial"/>
+        </w:rPr>
+      </w:pPr>
     </w:p>
     <w:p>
       <w:pPr>
@@ -4811,177 +5345,127 @@
     <w:p>
       <w:pPr>
         <w:pStyle w:val="Ttulo2"/>
-      </w:pPr>
-      <w:bookmarkStart w:id="12" w:name="_Toc219049495"/>
-      <w:r>
-        <w:t>4.1 Introducción</w:t>
-      </w:r>
-      <w:bookmarkEnd w:id="12"/>
-    </w:p>
-    <w:p>
-      <w:pPr>
-        <w:rPr>
-          <w:rFonts w:ascii="Arial" w:hAnsi="Arial" w:cs="Arial"/>
-        </w:rPr>
-      </w:pPr>
-    </w:p>
-    <w:p>
-      <w:pPr>
-        <w:rPr>
-          <w:rFonts w:ascii="Arial" w:hAnsi="Arial" w:cs="Arial"/>
-        </w:rPr>
-      </w:pPr>
-      <w:r>
-        <w:rPr>
-          <w:rFonts w:ascii="Arial" w:hAnsi="Arial" w:cs="Arial"/>
-        </w:rPr>
-        <w:t xml:space="preserve">Además de la explotación de información textual mediante técnicas de </w:t>
-      </w:r>
-      <w:proofErr w:type="spellStart"/>
-      <w:r>
-        <w:rPr>
-          <w:rFonts w:ascii="Arial" w:hAnsi="Arial" w:cs="Arial"/>
-        </w:rPr>
-        <w:t>Retrieval-Augmented</w:t>
-      </w:r>
-      <w:proofErr w:type="spellEnd"/>
-      <w:r>
-        <w:rPr>
-          <w:rFonts w:ascii="Arial" w:hAnsi="Arial" w:cs="Arial"/>
-        </w:rPr>
-        <w:t xml:space="preserve"> </w:t>
-      </w:r>
-      <w:proofErr w:type="spellStart"/>
-      <w:r>
-        <w:rPr>
-          <w:rFonts w:ascii="Arial" w:hAnsi="Arial" w:cs="Arial"/>
-        </w:rPr>
-        <w:t>Generation</w:t>
-      </w:r>
-      <w:proofErr w:type="spellEnd"/>
-      <w:r>
-        <w:rPr>
-          <w:rFonts w:ascii="Arial" w:hAnsi="Arial" w:cs="Arial"/>
-        </w:rPr>
-        <w:t xml:space="preserve"> (RAG), el presente trabajo aborda un problema central en la analítica predictiva basada en datos: la predicción de la vida útil restante</w:t>
-      </w:r>
-      <w:r>
-        <w:rPr>
-          <w:rFonts w:ascii="Arial" w:hAnsi="Arial" w:cs="Arial"/>
-        </w:rPr>
-        <w:t>, RUL</w:t>
-      </w:r>
-      <w:r>
-        <w:rPr>
-          <w:rFonts w:ascii="Arial" w:hAnsi="Arial" w:cs="Arial"/>
-        </w:rPr>
-        <w:t xml:space="preserve"> (</w:t>
-      </w:r>
-      <w:proofErr w:type="spellStart"/>
-      <w:r>
-        <w:rPr>
-          <w:rFonts w:ascii="Arial" w:hAnsi="Arial" w:cs="Arial"/>
-        </w:rPr>
-        <w:t>Remaining</w:t>
-      </w:r>
-      <w:proofErr w:type="spellEnd"/>
-      <w:r>
-        <w:rPr>
-          <w:rFonts w:ascii="Arial" w:hAnsi="Arial" w:cs="Arial"/>
-        </w:rPr>
-        <w:t xml:space="preserve"> Useful Life, RUL)</w:t>
-      </w:r>
-      <w:r>
-        <w:rPr>
-          <w:rFonts w:ascii="Arial" w:hAnsi="Arial" w:cs="Arial"/>
-        </w:rPr>
-        <w:t>,</w:t>
-      </w:r>
-      <w:r>
-        <w:rPr>
-          <w:rFonts w:ascii="Arial" w:hAnsi="Arial" w:cs="Arial"/>
-        </w:rPr>
-        <w:t xml:space="preserve"> a partir de datos multivariantes de sensores.</w:t>
-      </w:r>
-    </w:p>
-    <w:p>
-      <w:pPr>
-        <w:rPr>
-          <w:rFonts w:ascii="Arial" w:hAnsi="Arial" w:cs="Arial"/>
-        </w:rPr>
-      </w:pPr>
-    </w:p>
-    <w:p>
-      <w:pPr>
-        <w:rPr>
-          <w:rFonts w:ascii="Arial" w:hAnsi="Arial" w:cs="Arial"/>
-        </w:rPr>
-      </w:pPr>
-      <w:r>
-        <w:rPr>
-          <w:rFonts w:ascii="Arial" w:hAnsi="Arial" w:cs="Arial"/>
-        </w:rPr>
-        <w:t>Este tipo de problema es especialmente relevante en contextos industriales y constituye un caso de uso representativo de las técnicas avanzadas de Ciencia de Datos aprendidas en el máster, incluyendo limpieza de datos, selección de variables, modelado predictivo, validación cruzada y evaluación robusta de modelos.</w:t>
-      </w:r>
-    </w:p>
-    <w:p>
-      <w:pPr>
-        <w:rPr>
-          <w:rFonts w:ascii="Arial" w:hAnsi="Arial" w:cs="Arial"/>
-        </w:rPr>
-      </w:pPr>
-    </w:p>
-    <w:p>
-      <w:pPr>
-        <w:rPr>
-          <w:rFonts w:ascii="Arial" w:hAnsi="Arial" w:cs="Arial"/>
-        </w:rPr>
-      </w:pPr>
-      <w:r>
-        <w:rPr>
-          <w:rFonts w:ascii="Arial" w:hAnsi="Arial" w:cs="Arial"/>
-        </w:rPr>
-        <w:t xml:space="preserve">En este capítulo se describe de forma detallada el proceso completo seguido para el tratamiento del conjunto de datos CMAPSS, desde la preparación inicial de los datos hasta la selección y evaluación final del modelo predictivo. El objetivo no es únicamente maximizar el rendimiento en un conjunto </w:t>
-      </w:r>
-      <w:proofErr w:type="gramStart"/>
-      <w:r>
-        <w:rPr>
-          <w:rFonts w:ascii="Arial" w:hAnsi="Arial" w:cs="Arial"/>
-        </w:rPr>
-        <w:t>de test</w:t>
-      </w:r>
-      <w:proofErr w:type="gramEnd"/>
-      <w:r>
-        <w:rPr>
-          <w:rFonts w:ascii="Arial" w:hAnsi="Arial" w:cs="Arial"/>
-        </w:rPr>
-        <w:t xml:space="preserve"> concreto, sino construir un modelo estable, generalizable y plenamente integrable</w:t>
-      </w:r>
-      <w:r>
-        <w:rPr>
-          <w:rFonts w:ascii="Arial" w:hAnsi="Arial" w:cs="Arial"/>
-        </w:rPr>
-        <w:t xml:space="preserve"> </w:t>
-      </w:r>
-      <w:r>
-        <w:rPr>
-          <w:rFonts w:ascii="Arial" w:hAnsi="Arial" w:cs="Arial"/>
-        </w:rPr>
-        <w:t xml:space="preserve">en el sistema </w:t>
-      </w:r>
-      <w:proofErr w:type="spellStart"/>
-      <w:r>
-        <w:rPr>
-          <w:rFonts w:ascii="Arial" w:hAnsi="Arial" w:cs="Arial"/>
-        </w:rPr>
-        <w:t>multiagente</w:t>
-      </w:r>
-      <w:proofErr w:type="spellEnd"/>
-      <w:r>
-        <w:rPr>
-          <w:rFonts w:ascii="Arial" w:hAnsi="Arial" w:cs="Arial"/>
-        </w:rPr>
-        <w:t xml:space="preserve"> desarrollado.</w:t>
+        <w:rPr>
+          <w:rFonts w:ascii="Arial" w:hAnsi="Arial" w:cs="Arial"/>
+        </w:rPr>
+      </w:pPr>
+      <w:bookmarkStart w:id="16" w:name="_Toc219217218"/>
+      <w:r>
+        <w:rPr>
+          <w:rFonts w:ascii="Arial" w:hAnsi="Arial" w:cs="Arial"/>
+        </w:rPr>
+        <w:t>4.</w:t>
+      </w:r>
+      <w:r>
+        <w:rPr>
+          <w:rFonts w:ascii="Arial" w:hAnsi="Arial" w:cs="Arial"/>
+        </w:rPr>
+        <w:t>5</w:t>
+      </w:r>
+      <w:r>
+        <w:rPr>
+          <w:rFonts w:ascii="Arial" w:hAnsi="Arial" w:cs="Arial"/>
+        </w:rPr>
+        <w:t xml:space="preserve"> Ingeniería de variables y selección de características</w:t>
+      </w:r>
+      <w:bookmarkEnd w:id="16"/>
+    </w:p>
+    <w:p>
+      <w:pPr>
+        <w:rPr>
+          <w:rFonts w:ascii="Arial" w:hAnsi="Arial" w:cs="Arial"/>
+        </w:rPr>
+      </w:pPr>
+    </w:p>
+    <w:p>
+      <w:pPr>
+        <w:rPr>
+          <w:rFonts w:ascii="Arial" w:hAnsi="Arial" w:cs="Arial"/>
+        </w:rPr>
+      </w:pPr>
+      <w:r>
+        <w:rPr>
+          <w:rFonts w:ascii="Arial" w:hAnsi="Arial" w:cs="Arial"/>
+        </w:rPr>
+        <w:t xml:space="preserve">Tras </w:t>
+      </w:r>
+      <w:r>
+        <w:rPr>
+          <w:rFonts w:ascii="Arial" w:hAnsi="Arial" w:cs="Arial"/>
+        </w:rPr>
+        <w:t>esta limpieza inicial,</w:t>
+      </w:r>
+      <w:r>
+        <w:rPr>
+          <w:rFonts w:ascii="Arial" w:hAnsi="Arial" w:cs="Arial"/>
+        </w:rPr>
+        <w:t xml:space="preserve"> se definió el conjunto final de variables de entrada para cada subconjunto FD siguiendo criterios estrictamente orientados a la generalización:</w:t>
+      </w:r>
+    </w:p>
+    <w:p>
+      <w:pPr>
+        <w:rPr>
+          <w:rFonts w:ascii="Arial" w:hAnsi="Arial" w:cs="Arial"/>
+        </w:rPr>
+      </w:pPr>
+    </w:p>
+    <w:p>
+      <w:pPr>
+        <w:rPr>
+          <w:rFonts w:ascii="Arial" w:hAnsi="Arial" w:cs="Arial"/>
+        </w:rPr>
+      </w:pPr>
+      <w:r>
+        <w:rPr>
+          <w:rFonts w:ascii="Arial" w:hAnsi="Arial" w:cs="Arial"/>
+        </w:rPr>
+        <w:t>* Eliminación de columnas constantes o cuasi-constantes.</w:t>
+      </w:r>
+    </w:p>
+    <w:p>
+      <w:pPr>
+        <w:rPr>
+          <w:rFonts w:ascii="Arial" w:hAnsi="Arial" w:cs="Arial"/>
+        </w:rPr>
+      </w:pPr>
+      <w:r>
+        <w:rPr>
+          <w:rFonts w:ascii="Arial" w:hAnsi="Arial" w:cs="Arial"/>
+        </w:rPr>
+        <w:t>* Conservación de sensores con variabilidad significativa.</w:t>
+      </w:r>
+    </w:p>
+    <w:p>
+      <w:pPr>
+        <w:rPr>
+          <w:rFonts w:ascii="Arial" w:hAnsi="Arial" w:cs="Arial"/>
+        </w:rPr>
+      </w:pPr>
+      <w:r>
+        <w:rPr>
+          <w:rFonts w:ascii="Arial" w:hAnsi="Arial" w:cs="Arial"/>
+        </w:rPr>
+        <w:t>* Homogeneización del conjunto de variables entre entrenamiento y test.</w:t>
+      </w:r>
+    </w:p>
+    <w:p>
+      <w:pPr>
+        <w:rPr>
+          <w:rFonts w:ascii="Arial" w:hAnsi="Arial" w:cs="Arial"/>
+        </w:rPr>
+      </w:pPr>
+    </w:p>
+    <w:p>
+      <w:pPr>
+        <w:rPr>
+          <w:rFonts w:ascii="Arial" w:hAnsi="Arial" w:cs="Arial"/>
+        </w:rPr>
+      </w:pPr>
+      <w:r>
+        <w:rPr>
+          <w:rFonts w:ascii="Arial" w:hAnsi="Arial" w:cs="Arial"/>
+        </w:rPr>
+        <w:t>No se aplicaron técnicas explícitas de reducción de dimensionalidad como PCA en esta fase, ya que los modelos recurrentes empleados son capaces de aprender representaciones latentes directamente a partir de secuencias temporales.</w:t>
       </w:r>
     </w:p>
     <w:p>
@@ -4994,640 +5478,27 @@
     <w:p>
       <w:pPr>
         <w:pStyle w:val="Ttulo2"/>
-      </w:pPr>
-      <w:bookmarkStart w:id="13" w:name="_Toc219049496"/>
-      <w:r>
-        <w:t>4.2 Descripción del conjunto de datos CMAPSS</w:t>
-      </w:r>
-      <w:bookmarkEnd w:id="13"/>
-    </w:p>
-    <w:p>
-      <w:pPr>
-        <w:rPr>
-          <w:rFonts w:ascii="Arial" w:hAnsi="Arial" w:cs="Arial"/>
-        </w:rPr>
-      </w:pPr>
-    </w:p>
-    <w:p>
-      <w:pPr>
-        <w:rPr>
-          <w:rFonts w:ascii="Arial" w:hAnsi="Arial" w:cs="Arial"/>
-        </w:rPr>
-      </w:pPr>
-      <w:r>
-        <w:rPr>
-          <w:rFonts w:ascii="Arial" w:hAnsi="Arial" w:cs="Arial"/>
-        </w:rPr>
-        <w:t xml:space="preserve">El conjunto de datos CMAPSS, desarrollado por la NASA, simula el comportamiento de motores aeronáuticos sometidos a distintos regímenes operativos y modos de degradación. Se trata de un dataset sintético ampliamente utilizado como </w:t>
-      </w:r>
-      <w:proofErr w:type="spellStart"/>
-      <w:r>
-        <w:rPr>
-          <w:rFonts w:ascii="Arial" w:hAnsi="Arial" w:cs="Arial"/>
-        </w:rPr>
-        <w:t>benchmark</w:t>
-      </w:r>
-      <w:proofErr w:type="spellEnd"/>
-      <w:r>
-        <w:rPr>
-          <w:rFonts w:ascii="Arial" w:hAnsi="Arial" w:cs="Arial"/>
-        </w:rPr>
-        <w:t xml:space="preserve"> en problemas de predicción de RUL.</w:t>
-      </w:r>
-    </w:p>
-    <w:p>
-      <w:pPr>
-        <w:rPr>
-          <w:rFonts w:ascii="Arial" w:hAnsi="Arial" w:cs="Arial"/>
-        </w:rPr>
-      </w:pPr>
-    </w:p>
-    <w:p>
-      <w:pPr>
-        <w:rPr>
-          <w:rFonts w:ascii="Arial" w:hAnsi="Arial" w:cs="Arial"/>
-        </w:rPr>
-      </w:pPr>
-      <w:r>
-        <w:rPr>
-          <w:rFonts w:ascii="Arial" w:hAnsi="Arial" w:cs="Arial"/>
-        </w:rPr>
-        <w:t>El dataset se estructura en cuatro subconjuntos independientes (FD001, FD002, FD003 y FD004), que difieren en complejidad y condiciones operativas. Cada observación contiene:</w:t>
-      </w:r>
-    </w:p>
-    <w:p>
-      <w:pPr>
-        <w:rPr>
-          <w:rFonts w:ascii="Arial" w:hAnsi="Arial" w:cs="Arial"/>
-        </w:rPr>
-      </w:pPr>
-    </w:p>
-    <w:p>
-      <w:pPr>
-        <w:rPr>
-          <w:rFonts w:ascii="Arial" w:hAnsi="Arial" w:cs="Arial"/>
-        </w:rPr>
-      </w:pPr>
-      <w:r>
-        <w:rPr>
-          <w:rFonts w:ascii="Arial" w:hAnsi="Arial" w:cs="Arial"/>
-        </w:rPr>
-        <w:t>* Identificador de unidad.</w:t>
-      </w:r>
-    </w:p>
-    <w:p>
-      <w:pPr>
-        <w:rPr>
-          <w:rFonts w:ascii="Arial" w:hAnsi="Arial" w:cs="Arial"/>
-        </w:rPr>
-      </w:pPr>
-      <w:r>
-        <w:rPr>
-          <w:rFonts w:ascii="Arial" w:hAnsi="Arial" w:cs="Arial"/>
-        </w:rPr>
-        <w:t>* Número de ciclo de operación.</w:t>
-      </w:r>
-    </w:p>
-    <w:p>
-      <w:pPr>
-        <w:rPr>
-          <w:rFonts w:ascii="Arial" w:hAnsi="Arial" w:cs="Arial"/>
-        </w:rPr>
-      </w:pPr>
-      <w:r>
-        <w:rPr>
-          <w:rFonts w:ascii="Arial" w:hAnsi="Arial" w:cs="Arial"/>
-        </w:rPr>
-        <w:t>* Tres variables de configuración.</w:t>
-      </w:r>
-    </w:p>
-    <w:p>
-      <w:pPr>
-        <w:rPr>
-          <w:rFonts w:ascii="Arial" w:hAnsi="Arial" w:cs="Arial"/>
-        </w:rPr>
-      </w:pPr>
-      <w:r>
-        <w:rPr>
-          <w:rFonts w:ascii="Arial" w:hAnsi="Arial" w:cs="Arial"/>
-        </w:rPr>
-        <w:t>* Veintiuna señales de sensores.</w:t>
-      </w:r>
-    </w:p>
-    <w:p>
-      <w:pPr>
-        <w:rPr>
-          <w:rFonts w:ascii="Arial" w:hAnsi="Arial" w:cs="Arial"/>
-        </w:rPr>
-      </w:pPr>
-    </w:p>
-    <w:p>
-      <w:pPr>
-        <w:rPr>
-          <w:rFonts w:ascii="Arial" w:hAnsi="Arial" w:cs="Arial"/>
-        </w:rPr>
-      </w:pPr>
-      <w:r>
-        <w:rPr>
-          <w:rFonts w:ascii="Arial" w:hAnsi="Arial" w:cs="Arial"/>
-        </w:rPr>
-        <w:t>Para cada subconjunto se dispone de datos de entrenamiento, datos de test y un archivo independiente con los valores reales de RUL del conjunto de test.</w:t>
-      </w:r>
-    </w:p>
-    <w:p>
-      <w:pPr>
-        <w:rPr>
-          <w:rFonts w:ascii="Arial" w:hAnsi="Arial" w:cs="Arial"/>
-        </w:rPr>
-      </w:pPr>
-    </w:p>
-    <w:p>
-      <w:pPr>
-        <w:pStyle w:val="Ttulo2"/>
-      </w:pPr>
-      <w:bookmarkStart w:id="14" w:name="_Toc219049497"/>
-      <w:r>
-        <w:t>4.3 Caracterización de los subconjuntos y escenario experimental</w:t>
-      </w:r>
-      <w:bookmarkEnd w:id="14"/>
-    </w:p>
-    <w:p>
-      <w:pPr>
-        <w:rPr>
-          <w:rFonts w:ascii="Arial" w:hAnsi="Arial" w:cs="Arial"/>
-        </w:rPr>
-      </w:pPr>
-    </w:p>
-    <w:p>
-      <w:pPr>
-        <w:rPr>
-          <w:rFonts w:ascii="Arial" w:hAnsi="Arial" w:cs="Arial"/>
-        </w:rPr>
-      </w:pPr>
-      <w:r>
-        <w:rPr>
-          <w:rFonts w:ascii="Arial" w:hAnsi="Arial" w:cs="Arial"/>
-        </w:rPr>
-        <w:t>El conjunto de datos CMAPSS está compuesto por cuatro subconjuntos independientes (FD001–FD004), diseñados para simular distintos escenarios operativos y modos de degradación en motores aeronáuticos. Cada subconjunto contiene múltiples series temporales multivariantes, donde cada serie corresponde a un motor distinto perteneciente a una misma flota.</w:t>
-      </w:r>
-    </w:p>
-    <w:p>
-      <w:pPr>
-        <w:rPr>
-          <w:rFonts w:ascii="Arial" w:hAnsi="Arial" w:cs="Arial"/>
-        </w:rPr>
-      </w:pPr>
-    </w:p>
-    <w:p>
-      <w:pPr>
-        <w:rPr>
-          <w:rFonts w:ascii="Arial" w:hAnsi="Arial" w:cs="Arial"/>
-        </w:rPr>
-      </w:pPr>
-      <w:r>
-        <w:rPr>
-          <w:rFonts w:ascii="Arial" w:hAnsi="Arial" w:cs="Arial"/>
-        </w:rPr>
-        <w:t>Todos los motores comienzan su operación en estado nominal y desarrollan progresivamente uno o varios fallos hasta alcanzar la avería. En el conjunto de entrenamiento, las trayectorias se extienden hasta el fallo, mientras que en el conjunto de test finalizan antes de dicho evento. El objetivo es predecir el número de ciclos restantes hasta el fallo (RUL) a partir del último estado observado, para lo cual se proporcionan los valores reales de RUL del conjunto de test.</w:t>
-      </w:r>
-    </w:p>
-    <w:p>
-      <w:pPr>
-        <w:rPr>
-          <w:rFonts w:ascii="Arial" w:hAnsi="Arial" w:cs="Arial"/>
-        </w:rPr>
-      </w:pPr>
-    </w:p>
-    <w:p>
-      <w:pPr>
-        <w:rPr>
-          <w:rFonts w:ascii="Arial" w:hAnsi="Arial" w:cs="Arial"/>
-        </w:rPr>
-      </w:pPr>
-      <w:r>
-        <w:rPr>
-          <w:rFonts w:ascii="Arial" w:hAnsi="Arial" w:cs="Arial"/>
-        </w:rPr>
-        <w:t>Los subconjuntos difieren en complejidad según el número de condiciones operativas y modos de fallo:</w:t>
-      </w:r>
-    </w:p>
-    <w:p>
-      <w:pPr>
-        <w:rPr>
-          <w:rFonts w:ascii="Arial" w:hAnsi="Arial" w:cs="Arial"/>
-        </w:rPr>
-      </w:pPr>
-    </w:p>
-    <w:p>
-      <w:pPr>
-        <w:rPr>
-          <w:rFonts w:ascii="Arial" w:hAnsi="Arial" w:cs="Arial"/>
-        </w:rPr>
-      </w:pPr>
-      <w:r>
-        <w:rPr>
-          <w:rFonts w:ascii="Arial" w:hAnsi="Arial" w:cs="Arial"/>
-        </w:rPr>
-        <w:t>FD001: 100 trayectorias de entrenamiento y 100 de test, un único régimen operativo (nivel del mar) y un único modo de fallo (degradación del HPC). Representa el escenario más sencillo.</w:t>
-      </w:r>
-    </w:p>
-    <w:p>
-      <w:pPr>
-        <w:rPr>
-          <w:rFonts w:ascii="Arial" w:hAnsi="Arial" w:cs="Arial"/>
-        </w:rPr>
-      </w:pPr>
-    </w:p>
-    <w:p>
-      <w:pPr>
-        <w:rPr>
-          <w:rFonts w:ascii="Arial" w:hAnsi="Arial" w:cs="Arial"/>
-        </w:rPr>
-      </w:pPr>
-      <w:r>
-        <w:rPr>
-          <w:rFonts w:ascii="Arial" w:hAnsi="Arial" w:cs="Arial"/>
-        </w:rPr>
-        <w:lastRenderedPageBreak/>
-        <w:t>FD002: 260 trayectorias de entrenamiento y 259 de test, seis condiciones operativas y un único modo de fallo (HPC), introduciendo alta variabilidad operacional.</w:t>
-      </w:r>
-    </w:p>
-    <w:p>
-      <w:pPr>
-        <w:rPr>
-          <w:rFonts w:ascii="Arial" w:hAnsi="Arial" w:cs="Arial"/>
-        </w:rPr>
-      </w:pPr>
-    </w:p>
-    <w:p>
-      <w:pPr>
-        <w:rPr>
-          <w:rFonts w:ascii="Arial" w:hAnsi="Arial" w:cs="Arial"/>
-        </w:rPr>
-      </w:pPr>
-      <w:r>
-        <w:rPr>
-          <w:rFonts w:ascii="Arial" w:hAnsi="Arial" w:cs="Arial"/>
-        </w:rPr>
-        <w:t>FD003: 100 trayectorias de entrenamiento y 100 de test, un único régimen operativo y dos modos de fallo (HPC y Fan), lo que incrementa la complejidad estructural.</w:t>
-      </w:r>
-    </w:p>
-    <w:p>
-      <w:pPr>
-        <w:rPr>
-          <w:rFonts w:ascii="Arial" w:hAnsi="Arial" w:cs="Arial"/>
-        </w:rPr>
-      </w:pPr>
-    </w:p>
-    <w:p>
-      <w:pPr>
-        <w:rPr>
-          <w:rFonts w:ascii="Arial" w:hAnsi="Arial" w:cs="Arial"/>
-        </w:rPr>
-      </w:pPr>
-      <w:r>
-        <w:rPr>
-          <w:rFonts w:ascii="Arial" w:hAnsi="Arial" w:cs="Arial"/>
-        </w:rPr>
-        <w:t>FD004: 248 trayectorias de entrenamiento y 249 de test, seis condiciones operativas y dos modos de fallo (HPC y Fan), constituyendo el escenario más complejo.</w:t>
-      </w:r>
-    </w:p>
-    <w:p>
-      <w:pPr>
-        <w:rPr>
-          <w:rFonts w:ascii="Arial" w:hAnsi="Arial" w:cs="Arial"/>
-        </w:rPr>
-      </w:pPr>
-    </w:p>
-    <w:p>
-      <w:pPr>
-        <w:rPr>
-          <w:rFonts w:ascii="Arial" w:hAnsi="Arial" w:cs="Arial"/>
-        </w:rPr>
-      </w:pPr>
-      <w:r>
-        <w:rPr>
-          <w:rFonts w:ascii="Arial" w:hAnsi="Arial" w:cs="Arial"/>
-        </w:rPr>
-        <w:t>En todos los casos, los datos incluyen tres variables de configuración operativa y múltiples señales de sensores afectadas por ruido, reflejando condiciones realistas de adquisición industrial. Cada observación corresponde a un ciclo de operación y se proporciona en formato texto con 26 columnas: identificador del motor, número de ciclo, variables operativas y mediciones de sensores.</w:t>
-      </w:r>
-    </w:p>
-    <w:p>
-      <w:pPr>
-        <w:rPr>
-          <w:rFonts w:ascii="Arial" w:hAnsi="Arial" w:cs="Arial"/>
-        </w:rPr>
-      </w:pPr>
-    </w:p>
-    <w:p>
-      <w:pPr>
-        <w:rPr>
-          <w:rFonts w:ascii="Arial" w:hAnsi="Arial" w:cs="Arial"/>
-        </w:rPr>
-      </w:pPr>
-      <w:r>
-        <w:rPr>
-          <w:rFonts w:ascii="Arial" w:hAnsi="Arial" w:cs="Arial"/>
-        </w:rPr>
-        <w:t>Esta diferenciación entre subconjuntos resulta fundamental para interpretar los resultados obtenidos posteriormente, ya que la combinación de variabilidad operacional y múltiples modos de fallo tiene un impacto directo en la estabilidad y capacidad de generalización de los modelos de predicción de RUL.</w:t>
-      </w:r>
-    </w:p>
-    <w:p>
-      <w:pPr>
-        <w:rPr>
-          <w:rFonts w:ascii="Arial" w:hAnsi="Arial" w:cs="Arial"/>
-        </w:rPr>
-      </w:pPr>
-    </w:p>
-    <w:p>
-      <w:pPr>
-        <w:pStyle w:val="Ttulo2"/>
-      </w:pPr>
-      <w:bookmarkStart w:id="15" w:name="_Toc219049498"/>
-      <w:r>
+        <w:rPr>
+          <w:rFonts w:ascii="Arial" w:hAnsi="Arial" w:cs="Arial"/>
+        </w:rPr>
+      </w:pPr>
+      <w:bookmarkStart w:id="17" w:name="_Toc219217219"/>
+      <w:r>
+        <w:rPr>
+          <w:rFonts w:ascii="Arial" w:hAnsi="Arial" w:cs="Arial"/>
+        </w:rPr>
         <w:t>4.</w:t>
       </w:r>
       <w:r>
-        <w:t>4</w:t>
-      </w:r>
-      <w:r>
-        <w:t xml:space="preserve"> Análisis inicial y control de calidad de los datos</w:t>
-      </w:r>
-      <w:bookmarkEnd w:id="15"/>
-    </w:p>
-    <w:p>
-      <w:pPr>
-        <w:rPr>
-          <w:rFonts w:ascii="Arial" w:hAnsi="Arial" w:cs="Arial"/>
-        </w:rPr>
-      </w:pPr>
-    </w:p>
-    <w:p>
-      <w:pPr>
-        <w:rPr>
-          <w:rFonts w:ascii="Arial" w:hAnsi="Arial" w:cs="Arial"/>
-        </w:rPr>
-      </w:pPr>
-      <w:r>
-        <w:rPr>
-          <w:rFonts w:ascii="Arial" w:hAnsi="Arial" w:cs="Arial"/>
-        </w:rPr>
-        <w:t>Antes de iniciar el proceso de modelado, se realizó un análisis sistemático de la calidad de los datos con el objetivo de garantizar la coherencia del pipeline posterior. Este análisis incluyó:</w:t>
-      </w:r>
-    </w:p>
-    <w:p>
-      <w:pPr>
-        <w:rPr>
-          <w:rFonts w:ascii="Arial" w:hAnsi="Arial" w:cs="Arial"/>
-        </w:rPr>
-      </w:pPr>
-    </w:p>
-    <w:p>
-      <w:pPr>
-        <w:rPr>
-          <w:rFonts w:ascii="Arial" w:hAnsi="Arial" w:cs="Arial"/>
-        </w:rPr>
-      </w:pPr>
-      <w:r>
-        <w:rPr>
-          <w:rFonts w:ascii="Arial" w:hAnsi="Arial" w:cs="Arial"/>
-        </w:rPr>
-        <w:t>* Verificación de valores nulos.</w:t>
-      </w:r>
-    </w:p>
-    <w:p>
-      <w:pPr>
-        <w:rPr>
-          <w:rFonts w:ascii="Arial" w:hAnsi="Arial" w:cs="Arial"/>
-        </w:rPr>
-      </w:pPr>
-      <w:r>
-        <w:rPr>
-          <w:rFonts w:ascii="Arial" w:hAnsi="Arial" w:cs="Arial"/>
-        </w:rPr>
-        <w:t>* Comprobación de la correspondencia entre unidades de test y valores de RUL.</w:t>
-      </w:r>
-    </w:p>
-    <w:p>
-      <w:pPr>
-        <w:rPr>
-          <w:rFonts w:ascii="Arial" w:hAnsi="Arial" w:cs="Arial"/>
-        </w:rPr>
-      </w:pPr>
-      <w:r>
-        <w:rPr>
-          <w:rFonts w:ascii="Arial" w:hAnsi="Arial" w:cs="Arial"/>
-        </w:rPr>
-        <w:t>* Identificación de variables constantes o con varianza nula.</w:t>
-      </w:r>
-    </w:p>
-    <w:p>
-      <w:pPr>
-        <w:rPr>
-          <w:rFonts w:ascii="Arial" w:hAnsi="Arial" w:cs="Arial"/>
-        </w:rPr>
-      </w:pPr>
-    </w:p>
-    <w:p>
-      <w:pPr>
-        <w:rPr>
-          <w:rFonts w:ascii="Arial" w:hAnsi="Arial" w:cs="Arial"/>
-        </w:rPr>
-      </w:pPr>
-      <w:r>
-        <w:rPr>
-          <w:rFonts w:ascii="Arial" w:hAnsi="Arial" w:cs="Arial"/>
-        </w:rPr>
-        <w:lastRenderedPageBreak/>
-        <w:t xml:space="preserve">Este proceso permitió detectar que, dependiendo del subconjunto FD, ciertas señales de sensores no aportan información discriminativa. Dichas variables fueron eliminadas de forma automática, reduciendo ruido y mejorando la estabilidad de </w:t>
-      </w:r>
-      <w:r>
-        <w:rPr>
-          <w:rFonts w:ascii="Arial" w:hAnsi="Arial" w:cs="Arial"/>
-        </w:rPr>
-        <w:t>las predicciones</w:t>
-      </w:r>
-      <w:r>
-        <w:rPr>
-          <w:rFonts w:ascii="Arial" w:hAnsi="Arial" w:cs="Arial"/>
-        </w:rPr>
-        <w:t>.</w:t>
-      </w:r>
-    </w:p>
-    <w:p>
-      <w:pPr>
-        <w:rPr>
-          <w:rFonts w:ascii="Arial" w:hAnsi="Arial" w:cs="Arial"/>
-        </w:rPr>
-      </w:pPr>
-    </w:p>
-    <w:p>
-      <w:pPr>
-        <w:rPr>
-          <w:rFonts w:ascii="Arial" w:hAnsi="Arial" w:cs="Arial"/>
-        </w:rPr>
-      </w:pPr>
-      <w:r>
-        <w:rPr>
-          <w:rFonts w:ascii="Arial" w:hAnsi="Arial" w:cs="Arial"/>
-        </w:rPr>
-        <w:t>&gt; **[Figura 4.1: Resumen del análisis de calidad y eliminación de variables constantes en CMAPSS]**</w:t>
-      </w:r>
-    </w:p>
-    <w:p>
-      <w:pPr>
-        <w:rPr>
-          <w:rFonts w:ascii="Arial" w:hAnsi="Arial" w:cs="Arial"/>
-        </w:rPr>
-      </w:pPr>
-    </w:p>
-    <w:p>
-      <w:pPr>
-        <w:rPr>
-          <w:rFonts w:ascii="Arial" w:hAnsi="Arial" w:cs="Arial"/>
-        </w:rPr>
-      </w:pPr>
-    </w:p>
-    <w:p>
-      <w:pPr>
-        <w:rPr>
-          <w:rFonts w:ascii="Arial" w:hAnsi="Arial" w:cs="Arial"/>
-        </w:rPr>
-      </w:pPr>
-    </w:p>
-    <w:p>
-      <w:pPr>
-        <w:pStyle w:val="Ttulo2"/>
-      </w:pPr>
-      <w:bookmarkStart w:id="16" w:name="_Toc219049499"/>
-      <w:r>
-        <w:t>4.</w:t>
-      </w:r>
-      <w:r>
-        <w:t>5</w:t>
-      </w:r>
-      <w:r>
-        <w:t xml:space="preserve"> Ingeniería de variables y selección de características</w:t>
-      </w:r>
-      <w:bookmarkEnd w:id="16"/>
-    </w:p>
-    <w:p>
-      <w:pPr>
-        <w:rPr>
-          <w:rFonts w:ascii="Arial" w:hAnsi="Arial" w:cs="Arial"/>
-        </w:rPr>
-      </w:pPr>
-    </w:p>
-    <w:p>
-      <w:pPr>
-        <w:rPr>
-          <w:rFonts w:ascii="Arial" w:hAnsi="Arial" w:cs="Arial"/>
-        </w:rPr>
-      </w:pPr>
-      <w:r>
-        <w:rPr>
-          <w:rFonts w:ascii="Arial" w:hAnsi="Arial" w:cs="Arial"/>
-        </w:rPr>
-        <w:t xml:space="preserve">Tras </w:t>
-      </w:r>
-      <w:r>
-        <w:rPr>
-          <w:rFonts w:ascii="Arial" w:hAnsi="Arial" w:cs="Arial"/>
-        </w:rPr>
-        <w:t>esta limpieza inicial,</w:t>
-      </w:r>
-      <w:r>
-        <w:rPr>
-          <w:rFonts w:ascii="Arial" w:hAnsi="Arial" w:cs="Arial"/>
-        </w:rPr>
-        <w:t xml:space="preserve"> se definió el conjunto final de variables de entrada para cada subconjunto FD siguiendo criterios estrictamente orientados a la generalización:</w:t>
-      </w:r>
-    </w:p>
-    <w:p>
-      <w:pPr>
-        <w:rPr>
-          <w:rFonts w:ascii="Arial" w:hAnsi="Arial" w:cs="Arial"/>
-        </w:rPr>
-      </w:pPr>
-    </w:p>
-    <w:p>
-      <w:pPr>
-        <w:rPr>
-          <w:rFonts w:ascii="Arial" w:hAnsi="Arial" w:cs="Arial"/>
-        </w:rPr>
-      </w:pPr>
-      <w:r>
-        <w:rPr>
-          <w:rFonts w:ascii="Arial" w:hAnsi="Arial" w:cs="Arial"/>
-        </w:rPr>
-        <w:t>* Eliminación de columnas constantes o cuasi-constantes.</w:t>
-      </w:r>
-    </w:p>
-    <w:p>
-      <w:pPr>
-        <w:rPr>
-          <w:rFonts w:ascii="Arial" w:hAnsi="Arial" w:cs="Arial"/>
-        </w:rPr>
-      </w:pPr>
-      <w:r>
-        <w:rPr>
-          <w:rFonts w:ascii="Arial" w:hAnsi="Arial" w:cs="Arial"/>
-        </w:rPr>
-        <w:t>* Conservación de sensores con variabilidad significativa.</w:t>
-      </w:r>
-    </w:p>
-    <w:p>
-      <w:pPr>
-        <w:rPr>
-          <w:rFonts w:ascii="Arial" w:hAnsi="Arial" w:cs="Arial"/>
-        </w:rPr>
-      </w:pPr>
-      <w:r>
-        <w:rPr>
-          <w:rFonts w:ascii="Arial" w:hAnsi="Arial" w:cs="Arial"/>
-        </w:rPr>
-        <w:t>* Homogeneización del conjunto de variables entre entrenamiento y test.</w:t>
-      </w:r>
-    </w:p>
-    <w:p>
-      <w:pPr>
-        <w:rPr>
-          <w:rFonts w:ascii="Arial" w:hAnsi="Arial" w:cs="Arial"/>
-        </w:rPr>
-      </w:pPr>
-    </w:p>
-    <w:p>
-      <w:pPr>
-        <w:rPr>
-          <w:rFonts w:ascii="Arial" w:hAnsi="Arial" w:cs="Arial"/>
-        </w:rPr>
-      </w:pPr>
-      <w:r>
-        <w:rPr>
-          <w:rFonts w:ascii="Arial" w:hAnsi="Arial" w:cs="Arial"/>
-        </w:rPr>
-        <w:t>No se aplicaron técnicas explícitas de reducción de dimensionalidad como PCA en esta fase, ya que los modelos recurrentes empleados son capaces de aprender representaciones latentes directamente a partir de secuencias temporales.</w:t>
-      </w:r>
-    </w:p>
-    <w:p>
-      <w:pPr>
-        <w:rPr>
-          <w:rFonts w:ascii="Arial" w:hAnsi="Arial" w:cs="Arial"/>
-        </w:rPr>
-      </w:pPr>
-    </w:p>
-    <w:p>
-      <w:pPr>
-        <w:pStyle w:val="Ttulo2"/>
-      </w:pPr>
-      <w:bookmarkStart w:id="17" w:name="_Toc219049500"/>
-      <w:r>
-        <w:t>4.</w:t>
-      </w:r>
-      <w:r>
+        <w:rPr>
+          <w:rFonts w:ascii="Arial" w:hAnsi="Arial" w:cs="Arial"/>
+        </w:rPr>
         <w:t>6</w:t>
       </w:r>
       <w:r>
+        <w:rPr>
+          <w:rFonts w:ascii="Arial" w:hAnsi="Arial" w:cs="Arial"/>
+        </w:rPr>
         <w:t xml:space="preserve"> Normalización y escalado de los datos</w:t>
       </w:r>
       <w:bookmarkEnd w:id="17"/>
@@ -5657,51 +5528,13 @@
           <w:b/>
           <w:bCs/>
         </w:rPr>
-        <w:t xml:space="preserve">Standard </w:t>
-      </w:r>
-      <w:proofErr w:type="spellStart"/>
-      <w:r>
-        <w:rPr>
-          <w:rFonts w:ascii="Arial" w:hAnsi="Arial" w:cs="Arial"/>
-          <w:b/>
-          <w:bCs/>
-        </w:rPr>
-        <w:t>Scaling</w:t>
-      </w:r>
-      <w:proofErr w:type="spellEnd"/>
-      <w:r>
-        <w:rPr>
-          <w:rFonts w:ascii="Arial" w:hAnsi="Arial" w:cs="Arial"/>
-        </w:rPr>
-        <w:t xml:space="preserve">. El escalador se ajustó exclusivamente con datos de entrenamiento y se aplicó posteriormente al conjunto </w:t>
-      </w:r>
-      <w:proofErr w:type="gramStart"/>
-      <w:r>
-        <w:rPr>
-          <w:rFonts w:ascii="Arial" w:hAnsi="Arial" w:cs="Arial"/>
-        </w:rPr>
-        <w:t>de test</w:t>
-      </w:r>
-      <w:proofErr w:type="gramEnd"/>
-      <w:r>
-        <w:rPr>
-          <w:rFonts w:ascii="Arial" w:hAnsi="Arial" w:cs="Arial"/>
-        </w:rPr>
-        <w:t xml:space="preserve">, evitando fugas de información (*data </w:t>
-      </w:r>
-      <w:proofErr w:type="spellStart"/>
-      <w:r>
-        <w:rPr>
-          <w:rFonts w:ascii="Arial" w:hAnsi="Arial" w:cs="Arial"/>
-        </w:rPr>
-        <w:t>leakage</w:t>
-      </w:r>
-      <w:proofErr w:type="spellEnd"/>
-      <w:r>
-        <w:rPr>
-          <w:rFonts w:ascii="Arial" w:hAnsi="Arial" w:cs="Arial"/>
-        </w:rPr>
-        <w:t>*).</w:t>
+        <w:t>Standard Scaling</w:t>
+      </w:r>
+      <w:r>
+        <w:rPr>
+          <w:rFonts w:ascii="Arial" w:hAnsi="Arial" w:cs="Arial"/>
+        </w:rPr>
+        <w:t>. El escalador se ajustó exclusivamente con datos de entrenamiento y se aplicó posteriormente al conjunto de test, evitando fugas de información (*data leakage*).</w:t>
       </w:r>
     </w:p>
     <w:p>
@@ -5728,15 +5561,27 @@
     <w:p>
       <w:pPr>
         <w:pStyle w:val="Ttulo2"/>
-      </w:pPr>
-      <w:bookmarkStart w:id="18" w:name="_Toc219049501"/>
-      <w:r>
+        <w:rPr>
+          <w:rFonts w:ascii="Arial" w:hAnsi="Arial" w:cs="Arial"/>
+        </w:rPr>
+      </w:pPr>
+      <w:bookmarkStart w:id="18" w:name="_Toc219217220"/>
+      <w:r>
+        <w:rPr>
+          <w:rFonts w:ascii="Arial" w:hAnsi="Arial" w:cs="Arial"/>
+        </w:rPr>
         <w:t>4.</w:t>
       </w:r>
       <w:r>
+        <w:rPr>
+          <w:rFonts w:ascii="Arial" w:hAnsi="Arial" w:cs="Arial"/>
+        </w:rPr>
         <w:t>7</w:t>
       </w:r>
       <w:r>
+        <w:rPr>
+          <w:rFonts w:ascii="Arial" w:hAnsi="Arial" w:cs="Arial"/>
+        </w:rPr>
         <w:t xml:space="preserve"> Construcción de secuencias temporales</w:t>
       </w:r>
       <w:bookmarkEnd w:id="18"/>
@@ -5818,15 +5663,27 @@
     <w:p>
       <w:pPr>
         <w:pStyle w:val="Ttulo2"/>
-      </w:pPr>
-      <w:bookmarkStart w:id="19" w:name="_Toc219049502"/>
-      <w:r>
+        <w:rPr>
+          <w:rFonts w:ascii="Arial" w:hAnsi="Arial" w:cs="Arial"/>
+        </w:rPr>
+      </w:pPr>
+      <w:bookmarkStart w:id="19" w:name="_Toc219217221"/>
+      <w:r>
+        <w:rPr>
+          <w:rFonts w:ascii="Arial" w:hAnsi="Arial" w:cs="Arial"/>
+        </w:rPr>
         <w:t>4.</w:t>
       </w:r>
       <w:r>
+        <w:rPr>
+          <w:rFonts w:ascii="Arial" w:hAnsi="Arial" w:cs="Arial"/>
+        </w:rPr>
         <w:t>8</w:t>
       </w:r>
       <w:r>
+        <w:rPr>
+          <w:rFonts w:ascii="Arial" w:hAnsi="Arial" w:cs="Arial"/>
+        </w:rPr>
         <w:t xml:space="preserve"> Arquitecturas de modelos evaluadas</w:t>
       </w:r>
       <w:bookmarkEnd w:id="19"/>
@@ -5928,15 +5785,27 @@
     <w:p>
       <w:pPr>
         <w:pStyle w:val="Ttulo2"/>
-      </w:pPr>
-      <w:bookmarkStart w:id="20" w:name="_Toc219049503"/>
-      <w:r>
+        <w:rPr>
+          <w:rFonts w:ascii="Arial" w:hAnsi="Arial" w:cs="Arial"/>
+        </w:rPr>
+      </w:pPr>
+      <w:bookmarkStart w:id="20" w:name="_Toc219217222"/>
+      <w:r>
+        <w:rPr>
+          <w:rFonts w:ascii="Arial" w:hAnsi="Arial" w:cs="Arial"/>
+        </w:rPr>
         <w:t>4.</w:t>
       </w:r>
       <w:r>
+        <w:rPr>
+          <w:rFonts w:ascii="Arial" w:hAnsi="Arial" w:cs="Arial"/>
+        </w:rPr>
         <w:t>9</w:t>
       </w:r>
       <w:r>
+        <w:rPr>
+          <w:rFonts w:ascii="Arial" w:hAnsi="Arial" w:cs="Arial"/>
+        </w:rPr>
         <w:t xml:space="preserve"> Estrategia de validación cruzada</w:t>
       </w:r>
       <w:bookmarkEnd w:id="20"/>
@@ -5960,7 +5829,6 @@
         </w:rPr>
         <w:t>Para garantizar una evaluación robusta, se implementó una validación cruzada basada en grupos (</w:t>
       </w:r>
-      <w:proofErr w:type="spellStart"/>
       <w:r>
         <w:rPr>
           <w:rFonts w:ascii="Arial" w:hAnsi="Arial" w:cs="Arial"/>
@@ -5969,7 +5837,6 @@
         </w:rPr>
         <w:t>GroupKFold</w:t>
       </w:r>
-      <w:proofErr w:type="spellEnd"/>
       <w:r>
         <w:rPr>
           <w:rFonts w:ascii="Arial" w:hAnsi="Arial" w:cs="Arial"/>
@@ -5994,110 +5861,54 @@
         <w:rPr>
           <w:rFonts w:ascii="Arial" w:hAnsi="Arial" w:cs="Arial"/>
         </w:rPr>
-        <w:t xml:space="preserve">El análisis de los ficheros resumen de validación cruzada (`*_cv_summary.csv`) revela diferencias claras en la estabilidad de las arquitecturas. En el </w:t>
+        <w:t>El análisis de los ficheros resumen de validación cruzada (`*_cv_summary.csv`) revela diferencias claras en la estabilidad de las arquitecturas. En el subconjunto FD001, por ejemplo, la RNN presenta valores de RMSE que oscilan aproximadamente entre 25 y más de 33, mientras que GRU y LSTM muestran una dispersión significativamente menor. Este patrón se repite, con mayor intensidad, en los subconjuntos FD003 y FD004, donde las RNN alcanzan errores muy elevados en varios pliegues.</w:t>
+      </w:r>
+    </w:p>
+    <w:p>
+      <w:pPr>
+        <w:rPr>
+          <w:rFonts w:ascii="Arial" w:hAnsi="Arial" w:cs="Arial"/>
+        </w:rPr>
+      </w:pPr>
+    </w:p>
+    <w:p>
+      <w:pPr>
+        <w:rPr>
+          <w:rFonts w:ascii="Arial" w:hAnsi="Arial" w:cs="Arial"/>
+        </w:rPr>
+      </w:pPr>
+      <w:r>
+        <w:rPr>
+          <w:rFonts w:ascii="Arial" w:hAnsi="Arial" w:cs="Arial"/>
+        </w:rPr>
+        <w:t xml:space="preserve">El uso de validación cruzada basada en grupos permite evaluar no solo el rendimiento medio de cada arquitectura, sino también su robustez frente a </w:t>
       </w:r>
       <w:r>
         <w:rPr>
           <w:rFonts w:ascii="Arial" w:hAnsi="Arial" w:cs="Arial"/>
         </w:rPr>
         <w:lastRenderedPageBreak/>
-        <w:t>subconjunto FD001, por ejemplo, la RNN presenta valores de RMSE que oscilan aproximadamente entre 25 y más de 33, mientras que GRU y LSTM muestran una dispersión significativamente menor. Este patrón se repite, con mayor intensidad, en los subconjuntos FD003 y FD004, donde las RNN alcanzan errores muy elevados en varios pliegues.</w:t>
-      </w:r>
-    </w:p>
-    <w:p>
-      <w:pPr>
-        <w:rPr>
-          <w:rFonts w:ascii="Arial" w:hAnsi="Arial" w:cs="Arial"/>
-        </w:rPr>
-      </w:pPr>
-    </w:p>
-    <w:p>
-      <w:pPr>
-        <w:rPr>
-          <w:rFonts w:ascii="Arial" w:hAnsi="Arial" w:cs="Arial"/>
-        </w:rPr>
-      </w:pPr>
-      <w:r>
-        <w:rPr>
-          <w:rFonts w:ascii="Arial" w:hAnsi="Arial" w:cs="Arial"/>
-        </w:rPr>
-        <w:t>El uso de validación cruzada basada en grupos permite evaluar no solo el rendimiento medio de cada arquitectura, sino también su robustez frente a diferentes particiones de datos, un aspecto crítico en problemas de mantenimiento predictivo donde la variabilidad entre unidades es elevada.</w:t>
-      </w:r>
-    </w:p>
-    <w:p>
-      <w:pPr>
-        <w:rPr>
-          <w:rFonts w:ascii="Arial" w:hAnsi="Arial" w:cs="Arial"/>
-        </w:rPr>
-      </w:pPr>
-    </w:p>
-    <w:p>
-      <w:pPr>
-        <w:rPr>
-          <w:rFonts w:ascii="Arial" w:hAnsi="Arial" w:cs="Arial"/>
-        </w:rPr>
-      </w:pPr>
-      <w:r>
-        <w:rPr>
-          <w:rFonts w:ascii="Arial" w:hAnsi="Arial" w:cs="Arial"/>
-        </w:rPr>
-        <w:t>El proceso de entrenamiento incorporó múltiples técnicas de regularización, incluyendo *</w:t>
-      </w:r>
-      <w:proofErr w:type="spellStart"/>
-      <w:r>
-        <w:rPr>
-          <w:rFonts w:ascii="Arial" w:hAnsi="Arial" w:cs="Arial"/>
-        </w:rPr>
-        <w:t>early</w:t>
-      </w:r>
-      <w:proofErr w:type="spellEnd"/>
-      <w:r>
-        <w:rPr>
-          <w:rFonts w:ascii="Arial" w:hAnsi="Arial" w:cs="Arial"/>
-        </w:rPr>
-        <w:t xml:space="preserve"> </w:t>
-      </w:r>
-      <w:proofErr w:type="spellStart"/>
-      <w:r>
-        <w:rPr>
-          <w:rFonts w:ascii="Arial" w:hAnsi="Arial" w:cs="Arial"/>
-        </w:rPr>
-        <w:t>stopping</w:t>
-      </w:r>
-      <w:proofErr w:type="spellEnd"/>
-      <w:r>
-        <w:rPr>
-          <w:rFonts w:ascii="Arial" w:hAnsi="Arial" w:cs="Arial"/>
-        </w:rPr>
-        <w:t>*, ajuste dinámico de la tasa de aprendizaje y regularización mediante *</w:t>
-      </w:r>
-      <w:proofErr w:type="spellStart"/>
-      <w:r>
-        <w:rPr>
-          <w:rFonts w:ascii="Arial" w:hAnsi="Arial" w:cs="Arial"/>
-        </w:rPr>
-        <w:t>weight</w:t>
-      </w:r>
-      <w:proofErr w:type="spellEnd"/>
-      <w:r>
-        <w:rPr>
-          <w:rFonts w:ascii="Arial" w:hAnsi="Arial" w:cs="Arial"/>
-        </w:rPr>
-        <w:t xml:space="preserve"> </w:t>
-      </w:r>
-      <w:proofErr w:type="spellStart"/>
-      <w:r>
-        <w:rPr>
-          <w:rFonts w:ascii="Arial" w:hAnsi="Arial" w:cs="Arial"/>
-        </w:rPr>
-        <w:t>decay</w:t>
-      </w:r>
-      <w:proofErr w:type="spellEnd"/>
-      <w:r>
-        <w:rPr>
-          <w:rFonts w:ascii="Arial" w:hAnsi="Arial" w:cs="Arial"/>
-        </w:rPr>
-        <w:t>*. Estas técnicas resultaron esenciales para estabilizar el entrenamiento, especialmente en los subconjuntos FD002, FD003 y FD004, caracterizados por una mayor complejidad operativa.</w:t>
+        <w:t>diferentes particiones de datos, un aspecto crítico en problemas de mantenimiento predictivo donde la variabilidad entre unidades es elevada.</w:t>
+      </w:r>
+    </w:p>
+    <w:p>
+      <w:pPr>
+        <w:rPr>
+          <w:rFonts w:ascii="Arial" w:hAnsi="Arial" w:cs="Arial"/>
+        </w:rPr>
+      </w:pPr>
+    </w:p>
+    <w:p>
+      <w:pPr>
+        <w:rPr>
+          <w:rFonts w:ascii="Arial" w:hAnsi="Arial" w:cs="Arial"/>
+        </w:rPr>
+      </w:pPr>
+      <w:r>
+        <w:rPr>
+          <w:rFonts w:ascii="Arial" w:hAnsi="Arial" w:cs="Arial"/>
+        </w:rPr>
+        <w:t>El proceso de entrenamiento incorporó múltiples técnicas de regularización, incluyendo *early stopping*, ajuste dinámico de la tasa de aprendizaje y regularización mediante *weight decay*. Estas técnicas resultaron esenciales para estabilizar el entrenamiento, especialmente en los subconjuntos FD002, FD003 y FD004, caracterizados por una mayor complejidad operativa.</w:t>
       </w:r>
     </w:p>
     <w:p>
@@ -6171,15 +5982,27 @@
     <w:p>
       <w:pPr>
         <w:pStyle w:val="Ttulo2"/>
-      </w:pPr>
-      <w:bookmarkStart w:id="21" w:name="_Toc219049505"/>
-      <w:r>
+        <w:rPr>
+          <w:rFonts w:ascii="Arial" w:hAnsi="Arial" w:cs="Arial"/>
+        </w:rPr>
+      </w:pPr>
+      <w:bookmarkStart w:id="21" w:name="_Toc219217223"/>
+      <w:r>
+        <w:rPr>
+          <w:rFonts w:ascii="Arial" w:hAnsi="Arial" w:cs="Arial"/>
+        </w:rPr>
         <w:t>4.1</w:t>
       </w:r>
       <w:r>
+        <w:rPr>
+          <w:rFonts w:ascii="Arial" w:hAnsi="Arial" w:cs="Arial"/>
+        </w:rPr>
         <w:t>0</w:t>
       </w:r>
       <w:r>
+        <w:rPr>
+          <w:rFonts w:ascii="Arial" w:hAnsi="Arial" w:cs="Arial"/>
+        </w:rPr>
         <w:t xml:space="preserve"> Comparación de arquitecturas y selección del modelo final</w:t>
       </w:r>
       <w:bookmarkEnd w:id="21"/>
@@ -6254,6 +6077,7 @@
         <w:rPr>
           <w:rFonts w:ascii="Arial" w:hAnsi="Arial" w:cs="Arial"/>
         </w:rPr>
+        <w:lastRenderedPageBreak/>
         <w:t>* En **FD002**, las tres arquitecturas presentan métricas similares, aunque la LSTM obtiene el menor MSE puntual. No obstante, su validación cruzada muestra una dispersión creciente en los últimos pliegues.</w:t>
       </w:r>
     </w:p>
@@ -6399,36 +6223,37 @@
     <w:p>
       <w:pPr>
         <w:pStyle w:val="Ttulo2"/>
-      </w:pPr>
-      <w:r>
+        <w:rPr>
+          <w:rFonts w:ascii="Arial" w:hAnsi="Arial" w:cs="Arial"/>
+        </w:rPr>
+      </w:pPr>
+      <w:bookmarkStart w:id="22" w:name="_Toc219217224"/>
+      <w:r>
+        <w:rPr>
+          <w:rFonts w:ascii="Arial" w:hAnsi="Arial" w:cs="Arial"/>
+        </w:rPr>
         <w:t>4.11 Refinamiento y mejora del modelo GRU seleccionado</w:t>
       </w:r>
-    </w:p>
-    <w:p>
-      <w:pPr>
-        <w:rPr>
-          <w:rFonts w:ascii="Arial" w:hAnsi="Arial" w:cs="Arial"/>
-        </w:rPr>
-      </w:pPr>
-    </w:p>
-    <w:p>
-      <w:pPr>
-        <w:rPr>
-          <w:rFonts w:ascii="Arial" w:hAnsi="Arial" w:cs="Arial"/>
-        </w:rPr>
-      </w:pPr>
-      <w:r>
-        <w:rPr>
-          <w:rFonts w:ascii="Arial" w:hAnsi="Arial" w:cs="Arial"/>
-        </w:rPr>
-        <w:t xml:space="preserve">Una vez identificada la arquitectura GRU como la más adecuada, se inició una fase adicional de experimentación orientada a maximizar su rendimiento y </w:t>
-      </w:r>
-      <w:r>
-        <w:rPr>
-          <w:rFonts w:ascii="Arial" w:hAnsi="Arial" w:cs="Arial"/>
-        </w:rPr>
-        <w:lastRenderedPageBreak/>
-        <w:t>estabilidad. En esta etapa se trabajó exclusivamente sobre el modelo GRU seleccionado, introduciendo mejoras progresivas a nivel de arquitectura y configuración de entrenamiento.</w:t>
+      <w:bookmarkEnd w:id="22"/>
+    </w:p>
+    <w:p>
+      <w:pPr>
+        <w:rPr>
+          <w:rFonts w:ascii="Arial" w:hAnsi="Arial" w:cs="Arial"/>
+        </w:rPr>
+      </w:pPr>
+    </w:p>
+    <w:p>
+      <w:pPr>
+        <w:rPr>
+          <w:rFonts w:ascii="Arial" w:hAnsi="Arial" w:cs="Arial"/>
+        </w:rPr>
+      </w:pPr>
+      <w:r>
+        <w:rPr>
+          <w:rFonts w:ascii="Arial" w:hAnsi="Arial" w:cs="Arial"/>
+        </w:rPr>
+        <w:t>Una vez identificada la arquitectura GRU como la más adecuada, se inició una fase adicional de experimentación orientada a maximizar su rendimiento y estabilidad. En esta etapa se trabajó exclusivamente sobre el modelo GRU seleccionado, introduciendo mejoras progresivas a nivel de arquitectura y configuración de entrenamiento.</w:t>
       </w:r>
     </w:p>
     <w:p>
@@ -6556,19 +6381,11 @@
           <w:rFonts w:ascii="Arial" w:hAnsi="Arial" w:cs="Arial"/>
         </w:rPr>
       </w:pPr>
-      <w:proofErr w:type="spellStart"/>
-      <w:r>
-        <w:rPr>
-          <w:rFonts w:ascii="Arial" w:hAnsi="Arial" w:cs="Arial"/>
-        </w:rPr>
-        <w:t>Dropout</w:t>
-      </w:r>
-      <w:proofErr w:type="spellEnd"/>
-      <w:r>
-        <w:rPr>
-          <w:rFonts w:ascii="Arial" w:hAnsi="Arial" w:cs="Arial"/>
-        </w:rPr>
-        <w:t xml:space="preserve"> recurrente: 0.3</w:t>
+      <w:r>
+        <w:rPr>
+          <w:rFonts w:ascii="Arial" w:hAnsi="Arial" w:cs="Arial"/>
+        </w:rPr>
+        <w:t>Dropout recurrente: 0.3</w:t>
       </w:r>
     </w:p>
     <w:p>
@@ -6582,19 +6399,11 @@
           <w:rFonts w:ascii="Arial" w:hAnsi="Arial" w:cs="Arial"/>
         </w:rPr>
       </w:pPr>
-      <w:proofErr w:type="spellStart"/>
-      <w:r>
-        <w:rPr>
-          <w:rFonts w:ascii="Arial" w:hAnsi="Arial" w:cs="Arial"/>
-        </w:rPr>
-        <w:t>batch_first</w:t>
-      </w:r>
-      <w:proofErr w:type="spellEnd"/>
-      <w:r>
-        <w:rPr>
-          <w:rFonts w:ascii="Arial" w:hAnsi="Arial" w:cs="Arial"/>
-        </w:rPr>
-        <w:t xml:space="preserve"> = True</w:t>
+      <w:r>
+        <w:rPr>
+          <w:rFonts w:ascii="Arial" w:hAnsi="Arial" w:cs="Arial"/>
+        </w:rPr>
+        <w:t>batch_first = True</w:t>
       </w:r>
     </w:p>
     <w:p>
@@ -6669,35 +6478,7 @@
         <w:rPr>
           <w:rFonts w:ascii="Arial" w:hAnsi="Arial" w:cs="Arial"/>
         </w:rPr>
-        <w:t xml:space="preserve">Tipo: </w:t>
-      </w:r>
-      <w:proofErr w:type="spellStart"/>
-      <w:r>
-        <w:rPr>
-          <w:rFonts w:ascii="Arial" w:hAnsi="Arial" w:cs="Arial"/>
-        </w:rPr>
-        <w:t>Fully</w:t>
-      </w:r>
-      <w:proofErr w:type="spellEnd"/>
-      <w:r>
-        <w:rPr>
-          <w:rFonts w:ascii="Arial" w:hAnsi="Arial" w:cs="Arial"/>
-        </w:rPr>
-        <w:t xml:space="preserve"> </w:t>
-      </w:r>
-      <w:proofErr w:type="spellStart"/>
-      <w:r>
-        <w:rPr>
-          <w:rFonts w:ascii="Arial" w:hAnsi="Arial" w:cs="Arial"/>
-        </w:rPr>
-        <w:t>Connected</w:t>
-      </w:r>
-      <w:proofErr w:type="spellEnd"/>
-      <w:r>
-        <w:rPr>
-          <w:rFonts w:ascii="Arial" w:hAnsi="Arial" w:cs="Arial"/>
-        </w:rPr>
-        <w:t xml:space="preserve"> (Linear)</w:t>
+        <w:t>Tipo: Fully Connected (Linear)</w:t>
       </w:r>
     </w:p>
     <w:p>
@@ -6830,21 +6611,7 @@
         <w:rPr>
           <w:rFonts w:ascii="Arial" w:hAnsi="Arial" w:cs="Arial"/>
         </w:rPr>
-        <w:t xml:space="preserve">Función de pérdida: Mean </w:t>
-      </w:r>
-      <w:proofErr w:type="spellStart"/>
-      <w:r>
-        <w:rPr>
-          <w:rFonts w:ascii="Arial" w:hAnsi="Arial" w:cs="Arial"/>
-        </w:rPr>
-        <w:t>Squared</w:t>
-      </w:r>
-      <w:proofErr w:type="spellEnd"/>
-      <w:r>
-        <w:rPr>
-          <w:rFonts w:ascii="Arial" w:hAnsi="Arial" w:cs="Arial"/>
-        </w:rPr>
-        <w:t xml:space="preserve"> Error (MSE).</w:t>
+        <w:t>Función de pérdida: Mean Squared Error (MSE).</w:t>
       </w:r>
     </w:p>
     <w:p>
@@ -6919,35 +6686,7 @@
         <w:rPr>
           <w:rFonts w:ascii="Arial" w:hAnsi="Arial" w:cs="Arial"/>
         </w:rPr>
-        <w:t>Regularización L2 (</w:t>
-      </w:r>
-      <w:proofErr w:type="spellStart"/>
-      <w:r>
-        <w:rPr>
-          <w:rFonts w:ascii="Arial" w:hAnsi="Arial" w:cs="Arial"/>
-        </w:rPr>
-        <w:t>weight</w:t>
-      </w:r>
-      <w:proofErr w:type="spellEnd"/>
-      <w:r>
-        <w:rPr>
-          <w:rFonts w:ascii="Arial" w:hAnsi="Arial" w:cs="Arial"/>
-        </w:rPr>
-        <w:t xml:space="preserve"> </w:t>
-      </w:r>
-      <w:proofErr w:type="spellStart"/>
-      <w:r>
-        <w:rPr>
-          <w:rFonts w:ascii="Arial" w:hAnsi="Arial" w:cs="Arial"/>
-        </w:rPr>
-        <w:t>decay</w:t>
-      </w:r>
-      <w:proofErr w:type="spellEnd"/>
-      <w:r>
-        <w:rPr>
-          <w:rFonts w:ascii="Arial" w:hAnsi="Arial" w:cs="Arial"/>
-        </w:rPr>
-        <w:t>): 1e-4.</w:t>
+        <w:t>Regularización L2 (weight decay): 1e-4.</w:t>
       </w:r>
     </w:p>
     <w:p>
@@ -6972,21 +6711,7 @@
         <w:rPr>
           <w:rFonts w:ascii="Arial" w:hAnsi="Arial" w:cs="Arial"/>
         </w:rPr>
-        <w:t xml:space="preserve">Scheduler de tasa de aprendizaje: </w:t>
-      </w:r>
-      <w:proofErr w:type="spellStart"/>
-      <w:r>
-        <w:rPr>
-          <w:rFonts w:ascii="Arial" w:hAnsi="Arial" w:cs="Arial"/>
-        </w:rPr>
-        <w:t>ReduceLROnPlateau</w:t>
-      </w:r>
-      <w:proofErr w:type="spellEnd"/>
-      <w:r>
-        <w:rPr>
-          <w:rFonts w:ascii="Arial" w:hAnsi="Arial" w:cs="Arial"/>
-        </w:rPr>
-        <w:t>.</w:t>
+        <w:t>Scheduler de tasa de aprendizaje: ReduceLROnPlateau.</w:t>
       </w:r>
     </w:p>
     <w:p>
@@ -7086,21 +6811,7 @@
         <w:rPr>
           <w:rFonts w:ascii="Arial" w:hAnsi="Arial" w:cs="Arial"/>
         </w:rPr>
-        <w:t xml:space="preserve">Early </w:t>
-      </w:r>
-      <w:proofErr w:type="spellStart"/>
-      <w:r>
-        <w:rPr>
-          <w:rFonts w:ascii="Arial" w:hAnsi="Arial" w:cs="Arial"/>
-        </w:rPr>
-        <w:t>stopping</w:t>
-      </w:r>
-      <w:proofErr w:type="spellEnd"/>
-      <w:r>
-        <w:rPr>
-          <w:rFonts w:ascii="Arial" w:hAnsi="Arial" w:cs="Arial"/>
-        </w:rPr>
-        <w:t>:</w:t>
+        <w:t>Early stopping:</w:t>
       </w:r>
     </w:p>
     <w:p>
@@ -7200,21 +6911,7 @@
         <w:rPr>
           <w:rFonts w:ascii="Arial" w:hAnsi="Arial" w:cs="Arial"/>
         </w:rPr>
-        <w:t xml:space="preserve">Tamaño de </w:t>
-      </w:r>
-      <w:proofErr w:type="spellStart"/>
-      <w:r>
-        <w:rPr>
-          <w:rFonts w:ascii="Arial" w:hAnsi="Arial" w:cs="Arial"/>
-        </w:rPr>
-        <w:t>batch</w:t>
-      </w:r>
-      <w:proofErr w:type="spellEnd"/>
-      <w:r>
-        <w:rPr>
-          <w:rFonts w:ascii="Arial" w:hAnsi="Arial" w:cs="Arial"/>
-        </w:rPr>
-        <w:t>: 32.</w:t>
+        <w:t>Tamaño de batch: 32.</w:t>
       </w:r>
     </w:p>
     <w:p>
@@ -7285,72 +6982,76 @@
     <w:p>
       <w:pPr>
         <w:pStyle w:val="Ttulo2"/>
-      </w:pPr>
-      <w:bookmarkStart w:id="22" w:name="_Toc219049506"/>
-      <w:r>
+        <w:rPr>
+          <w:rFonts w:ascii="Arial" w:hAnsi="Arial" w:cs="Arial"/>
+        </w:rPr>
+      </w:pPr>
+      <w:bookmarkStart w:id="23" w:name="_Toc219217225"/>
+      <w:r>
+        <w:rPr>
+          <w:rFonts w:ascii="Arial" w:hAnsi="Arial" w:cs="Arial"/>
+        </w:rPr>
+        <w:t>4.1</w:t>
+      </w:r>
+      <w:r>
+        <w:rPr>
+          <w:rFonts w:ascii="Arial" w:hAnsi="Arial" w:cs="Arial"/>
+        </w:rPr>
+        <w:t>2</w:t>
+      </w:r>
+      <w:r>
+        <w:rPr>
+          <w:rFonts w:ascii="Arial" w:hAnsi="Arial" w:cs="Arial"/>
+        </w:rPr>
+        <w:t xml:space="preserve"> Evaluación final y calibración de las predicciones</w:t>
+      </w:r>
+      <w:bookmarkEnd w:id="23"/>
+    </w:p>
+    <w:p>
+      <w:pPr>
+        <w:rPr>
+          <w:rFonts w:ascii="Arial" w:hAnsi="Arial" w:cs="Arial"/>
+        </w:rPr>
+      </w:pPr>
+    </w:p>
+    <w:p>
+      <w:pPr>
+        <w:rPr>
+          <w:rFonts w:ascii="Arial" w:hAnsi="Arial" w:cs="Arial"/>
+        </w:rPr>
+      </w:pPr>
+      <w:r>
+        <w:rPr>
+          <w:rFonts w:ascii="Arial" w:hAnsi="Arial" w:cs="Arial"/>
+        </w:rPr>
+        <w:t>4.12 Evaluación final y calibración de las predicciones</w:t>
+      </w:r>
+    </w:p>
+    <w:p>
+      <w:pPr>
+        <w:rPr>
+          <w:rFonts w:ascii="Arial" w:hAnsi="Arial" w:cs="Arial"/>
+        </w:rPr>
+      </w:pPr>
+    </w:p>
+    <w:p>
+      <w:pPr>
+        <w:rPr>
+          <w:rFonts w:ascii="Arial" w:hAnsi="Arial" w:cs="Arial"/>
+        </w:rPr>
+      </w:pPr>
+      <w:r>
+        <w:rPr>
+          <w:rFonts w:ascii="Arial" w:hAnsi="Arial" w:cs="Arial"/>
+        </w:rPr>
+        <w:t xml:space="preserve">Tras el entrenamiento definitivo del modelo GRU refinado, se evaluó su rendimiento sobre los conjuntos de test utilizando exclusivamente la última </w:t>
+      </w:r>
+      <w:r>
+        <w:rPr>
+          <w:rFonts w:ascii="Arial" w:hAnsi="Arial" w:cs="Arial"/>
+        </w:rPr>
         <w:lastRenderedPageBreak/>
-        <w:t>4.1</w:t>
-      </w:r>
-      <w:r>
-        <w:t>2</w:t>
-      </w:r>
-      <w:r>
-        <w:t xml:space="preserve"> Evaluación final y calibración de las predicciones</w:t>
-      </w:r>
-      <w:bookmarkEnd w:id="22"/>
-    </w:p>
-    <w:p>
-      <w:pPr>
-        <w:rPr>
-          <w:rFonts w:ascii="Arial" w:hAnsi="Arial" w:cs="Arial"/>
-        </w:rPr>
-      </w:pPr>
-    </w:p>
-    <w:p>
-      <w:pPr>
-        <w:rPr>
-          <w:rFonts w:ascii="Arial" w:hAnsi="Arial" w:cs="Arial"/>
-        </w:rPr>
-      </w:pPr>
-      <w:r>
-        <w:rPr>
-          <w:rFonts w:ascii="Arial" w:hAnsi="Arial" w:cs="Arial"/>
-        </w:rPr>
-        <w:t>4.12 Evaluación final y calibración de las predicciones</w:t>
-      </w:r>
-    </w:p>
-    <w:p>
-      <w:pPr>
-        <w:rPr>
-          <w:rFonts w:ascii="Arial" w:hAnsi="Arial" w:cs="Arial"/>
-        </w:rPr>
-      </w:pPr>
-    </w:p>
-    <w:p>
-      <w:pPr>
-        <w:rPr>
-          <w:rFonts w:ascii="Arial" w:hAnsi="Arial" w:cs="Arial"/>
-        </w:rPr>
-      </w:pPr>
-      <w:r>
-        <w:rPr>
-          <w:rFonts w:ascii="Arial" w:hAnsi="Arial" w:cs="Arial"/>
-        </w:rPr>
-        <w:t xml:space="preserve">Tras el entrenamiento definitivo del modelo GRU refinado, se evaluó su rendimiento sobre los conjuntos </w:t>
-      </w:r>
-      <w:proofErr w:type="gramStart"/>
-      <w:r>
-        <w:rPr>
-          <w:rFonts w:ascii="Arial" w:hAnsi="Arial" w:cs="Arial"/>
-        </w:rPr>
-        <w:t>de test</w:t>
-      </w:r>
-      <w:proofErr w:type="gramEnd"/>
-      <w:r>
-        <w:rPr>
-          <w:rFonts w:ascii="Arial" w:hAnsi="Arial" w:cs="Arial"/>
-        </w:rPr>
-        <w:t xml:space="preserve"> utilizando exclusivamente la última ventana temporal de cada unidad, de acuerdo con el escenario real de aplicación.</w:t>
+        <w:t>ventana temporal de cada unidad, de acuerdo con el escenario real de aplicación.</w:t>
       </w:r>
     </w:p>
     <w:p>
@@ -7531,46 +7232,44 @@
         <w:rPr>
           <w:rFonts w:ascii="Arial" w:hAnsi="Arial" w:cs="Arial"/>
         </w:rPr>
+        <w:t>Finalmente, se realizó un análisis conjunto concatenando las predicciones de todos los subconjuntos FD. Este análisis confirma que el modelo GRU calibrado mantiene un comportamiento estable y coherente frente a diferentes combinaciones de condiciones operativas y modos de fallo, lo que refuerza su idoneidad para su integración en un sistema multiagente orientado a mantenimiento predictivo.</w:t>
+      </w:r>
+    </w:p>
+    <w:p>
+      <w:pPr>
+        <w:rPr>
+          <w:rFonts w:ascii="Arial" w:hAnsi="Arial" w:cs="Arial"/>
+        </w:rPr>
+      </w:pPr>
+    </w:p>
+    <w:p>
+      <w:pPr>
+        <w:pStyle w:val="Ttulo2"/>
+        <w:rPr>
+          <w:rFonts w:ascii="Arial" w:hAnsi="Arial" w:cs="Arial"/>
+        </w:rPr>
+      </w:pPr>
+      <w:bookmarkStart w:id="24" w:name="_Toc219217226"/>
+      <w:r>
+        <w:rPr>
+          <w:rFonts w:ascii="Arial" w:hAnsi="Arial" w:cs="Arial"/>
+        </w:rPr>
         <w:lastRenderedPageBreak/>
-        <w:t xml:space="preserve">Finalmente, se realizó un análisis conjunto concatenando las predicciones de todos los subconjuntos FD. Este análisis confirma que el modelo GRU calibrado mantiene un comportamiento estable y coherente frente a diferentes combinaciones de condiciones operativas y modos de fallo, lo que refuerza su idoneidad para su integración en un sistema </w:t>
-      </w:r>
-      <w:proofErr w:type="spellStart"/>
-      <w:r>
-        <w:rPr>
-          <w:rFonts w:ascii="Arial" w:hAnsi="Arial" w:cs="Arial"/>
-        </w:rPr>
-        <w:t>multiagente</w:t>
-      </w:r>
-      <w:proofErr w:type="spellEnd"/>
-      <w:r>
-        <w:rPr>
-          <w:rFonts w:ascii="Arial" w:hAnsi="Arial" w:cs="Arial"/>
-        </w:rPr>
-        <w:t xml:space="preserve"> orientado a mantenimiento predictivo.</w:t>
-      </w:r>
-    </w:p>
-    <w:p>
-      <w:pPr>
-        <w:rPr>
-          <w:rFonts w:ascii="Arial" w:hAnsi="Arial" w:cs="Arial"/>
-        </w:rPr>
-      </w:pPr>
-    </w:p>
-    <w:p>
-      <w:pPr>
-        <w:pStyle w:val="Ttulo2"/>
-      </w:pPr>
-      <w:bookmarkStart w:id="23" w:name="_Toc219049507"/>
-      <w:r>
         <w:t>4.1</w:t>
       </w:r>
       <w:r>
+        <w:rPr>
+          <w:rFonts w:ascii="Arial" w:hAnsi="Arial" w:cs="Arial"/>
+        </w:rPr>
         <w:t>3</w:t>
       </w:r>
       <w:r>
+        <w:rPr>
+          <w:rFonts w:ascii="Arial" w:hAnsi="Arial" w:cs="Arial"/>
+        </w:rPr>
         <w:t xml:space="preserve"> Conclusiones del capítulo</w:t>
       </w:r>
-      <w:bookmarkEnd w:id="23"/>
+      <w:bookmarkEnd w:id="24"/>
     </w:p>
     <w:p>
       <w:pPr>
@@ -7858,6 +7557,9 @@
         </w:rPr>
       </w:pPr>
       <w:r>
+        <w:rPr>
+          <w:rFonts w:ascii="Arial" w:hAnsi="Arial" w:cs="Arial"/>
+        </w:rPr>
         <w:drawing>
           <wp:inline distT="0" distB="0" distL="0" distR="0" wp14:anchorId="1A4107C2" wp14:editId="4CEBABE1">
             <wp:extent cx="5400040" cy="2728595"/>
@@ -7922,7 +7624,9 @@
         </w:rPr>
       </w:pPr>
       <w:r>
-        <w:lastRenderedPageBreak/>
+        <w:rPr>
+          <w:rFonts w:ascii="Arial" w:hAnsi="Arial" w:cs="Arial"/>
+        </w:rPr>
         <w:drawing>
           <wp:inline distT="0" distB="0" distL="0" distR="0" wp14:anchorId="14EBDC66" wp14:editId="2FD03318">
             <wp:extent cx="5400040" cy="3190240"/>
@@ -8380,6 +8084,268 @@
     </w:lvl>
   </w:abstractNum>
   <w:abstractNum w:abstractNumId="3" w15:restartNumberingAfterBreak="0">
+    <w:nsid w:val="1ECB0620"/>
+    <w:multiLevelType w:val="multilevel"/>
+    <w:tmpl w:val="5978D760"/>
+    <w:lvl w:ilvl="0">
+      <w:start w:val="1"/>
+      <w:numFmt w:val="bullet"/>
+      <w:lvlText w:val=""/>
+      <w:lvlJc w:val="left"/>
+      <w:pPr>
+        <w:tabs>
+          <w:tab w:val="num" w:pos="720"/>
+        </w:tabs>
+        <w:ind w:left="720" w:hanging="360"/>
+      </w:pPr>
+      <w:rPr>
+        <w:rFonts w:ascii="Symbol" w:hAnsi="Symbol" w:hint="default"/>
+        <w:sz w:val="20"/>
+      </w:rPr>
+    </w:lvl>
+    <w:lvl w:ilvl="1" w:tentative="1">
+      <w:start w:val="1"/>
+      <w:numFmt w:val="bullet"/>
+      <w:lvlText w:val="o"/>
+      <w:lvlJc w:val="left"/>
+      <w:pPr>
+        <w:tabs>
+          <w:tab w:val="num" w:pos="1440"/>
+        </w:tabs>
+        <w:ind w:left="1440" w:hanging="360"/>
+      </w:pPr>
+      <w:rPr>
+        <w:rFonts w:ascii="Courier New" w:hAnsi="Courier New" w:hint="default"/>
+        <w:sz w:val="20"/>
+      </w:rPr>
+    </w:lvl>
+    <w:lvl w:ilvl="2" w:tentative="1">
+      <w:start w:val="1"/>
+      <w:numFmt w:val="bullet"/>
+      <w:lvlText w:val=""/>
+      <w:lvlJc w:val="left"/>
+      <w:pPr>
+        <w:tabs>
+          <w:tab w:val="num" w:pos="2160"/>
+        </w:tabs>
+        <w:ind w:left="2160" w:hanging="360"/>
+      </w:pPr>
+      <w:rPr>
+        <w:rFonts w:ascii="Wingdings" w:hAnsi="Wingdings" w:hint="default"/>
+        <w:sz w:val="20"/>
+      </w:rPr>
+    </w:lvl>
+    <w:lvl w:ilvl="3" w:tentative="1">
+      <w:start w:val="1"/>
+      <w:numFmt w:val="bullet"/>
+      <w:lvlText w:val=""/>
+      <w:lvlJc w:val="left"/>
+      <w:pPr>
+        <w:tabs>
+          <w:tab w:val="num" w:pos="2880"/>
+        </w:tabs>
+        <w:ind w:left="2880" w:hanging="360"/>
+      </w:pPr>
+      <w:rPr>
+        <w:rFonts w:ascii="Wingdings" w:hAnsi="Wingdings" w:hint="default"/>
+        <w:sz w:val="20"/>
+      </w:rPr>
+    </w:lvl>
+    <w:lvl w:ilvl="4" w:tentative="1">
+      <w:start w:val="1"/>
+      <w:numFmt w:val="bullet"/>
+      <w:lvlText w:val=""/>
+      <w:lvlJc w:val="left"/>
+      <w:pPr>
+        <w:tabs>
+          <w:tab w:val="num" w:pos="3600"/>
+        </w:tabs>
+        <w:ind w:left="3600" w:hanging="360"/>
+      </w:pPr>
+      <w:rPr>
+        <w:rFonts w:ascii="Wingdings" w:hAnsi="Wingdings" w:hint="default"/>
+        <w:sz w:val="20"/>
+      </w:rPr>
+    </w:lvl>
+    <w:lvl w:ilvl="5" w:tentative="1">
+      <w:start w:val="1"/>
+      <w:numFmt w:val="bullet"/>
+      <w:lvlText w:val=""/>
+      <w:lvlJc w:val="left"/>
+      <w:pPr>
+        <w:tabs>
+          <w:tab w:val="num" w:pos="4320"/>
+        </w:tabs>
+        <w:ind w:left="4320" w:hanging="360"/>
+      </w:pPr>
+      <w:rPr>
+        <w:rFonts w:ascii="Wingdings" w:hAnsi="Wingdings" w:hint="default"/>
+        <w:sz w:val="20"/>
+      </w:rPr>
+    </w:lvl>
+    <w:lvl w:ilvl="6" w:tentative="1">
+      <w:start w:val="1"/>
+      <w:numFmt w:val="bullet"/>
+      <w:lvlText w:val=""/>
+      <w:lvlJc w:val="left"/>
+      <w:pPr>
+        <w:tabs>
+          <w:tab w:val="num" w:pos="5040"/>
+        </w:tabs>
+        <w:ind w:left="5040" w:hanging="360"/>
+      </w:pPr>
+      <w:rPr>
+        <w:rFonts w:ascii="Wingdings" w:hAnsi="Wingdings" w:hint="default"/>
+        <w:sz w:val="20"/>
+      </w:rPr>
+    </w:lvl>
+    <w:lvl w:ilvl="7" w:tentative="1">
+      <w:start w:val="1"/>
+      <w:numFmt w:val="bullet"/>
+      <w:lvlText w:val=""/>
+      <w:lvlJc w:val="left"/>
+      <w:pPr>
+        <w:tabs>
+          <w:tab w:val="num" w:pos="5760"/>
+        </w:tabs>
+        <w:ind w:left="5760" w:hanging="360"/>
+      </w:pPr>
+      <w:rPr>
+        <w:rFonts w:ascii="Wingdings" w:hAnsi="Wingdings" w:hint="default"/>
+        <w:sz w:val="20"/>
+      </w:rPr>
+    </w:lvl>
+    <w:lvl w:ilvl="8" w:tentative="1">
+      <w:start w:val="1"/>
+      <w:numFmt w:val="bullet"/>
+      <w:lvlText w:val=""/>
+      <w:lvlJc w:val="left"/>
+      <w:pPr>
+        <w:tabs>
+          <w:tab w:val="num" w:pos="6480"/>
+        </w:tabs>
+        <w:ind w:left="6480" w:hanging="360"/>
+      </w:pPr>
+      <w:rPr>
+        <w:rFonts w:ascii="Wingdings" w:hAnsi="Wingdings" w:hint="default"/>
+        <w:sz w:val="20"/>
+      </w:rPr>
+    </w:lvl>
+  </w:abstractNum>
+  <w:abstractNum w:abstractNumId="4" w15:restartNumberingAfterBreak="0">
+    <w:nsid w:val="227928C8"/>
+    <w:multiLevelType w:val="hybridMultilevel"/>
+    <w:tmpl w:val="897266B2"/>
+    <w:lvl w:ilvl="0" w:tplc="0C0A0001">
+      <w:start w:val="1"/>
+      <w:numFmt w:val="bullet"/>
+      <w:lvlText w:val=""/>
+      <w:lvlJc w:val="left"/>
+      <w:pPr>
+        <w:ind w:left="720" w:hanging="360"/>
+      </w:pPr>
+      <w:rPr>
+        <w:rFonts w:ascii="Symbol" w:hAnsi="Symbol" w:hint="default"/>
+      </w:rPr>
+    </w:lvl>
+    <w:lvl w:ilvl="1" w:tplc="0C0A0003" w:tentative="1">
+      <w:start w:val="1"/>
+      <w:numFmt w:val="bullet"/>
+      <w:lvlText w:val="o"/>
+      <w:lvlJc w:val="left"/>
+      <w:pPr>
+        <w:ind w:left="1440" w:hanging="360"/>
+      </w:pPr>
+      <w:rPr>
+        <w:rFonts w:ascii="Courier New" w:hAnsi="Courier New" w:cs="Courier New" w:hint="default"/>
+      </w:rPr>
+    </w:lvl>
+    <w:lvl w:ilvl="2" w:tplc="0C0A0005" w:tentative="1">
+      <w:start w:val="1"/>
+      <w:numFmt w:val="bullet"/>
+      <w:lvlText w:val=""/>
+      <w:lvlJc w:val="left"/>
+      <w:pPr>
+        <w:ind w:left="2160" w:hanging="360"/>
+      </w:pPr>
+      <w:rPr>
+        <w:rFonts w:ascii="Wingdings" w:hAnsi="Wingdings" w:hint="default"/>
+      </w:rPr>
+    </w:lvl>
+    <w:lvl w:ilvl="3" w:tplc="0C0A0001" w:tentative="1">
+      <w:start w:val="1"/>
+      <w:numFmt w:val="bullet"/>
+      <w:lvlText w:val=""/>
+      <w:lvlJc w:val="left"/>
+      <w:pPr>
+        <w:ind w:left="2880" w:hanging="360"/>
+      </w:pPr>
+      <w:rPr>
+        <w:rFonts w:ascii="Symbol" w:hAnsi="Symbol" w:hint="default"/>
+      </w:rPr>
+    </w:lvl>
+    <w:lvl w:ilvl="4" w:tplc="0C0A0003" w:tentative="1">
+      <w:start w:val="1"/>
+      <w:numFmt w:val="bullet"/>
+      <w:lvlText w:val="o"/>
+      <w:lvlJc w:val="left"/>
+      <w:pPr>
+        <w:ind w:left="3600" w:hanging="360"/>
+      </w:pPr>
+      <w:rPr>
+        <w:rFonts w:ascii="Courier New" w:hAnsi="Courier New" w:cs="Courier New" w:hint="default"/>
+      </w:rPr>
+    </w:lvl>
+    <w:lvl w:ilvl="5" w:tplc="0C0A0005" w:tentative="1">
+      <w:start w:val="1"/>
+      <w:numFmt w:val="bullet"/>
+      <w:lvlText w:val=""/>
+      <w:lvlJc w:val="left"/>
+      <w:pPr>
+        <w:ind w:left="4320" w:hanging="360"/>
+      </w:pPr>
+      <w:rPr>
+        <w:rFonts w:ascii="Wingdings" w:hAnsi="Wingdings" w:hint="default"/>
+      </w:rPr>
+    </w:lvl>
+    <w:lvl w:ilvl="6" w:tplc="0C0A0001" w:tentative="1">
+      <w:start w:val="1"/>
+      <w:numFmt w:val="bullet"/>
+      <w:lvlText w:val=""/>
+      <w:lvlJc w:val="left"/>
+      <w:pPr>
+        <w:ind w:left="5040" w:hanging="360"/>
+      </w:pPr>
+      <w:rPr>
+        <w:rFonts w:ascii="Symbol" w:hAnsi="Symbol" w:hint="default"/>
+      </w:rPr>
+    </w:lvl>
+    <w:lvl w:ilvl="7" w:tplc="0C0A0003" w:tentative="1">
+      <w:start w:val="1"/>
+      <w:numFmt w:val="bullet"/>
+      <w:lvlText w:val="o"/>
+      <w:lvlJc w:val="left"/>
+      <w:pPr>
+        <w:ind w:left="5760" w:hanging="360"/>
+      </w:pPr>
+      <w:rPr>
+        <w:rFonts w:ascii="Courier New" w:hAnsi="Courier New" w:cs="Courier New" w:hint="default"/>
+      </w:rPr>
+    </w:lvl>
+    <w:lvl w:ilvl="8" w:tplc="0C0A0005" w:tentative="1">
+      <w:start w:val="1"/>
+      <w:numFmt w:val="bullet"/>
+      <w:lvlText w:val=""/>
+      <w:lvlJc w:val="left"/>
+      <w:pPr>
+        <w:ind w:left="6480" w:hanging="360"/>
+      </w:pPr>
+      <w:rPr>
+        <w:rFonts w:ascii="Wingdings" w:hAnsi="Wingdings" w:hint="default"/>
+      </w:rPr>
+    </w:lvl>
+  </w:abstractNum>
+  <w:abstractNum w:abstractNumId="5" w15:restartNumberingAfterBreak="0">
     <w:nsid w:val="2307024F"/>
     <w:multiLevelType w:val="multilevel"/>
     <w:tmpl w:val="974E2D04"/>
@@ -8528,7 +8494,156 @@
       </w:rPr>
     </w:lvl>
   </w:abstractNum>
-  <w:abstractNum w:abstractNumId="4" w15:restartNumberingAfterBreak="0">
+  <w:abstractNum w:abstractNumId="6" w15:restartNumberingAfterBreak="0">
+    <w:nsid w:val="2A5B2BF0"/>
+    <w:multiLevelType w:val="multilevel"/>
+    <w:tmpl w:val="B656AEEE"/>
+    <w:lvl w:ilvl="0">
+      <w:start w:val="1"/>
+      <w:numFmt w:val="bullet"/>
+      <w:lvlText w:val=""/>
+      <w:lvlJc w:val="left"/>
+      <w:pPr>
+        <w:tabs>
+          <w:tab w:val="num" w:pos="720"/>
+        </w:tabs>
+        <w:ind w:left="720" w:hanging="360"/>
+      </w:pPr>
+      <w:rPr>
+        <w:rFonts w:ascii="Symbol" w:hAnsi="Symbol" w:hint="default"/>
+        <w:sz w:val="20"/>
+      </w:rPr>
+    </w:lvl>
+    <w:lvl w:ilvl="1" w:tentative="1">
+      <w:start w:val="1"/>
+      <w:numFmt w:val="bullet"/>
+      <w:lvlText w:val="o"/>
+      <w:lvlJc w:val="left"/>
+      <w:pPr>
+        <w:tabs>
+          <w:tab w:val="num" w:pos="1440"/>
+        </w:tabs>
+        <w:ind w:left="1440" w:hanging="360"/>
+      </w:pPr>
+      <w:rPr>
+        <w:rFonts w:ascii="Courier New" w:hAnsi="Courier New" w:hint="default"/>
+        <w:sz w:val="20"/>
+      </w:rPr>
+    </w:lvl>
+    <w:lvl w:ilvl="2" w:tentative="1">
+      <w:start w:val="1"/>
+      <w:numFmt w:val="bullet"/>
+      <w:lvlText w:val=""/>
+      <w:lvlJc w:val="left"/>
+      <w:pPr>
+        <w:tabs>
+          <w:tab w:val="num" w:pos="2160"/>
+        </w:tabs>
+        <w:ind w:left="2160" w:hanging="360"/>
+      </w:pPr>
+      <w:rPr>
+        <w:rFonts w:ascii="Wingdings" w:hAnsi="Wingdings" w:hint="default"/>
+        <w:sz w:val="20"/>
+      </w:rPr>
+    </w:lvl>
+    <w:lvl w:ilvl="3" w:tentative="1">
+      <w:start w:val="1"/>
+      <w:numFmt w:val="bullet"/>
+      <w:lvlText w:val=""/>
+      <w:lvlJc w:val="left"/>
+      <w:pPr>
+        <w:tabs>
+          <w:tab w:val="num" w:pos="2880"/>
+        </w:tabs>
+        <w:ind w:left="2880" w:hanging="360"/>
+      </w:pPr>
+      <w:rPr>
+        <w:rFonts w:ascii="Wingdings" w:hAnsi="Wingdings" w:hint="default"/>
+        <w:sz w:val="20"/>
+      </w:rPr>
+    </w:lvl>
+    <w:lvl w:ilvl="4" w:tentative="1">
+      <w:start w:val="1"/>
+      <w:numFmt w:val="bullet"/>
+      <w:lvlText w:val=""/>
+      <w:lvlJc w:val="left"/>
+      <w:pPr>
+        <w:tabs>
+          <w:tab w:val="num" w:pos="3600"/>
+        </w:tabs>
+        <w:ind w:left="3600" w:hanging="360"/>
+      </w:pPr>
+      <w:rPr>
+        <w:rFonts w:ascii="Wingdings" w:hAnsi="Wingdings" w:hint="default"/>
+        <w:sz w:val="20"/>
+      </w:rPr>
+    </w:lvl>
+    <w:lvl w:ilvl="5" w:tentative="1">
+      <w:start w:val="1"/>
+      <w:numFmt w:val="bullet"/>
+      <w:lvlText w:val=""/>
+      <w:lvlJc w:val="left"/>
+      <w:pPr>
+        <w:tabs>
+          <w:tab w:val="num" w:pos="4320"/>
+        </w:tabs>
+        <w:ind w:left="4320" w:hanging="360"/>
+      </w:pPr>
+      <w:rPr>
+        <w:rFonts w:ascii="Wingdings" w:hAnsi="Wingdings" w:hint="default"/>
+        <w:sz w:val="20"/>
+      </w:rPr>
+    </w:lvl>
+    <w:lvl w:ilvl="6" w:tentative="1">
+      <w:start w:val="1"/>
+      <w:numFmt w:val="bullet"/>
+      <w:lvlText w:val=""/>
+      <w:lvlJc w:val="left"/>
+      <w:pPr>
+        <w:tabs>
+          <w:tab w:val="num" w:pos="5040"/>
+        </w:tabs>
+        <w:ind w:left="5040" w:hanging="360"/>
+      </w:pPr>
+      <w:rPr>
+        <w:rFonts w:ascii="Wingdings" w:hAnsi="Wingdings" w:hint="default"/>
+        <w:sz w:val="20"/>
+      </w:rPr>
+    </w:lvl>
+    <w:lvl w:ilvl="7" w:tentative="1">
+      <w:start w:val="1"/>
+      <w:numFmt w:val="bullet"/>
+      <w:lvlText w:val=""/>
+      <w:lvlJc w:val="left"/>
+      <w:pPr>
+        <w:tabs>
+          <w:tab w:val="num" w:pos="5760"/>
+        </w:tabs>
+        <w:ind w:left="5760" w:hanging="360"/>
+      </w:pPr>
+      <w:rPr>
+        <w:rFonts w:ascii="Wingdings" w:hAnsi="Wingdings" w:hint="default"/>
+        <w:sz w:val="20"/>
+      </w:rPr>
+    </w:lvl>
+    <w:lvl w:ilvl="8" w:tentative="1">
+      <w:start w:val="1"/>
+      <w:numFmt w:val="bullet"/>
+      <w:lvlText w:val=""/>
+      <w:lvlJc w:val="left"/>
+      <w:pPr>
+        <w:tabs>
+          <w:tab w:val="num" w:pos="6480"/>
+        </w:tabs>
+        <w:ind w:left="6480" w:hanging="360"/>
+      </w:pPr>
+      <w:rPr>
+        <w:rFonts w:ascii="Wingdings" w:hAnsi="Wingdings" w:hint="default"/>
+        <w:sz w:val="20"/>
+      </w:rPr>
+    </w:lvl>
+  </w:abstractNum>
+  <w:abstractNum w:abstractNumId="7" w15:restartNumberingAfterBreak="0">
     <w:nsid w:val="305F65EC"/>
     <w:multiLevelType w:val="hybridMultilevel"/>
     <w:tmpl w:val="931648DC"/>
@@ -8641,7 +8756,7 @@
       </w:rPr>
     </w:lvl>
   </w:abstractNum>
-  <w:abstractNum w:abstractNumId="5" w15:restartNumberingAfterBreak="0">
+  <w:abstractNum w:abstractNumId="8" w15:restartNumberingAfterBreak="0">
     <w:nsid w:val="30B0064A"/>
     <w:multiLevelType w:val="hybridMultilevel"/>
     <w:tmpl w:val="0A5A649A"/>
@@ -8754,7 +8869,7 @@
       </w:rPr>
     </w:lvl>
   </w:abstractNum>
-  <w:abstractNum w:abstractNumId="6" w15:restartNumberingAfterBreak="0">
+  <w:abstractNum w:abstractNumId="9" w15:restartNumberingAfterBreak="0">
     <w:nsid w:val="3B7F4652"/>
     <w:multiLevelType w:val="hybridMultilevel"/>
     <w:tmpl w:val="ED8A78F6"/>
@@ -8867,7 +8982,7 @@
       </w:rPr>
     </w:lvl>
   </w:abstractNum>
-  <w:abstractNum w:abstractNumId="7" w15:restartNumberingAfterBreak="0">
+  <w:abstractNum w:abstractNumId="10" w15:restartNumberingAfterBreak="0">
     <w:nsid w:val="3CB124EE"/>
     <w:multiLevelType w:val="multilevel"/>
     <w:tmpl w:val="FCB69794"/>
@@ -9016,7 +9131,233 @@
       </w:rPr>
     </w:lvl>
   </w:abstractNum>
-  <w:abstractNum w:abstractNumId="8" w15:restartNumberingAfterBreak="0">
+  <w:abstractNum w:abstractNumId="11" w15:restartNumberingAfterBreak="0">
+    <w:nsid w:val="403D1DE0"/>
+    <w:multiLevelType w:val="hybridMultilevel"/>
+    <w:tmpl w:val="960609C8"/>
+    <w:lvl w:ilvl="0" w:tplc="0C0A0001">
+      <w:start w:val="1"/>
+      <w:numFmt w:val="bullet"/>
+      <w:lvlText w:val=""/>
+      <w:lvlJc w:val="left"/>
+      <w:pPr>
+        <w:ind w:left="720" w:hanging="360"/>
+      </w:pPr>
+      <w:rPr>
+        <w:rFonts w:ascii="Symbol" w:hAnsi="Symbol" w:hint="default"/>
+      </w:rPr>
+    </w:lvl>
+    <w:lvl w:ilvl="1" w:tplc="0C0A0003" w:tentative="1">
+      <w:start w:val="1"/>
+      <w:numFmt w:val="bullet"/>
+      <w:lvlText w:val="o"/>
+      <w:lvlJc w:val="left"/>
+      <w:pPr>
+        <w:ind w:left="1440" w:hanging="360"/>
+      </w:pPr>
+      <w:rPr>
+        <w:rFonts w:ascii="Courier New" w:hAnsi="Courier New" w:cs="Courier New" w:hint="default"/>
+      </w:rPr>
+    </w:lvl>
+    <w:lvl w:ilvl="2" w:tplc="0C0A0005" w:tentative="1">
+      <w:start w:val="1"/>
+      <w:numFmt w:val="bullet"/>
+      <w:lvlText w:val=""/>
+      <w:lvlJc w:val="left"/>
+      <w:pPr>
+        <w:ind w:left="2160" w:hanging="360"/>
+      </w:pPr>
+      <w:rPr>
+        <w:rFonts w:ascii="Wingdings" w:hAnsi="Wingdings" w:hint="default"/>
+      </w:rPr>
+    </w:lvl>
+    <w:lvl w:ilvl="3" w:tplc="0C0A0001" w:tentative="1">
+      <w:start w:val="1"/>
+      <w:numFmt w:val="bullet"/>
+      <w:lvlText w:val=""/>
+      <w:lvlJc w:val="left"/>
+      <w:pPr>
+        <w:ind w:left="2880" w:hanging="360"/>
+      </w:pPr>
+      <w:rPr>
+        <w:rFonts w:ascii="Symbol" w:hAnsi="Symbol" w:hint="default"/>
+      </w:rPr>
+    </w:lvl>
+    <w:lvl w:ilvl="4" w:tplc="0C0A0003" w:tentative="1">
+      <w:start w:val="1"/>
+      <w:numFmt w:val="bullet"/>
+      <w:lvlText w:val="o"/>
+      <w:lvlJc w:val="left"/>
+      <w:pPr>
+        <w:ind w:left="3600" w:hanging="360"/>
+      </w:pPr>
+      <w:rPr>
+        <w:rFonts w:ascii="Courier New" w:hAnsi="Courier New" w:cs="Courier New" w:hint="default"/>
+      </w:rPr>
+    </w:lvl>
+    <w:lvl w:ilvl="5" w:tplc="0C0A0005" w:tentative="1">
+      <w:start w:val="1"/>
+      <w:numFmt w:val="bullet"/>
+      <w:lvlText w:val=""/>
+      <w:lvlJc w:val="left"/>
+      <w:pPr>
+        <w:ind w:left="4320" w:hanging="360"/>
+      </w:pPr>
+      <w:rPr>
+        <w:rFonts w:ascii="Wingdings" w:hAnsi="Wingdings" w:hint="default"/>
+      </w:rPr>
+    </w:lvl>
+    <w:lvl w:ilvl="6" w:tplc="0C0A0001" w:tentative="1">
+      <w:start w:val="1"/>
+      <w:numFmt w:val="bullet"/>
+      <w:lvlText w:val=""/>
+      <w:lvlJc w:val="left"/>
+      <w:pPr>
+        <w:ind w:left="5040" w:hanging="360"/>
+      </w:pPr>
+      <w:rPr>
+        <w:rFonts w:ascii="Symbol" w:hAnsi="Symbol" w:hint="default"/>
+      </w:rPr>
+    </w:lvl>
+    <w:lvl w:ilvl="7" w:tplc="0C0A0003" w:tentative="1">
+      <w:start w:val="1"/>
+      <w:numFmt w:val="bullet"/>
+      <w:lvlText w:val="o"/>
+      <w:lvlJc w:val="left"/>
+      <w:pPr>
+        <w:ind w:left="5760" w:hanging="360"/>
+      </w:pPr>
+      <w:rPr>
+        <w:rFonts w:ascii="Courier New" w:hAnsi="Courier New" w:cs="Courier New" w:hint="default"/>
+      </w:rPr>
+    </w:lvl>
+    <w:lvl w:ilvl="8" w:tplc="0C0A0005" w:tentative="1">
+      <w:start w:val="1"/>
+      <w:numFmt w:val="bullet"/>
+      <w:lvlText w:val=""/>
+      <w:lvlJc w:val="left"/>
+      <w:pPr>
+        <w:ind w:left="6480" w:hanging="360"/>
+      </w:pPr>
+      <w:rPr>
+        <w:rFonts w:ascii="Wingdings" w:hAnsi="Wingdings" w:hint="default"/>
+      </w:rPr>
+    </w:lvl>
+  </w:abstractNum>
+  <w:abstractNum w:abstractNumId="12" w15:restartNumberingAfterBreak="0">
+    <w:nsid w:val="47037D8A"/>
+    <w:multiLevelType w:val="hybridMultilevel"/>
+    <w:tmpl w:val="4E5EEE82"/>
+    <w:lvl w:ilvl="0" w:tplc="0C0A0001">
+      <w:start w:val="1"/>
+      <w:numFmt w:val="bullet"/>
+      <w:lvlText w:val=""/>
+      <w:lvlJc w:val="left"/>
+      <w:pPr>
+        <w:ind w:left="720" w:hanging="360"/>
+      </w:pPr>
+      <w:rPr>
+        <w:rFonts w:ascii="Symbol" w:hAnsi="Symbol" w:hint="default"/>
+      </w:rPr>
+    </w:lvl>
+    <w:lvl w:ilvl="1" w:tplc="0C0A0003" w:tentative="1">
+      <w:start w:val="1"/>
+      <w:numFmt w:val="bullet"/>
+      <w:lvlText w:val="o"/>
+      <w:lvlJc w:val="left"/>
+      <w:pPr>
+        <w:ind w:left="1440" w:hanging="360"/>
+      </w:pPr>
+      <w:rPr>
+        <w:rFonts w:ascii="Courier New" w:hAnsi="Courier New" w:cs="Courier New" w:hint="default"/>
+      </w:rPr>
+    </w:lvl>
+    <w:lvl w:ilvl="2" w:tplc="0C0A0005" w:tentative="1">
+      <w:start w:val="1"/>
+      <w:numFmt w:val="bullet"/>
+      <w:lvlText w:val=""/>
+      <w:lvlJc w:val="left"/>
+      <w:pPr>
+        <w:ind w:left="2160" w:hanging="360"/>
+      </w:pPr>
+      <w:rPr>
+        <w:rFonts w:ascii="Wingdings" w:hAnsi="Wingdings" w:hint="default"/>
+      </w:rPr>
+    </w:lvl>
+    <w:lvl w:ilvl="3" w:tplc="0C0A0001" w:tentative="1">
+      <w:start w:val="1"/>
+      <w:numFmt w:val="bullet"/>
+      <w:lvlText w:val=""/>
+      <w:lvlJc w:val="left"/>
+      <w:pPr>
+        <w:ind w:left="2880" w:hanging="360"/>
+      </w:pPr>
+      <w:rPr>
+        <w:rFonts w:ascii="Symbol" w:hAnsi="Symbol" w:hint="default"/>
+      </w:rPr>
+    </w:lvl>
+    <w:lvl w:ilvl="4" w:tplc="0C0A0003" w:tentative="1">
+      <w:start w:val="1"/>
+      <w:numFmt w:val="bullet"/>
+      <w:lvlText w:val="o"/>
+      <w:lvlJc w:val="left"/>
+      <w:pPr>
+        <w:ind w:left="3600" w:hanging="360"/>
+      </w:pPr>
+      <w:rPr>
+        <w:rFonts w:ascii="Courier New" w:hAnsi="Courier New" w:cs="Courier New" w:hint="default"/>
+      </w:rPr>
+    </w:lvl>
+    <w:lvl w:ilvl="5" w:tplc="0C0A0005" w:tentative="1">
+      <w:start w:val="1"/>
+      <w:numFmt w:val="bullet"/>
+      <w:lvlText w:val=""/>
+      <w:lvlJc w:val="left"/>
+      <w:pPr>
+        <w:ind w:left="4320" w:hanging="360"/>
+      </w:pPr>
+      <w:rPr>
+        <w:rFonts w:ascii="Wingdings" w:hAnsi="Wingdings" w:hint="default"/>
+      </w:rPr>
+    </w:lvl>
+    <w:lvl w:ilvl="6" w:tplc="0C0A0001" w:tentative="1">
+      <w:start w:val="1"/>
+      <w:numFmt w:val="bullet"/>
+      <w:lvlText w:val=""/>
+      <w:lvlJc w:val="left"/>
+      <w:pPr>
+        <w:ind w:left="5040" w:hanging="360"/>
+      </w:pPr>
+      <w:rPr>
+        <w:rFonts w:ascii="Symbol" w:hAnsi="Symbol" w:hint="default"/>
+      </w:rPr>
+    </w:lvl>
+    <w:lvl w:ilvl="7" w:tplc="0C0A0003" w:tentative="1">
+      <w:start w:val="1"/>
+      <w:numFmt w:val="bullet"/>
+      <w:lvlText w:val="o"/>
+      <w:lvlJc w:val="left"/>
+      <w:pPr>
+        <w:ind w:left="5760" w:hanging="360"/>
+      </w:pPr>
+      <w:rPr>
+        <w:rFonts w:ascii="Courier New" w:hAnsi="Courier New" w:cs="Courier New" w:hint="default"/>
+      </w:rPr>
+    </w:lvl>
+    <w:lvl w:ilvl="8" w:tplc="0C0A0005" w:tentative="1">
+      <w:start w:val="1"/>
+      <w:numFmt w:val="bullet"/>
+      <w:lvlText w:val=""/>
+      <w:lvlJc w:val="left"/>
+      <w:pPr>
+        <w:ind w:left="6480" w:hanging="360"/>
+      </w:pPr>
+      <w:rPr>
+        <w:rFonts w:ascii="Wingdings" w:hAnsi="Wingdings" w:hint="default"/>
+      </w:rPr>
+    </w:lvl>
+  </w:abstractNum>
+  <w:abstractNum w:abstractNumId="13" w15:restartNumberingAfterBreak="0">
     <w:nsid w:val="47264C9D"/>
     <w:multiLevelType w:val="hybridMultilevel"/>
     <w:tmpl w:val="B5F628FC"/>
@@ -9129,7 +9470,7 @@
       </w:rPr>
     </w:lvl>
   </w:abstractNum>
-  <w:abstractNum w:abstractNumId="9" w15:restartNumberingAfterBreak="0">
+  <w:abstractNum w:abstractNumId="14" w15:restartNumberingAfterBreak="0">
     <w:nsid w:val="4C0A50B8"/>
     <w:multiLevelType w:val="hybridMultilevel"/>
     <w:tmpl w:val="B44A0DA8"/>
@@ -9242,7 +9583,7 @@
       </w:rPr>
     </w:lvl>
   </w:abstractNum>
-  <w:abstractNum w:abstractNumId="10" w15:restartNumberingAfterBreak="0">
+  <w:abstractNum w:abstractNumId="15" w15:restartNumberingAfterBreak="0">
     <w:nsid w:val="4DC67CB0"/>
     <w:multiLevelType w:val="hybridMultilevel"/>
     <w:tmpl w:val="9C8AED40"/>
@@ -9355,7 +9696,7 @@
       </w:rPr>
     </w:lvl>
   </w:abstractNum>
-  <w:abstractNum w:abstractNumId="11" w15:restartNumberingAfterBreak="0">
+  <w:abstractNum w:abstractNumId="16" w15:restartNumberingAfterBreak="0">
     <w:nsid w:val="4F037358"/>
     <w:multiLevelType w:val="hybridMultilevel"/>
     <w:tmpl w:val="14BE0852"/>
@@ -9468,7 +9809,7 @@
       </w:rPr>
     </w:lvl>
   </w:abstractNum>
-  <w:abstractNum w:abstractNumId="12" w15:restartNumberingAfterBreak="0">
+  <w:abstractNum w:abstractNumId="17" w15:restartNumberingAfterBreak="0">
     <w:nsid w:val="52F4202B"/>
     <w:multiLevelType w:val="multilevel"/>
     <w:tmpl w:val="AD285AAE"/>
@@ -9617,7 +9958,7 @@
       </w:rPr>
     </w:lvl>
   </w:abstractNum>
-  <w:abstractNum w:abstractNumId="13" w15:restartNumberingAfterBreak="0">
+  <w:abstractNum w:abstractNumId="18" w15:restartNumberingAfterBreak="0">
     <w:nsid w:val="535E7A4F"/>
     <w:multiLevelType w:val="hybridMultilevel"/>
     <w:tmpl w:val="FD3210BE"/>
@@ -9730,7 +10071,7 @@
       </w:rPr>
     </w:lvl>
   </w:abstractNum>
-  <w:abstractNum w:abstractNumId="14" w15:restartNumberingAfterBreak="0">
+  <w:abstractNum w:abstractNumId="19" w15:restartNumberingAfterBreak="0">
     <w:nsid w:val="54BC7891"/>
     <w:multiLevelType w:val="multilevel"/>
     <w:tmpl w:val="53AEC968"/>
@@ -9879,7 +10220,7 @@
       </w:rPr>
     </w:lvl>
   </w:abstractNum>
-  <w:abstractNum w:abstractNumId="15" w15:restartNumberingAfterBreak="0">
+  <w:abstractNum w:abstractNumId="20" w15:restartNumberingAfterBreak="0">
     <w:nsid w:val="5F4230EB"/>
     <w:multiLevelType w:val="multilevel"/>
     <w:tmpl w:val="D2C8F652"/>
@@ -10028,7 +10369,7 @@
       </w:rPr>
     </w:lvl>
   </w:abstractNum>
-  <w:abstractNum w:abstractNumId="16" w15:restartNumberingAfterBreak="0">
+  <w:abstractNum w:abstractNumId="21" w15:restartNumberingAfterBreak="0">
     <w:nsid w:val="5F60238E"/>
     <w:multiLevelType w:val="hybridMultilevel"/>
     <w:tmpl w:val="632E5B96"/>
@@ -10141,7 +10482,7 @@
       </w:rPr>
     </w:lvl>
   </w:abstractNum>
-  <w:abstractNum w:abstractNumId="17" w15:restartNumberingAfterBreak="0">
+  <w:abstractNum w:abstractNumId="22" w15:restartNumberingAfterBreak="0">
     <w:nsid w:val="6BAF542F"/>
     <w:multiLevelType w:val="multilevel"/>
     <w:tmpl w:val="87F43752"/>
@@ -10290,7 +10631,7 @@
       </w:rPr>
     </w:lvl>
   </w:abstractNum>
-  <w:abstractNum w:abstractNumId="18" w15:restartNumberingAfterBreak="0">
+  <w:abstractNum w:abstractNumId="23" w15:restartNumberingAfterBreak="0">
     <w:nsid w:val="6D4D7609"/>
     <w:multiLevelType w:val="multilevel"/>
     <w:tmpl w:val="34AE6CAE"/>
@@ -10440,60 +10781,75 @@
     </w:lvl>
   </w:abstractNum>
   <w:num w:numId="1" w16cid:durableId="363142724">
-    <w:abstractNumId w:val="15"/>
+    <w:abstractNumId w:val="20"/>
   </w:num>
   <w:num w:numId="2" w16cid:durableId="460616395">
-    <w:abstractNumId w:val="12"/>
+    <w:abstractNumId w:val="17"/>
   </w:num>
   <w:num w:numId="3" w16cid:durableId="1452701954">
     <w:abstractNumId w:val="1"/>
   </w:num>
   <w:num w:numId="4" w16cid:durableId="735393333">
-    <w:abstractNumId w:val="3"/>
+    <w:abstractNumId w:val="5"/>
   </w:num>
   <w:num w:numId="5" w16cid:durableId="741803877">
+    <w:abstractNumId w:val="19"/>
+  </w:num>
+  <w:num w:numId="6" w16cid:durableId="1769472359">
+    <w:abstractNumId w:val="23"/>
+  </w:num>
+  <w:num w:numId="7" w16cid:durableId="1636256667">
+    <w:abstractNumId w:val="22"/>
+  </w:num>
+  <w:num w:numId="8" w16cid:durableId="1363944567">
+    <w:abstractNumId w:val="10"/>
+  </w:num>
+  <w:num w:numId="9" w16cid:durableId="1716613953">
+    <w:abstractNumId w:val="15"/>
+  </w:num>
+  <w:num w:numId="10" w16cid:durableId="1772117016">
     <w:abstractNumId w:val="14"/>
   </w:num>
-  <w:num w:numId="6" w16cid:durableId="1769472359">
-    <w:abstractNumId w:val="18"/>
-  </w:num>
-  <w:num w:numId="7" w16cid:durableId="1636256667">
-    <w:abstractNumId w:val="17"/>
-  </w:num>
-  <w:num w:numId="8" w16cid:durableId="1363944567">
-    <w:abstractNumId w:val="7"/>
-  </w:num>
-  <w:num w:numId="9" w16cid:durableId="1716613953">
-    <w:abstractNumId w:val="10"/>
-  </w:num>
-  <w:num w:numId="10" w16cid:durableId="1772117016">
-    <w:abstractNumId w:val="9"/>
-  </w:num>
   <w:num w:numId="11" w16cid:durableId="850991176">
-    <w:abstractNumId w:val="5"/>
+    <w:abstractNumId w:val="8"/>
   </w:num>
   <w:num w:numId="12" w16cid:durableId="748697051">
-    <w:abstractNumId w:val="16"/>
+    <w:abstractNumId w:val="21"/>
   </w:num>
   <w:num w:numId="13" w16cid:durableId="1044402799">
-    <w:abstractNumId w:val="6"/>
+    <w:abstractNumId w:val="9"/>
   </w:num>
   <w:num w:numId="14" w16cid:durableId="1548564430">
     <w:abstractNumId w:val="2"/>
   </w:num>
   <w:num w:numId="15" w16cid:durableId="1998879052">
-    <w:abstractNumId w:val="4"/>
+    <w:abstractNumId w:val="7"/>
   </w:num>
   <w:num w:numId="16" w16cid:durableId="1098789648">
     <w:abstractNumId w:val="0"/>
   </w:num>
   <w:num w:numId="17" w16cid:durableId="765345270">
-    <w:abstractNumId w:val="8"/>
+    <w:abstractNumId w:val="13"/>
   </w:num>
   <w:num w:numId="18" w16cid:durableId="995885130">
-    <w:abstractNumId w:val="13"/>
+    <w:abstractNumId w:val="18"/>
   </w:num>
   <w:num w:numId="19" w16cid:durableId="629939123">
+    <w:abstractNumId w:val="16"/>
+  </w:num>
+  <w:num w:numId="20" w16cid:durableId="1477722791">
+    <w:abstractNumId w:val="12"/>
+  </w:num>
+  <w:num w:numId="21" w16cid:durableId="970478400">
+    <w:abstractNumId w:val="6"/>
+  </w:num>
+  <w:num w:numId="22" w16cid:durableId="2067876726">
+    <w:abstractNumId w:val="4"/>
+  </w:num>
+  <w:num w:numId="23" w16cid:durableId="258563234">
+    <w:abstractNumId w:val="3"/>
+  </w:num>
+  <w:num w:numId="24" w16cid:durableId="1733388559">
     <w:abstractNumId w:val="11"/>
   </w:num>
 </w:numbering>

--- a/Memoria.docx
+++ b/Memoria.docx
@@ -3868,7 +3868,21 @@
         <w:rPr>
           <w:rFonts w:ascii="Arial" w:hAnsi="Arial" w:cs="Arial"/>
         </w:rPr>
-        <w:t>La eficacia de un sistema RAG depende de forma crítica de la calidad del preprocesado: la selección de las fuentes, la limpieza del texto, la segmentación adecuada de los documentos y la generación de embeddings representativos. En este capítulo se detalla de manera metodológica cómo se ha llevado a cabo dicho proceso en el presente trabajo.</w:t>
+        <w:t xml:space="preserve">La eficacia de un sistema RAG depende de forma crítica de la calidad del preprocesado: la selección de las fuentes, la limpieza del texto, la segmentación adecuada de los documentos y la generación de </w:t>
+      </w:r>
+      <w:proofErr w:type="spellStart"/>
+      <w:r>
+        <w:rPr>
+          <w:rFonts w:ascii="Arial" w:hAnsi="Arial" w:cs="Arial"/>
+        </w:rPr>
+        <w:t>embeddings</w:t>
+      </w:r>
+      <w:proofErr w:type="spellEnd"/>
+      <w:r>
+        <w:rPr>
+          <w:rFonts w:ascii="Arial" w:hAnsi="Arial" w:cs="Arial"/>
+        </w:rPr>
+        <w:t xml:space="preserve"> representativos. En este capítulo se detalla de manera metodológica cómo se ha llevado a cabo dicho proceso en el presente trabajo.</w:t>
       </w:r>
     </w:p>
     <w:p>
@@ -3956,7 +3970,25 @@
           <w:sz w:val="24"/>
           <w:szCs w:val="24"/>
         </w:rPr>
-        <w:t xml:space="preserve"> (PDFs)</w:t>
+        <w:t xml:space="preserve"> (</w:t>
+      </w:r>
+      <w:proofErr w:type="spellStart"/>
+      <w:r>
+        <w:rPr>
+          <w:rFonts w:ascii="Arial" w:hAnsi="Arial" w:cs="Arial"/>
+          <w:sz w:val="24"/>
+          <w:szCs w:val="24"/>
+        </w:rPr>
+        <w:t>PDFs</w:t>
+      </w:r>
+      <w:proofErr w:type="spellEnd"/>
+      <w:r>
+        <w:rPr>
+          <w:rFonts w:ascii="Arial" w:hAnsi="Arial" w:cs="Arial"/>
+          <w:sz w:val="24"/>
+          <w:szCs w:val="24"/>
+        </w:rPr>
+        <w:t>)</w:t>
       </w:r>
       <w:bookmarkEnd w:id="5"/>
     </w:p>
@@ -4003,7 +4035,61 @@
           <w:b/>
           <w:bCs/>
         </w:rPr>
-        <w:t>FAA Advisory Circulars (ACs),</w:t>
+        <w:t xml:space="preserve">FAA </w:t>
+      </w:r>
+      <w:proofErr w:type="spellStart"/>
+      <w:r>
+        <w:rPr>
+          <w:rFonts w:ascii="Arial" w:hAnsi="Arial" w:cs="Arial"/>
+          <w:b/>
+          <w:bCs/>
+        </w:rPr>
+        <w:t>Advisory</w:t>
+      </w:r>
+      <w:proofErr w:type="spellEnd"/>
+      <w:r>
+        <w:rPr>
+          <w:rFonts w:ascii="Arial" w:hAnsi="Arial" w:cs="Arial"/>
+          <w:b/>
+          <w:bCs/>
+        </w:rPr>
+        <w:t xml:space="preserve"> </w:t>
+      </w:r>
+      <w:proofErr w:type="spellStart"/>
+      <w:r>
+        <w:rPr>
+          <w:rFonts w:ascii="Arial" w:hAnsi="Arial" w:cs="Arial"/>
+          <w:b/>
+          <w:bCs/>
+        </w:rPr>
+        <w:t>Circulars</w:t>
+      </w:r>
+      <w:proofErr w:type="spellEnd"/>
+      <w:r>
+        <w:rPr>
+          <w:rFonts w:ascii="Arial" w:hAnsi="Arial" w:cs="Arial"/>
+          <w:b/>
+          <w:bCs/>
+        </w:rPr>
+        <w:t xml:space="preserve"> (</w:t>
+      </w:r>
+      <w:proofErr w:type="spellStart"/>
+      <w:r>
+        <w:rPr>
+          <w:rFonts w:ascii="Arial" w:hAnsi="Arial" w:cs="Arial"/>
+          <w:b/>
+          <w:bCs/>
+        </w:rPr>
+        <w:t>ACs</w:t>
+      </w:r>
+      <w:proofErr w:type="spellEnd"/>
+      <w:r>
+        <w:rPr>
+          <w:rFonts w:ascii="Arial" w:hAnsi="Arial" w:cs="Arial"/>
+          <w:b/>
+          <w:bCs/>
+        </w:rPr>
+        <w:t>),</w:t>
       </w:r>
       <w:r>
         <w:rPr>
@@ -4061,7 +4147,13 @@
         <w:rPr>
           <w:rFonts w:ascii="Arial" w:hAnsi="Arial" w:cs="Arial"/>
         </w:rPr>
-        <w:t>, que aporta conocimiento operativo mediante estudios de caso, análisis de incidentes y recomendaciones de ingeniería basadas en experiencia real.</w:t>
+        <w:t xml:space="preserve">, que aporta conocimiento operativo mediante estudios de caso, análisis de incidentes y recomendaciones de ingeniería basadas en </w:t>
+      </w:r>
+      <w:r>
+        <w:rPr>
+          <w:rFonts w:ascii="Arial" w:hAnsi="Arial" w:cs="Arial"/>
+        </w:rPr>
+        <w:t>experiencia real.</w:t>
       </w:r>
     </w:p>
     <w:p>
@@ -4080,13 +4172,6 @@
     </w:p>
     <w:p>
       <w:pPr>
-        <w:rPr>
-          <w:rFonts w:ascii="Arial" w:hAnsi="Arial" w:cs="Arial"/>
-        </w:rPr>
-      </w:pPr>
-    </w:p>
-    <w:p>
-      <w:pPr>
         <w:pStyle w:val="Ttulo3"/>
         <w:rPr>
           <w:rFonts w:ascii="Arial" w:hAnsi="Arial" w:cs="Arial"/>
@@ -4109,7 +4194,25 @@
           <w:sz w:val="24"/>
           <w:szCs w:val="24"/>
         </w:rPr>
-        <w:t xml:space="preserve"> (Excels)</w:t>
+        <w:t xml:space="preserve"> (</w:t>
+      </w:r>
+      <w:proofErr w:type="spellStart"/>
+      <w:r>
+        <w:rPr>
+          <w:rFonts w:ascii="Arial" w:hAnsi="Arial" w:cs="Arial"/>
+          <w:sz w:val="24"/>
+          <w:szCs w:val="24"/>
+        </w:rPr>
+        <w:t>Excels</w:t>
+      </w:r>
+      <w:proofErr w:type="spellEnd"/>
+      <w:r>
+        <w:rPr>
+          <w:rFonts w:ascii="Arial" w:hAnsi="Arial" w:cs="Arial"/>
+          <w:sz w:val="24"/>
+          <w:szCs w:val="24"/>
+        </w:rPr>
+        <w:t>)</w:t>
       </w:r>
       <w:bookmarkEnd w:id="6"/>
     </w:p>
@@ -4123,7 +4226,7 @@
         <w:rPr>
           <w:rFonts w:ascii="Arial" w:hAnsi="Arial" w:cs="Arial"/>
         </w:rPr>
-        <w:t>La segunda categoría de datos textuales está formada por bases de datos operacionales que combinan campos estructurados con texto libre introducido por operadores humanos. Estos conjuntos presentan mayor nivel de ruido lingüístico e inconsistencias de formato, pero aportan un alto valor empírico.</w:t>
+        <w:t xml:space="preserve">La segunda categoría de datos textuales está formada por bases de datos operacionales que combinan campos estructurados con texto libre introducido por operadores humanos.  </w:t>
       </w:r>
     </w:p>
     <w:p>
@@ -4180,7 +4283,43 @@
           <w:b/>
           <w:bCs/>
         </w:rPr>
-        <w:t>FAA Service Difficulty Reports (SDR)</w:t>
+        <w:t xml:space="preserve">FAA Service </w:t>
+      </w:r>
+      <w:proofErr w:type="spellStart"/>
+      <w:r>
+        <w:rPr>
+          <w:rFonts w:ascii="Arial" w:hAnsi="Arial" w:cs="Arial"/>
+          <w:b/>
+          <w:bCs/>
+        </w:rPr>
+        <w:t>Difficulty</w:t>
+      </w:r>
+      <w:proofErr w:type="spellEnd"/>
+      <w:r>
+        <w:rPr>
+          <w:rFonts w:ascii="Arial" w:hAnsi="Arial" w:cs="Arial"/>
+          <w:b/>
+          <w:bCs/>
+        </w:rPr>
+        <w:t xml:space="preserve"> </w:t>
+      </w:r>
+      <w:proofErr w:type="spellStart"/>
+      <w:r>
+        <w:rPr>
+          <w:rFonts w:ascii="Arial" w:hAnsi="Arial" w:cs="Arial"/>
+          <w:b/>
+          <w:bCs/>
+        </w:rPr>
+        <w:t>Reports</w:t>
+      </w:r>
+      <w:proofErr w:type="spellEnd"/>
+      <w:r>
+        <w:rPr>
+          <w:rFonts w:ascii="Arial" w:hAnsi="Arial" w:cs="Arial"/>
+          <w:b/>
+          <w:bCs/>
+        </w:rPr>
+        <w:t xml:space="preserve"> (SDR)</w:t>
       </w:r>
       <w:r>
         <w:rPr>
@@ -4199,15 +4338,34 @@
         <w:rPr>
           <w:rFonts w:ascii="Arial" w:hAnsi="Arial" w:cs="Arial"/>
         </w:rPr>
-        <w:t>Estos datos permiten enriquecer el sistema RAG con conocimiento basado en experiencia operativa real y facilitan análisis de similaridad, criticidad y patrones de fallo.</w:t>
-      </w:r>
-    </w:p>
-    <w:p>
-      <w:pPr>
-        <w:rPr>
-          <w:rFonts w:ascii="Arial" w:hAnsi="Arial" w:cs="Arial"/>
-        </w:rPr>
-      </w:pPr>
+        <w:t>Estos datos</w:t>
+      </w:r>
+      <w:r>
+        <w:rPr>
+          <w:rFonts w:ascii="Arial" w:hAnsi="Arial" w:cs="Arial"/>
+        </w:rPr>
+        <w:t>, aunque en su conjunto presenten un mayor nivel de ruido lingüístico e inconsistencias de formato,</w:t>
+      </w:r>
+      <w:r>
+        <w:rPr>
+          <w:rFonts w:ascii="Arial" w:hAnsi="Arial" w:cs="Arial"/>
+        </w:rPr>
+        <w:t xml:space="preserve"> permiten enriquecer el sistema RAG con conocimiento basado en experiencia operativa real y facilitan análisis de </w:t>
+      </w:r>
+      <w:proofErr w:type="spellStart"/>
+      <w:r>
+        <w:rPr>
+          <w:rFonts w:ascii="Arial" w:hAnsi="Arial" w:cs="Arial"/>
+        </w:rPr>
+        <w:t>similaridad</w:t>
+      </w:r>
+      <w:proofErr w:type="spellEnd"/>
+      <w:r>
+        <w:rPr>
+          <w:rFonts w:ascii="Arial" w:hAnsi="Arial" w:cs="Arial"/>
+        </w:rPr>
+        <w:t>, criticidad y patrones de fallo.</w:t>
+      </w:r>
     </w:p>
     <w:p>
       <w:pPr>
@@ -4239,7 +4397,21 @@
         <w:rPr>
           <w:rFonts w:ascii="Arial" w:hAnsi="Arial" w:cs="Arial"/>
         </w:rPr>
-        <w:t>Una vez identificadas las fuentes, se llevó a cabo un proceso sistemático de extracción, limpieza y normalización del contenido textual. Este paso es crítico para garantizar que los embeddings generados representen información relevante y no se vean contaminados por ruido innecesario.</w:t>
+        <w:t xml:space="preserve">Una vez identificadas las fuentes, se llevó a cabo un proceso sistemático de extracción, limpieza y normalización del contenido textual. Este paso es crítico para garantizar que los </w:t>
+      </w:r>
+      <w:proofErr w:type="spellStart"/>
+      <w:r>
+        <w:rPr>
+          <w:rFonts w:ascii="Arial" w:hAnsi="Arial" w:cs="Arial"/>
+        </w:rPr>
+        <w:t>embeddings</w:t>
+      </w:r>
+      <w:proofErr w:type="spellEnd"/>
+      <w:r>
+        <w:rPr>
+          <w:rFonts w:ascii="Arial" w:hAnsi="Arial" w:cs="Arial"/>
+        </w:rPr>
+        <w:t xml:space="preserve"> generados representen información relevante y no se vean contaminados por ruido innecesario.</w:t>
       </w:r>
     </w:p>
     <w:p>
@@ -4279,15 +4451,34 @@
         <w:rPr>
           <w:rFonts w:ascii="Arial" w:hAnsi="Arial" w:cs="Arial"/>
         </w:rPr>
-        <w:t>, alineándose con buenas prácticas actuales en sistemas basados en embeddings.</w:t>
-      </w:r>
-    </w:p>
-    <w:p>
-      <w:pPr>
-        <w:rPr>
-          <w:rFonts w:ascii="Arial" w:hAnsi="Arial" w:cs="Arial"/>
-        </w:rPr>
-      </w:pPr>
+        <w:t xml:space="preserve">, alineándose con </w:t>
+      </w:r>
+      <w:r>
+        <w:rPr>
+          <w:rFonts w:ascii="Arial" w:hAnsi="Arial" w:cs="Arial"/>
+        </w:rPr>
+        <w:t>buenas</w:t>
+      </w:r>
+      <w:r>
+        <w:rPr>
+          <w:rFonts w:ascii="Arial" w:hAnsi="Arial" w:cs="Arial"/>
+        </w:rPr>
+        <w:t xml:space="preserve"> prácticas actuales en sistemas basados en </w:t>
+      </w:r>
+      <w:proofErr w:type="spellStart"/>
+      <w:r>
+        <w:rPr>
+          <w:rFonts w:ascii="Arial" w:hAnsi="Arial" w:cs="Arial"/>
+        </w:rPr>
+        <w:t>embeddings</w:t>
+      </w:r>
+      <w:proofErr w:type="spellEnd"/>
+      <w:r>
+        <w:rPr>
+          <w:rFonts w:ascii="Arial" w:hAnsi="Arial" w:cs="Arial"/>
+        </w:rPr>
+        <w:t>.</w:t>
+      </w:r>
     </w:p>
     <w:p>
       <w:pPr>
@@ -4335,8 +4526,23 @@
         <w:rPr>
           <w:rFonts w:ascii="Arial" w:hAnsi="Arial" w:cs="Arial"/>
         </w:rPr>
-        <w:t>Dado que los modelos de lenguaje y los sistemas de embeddings presentan limitaciones en la longitud de los textos de entrada, los documentos se dividieron en fragmentos (</w:t>
-      </w:r>
+        <w:t xml:space="preserve">Dado que los modelos de lenguaje y los sistemas de </w:t>
+      </w:r>
+      <w:proofErr w:type="spellStart"/>
+      <w:r>
+        <w:rPr>
+          <w:rFonts w:ascii="Arial" w:hAnsi="Arial" w:cs="Arial"/>
+        </w:rPr>
+        <w:t>embeddings</w:t>
+      </w:r>
+      <w:proofErr w:type="spellEnd"/>
+      <w:r>
+        <w:rPr>
+          <w:rFonts w:ascii="Arial" w:hAnsi="Arial" w:cs="Arial"/>
+        </w:rPr>
+        <w:t xml:space="preserve"> presentan limitaciones en la longitud de los textos de entrada, los documentos se dividieron en fragmentos (</w:t>
+      </w:r>
+      <w:proofErr w:type="spellStart"/>
       <w:r>
         <w:rPr>
           <w:rFonts w:ascii="Arial" w:hAnsi="Arial" w:cs="Arial"/>
@@ -4345,6 +4551,7 @@
         </w:rPr>
         <w:t>chunks</w:t>
       </w:r>
+      <w:proofErr w:type="spellEnd"/>
       <w:r>
         <w:rPr>
           <w:rFonts w:ascii="Arial" w:hAnsi="Arial" w:cs="Arial"/>
@@ -4362,29 +4569,34 @@
         <w:rPr>
           <w:rFonts w:ascii="Arial" w:hAnsi="Arial" w:cs="Arial"/>
         </w:rPr>
+        <w:t>La estrategia de segmentación se diseñó para preservar el contexto semántico, evitar fragmentaciones arbitrarias que rompan unidades de significado, minimizar redundancia</w:t>
+      </w:r>
+      <w:r>
+        <w:rPr>
+          <w:rFonts w:ascii="Arial" w:hAnsi="Arial" w:cs="Arial"/>
+        </w:rPr>
+        <w:t>s</w:t>
+      </w:r>
+      <w:r>
+        <w:rPr>
+          <w:rFonts w:ascii="Arial" w:hAnsi="Arial" w:cs="Arial"/>
+        </w:rPr>
+        <w:t xml:space="preserve"> por solapamiento excesivo y garantizar consistencia entre fragmentos procedentes de distintas fuentes documentales.</w:t>
+      </w:r>
+    </w:p>
+    <w:p>
+      <w:pPr>
+        <w:rPr>
+          <w:rFonts w:ascii="Arial" w:hAnsi="Arial" w:cs="Arial"/>
+        </w:rPr>
+      </w:pPr>
+      <w:r>
+        <w:rPr>
+          <w:rFonts w:ascii="Arial" w:hAnsi="Arial" w:cs="Arial"/>
+        </w:rPr>
         <w:lastRenderedPageBreak/>
-        <w:t>La estrategia de segmentación se diseñó para preservar el contexto semántico, evitar fragmentaciones arbitrarias que rompan unidades de significado, minimizar redundancia por solapamiento excesivo y garantizar consistencia entre fragmentos procedentes de distintas fuentes documentales.</w:t>
-      </w:r>
-    </w:p>
-    <w:p>
-      <w:pPr>
-        <w:rPr>
-          <w:rFonts w:ascii="Arial" w:hAnsi="Arial" w:cs="Arial"/>
-        </w:rPr>
-      </w:pPr>
-      <w:r>
-        <w:rPr>
-          <w:rFonts w:ascii="Arial" w:hAnsi="Arial" w:cs="Arial"/>
-        </w:rPr>
         <w:t>Esta etapa resulta especialmente relevante para el rendimiento del sistema RAG, ya que influye directamente en la precisión de la recuperación y en la coherencia de las respuestas generadas.</w:t>
       </w:r>
-    </w:p>
-    <w:p>
-      <w:pPr>
-        <w:rPr>
-          <w:rFonts w:ascii="Arial" w:hAnsi="Arial" w:cs="Arial"/>
-        </w:rPr>
-      </w:pPr>
     </w:p>
     <w:p>
       <w:pPr>
@@ -4418,6 +4630,7 @@
         </w:rPr>
         <w:t xml:space="preserve">Los fragmentos de texto previamente limpiados y segmentados se transforman en representaciones vectoriales mediante modelos de </w:t>
       </w:r>
+      <w:proofErr w:type="spellStart"/>
       <w:r>
         <w:rPr>
           <w:rFonts w:ascii="Arial" w:hAnsi="Arial" w:cs="Arial"/>
@@ -4426,61 +4639,162 @@
         </w:rPr>
         <w:t>embeddings</w:t>
       </w:r>
+      <w:proofErr w:type="spellEnd"/>
       <w:r>
         <w:rPr>
           <w:rFonts w:ascii="Arial" w:hAnsi="Arial" w:cs="Arial"/>
         </w:rPr>
         <w:t xml:space="preserve"> semánticos. En este trabajo, la generación de dichas representaciones se realiza utilizando </w:t>
       </w:r>
+      <w:proofErr w:type="spellStart"/>
       <w:r>
         <w:rPr>
           <w:rFonts w:ascii="Arial" w:hAnsi="Arial" w:cs="Arial"/>
           <w:b/>
           <w:bCs/>
         </w:rPr>
-        <w:t>OpenAI Embeddings</w:t>
-      </w:r>
-      <w:r>
-        <w:rPr>
-          <w:rFonts w:ascii="Arial" w:hAnsi="Arial" w:cs="Arial"/>
-        </w:rPr>
-        <w:t>, seleccionados por su capacidad para capturar relaciones semánticas complejas en texto técnico especializado.</w:t>
-      </w:r>
-    </w:p>
-    <w:p>
-      <w:pPr>
-        <w:rPr>
-          <w:rFonts w:ascii="Arial" w:hAnsi="Arial" w:cs="Arial"/>
-        </w:rPr>
-      </w:pPr>
-      <w:r>
-        <w:rPr>
-          <w:rFonts w:ascii="Arial" w:hAnsi="Arial" w:cs="Arial"/>
-        </w:rPr>
-        <w:t xml:space="preserve">Los vectores resultantes se almacenan en una base de datos vectorial gestionada mediante </w:t>
-      </w:r>
+        <w:t>OpenAI</w:t>
+      </w:r>
+      <w:proofErr w:type="spellEnd"/>
       <w:r>
         <w:rPr>
           <w:rFonts w:ascii="Arial" w:hAnsi="Arial" w:cs="Arial"/>
           <w:b/>
           <w:bCs/>
         </w:rPr>
-        <w:t>FAISS (Facebook AI Similarity Search)</w:t>
-      </w:r>
-      <w:r>
-        <w:rPr>
-          <w:rFonts w:ascii="Arial" w:hAnsi="Arial" w:cs="Arial"/>
-        </w:rPr>
-        <w:t xml:space="preserve">, lo que permite realizar búsquedas eficientes por similitud en espacios vectoriales de alta dimensión. Para la gestión estructurada de los documentos y sus metadatos se emplea una abstracción de tipo </w:t>
-      </w:r>
+        <w:t xml:space="preserve"> </w:t>
+      </w:r>
+      <w:proofErr w:type="spellStart"/>
       <w:r>
         <w:rPr>
           <w:rFonts w:ascii="Arial" w:hAnsi="Arial" w:cs="Arial"/>
           <w:b/>
           <w:bCs/>
         </w:rPr>
+        <w:t>Embeddings</w:t>
+      </w:r>
+      <w:proofErr w:type="spellEnd"/>
+      <w:r>
+        <w:rPr>
+          <w:rFonts w:ascii="Arial" w:hAnsi="Arial" w:cs="Arial"/>
+        </w:rPr>
+        <w:t>, seleccionados por su capacidad para capturar relaciones semánticas complejas en texto</w:t>
+      </w:r>
+      <w:r>
+        <w:rPr>
+          <w:rFonts w:ascii="Arial" w:hAnsi="Arial" w:cs="Arial"/>
+        </w:rPr>
+        <w:t>s</w:t>
+      </w:r>
+      <w:r>
+        <w:rPr>
+          <w:rFonts w:ascii="Arial" w:hAnsi="Arial" w:cs="Arial"/>
+        </w:rPr>
+        <w:t xml:space="preserve"> técnico</w:t>
+      </w:r>
+      <w:r>
+        <w:rPr>
+          <w:rFonts w:ascii="Arial" w:hAnsi="Arial" w:cs="Arial"/>
+        </w:rPr>
+        <w:t>s</w:t>
+      </w:r>
+      <w:r>
+        <w:rPr>
+          <w:rFonts w:ascii="Arial" w:hAnsi="Arial" w:cs="Arial"/>
+        </w:rPr>
+        <w:t xml:space="preserve"> especializado</w:t>
+      </w:r>
+      <w:r>
+        <w:rPr>
+          <w:rFonts w:ascii="Arial" w:hAnsi="Arial" w:cs="Arial"/>
+        </w:rPr>
+        <w:t>s</w:t>
+      </w:r>
+      <w:r>
+        <w:rPr>
+          <w:rFonts w:ascii="Arial" w:hAnsi="Arial" w:cs="Arial"/>
+        </w:rPr>
+        <w:t>.</w:t>
+      </w:r>
+    </w:p>
+    <w:p>
+      <w:pPr>
+        <w:rPr>
+          <w:rFonts w:ascii="Arial" w:hAnsi="Arial" w:cs="Arial"/>
+        </w:rPr>
+      </w:pPr>
+      <w:r>
+        <w:rPr>
+          <w:rFonts w:ascii="Arial" w:hAnsi="Arial" w:cs="Arial"/>
+        </w:rPr>
+        <w:t xml:space="preserve">Los vectores resultantes se almacenan en una base de datos vectorial gestionada mediante </w:t>
+      </w:r>
+      <w:r>
+        <w:rPr>
+          <w:rFonts w:ascii="Arial" w:hAnsi="Arial" w:cs="Arial"/>
+          <w:b/>
+          <w:bCs/>
+        </w:rPr>
+        <w:t xml:space="preserve">FAISS (Facebook AI </w:t>
+      </w:r>
+      <w:proofErr w:type="spellStart"/>
+      <w:r>
+        <w:rPr>
+          <w:rFonts w:ascii="Arial" w:hAnsi="Arial" w:cs="Arial"/>
+          <w:b/>
+          <w:bCs/>
+        </w:rPr>
+        <w:t>Similarity</w:t>
+      </w:r>
+      <w:proofErr w:type="spellEnd"/>
+      <w:r>
+        <w:rPr>
+          <w:rFonts w:ascii="Arial" w:hAnsi="Arial" w:cs="Arial"/>
+          <w:b/>
+          <w:bCs/>
+        </w:rPr>
+        <w:t xml:space="preserve"> Search)</w:t>
+      </w:r>
+      <w:r>
+        <w:rPr>
+          <w:rFonts w:ascii="Arial" w:hAnsi="Arial" w:cs="Arial"/>
+        </w:rPr>
+        <w:t xml:space="preserve">, lo que permite realizar búsquedas eficientes por similitud en espacios vectoriales de alta dimensión. Para </w:t>
+      </w:r>
+      <w:r>
+        <w:rPr>
+          <w:rFonts w:ascii="Arial" w:hAnsi="Arial" w:cs="Arial"/>
+        </w:rPr>
+        <w:t xml:space="preserve">el manejo </w:t>
+      </w:r>
+      <w:r>
+        <w:rPr>
+          <w:rFonts w:ascii="Arial" w:hAnsi="Arial" w:cs="Arial"/>
+        </w:rPr>
+        <w:t>estructurad</w:t>
+      </w:r>
+      <w:r>
+        <w:rPr>
+          <w:rFonts w:ascii="Arial" w:hAnsi="Arial" w:cs="Arial"/>
+        </w:rPr>
+        <w:t>o</w:t>
+      </w:r>
+      <w:r>
+        <w:rPr>
+          <w:rFonts w:ascii="Arial" w:hAnsi="Arial" w:cs="Arial"/>
+        </w:rPr>
+        <w:t xml:space="preserve"> de los documentos y sus metadatos se emplea una abstracción de tipo </w:t>
+      </w:r>
+      <w:proofErr w:type="spellStart"/>
+      <w:r>
+        <w:rPr>
+          <w:rFonts w:ascii="Arial" w:hAnsi="Arial" w:cs="Arial"/>
+          <w:b/>
+          <w:bCs/>
+        </w:rPr>
         <w:t>Document</w:t>
       </w:r>
+      <w:proofErr w:type="spellEnd"/>
       <w:r>
         <w:rPr>
           <w:rFonts w:ascii="Arial" w:hAnsi="Arial" w:cs="Arial"/>
@@ -4581,15 +4895,6 @@
     </w:p>
     <w:p>
       <w:pPr>
-        <w:rPr>
-          <w:rFonts w:ascii="Arial" w:hAnsi="Arial" w:cs="Arial"/>
-          <w:b/>
-          <w:bCs/>
-        </w:rPr>
-      </w:pPr>
-    </w:p>
-    <w:p>
-      <w:pPr>
         <w:pStyle w:val="Ttulo2"/>
         <w:rPr>
           <w:rFonts w:ascii="Arial" w:hAnsi="Arial" w:cs="Arial"/>
@@ -4731,7 +5036,35 @@
         <w:rPr>
           <w:rFonts w:ascii="Arial" w:hAnsi="Arial" w:cs="Arial"/>
         </w:rPr>
-        <w:t>Además de la explotación de información textual mediante técnicas de Retrieval-Augmented Generation (RAG), el presente trabajo aborda un problema central en la analítica predictiva basada en datos: la predicción de la vida útil restante</w:t>
+        <w:t xml:space="preserve">Además de la explotación de información textual mediante técnicas de </w:t>
+      </w:r>
+      <w:proofErr w:type="spellStart"/>
+      <w:r>
+        <w:rPr>
+          <w:rFonts w:ascii="Arial" w:hAnsi="Arial" w:cs="Arial"/>
+        </w:rPr>
+        <w:t>Retrieval-Augmented</w:t>
+      </w:r>
+      <w:proofErr w:type="spellEnd"/>
+      <w:r>
+        <w:rPr>
+          <w:rFonts w:ascii="Arial" w:hAnsi="Arial" w:cs="Arial"/>
+        </w:rPr>
+        <w:t xml:space="preserve"> </w:t>
+      </w:r>
+      <w:proofErr w:type="spellStart"/>
+      <w:r>
+        <w:rPr>
+          <w:rFonts w:ascii="Arial" w:hAnsi="Arial" w:cs="Arial"/>
+        </w:rPr>
+        <w:t>Generation</w:t>
+      </w:r>
+      <w:proofErr w:type="spellEnd"/>
+      <w:r>
+        <w:rPr>
+          <w:rFonts w:ascii="Arial" w:hAnsi="Arial" w:cs="Arial"/>
+        </w:rPr>
+        <w:t xml:space="preserve"> (RAG), el presente trabajo aborda un problema central en la analítica predictiva basada en datos: la predicción de la vida útil restante</w:t>
       </w:r>
       <w:r>
         <w:rPr>
@@ -4743,7 +5076,21 @@
         <w:rPr>
           <w:rFonts w:ascii="Arial" w:hAnsi="Arial" w:cs="Arial"/>
         </w:rPr>
-        <w:t xml:space="preserve"> (Remaining Useful Life, RUL)</w:t>
+        <w:t xml:space="preserve"> (</w:t>
+      </w:r>
+      <w:proofErr w:type="spellStart"/>
+      <w:r>
+        <w:rPr>
+          <w:rFonts w:ascii="Arial" w:hAnsi="Arial" w:cs="Arial"/>
+        </w:rPr>
+        <w:t>Remaining</w:t>
+      </w:r>
+      <w:proofErr w:type="spellEnd"/>
+      <w:r>
+        <w:rPr>
+          <w:rFonts w:ascii="Arial" w:hAnsi="Arial" w:cs="Arial"/>
+        </w:rPr>
+        <w:t xml:space="preserve"> Useful Life, RUL)</w:t>
       </w:r>
       <w:r>
         <w:rPr>
@@ -4764,13 +5111,6 @@
           <w:rFonts w:ascii="Arial" w:hAnsi="Arial" w:cs="Arial"/>
         </w:rPr>
       </w:pPr>
-    </w:p>
-    <w:p>
-      <w:pPr>
-        <w:rPr>
-          <w:rFonts w:ascii="Arial" w:hAnsi="Arial" w:cs="Arial"/>
-        </w:rPr>
-      </w:pPr>
       <w:r>
         <w:rPr>
           <w:rFonts w:ascii="Arial" w:hAnsi="Arial" w:cs="Arial"/>
@@ -4784,18 +5124,25 @@
           <w:rFonts w:ascii="Arial" w:hAnsi="Arial" w:cs="Arial"/>
         </w:rPr>
       </w:pPr>
-    </w:p>
-    <w:p>
-      <w:pPr>
-        <w:rPr>
-          <w:rFonts w:ascii="Arial" w:hAnsi="Arial" w:cs="Arial"/>
-        </w:rPr>
-      </w:pPr>
-      <w:r>
-        <w:rPr>
-          <w:rFonts w:ascii="Arial" w:hAnsi="Arial" w:cs="Arial"/>
-        </w:rPr>
-        <w:t>En este capítulo se describe de forma detallada el proceso completo seguido para el tratamiento del conjunto de datos CMAPSS, desde la preparación inicial de los datos hasta la selección y evaluación final del modelo predictivo. El objetivo no es únicamente maximizar el rendimiento en un conjunto de test concreto, sino construir un modelo estable, generalizable y plenamente integrable</w:t>
+      <w:r>
+        <w:rPr>
+          <w:rFonts w:ascii="Arial" w:hAnsi="Arial" w:cs="Arial"/>
+        </w:rPr>
+        <w:t xml:space="preserve">En este capítulo se describe de forma detallada el proceso completo seguido para el tratamiento del conjunto de datos CMAPSS, desde la preparación inicial de los datos hasta la selección y evaluación final del modelo predictivo. El objetivo no es únicamente maximizar el rendimiento en un conjunto </w:t>
+      </w:r>
+      <w:proofErr w:type="gramStart"/>
+      <w:r>
+        <w:rPr>
+          <w:rFonts w:ascii="Arial" w:hAnsi="Arial" w:cs="Arial"/>
+        </w:rPr>
+        <w:t>de test</w:t>
+      </w:r>
+      <w:proofErr w:type="gramEnd"/>
+      <w:r>
+        <w:rPr>
+          <w:rFonts w:ascii="Arial" w:hAnsi="Arial" w:cs="Arial"/>
+        </w:rPr>
+        <w:t xml:space="preserve"> concreto, sino construir un modelo estable, generalizable y plenamente integrable</w:t>
       </w:r>
       <w:r>
         <w:rPr>
@@ -4807,7 +5154,21 @@
         <w:rPr>
           <w:rFonts w:ascii="Arial" w:hAnsi="Arial" w:cs="Arial"/>
         </w:rPr>
-        <w:t>en el sistema multiagente desarrollado.</w:t>
+        <w:t xml:space="preserve">en el sistema </w:t>
+      </w:r>
+      <w:proofErr w:type="spellStart"/>
+      <w:r>
+        <w:rPr>
+          <w:rFonts w:ascii="Arial" w:hAnsi="Arial" w:cs="Arial"/>
+        </w:rPr>
+        <w:t>multiagente</w:t>
+      </w:r>
+      <w:proofErr w:type="spellEnd"/>
+      <w:r>
+        <w:rPr>
+          <w:rFonts w:ascii="Arial" w:hAnsi="Arial" w:cs="Arial"/>
+        </w:rPr>
+        <w:t xml:space="preserve"> desarrollado.</w:t>
       </w:r>
     </w:p>
     <w:p>
@@ -4843,26 +5204,26 @@
           <w:rFonts w:ascii="Arial" w:hAnsi="Arial" w:cs="Arial"/>
         </w:rPr>
       </w:pPr>
-    </w:p>
-    <w:p>
-      <w:pPr>
-        <w:rPr>
-          <w:rFonts w:ascii="Arial" w:hAnsi="Arial" w:cs="Arial"/>
-        </w:rPr>
-      </w:pPr>
-      <w:r>
-        <w:rPr>
-          <w:rFonts w:ascii="Arial" w:hAnsi="Arial" w:cs="Arial"/>
-        </w:rPr>
-        <w:t>El conjunto de datos CMAPSS, desarrollado por la NASA, simula el comportamiento de motores aeronáuticos sometidos a distintos regímenes operativos y modos de degradación. Se trata de un dataset sintético ampliamente utilizado como benchmark en problemas de predicción de RUL.</w:t>
-      </w:r>
-    </w:p>
-    <w:p>
-      <w:pPr>
-        <w:rPr>
-          <w:rFonts w:ascii="Arial" w:hAnsi="Arial" w:cs="Arial"/>
-        </w:rPr>
-      </w:pPr>
+      <w:r>
+        <w:rPr>
+          <w:rFonts w:ascii="Arial" w:hAnsi="Arial" w:cs="Arial"/>
+        </w:rPr>
+        <w:t xml:space="preserve">El conjunto de datos CMAPSS, desarrollado por la NASA, simula el comportamiento de motores aeronáuticos sometidos a distintos regímenes operativos y modos de degradación. Se trata de un dataset sintético ampliamente utilizado como </w:t>
+      </w:r>
+      <w:proofErr w:type="spellStart"/>
+      <w:r>
+        <w:rPr>
+          <w:rFonts w:ascii="Arial" w:hAnsi="Arial" w:cs="Arial"/>
+        </w:rPr>
+        <w:t>benchmark</w:t>
+      </w:r>
+      <w:proofErr w:type="spellEnd"/>
+      <w:r>
+        <w:rPr>
+          <w:rFonts w:ascii="Arial" w:hAnsi="Arial" w:cs="Arial"/>
+        </w:rPr>
+        <w:t xml:space="preserve"> en problemas de predicción de RUL.</w:t>
+      </w:r>
     </w:p>
     <w:p>
       <w:pPr>
@@ -4959,8 +5320,35 @@
         <w:rPr>
           <w:rFonts w:ascii="Arial" w:hAnsi="Arial" w:cs="Arial"/>
         </w:rPr>
-        <w:lastRenderedPageBreak/>
-        <w:t>Para cada subconjunto se dispone de datos de entrenamiento, datos de test y un archivo independiente con los valores reales de RUL del conjunto de test.</w:t>
+        <w:t xml:space="preserve">Para cada subconjunto se dispone de datos de entrenamiento, datos </w:t>
+      </w:r>
+      <w:proofErr w:type="gramStart"/>
+      <w:r>
+        <w:rPr>
+          <w:rFonts w:ascii="Arial" w:hAnsi="Arial" w:cs="Arial"/>
+        </w:rPr>
+        <w:t>de test</w:t>
+      </w:r>
+      <w:proofErr w:type="gramEnd"/>
+      <w:r>
+        <w:rPr>
+          <w:rFonts w:ascii="Arial" w:hAnsi="Arial" w:cs="Arial"/>
+        </w:rPr>
+        <w:t xml:space="preserve"> y un archivo independiente con los valores reales de RUL del conjunto </w:t>
+      </w:r>
+      <w:proofErr w:type="gramStart"/>
+      <w:r>
+        <w:rPr>
+          <w:rFonts w:ascii="Arial" w:hAnsi="Arial" w:cs="Arial"/>
+        </w:rPr>
+        <w:t>de test</w:t>
+      </w:r>
+      <w:proofErr w:type="gramEnd"/>
+      <w:r>
+        <w:rPr>
+          <w:rFonts w:ascii="Arial" w:hAnsi="Arial" w:cs="Arial"/>
+        </w:rPr>
+        <w:t>.</w:t>
       </w:r>
     </w:p>
     <w:p>
@@ -4973,24 +5361,21 @@
     <w:p>
       <w:pPr>
         <w:pStyle w:val="Ttulo2"/>
-        <w:rPr>
-          <w:rFonts w:ascii="Arial" w:hAnsi="Arial" w:cs="Arial"/>
-        </w:rPr>
-      </w:pPr>
-      <w:bookmarkStart w:id="14" w:name="_Toc219217216"/>
-      <w:r>
-        <w:rPr>
-          <w:rFonts w:ascii="Arial" w:hAnsi="Arial" w:cs="Arial"/>
-        </w:rPr>
-        <w:t xml:space="preserve">4.3 Caracterización de los subconjuntos y escenario </w:t>
-      </w:r>
-      <w:r>
         <w:rPr>
           <w:rFonts w:ascii="Arial" w:hAnsi="Arial" w:cs="Arial"/>
           <w:sz w:val="28"/>
           <w:szCs w:val="28"/>
         </w:rPr>
-        <w:t>experimental</w:t>
+      </w:pPr>
+      <w:bookmarkStart w:id="14" w:name="_Toc219217216"/>
+      <w:r>
+        <w:rPr>
+          <w:rFonts w:ascii="Arial" w:hAnsi="Arial" w:cs="Arial"/>
+          <w:sz w:val="28"/>
+          <w:szCs w:val="28"/>
+        </w:rPr>
+        <w:lastRenderedPageBreak/>
+        <w:t>4.3 Caracterización de los subconjuntos y escenario experimental</w:t>
       </w:r>
       <w:bookmarkEnd w:id="14"/>
     </w:p>
@@ -5013,26 +5398,40 @@
           <w:rFonts w:ascii="Arial" w:hAnsi="Arial" w:cs="Arial"/>
         </w:rPr>
       </w:pPr>
-    </w:p>
-    <w:p>
-      <w:pPr>
-        <w:rPr>
-          <w:rFonts w:ascii="Arial" w:hAnsi="Arial" w:cs="Arial"/>
-        </w:rPr>
-      </w:pPr>
-      <w:r>
-        <w:rPr>
-          <w:rFonts w:ascii="Arial" w:hAnsi="Arial" w:cs="Arial"/>
-        </w:rPr>
-        <w:t>Todos los motores comienzan su operación en estado nominal y desarrollan progresivamente uno o varios fallos hasta alcanzar la avería. En el conjunto de entrenamiento, las trayectorias se extienden hasta el fallo, mientras que en el conjunto de test finalizan antes de dicho evento. El objetivo es predecir el número de ciclos restantes hasta el fallo (RUL) a partir del último estado observado, para lo cual se proporcionan los valores reales de RUL del conjunto de test.</w:t>
-      </w:r>
-    </w:p>
-    <w:p>
-      <w:pPr>
-        <w:rPr>
-          <w:rFonts w:ascii="Arial" w:hAnsi="Arial" w:cs="Arial"/>
-        </w:rPr>
-      </w:pPr>
+      <w:r>
+        <w:rPr>
+          <w:rFonts w:ascii="Arial" w:hAnsi="Arial" w:cs="Arial"/>
+        </w:rPr>
+        <w:t xml:space="preserve">Todos los motores comienzan su operación en estado nominal y desarrollan progresivamente uno o varios fallos hasta alcanzar la avería. En el conjunto de entrenamiento, las trayectorias se extienden hasta el fallo, mientras que en el conjunto </w:t>
+      </w:r>
+      <w:proofErr w:type="gramStart"/>
+      <w:r>
+        <w:rPr>
+          <w:rFonts w:ascii="Arial" w:hAnsi="Arial" w:cs="Arial"/>
+        </w:rPr>
+        <w:t>de test</w:t>
+      </w:r>
+      <w:proofErr w:type="gramEnd"/>
+      <w:r>
+        <w:rPr>
+          <w:rFonts w:ascii="Arial" w:hAnsi="Arial" w:cs="Arial"/>
+        </w:rPr>
+        <w:t xml:space="preserve"> finalizan antes de dicho evento. El objetivo es predecir el número de ciclos restantes hasta el fallo (RUL) a partir del último estado observado, para lo cual se proporcionan los valores reales de RUL del conjunto </w:t>
+      </w:r>
+      <w:proofErr w:type="gramStart"/>
+      <w:r>
+        <w:rPr>
+          <w:rFonts w:ascii="Arial" w:hAnsi="Arial" w:cs="Arial"/>
+        </w:rPr>
+        <w:t>de test</w:t>
+      </w:r>
+      <w:proofErr w:type="gramEnd"/>
+      <w:r>
+        <w:rPr>
+          <w:rFonts w:ascii="Arial" w:hAnsi="Arial" w:cs="Arial"/>
+        </w:rPr>
+        <w:t>.</w:t>
+      </w:r>
     </w:p>
     <w:p>
       <w:pPr>
@@ -5049,507 +5448,189 @@
     </w:p>
     <w:p>
       <w:pPr>
-        <w:rPr>
-          <w:rFonts w:ascii="Arial" w:hAnsi="Arial" w:cs="Arial"/>
-        </w:rPr>
-      </w:pPr>
-    </w:p>
-    <w:p>
-      <w:pPr>
-        <w:rPr>
-          <w:rFonts w:ascii="Arial" w:hAnsi="Arial" w:cs="Arial"/>
-        </w:rPr>
-      </w:pPr>
-      <w:r>
-        <w:rPr>
-          <w:rFonts w:ascii="Arial" w:hAnsi="Arial" w:cs="Arial"/>
-        </w:rPr>
-        <w:t>FD001: 100 trayectorias de entrenamiento y 100 de test, un único régimen operativo (nivel del mar) y un único modo de fallo (degradación del HPC). Representa el escenario más sencillo.</w:t>
-      </w:r>
-    </w:p>
-    <w:p>
-      <w:pPr>
-        <w:rPr>
-          <w:rFonts w:ascii="Arial" w:hAnsi="Arial" w:cs="Arial"/>
-        </w:rPr>
-      </w:pPr>
-    </w:p>
-    <w:p>
-      <w:pPr>
-        <w:rPr>
-          <w:rFonts w:ascii="Arial" w:hAnsi="Arial" w:cs="Arial"/>
-        </w:rPr>
-      </w:pPr>
-      <w:r>
-        <w:rPr>
-          <w:rFonts w:ascii="Arial" w:hAnsi="Arial" w:cs="Arial"/>
-        </w:rPr>
-        <w:t>FD002: 260 trayectorias de entrenamiento y 259 de test, seis condiciones operativas y un único modo de fallo (HPC), introduciendo alta variabilidad operacional.</w:t>
-      </w:r>
-    </w:p>
-    <w:p>
-      <w:pPr>
-        <w:rPr>
-          <w:rFonts w:ascii="Arial" w:hAnsi="Arial" w:cs="Arial"/>
-        </w:rPr>
-      </w:pPr>
-    </w:p>
-    <w:p>
-      <w:pPr>
-        <w:rPr>
-          <w:rFonts w:ascii="Arial" w:hAnsi="Arial" w:cs="Arial"/>
-        </w:rPr>
-      </w:pPr>
-      <w:r>
-        <w:rPr>
-          <w:rFonts w:ascii="Arial" w:hAnsi="Arial" w:cs="Arial"/>
-        </w:rPr>
-        <w:t>FD003: 100 trayectorias de entrenamiento y 100 de test, un único régimen operativo y dos modos de fallo (HPC y Fan), lo que incrementa la complejidad estructural.</w:t>
-      </w:r>
-    </w:p>
-    <w:p>
-      <w:pPr>
-        <w:rPr>
-          <w:rFonts w:ascii="Arial" w:hAnsi="Arial" w:cs="Arial"/>
-        </w:rPr>
-      </w:pPr>
-    </w:p>
-    <w:p>
-      <w:pPr>
-        <w:rPr>
-          <w:rFonts w:ascii="Arial" w:hAnsi="Arial" w:cs="Arial"/>
-        </w:rPr>
-      </w:pPr>
-      <w:r>
-        <w:rPr>
-          <w:rFonts w:ascii="Arial" w:hAnsi="Arial" w:cs="Arial"/>
-        </w:rPr>
-        <w:lastRenderedPageBreak/>
-        <w:t>FD004: 248 trayectorias de entrenamiento y 249 de test, seis condiciones operativas y dos modos de fallo (HPC y Fan), constituyendo el escenario más complejo.</w:t>
-      </w:r>
-    </w:p>
-    <w:p>
-      <w:pPr>
-        <w:rPr>
-          <w:rFonts w:ascii="Arial" w:hAnsi="Arial" w:cs="Arial"/>
-        </w:rPr>
-      </w:pPr>
-    </w:p>
-    <w:p>
-      <w:pPr>
-        <w:rPr>
-          <w:rFonts w:ascii="Arial" w:hAnsi="Arial" w:cs="Arial"/>
-        </w:rPr>
-      </w:pPr>
-      <w:r>
-        <w:rPr>
-          <w:rFonts w:ascii="Arial" w:hAnsi="Arial" w:cs="Arial"/>
-        </w:rPr>
-        <w:t>En todos los casos, los datos incluyen tres variables de configuración operativa y múltiples señales de sensores afectadas por ruido, reflejando condiciones realistas de adquisición industrial. Cada observación corresponde a un ciclo de operación y se proporciona en formato texto con 26 columnas: identificador del motor, número de ciclo, variables operativas y mediciones de sensores.</w:t>
-      </w:r>
-    </w:p>
-    <w:p>
-      <w:pPr>
-        <w:rPr>
-          <w:rFonts w:ascii="Arial" w:hAnsi="Arial" w:cs="Arial"/>
-        </w:rPr>
-      </w:pPr>
-    </w:p>
-    <w:p>
-      <w:pPr>
-        <w:rPr>
-          <w:rFonts w:ascii="Arial" w:hAnsi="Arial" w:cs="Arial"/>
-        </w:rPr>
-      </w:pPr>
-      <w:r>
-        <w:rPr>
-          <w:rFonts w:ascii="Arial" w:hAnsi="Arial" w:cs="Arial"/>
-        </w:rPr>
-        <w:t>Esta diferenciación entre subconjuntos resulta fundamental para interpretar los resultados obtenidos posteriormente, ya que la combinación de variabilidad operacional y múltiples modos de fallo tiene un impacto directo en la estabilidad y capacidad de generalización de los modelos de predicción de RUL.</w:t>
-      </w:r>
-    </w:p>
-    <w:p>
-      <w:pPr>
-        <w:rPr>
-          <w:rFonts w:ascii="Arial" w:hAnsi="Arial" w:cs="Arial"/>
-        </w:rPr>
-      </w:pPr>
-    </w:p>
-    <w:p>
-      <w:pPr>
-        <w:pStyle w:val="Ttulo2"/>
-        <w:rPr>
-          <w:rFonts w:ascii="Arial" w:hAnsi="Arial" w:cs="Arial"/>
-        </w:rPr>
-      </w:pPr>
-      <w:bookmarkStart w:id="15" w:name="_Toc219217217"/>
-      <w:r>
-        <w:rPr>
-          <w:rFonts w:ascii="Arial" w:hAnsi="Arial" w:cs="Arial"/>
-        </w:rPr>
-        <w:t>4.</w:t>
-      </w:r>
-      <w:r>
-        <w:rPr>
-          <w:rFonts w:ascii="Arial" w:hAnsi="Arial" w:cs="Arial"/>
-        </w:rPr>
-        <w:t>4</w:t>
-      </w:r>
-      <w:r>
-        <w:rPr>
-          <w:rFonts w:ascii="Arial" w:hAnsi="Arial" w:cs="Arial"/>
-        </w:rPr>
-        <w:t xml:space="preserve"> Análisis inicial y control de calidad de los datos</w:t>
-      </w:r>
-      <w:bookmarkEnd w:id="15"/>
-    </w:p>
-    <w:p>
-      <w:pPr>
-        <w:rPr>
-          <w:rFonts w:ascii="Arial" w:hAnsi="Arial" w:cs="Arial"/>
-        </w:rPr>
-      </w:pPr>
-    </w:p>
-    <w:p>
-      <w:pPr>
-        <w:rPr>
-          <w:rFonts w:ascii="Arial" w:hAnsi="Arial" w:cs="Arial"/>
-        </w:rPr>
-      </w:pPr>
-      <w:r>
-        <w:rPr>
-          <w:rFonts w:ascii="Arial" w:hAnsi="Arial" w:cs="Arial"/>
-        </w:rPr>
-        <w:t>Antes de iniciar el proceso de modelado, se realizó un análisis sistemático de la calidad de los datos con el objetivo de garantizar la coherencia del pipeline posterior. Este análisis incluyó:</w:t>
-      </w:r>
-    </w:p>
-    <w:p>
-      <w:pPr>
-        <w:rPr>
-          <w:rFonts w:ascii="Arial" w:hAnsi="Arial" w:cs="Arial"/>
-        </w:rPr>
-      </w:pPr>
-    </w:p>
-    <w:p>
-      <w:pPr>
-        <w:rPr>
-          <w:rFonts w:ascii="Arial" w:hAnsi="Arial" w:cs="Arial"/>
-        </w:rPr>
-      </w:pPr>
-      <w:r>
-        <w:rPr>
-          <w:rFonts w:ascii="Arial" w:hAnsi="Arial" w:cs="Arial"/>
-        </w:rPr>
-        <w:t>* Verificación de valores nulos.</w:t>
-      </w:r>
-    </w:p>
-    <w:p>
-      <w:pPr>
-        <w:rPr>
-          <w:rFonts w:ascii="Arial" w:hAnsi="Arial" w:cs="Arial"/>
-        </w:rPr>
-      </w:pPr>
-      <w:r>
-        <w:rPr>
-          <w:rFonts w:ascii="Arial" w:hAnsi="Arial" w:cs="Arial"/>
-        </w:rPr>
-        <w:t>* Comprobación de la correspondencia entre unidades de test y valores de RUL.</w:t>
-      </w:r>
-    </w:p>
-    <w:p>
-      <w:pPr>
-        <w:rPr>
-          <w:rFonts w:ascii="Arial" w:hAnsi="Arial" w:cs="Arial"/>
-        </w:rPr>
-      </w:pPr>
-      <w:r>
-        <w:rPr>
-          <w:rFonts w:ascii="Arial" w:hAnsi="Arial" w:cs="Arial"/>
-        </w:rPr>
-        <w:t>* Identificación de variables constantes o con varianza nula.</w:t>
-      </w:r>
-    </w:p>
-    <w:p>
-      <w:pPr>
-        <w:rPr>
-          <w:rFonts w:ascii="Arial" w:hAnsi="Arial" w:cs="Arial"/>
-        </w:rPr>
-      </w:pPr>
-    </w:p>
-    <w:p>
-      <w:pPr>
-        <w:rPr>
-          <w:rFonts w:ascii="Arial" w:hAnsi="Arial" w:cs="Arial"/>
-        </w:rPr>
-      </w:pPr>
-      <w:r>
-        <w:rPr>
-          <w:rFonts w:ascii="Arial" w:hAnsi="Arial" w:cs="Arial"/>
-        </w:rPr>
-        <w:t xml:space="preserve">Este proceso permitió detectar que, dependiendo del subconjunto FD, ciertas señales de sensores no aportan información discriminativa. Dichas variables fueron eliminadas de forma automática, reduciendo ruido y mejorando la estabilidad de </w:t>
-      </w:r>
-      <w:r>
-        <w:rPr>
-          <w:rFonts w:ascii="Arial" w:hAnsi="Arial" w:cs="Arial"/>
-        </w:rPr>
-        <w:t>las predicciones</w:t>
-      </w:r>
-      <w:r>
-        <w:rPr>
-          <w:rFonts w:ascii="Arial" w:hAnsi="Arial" w:cs="Arial"/>
-        </w:rPr>
-        <w:t>.</w:t>
-      </w:r>
-    </w:p>
-    <w:p>
-      <w:pPr>
-        <w:rPr>
-          <w:rFonts w:ascii="Arial" w:hAnsi="Arial" w:cs="Arial"/>
-        </w:rPr>
-      </w:pPr>
-    </w:p>
-    <w:p>
-      <w:pPr>
-        <w:rPr>
-          <w:rFonts w:ascii="Arial" w:hAnsi="Arial" w:cs="Arial"/>
-        </w:rPr>
-      </w:pPr>
-      <w:r>
-        <w:rPr>
-          <w:rFonts w:ascii="Arial" w:hAnsi="Arial" w:cs="Arial"/>
-        </w:rPr>
-        <w:t>&gt; **[Figura 4.1: Resumen del análisis de calidad y eliminación de variables constantes en CMAPSS]**</w:t>
-      </w:r>
-    </w:p>
-    <w:p>
-      <w:pPr>
-        <w:rPr>
-          <w:rFonts w:ascii="Arial" w:hAnsi="Arial" w:cs="Arial"/>
-        </w:rPr>
-      </w:pPr>
-    </w:p>
-    <w:p>
-      <w:pPr>
-        <w:rPr>
-          <w:rFonts w:ascii="Arial" w:hAnsi="Arial" w:cs="Arial"/>
-        </w:rPr>
-      </w:pPr>
-    </w:p>
-    <w:p>
-      <w:pPr>
-        <w:rPr>
-          <w:rFonts w:ascii="Arial" w:hAnsi="Arial" w:cs="Arial"/>
-        </w:rPr>
-      </w:pPr>
-    </w:p>
-    <w:p>
-      <w:pPr>
-        <w:pStyle w:val="Ttulo2"/>
-        <w:rPr>
-          <w:rFonts w:ascii="Arial" w:hAnsi="Arial" w:cs="Arial"/>
-        </w:rPr>
-      </w:pPr>
-      <w:bookmarkStart w:id="16" w:name="_Toc219217218"/>
-      <w:r>
-        <w:rPr>
-          <w:rFonts w:ascii="Arial" w:hAnsi="Arial" w:cs="Arial"/>
-        </w:rPr>
-        <w:t>4.</w:t>
-      </w:r>
-      <w:r>
-        <w:rPr>
-          <w:rFonts w:ascii="Arial" w:hAnsi="Arial" w:cs="Arial"/>
-        </w:rPr>
-        <w:t>5</w:t>
-      </w:r>
-      <w:r>
-        <w:rPr>
-          <w:rFonts w:ascii="Arial" w:hAnsi="Arial" w:cs="Arial"/>
-        </w:rPr>
-        <w:t xml:space="preserve"> Ingeniería de variables y selección de características</w:t>
-      </w:r>
-      <w:bookmarkEnd w:id="16"/>
-    </w:p>
-    <w:p>
-      <w:pPr>
-        <w:rPr>
-          <w:rFonts w:ascii="Arial" w:hAnsi="Arial" w:cs="Arial"/>
-        </w:rPr>
-      </w:pPr>
-    </w:p>
-    <w:p>
-      <w:pPr>
-        <w:rPr>
-          <w:rFonts w:ascii="Arial" w:hAnsi="Arial" w:cs="Arial"/>
-        </w:rPr>
-      </w:pPr>
-      <w:r>
-        <w:rPr>
-          <w:rFonts w:ascii="Arial" w:hAnsi="Arial" w:cs="Arial"/>
-        </w:rPr>
-        <w:t xml:space="preserve">Tras </w:t>
-      </w:r>
-      <w:r>
-        <w:rPr>
-          <w:rFonts w:ascii="Arial" w:hAnsi="Arial" w:cs="Arial"/>
-        </w:rPr>
-        <w:t>esta limpieza inicial,</w:t>
-      </w:r>
-      <w:r>
-        <w:rPr>
-          <w:rFonts w:ascii="Arial" w:hAnsi="Arial" w:cs="Arial"/>
-        </w:rPr>
-        <w:t xml:space="preserve"> se definió el conjunto final de variables de entrada para cada subconjunto FD siguiendo criterios estrictamente orientados a la generalización:</w:t>
-      </w:r>
-    </w:p>
-    <w:p>
-      <w:pPr>
-        <w:rPr>
-          <w:rFonts w:ascii="Arial" w:hAnsi="Arial" w:cs="Arial"/>
-        </w:rPr>
-      </w:pPr>
-    </w:p>
-    <w:p>
-      <w:pPr>
-        <w:rPr>
-          <w:rFonts w:ascii="Arial" w:hAnsi="Arial" w:cs="Arial"/>
-        </w:rPr>
-      </w:pPr>
-      <w:r>
-        <w:rPr>
-          <w:rFonts w:ascii="Arial" w:hAnsi="Arial" w:cs="Arial"/>
-        </w:rPr>
-        <w:t>* Eliminación de columnas constantes o cuasi-constantes.</w:t>
-      </w:r>
-    </w:p>
-    <w:p>
-      <w:pPr>
-        <w:rPr>
-          <w:rFonts w:ascii="Arial" w:hAnsi="Arial" w:cs="Arial"/>
-        </w:rPr>
-      </w:pPr>
-      <w:r>
-        <w:rPr>
-          <w:rFonts w:ascii="Arial" w:hAnsi="Arial" w:cs="Arial"/>
-        </w:rPr>
-        <w:t>* Conservación de sensores con variabilidad significativa.</w:t>
-      </w:r>
-    </w:p>
-    <w:p>
-      <w:pPr>
-        <w:rPr>
-          <w:rFonts w:ascii="Arial" w:hAnsi="Arial" w:cs="Arial"/>
-        </w:rPr>
-      </w:pPr>
-      <w:r>
-        <w:rPr>
-          <w:rFonts w:ascii="Arial" w:hAnsi="Arial" w:cs="Arial"/>
-        </w:rPr>
-        <w:t>* Homogeneización del conjunto de variables entre entrenamiento y test.</w:t>
-      </w:r>
-    </w:p>
-    <w:p>
-      <w:pPr>
-        <w:rPr>
-          <w:rFonts w:ascii="Arial" w:hAnsi="Arial" w:cs="Arial"/>
-        </w:rPr>
-      </w:pPr>
-    </w:p>
-    <w:p>
-      <w:pPr>
-        <w:rPr>
-          <w:rFonts w:ascii="Arial" w:hAnsi="Arial" w:cs="Arial"/>
-        </w:rPr>
-      </w:pPr>
-      <w:r>
-        <w:rPr>
-          <w:rFonts w:ascii="Arial" w:hAnsi="Arial" w:cs="Arial"/>
-        </w:rPr>
-        <w:t>No se aplicaron técnicas explícitas de reducción de dimensionalidad como PCA en esta fase, ya que los modelos recurrentes empleados son capaces de aprender representaciones latentes directamente a partir de secuencias temporales.</w:t>
-      </w:r>
-    </w:p>
-    <w:p>
-      <w:pPr>
-        <w:rPr>
-          <w:rFonts w:ascii="Arial" w:hAnsi="Arial" w:cs="Arial"/>
-        </w:rPr>
-      </w:pPr>
-    </w:p>
-    <w:p>
-      <w:pPr>
-        <w:pStyle w:val="Ttulo2"/>
-        <w:rPr>
-          <w:rFonts w:ascii="Arial" w:hAnsi="Arial" w:cs="Arial"/>
-        </w:rPr>
-      </w:pPr>
-      <w:bookmarkStart w:id="17" w:name="_Toc219217219"/>
-      <w:r>
-        <w:rPr>
-          <w:rFonts w:ascii="Arial" w:hAnsi="Arial" w:cs="Arial"/>
-        </w:rPr>
-        <w:t>4.</w:t>
-      </w:r>
-      <w:r>
-        <w:rPr>
-          <w:rFonts w:ascii="Arial" w:hAnsi="Arial" w:cs="Arial"/>
-        </w:rPr>
-        <w:t>6</w:t>
-      </w:r>
-      <w:r>
-        <w:rPr>
-          <w:rFonts w:ascii="Arial" w:hAnsi="Arial" w:cs="Arial"/>
-        </w:rPr>
-        <w:t xml:space="preserve"> Normalización y escalado de los datos</w:t>
-      </w:r>
-      <w:bookmarkEnd w:id="17"/>
-    </w:p>
-    <w:p>
-      <w:pPr>
-        <w:rPr>
-          <w:rFonts w:ascii="Arial" w:hAnsi="Arial" w:cs="Arial"/>
-        </w:rPr>
-      </w:pPr>
-    </w:p>
-    <w:p>
-      <w:pPr>
-        <w:rPr>
-          <w:rFonts w:ascii="Arial" w:hAnsi="Arial" w:cs="Arial"/>
-        </w:rPr>
-      </w:pPr>
-      <w:r>
-        <w:rPr>
-          <w:rFonts w:ascii="Arial" w:hAnsi="Arial" w:cs="Arial"/>
-        </w:rPr>
-        <w:t xml:space="preserve">Las señales de sensores presentan escalas heterogéneas, por lo que se aplicó un proceso de normalización mediante </w:t>
-      </w:r>
+        <w:pStyle w:val="Prrafodelista"/>
+        <w:numPr>
+          <w:ilvl w:val="0"/>
+          <w:numId w:val="25"/>
+        </w:numPr>
+        <w:rPr>
+          <w:rFonts w:ascii="Arial" w:hAnsi="Arial" w:cs="Arial"/>
+        </w:rPr>
+      </w:pPr>
       <w:r>
         <w:rPr>
           <w:rFonts w:ascii="Arial" w:hAnsi="Arial" w:cs="Arial"/>
           <w:b/>
           <w:bCs/>
         </w:rPr>
-        <w:t>Standard Scaling</w:t>
-      </w:r>
-      <w:r>
-        <w:rPr>
-          <w:rFonts w:ascii="Arial" w:hAnsi="Arial" w:cs="Arial"/>
-        </w:rPr>
-        <w:t>. El escalador se ajustó exclusivamente con datos de entrenamiento y se aplicó posteriormente al conjunto de test, evitando fugas de información (*data leakage*).</w:t>
-      </w:r>
-    </w:p>
-    <w:p>
-      <w:pPr>
-        <w:rPr>
-          <w:rFonts w:ascii="Arial" w:hAnsi="Arial" w:cs="Arial"/>
-        </w:rPr>
-      </w:pPr>
-    </w:p>
-    <w:p>
-      <w:pPr>
-        <w:rPr>
-          <w:rFonts w:ascii="Arial" w:hAnsi="Arial" w:cs="Arial"/>
-        </w:rPr>
-      </w:pPr>
+        <w:t>FD001</w:t>
+      </w:r>
+      <w:r>
+        <w:rPr>
+          <w:rFonts w:ascii="Arial" w:hAnsi="Arial" w:cs="Arial"/>
+        </w:rPr>
+        <w:t xml:space="preserve">: 100 trayectorias de entrenamiento y 100 </w:t>
+      </w:r>
+      <w:proofErr w:type="gramStart"/>
+      <w:r>
+        <w:rPr>
+          <w:rFonts w:ascii="Arial" w:hAnsi="Arial" w:cs="Arial"/>
+        </w:rPr>
+        <w:t>de test</w:t>
+      </w:r>
+      <w:proofErr w:type="gramEnd"/>
+      <w:r>
+        <w:rPr>
+          <w:rFonts w:ascii="Arial" w:hAnsi="Arial" w:cs="Arial"/>
+        </w:rPr>
+        <w:t>, un único régimen operativo (nivel del mar) y un único modo de fallo (degradación del HPC). Representa el escenario más sencillo.</w:t>
+      </w:r>
+    </w:p>
+    <w:p>
+      <w:pPr>
+        <w:pStyle w:val="Prrafodelista"/>
+        <w:numPr>
+          <w:ilvl w:val="0"/>
+          <w:numId w:val="25"/>
+        </w:numPr>
+        <w:rPr>
+          <w:rFonts w:ascii="Arial" w:hAnsi="Arial" w:cs="Arial"/>
+        </w:rPr>
+      </w:pPr>
+      <w:r>
+        <w:rPr>
+          <w:rFonts w:ascii="Arial" w:hAnsi="Arial" w:cs="Arial"/>
+          <w:b/>
+          <w:bCs/>
+        </w:rPr>
+        <w:t>FD002</w:t>
+      </w:r>
+      <w:r>
+        <w:rPr>
+          <w:rFonts w:ascii="Arial" w:hAnsi="Arial" w:cs="Arial"/>
+        </w:rPr>
+        <w:t xml:space="preserve">: 260 trayectorias de entrenamiento y 259 </w:t>
+      </w:r>
+      <w:proofErr w:type="gramStart"/>
+      <w:r>
+        <w:rPr>
+          <w:rFonts w:ascii="Arial" w:hAnsi="Arial" w:cs="Arial"/>
+        </w:rPr>
+        <w:t>de test</w:t>
+      </w:r>
+      <w:proofErr w:type="gramEnd"/>
+      <w:r>
+        <w:rPr>
+          <w:rFonts w:ascii="Arial" w:hAnsi="Arial" w:cs="Arial"/>
+        </w:rPr>
+        <w:t>, seis condiciones operativas y un único modo de fallo (HPC), introduciendo alta variabilidad operacional.</w:t>
+      </w:r>
+    </w:p>
+    <w:p>
+      <w:pPr>
+        <w:pStyle w:val="Prrafodelista"/>
+        <w:numPr>
+          <w:ilvl w:val="0"/>
+          <w:numId w:val="25"/>
+        </w:numPr>
+        <w:rPr>
+          <w:rFonts w:ascii="Arial" w:hAnsi="Arial" w:cs="Arial"/>
+        </w:rPr>
+      </w:pPr>
+      <w:r>
+        <w:rPr>
+          <w:rFonts w:ascii="Arial" w:hAnsi="Arial" w:cs="Arial"/>
+          <w:b/>
+          <w:bCs/>
+        </w:rPr>
+        <w:t>FD003</w:t>
+      </w:r>
+      <w:r>
+        <w:rPr>
+          <w:rFonts w:ascii="Arial" w:hAnsi="Arial" w:cs="Arial"/>
+        </w:rPr>
+        <w:t xml:space="preserve">: 100 trayectorias de entrenamiento y 100 </w:t>
+      </w:r>
+      <w:proofErr w:type="gramStart"/>
+      <w:r>
+        <w:rPr>
+          <w:rFonts w:ascii="Arial" w:hAnsi="Arial" w:cs="Arial"/>
+        </w:rPr>
+        <w:t>de test</w:t>
+      </w:r>
+      <w:proofErr w:type="gramEnd"/>
+      <w:r>
+        <w:rPr>
+          <w:rFonts w:ascii="Arial" w:hAnsi="Arial" w:cs="Arial"/>
+        </w:rPr>
+        <w:t>, un único régimen operativo y dos modos de fallo (HPC y Fan), lo que incrementa la complejidad estructural.</w:t>
+      </w:r>
+    </w:p>
+    <w:p>
+      <w:pPr>
+        <w:pStyle w:val="Prrafodelista"/>
+        <w:numPr>
+          <w:ilvl w:val="0"/>
+          <w:numId w:val="25"/>
+        </w:numPr>
+        <w:rPr>
+          <w:rFonts w:ascii="Arial" w:hAnsi="Arial" w:cs="Arial"/>
+        </w:rPr>
+      </w:pPr>
+      <w:r>
+        <w:rPr>
+          <w:rFonts w:ascii="Arial" w:hAnsi="Arial" w:cs="Arial"/>
+          <w:b/>
+          <w:bCs/>
+        </w:rPr>
+        <w:t>FD004</w:t>
+      </w:r>
+      <w:r>
+        <w:rPr>
+          <w:rFonts w:ascii="Arial" w:hAnsi="Arial" w:cs="Arial"/>
+        </w:rPr>
+        <w:t xml:space="preserve">: 248 trayectorias de entrenamiento y 249 </w:t>
+      </w:r>
+      <w:proofErr w:type="gramStart"/>
+      <w:r>
+        <w:rPr>
+          <w:rFonts w:ascii="Arial" w:hAnsi="Arial" w:cs="Arial"/>
+        </w:rPr>
+        <w:t>de test</w:t>
+      </w:r>
+      <w:proofErr w:type="gramEnd"/>
+      <w:r>
+        <w:rPr>
+          <w:rFonts w:ascii="Arial" w:hAnsi="Arial" w:cs="Arial"/>
+        </w:rPr>
+        <w:t>, seis condiciones operativas y dos modos de fallo (HPC y Fan), constituyendo el escenario más complejo.</w:t>
+      </w:r>
+    </w:p>
+    <w:p>
+      <w:pPr>
+        <w:rPr>
+          <w:rFonts w:ascii="Arial" w:hAnsi="Arial" w:cs="Arial"/>
+        </w:rPr>
+      </w:pPr>
+      <w:r>
+        <w:rPr>
+          <w:rFonts w:ascii="Arial" w:hAnsi="Arial" w:cs="Arial"/>
+        </w:rPr>
+        <w:t>En todos los casos, los datos incluyen tres variables de configuración operativa y múltiples señales de sensores afectadas por ruido, reflejando condiciones realistas de adquisición industrial. Cada observación corresponde a un ciclo de operación y se proporciona en formato texto con 26 columnas: identificador del motor, número de ciclo, variables operativas y mediciones de sensores.</w:t>
+      </w:r>
+    </w:p>
+    <w:p>
+      <w:pPr>
+        <w:rPr>
+          <w:rFonts w:ascii="Arial" w:hAnsi="Arial" w:cs="Arial"/>
+        </w:rPr>
+      </w:pPr>
+      <w:r>
+        <w:rPr>
+          <w:rFonts w:ascii="Arial" w:hAnsi="Arial" w:cs="Arial"/>
+        </w:rPr>
+        <w:t>Esta diferenciación entre subconjuntos resulta fundamental para interpretar los resultados obtenidos posteriormente, ya que la combinación de variabilidad operacional y múltiples modos de fallo tiene un impacto directo en la estabilidad y capacidad de generalización de los modelos de predicción de RUL.</w:t>
+      </w:r>
     </w:p>
     <w:p>
       <w:pPr>
@@ -5565,22 +5646,414 @@
           <w:rFonts w:ascii="Arial" w:hAnsi="Arial" w:cs="Arial"/>
         </w:rPr>
       </w:pPr>
+      <w:bookmarkStart w:id="15" w:name="_Toc219217217"/>
+      <w:r>
+        <w:rPr>
+          <w:rFonts w:ascii="Arial" w:hAnsi="Arial" w:cs="Arial"/>
+        </w:rPr>
+        <w:t>4.</w:t>
+      </w:r>
+      <w:r>
+        <w:rPr>
+          <w:rFonts w:ascii="Arial" w:hAnsi="Arial" w:cs="Arial"/>
+        </w:rPr>
+        <w:t>4</w:t>
+      </w:r>
+      <w:r>
+        <w:rPr>
+          <w:rFonts w:ascii="Arial" w:hAnsi="Arial" w:cs="Arial"/>
+        </w:rPr>
+        <w:t xml:space="preserve"> Análisis inicial y control de calidad de los datos</w:t>
+      </w:r>
+      <w:bookmarkEnd w:id="15"/>
+    </w:p>
+    <w:p>
+      <w:pPr>
+        <w:rPr>
+          <w:rFonts w:ascii="Arial" w:hAnsi="Arial" w:cs="Arial"/>
+        </w:rPr>
+      </w:pPr>
+    </w:p>
+    <w:p>
+      <w:pPr>
+        <w:rPr>
+          <w:rFonts w:ascii="Arial" w:hAnsi="Arial" w:cs="Arial"/>
+        </w:rPr>
+      </w:pPr>
+      <w:r>
+        <w:rPr>
+          <w:rFonts w:ascii="Arial" w:hAnsi="Arial" w:cs="Arial"/>
+        </w:rPr>
+        <w:lastRenderedPageBreak/>
+        <w:t>Antes de iniciar el proceso de modelado, se realizó un análisis sistemático de la calidad de los datos con el objetivo de garantizar la coherencia del pipeline posterior. Este análisis incluyó:</w:t>
+      </w:r>
+    </w:p>
+    <w:p>
+      <w:pPr>
+        <w:pStyle w:val="Prrafodelista"/>
+        <w:numPr>
+          <w:ilvl w:val="0"/>
+          <w:numId w:val="25"/>
+        </w:numPr>
+        <w:rPr>
+          <w:rFonts w:ascii="Arial" w:hAnsi="Arial" w:cs="Arial"/>
+        </w:rPr>
+      </w:pPr>
+      <w:r>
+        <w:rPr>
+          <w:rFonts w:ascii="Arial" w:hAnsi="Arial" w:cs="Arial"/>
+        </w:rPr>
+        <w:t>Verificación de valores nulos.</w:t>
+      </w:r>
+    </w:p>
+    <w:p>
+      <w:pPr>
+        <w:pStyle w:val="Prrafodelista"/>
+        <w:numPr>
+          <w:ilvl w:val="0"/>
+          <w:numId w:val="25"/>
+        </w:numPr>
+        <w:rPr>
+          <w:rFonts w:ascii="Arial" w:hAnsi="Arial" w:cs="Arial"/>
+        </w:rPr>
+      </w:pPr>
+      <w:r>
+        <w:rPr>
+          <w:rFonts w:ascii="Arial" w:hAnsi="Arial" w:cs="Arial"/>
+        </w:rPr>
+        <w:t xml:space="preserve">Comprobación de la correspondencia entre unidades </w:t>
+      </w:r>
+      <w:proofErr w:type="gramStart"/>
+      <w:r>
+        <w:rPr>
+          <w:rFonts w:ascii="Arial" w:hAnsi="Arial" w:cs="Arial"/>
+        </w:rPr>
+        <w:t>de test</w:t>
+      </w:r>
+      <w:proofErr w:type="gramEnd"/>
+      <w:r>
+        <w:rPr>
+          <w:rFonts w:ascii="Arial" w:hAnsi="Arial" w:cs="Arial"/>
+        </w:rPr>
+        <w:t xml:space="preserve"> y valores de RUL.</w:t>
+      </w:r>
+    </w:p>
+    <w:p>
+      <w:pPr>
+        <w:pStyle w:val="Prrafodelista"/>
+        <w:numPr>
+          <w:ilvl w:val="0"/>
+          <w:numId w:val="25"/>
+        </w:numPr>
+        <w:rPr>
+          <w:rFonts w:ascii="Arial" w:hAnsi="Arial" w:cs="Arial"/>
+        </w:rPr>
+      </w:pPr>
+      <w:r>
+        <w:rPr>
+          <w:rFonts w:ascii="Arial" w:hAnsi="Arial" w:cs="Arial"/>
+        </w:rPr>
+        <w:t>Identificación de variables constantes o con varianza nula.</w:t>
+      </w:r>
+    </w:p>
+    <w:p>
+      <w:pPr>
+        <w:rPr>
+          <w:rFonts w:ascii="Arial" w:hAnsi="Arial" w:cs="Arial"/>
+        </w:rPr>
+      </w:pPr>
+      <w:r>
+        <w:rPr>
+          <w:rFonts w:ascii="Arial" w:hAnsi="Arial" w:cs="Arial"/>
+        </w:rPr>
+        <w:t xml:space="preserve">Este proceso permitió detectar que, dependiendo del subconjunto FD, ciertas señales de sensores no aportan información discriminativa. Dichas variables fueron eliminadas de forma automática, reduciendo ruido y mejorando la estabilidad de </w:t>
+      </w:r>
+      <w:r>
+        <w:rPr>
+          <w:rFonts w:ascii="Arial" w:hAnsi="Arial" w:cs="Arial"/>
+        </w:rPr>
+        <w:t>las predicciones</w:t>
+      </w:r>
+      <w:r>
+        <w:rPr>
+          <w:rFonts w:ascii="Arial" w:hAnsi="Arial" w:cs="Arial"/>
+        </w:rPr>
+        <w:t>.</w:t>
+      </w:r>
+    </w:p>
+    <w:p>
+      <w:pPr>
+        <w:rPr>
+          <w:rFonts w:ascii="Arial" w:hAnsi="Arial" w:cs="Arial"/>
+        </w:rPr>
+      </w:pPr>
+      <w:r>
+        <w:rPr>
+          <w:rFonts w:ascii="Arial" w:hAnsi="Arial" w:cs="Arial"/>
+        </w:rPr>
+        <w:t>&gt; **[Figura 4.1: Resumen del análisis de calidad y eliminación de variables constantes en CMAPSS]**</w:t>
+      </w:r>
+    </w:p>
+    <w:p>
+      <w:pPr>
+        <w:pStyle w:val="Ttulo2"/>
+        <w:rPr>
+          <w:rFonts w:ascii="Arial" w:hAnsi="Arial" w:cs="Arial"/>
+          <w:sz w:val="28"/>
+          <w:szCs w:val="28"/>
+        </w:rPr>
+      </w:pPr>
+      <w:bookmarkStart w:id="16" w:name="_Toc219217218"/>
+      <w:r>
+        <w:rPr>
+          <w:rFonts w:ascii="Arial" w:hAnsi="Arial" w:cs="Arial"/>
+          <w:sz w:val="28"/>
+          <w:szCs w:val="28"/>
+        </w:rPr>
+        <w:t>4.</w:t>
+      </w:r>
+      <w:r>
+        <w:rPr>
+          <w:rFonts w:ascii="Arial" w:hAnsi="Arial" w:cs="Arial"/>
+          <w:sz w:val="28"/>
+          <w:szCs w:val="28"/>
+        </w:rPr>
+        <w:t>5</w:t>
+      </w:r>
+      <w:r>
+        <w:rPr>
+          <w:rFonts w:ascii="Arial" w:hAnsi="Arial" w:cs="Arial"/>
+          <w:sz w:val="28"/>
+          <w:szCs w:val="28"/>
+        </w:rPr>
+        <w:t xml:space="preserve"> Ingeniería de variables y selección de características</w:t>
+      </w:r>
+      <w:bookmarkEnd w:id="16"/>
+    </w:p>
+    <w:p>
+      <w:pPr>
+        <w:rPr>
+          <w:rFonts w:ascii="Arial" w:hAnsi="Arial" w:cs="Arial"/>
+        </w:rPr>
+      </w:pPr>
+      <w:r>
+        <w:rPr>
+          <w:rFonts w:ascii="Arial" w:hAnsi="Arial" w:cs="Arial"/>
+        </w:rPr>
+        <w:t xml:space="preserve">Tras </w:t>
+      </w:r>
+      <w:r>
+        <w:rPr>
+          <w:rFonts w:ascii="Arial" w:hAnsi="Arial" w:cs="Arial"/>
+        </w:rPr>
+        <w:t>esta limpieza inicial,</w:t>
+      </w:r>
+      <w:r>
+        <w:rPr>
+          <w:rFonts w:ascii="Arial" w:hAnsi="Arial" w:cs="Arial"/>
+        </w:rPr>
+        <w:t xml:space="preserve"> se definió el conjunto final de variables de entrada para cada subconjunto FD siguiendo criterios estrictamente orientados a la generalización:</w:t>
+      </w:r>
+    </w:p>
+    <w:p>
+      <w:pPr>
+        <w:pStyle w:val="Prrafodelista"/>
+        <w:numPr>
+          <w:ilvl w:val="0"/>
+          <w:numId w:val="25"/>
+        </w:numPr>
+        <w:rPr>
+          <w:rFonts w:ascii="Arial" w:hAnsi="Arial" w:cs="Arial"/>
+        </w:rPr>
+      </w:pPr>
+      <w:r>
+        <w:rPr>
+          <w:rFonts w:ascii="Arial" w:hAnsi="Arial" w:cs="Arial"/>
+        </w:rPr>
+        <w:t>Eliminación de columnas constantes o cuasi-constantes.</w:t>
+      </w:r>
+    </w:p>
+    <w:p>
+      <w:pPr>
+        <w:pStyle w:val="Prrafodelista"/>
+        <w:numPr>
+          <w:ilvl w:val="0"/>
+          <w:numId w:val="25"/>
+        </w:numPr>
+        <w:rPr>
+          <w:rFonts w:ascii="Arial" w:hAnsi="Arial" w:cs="Arial"/>
+        </w:rPr>
+      </w:pPr>
+      <w:r>
+        <w:rPr>
+          <w:rFonts w:ascii="Arial" w:hAnsi="Arial" w:cs="Arial"/>
+        </w:rPr>
+        <w:t>Conservación de sensores con variabilidad significativa.</w:t>
+      </w:r>
+    </w:p>
+    <w:p>
+      <w:pPr>
+        <w:pStyle w:val="Prrafodelista"/>
+        <w:numPr>
+          <w:ilvl w:val="0"/>
+          <w:numId w:val="25"/>
+        </w:numPr>
+        <w:rPr>
+          <w:rFonts w:ascii="Arial" w:hAnsi="Arial" w:cs="Arial"/>
+        </w:rPr>
+      </w:pPr>
+      <w:r>
+        <w:rPr>
+          <w:rFonts w:ascii="Arial" w:hAnsi="Arial" w:cs="Arial"/>
+        </w:rPr>
+        <w:t>Homogeneización del conjunto de variables entre entrenamiento y test.</w:t>
+      </w:r>
+    </w:p>
+    <w:p>
+      <w:pPr>
+        <w:rPr>
+          <w:rFonts w:ascii="Arial" w:hAnsi="Arial" w:cs="Arial"/>
+        </w:rPr>
+      </w:pPr>
+      <w:r>
+        <w:rPr>
+          <w:rFonts w:ascii="Arial" w:hAnsi="Arial" w:cs="Arial"/>
+        </w:rPr>
+        <w:t>No se aplicaron técnicas explícitas de reducción de dimensionalidad como PCA en esta fase, ya que los modelos recurrentes empleados son capaces de aprender representaciones latentes directamente a partir de secuencias temporales.</w:t>
+      </w:r>
+    </w:p>
+    <w:p>
+      <w:pPr>
+        <w:pStyle w:val="Ttulo2"/>
+        <w:rPr>
+          <w:rFonts w:ascii="Arial" w:hAnsi="Arial" w:cs="Arial"/>
+          <w:sz w:val="28"/>
+          <w:szCs w:val="28"/>
+        </w:rPr>
+      </w:pPr>
+      <w:bookmarkStart w:id="17" w:name="_Toc219217219"/>
+      <w:r>
+        <w:rPr>
+          <w:rFonts w:ascii="Arial" w:hAnsi="Arial" w:cs="Arial"/>
+          <w:sz w:val="28"/>
+          <w:szCs w:val="28"/>
+        </w:rPr>
+        <w:t>4.</w:t>
+      </w:r>
+      <w:r>
+        <w:rPr>
+          <w:rFonts w:ascii="Arial" w:hAnsi="Arial" w:cs="Arial"/>
+          <w:sz w:val="28"/>
+          <w:szCs w:val="28"/>
+        </w:rPr>
+        <w:t>6</w:t>
+      </w:r>
+      <w:r>
+        <w:rPr>
+          <w:rFonts w:ascii="Arial" w:hAnsi="Arial" w:cs="Arial"/>
+          <w:sz w:val="28"/>
+          <w:szCs w:val="28"/>
+        </w:rPr>
+        <w:t xml:space="preserve"> Normalización y escalado de los datos</w:t>
+      </w:r>
+      <w:bookmarkEnd w:id="17"/>
+    </w:p>
+    <w:p>
+      <w:pPr>
+        <w:rPr>
+          <w:rFonts w:ascii="Arial" w:hAnsi="Arial" w:cs="Arial"/>
+        </w:rPr>
+      </w:pPr>
+      <w:r>
+        <w:rPr>
+          <w:rFonts w:ascii="Arial" w:hAnsi="Arial" w:cs="Arial"/>
+        </w:rPr>
+        <w:t xml:space="preserve">Las señales de sensores presentan escalas heterogéneas, por lo que se aplicó un proceso de normalización mediante </w:t>
+      </w:r>
+      <w:r>
+        <w:rPr>
+          <w:rFonts w:ascii="Arial" w:hAnsi="Arial" w:cs="Arial"/>
+          <w:b/>
+          <w:bCs/>
+        </w:rPr>
+        <w:t xml:space="preserve">Standard </w:t>
+      </w:r>
+      <w:proofErr w:type="spellStart"/>
+      <w:r>
+        <w:rPr>
+          <w:rFonts w:ascii="Arial" w:hAnsi="Arial" w:cs="Arial"/>
+          <w:b/>
+          <w:bCs/>
+        </w:rPr>
+        <w:t>Scaling</w:t>
+      </w:r>
+      <w:proofErr w:type="spellEnd"/>
+      <w:r>
+        <w:rPr>
+          <w:rFonts w:ascii="Arial" w:hAnsi="Arial" w:cs="Arial"/>
+        </w:rPr>
+        <w:t xml:space="preserve">. El escalador se ajustó exclusivamente con datos de entrenamiento y se aplicó posteriormente al conjunto </w:t>
+      </w:r>
+      <w:proofErr w:type="gramStart"/>
+      <w:r>
+        <w:rPr>
+          <w:rFonts w:ascii="Arial" w:hAnsi="Arial" w:cs="Arial"/>
+        </w:rPr>
+        <w:t>de test</w:t>
+      </w:r>
+      <w:proofErr w:type="gramEnd"/>
+      <w:r>
+        <w:rPr>
+          <w:rFonts w:ascii="Arial" w:hAnsi="Arial" w:cs="Arial"/>
+        </w:rPr>
+        <w:t xml:space="preserve">, evitando fugas de información (*data </w:t>
+      </w:r>
+      <w:proofErr w:type="spellStart"/>
+      <w:r>
+        <w:rPr>
+          <w:rFonts w:ascii="Arial" w:hAnsi="Arial" w:cs="Arial"/>
+        </w:rPr>
+        <w:t>leakage</w:t>
+      </w:r>
+      <w:proofErr w:type="spellEnd"/>
+      <w:r>
+        <w:rPr>
+          <w:rFonts w:ascii="Arial" w:hAnsi="Arial" w:cs="Arial"/>
+        </w:rPr>
+        <w:t>*).</w:t>
+      </w:r>
+    </w:p>
+    <w:p>
+      <w:pPr>
+        <w:pStyle w:val="Ttulo2"/>
+        <w:rPr>
+          <w:rFonts w:ascii="Arial" w:hAnsi="Arial" w:cs="Arial"/>
+          <w:sz w:val="28"/>
+          <w:szCs w:val="28"/>
+        </w:rPr>
+      </w:pPr>
       <w:bookmarkStart w:id="18" w:name="_Toc219217220"/>
       <w:r>
         <w:rPr>
           <w:rFonts w:ascii="Arial" w:hAnsi="Arial" w:cs="Arial"/>
+          <w:sz w:val="28"/>
+          <w:szCs w:val="28"/>
         </w:rPr>
         <w:t>4.</w:t>
       </w:r>
       <w:r>
         <w:rPr>
           <w:rFonts w:ascii="Arial" w:hAnsi="Arial" w:cs="Arial"/>
+          <w:sz w:val="28"/>
+          <w:szCs w:val="28"/>
         </w:rPr>
         <w:t>7</w:t>
       </w:r>
       <w:r>
         <w:rPr>
           <w:rFonts w:ascii="Arial" w:hAnsi="Arial" w:cs="Arial"/>
+          <w:sz w:val="28"/>
+          <w:szCs w:val="28"/>
         </w:rPr>
         <w:t xml:space="preserve"> Construcción de secuencias temporales</w:t>
       </w:r>
@@ -5592,26 +6065,26 @@
           <w:rFonts w:ascii="Arial" w:hAnsi="Arial" w:cs="Arial"/>
         </w:rPr>
       </w:pPr>
-    </w:p>
-    <w:p>
-      <w:pPr>
-        <w:rPr>
-          <w:rFonts w:ascii="Arial" w:hAnsi="Arial" w:cs="Arial"/>
-        </w:rPr>
-      </w:pPr>
-      <w:r>
-        <w:rPr>
-          <w:rFonts w:ascii="Arial" w:hAnsi="Arial" w:cs="Arial"/>
-        </w:rPr>
-        <w:t>Para adaptar los datos a modelos recurrentes, las observaciones individuales se transformaron en secuencias temporales de longitud fija mediante una ventana deslizante. En el conjunto de entrenamiento se generan múltiples secuencias por unidad, mientras que en el conjunto de test se utiliza exclusivamente la última ventana disponible.</w:t>
-      </w:r>
-    </w:p>
-    <w:p>
-      <w:pPr>
-        <w:rPr>
-          <w:rFonts w:ascii="Arial" w:hAnsi="Arial" w:cs="Arial"/>
-        </w:rPr>
-      </w:pPr>
+      <w:r>
+        <w:rPr>
+          <w:rFonts w:ascii="Arial" w:hAnsi="Arial" w:cs="Arial"/>
+        </w:rPr>
+        <w:t xml:space="preserve">Para adaptar los datos a modelos recurrentes, las observaciones individuales se transformaron en secuencias temporales de longitud fija mediante una ventana deslizante. En el conjunto de entrenamiento se generan múltiples secuencias por unidad, mientras que en el conjunto </w:t>
+      </w:r>
+      <w:proofErr w:type="gramStart"/>
+      <w:r>
+        <w:rPr>
+          <w:rFonts w:ascii="Arial" w:hAnsi="Arial" w:cs="Arial"/>
+        </w:rPr>
+        <w:t>de test</w:t>
+      </w:r>
+      <w:proofErr w:type="gramEnd"/>
+      <w:r>
+        <w:rPr>
+          <w:rFonts w:ascii="Arial" w:hAnsi="Arial" w:cs="Arial"/>
+        </w:rPr>
+        <w:t xml:space="preserve"> se utiliza exclusivamente la última ventana disponible.</w:t>
+      </w:r>
     </w:p>
     <w:p>
       <w:pPr>
@@ -5632,68 +6105,89 @@
           <w:rFonts w:ascii="Arial" w:hAnsi="Arial" w:cs="Arial"/>
         </w:rPr>
       </w:pPr>
-    </w:p>
-    <w:p>
-      <w:pPr>
-        <w:rPr>
-          <w:rFonts w:ascii="Arial" w:hAnsi="Arial" w:cs="Arial"/>
-        </w:rPr>
-      </w:pPr>
-      <w:r>
-        <w:rPr>
-          <w:rFonts w:ascii="Arial" w:hAnsi="Arial" w:cs="Arial"/>
-        </w:rPr>
+      <w:r>
+        <w:rPr>
+          <w:rFonts w:ascii="Arial" w:hAnsi="Arial" w:cs="Arial"/>
+        </w:rPr>
+        <w:lastRenderedPageBreak/>
         <w:t>&gt; **[Figura 4.2: Esquema del proceso de generación de ventanas temporales]**</w:t>
       </w:r>
     </w:p>
     <w:p>
       <w:pPr>
-        <w:rPr>
-          <w:rFonts w:ascii="Arial" w:hAnsi="Arial" w:cs="Arial"/>
-        </w:rPr>
-      </w:pPr>
-    </w:p>
-    <w:p>
-      <w:pPr>
-        <w:rPr>
-          <w:rFonts w:ascii="Arial" w:hAnsi="Arial" w:cs="Arial"/>
-        </w:rPr>
-      </w:pPr>
-    </w:p>
-    <w:p>
-      <w:pPr>
         <w:pStyle w:val="Ttulo2"/>
         <w:rPr>
           <w:rFonts w:ascii="Arial" w:hAnsi="Arial" w:cs="Arial"/>
+          <w:sz w:val="28"/>
+          <w:szCs w:val="28"/>
         </w:rPr>
       </w:pPr>
       <w:bookmarkStart w:id="19" w:name="_Toc219217221"/>
       <w:r>
         <w:rPr>
           <w:rFonts w:ascii="Arial" w:hAnsi="Arial" w:cs="Arial"/>
+          <w:sz w:val="28"/>
+          <w:szCs w:val="28"/>
         </w:rPr>
         <w:t>4.</w:t>
       </w:r>
       <w:r>
         <w:rPr>
           <w:rFonts w:ascii="Arial" w:hAnsi="Arial" w:cs="Arial"/>
+          <w:sz w:val="28"/>
+          <w:szCs w:val="28"/>
         </w:rPr>
         <w:t>8</w:t>
       </w:r>
       <w:r>
         <w:rPr>
           <w:rFonts w:ascii="Arial" w:hAnsi="Arial" w:cs="Arial"/>
-        </w:rPr>
-        <w:t xml:space="preserve"> Arquitecturas de modelos evaluadas</w:t>
+          <w:sz w:val="28"/>
+          <w:szCs w:val="28"/>
+        </w:rPr>
+        <w:t xml:space="preserve"> </w:t>
+      </w:r>
+      <w:r>
+        <w:rPr>
+          <w:rFonts w:ascii="Arial" w:hAnsi="Arial" w:cs="Arial"/>
+          <w:sz w:val="28"/>
+          <w:szCs w:val="28"/>
+        </w:rPr>
+        <w:t>Validación</w:t>
+      </w:r>
+      <w:r>
+        <w:rPr>
+          <w:rFonts w:ascii="Arial" w:hAnsi="Arial" w:cs="Arial"/>
+          <w:sz w:val="28"/>
+          <w:szCs w:val="28"/>
+        </w:rPr>
+        <w:t xml:space="preserve"> cruzada</w:t>
+      </w:r>
+      <w:r>
+        <w:rPr>
+          <w:rFonts w:ascii="Arial" w:hAnsi="Arial" w:cs="Arial"/>
+          <w:sz w:val="28"/>
+          <w:szCs w:val="28"/>
+        </w:rPr>
+        <w:t xml:space="preserve"> para </w:t>
+      </w:r>
+      <w:r>
+        <w:rPr>
+          <w:rFonts w:ascii="Arial" w:hAnsi="Arial" w:cs="Arial"/>
+          <w:sz w:val="28"/>
+          <w:szCs w:val="28"/>
+        </w:rPr>
+        <w:t>diferentes a</w:t>
+      </w:r>
+      <w:r>
+        <w:rPr>
+          <w:rFonts w:ascii="Arial" w:hAnsi="Arial" w:cs="Arial"/>
+          <w:sz w:val="28"/>
+          <w:szCs w:val="28"/>
+        </w:rPr>
+        <w:t>rquitecturas de modelos</w:t>
       </w:r>
       <w:bookmarkEnd w:id="19"/>
-    </w:p>
-    <w:p>
-      <w:pPr>
-        <w:rPr>
-          <w:rFonts w:ascii="Arial" w:hAnsi="Arial" w:cs="Arial"/>
-        </w:rPr>
-      </w:pPr>
     </w:p>
     <w:p>
       <w:pPr>
@@ -5784,41 +6278,6 @@
     </w:p>
     <w:p>
       <w:pPr>
-        <w:pStyle w:val="Ttulo2"/>
-        <w:rPr>
-          <w:rFonts w:ascii="Arial" w:hAnsi="Arial" w:cs="Arial"/>
-        </w:rPr>
-      </w:pPr>
-      <w:bookmarkStart w:id="20" w:name="_Toc219217222"/>
-      <w:r>
-        <w:rPr>
-          <w:rFonts w:ascii="Arial" w:hAnsi="Arial" w:cs="Arial"/>
-        </w:rPr>
-        <w:t>4.</w:t>
-      </w:r>
-      <w:r>
-        <w:rPr>
-          <w:rFonts w:ascii="Arial" w:hAnsi="Arial" w:cs="Arial"/>
-        </w:rPr>
-        <w:t>9</w:t>
-      </w:r>
-      <w:r>
-        <w:rPr>
-          <w:rFonts w:ascii="Arial" w:hAnsi="Arial" w:cs="Arial"/>
-        </w:rPr>
-        <w:t xml:space="preserve"> Estrategia de validación cruzada</w:t>
-      </w:r>
-      <w:bookmarkEnd w:id="20"/>
-    </w:p>
-    <w:p>
-      <w:pPr>
-        <w:rPr>
-          <w:rFonts w:ascii="Arial" w:hAnsi="Arial" w:cs="Arial"/>
-        </w:rPr>
-      </w:pPr>
-    </w:p>
-    <w:p>
-      <w:pPr>
         <w:rPr>
           <w:rFonts w:ascii="Arial" w:hAnsi="Arial" w:cs="Arial"/>
         </w:rPr>
@@ -5829,6 +6288,7 @@
         </w:rPr>
         <w:t>Para garantizar una evaluación robusta, se implementó una validación cruzada basada en grupos (</w:t>
       </w:r>
+      <w:proofErr w:type="spellStart"/>
       <w:r>
         <w:rPr>
           <w:rFonts w:ascii="Arial" w:hAnsi="Arial" w:cs="Arial"/>
@@ -5837,6 +6297,7 @@
         </w:rPr>
         <w:t>GroupKFold</w:t>
       </w:r>
+      <w:proofErr w:type="spellEnd"/>
       <w:r>
         <w:rPr>
           <w:rFonts w:ascii="Arial" w:hAnsi="Arial" w:cs="Arial"/>
@@ -5850,13 +6311,6 @@
           <w:rFonts w:ascii="Arial" w:hAnsi="Arial" w:cs="Arial"/>
         </w:rPr>
       </w:pPr>
-    </w:p>
-    <w:p>
-      <w:pPr>
-        <w:rPr>
-          <w:rFonts w:ascii="Arial" w:hAnsi="Arial" w:cs="Arial"/>
-        </w:rPr>
-      </w:pPr>
       <w:r>
         <w:rPr>
           <w:rFonts w:ascii="Arial" w:hAnsi="Arial" w:cs="Arial"/>
@@ -5870,140 +6324,397 @@
           <w:rFonts w:ascii="Arial" w:hAnsi="Arial" w:cs="Arial"/>
         </w:rPr>
       </w:pPr>
-    </w:p>
-    <w:p>
-      <w:pPr>
-        <w:rPr>
-          <w:rFonts w:ascii="Arial" w:hAnsi="Arial" w:cs="Arial"/>
-        </w:rPr>
-      </w:pPr>
-      <w:r>
-        <w:rPr>
-          <w:rFonts w:ascii="Arial" w:hAnsi="Arial" w:cs="Arial"/>
-        </w:rPr>
-        <w:t xml:space="preserve">El uso de validación cruzada basada en grupos permite evaluar no solo el rendimiento medio de cada arquitectura, sino también su robustez frente a </w:t>
-      </w:r>
-      <w:r>
-        <w:rPr>
-          <w:rFonts w:ascii="Arial" w:hAnsi="Arial" w:cs="Arial"/>
+      <w:r>
+        <w:rPr>
+          <w:rFonts w:ascii="Arial" w:hAnsi="Arial" w:cs="Arial"/>
+        </w:rPr>
+        <w:t>El uso de validación cruzada basada en grupos permite evaluar no solo el rendimiento medio de cada arquitectura, sino también su robustez frente a diferentes particiones de datos, un aspecto crítico en problemas de mantenimiento predictivo donde la variabilidad entre unidades es elevada.</w:t>
+      </w:r>
+    </w:p>
+    <w:p>
+      <w:pPr>
+        <w:rPr>
+          <w:rFonts w:ascii="Arial" w:hAnsi="Arial" w:cs="Arial"/>
+        </w:rPr>
+      </w:pPr>
+      <w:r>
+        <w:rPr>
+          <w:rFonts w:ascii="Arial" w:hAnsi="Arial" w:cs="Arial"/>
+        </w:rPr>
+        <w:t>El proceso de entrenamiento incorporó múltiples técnicas de regularización, incluyendo *</w:t>
+      </w:r>
+      <w:proofErr w:type="spellStart"/>
+      <w:r>
+        <w:rPr>
+          <w:rFonts w:ascii="Arial" w:hAnsi="Arial" w:cs="Arial"/>
+        </w:rPr>
+        <w:t>early</w:t>
+      </w:r>
+      <w:proofErr w:type="spellEnd"/>
+      <w:r>
+        <w:rPr>
+          <w:rFonts w:ascii="Arial" w:hAnsi="Arial" w:cs="Arial"/>
+        </w:rPr>
+        <w:t xml:space="preserve"> </w:t>
+      </w:r>
+      <w:proofErr w:type="spellStart"/>
+      <w:r>
+        <w:rPr>
+          <w:rFonts w:ascii="Arial" w:hAnsi="Arial" w:cs="Arial"/>
+        </w:rPr>
+        <w:t>stopping</w:t>
+      </w:r>
+      <w:proofErr w:type="spellEnd"/>
+      <w:r>
+        <w:rPr>
+          <w:rFonts w:ascii="Arial" w:hAnsi="Arial" w:cs="Arial"/>
+        </w:rPr>
+        <w:t>*, ajuste dinámico de la tasa de aprendizaje y regularización mediante *</w:t>
+      </w:r>
+      <w:proofErr w:type="spellStart"/>
+      <w:r>
+        <w:rPr>
+          <w:rFonts w:ascii="Arial" w:hAnsi="Arial" w:cs="Arial"/>
+        </w:rPr>
+        <w:t>weight</w:t>
+      </w:r>
+      <w:proofErr w:type="spellEnd"/>
+      <w:r>
+        <w:rPr>
+          <w:rFonts w:ascii="Arial" w:hAnsi="Arial" w:cs="Arial"/>
+        </w:rPr>
+        <w:t xml:space="preserve"> </w:t>
+      </w:r>
+      <w:proofErr w:type="spellStart"/>
+      <w:r>
+        <w:rPr>
+          <w:rFonts w:ascii="Arial" w:hAnsi="Arial" w:cs="Arial"/>
+        </w:rPr>
+        <w:t>decay</w:t>
+      </w:r>
+      <w:proofErr w:type="spellEnd"/>
+      <w:r>
+        <w:rPr>
+          <w:rFonts w:ascii="Arial" w:hAnsi="Arial" w:cs="Arial"/>
+        </w:rPr>
+        <w:t>*. Estas técnicas resultaron esenciales para estabilizar el entrenamiento, especialmente en los subconjuntos FD002, FD003 y FD004, caracterizados por una mayor complejidad operativa.</w:t>
+      </w:r>
+    </w:p>
+    <w:p>
+      <w:pPr>
+        <w:rPr>
+          <w:rFonts w:ascii="Arial" w:hAnsi="Arial" w:cs="Arial"/>
+        </w:rPr>
+      </w:pPr>
+      <w:r>
+        <w:rPr>
+          <w:rFonts w:ascii="Arial" w:hAnsi="Arial" w:cs="Arial"/>
+        </w:rPr>
+        <w:t>El análisis de los ficheros *_cv_summary.csv muestra que, aunque algunas arquitecturas obtienen buenos resultados puntuales, presentan una elevada dispersión entre pliegues. En particular, las RNN clásicas muestran una fuerte dependencia de la partición utilizada, mientras que GRU y LSTM presentan comportamientos más estables, especialmente en los escenarios más complejos (FD003 y FD004).</w:t>
+      </w:r>
+    </w:p>
+    <w:p>
+      <w:pPr>
+        <w:rPr>
+          <w:rFonts w:ascii="Arial" w:hAnsi="Arial" w:cs="Arial"/>
+        </w:rPr>
+      </w:pPr>
+      <w:r>
+        <w:rPr>
+          <w:rFonts w:ascii="Arial" w:hAnsi="Arial" w:cs="Arial"/>
+        </w:rPr>
+        <w:t xml:space="preserve">&gt; **[Figura 4.3: Comparación de la dispersión de RMSE por arquitectura y </w:t>
+      </w:r>
+      <w:proofErr w:type="spellStart"/>
+      <w:r>
+        <w:rPr>
+          <w:rFonts w:ascii="Arial" w:hAnsi="Arial" w:cs="Arial"/>
+        </w:rPr>
+        <w:t>fold</w:t>
+      </w:r>
+      <w:proofErr w:type="spellEnd"/>
+      <w:r>
+        <w:rPr>
+          <w:rFonts w:ascii="Arial" w:hAnsi="Arial" w:cs="Arial"/>
+        </w:rPr>
+        <w:t>]**</w:t>
+      </w:r>
+    </w:p>
+    <w:p>
+      <w:pPr>
+        <w:pStyle w:val="Ttulo2"/>
+        <w:rPr>
+          <w:rFonts w:ascii="Arial" w:hAnsi="Arial" w:cs="Arial"/>
+          <w:sz w:val="28"/>
+          <w:szCs w:val="28"/>
+        </w:rPr>
+      </w:pPr>
+      <w:bookmarkStart w:id="20" w:name="_Toc219217223"/>
+      <w:r>
+        <w:rPr>
+          <w:rFonts w:ascii="Arial" w:hAnsi="Arial" w:cs="Arial"/>
+          <w:sz w:val="28"/>
+          <w:szCs w:val="28"/>
         </w:rPr>
         <w:lastRenderedPageBreak/>
-        <w:t>diferentes particiones de datos, un aspecto crítico en problemas de mantenimiento predictivo donde la variabilidad entre unidades es elevada.</w:t>
-      </w:r>
-    </w:p>
-    <w:p>
-      <w:pPr>
-        <w:rPr>
-          <w:rFonts w:ascii="Arial" w:hAnsi="Arial" w:cs="Arial"/>
-        </w:rPr>
-      </w:pPr>
-    </w:p>
-    <w:p>
-      <w:pPr>
-        <w:rPr>
-          <w:rFonts w:ascii="Arial" w:hAnsi="Arial" w:cs="Arial"/>
-        </w:rPr>
-      </w:pPr>
-      <w:r>
-        <w:rPr>
-          <w:rFonts w:ascii="Arial" w:hAnsi="Arial" w:cs="Arial"/>
-        </w:rPr>
-        <w:t>El proceso de entrenamiento incorporó múltiples técnicas de regularización, incluyendo *early stopping*, ajuste dinámico de la tasa de aprendizaje y regularización mediante *weight decay*. Estas técnicas resultaron esenciales para estabilizar el entrenamiento, especialmente en los subconjuntos FD002, FD003 y FD004, caracterizados por una mayor complejidad operativa.</w:t>
-      </w:r>
-    </w:p>
-    <w:p>
-      <w:pPr>
-        <w:rPr>
-          <w:rFonts w:ascii="Arial" w:hAnsi="Arial" w:cs="Arial"/>
-        </w:rPr>
-      </w:pPr>
-    </w:p>
-    <w:p>
-      <w:pPr>
-        <w:rPr>
-          <w:rFonts w:ascii="Arial" w:hAnsi="Arial" w:cs="Arial"/>
-        </w:rPr>
-      </w:pPr>
-      <w:r>
-        <w:rPr>
-          <w:rFonts w:ascii="Arial" w:hAnsi="Arial" w:cs="Arial"/>
-        </w:rPr>
-        <w:t>El análisis de los ficheros *_cv_summary.csv muestra que, aunque algunas arquitecturas obtienen buenos resultados puntuales, presentan una elevada dispersión entre pliegues. En particular, las RNN clásicas muestran una fuerte dependencia de la partición utilizada, mientras que GRU y LSTM presentan comportamientos más estables, especialmente en los escenarios más complejos (FD003 y FD004).</w:t>
-      </w:r>
-    </w:p>
-    <w:p>
-      <w:pPr>
-        <w:rPr>
-          <w:rFonts w:ascii="Arial" w:hAnsi="Arial" w:cs="Arial"/>
-        </w:rPr>
-      </w:pPr>
-    </w:p>
-    <w:p>
-      <w:pPr>
-        <w:rPr>
-          <w:rFonts w:ascii="Arial" w:hAnsi="Arial" w:cs="Arial"/>
-        </w:rPr>
-      </w:pPr>
-      <w:r>
-        <w:rPr>
-          <w:rFonts w:ascii="Arial" w:hAnsi="Arial" w:cs="Arial"/>
-        </w:rPr>
-        <w:t>&gt; **[Figura 4.3: Comparación de la dispersión de RMSE por arquitectura y fold]**</w:t>
-      </w:r>
-    </w:p>
-    <w:p>
-      <w:pPr>
-        <w:rPr>
-          <w:rFonts w:ascii="Arial" w:hAnsi="Arial" w:cs="Arial"/>
-        </w:rPr>
-      </w:pPr>
-    </w:p>
-    <w:p>
-      <w:pPr>
-        <w:rPr>
-          <w:rFonts w:ascii="Arial" w:hAnsi="Arial" w:cs="Arial"/>
-        </w:rPr>
-      </w:pPr>
-    </w:p>
-    <w:p>
-      <w:pPr>
-        <w:rPr>
-          <w:rFonts w:ascii="Arial" w:hAnsi="Arial" w:cs="Arial"/>
-        </w:rPr>
-      </w:pPr>
-    </w:p>
-    <w:p>
-      <w:pPr>
-        <w:rPr>
-          <w:rFonts w:ascii="Arial" w:hAnsi="Arial" w:cs="Arial"/>
-        </w:rPr>
-      </w:pPr>
+        <w:t>4.</w:t>
+      </w:r>
+      <w:r>
+        <w:rPr>
+          <w:rFonts w:ascii="Arial" w:hAnsi="Arial" w:cs="Arial"/>
+          <w:sz w:val="28"/>
+          <w:szCs w:val="28"/>
+        </w:rPr>
+        <w:t>9</w:t>
+      </w:r>
+      <w:r>
+        <w:rPr>
+          <w:rFonts w:ascii="Arial" w:hAnsi="Arial" w:cs="Arial"/>
+          <w:sz w:val="28"/>
+          <w:szCs w:val="28"/>
+        </w:rPr>
+        <w:t xml:space="preserve"> Comparación de arquitecturas y selección del modelo final</w:t>
+      </w:r>
+      <w:bookmarkEnd w:id="20"/>
+    </w:p>
+    <w:p>
+      <w:pPr>
+        <w:rPr>
+          <w:rFonts w:ascii="Arial" w:hAnsi="Arial" w:cs="Arial"/>
+        </w:rPr>
+      </w:pPr>
+      <w:r>
+        <w:rPr>
+          <w:rFonts w:ascii="Arial" w:hAnsi="Arial" w:cs="Arial"/>
+        </w:rPr>
+        <w:t xml:space="preserve">La comparación final de arquitecturas se realizó utilizando los ficheros `*_final_comparison.csv`, que recogen las métricas obtenidas sobre el conjunto </w:t>
+      </w:r>
+      <w:proofErr w:type="gramStart"/>
+      <w:r>
+        <w:rPr>
+          <w:rFonts w:ascii="Arial" w:hAnsi="Arial" w:cs="Arial"/>
+        </w:rPr>
+        <w:t>de test</w:t>
+      </w:r>
+      <w:proofErr w:type="gramEnd"/>
+      <w:r>
+        <w:rPr>
+          <w:rFonts w:ascii="Arial" w:hAnsi="Arial" w:cs="Arial"/>
+        </w:rPr>
+        <w:t xml:space="preserve"> tras el entrenamiento definitivo.</w:t>
+      </w:r>
+    </w:p>
+    <w:p>
+      <w:pPr>
+        <w:rPr>
+          <w:rFonts w:ascii="Arial" w:hAnsi="Arial" w:cs="Arial"/>
+        </w:rPr>
+      </w:pPr>
+      <w:r>
+        <w:rPr>
+          <w:rFonts w:ascii="Arial" w:hAnsi="Arial" w:cs="Arial"/>
+        </w:rPr>
+        <w:t>Los resultados muestran que:</w:t>
+      </w:r>
+    </w:p>
+    <w:p>
+      <w:pPr>
+        <w:pStyle w:val="Prrafodelista"/>
+        <w:numPr>
+          <w:ilvl w:val="0"/>
+          <w:numId w:val="25"/>
+        </w:numPr>
+        <w:rPr>
+          <w:rFonts w:ascii="Arial" w:hAnsi="Arial" w:cs="Arial"/>
+        </w:rPr>
+      </w:pPr>
+      <w:r>
+        <w:rPr>
+          <w:rFonts w:ascii="Arial" w:hAnsi="Arial" w:cs="Arial"/>
+        </w:rPr>
+        <w:t>En **FD001**, la RNN obtiene el menor MAE, pero presenta una elevada variabilidad en validación cruzada, con folds que superan ampliamente el RMSE de los modelos GRU y LSTM.</w:t>
+      </w:r>
+    </w:p>
+    <w:p>
+      <w:pPr>
+        <w:pStyle w:val="Prrafodelista"/>
+        <w:numPr>
+          <w:ilvl w:val="0"/>
+          <w:numId w:val="25"/>
+        </w:numPr>
+        <w:rPr>
+          <w:rFonts w:ascii="Arial" w:hAnsi="Arial" w:cs="Arial"/>
+        </w:rPr>
+      </w:pPr>
+      <w:r>
+        <w:rPr>
+          <w:rFonts w:ascii="Arial" w:hAnsi="Arial" w:cs="Arial"/>
+        </w:rPr>
+        <w:t>En **FD002**, las tres arquitecturas presentan métricas similares, aunque la LSTM obtiene el menor MSE puntual. No obstante, su validación cruzada muestra una dispersión creciente en los últimos pliegues.</w:t>
+      </w:r>
+    </w:p>
+    <w:p>
+      <w:pPr>
+        <w:pStyle w:val="Prrafodelista"/>
+        <w:numPr>
+          <w:ilvl w:val="0"/>
+          <w:numId w:val="25"/>
+        </w:numPr>
+        <w:rPr>
+          <w:rFonts w:ascii="Arial" w:hAnsi="Arial" w:cs="Arial"/>
+        </w:rPr>
+      </w:pPr>
+      <w:r>
+        <w:rPr>
+          <w:rFonts w:ascii="Arial" w:hAnsi="Arial" w:cs="Arial"/>
+        </w:rPr>
+        <w:t>En **FD003**, la LSTM obtiene el mejor rendimiento puntual, mientras que la RNN muestra errores significativamente mayores y una alta inestabilidad.</w:t>
+      </w:r>
+    </w:p>
+    <w:p>
+      <w:pPr>
+        <w:pStyle w:val="Prrafodelista"/>
+        <w:numPr>
+          <w:ilvl w:val="0"/>
+          <w:numId w:val="25"/>
+        </w:numPr>
+        <w:rPr>
+          <w:rFonts w:ascii="Arial" w:hAnsi="Arial" w:cs="Arial"/>
+        </w:rPr>
+      </w:pPr>
+      <w:r>
+        <w:rPr>
+          <w:rFonts w:ascii="Arial" w:hAnsi="Arial" w:cs="Arial"/>
+        </w:rPr>
+        <w:t>En **FD004**, el modelo GRU obtiene de forma consistente las mejores métricas globales y una menor variabilidad entre pliegues.</w:t>
+      </w:r>
+    </w:p>
+    <w:p>
+      <w:pPr>
+        <w:rPr>
+          <w:rFonts w:ascii="Arial" w:hAnsi="Arial" w:cs="Arial"/>
+        </w:rPr>
+      </w:pPr>
+      <w:r>
+        <w:rPr>
+          <w:rFonts w:ascii="Arial" w:hAnsi="Arial" w:cs="Arial"/>
+        </w:rPr>
+        <w:t>De forma agregada, el análisis de los CSV de validación cruzada evidencia que:</w:t>
+      </w:r>
+    </w:p>
+    <w:p>
+      <w:pPr>
+        <w:pStyle w:val="Prrafodelista"/>
+        <w:numPr>
+          <w:ilvl w:val="0"/>
+          <w:numId w:val="25"/>
+        </w:numPr>
+        <w:rPr>
+          <w:rFonts w:ascii="Arial" w:hAnsi="Arial" w:cs="Arial"/>
+        </w:rPr>
+      </w:pPr>
+      <w:r>
+        <w:rPr>
+          <w:rFonts w:ascii="Arial" w:hAnsi="Arial" w:cs="Arial"/>
+        </w:rPr>
+        <w:t>Las RNN clásicas son altamente sensibles a la partición de los datos.</w:t>
+      </w:r>
+    </w:p>
+    <w:p>
+      <w:pPr>
+        <w:pStyle w:val="Prrafodelista"/>
+        <w:numPr>
+          <w:ilvl w:val="0"/>
+          <w:numId w:val="25"/>
+        </w:numPr>
+        <w:rPr>
+          <w:rFonts w:ascii="Arial" w:hAnsi="Arial" w:cs="Arial"/>
+        </w:rPr>
+      </w:pPr>
+      <w:r>
+        <w:rPr>
+          <w:rFonts w:ascii="Arial" w:hAnsi="Arial" w:cs="Arial"/>
+        </w:rPr>
+        <w:t>Las LSTM presentan buen rendimiento puntual, pero mayor dispersión en escenarios complejos.</w:t>
+      </w:r>
+    </w:p>
+    <w:p>
+      <w:pPr>
+        <w:pStyle w:val="Prrafodelista"/>
+        <w:numPr>
+          <w:ilvl w:val="0"/>
+          <w:numId w:val="25"/>
+        </w:numPr>
+        <w:rPr>
+          <w:rFonts w:ascii="Arial" w:hAnsi="Arial" w:cs="Arial"/>
+        </w:rPr>
+      </w:pPr>
+      <w:r>
+        <w:rPr>
+          <w:rFonts w:ascii="Arial" w:hAnsi="Arial" w:cs="Arial"/>
+        </w:rPr>
+        <w:t>Las GRU mantienen un equilibrio óptimo entre precisión y estabilidad.</w:t>
+      </w:r>
+    </w:p>
+    <w:p>
+      <w:pPr>
+        <w:rPr>
+          <w:rFonts w:ascii="Arial" w:hAnsi="Arial" w:cs="Arial"/>
+        </w:rPr>
+      </w:pPr>
+      <w:r>
+        <w:rPr>
+          <w:rFonts w:ascii="Arial" w:hAnsi="Arial" w:cs="Arial"/>
+        </w:rPr>
+        <w:t>Por estos motivos, y priorizando criterios de robustez, estabilidad y generalización, se seleccionó la arquitectura GRU como modelo final para la predicción de RUL en el sistema desarrollado.</w:t>
+      </w:r>
+    </w:p>
+    <w:p>
+      <w:pPr>
+        <w:rPr>
+          <w:rFonts w:ascii="Arial" w:hAnsi="Arial" w:cs="Arial"/>
+        </w:rPr>
+      </w:pPr>
+      <w:r>
+        <w:rPr>
+          <w:rFonts w:ascii="Arial" w:hAnsi="Arial" w:cs="Arial"/>
+        </w:rPr>
+        <w:t>&gt; **[Tabla 4.1: Resumen comparativo de métricas finales y estabilidad por arquitectura y subconjunto FD]**</w:t>
+      </w:r>
     </w:p>
     <w:p>
       <w:pPr>
         <w:pStyle w:val="Ttulo2"/>
         <w:rPr>
           <w:rFonts w:ascii="Arial" w:hAnsi="Arial" w:cs="Arial"/>
-        </w:rPr>
-      </w:pPr>
-      <w:bookmarkStart w:id="21" w:name="_Toc219217223"/>
-      <w:r>
-        <w:rPr>
-          <w:rFonts w:ascii="Arial" w:hAnsi="Arial" w:cs="Arial"/>
+          <w:sz w:val="28"/>
+          <w:szCs w:val="28"/>
+        </w:rPr>
+      </w:pPr>
+      <w:bookmarkStart w:id="21" w:name="_Toc219217224"/>
+      <w:r>
+        <w:rPr>
+          <w:rFonts w:ascii="Arial" w:hAnsi="Arial" w:cs="Arial"/>
+          <w:sz w:val="28"/>
+          <w:szCs w:val="28"/>
         </w:rPr>
         <w:t>4.1</w:t>
       </w:r>
       <w:r>
         <w:rPr>
           <w:rFonts w:ascii="Arial" w:hAnsi="Arial" w:cs="Arial"/>
+          <w:sz w:val="28"/>
+          <w:szCs w:val="28"/>
         </w:rPr>
         <w:t>0</w:t>
       </w:r>
       <w:r>
         <w:rPr>
           <w:rFonts w:ascii="Arial" w:hAnsi="Arial" w:cs="Arial"/>
-        </w:rPr>
-        <w:t xml:space="preserve"> Comparación de arquitecturas y selección del modelo final</w:t>
+          <w:sz w:val="28"/>
+          <w:szCs w:val="28"/>
+        </w:rPr>
+        <w:t xml:space="preserve"> Refinamiento y mejora del modelo GRU seleccionado</w:t>
       </w:r>
       <w:bookmarkEnd w:id="21"/>
     </w:p>
@@ -6013,58 +6724,37 @@
           <w:rFonts w:ascii="Arial" w:hAnsi="Arial" w:cs="Arial"/>
         </w:rPr>
       </w:pPr>
-    </w:p>
-    <w:p>
-      <w:pPr>
-        <w:rPr>
-          <w:rFonts w:ascii="Arial" w:hAnsi="Arial" w:cs="Arial"/>
-        </w:rPr>
-      </w:pPr>
-      <w:r>
-        <w:rPr>
-          <w:rFonts w:ascii="Arial" w:hAnsi="Arial" w:cs="Arial"/>
-        </w:rPr>
-        <w:t>La comparación final de arquitecturas se realizó utilizando los ficheros `*_final_comparison.csv`, que recogen las métricas obtenidas sobre el conjunto de test tras el entrenamiento definitivo.</w:t>
-      </w:r>
-    </w:p>
-    <w:p>
-      <w:pPr>
-        <w:rPr>
-          <w:rFonts w:ascii="Arial" w:hAnsi="Arial" w:cs="Arial"/>
-        </w:rPr>
-      </w:pPr>
-    </w:p>
-    <w:p>
-      <w:pPr>
-        <w:rPr>
-          <w:rFonts w:ascii="Arial" w:hAnsi="Arial" w:cs="Arial"/>
-        </w:rPr>
-      </w:pPr>
-      <w:r>
-        <w:rPr>
-          <w:rFonts w:ascii="Arial" w:hAnsi="Arial" w:cs="Arial"/>
-        </w:rPr>
-        <w:t>Los resultados muestran que:</w:t>
-      </w:r>
-    </w:p>
-    <w:p>
-      <w:pPr>
-        <w:rPr>
-          <w:rFonts w:ascii="Arial" w:hAnsi="Arial" w:cs="Arial"/>
-        </w:rPr>
-      </w:pPr>
-    </w:p>
-    <w:p>
-      <w:pPr>
-        <w:rPr>
-          <w:rFonts w:ascii="Arial" w:hAnsi="Arial" w:cs="Arial"/>
-        </w:rPr>
-      </w:pPr>
-      <w:r>
-        <w:rPr>
-          <w:rFonts w:ascii="Arial" w:hAnsi="Arial" w:cs="Arial"/>
-        </w:rPr>
-        <w:t>* En **FD001**, la RNN obtiene el menor MAE, pero presenta una elevada variabilidad en validación cruzada, con folds que superan ampliamente el RMSE de los modelos GRU y LSTM.</w:t>
+      <w:r>
+        <w:rPr>
+          <w:rFonts w:ascii="Arial" w:hAnsi="Arial" w:cs="Arial"/>
+        </w:rPr>
+        <w:t>Una vez identificada la arquitectura GRU como la más adecuada, se inició una fase adicional de experimentación orientada a maximizar su rendimiento y estabilidad. En esta etapa se trabajó exclusivamente sobre el modelo GRU seleccionado, introduciendo mejoras progresivas a nivel de arquitectura y configuración de entrenamiento.</w:t>
+      </w:r>
+    </w:p>
+    <w:p>
+      <w:pPr>
+        <w:rPr>
+          <w:rFonts w:ascii="Arial" w:hAnsi="Arial" w:cs="Arial"/>
+        </w:rPr>
+      </w:pPr>
+      <w:r>
+        <w:rPr>
+          <w:rFonts w:ascii="Arial" w:hAnsi="Arial" w:cs="Arial"/>
+        </w:rPr>
+        <w:t>El modelo final presenta la siguiente configuración:</w:t>
+      </w:r>
+    </w:p>
+    <w:p>
+      <w:pPr>
+        <w:rPr>
+          <w:rFonts w:ascii="Arial" w:hAnsi="Arial" w:cs="Arial"/>
+        </w:rPr>
+      </w:pPr>
+      <w:r>
+        <w:rPr>
+          <w:rFonts w:ascii="Arial" w:hAnsi="Arial" w:cs="Arial"/>
+        </w:rPr>
+        <w:t>Arquitectura del modelo GRU:</w:t>
       </w:r>
     </w:p>
     <w:p>
@@ -6078,243 +6768,8 @@
           <w:rFonts w:ascii="Arial" w:hAnsi="Arial" w:cs="Arial"/>
         </w:rPr>
         <w:lastRenderedPageBreak/>
-        <w:t>* En **FD002**, las tres arquitecturas presentan métricas similares, aunque la LSTM obtiene el menor MSE puntual. No obstante, su validación cruzada muestra una dispersión creciente en los últimos pliegues.</w:t>
-      </w:r>
-    </w:p>
-    <w:p>
-      <w:pPr>
-        <w:rPr>
-          <w:rFonts w:ascii="Arial" w:hAnsi="Arial" w:cs="Arial"/>
-        </w:rPr>
-      </w:pPr>
-      <w:r>
-        <w:rPr>
-          <w:rFonts w:ascii="Arial" w:hAnsi="Arial" w:cs="Arial"/>
-        </w:rPr>
-        <w:t>* En **FD003**, la LSTM obtiene el mejor rendimiento puntual, mientras que la RNN muestra errores significativamente mayores y una alta inestabilidad.</w:t>
-      </w:r>
-    </w:p>
-    <w:p>
-      <w:pPr>
-        <w:rPr>
-          <w:rFonts w:ascii="Arial" w:hAnsi="Arial" w:cs="Arial"/>
-        </w:rPr>
-      </w:pPr>
-      <w:r>
-        <w:rPr>
-          <w:rFonts w:ascii="Arial" w:hAnsi="Arial" w:cs="Arial"/>
-        </w:rPr>
-        <w:t>* En **FD004**, el modelo GRU obtiene de forma consistente las mejores métricas globales y una menor variabilidad entre pliegues.</w:t>
-      </w:r>
-    </w:p>
-    <w:p>
-      <w:pPr>
-        <w:rPr>
-          <w:rFonts w:ascii="Arial" w:hAnsi="Arial" w:cs="Arial"/>
-        </w:rPr>
-      </w:pPr>
-    </w:p>
-    <w:p>
-      <w:pPr>
-        <w:rPr>
-          <w:rFonts w:ascii="Arial" w:hAnsi="Arial" w:cs="Arial"/>
-        </w:rPr>
-      </w:pPr>
-      <w:r>
-        <w:rPr>
-          <w:rFonts w:ascii="Arial" w:hAnsi="Arial" w:cs="Arial"/>
-        </w:rPr>
-        <w:t>De forma agregada, el análisis de los CSV de validación cruzada evidencia que:</w:t>
-      </w:r>
-    </w:p>
-    <w:p>
-      <w:pPr>
-        <w:rPr>
-          <w:rFonts w:ascii="Arial" w:hAnsi="Arial" w:cs="Arial"/>
-        </w:rPr>
-      </w:pPr>
-    </w:p>
-    <w:p>
-      <w:pPr>
-        <w:rPr>
-          <w:rFonts w:ascii="Arial" w:hAnsi="Arial" w:cs="Arial"/>
-        </w:rPr>
-      </w:pPr>
-      <w:r>
-        <w:rPr>
-          <w:rFonts w:ascii="Arial" w:hAnsi="Arial" w:cs="Arial"/>
-        </w:rPr>
-        <w:t>* Las RNN clásicas son altamente sensibles a la partición de los datos.</w:t>
-      </w:r>
-    </w:p>
-    <w:p>
-      <w:pPr>
-        <w:rPr>
-          <w:rFonts w:ascii="Arial" w:hAnsi="Arial" w:cs="Arial"/>
-        </w:rPr>
-      </w:pPr>
-      <w:r>
-        <w:rPr>
-          <w:rFonts w:ascii="Arial" w:hAnsi="Arial" w:cs="Arial"/>
-        </w:rPr>
-        <w:t>* Las LSTM presentan buen rendimiento puntual, pero mayor dispersión en escenarios complejos.</w:t>
-      </w:r>
-    </w:p>
-    <w:p>
-      <w:pPr>
-        <w:rPr>
-          <w:rFonts w:ascii="Arial" w:hAnsi="Arial" w:cs="Arial"/>
-        </w:rPr>
-      </w:pPr>
-      <w:r>
-        <w:rPr>
-          <w:rFonts w:ascii="Arial" w:hAnsi="Arial" w:cs="Arial"/>
-        </w:rPr>
-        <w:t>* Las GRU mantienen un equilibrio óptimo entre precisión y estabilidad.</w:t>
-      </w:r>
-    </w:p>
-    <w:p>
-      <w:pPr>
-        <w:rPr>
-          <w:rFonts w:ascii="Arial" w:hAnsi="Arial" w:cs="Arial"/>
-        </w:rPr>
-      </w:pPr>
-    </w:p>
-    <w:p>
-      <w:pPr>
-        <w:rPr>
-          <w:rFonts w:ascii="Arial" w:hAnsi="Arial" w:cs="Arial"/>
-        </w:rPr>
-      </w:pPr>
-      <w:r>
-        <w:rPr>
-          <w:rFonts w:ascii="Arial" w:hAnsi="Arial" w:cs="Arial"/>
-        </w:rPr>
-        <w:t>Por estos motivos, y priorizando criterios de robustez, estabilidad y generalización, se seleccionó la arquitectura GRU como modelo final para la predicción de RUL en el sistema desarrollado.</w:t>
-      </w:r>
-    </w:p>
-    <w:p>
-      <w:pPr>
-        <w:rPr>
-          <w:rFonts w:ascii="Arial" w:hAnsi="Arial" w:cs="Arial"/>
-        </w:rPr>
-      </w:pPr>
-    </w:p>
-    <w:p>
-      <w:pPr>
-        <w:rPr>
-          <w:rFonts w:ascii="Arial" w:hAnsi="Arial" w:cs="Arial"/>
-        </w:rPr>
-      </w:pPr>
-      <w:r>
-        <w:rPr>
-          <w:rFonts w:ascii="Arial" w:hAnsi="Arial" w:cs="Arial"/>
-        </w:rPr>
-        <w:t>&gt; **[Tabla 4.1: Resumen comparativo de métricas finales y estabilidad por arquitectura y subconjunto FD]**</w:t>
-      </w:r>
-    </w:p>
-    <w:p>
-      <w:pPr>
-        <w:rPr>
-          <w:rFonts w:ascii="Arial" w:hAnsi="Arial" w:cs="Arial"/>
-        </w:rPr>
-      </w:pPr>
-    </w:p>
-    <w:p>
-      <w:pPr>
-        <w:pStyle w:val="Ttulo2"/>
-        <w:rPr>
-          <w:rFonts w:ascii="Arial" w:hAnsi="Arial" w:cs="Arial"/>
-        </w:rPr>
-      </w:pPr>
-      <w:bookmarkStart w:id="22" w:name="_Toc219217224"/>
-      <w:r>
-        <w:rPr>
-          <w:rFonts w:ascii="Arial" w:hAnsi="Arial" w:cs="Arial"/>
-        </w:rPr>
-        <w:t>4.11 Refinamiento y mejora del modelo GRU seleccionado</w:t>
-      </w:r>
-      <w:bookmarkEnd w:id="22"/>
-    </w:p>
-    <w:p>
-      <w:pPr>
-        <w:rPr>
-          <w:rFonts w:ascii="Arial" w:hAnsi="Arial" w:cs="Arial"/>
-        </w:rPr>
-      </w:pPr>
-    </w:p>
-    <w:p>
-      <w:pPr>
-        <w:rPr>
-          <w:rFonts w:ascii="Arial" w:hAnsi="Arial" w:cs="Arial"/>
-        </w:rPr>
-      </w:pPr>
-      <w:r>
-        <w:rPr>
-          <w:rFonts w:ascii="Arial" w:hAnsi="Arial" w:cs="Arial"/>
-        </w:rPr>
-        <w:t>Una vez identificada la arquitectura GRU como la más adecuada, se inició una fase adicional de experimentación orientada a maximizar su rendimiento y estabilidad. En esta etapa se trabajó exclusivamente sobre el modelo GRU seleccionado, introduciendo mejoras progresivas a nivel de arquitectura y configuración de entrenamiento.</w:t>
-      </w:r>
-    </w:p>
-    <w:p>
-      <w:pPr>
-        <w:rPr>
-          <w:rFonts w:ascii="Arial" w:hAnsi="Arial" w:cs="Arial"/>
-        </w:rPr>
-      </w:pPr>
-    </w:p>
-    <w:p>
-      <w:pPr>
-        <w:rPr>
-          <w:rFonts w:ascii="Arial" w:hAnsi="Arial" w:cs="Arial"/>
-        </w:rPr>
-      </w:pPr>
-      <w:r>
-        <w:rPr>
-          <w:rFonts w:ascii="Arial" w:hAnsi="Arial" w:cs="Arial"/>
-        </w:rPr>
-        <w:t>El modelo final presenta la siguiente configuración:</w:t>
-      </w:r>
-    </w:p>
-    <w:p>
-      <w:pPr>
-        <w:rPr>
-          <w:rFonts w:ascii="Arial" w:hAnsi="Arial" w:cs="Arial"/>
-        </w:rPr>
-      </w:pPr>
-      <w:r>
-        <w:rPr>
-          <w:rFonts w:ascii="Arial" w:hAnsi="Arial" w:cs="Arial"/>
-        </w:rPr>
-        <w:t>Arquitectura del modelo GRU:</w:t>
-      </w:r>
-    </w:p>
-    <w:p>
-      <w:pPr>
-        <w:rPr>
-          <w:rFonts w:ascii="Arial" w:hAnsi="Arial" w:cs="Arial"/>
-        </w:rPr>
-      </w:pPr>
-    </w:p>
-    <w:p>
-      <w:pPr>
-        <w:rPr>
-          <w:rFonts w:ascii="Arial" w:hAnsi="Arial" w:cs="Arial"/>
-        </w:rPr>
-      </w:pPr>
-      <w:r>
-        <w:rPr>
-          <w:rFonts w:ascii="Arial" w:hAnsi="Arial" w:cs="Arial"/>
-        </w:rPr>
         <w:t>Entrada: secuencias temporales de longitud fija (ventana de 30 ciclos) con 24 variables de entrada (3 variables de configuración y 21 sensores).</w:t>
       </w:r>
-    </w:p>
-    <w:p>
-      <w:pPr>
-        <w:rPr>
-          <w:rFonts w:ascii="Arial" w:hAnsi="Arial" w:cs="Arial"/>
-        </w:rPr>
-      </w:pPr>
     </w:p>
     <w:p>
       <w:pPr>
@@ -6381,11 +6836,19 @@
           <w:rFonts w:ascii="Arial" w:hAnsi="Arial" w:cs="Arial"/>
         </w:rPr>
       </w:pPr>
-      <w:r>
-        <w:rPr>
-          <w:rFonts w:ascii="Arial" w:hAnsi="Arial" w:cs="Arial"/>
-        </w:rPr>
-        <w:t>Dropout recurrente: 0.3</w:t>
+      <w:proofErr w:type="spellStart"/>
+      <w:r>
+        <w:rPr>
+          <w:rFonts w:ascii="Arial" w:hAnsi="Arial" w:cs="Arial"/>
+        </w:rPr>
+        <w:t>Dropout</w:t>
+      </w:r>
+      <w:proofErr w:type="spellEnd"/>
+      <w:r>
+        <w:rPr>
+          <w:rFonts w:ascii="Arial" w:hAnsi="Arial" w:cs="Arial"/>
+        </w:rPr>
+        <w:t xml:space="preserve"> recurrente: 0.3</w:t>
       </w:r>
     </w:p>
     <w:p>
@@ -6399,11 +6862,19 @@
           <w:rFonts w:ascii="Arial" w:hAnsi="Arial" w:cs="Arial"/>
         </w:rPr>
       </w:pPr>
-      <w:r>
-        <w:rPr>
-          <w:rFonts w:ascii="Arial" w:hAnsi="Arial" w:cs="Arial"/>
-        </w:rPr>
-        <w:t>batch_first = True</w:t>
+      <w:proofErr w:type="spellStart"/>
+      <w:r>
+        <w:rPr>
+          <w:rFonts w:ascii="Arial" w:hAnsi="Arial" w:cs="Arial"/>
+        </w:rPr>
+        <w:t>batch_first</w:t>
+      </w:r>
+      <w:proofErr w:type="spellEnd"/>
+      <w:r>
+        <w:rPr>
+          <w:rFonts w:ascii="Arial" w:hAnsi="Arial" w:cs="Arial"/>
+        </w:rPr>
+        <w:t xml:space="preserve"> = True</w:t>
       </w:r>
     </w:p>
     <w:p>
@@ -6478,7 +6949,35 @@
         <w:rPr>
           <w:rFonts w:ascii="Arial" w:hAnsi="Arial" w:cs="Arial"/>
         </w:rPr>
-        <w:t>Tipo: Fully Connected (Linear)</w:t>
+        <w:t xml:space="preserve">Tipo: </w:t>
+      </w:r>
+      <w:proofErr w:type="spellStart"/>
+      <w:r>
+        <w:rPr>
+          <w:rFonts w:ascii="Arial" w:hAnsi="Arial" w:cs="Arial"/>
+        </w:rPr>
+        <w:t>Fully</w:t>
+      </w:r>
+      <w:proofErr w:type="spellEnd"/>
+      <w:r>
+        <w:rPr>
+          <w:rFonts w:ascii="Arial" w:hAnsi="Arial" w:cs="Arial"/>
+        </w:rPr>
+        <w:t xml:space="preserve"> </w:t>
+      </w:r>
+      <w:proofErr w:type="spellStart"/>
+      <w:r>
+        <w:rPr>
+          <w:rFonts w:ascii="Arial" w:hAnsi="Arial" w:cs="Arial"/>
+        </w:rPr>
+        <w:t>Connected</w:t>
+      </w:r>
+      <w:proofErr w:type="spellEnd"/>
+      <w:r>
+        <w:rPr>
+          <w:rFonts w:ascii="Arial" w:hAnsi="Arial" w:cs="Arial"/>
+        </w:rPr>
+        <w:t xml:space="preserve"> (Linear)</w:t>
       </w:r>
     </w:p>
     <w:p>
@@ -6573,6 +7072,19 @@
     </w:p>
     <w:p>
       <w:pPr>
+        <w:rPr>
+          <w:rFonts w:ascii="Arial" w:hAnsi="Arial" w:cs="Arial"/>
+        </w:rPr>
+      </w:pPr>
+      <w:r>
+        <w:rPr>
+          <w:rFonts w:ascii="Arial" w:hAnsi="Arial" w:cs="Arial"/>
+        </w:rPr>
+        <w:t>Configuración de entrenamiento y regularización:</w:t>
+      </w:r>
+    </w:p>
+    <w:p>
+      <w:pPr>
         <w:pStyle w:val="Prrafodelista"/>
         <w:numPr>
           <w:ilvl w:val="0"/>
@@ -6586,15 +7098,22 @@
         <w:rPr>
           <w:rFonts w:ascii="Arial" w:hAnsi="Arial" w:cs="Arial"/>
         </w:rPr>
-        <w:t>Configuración de entrenamiento y regularización:</w:t>
-      </w:r>
-    </w:p>
-    <w:p>
-      <w:pPr>
-        <w:rPr>
-          <w:rFonts w:ascii="Arial" w:hAnsi="Arial" w:cs="Arial"/>
-        </w:rPr>
-      </w:pPr>
+        <w:t xml:space="preserve">Función de pérdida: Mean </w:t>
+      </w:r>
+      <w:proofErr w:type="spellStart"/>
+      <w:r>
+        <w:rPr>
+          <w:rFonts w:ascii="Arial" w:hAnsi="Arial" w:cs="Arial"/>
+        </w:rPr>
+        <w:t>Squared</w:t>
+      </w:r>
+      <w:proofErr w:type="spellEnd"/>
+      <w:r>
+        <w:rPr>
+          <w:rFonts w:ascii="Arial" w:hAnsi="Arial" w:cs="Arial"/>
+        </w:rPr>
+        <w:t xml:space="preserve"> Error (MSE).</w:t>
+      </w:r>
     </w:p>
     <w:p>
       <w:pPr>
@@ -6611,15 +7130,8 @@
         <w:rPr>
           <w:rFonts w:ascii="Arial" w:hAnsi="Arial" w:cs="Arial"/>
         </w:rPr>
-        <w:t>Función de pérdida: Mean Squared Error (MSE).</w:t>
-      </w:r>
-    </w:p>
-    <w:p>
-      <w:pPr>
-        <w:rPr>
-          <w:rFonts w:ascii="Arial" w:hAnsi="Arial" w:cs="Arial"/>
-        </w:rPr>
-      </w:pPr>
+        <w:t>Optimizador: Adam.</w:t>
+      </w:r>
     </w:p>
     <w:p>
       <w:pPr>
@@ -6636,15 +7148,8 @@
         <w:rPr>
           <w:rFonts w:ascii="Arial" w:hAnsi="Arial" w:cs="Arial"/>
         </w:rPr>
-        <w:t>Optimizador: Adam.</w:t>
-      </w:r>
-    </w:p>
-    <w:p>
-      <w:pPr>
-        <w:rPr>
-          <w:rFonts w:ascii="Arial" w:hAnsi="Arial" w:cs="Arial"/>
-        </w:rPr>
-      </w:pPr>
+        <w:t>Tasa de aprendizaje inicial: 0.001.</w:t>
+      </w:r>
     </w:p>
     <w:p>
       <w:pPr>
@@ -6661,15 +7166,36 @@
         <w:rPr>
           <w:rFonts w:ascii="Arial" w:hAnsi="Arial" w:cs="Arial"/>
         </w:rPr>
-        <w:t>Tasa de aprendizaje inicial: 0.001.</w:t>
-      </w:r>
-    </w:p>
-    <w:p>
-      <w:pPr>
-        <w:rPr>
-          <w:rFonts w:ascii="Arial" w:hAnsi="Arial" w:cs="Arial"/>
-        </w:rPr>
-      </w:pPr>
+        <w:t>Regularización L2 (</w:t>
+      </w:r>
+      <w:proofErr w:type="spellStart"/>
+      <w:r>
+        <w:rPr>
+          <w:rFonts w:ascii="Arial" w:hAnsi="Arial" w:cs="Arial"/>
+        </w:rPr>
+        <w:t>weight</w:t>
+      </w:r>
+      <w:proofErr w:type="spellEnd"/>
+      <w:r>
+        <w:rPr>
+          <w:rFonts w:ascii="Arial" w:hAnsi="Arial" w:cs="Arial"/>
+        </w:rPr>
+        <w:t xml:space="preserve"> </w:t>
+      </w:r>
+      <w:proofErr w:type="spellStart"/>
+      <w:r>
+        <w:rPr>
+          <w:rFonts w:ascii="Arial" w:hAnsi="Arial" w:cs="Arial"/>
+        </w:rPr>
+        <w:t>decay</w:t>
+      </w:r>
+      <w:proofErr w:type="spellEnd"/>
+      <w:r>
+        <w:rPr>
+          <w:rFonts w:ascii="Arial" w:hAnsi="Arial" w:cs="Arial"/>
+        </w:rPr>
+        <w:t>): 1e-4.</w:t>
+      </w:r>
     </w:p>
     <w:p>
       <w:pPr>
@@ -6686,15 +7212,76 @@
         <w:rPr>
           <w:rFonts w:ascii="Arial" w:hAnsi="Arial" w:cs="Arial"/>
         </w:rPr>
-        <w:t>Regularización L2 (weight decay): 1e-4.</w:t>
-      </w:r>
-    </w:p>
-    <w:p>
-      <w:pPr>
-        <w:rPr>
-          <w:rFonts w:ascii="Arial" w:hAnsi="Arial" w:cs="Arial"/>
-        </w:rPr>
-      </w:pPr>
+        <w:t xml:space="preserve">Scheduler de tasa de aprendizaje: </w:t>
+      </w:r>
+      <w:proofErr w:type="spellStart"/>
+      <w:r>
+        <w:rPr>
+          <w:rFonts w:ascii="Arial" w:hAnsi="Arial" w:cs="Arial"/>
+        </w:rPr>
+        <w:t>ReduceLROnPlateau</w:t>
+      </w:r>
+      <w:proofErr w:type="spellEnd"/>
+      <w:r>
+        <w:rPr>
+          <w:rFonts w:ascii="Arial" w:hAnsi="Arial" w:cs="Arial"/>
+        </w:rPr>
+        <w:t>.</w:t>
+      </w:r>
+    </w:p>
+    <w:p>
+      <w:pPr>
+        <w:pStyle w:val="Prrafodelista"/>
+        <w:numPr>
+          <w:ilvl w:val="1"/>
+          <w:numId w:val="19"/>
+        </w:numPr>
+        <w:rPr>
+          <w:rFonts w:ascii="Arial" w:hAnsi="Arial" w:cs="Arial"/>
+        </w:rPr>
+      </w:pPr>
+      <w:r>
+        <w:rPr>
+          <w:rFonts w:ascii="Arial" w:hAnsi="Arial" w:cs="Arial"/>
+        </w:rPr>
+        <w:t>Modo: minimización de la pérdida de validación.</w:t>
+      </w:r>
+    </w:p>
+    <w:p>
+      <w:pPr>
+        <w:pStyle w:val="Prrafodelista"/>
+        <w:numPr>
+          <w:ilvl w:val="1"/>
+          <w:numId w:val="19"/>
+        </w:numPr>
+        <w:rPr>
+          <w:rFonts w:ascii="Arial" w:hAnsi="Arial" w:cs="Arial"/>
+        </w:rPr>
+      </w:pPr>
+      <w:r>
+        <w:rPr>
+          <w:rFonts w:ascii="Arial" w:hAnsi="Arial" w:cs="Arial"/>
+        </w:rPr>
+        <w:t>Factor de reducción: 0.5.</w:t>
+      </w:r>
+    </w:p>
+    <w:p>
+      <w:pPr>
+        <w:pStyle w:val="Prrafodelista"/>
+        <w:numPr>
+          <w:ilvl w:val="1"/>
+          <w:numId w:val="19"/>
+        </w:numPr>
+        <w:rPr>
+          <w:rFonts w:ascii="Arial" w:hAnsi="Arial" w:cs="Arial"/>
+        </w:rPr>
+      </w:pPr>
+      <w:r>
+        <w:rPr>
+          <w:rFonts w:ascii="Arial" w:hAnsi="Arial" w:cs="Arial"/>
+        </w:rPr>
+        <w:t>Paciencia: 10 épocas.</w:t>
+      </w:r>
     </w:p>
     <w:p>
       <w:pPr>
@@ -6711,15 +7298,58 @@
         <w:rPr>
           <w:rFonts w:ascii="Arial" w:hAnsi="Arial" w:cs="Arial"/>
         </w:rPr>
-        <w:t>Scheduler de tasa de aprendizaje: ReduceLROnPlateau.</w:t>
-      </w:r>
-    </w:p>
-    <w:p>
-      <w:pPr>
-        <w:rPr>
-          <w:rFonts w:ascii="Arial" w:hAnsi="Arial" w:cs="Arial"/>
-        </w:rPr>
-      </w:pPr>
+        <w:t xml:space="preserve">Early </w:t>
+      </w:r>
+      <w:proofErr w:type="spellStart"/>
+      <w:r>
+        <w:rPr>
+          <w:rFonts w:ascii="Arial" w:hAnsi="Arial" w:cs="Arial"/>
+        </w:rPr>
+        <w:t>stopping</w:t>
+      </w:r>
+      <w:proofErr w:type="spellEnd"/>
+      <w:r>
+        <w:rPr>
+          <w:rFonts w:ascii="Arial" w:hAnsi="Arial" w:cs="Arial"/>
+        </w:rPr>
+        <w:t>:</w:t>
+      </w:r>
+    </w:p>
+    <w:p>
+      <w:pPr>
+        <w:pStyle w:val="Prrafodelista"/>
+        <w:numPr>
+          <w:ilvl w:val="1"/>
+          <w:numId w:val="19"/>
+        </w:numPr>
+        <w:rPr>
+          <w:rFonts w:ascii="Arial" w:hAnsi="Arial" w:cs="Arial"/>
+        </w:rPr>
+      </w:pPr>
+      <w:r>
+        <w:rPr>
+          <w:rFonts w:ascii="Arial" w:hAnsi="Arial" w:cs="Arial"/>
+        </w:rPr>
+        <w:t>Métrica monitorizada: pérdida de validación.</w:t>
+      </w:r>
+    </w:p>
+    <w:p>
+      <w:pPr>
+        <w:pStyle w:val="Prrafodelista"/>
+        <w:numPr>
+          <w:ilvl w:val="1"/>
+          <w:numId w:val="19"/>
+        </w:numPr>
+        <w:rPr>
+          <w:rFonts w:ascii="Arial" w:hAnsi="Arial" w:cs="Arial"/>
+        </w:rPr>
+      </w:pPr>
+      <w:r>
+        <w:rPr>
+          <w:rFonts w:ascii="Arial" w:hAnsi="Arial" w:cs="Arial"/>
+        </w:rPr>
+        <w:t>Paciencia: 30 épocas.</w:t>
+      </w:r>
     </w:p>
     <w:p>
       <w:pPr>
@@ -6736,15 +7366,8 @@
         <w:rPr>
           <w:rFonts w:ascii="Arial" w:hAnsi="Arial" w:cs="Arial"/>
         </w:rPr>
-        <w:t>Modo: minimización de la pérdida de validación.</w:t>
-      </w:r>
-    </w:p>
-    <w:p>
-      <w:pPr>
-        <w:rPr>
-          <w:rFonts w:ascii="Arial" w:hAnsi="Arial" w:cs="Arial"/>
-        </w:rPr>
-      </w:pPr>
+        <w:t>Número máximo de épocas: 500.</w:t>
+      </w:r>
     </w:p>
     <w:p>
       <w:pPr>
@@ -6761,15 +7384,22 @@
         <w:rPr>
           <w:rFonts w:ascii="Arial" w:hAnsi="Arial" w:cs="Arial"/>
         </w:rPr>
-        <w:t>Factor de reducción: 0.5.</w:t>
-      </w:r>
-    </w:p>
-    <w:p>
-      <w:pPr>
-        <w:rPr>
-          <w:rFonts w:ascii="Arial" w:hAnsi="Arial" w:cs="Arial"/>
-        </w:rPr>
-      </w:pPr>
+        <w:t xml:space="preserve">Tamaño de </w:t>
+      </w:r>
+      <w:proofErr w:type="spellStart"/>
+      <w:r>
+        <w:rPr>
+          <w:rFonts w:ascii="Arial" w:hAnsi="Arial" w:cs="Arial"/>
+        </w:rPr>
+        <w:t>batch</w:t>
+      </w:r>
+      <w:proofErr w:type="spellEnd"/>
+      <w:r>
+        <w:rPr>
+          <w:rFonts w:ascii="Arial" w:hAnsi="Arial" w:cs="Arial"/>
+        </w:rPr>
+        <w:t>: 32.</w:t>
+      </w:r>
     </w:p>
     <w:p>
       <w:pPr>
@@ -6786,156 +7416,6 @@
         <w:rPr>
           <w:rFonts w:ascii="Arial" w:hAnsi="Arial" w:cs="Arial"/>
         </w:rPr>
-        <w:t>Paciencia: 10 épocas.</w:t>
-      </w:r>
-    </w:p>
-    <w:p>
-      <w:pPr>
-        <w:rPr>
-          <w:rFonts w:ascii="Arial" w:hAnsi="Arial" w:cs="Arial"/>
-        </w:rPr>
-      </w:pPr>
-    </w:p>
-    <w:p>
-      <w:pPr>
-        <w:pStyle w:val="Prrafodelista"/>
-        <w:numPr>
-          <w:ilvl w:val="0"/>
-          <w:numId w:val="19"/>
-        </w:numPr>
-        <w:rPr>
-          <w:rFonts w:ascii="Arial" w:hAnsi="Arial" w:cs="Arial"/>
-        </w:rPr>
-      </w:pPr>
-      <w:r>
-        <w:rPr>
-          <w:rFonts w:ascii="Arial" w:hAnsi="Arial" w:cs="Arial"/>
-        </w:rPr>
-        <w:t>Early stopping:</w:t>
-      </w:r>
-    </w:p>
-    <w:p>
-      <w:pPr>
-        <w:rPr>
-          <w:rFonts w:ascii="Arial" w:hAnsi="Arial" w:cs="Arial"/>
-        </w:rPr>
-      </w:pPr>
-    </w:p>
-    <w:p>
-      <w:pPr>
-        <w:pStyle w:val="Prrafodelista"/>
-        <w:numPr>
-          <w:ilvl w:val="0"/>
-          <w:numId w:val="19"/>
-        </w:numPr>
-        <w:rPr>
-          <w:rFonts w:ascii="Arial" w:hAnsi="Arial" w:cs="Arial"/>
-        </w:rPr>
-      </w:pPr>
-      <w:r>
-        <w:rPr>
-          <w:rFonts w:ascii="Arial" w:hAnsi="Arial" w:cs="Arial"/>
-        </w:rPr>
-        <w:t>Métrica monitorizada: pérdida de validación.</w:t>
-      </w:r>
-    </w:p>
-    <w:p>
-      <w:pPr>
-        <w:rPr>
-          <w:rFonts w:ascii="Arial" w:hAnsi="Arial" w:cs="Arial"/>
-        </w:rPr>
-      </w:pPr>
-    </w:p>
-    <w:p>
-      <w:pPr>
-        <w:pStyle w:val="Prrafodelista"/>
-        <w:numPr>
-          <w:ilvl w:val="0"/>
-          <w:numId w:val="19"/>
-        </w:numPr>
-        <w:rPr>
-          <w:rFonts w:ascii="Arial" w:hAnsi="Arial" w:cs="Arial"/>
-        </w:rPr>
-      </w:pPr>
-      <w:r>
-        <w:rPr>
-          <w:rFonts w:ascii="Arial" w:hAnsi="Arial" w:cs="Arial"/>
-        </w:rPr>
-        <w:t>Paciencia: 30 épocas.</w:t>
-      </w:r>
-    </w:p>
-    <w:p>
-      <w:pPr>
-        <w:rPr>
-          <w:rFonts w:ascii="Arial" w:hAnsi="Arial" w:cs="Arial"/>
-        </w:rPr>
-      </w:pPr>
-    </w:p>
-    <w:p>
-      <w:pPr>
-        <w:pStyle w:val="Prrafodelista"/>
-        <w:numPr>
-          <w:ilvl w:val="0"/>
-          <w:numId w:val="19"/>
-        </w:numPr>
-        <w:rPr>
-          <w:rFonts w:ascii="Arial" w:hAnsi="Arial" w:cs="Arial"/>
-        </w:rPr>
-      </w:pPr>
-      <w:r>
-        <w:rPr>
-          <w:rFonts w:ascii="Arial" w:hAnsi="Arial" w:cs="Arial"/>
-        </w:rPr>
-        <w:t>Número máximo de épocas: 500.</w:t>
-      </w:r>
-    </w:p>
-    <w:p>
-      <w:pPr>
-        <w:rPr>
-          <w:rFonts w:ascii="Arial" w:hAnsi="Arial" w:cs="Arial"/>
-        </w:rPr>
-      </w:pPr>
-    </w:p>
-    <w:p>
-      <w:pPr>
-        <w:pStyle w:val="Prrafodelista"/>
-        <w:numPr>
-          <w:ilvl w:val="0"/>
-          <w:numId w:val="19"/>
-        </w:numPr>
-        <w:rPr>
-          <w:rFonts w:ascii="Arial" w:hAnsi="Arial" w:cs="Arial"/>
-        </w:rPr>
-      </w:pPr>
-      <w:r>
-        <w:rPr>
-          <w:rFonts w:ascii="Arial" w:hAnsi="Arial" w:cs="Arial"/>
-        </w:rPr>
-        <w:t>Tamaño de batch: 32.</w:t>
-      </w:r>
-    </w:p>
-    <w:p>
-      <w:pPr>
-        <w:rPr>
-          <w:rFonts w:ascii="Arial" w:hAnsi="Arial" w:cs="Arial"/>
-        </w:rPr>
-      </w:pPr>
-    </w:p>
-    <w:p>
-      <w:pPr>
-        <w:pStyle w:val="Prrafodelista"/>
-        <w:numPr>
-          <w:ilvl w:val="0"/>
-          <w:numId w:val="19"/>
-        </w:numPr>
-        <w:rPr>
-          <w:rFonts w:ascii="Arial" w:hAnsi="Arial" w:cs="Arial"/>
-        </w:rPr>
-      </w:pPr>
-      <w:r>
-        <w:rPr>
-          <w:rFonts w:ascii="Arial" w:hAnsi="Arial" w:cs="Arial"/>
-        </w:rPr>
         <w:t>Dispositivo de entrenamiento: GPU si está disponible, CPU en caso contrario.</w:t>
       </w:r>
     </w:p>
@@ -6958,108 +7438,76 @@
           <w:rFonts w:ascii="Arial" w:hAnsi="Arial" w:cs="Arial"/>
         </w:rPr>
       </w:pPr>
-    </w:p>
-    <w:p>
-      <w:pPr>
-        <w:rPr>
-          <w:rFonts w:ascii="Arial" w:hAnsi="Arial" w:cs="Arial"/>
-        </w:rPr>
-      </w:pPr>
-      <w:r>
-        <w:rPr>
-          <w:rFonts w:ascii="Arial" w:hAnsi="Arial" w:cs="Arial"/>
-        </w:rPr>
+      <w:r>
+        <w:rPr>
+          <w:rFonts w:ascii="Arial" w:hAnsi="Arial" w:cs="Arial"/>
+        </w:rPr>
+        <w:lastRenderedPageBreak/>
         <w:t>[Figura 4.4: Curvas de entrenamiento y validación del modelo GRU refinado]</w:t>
       </w:r>
     </w:p>
     <w:p>
       <w:pPr>
-        <w:rPr>
-          <w:rFonts w:ascii="Arial" w:hAnsi="Arial" w:cs="Arial"/>
-        </w:rPr>
-      </w:pPr>
-    </w:p>
-    <w:p>
-      <w:pPr>
         <w:pStyle w:val="Ttulo2"/>
         <w:rPr>
           <w:rFonts w:ascii="Arial" w:hAnsi="Arial" w:cs="Arial"/>
-        </w:rPr>
-      </w:pPr>
-      <w:bookmarkStart w:id="23" w:name="_Toc219217225"/>
-      <w:r>
-        <w:rPr>
-          <w:rFonts w:ascii="Arial" w:hAnsi="Arial" w:cs="Arial"/>
+          <w:sz w:val="28"/>
+          <w:szCs w:val="28"/>
+        </w:rPr>
+      </w:pPr>
+      <w:bookmarkStart w:id="22" w:name="_Toc219217225"/>
+      <w:r>
+        <w:rPr>
+          <w:rFonts w:ascii="Arial" w:hAnsi="Arial" w:cs="Arial"/>
+          <w:sz w:val="28"/>
+          <w:szCs w:val="28"/>
         </w:rPr>
         <w:t>4.1</w:t>
       </w:r>
       <w:r>
         <w:rPr>
           <w:rFonts w:ascii="Arial" w:hAnsi="Arial" w:cs="Arial"/>
-        </w:rPr>
-        <w:t>2</w:t>
-      </w:r>
-      <w:r>
-        <w:rPr>
-          <w:rFonts w:ascii="Arial" w:hAnsi="Arial" w:cs="Arial"/>
+          <w:sz w:val="28"/>
+          <w:szCs w:val="28"/>
+        </w:rPr>
+        <w:t>1</w:t>
+      </w:r>
+      <w:r>
+        <w:rPr>
+          <w:rFonts w:ascii="Arial" w:hAnsi="Arial" w:cs="Arial"/>
+          <w:sz w:val="28"/>
+          <w:szCs w:val="28"/>
         </w:rPr>
         <w:t xml:space="preserve"> Evaluación final y calibración de las predicciones</w:t>
       </w:r>
-      <w:bookmarkEnd w:id="23"/>
-    </w:p>
-    <w:p>
-      <w:pPr>
-        <w:rPr>
-          <w:rFonts w:ascii="Arial" w:hAnsi="Arial" w:cs="Arial"/>
-        </w:rPr>
-      </w:pPr>
-    </w:p>
-    <w:p>
-      <w:pPr>
-        <w:rPr>
-          <w:rFonts w:ascii="Arial" w:hAnsi="Arial" w:cs="Arial"/>
-        </w:rPr>
-      </w:pPr>
-      <w:r>
-        <w:rPr>
-          <w:rFonts w:ascii="Arial" w:hAnsi="Arial" w:cs="Arial"/>
-        </w:rPr>
-        <w:t>4.12 Evaluación final y calibración de las predicciones</w:t>
-      </w:r>
-    </w:p>
-    <w:p>
-      <w:pPr>
-        <w:rPr>
-          <w:rFonts w:ascii="Arial" w:hAnsi="Arial" w:cs="Arial"/>
-        </w:rPr>
-      </w:pPr>
-    </w:p>
-    <w:p>
-      <w:pPr>
-        <w:rPr>
-          <w:rFonts w:ascii="Arial" w:hAnsi="Arial" w:cs="Arial"/>
-        </w:rPr>
-      </w:pPr>
-      <w:r>
-        <w:rPr>
-          <w:rFonts w:ascii="Arial" w:hAnsi="Arial" w:cs="Arial"/>
-        </w:rPr>
-        <w:t xml:space="preserve">Tras el entrenamiento definitivo del modelo GRU refinado, se evaluó su rendimiento sobre los conjuntos de test utilizando exclusivamente la última </w:t>
-      </w:r>
-      <w:r>
-        <w:rPr>
-          <w:rFonts w:ascii="Arial" w:hAnsi="Arial" w:cs="Arial"/>
-        </w:rPr>
-        <w:lastRenderedPageBreak/>
-        <w:t>ventana temporal de cada unidad, de acuerdo con el escenario real de aplicación.</w:t>
-      </w:r>
-    </w:p>
-    <w:p>
-      <w:pPr>
-        <w:rPr>
-          <w:rFonts w:ascii="Arial" w:hAnsi="Arial" w:cs="Arial"/>
-        </w:rPr>
-      </w:pPr>
+      <w:bookmarkEnd w:id="22"/>
+    </w:p>
+    <w:p>
+      <w:pPr>
+        <w:rPr>
+          <w:rFonts w:ascii="Arial" w:hAnsi="Arial" w:cs="Arial"/>
+        </w:rPr>
+      </w:pPr>
+      <w:r>
+        <w:rPr>
+          <w:rFonts w:ascii="Arial" w:hAnsi="Arial" w:cs="Arial"/>
+        </w:rPr>
+        <w:t xml:space="preserve">Tras el entrenamiento definitivo del modelo GRU refinado, se evaluó su rendimiento sobre los conjuntos </w:t>
+      </w:r>
+      <w:proofErr w:type="gramStart"/>
+      <w:r>
+        <w:rPr>
+          <w:rFonts w:ascii="Arial" w:hAnsi="Arial" w:cs="Arial"/>
+        </w:rPr>
+        <w:t>de test</w:t>
+      </w:r>
+      <w:proofErr w:type="gramEnd"/>
+      <w:r>
+        <w:rPr>
+          <w:rFonts w:ascii="Arial" w:hAnsi="Arial" w:cs="Arial"/>
+        </w:rPr>
+        <w:t xml:space="preserve"> utilizando exclusivamente la última ventana temporal de cada unidad, de acuerdo con el escenario real de aplicación.</w:t>
+      </w:r>
     </w:p>
     <w:p>
       <w:pPr>
@@ -7080,13 +7528,6 @@
           <w:rFonts w:ascii="Arial" w:hAnsi="Arial" w:cs="Arial"/>
         </w:rPr>
       </w:pPr>
-    </w:p>
-    <w:p>
-      <w:pPr>
-        <w:rPr>
-          <w:rFonts w:ascii="Arial" w:hAnsi="Arial" w:cs="Arial"/>
-        </w:rPr>
-      </w:pPr>
       <w:r>
         <w:rPr>
           <w:rFonts w:ascii="Arial" w:hAnsi="Arial" w:cs="Arial"/>
@@ -7100,26 +7541,12 @@
           <w:rFonts w:ascii="Arial" w:hAnsi="Arial" w:cs="Arial"/>
         </w:rPr>
       </w:pPr>
-    </w:p>
-    <w:p>
-      <w:pPr>
-        <w:rPr>
-          <w:rFonts w:ascii="Arial" w:hAnsi="Arial" w:cs="Arial"/>
-        </w:rPr>
-      </w:pPr>
       <w:r>
         <w:rPr>
           <w:rFonts w:ascii="Arial" w:hAnsi="Arial" w:cs="Arial"/>
         </w:rPr>
         <w:t>Los resultados muestran que, a nivel global, la calibración permite:</w:t>
       </w:r>
-    </w:p>
-    <w:p>
-      <w:pPr>
-        <w:rPr>
-          <w:rFonts w:ascii="Arial" w:hAnsi="Arial" w:cs="Arial"/>
-        </w:rPr>
-      </w:pPr>
     </w:p>
     <w:p>
       <w:pPr>
@@ -7181,13 +7608,6 @@
           <w:rFonts w:ascii="Arial" w:hAnsi="Arial" w:cs="Arial"/>
         </w:rPr>
       </w:pPr>
-    </w:p>
-    <w:p>
-      <w:pPr>
-        <w:rPr>
-          <w:rFonts w:ascii="Arial" w:hAnsi="Arial" w:cs="Arial"/>
-        </w:rPr>
-      </w:pPr>
       <w:r>
         <w:rPr>
           <w:rFonts w:ascii="Arial" w:hAnsi="Arial" w:cs="Arial"/>
@@ -7201,13 +7621,6 @@
           <w:rFonts w:ascii="Arial" w:hAnsi="Arial" w:cs="Arial"/>
         </w:rPr>
       </w:pPr>
-    </w:p>
-    <w:p>
-      <w:pPr>
-        <w:rPr>
-          <w:rFonts w:ascii="Arial" w:hAnsi="Arial" w:cs="Arial"/>
-        </w:rPr>
-      </w:pPr>
       <w:r>
         <w:rPr>
           <w:rFonts w:ascii="Arial" w:hAnsi="Arial" w:cs="Arial"/>
@@ -7221,154 +7634,166 @@
           <w:rFonts w:ascii="Arial" w:hAnsi="Arial" w:cs="Arial"/>
         </w:rPr>
       </w:pPr>
-    </w:p>
-    <w:p>
-      <w:pPr>
-        <w:rPr>
-          <w:rFonts w:ascii="Arial" w:hAnsi="Arial" w:cs="Arial"/>
-        </w:rPr>
-      </w:pPr>
-      <w:r>
-        <w:rPr>
-          <w:rFonts w:ascii="Arial" w:hAnsi="Arial" w:cs="Arial"/>
-        </w:rPr>
-        <w:t>Finalmente, se realizó un análisis conjunto concatenando las predicciones de todos los subconjuntos FD. Este análisis confirma que el modelo GRU calibrado mantiene un comportamiento estable y coherente frente a diferentes combinaciones de condiciones operativas y modos de fallo, lo que refuerza su idoneidad para su integración en un sistema multiagente orientado a mantenimiento predictivo.</w:t>
-      </w:r>
-    </w:p>
-    <w:p>
-      <w:pPr>
-        <w:rPr>
-          <w:rFonts w:ascii="Arial" w:hAnsi="Arial" w:cs="Arial"/>
-        </w:rPr>
-      </w:pPr>
+      <w:r>
+        <w:rPr>
+          <w:rFonts w:ascii="Arial" w:hAnsi="Arial" w:cs="Arial"/>
+        </w:rPr>
+        <w:t xml:space="preserve">Finalmente, se realizó un análisis conjunto concatenando las predicciones de todos los subconjuntos FD. Este análisis confirma que el modelo GRU calibrado mantiene un comportamiento estable y coherente frente a diferentes combinaciones de condiciones operativas y modos de fallo, lo que refuerza su idoneidad para su integración en un sistema </w:t>
+      </w:r>
+      <w:proofErr w:type="spellStart"/>
+      <w:r>
+        <w:rPr>
+          <w:rFonts w:ascii="Arial" w:hAnsi="Arial" w:cs="Arial"/>
+        </w:rPr>
+        <w:t>multiagente</w:t>
+      </w:r>
+      <w:proofErr w:type="spellEnd"/>
+      <w:r>
+        <w:rPr>
+          <w:rFonts w:ascii="Arial" w:hAnsi="Arial" w:cs="Arial"/>
+        </w:rPr>
+        <w:t xml:space="preserve"> orientado a mantenimiento predictivo.</w:t>
+      </w:r>
     </w:p>
     <w:p>
       <w:pPr>
         <w:pStyle w:val="Ttulo2"/>
         <w:rPr>
           <w:rFonts w:ascii="Arial" w:hAnsi="Arial" w:cs="Arial"/>
-        </w:rPr>
-      </w:pPr>
-      <w:bookmarkStart w:id="24" w:name="_Toc219217226"/>
+          <w:sz w:val="28"/>
+          <w:szCs w:val="28"/>
+        </w:rPr>
+      </w:pPr>
+      <w:bookmarkStart w:id="23" w:name="_Toc219217226"/>
+      <w:r>
+        <w:rPr>
+          <w:rFonts w:ascii="Arial" w:hAnsi="Arial" w:cs="Arial"/>
+          <w:sz w:val="28"/>
+          <w:szCs w:val="28"/>
+        </w:rPr>
+        <w:t>4.1</w:t>
+      </w:r>
+      <w:r>
+        <w:rPr>
+          <w:rFonts w:ascii="Arial" w:hAnsi="Arial" w:cs="Arial"/>
+          <w:sz w:val="28"/>
+          <w:szCs w:val="28"/>
+        </w:rPr>
+        <w:t>2</w:t>
+      </w:r>
+      <w:r>
+        <w:rPr>
+          <w:rFonts w:ascii="Arial" w:hAnsi="Arial" w:cs="Arial"/>
+          <w:sz w:val="28"/>
+          <w:szCs w:val="28"/>
+        </w:rPr>
+        <w:t xml:space="preserve"> Conclusiones del capítulo</w:t>
+      </w:r>
+      <w:bookmarkEnd w:id="23"/>
+    </w:p>
+    <w:p>
+      <w:pPr>
+        <w:rPr>
+          <w:rFonts w:ascii="Arial" w:hAnsi="Arial" w:cs="Arial"/>
+        </w:rPr>
+      </w:pPr>
+      <w:r>
+        <w:rPr>
+          <w:rFonts w:ascii="Arial" w:hAnsi="Arial" w:cs="Arial"/>
+        </w:rPr>
+        <w:t>En este capítulo se ha presentado un pipeline completo de Ciencia de Datos para la predicción de la vida útil restante a partir de datos multivariantes de sensores. El enfoque seguido combina:</w:t>
+      </w:r>
+    </w:p>
+    <w:p>
+      <w:pPr>
+        <w:pStyle w:val="Prrafodelista"/>
+        <w:numPr>
+          <w:ilvl w:val="0"/>
+          <w:numId w:val="18"/>
+        </w:numPr>
+        <w:rPr>
+          <w:rFonts w:ascii="Arial" w:hAnsi="Arial" w:cs="Arial"/>
+        </w:rPr>
+      </w:pPr>
+      <w:r>
+        <w:rPr>
+          <w:rFonts w:ascii="Arial" w:hAnsi="Arial" w:cs="Arial"/>
+        </w:rPr>
+        <w:t>Limpieza y control de calidad rigurosos.</w:t>
+      </w:r>
+    </w:p>
+    <w:p>
+      <w:pPr>
+        <w:pStyle w:val="Prrafodelista"/>
+        <w:numPr>
+          <w:ilvl w:val="0"/>
+          <w:numId w:val="18"/>
+        </w:numPr>
+        <w:rPr>
+          <w:rFonts w:ascii="Arial" w:hAnsi="Arial" w:cs="Arial"/>
+        </w:rPr>
+      </w:pPr>
+      <w:r>
+        <w:rPr>
+          <w:rFonts w:ascii="Arial" w:hAnsi="Arial" w:cs="Arial"/>
+        </w:rPr>
+        <w:t>Ingeniería de variables orientada a series temporales.</w:t>
+      </w:r>
+    </w:p>
+    <w:p>
+      <w:pPr>
+        <w:pStyle w:val="Prrafodelista"/>
+        <w:numPr>
+          <w:ilvl w:val="0"/>
+          <w:numId w:val="18"/>
+        </w:numPr>
+        <w:rPr>
+          <w:rFonts w:ascii="Arial" w:hAnsi="Arial" w:cs="Arial"/>
+        </w:rPr>
+      </w:pPr>
+      <w:r>
+        <w:rPr>
+          <w:rFonts w:ascii="Arial" w:hAnsi="Arial" w:cs="Arial"/>
+        </w:rPr>
+        <w:t>Validación cruzada robusta basada en grupos.</w:t>
+      </w:r>
+    </w:p>
+    <w:p>
+      <w:pPr>
+        <w:pStyle w:val="Prrafodelista"/>
+        <w:numPr>
+          <w:ilvl w:val="0"/>
+          <w:numId w:val="18"/>
+        </w:numPr>
+        <w:rPr>
+          <w:rFonts w:ascii="Arial" w:hAnsi="Arial" w:cs="Arial"/>
+        </w:rPr>
+      </w:pPr>
       <w:r>
         <w:rPr>
           <w:rFonts w:ascii="Arial" w:hAnsi="Arial" w:cs="Arial"/>
         </w:rPr>
         <w:lastRenderedPageBreak/>
-        <w:t>4.1</w:t>
-      </w:r>
-      <w:r>
-        <w:rPr>
-          <w:rFonts w:ascii="Arial" w:hAnsi="Arial" w:cs="Arial"/>
-        </w:rPr>
-        <w:t>3</w:t>
-      </w:r>
-      <w:r>
-        <w:rPr>
-          <w:rFonts w:ascii="Arial" w:hAnsi="Arial" w:cs="Arial"/>
-        </w:rPr>
-        <w:t xml:space="preserve"> Conclusiones del capítulo</w:t>
-      </w:r>
-      <w:bookmarkEnd w:id="24"/>
-    </w:p>
-    <w:p>
-      <w:pPr>
-        <w:rPr>
-          <w:rFonts w:ascii="Arial" w:hAnsi="Arial" w:cs="Arial"/>
-        </w:rPr>
-      </w:pPr>
-    </w:p>
-    <w:p>
-      <w:pPr>
-        <w:rPr>
-          <w:rFonts w:ascii="Arial" w:hAnsi="Arial" w:cs="Arial"/>
-        </w:rPr>
-      </w:pPr>
-      <w:r>
-        <w:rPr>
-          <w:rFonts w:ascii="Arial" w:hAnsi="Arial" w:cs="Arial"/>
-        </w:rPr>
-        <w:t>En este capítulo se ha presentado un pipeline completo de Ciencia de Datos para la predicción de la vida útil restante a partir de datos multivariantes de sensores. El enfoque seguido combina:</w:t>
-      </w:r>
-    </w:p>
-    <w:p>
-      <w:pPr>
-        <w:rPr>
-          <w:rFonts w:ascii="Arial" w:hAnsi="Arial" w:cs="Arial"/>
-        </w:rPr>
-      </w:pPr>
-    </w:p>
-    <w:p>
-      <w:pPr>
-        <w:rPr>
-          <w:rFonts w:ascii="Arial" w:hAnsi="Arial" w:cs="Arial"/>
-        </w:rPr>
-      </w:pPr>
-      <w:r>
-        <w:rPr>
-          <w:rFonts w:ascii="Arial" w:hAnsi="Arial" w:cs="Arial"/>
-        </w:rPr>
-        <w:t>* Limpieza y control de calidad rigurosos.</w:t>
-      </w:r>
-    </w:p>
-    <w:p>
-      <w:pPr>
-        <w:rPr>
-          <w:rFonts w:ascii="Arial" w:hAnsi="Arial" w:cs="Arial"/>
-        </w:rPr>
-      </w:pPr>
-      <w:r>
-        <w:rPr>
-          <w:rFonts w:ascii="Arial" w:hAnsi="Arial" w:cs="Arial"/>
-        </w:rPr>
-        <w:t>* Ingeniería de variables orientada a series temporales.</w:t>
-      </w:r>
-    </w:p>
-    <w:p>
-      <w:pPr>
-        <w:rPr>
-          <w:rFonts w:ascii="Arial" w:hAnsi="Arial" w:cs="Arial"/>
-        </w:rPr>
-      </w:pPr>
-      <w:r>
-        <w:rPr>
-          <w:rFonts w:ascii="Arial" w:hAnsi="Arial" w:cs="Arial"/>
-        </w:rPr>
-        <w:t>* Validación cruzada robusta basada en grupos.</w:t>
-      </w:r>
-    </w:p>
-    <w:p>
-      <w:pPr>
-        <w:rPr>
-          <w:rFonts w:ascii="Arial" w:hAnsi="Arial" w:cs="Arial"/>
-        </w:rPr>
-      </w:pPr>
-      <w:r>
-        <w:rPr>
-          <w:rFonts w:ascii="Arial" w:hAnsi="Arial" w:cs="Arial"/>
-        </w:rPr>
-        <w:t>* Comparación sistemática de arquitecturas con análisis de estabilidad.</w:t>
-      </w:r>
-    </w:p>
-    <w:p>
-      <w:pPr>
-        <w:rPr>
-          <w:rFonts w:ascii="Arial" w:hAnsi="Arial" w:cs="Arial"/>
-        </w:rPr>
-      </w:pPr>
-      <w:r>
-        <w:rPr>
-          <w:rFonts w:ascii="Arial" w:hAnsi="Arial" w:cs="Arial"/>
-        </w:rPr>
-        <w:t>* Calibración final de predicciones.</w:t>
-      </w:r>
-    </w:p>
-    <w:p>
-      <w:pPr>
-        <w:rPr>
-          <w:rFonts w:ascii="Arial" w:hAnsi="Arial" w:cs="Arial"/>
-        </w:rPr>
-      </w:pPr>
+        <w:t>Comparación sistemática de arquitecturas con análisis de estabilidad.</w:t>
+      </w:r>
+    </w:p>
+    <w:p>
+      <w:pPr>
+        <w:pStyle w:val="Prrafodelista"/>
+        <w:numPr>
+          <w:ilvl w:val="0"/>
+          <w:numId w:val="18"/>
+        </w:numPr>
+        <w:rPr>
+          <w:rFonts w:ascii="Arial" w:hAnsi="Arial" w:cs="Arial"/>
+        </w:rPr>
+      </w:pPr>
+      <w:r>
+        <w:rPr>
+          <w:rFonts w:ascii="Arial" w:hAnsi="Arial" w:cs="Arial"/>
+        </w:rPr>
+        <w:t>Calibración final de predicciones.</w:t>
+      </w:r>
     </w:p>
     <w:p>
       <w:pPr>
@@ -7560,6 +7985,7 @@
         <w:rPr>
           <w:rFonts w:ascii="Arial" w:hAnsi="Arial" w:cs="Arial"/>
         </w:rPr>
+        <w:lastRenderedPageBreak/>
         <w:drawing>
           <wp:inline distT="0" distB="0" distL="0" distR="0" wp14:anchorId="1A4107C2" wp14:editId="4CEBABE1">
             <wp:extent cx="5400040" cy="2728595"/>
@@ -7849,6 +8275,119 @@
     </w:lvl>
   </w:abstractNum>
   <w:abstractNum w:abstractNumId="1" w15:restartNumberingAfterBreak="0">
+    <w:nsid w:val="1487256C"/>
+    <w:multiLevelType w:val="hybridMultilevel"/>
+    <w:tmpl w:val="B93A83E2"/>
+    <w:lvl w:ilvl="0" w:tplc="0C0A0001">
+      <w:start w:val="1"/>
+      <w:numFmt w:val="bullet"/>
+      <w:lvlText w:val=""/>
+      <w:lvlJc w:val="left"/>
+      <w:pPr>
+        <w:ind w:left="720" w:hanging="360"/>
+      </w:pPr>
+      <w:rPr>
+        <w:rFonts w:ascii="Symbol" w:hAnsi="Symbol" w:hint="default"/>
+      </w:rPr>
+    </w:lvl>
+    <w:lvl w:ilvl="1" w:tplc="0C0A0003" w:tentative="1">
+      <w:start w:val="1"/>
+      <w:numFmt w:val="bullet"/>
+      <w:lvlText w:val="o"/>
+      <w:lvlJc w:val="left"/>
+      <w:pPr>
+        <w:ind w:left="1440" w:hanging="360"/>
+      </w:pPr>
+      <w:rPr>
+        <w:rFonts w:ascii="Courier New" w:hAnsi="Courier New" w:cs="Courier New" w:hint="default"/>
+      </w:rPr>
+    </w:lvl>
+    <w:lvl w:ilvl="2" w:tplc="0C0A0005" w:tentative="1">
+      <w:start w:val="1"/>
+      <w:numFmt w:val="bullet"/>
+      <w:lvlText w:val=""/>
+      <w:lvlJc w:val="left"/>
+      <w:pPr>
+        <w:ind w:left="2160" w:hanging="360"/>
+      </w:pPr>
+      <w:rPr>
+        <w:rFonts w:ascii="Wingdings" w:hAnsi="Wingdings" w:hint="default"/>
+      </w:rPr>
+    </w:lvl>
+    <w:lvl w:ilvl="3" w:tplc="0C0A0001" w:tentative="1">
+      <w:start w:val="1"/>
+      <w:numFmt w:val="bullet"/>
+      <w:lvlText w:val=""/>
+      <w:lvlJc w:val="left"/>
+      <w:pPr>
+        <w:ind w:left="2880" w:hanging="360"/>
+      </w:pPr>
+      <w:rPr>
+        <w:rFonts w:ascii="Symbol" w:hAnsi="Symbol" w:hint="default"/>
+      </w:rPr>
+    </w:lvl>
+    <w:lvl w:ilvl="4" w:tplc="0C0A0003" w:tentative="1">
+      <w:start w:val="1"/>
+      <w:numFmt w:val="bullet"/>
+      <w:lvlText w:val="o"/>
+      <w:lvlJc w:val="left"/>
+      <w:pPr>
+        <w:ind w:left="3600" w:hanging="360"/>
+      </w:pPr>
+      <w:rPr>
+        <w:rFonts w:ascii="Courier New" w:hAnsi="Courier New" w:cs="Courier New" w:hint="default"/>
+      </w:rPr>
+    </w:lvl>
+    <w:lvl w:ilvl="5" w:tplc="0C0A0005" w:tentative="1">
+      <w:start w:val="1"/>
+      <w:numFmt w:val="bullet"/>
+      <w:lvlText w:val=""/>
+      <w:lvlJc w:val="left"/>
+      <w:pPr>
+        <w:ind w:left="4320" w:hanging="360"/>
+      </w:pPr>
+      <w:rPr>
+        <w:rFonts w:ascii="Wingdings" w:hAnsi="Wingdings" w:hint="default"/>
+      </w:rPr>
+    </w:lvl>
+    <w:lvl w:ilvl="6" w:tplc="0C0A0001" w:tentative="1">
+      <w:start w:val="1"/>
+      <w:numFmt w:val="bullet"/>
+      <w:lvlText w:val=""/>
+      <w:lvlJc w:val="left"/>
+      <w:pPr>
+        <w:ind w:left="5040" w:hanging="360"/>
+      </w:pPr>
+      <w:rPr>
+        <w:rFonts w:ascii="Symbol" w:hAnsi="Symbol" w:hint="default"/>
+      </w:rPr>
+    </w:lvl>
+    <w:lvl w:ilvl="7" w:tplc="0C0A0003" w:tentative="1">
+      <w:start w:val="1"/>
+      <w:numFmt w:val="bullet"/>
+      <w:lvlText w:val="o"/>
+      <w:lvlJc w:val="left"/>
+      <w:pPr>
+        <w:ind w:left="5760" w:hanging="360"/>
+      </w:pPr>
+      <w:rPr>
+        <w:rFonts w:ascii="Courier New" w:hAnsi="Courier New" w:cs="Courier New" w:hint="default"/>
+      </w:rPr>
+    </w:lvl>
+    <w:lvl w:ilvl="8" w:tplc="0C0A0005" w:tentative="1">
+      <w:start w:val="1"/>
+      <w:numFmt w:val="bullet"/>
+      <w:lvlText w:val=""/>
+      <w:lvlJc w:val="left"/>
+      <w:pPr>
+        <w:ind w:left="6480" w:hanging="360"/>
+      </w:pPr>
+      <w:rPr>
+        <w:rFonts w:ascii="Wingdings" w:hAnsi="Wingdings" w:hint="default"/>
+      </w:rPr>
+    </w:lvl>
+  </w:abstractNum>
+  <w:abstractNum w:abstractNumId="2" w15:restartNumberingAfterBreak="0">
     <w:nsid w:val="1B541A05"/>
     <w:multiLevelType w:val="multilevel"/>
     <w:tmpl w:val="CFDCEBDA"/>
@@ -7997,7 +8536,7 @@
       </w:rPr>
     </w:lvl>
   </w:abstractNum>
-  <w:abstractNum w:abstractNumId="2" w15:restartNumberingAfterBreak="0">
+  <w:abstractNum w:abstractNumId="3" w15:restartNumberingAfterBreak="0">
     <w:nsid w:val="1EB41920"/>
     <w:multiLevelType w:val="hybridMultilevel"/>
     <w:tmpl w:val="36D4E530"/>
@@ -8083,7 +8622,7 @@
       </w:pPr>
     </w:lvl>
   </w:abstractNum>
-  <w:abstractNum w:abstractNumId="3" w15:restartNumberingAfterBreak="0">
+  <w:abstractNum w:abstractNumId="4" w15:restartNumberingAfterBreak="0">
     <w:nsid w:val="1ECB0620"/>
     <w:multiLevelType w:val="multilevel"/>
     <w:tmpl w:val="5978D760"/>
@@ -8232,7 +8771,7 @@
       </w:rPr>
     </w:lvl>
   </w:abstractNum>
-  <w:abstractNum w:abstractNumId="4" w15:restartNumberingAfterBreak="0">
+  <w:abstractNum w:abstractNumId="5" w15:restartNumberingAfterBreak="0">
     <w:nsid w:val="227928C8"/>
     <w:multiLevelType w:val="hybridMultilevel"/>
     <w:tmpl w:val="897266B2"/>
@@ -8345,7 +8884,7 @@
       </w:rPr>
     </w:lvl>
   </w:abstractNum>
-  <w:abstractNum w:abstractNumId="5" w15:restartNumberingAfterBreak="0">
+  <w:abstractNum w:abstractNumId="6" w15:restartNumberingAfterBreak="0">
     <w:nsid w:val="2307024F"/>
     <w:multiLevelType w:val="multilevel"/>
     <w:tmpl w:val="974E2D04"/>
@@ -8494,7 +9033,7 @@
       </w:rPr>
     </w:lvl>
   </w:abstractNum>
-  <w:abstractNum w:abstractNumId="6" w15:restartNumberingAfterBreak="0">
+  <w:abstractNum w:abstractNumId="7" w15:restartNumberingAfterBreak="0">
     <w:nsid w:val="2A5B2BF0"/>
     <w:multiLevelType w:val="multilevel"/>
     <w:tmpl w:val="B656AEEE"/>
@@ -8643,7 +9182,7 @@
       </w:rPr>
     </w:lvl>
   </w:abstractNum>
-  <w:abstractNum w:abstractNumId="7" w15:restartNumberingAfterBreak="0">
+  <w:abstractNum w:abstractNumId="8" w15:restartNumberingAfterBreak="0">
     <w:nsid w:val="305F65EC"/>
     <w:multiLevelType w:val="hybridMultilevel"/>
     <w:tmpl w:val="931648DC"/>
@@ -8756,7 +9295,7 @@
       </w:rPr>
     </w:lvl>
   </w:abstractNum>
-  <w:abstractNum w:abstractNumId="8" w15:restartNumberingAfterBreak="0">
+  <w:abstractNum w:abstractNumId="9" w15:restartNumberingAfterBreak="0">
     <w:nsid w:val="30B0064A"/>
     <w:multiLevelType w:val="hybridMultilevel"/>
     <w:tmpl w:val="0A5A649A"/>
@@ -8869,7 +9408,7 @@
       </w:rPr>
     </w:lvl>
   </w:abstractNum>
-  <w:abstractNum w:abstractNumId="9" w15:restartNumberingAfterBreak="0">
+  <w:abstractNum w:abstractNumId="10" w15:restartNumberingAfterBreak="0">
     <w:nsid w:val="3B7F4652"/>
     <w:multiLevelType w:val="hybridMultilevel"/>
     <w:tmpl w:val="ED8A78F6"/>
@@ -8982,7 +9521,7 @@
       </w:rPr>
     </w:lvl>
   </w:abstractNum>
-  <w:abstractNum w:abstractNumId="10" w15:restartNumberingAfterBreak="0">
+  <w:abstractNum w:abstractNumId="11" w15:restartNumberingAfterBreak="0">
     <w:nsid w:val="3CB124EE"/>
     <w:multiLevelType w:val="multilevel"/>
     <w:tmpl w:val="FCB69794"/>
@@ -9131,7 +9670,120 @@
       </w:rPr>
     </w:lvl>
   </w:abstractNum>
-  <w:abstractNum w:abstractNumId="11" w15:restartNumberingAfterBreak="0">
+  <w:abstractNum w:abstractNumId="12" w15:restartNumberingAfterBreak="0">
+    <w:nsid w:val="3D8429D3"/>
+    <w:multiLevelType w:val="hybridMultilevel"/>
+    <w:tmpl w:val="799E392A"/>
+    <w:lvl w:ilvl="0" w:tplc="0C0A0001">
+      <w:start w:val="1"/>
+      <w:numFmt w:val="bullet"/>
+      <w:lvlText w:val=""/>
+      <w:lvlJc w:val="left"/>
+      <w:pPr>
+        <w:ind w:left="720" w:hanging="360"/>
+      </w:pPr>
+      <w:rPr>
+        <w:rFonts w:ascii="Symbol" w:hAnsi="Symbol" w:hint="default"/>
+      </w:rPr>
+    </w:lvl>
+    <w:lvl w:ilvl="1" w:tplc="0C0A0003" w:tentative="1">
+      <w:start w:val="1"/>
+      <w:numFmt w:val="bullet"/>
+      <w:lvlText w:val="o"/>
+      <w:lvlJc w:val="left"/>
+      <w:pPr>
+        <w:ind w:left="1440" w:hanging="360"/>
+      </w:pPr>
+      <w:rPr>
+        <w:rFonts w:ascii="Courier New" w:hAnsi="Courier New" w:cs="Courier New" w:hint="default"/>
+      </w:rPr>
+    </w:lvl>
+    <w:lvl w:ilvl="2" w:tplc="0C0A0005" w:tentative="1">
+      <w:start w:val="1"/>
+      <w:numFmt w:val="bullet"/>
+      <w:lvlText w:val=""/>
+      <w:lvlJc w:val="left"/>
+      <w:pPr>
+        <w:ind w:left="2160" w:hanging="360"/>
+      </w:pPr>
+      <w:rPr>
+        <w:rFonts w:ascii="Wingdings" w:hAnsi="Wingdings" w:hint="default"/>
+      </w:rPr>
+    </w:lvl>
+    <w:lvl w:ilvl="3" w:tplc="0C0A0001" w:tentative="1">
+      <w:start w:val="1"/>
+      <w:numFmt w:val="bullet"/>
+      <w:lvlText w:val=""/>
+      <w:lvlJc w:val="left"/>
+      <w:pPr>
+        <w:ind w:left="2880" w:hanging="360"/>
+      </w:pPr>
+      <w:rPr>
+        <w:rFonts w:ascii="Symbol" w:hAnsi="Symbol" w:hint="default"/>
+      </w:rPr>
+    </w:lvl>
+    <w:lvl w:ilvl="4" w:tplc="0C0A0003" w:tentative="1">
+      <w:start w:val="1"/>
+      <w:numFmt w:val="bullet"/>
+      <w:lvlText w:val="o"/>
+      <w:lvlJc w:val="left"/>
+      <w:pPr>
+        <w:ind w:left="3600" w:hanging="360"/>
+      </w:pPr>
+      <w:rPr>
+        <w:rFonts w:ascii="Courier New" w:hAnsi="Courier New" w:cs="Courier New" w:hint="default"/>
+      </w:rPr>
+    </w:lvl>
+    <w:lvl w:ilvl="5" w:tplc="0C0A0005" w:tentative="1">
+      <w:start w:val="1"/>
+      <w:numFmt w:val="bullet"/>
+      <w:lvlText w:val=""/>
+      <w:lvlJc w:val="left"/>
+      <w:pPr>
+        <w:ind w:left="4320" w:hanging="360"/>
+      </w:pPr>
+      <w:rPr>
+        <w:rFonts w:ascii="Wingdings" w:hAnsi="Wingdings" w:hint="default"/>
+      </w:rPr>
+    </w:lvl>
+    <w:lvl w:ilvl="6" w:tplc="0C0A0001" w:tentative="1">
+      <w:start w:val="1"/>
+      <w:numFmt w:val="bullet"/>
+      <w:lvlText w:val=""/>
+      <w:lvlJc w:val="left"/>
+      <w:pPr>
+        <w:ind w:left="5040" w:hanging="360"/>
+      </w:pPr>
+      <w:rPr>
+        <w:rFonts w:ascii="Symbol" w:hAnsi="Symbol" w:hint="default"/>
+      </w:rPr>
+    </w:lvl>
+    <w:lvl w:ilvl="7" w:tplc="0C0A0003" w:tentative="1">
+      <w:start w:val="1"/>
+      <w:numFmt w:val="bullet"/>
+      <w:lvlText w:val="o"/>
+      <w:lvlJc w:val="left"/>
+      <w:pPr>
+        <w:ind w:left="5760" w:hanging="360"/>
+      </w:pPr>
+      <w:rPr>
+        <w:rFonts w:ascii="Courier New" w:hAnsi="Courier New" w:cs="Courier New" w:hint="default"/>
+      </w:rPr>
+    </w:lvl>
+    <w:lvl w:ilvl="8" w:tplc="0C0A0005" w:tentative="1">
+      <w:start w:val="1"/>
+      <w:numFmt w:val="bullet"/>
+      <w:lvlText w:val=""/>
+      <w:lvlJc w:val="left"/>
+      <w:pPr>
+        <w:ind w:left="6480" w:hanging="360"/>
+      </w:pPr>
+      <w:rPr>
+        <w:rFonts w:ascii="Wingdings" w:hAnsi="Wingdings" w:hint="default"/>
+      </w:rPr>
+    </w:lvl>
+  </w:abstractNum>
+  <w:abstractNum w:abstractNumId="13" w15:restartNumberingAfterBreak="0">
     <w:nsid w:val="403D1DE0"/>
     <w:multiLevelType w:val="hybridMultilevel"/>
     <w:tmpl w:val="960609C8"/>
@@ -9244,7 +9896,7 @@
       </w:rPr>
     </w:lvl>
   </w:abstractNum>
-  <w:abstractNum w:abstractNumId="12" w15:restartNumberingAfterBreak="0">
+  <w:abstractNum w:abstractNumId="14" w15:restartNumberingAfterBreak="0">
     <w:nsid w:val="47037D8A"/>
     <w:multiLevelType w:val="hybridMultilevel"/>
     <w:tmpl w:val="4E5EEE82"/>
@@ -9357,7 +10009,7 @@
       </w:rPr>
     </w:lvl>
   </w:abstractNum>
-  <w:abstractNum w:abstractNumId="13" w15:restartNumberingAfterBreak="0">
+  <w:abstractNum w:abstractNumId="15" w15:restartNumberingAfterBreak="0">
     <w:nsid w:val="47264C9D"/>
     <w:multiLevelType w:val="hybridMultilevel"/>
     <w:tmpl w:val="B5F628FC"/>
@@ -9470,7 +10122,346 @@
       </w:rPr>
     </w:lvl>
   </w:abstractNum>
-  <w:abstractNum w:abstractNumId="14" w15:restartNumberingAfterBreak="0">
+  <w:abstractNum w:abstractNumId="16" w15:restartNumberingAfterBreak="0">
+    <w:nsid w:val="48996AFB"/>
+    <w:multiLevelType w:val="hybridMultilevel"/>
+    <w:tmpl w:val="B958DDEA"/>
+    <w:lvl w:ilvl="0" w:tplc="0C0A0001">
+      <w:start w:val="1"/>
+      <w:numFmt w:val="bullet"/>
+      <w:lvlText w:val=""/>
+      <w:lvlJc w:val="left"/>
+      <w:pPr>
+        <w:ind w:left="720" w:hanging="360"/>
+      </w:pPr>
+      <w:rPr>
+        <w:rFonts w:ascii="Symbol" w:hAnsi="Symbol" w:hint="default"/>
+      </w:rPr>
+    </w:lvl>
+    <w:lvl w:ilvl="1" w:tplc="0C0A0003" w:tentative="1">
+      <w:start w:val="1"/>
+      <w:numFmt w:val="bullet"/>
+      <w:lvlText w:val="o"/>
+      <w:lvlJc w:val="left"/>
+      <w:pPr>
+        <w:ind w:left="1440" w:hanging="360"/>
+      </w:pPr>
+      <w:rPr>
+        <w:rFonts w:ascii="Courier New" w:hAnsi="Courier New" w:cs="Courier New" w:hint="default"/>
+      </w:rPr>
+    </w:lvl>
+    <w:lvl w:ilvl="2" w:tplc="0C0A0005" w:tentative="1">
+      <w:start w:val="1"/>
+      <w:numFmt w:val="bullet"/>
+      <w:lvlText w:val=""/>
+      <w:lvlJc w:val="left"/>
+      <w:pPr>
+        <w:ind w:left="2160" w:hanging="360"/>
+      </w:pPr>
+      <w:rPr>
+        <w:rFonts w:ascii="Wingdings" w:hAnsi="Wingdings" w:hint="default"/>
+      </w:rPr>
+    </w:lvl>
+    <w:lvl w:ilvl="3" w:tplc="0C0A0001" w:tentative="1">
+      <w:start w:val="1"/>
+      <w:numFmt w:val="bullet"/>
+      <w:lvlText w:val=""/>
+      <w:lvlJc w:val="left"/>
+      <w:pPr>
+        <w:ind w:left="2880" w:hanging="360"/>
+      </w:pPr>
+      <w:rPr>
+        <w:rFonts w:ascii="Symbol" w:hAnsi="Symbol" w:hint="default"/>
+      </w:rPr>
+    </w:lvl>
+    <w:lvl w:ilvl="4" w:tplc="0C0A0003" w:tentative="1">
+      <w:start w:val="1"/>
+      <w:numFmt w:val="bullet"/>
+      <w:lvlText w:val="o"/>
+      <w:lvlJc w:val="left"/>
+      <w:pPr>
+        <w:ind w:left="3600" w:hanging="360"/>
+      </w:pPr>
+      <w:rPr>
+        <w:rFonts w:ascii="Courier New" w:hAnsi="Courier New" w:cs="Courier New" w:hint="default"/>
+      </w:rPr>
+    </w:lvl>
+    <w:lvl w:ilvl="5" w:tplc="0C0A0005" w:tentative="1">
+      <w:start w:val="1"/>
+      <w:numFmt w:val="bullet"/>
+      <w:lvlText w:val=""/>
+      <w:lvlJc w:val="left"/>
+      <w:pPr>
+        <w:ind w:left="4320" w:hanging="360"/>
+      </w:pPr>
+      <w:rPr>
+        <w:rFonts w:ascii="Wingdings" w:hAnsi="Wingdings" w:hint="default"/>
+      </w:rPr>
+    </w:lvl>
+    <w:lvl w:ilvl="6" w:tplc="0C0A0001" w:tentative="1">
+      <w:start w:val="1"/>
+      <w:numFmt w:val="bullet"/>
+      <w:lvlText w:val=""/>
+      <w:lvlJc w:val="left"/>
+      <w:pPr>
+        <w:ind w:left="5040" w:hanging="360"/>
+      </w:pPr>
+      <w:rPr>
+        <w:rFonts w:ascii="Symbol" w:hAnsi="Symbol" w:hint="default"/>
+      </w:rPr>
+    </w:lvl>
+    <w:lvl w:ilvl="7" w:tplc="0C0A0003" w:tentative="1">
+      <w:start w:val="1"/>
+      <w:numFmt w:val="bullet"/>
+      <w:lvlText w:val="o"/>
+      <w:lvlJc w:val="left"/>
+      <w:pPr>
+        <w:ind w:left="5760" w:hanging="360"/>
+      </w:pPr>
+      <w:rPr>
+        <w:rFonts w:ascii="Courier New" w:hAnsi="Courier New" w:cs="Courier New" w:hint="default"/>
+      </w:rPr>
+    </w:lvl>
+    <w:lvl w:ilvl="8" w:tplc="0C0A0005" w:tentative="1">
+      <w:start w:val="1"/>
+      <w:numFmt w:val="bullet"/>
+      <w:lvlText w:val=""/>
+      <w:lvlJc w:val="left"/>
+      <w:pPr>
+        <w:ind w:left="6480" w:hanging="360"/>
+      </w:pPr>
+      <w:rPr>
+        <w:rFonts w:ascii="Wingdings" w:hAnsi="Wingdings" w:hint="default"/>
+      </w:rPr>
+    </w:lvl>
+  </w:abstractNum>
+  <w:abstractNum w:abstractNumId="17" w15:restartNumberingAfterBreak="0">
+    <w:nsid w:val="4A89364D"/>
+    <w:multiLevelType w:val="hybridMultilevel"/>
+    <w:tmpl w:val="B636B642"/>
+    <w:lvl w:ilvl="0" w:tplc="0C0A0001">
+      <w:start w:val="1"/>
+      <w:numFmt w:val="bullet"/>
+      <w:lvlText w:val=""/>
+      <w:lvlJc w:val="left"/>
+      <w:pPr>
+        <w:ind w:left="720" w:hanging="360"/>
+      </w:pPr>
+      <w:rPr>
+        <w:rFonts w:ascii="Symbol" w:hAnsi="Symbol" w:hint="default"/>
+      </w:rPr>
+    </w:lvl>
+    <w:lvl w:ilvl="1" w:tplc="0C0A0003" w:tentative="1">
+      <w:start w:val="1"/>
+      <w:numFmt w:val="bullet"/>
+      <w:lvlText w:val="o"/>
+      <w:lvlJc w:val="left"/>
+      <w:pPr>
+        <w:ind w:left="1440" w:hanging="360"/>
+      </w:pPr>
+      <w:rPr>
+        <w:rFonts w:ascii="Courier New" w:hAnsi="Courier New" w:cs="Courier New" w:hint="default"/>
+      </w:rPr>
+    </w:lvl>
+    <w:lvl w:ilvl="2" w:tplc="0C0A0005" w:tentative="1">
+      <w:start w:val="1"/>
+      <w:numFmt w:val="bullet"/>
+      <w:lvlText w:val=""/>
+      <w:lvlJc w:val="left"/>
+      <w:pPr>
+        <w:ind w:left="2160" w:hanging="360"/>
+      </w:pPr>
+      <w:rPr>
+        <w:rFonts w:ascii="Wingdings" w:hAnsi="Wingdings" w:hint="default"/>
+      </w:rPr>
+    </w:lvl>
+    <w:lvl w:ilvl="3" w:tplc="0C0A0001" w:tentative="1">
+      <w:start w:val="1"/>
+      <w:numFmt w:val="bullet"/>
+      <w:lvlText w:val=""/>
+      <w:lvlJc w:val="left"/>
+      <w:pPr>
+        <w:ind w:left="2880" w:hanging="360"/>
+      </w:pPr>
+      <w:rPr>
+        <w:rFonts w:ascii="Symbol" w:hAnsi="Symbol" w:hint="default"/>
+      </w:rPr>
+    </w:lvl>
+    <w:lvl w:ilvl="4" w:tplc="0C0A0003" w:tentative="1">
+      <w:start w:val="1"/>
+      <w:numFmt w:val="bullet"/>
+      <w:lvlText w:val="o"/>
+      <w:lvlJc w:val="left"/>
+      <w:pPr>
+        <w:ind w:left="3600" w:hanging="360"/>
+      </w:pPr>
+      <w:rPr>
+        <w:rFonts w:ascii="Courier New" w:hAnsi="Courier New" w:cs="Courier New" w:hint="default"/>
+      </w:rPr>
+    </w:lvl>
+    <w:lvl w:ilvl="5" w:tplc="0C0A0005" w:tentative="1">
+      <w:start w:val="1"/>
+      <w:numFmt w:val="bullet"/>
+      <w:lvlText w:val=""/>
+      <w:lvlJc w:val="left"/>
+      <w:pPr>
+        <w:ind w:left="4320" w:hanging="360"/>
+      </w:pPr>
+      <w:rPr>
+        <w:rFonts w:ascii="Wingdings" w:hAnsi="Wingdings" w:hint="default"/>
+      </w:rPr>
+    </w:lvl>
+    <w:lvl w:ilvl="6" w:tplc="0C0A0001" w:tentative="1">
+      <w:start w:val="1"/>
+      <w:numFmt w:val="bullet"/>
+      <w:lvlText w:val=""/>
+      <w:lvlJc w:val="left"/>
+      <w:pPr>
+        <w:ind w:left="5040" w:hanging="360"/>
+      </w:pPr>
+      <w:rPr>
+        <w:rFonts w:ascii="Symbol" w:hAnsi="Symbol" w:hint="default"/>
+      </w:rPr>
+    </w:lvl>
+    <w:lvl w:ilvl="7" w:tplc="0C0A0003" w:tentative="1">
+      <w:start w:val="1"/>
+      <w:numFmt w:val="bullet"/>
+      <w:lvlText w:val="o"/>
+      <w:lvlJc w:val="left"/>
+      <w:pPr>
+        <w:ind w:left="5760" w:hanging="360"/>
+      </w:pPr>
+      <w:rPr>
+        <w:rFonts w:ascii="Courier New" w:hAnsi="Courier New" w:cs="Courier New" w:hint="default"/>
+      </w:rPr>
+    </w:lvl>
+    <w:lvl w:ilvl="8" w:tplc="0C0A0005" w:tentative="1">
+      <w:start w:val="1"/>
+      <w:numFmt w:val="bullet"/>
+      <w:lvlText w:val=""/>
+      <w:lvlJc w:val="left"/>
+      <w:pPr>
+        <w:ind w:left="6480" w:hanging="360"/>
+      </w:pPr>
+      <w:rPr>
+        <w:rFonts w:ascii="Wingdings" w:hAnsi="Wingdings" w:hint="default"/>
+      </w:rPr>
+    </w:lvl>
+  </w:abstractNum>
+  <w:abstractNum w:abstractNumId="18" w15:restartNumberingAfterBreak="0">
+    <w:nsid w:val="4AAE3BF6"/>
+    <w:multiLevelType w:val="hybridMultilevel"/>
+    <w:tmpl w:val="0354FE42"/>
+    <w:lvl w:ilvl="0" w:tplc="0C0A0001">
+      <w:start w:val="1"/>
+      <w:numFmt w:val="bullet"/>
+      <w:lvlText w:val=""/>
+      <w:lvlJc w:val="left"/>
+      <w:pPr>
+        <w:ind w:left="720" w:hanging="360"/>
+      </w:pPr>
+      <w:rPr>
+        <w:rFonts w:ascii="Symbol" w:hAnsi="Symbol" w:hint="default"/>
+      </w:rPr>
+    </w:lvl>
+    <w:lvl w:ilvl="1" w:tplc="0C0A0003" w:tentative="1">
+      <w:start w:val="1"/>
+      <w:numFmt w:val="bullet"/>
+      <w:lvlText w:val="o"/>
+      <w:lvlJc w:val="left"/>
+      <w:pPr>
+        <w:ind w:left="1440" w:hanging="360"/>
+      </w:pPr>
+      <w:rPr>
+        <w:rFonts w:ascii="Courier New" w:hAnsi="Courier New" w:cs="Courier New" w:hint="default"/>
+      </w:rPr>
+    </w:lvl>
+    <w:lvl w:ilvl="2" w:tplc="0C0A0005" w:tentative="1">
+      <w:start w:val="1"/>
+      <w:numFmt w:val="bullet"/>
+      <w:lvlText w:val=""/>
+      <w:lvlJc w:val="left"/>
+      <w:pPr>
+        <w:ind w:left="2160" w:hanging="360"/>
+      </w:pPr>
+      <w:rPr>
+        <w:rFonts w:ascii="Wingdings" w:hAnsi="Wingdings" w:hint="default"/>
+      </w:rPr>
+    </w:lvl>
+    <w:lvl w:ilvl="3" w:tplc="0C0A0001" w:tentative="1">
+      <w:start w:val="1"/>
+      <w:numFmt w:val="bullet"/>
+      <w:lvlText w:val=""/>
+      <w:lvlJc w:val="left"/>
+      <w:pPr>
+        <w:ind w:left="2880" w:hanging="360"/>
+      </w:pPr>
+      <w:rPr>
+        <w:rFonts w:ascii="Symbol" w:hAnsi="Symbol" w:hint="default"/>
+      </w:rPr>
+    </w:lvl>
+    <w:lvl w:ilvl="4" w:tplc="0C0A0003" w:tentative="1">
+      <w:start w:val="1"/>
+      <w:numFmt w:val="bullet"/>
+      <w:lvlText w:val="o"/>
+      <w:lvlJc w:val="left"/>
+      <w:pPr>
+        <w:ind w:left="3600" w:hanging="360"/>
+      </w:pPr>
+      <w:rPr>
+        <w:rFonts w:ascii="Courier New" w:hAnsi="Courier New" w:cs="Courier New" w:hint="default"/>
+      </w:rPr>
+    </w:lvl>
+    <w:lvl w:ilvl="5" w:tplc="0C0A0005" w:tentative="1">
+      <w:start w:val="1"/>
+      <w:numFmt w:val="bullet"/>
+      <w:lvlText w:val=""/>
+      <w:lvlJc w:val="left"/>
+      <w:pPr>
+        <w:ind w:left="4320" w:hanging="360"/>
+      </w:pPr>
+      <w:rPr>
+        <w:rFonts w:ascii="Wingdings" w:hAnsi="Wingdings" w:hint="default"/>
+      </w:rPr>
+    </w:lvl>
+    <w:lvl w:ilvl="6" w:tplc="0C0A0001" w:tentative="1">
+      <w:start w:val="1"/>
+      <w:numFmt w:val="bullet"/>
+      <w:lvlText w:val=""/>
+      <w:lvlJc w:val="left"/>
+      <w:pPr>
+        <w:ind w:left="5040" w:hanging="360"/>
+      </w:pPr>
+      <w:rPr>
+        <w:rFonts w:ascii="Symbol" w:hAnsi="Symbol" w:hint="default"/>
+      </w:rPr>
+    </w:lvl>
+    <w:lvl w:ilvl="7" w:tplc="0C0A0003" w:tentative="1">
+      <w:start w:val="1"/>
+      <w:numFmt w:val="bullet"/>
+      <w:lvlText w:val="o"/>
+      <w:lvlJc w:val="left"/>
+      <w:pPr>
+        <w:ind w:left="5760" w:hanging="360"/>
+      </w:pPr>
+      <w:rPr>
+        <w:rFonts w:ascii="Courier New" w:hAnsi="Courier New" w:cs="Courier New" w:hint="default"/>
+      </w:rPr>
+    </w:lvl>
+    <w:lvl w:ilvl="8" w:tplc="0C0A0005" w:tentative="1">
+      <w:start w:val="1"/>
+      <w:numFmt w:val="bullet"/>
+      <w:lvlText w:val=""/>
+      <w:lvlJc w:val="left"/>
+      <w:pPr>
+        <w:ind w:left="6480" w:hanging="360"/>
+      </w:pPr>
+      <w:rPr>
+        <w:rFonts w:ascii="Wingdings" w:hAnsi="Wingdings" w:hint="default"/>
+      </w:rPr>
+    </w:lvl>
+  </w:abstractNum>
+  <w:abstractNum w:abstractNumId="19" w15:restartNumberingAfterBreak="0">
     <w:nsid w:val="4C0A50B8"/>
     <w:multiLevelType w:val="hybridMultilevel"/>
     <w:tmpl w:val="B44A0DA8"/>
@@ -9583,7 +10574,7 @@
       </w:rPr>
     </w:lvl>
   </w:abstractNum>
-  <w:abstractNum w:abstractNumId="15" w15:restartNumberingAfterBreak="0">
+  <w:abstractNum w:abstractNumId="20" w15:restartNumberingAfterBreak="0">
     <w:nsid w:val="4DC67CB0"/>
     <w:multiLevelType w:val="hybridMultilevel"/>
     <w:tmpl w:val="9C8AED40"/>
@@ -9696,7 +10687,7 @@
       </w:rPr>
     </w:lvl>
   </w:abstractNum>
-  <w:abstractNum w:abstractNumId="16" w15:restartNumberingAfterBreak="0">
+  <w:abstractNum w:abstractNumId="21" w15:restartNumberingAfterBreak="0">
     <w:nsid w:val="4F037358"/>
     <w:multiLevelType w:val="hybridMultilevel"/>
     <w:tmpl w:val="14BE0852"/>
@@ -9809,7 +10800,120 @@
       </w:rPr>
     </w:lvl>
   </w:abstractNum>
-  <w:abstractNum w:abstractNumId="17" w15:restartNumberingAfterBreak="0">
+  <w:abstractNum w:abstractNumId="22" w15:restartNumberingAfterBreak="0">
+    <w:nsid w:val="4F676620"/>
+    <w:multiLevelType w:val="hybridMultilevel"/>
+    <w:tmpl w:val="31F4DC42"/>
+    <w:lvl w:ilvl="0" w:tplc="0C0A0001">
+      <w:start w:val="1"/>
+      <w:numFmt w:val="bullet"/>
+      <w:lvlText w:val=""/>
+      <w:lvlJc w:val="left"/>
+      <w:pPr>
+        <w:ind w:left="720" w:hanging="360"/>
+      </w:pPr>
+      <w:rPr>
+        <w:rFonts w:ascii="Symbol" w:hAnsi="Symbol" w:hint="default"/>
+      </w:rPr>
+    </w:lvl>
+    <w:lvl w:ilvl="1" w:tplc="0C0A0003" w:tentative="1">
+      <w:start w:val="1"/>
+      <w:numFmt w:val="bullet"/>
+      <w:lvlText w:val="o"/>
+      <w:lvlJc w:val="left"/>
+      <w:pPr>
+        <w:ind w:left="1440" w:hanging="360"/>
+      </w:pPr>
+      <w:rPr>
+        <w:rFonts w:ascii="Courier New" w:hAnsi="Courier New" w:cs="Courier New" w:hint="default"/>
+      </w:rPr>
+    </w:lvl>
+    <w:lvl w:ilvl="2" w:tplc="0C0A0005" w:tentative="1">
+      <w:start w:val="1"/>
+      <w:numFmt w:val="bullet"/>
+      <w:lvlText w:val=""/>
+      <w:lvlJc w:val="left"/>
+      <w:pPr>
+        <w:ind w:left="2160" w:hanging="360"/>
+      </w:pPr>
+      <w:rPr>
+        <w:rFonts w:ascii="Wingdings" w:hAnsi="Wingdings" w:hint="default"/>
+      </w:rPr>
+    </w:lvl>
+    <w:lvl w:ilvl="3" w:tplc="0C0A0001" w:tentative="1">
+      <w:start w:val="1"/>
+      <w:numFmt w:val="bullet"/>
+      <w:lvlText w:val=""/>
+      <w:lvlJc w:val="left"/>
+      <w:pPr>
+        <w:ind w:left="2880" w:hanging="360"/>
+      </w:pPr>
+      <w:rPr>
+        <w:rFonts w:ascii="Symbol" w:hAnsi="Symbol" w:hint="default"/>
+      </w:rPr>
+    </w:lvl>
+    <w:lvl w:ilvl="4" w:tplc="0C0A0003" w:tentative="1">
+      <w:start w:val="1"/>
+      <w:numFmt w:val="bullet"/>
+      <w:lvlText w:val="o"/>
+      <w:lvlJc w:val="left"/>
+      <w:pPr>
+        <w:ind w:left="3600" w:hanging="360"/>
+      </w:pPr>
+      <w:rPr>
+        <w:rFonts w:ascii="Courier New" w:hAnsi="Courier New" w:cs="Courier New" w:hint="default"/>
+      </w:rPr>
+    </w:lvl>
+    <w:lvl w:ilvl="5" w:tplc="0C0A0005" w:tentative="1">
+      <w:start w:val="1"/>
+      <w:numFmt w:val="bullet"/>
+      <w:lvlText w:val=""/>
+      <w:lvlJc w:val="left"/>
+      <w:pPr>
+        <w:ind w:left="4320" w:hanging="360"/>
+      </w:pPr>
+      <w:rPr>
+        <w:rFonts w:ascii="Wingdings" w:hAnsi="Wingdings" w:hint="default"/>
+      </w:rPr>
+    </w:lvl>
+    <w:lvl w:ilvl="6" w:tplc="0C0A0001" w:tentative="1">
+      <w:start w:val="1"/>
+      <w:numFmt w:val="bullet"/>
+      <w:lvlText w:val=""/>
+      <w:lvlJc w:val="left"/>
+      <w:pPr>
+        <w:ind w:left="5040" w:hanging="360"/>
+      </w:pPr>
+      <w:rPr>
+        <w:rFonts w:ascii="Symbol" w:hAnsi="Symbol" w:hint="default"/>
+      </w:rPr>
+    </w:lvl>
+    <w:lvl w:ilvl="7" w:tplc="0C0A0003" w:tentative="1">
+      <w:start w:val="1"/>
+      <w:numFmt w:val="bullet"/>
+      <w:lvlText w:val="o"/>
+      <w:lvlJc w:val="left"/>
+      <w:pPr>
+        <w:ind w:left="5760" w:hanging="360"/>
+      </w:pPr>
+      <w:rPr>
+        <w:rFonts w:ascii="Courier New" w:hAnsi="Courier New" w:cs="Courier New" w:hint="default"/>
+      </w:rPr>
+    </w:lvl>
+    <w:lvl w:ilvl="8" w:tplc="0C0A0005" w:tentative="1">
+      <w:start w:val="1"/>
+      <w:numFmt w:val="bullet"/>
+      <w:lvlText w:val=""/>
+      <w:lvlJc w:val="left"/>
+      <w:pPr>
+        <w:ind w:left="6480" w:hanging="360"/>
+      </w:pPr>
+      <w:rPr>
+        <w:rFonts w:ascii="Wingdings" w:hAnsi="Wingdings" w:hint="default"/>
+      </w:rPr>
+    </w:lvl>
+  </w:abstractNum>
+  <w:abstractNum w:abstractNumId="23" w15:restartNumberingAfterBreak="0">
     <w:nsid w:val="52F4202B"/>
     <w:multiLevelType w:val="multilevel"/>
     <w:tmpl w:val="AD285AAE"/>
@@ -9958,7 +11062,7 @@
       </w:rPr>
     </w:lvl>
   </w:abstractNum>
-  <w:abstractNum w:abstractNumId="18" w15:restartNumberingAfterBreak="0">
+  <w:abstractNum w:abstractNumId="24" w15:restartNumberingAfterBreak="0">
     <w:nsid w:val="535E7A4F"/>
     <w:multiLevelType w:val="hybridMultilevel"/>
     <w:tmpl w:val="FD3210BE"/>
@@ -10071,7 +11175,7 @@
       </w:rPr>
     </w:lvl>
   </w:abstractNum>
-  <w:abstractNum w:abstractNumId="19" w15:restartNumberingAfterBreak="0">
+  <w:abstractNum w:abstractNumId="25" w15:restartNumberingAfterBreak="0">
     <w:nsid w:val="54BC7891"/>
     <w:multiLevelType w:val="multilevel"/>
     <w:tmpl w:val="53AEC968"/>
@@ -10220,7 +11324,7 @@
       </w:rPr>
     </w:lvl>
   </w:abstractNum>
-  <w:abstractNum w:abstractNumId="20" w15:restartNumberingAfterBreak="0">
+  <w:abstractNum w:abstractNumId="26" w15:restartNumberingAfterBreak="0">
     <w:nsid w:val="5F4230EB"/>
     <w:multiLevelType w:val="multilevel"/>
     <w:tmpl w:val="D2C8F652"/>
@@ -10369,7 +11473,7 @@
       </w:rPr>
     </w:lvl>
   </w:abstractNum>
-  <w:abstractNum w:abstractNumId="21" w15:restartNumberingAfterBreak="0">
+  <w:abstractNum w:abstractNumId="27" w15:restartNumberingAfterBreak="0">
     <w:nsid w:val="5F60238E"/>
     <w:multiLevelType w:val="hybridMultilevel"/>
     <w:tmpl w:val="632E5B96"/>
@@ -10482,7 +11586,7 @@
       </w:rPr>
     </w:lvl>
   </w:abstractNum>
-  <w:abstractNum w:abstractNumId="22" w15:restartNumberingAfterBreak="0">
+  <w:abstractNum w:abstractNumId="28" w15:restartNumberingAfterBreak="0">
     <w:nsid w:val="6BAF542F"/>
     <w:multiLevelType w:val="multilevel"/>
     <w:tmpl w:val="87F43752"/>
@@ -10631,7 +11735,7 @@
       </w:rPr>
     </w:lvl>
   </w:abstractNum>
-  <w:abstractNum w:abstractNumId="23" w15:restartNumberingAfterBreak="0">
+  <w:abstractNum w:abstractNumId="29" w15:restartNumberingAfterBreak="0">
     <w:nsid w:val="6D4D7609"/>
     <w:multiLevelType w:val="multilevel"/>
     <w:tmpl w:val="34AE6CAE"/>
@@ -10781,76 +11885,94 @@
     </w:lvl>
   </w:abstractNum>
   <w:num w:numId="1" w16cid:durableId="363142724">
+    <w:abstractNumId w:val="26"/>
+  </w:num>
+  <w:num w:numId="2" w16cid:durableId="460616395">
+    <w:abstractNumId w:val="23"/>
+  </w:num>
+  <w:num w:numId="3" w16cid:durableId="1452701954">
+    <w:abstractNumId w:val="2"/>
+  </w:num>
+  <w:num w:numId="4" w16cid:durableId="735393333">
+    <w:abstractNumId w:val="6"/>
+  </w:num>
+  <w:num w:numId="5" w16cid:durableId="741803877">
+    <w:abstractNumId w:val="25"/>
+  </w:num>
+  <w:num w:numId="6" w16cid:durableId="1769472359">
+    <w:abstractNumId w:val="29"/>
+  </w:num>
+  <w:num w:numId="7" w16cid:durableId="1636256667">
+    <w:abstractNumId w:val="28"/>
+  </w:num>
+  <w:num w:numId="8" w16cid:durableId="1363944567">
+    <w:abstractNumId w:val="11"/>
+  </w:num>
+  <w:num w:numId="9" w16cid:durableId="1716613953">
     <w:abstractNumId w:val="20"/>
   </w:num>
-  <w:num w:numId="2" w16cid:durableId="460616395">
-    <w:abstractNumId w:val="17"/>
-  </w:num>
-  <w:num w:numId="3" w16cid:durableId="1452701954">
-    <w:abstractNumId w:val="1"/>
-  </w:num>
-  <w:num w:numId="4" w16cid:durableId="735393333">
-    <w:abstractNumId w:val="5"/>
-  </w:num>
-  <w:num w:numId="5" w16cid:durableId="741803877">
+  <w:num w:numId="10" w16cid:durableId="1772117016">
     <w:abstractNumId w:val="19"/>
   </w:num>
-  <w:num w:numId="6" w16cid:durableId="1769472359">
-    <w:abstractNumId w:val="23"/>
+  <w:num w:numId="11" w16cid:durableId="850991176">
+    <w:abstractNumId w:val="9"/>
   </w:num>
-  <w:num w:numId="7" w16cid:durableId="1636256667">
-    <w:abstractNumId w:val="22"/>
+  <w:num w:numId="12" w16cid:durableId="748697051">
+    <w:abstractNumId w:val="27"/>
   </w:num>
-  <w:num w:numId="8" w16cid:durableId="1363944567">
+  <w:num w:numId="13" w16cid:durableId="1044402799">
     <w:abstractNumId w:val="10"/>
   </w:num>
-  <w:num w:numId="9" w16cid:durableId="1716613953">
-    <w:abstractNumId w:val="15"/>
-  </w:num>
-  <w:num w:numId="10" w16cid:durableId="1772117016">
-    <w:abstractNumId w:val="14"/>
-  </w:num>
-  <w:num w:numId="11" w16cid:durableId="850991176">
-    <w:abstractNumId w:val="8"/>
-  </w:num>
-  <w:num w:numId="12" w16cid:durableId="748697051">
-    <w:abstractNumId w:val="21"/>
-  </w:num>
-  <w:num w:numId="13" w16cid:durableId="1044402799">
-    <w:abstractNumId w:val="9"/>
-  </w:num>
   <w:num w:numId="14" w16cid:durableId="1548564430">
-    <w:abstractNumId w:val="2"/>
+    <w:abstractNumId w:val="3"/>
   </w:num>
   <w:num w:numId="15" w16cid:durableId="1998879052">
-    <w:abstractNumId w:val="7"/>
+    <w:abstractNumId w:val="8"/>
   </w:num>
   <w:num w:numId="16" w16cid:durableId="1098789648">
     <w:abstractNumId w:val="0"/>
   </w:num>
   <w:num w:numId="17" w16cid:durableId="765345270">
+    <w:abstractNumId w:val="15"/>
+  </w:num>
+  <w:num w:numId="18" w16cid:durableId="995885130">
+    <w:abstractNumId w:val="24"/>
+  </w:num>
+  <w:num w:numId="19" w16cid:durableId="629939123">
+    <w:abstractNumId w:val="21"/>
+  </w:num>
+  <w:num w:numId="20" w16cid:durableId="1477722791">
+    <w:abstractNumId w:val="14"/>
+  </w:num>
+  <w:num w:numId="21" w16cid:durableId="970478400">
+    <w:abstractNumId w:val="7"/>
+  </w:num>
+  <w:num w:numId="22" w16cid:durableId="2067876726">
+    <w:abstractNumId w:val="5"/>
+  </w:num>
+  <w:num w:numId="23" w16cid:durableId="258563234">
+    <w:abstractNumId w:val="4"/>
+  </w:num>
+  <w:num w:numId="24" w16cid:durableId="1733388559">
     <w:abstractNumId w:val="13"/>
   </w:num>
-  <w:num w:numId="18" w16cid:durableId="995885130">
+  <w:num w:numId="25" w16cid:durableId="655034929">
+    <w:abstractNumId w:val="12"/>
+  </w:num>
+  <w:num w:numId="26" w16cid:durableId="853308014">
+    <w:abstractNumId w:val="16"/>
+  </w:num>
+  <w:num w:numId="27" w16cid:durableId="1513378324">
+    <w:abstractNumId w:val="1"/>
+  </w:num>
+  <w:num w:numId="28" w16cid:durableId="237979774">
+    <w:abstractNumId w:val="17"/>
+  </w:num>
+  <w:num w:numId="29" w16cid:durableId="1924728233">
     <w:abstractNumId w:val="18"/>
   </w:num>
-  <w:num w:numId="19" w16cid:durableId="629939123">
-    <w:abstractNumId w:val="16"/>
-  </w:num>
-  <w:num w:numId="20" w16cid:durableId="1477722791">
-    <w:abstractNumId w:val="12"/>
-  </w:num>
-  <w:num w:numId="21" w16cid:durableId="970478400">
-    <w:abstractNumId w:val="6"/>
-  </w:num>
-  <w:num w:numId="22" w16cid:durableId="2067876726">
-    <w:abstractNumId w:val="4"/>
-  </w:num>
-  <w:num w:numId="23" w16cid:durableId="258563234">
-    <w:abstractNumId w:val="3"/>
-  </w:num>
-  <w:num w:numId="24" w16cid:durableId="1733388559">
-    <w:abstractNumId w:val="11"/>
+  <w:num w:numId="30" w16cid:durableId="1967272137">
+    <w:abstractNumId w:val="22"/>
   </w:num>
 </w:numbering>
 </file>

--- a/Memoria.docx
+++ b/Memoria.docx
@@ -2,1767 +2,6 @@
 <file path=word/document.xml><?xml version="1.0" encoding="utf-8"?>
 <w:document xmlns:wpc="http://schemas.microsoft.com/office/word/2010/wordprocessingCanvas" xmlns:cx="http://schemas.microsoft.com/office/drawing/2014/chartex" xmlns:cx1="http://schemas.microsoft.com/office/drawing/2015/9/8/chartex" xmlns:cx2="http://schemas.microsoft.com/office/drawing/2015/10/21/chartex" xmlns:cx3="http://schemas.microsoft.com/office/drawing/2016/5/9/chartex" xmlns:cx4="http://schemas.microsoft.com/office/drawing/2016/5/10/chartex" xmlns:cx5="http://schemas.microsoft.com/office/drawing/2016/5/11/chartex" xmlns:cx6="http://schemas.microsoft.com/office/drawing/2016/5/12/chartex" xmlns:cx7="http://schemas.microsoft.com/office/drawing/2016/5/13/chartex" xmlns:cx8="http://schemas.microsoft.com/office/drawing/2016/5/14/chartex" xmlns:mc="http://schemas.openxmlformats.org/markup-compatibility/2006" xmlns:aink="http://schemas.microsoft.com/office/drawing/2016/ink" xmlns:am3d="http://schemas.microsoft.com/office/drawing/2017/model3d" xmlns:o="urn:schemas-microsoft-com:office:office" xmlns:oel="http://schemas.microsoft.com/office/2019/extlst" xmlns:r="http://schemas.openxmlformats.org/officeDocument/2006/relationships" xmlns:m="http://schemas.openxmlformats.org/officeDocument/2006/math" xmlns:v="urn:schemas-microsoft-com:vml" xmlns:wp14="http://schemas.microsoft.com/office/word/2010/wordprocessingDrawing" xmlns:wp="http://schemas.openxmlformats.org/drawingml/2006/wordprocessingDrawing" xmlns:w10="urn:schemas-microsoft-com:office:word" xmlns:w="http://schemas.openxmlformats.org/wordprocessingml/2006/main" xmlns:w14="http://schemas.microsoft.com/office/word/2010/wordml" xmlns:w15="http://schemas.microsoft.com/office/word/2012/wordml" xmlns:w16cex="http://schemas.microsoft.com/office/word/2018/wordml/cex" xmlns:w16cid="http://schemas.microsoft.com/office/word/2016/wordml/cid" xmlns:w16="http://schemas.microsoft.com/office/word/2018/wordml" xmlns:w16du="http://schemas.microsoft.com/office/word/2023/wordml/word16du" xmlns:w16sdtdh="http://schemas.microsoft.com/office/word/2020/wordml/sdtdatahash" xmlns:w16sdtfl="http://schemas.microsoft.com/office/word/2024/wordml/sdtformatlock" xmlns:w16se="http://schemas.microsoft.com/office/word/2015/wordml/symex" xmlns:wpg="http://schemas.microsoft.com/office/word/2010/wordprocessingGroup" xmlns:wpi="http://schemas.microsoft.com/office/word/2010/wordprocessingInk" xmlns:wne="http://schemas.microsoft.com/office/word/2006/wordml" xmlns:wps="http://schemas.microsoft.com/office/word/2010/wordprocessingShape" mc:Ignorable="w14 w15 w16se w16cid w16 w16cex w16sdtdh w16sdtfl w16du wp14">
   <w:body>
-    <w:p>
-      <w:pPr>
-        <w:rPr>
-          <w:rFonts w:ascii="Calibri" w:hAnsi="Calibri" w:cs="Calibri"/>
-          <w:b/>
-          <w:bCs/>
-          <w:sz w:val="20"/>
-          <w:szCs w:val="20"/>
-        </w:rPr>
-      </w:pPr>
-      <w:r>
-        <w:rPr>
-          <w:rFonts w:ascii="Calibri" w:hAnsi="Calibri" w:cs="Calibri"/>
-          <w:b/>
-          <w:bCs/>
-          <w:sz w:val="20"/>
-          <w:szCs w:val="20"/>
-        </w:rPr>
-        <w:t>1. Introducción (1–1.5 pág)</w:t>
-      </w:r>
-    </w:p>
-    <w:p>
-      <w:pPr>
-        <w:numPr>
-          <w:ilvl w:val="0"/>
-          <w:numId w:val="1"/>
-        </w:numPr>
-        <w:rPr>
-          <w:rFonts w:ascii="Calibri" w:hAnsi="Calibri" w:cs="Calibri"/>
-          <w:sz w:val="20"/>
-          <w:szCs w:val="20"/>
-        </w:rPr>
-      </w:pPr>
-      <w:r>
-        <w:rPr>
-          <w:rFonts w:ascii="Calibri" w:hAnsi="Calibri" w:cs="Calibri"/>
-          <w:sz w:val="20"/>
-          <w:szCs w:val="20"/>
-        </w:rPr>
-        <w:t>Contexto desde Big Data y DS</w:t>
-      </w:r>
-    </w:p>
-    <w:p>
-      <w:pPr>
-        <w:numPr>
-          <w:ilvl w:val="0"/>
-          <w:numId w:val="1"/>
-        </w:numPr>
-        <w:rPr>
-          <w:rFonts w:ascii="Calibri" w:hAnsi="Calibri" w:cs="Calibri"/>
-          <w:sz w:val="20"/>
-          <w:szCs w:val="20"/>
-        </w:rPr>
-      </w:pPr>
-      <w:r>
-        <w:rPr>
-          <w:rFonts w:ascii="Calibri" w:hAnsi="Calibri" w:cs="Calibri"/>
-          <w:sz w:val="20"/>
-          <w:szCs w:val="20"/>
-        </w:rPr>
-        <w:t>Problema de integración de datos heterogéneos</w:t>
-      </w:r>
-    </w:p>
-    <w:p>
-      <w:pPr>
-        <w:numPr>
-          <w:ilvl w:val="0"/>
-          <w:numId w:val="1"/>
-        </w:numPr>
-        <w:rPr>
-          <w:rFonts w:ascii="Calibri" w:hAnsi="Calibri" w:cs="Calibri"/>
-          <w:sz w:val="20"/>
-          <w:szCs w:val="20"/>
-        </w:rPr>
-      </w:pPr>
-      <w:r>
-        <w:rPr>
-          <w:rFonts w:ascii="Calibri" w:hAnsi="Calibri" w:cs="Calibri"/>
-          <w:sz w:val="20"/>
-          <w:szCs w:val="20"/>
-        </w:rPr>
-        <w:t>Objetivos del TFM</w:t>
-      </w:r>
-    </w:p>
-    <w:p>
-      <w:pPr>
-        <w:numPr>
-          <w:ilvl w:val="0"/>
-          <w:numId w:val="1"/>
-        </w:numPr>
-        <w:rPr>
-          <w:rFonts w:ascii="Calibri" w:hAnsi="Calibri" w:cs="Calibri"/>
-          <w:sz w:val="20"/>
-          <w:szCs w:val="20"/>
-        </w:rPr>
-      </w:pPr>
-      <w:r>
-        <w:rPr>
-          <w:rFonts w:ascii="Calibri" w:hAnsi="Calibri" w:cs="Calibri"/>
-          <w:sz w:val="20"/>
-          <w:szCs w:val="20"/>
-        </w:rPr>
-        <w:t>Contribuciones</w:t>
-      </w:r>
-    </w:p>
-    <w:p>
-      <w:pPr>
-        <w:rPr>
-          <w:rFonts w:ascii="Calibri" w:hAnsi="Calibri" w:cs="Calibri"/>
-          <w:sz w:val="20"/>
-          <w:szCs w:val="20"/>
-        </w:rPr>
-      </w:pPr>
-      <w:r>
-        <w:rPr>
-          <w:rFonts w:ascii="Calibri" w:hAnsi="Calibri" w:cs="Calibri"/>
-          <w:sz w:val="20"/>
-          <w:szCs w:val="20"/>
-        </w:rPr>
-        <w:pict w14:anchorId="00772674">
-          <v:rect id="_x0000_i1025" style="width:0;height:1.5pt" o:hralign="center" o:hrstd="t" o:hr="t" fillcolor="#a0a0a0" stroked="f"/>
-        </w:pict>
-      </w:r>
-    </w:p>
-    <w:p>
-      <w:pPr>
-        <w:rPr>
-          <w:rFonts w:ascii="Calibri" w:hAnsi="Calibri" w:cs="Calibri"/>
-          <w:b/>
-          <w:bCs/>
-          <w:sz w:val="20"/>
-          <w:szCs w:val="20"/>
-        </w:rPr>
-      </w:pPr>
-      <w:r>
-        <w:rPr>
-          <w:rFonts w:ascii="Calibri" w:hAnsi="Calibri" w:cs="Calibri"/>
-          <w:b/>
-          <w:bCs/>
-          <w:sz w:val="20"/>
-          <w:szCs w:val="20"/>
-        </w:rPr>
-        <w:t>2. Estado del arte (2.5–3 pág)</w:t>
-      </w:r>
-    </w:p>
-    <w:p>
-      <w:pPr>
-        <w:numPr>
-          <w:ilvl w:val="0"/>
-          <w:numId w:val="2"/>
-        </w:numPr>
-        <w:rPr>
-          <w:rFonts w:ascii="Calibri" w:hAnsi="Calibri" w:cs="Calibri"/>
-          <w:sz w:val="20"/>
-          <w:szCs w:val="20"/>
-        </w:rPr>
-      </w:pPr>
-      <w:r>
-        <w:rPr>
-          <w:rFonts w:ascii="Calibri" w:hAnsi="Calibri" w:cs="Calibri"/>
-          <w:sz w:val="20"/>
-          <w:szCs w:val="20"/>
-        </w:rPr>
-        <w:t>Mantenimiento predictivo y RUL</w:t>
-      </w:r>
-    </w:p>
-    <w:p>
-      <w:pPr>
-        <w:numPr>
-          <w:ilvl w:val="0"/>
-          <w:numId w:val="2"/>
-        </w:numPr>
-        <w:rPr>
-          <w:rFonts w:ascii="Calibri" w:hAnsi="Calibri" w:cs="Calibri"/>
-          <w:sz w:val="20"/>
-          <w:szCs w:val="20"/>
-        </w:rPr>
-      </w:pPr>
-      <w:r>
-        <w:rPr>
-          <w:rFonts w:ascii="Calibri" w:hAnsi="Calibri" w:cs="Calibri"/>
-          <w:sz w:val="20"/>
-          <w:szCs w:val="20"/>
-        </w:rPr>
-        <w:t>Series temporales multivariantes</w:t>
-      </w:r>
-    </w:p>
-    <w:p>
-      <w:pPr>
-        <w:numPr>
-          <w:ilvl w:val="0"/>
-          <w:numId w:val="2"/>
-        </w:numPr>
-        <w:rPr>
-          <w:rFonts w:ascii="Calibri" w:hAnsi="Calibri" w:cs="Calibri"/>
-          <w:sz w:val="20"/>
-          <w:szCs w:val="20"/>
-        </w:rPr>
-      </w:pPr>
-      <w:r>
-        <w:rPr>
-          <w:rFonts w:ascii="Calibri" w:hAnsi="Calibri" w:cs="Calibri"/>
-          <w:sz w:val="20"/>
-          <w:szCs w:val="20"/>
-        </w:rPr>
-        <w:t>Feature engineering</w:t>
-      </w:r>
-    </w:p>
-    <w:p>
-      <w:pPr>
-        <w:numPr>
-          <w:ilvl w:val="0"/>
-          <w:numId w:val="2"/>
-        </w:numPr>
-        <w:rPr>
-          <w:rFonts w:ascii="Calibri" w:hAnsi="Calibri" w:cs="Calibri"/>
-          <w:sz w:val="20"/>
-          <w:szCs w:val="20"/>
-        </w:rPr>
-      </w:pPr>
-      <w:r>
-        <w:rPr>
-          <w:rFonts w:ascii="Calibri" w:hAnsi="Calibri" w:cs="Calibri"/>
-          <w:sz w:val="20"/>
-          <w:szCs w:val="20"/>
-        </w:rPr>
-        <w:t>PCA y reducción de dimensionalidad</w:t>
-      </w:r>
-    </w:p>
-    <w:p>
-      <w:pPr>
-        <w:numPr>
-          <w:ilvl w:val="0"/>
-          <w:numId w:val="2"/>
-        </w:numPr>
-        <w:rPr>
-          <w:rFonts w:ascii="Calibri" w:hAnsi="Calibri" w:cs="Calibri"/>
-          <w:sz w:val="20"/>
-          <w:szCs w:val="20"/>
-        </w:rPr>
-      </w:pPr>
-      <w:r>
-        <w:rPr>
-          <w:rFonts w:ascii="Calibri" w:hAnsi="Calibri" w:cs="Calibri"/>
-          <w:sz w:val="20"/>
-          <w:szCs w:val="20"/>
-        </w:rPr>
-        <w:t>NLP técnico</w:t>
-      </w:r>
-    </w:p>
-    <w:p>
-      <w:pPr>
-        <w:numPr>
-          <w:ilvl w:val="0"/>
-          <w:numId w:val="2"/>
-        </w:numPr>
-        <w:rPr>
-          <w:rFonts w:ascii="Calibri" w:hAnsi="Calibri" w:cs="Calibri"/>
-          <w:sz w:val="20"/>
-          <w:szCs w:val="20"/>
-        </w:rPr>
-      </w:pPr>
-      <w:r>
-        <w:rPr>
-          <w:rFonts w:ascii="Calibri" w:hAnsi="Calibri" w:cs="Calibri"/>
-          <w:sz w:val="20"/>
-          <w:szCs w:val="20"/>
-        </w:rPr>
-        <w:t>RAG</w:t>
-      </w:r>
-    </w:p>
-    <w:p>
-      <w:pPr>
-        <w:numPr>
-          <w:ilvl w:val="0"/>
-          <w:numId w:val="2"/>
-        </w:numPr>
-        <w:rPr>
-          <w:rFonts w:ascii="Calibri" w:hAnsi="Calibri" w:cs="Calibri"/>
-          <w:sz w:val="20"/>
-          <w:szCs w:val="20"/>
-        </w:rPr>
-      </w:pPr>
-      <w:r>
-        <w:rPr>
-          <w:rFonts w:ascii="Calibri" w:hAnsi="Calibri" w:cs="Calibri"/>
-          <w:sz w:val="20"/>
-          <w:szCs w:val="20"/>
-        </w:rPr>
-        <w:t>Sistemas multi-agente como marco de integración</w:t>
-      </w:r>
-    </w:p>
-    <w:p>
-      <w:pPr>
-        <w:rPr>
-          <w:rFonts w:ascii="Calibri" w:hAnsi="Calibri" w:cs="Calibri"/>
-          <w:sz w:val="20"/>
-          <w:szCs w:val="20"/>
-        </w:rPr>
-      </w:pPr>
-      <w:r>
-        <w:rPr>
-          <w:rFonts w:ascii="Calibri" w:hAnsi="Calibri" w:cs="Calibri"/>
-          <w:sz w:val="20"/>
-          <w:szCs w:val="20"/>
-        </w:rPr>
-        <w:pict w14:anchorId="760AD29B">
-          <v:rect id="_x0000_i1026" style="width:0;height:1.5pt" o:hralign="center" o:hrstd="t" o:hr="t" fillcolor="#a0a0a0" stroked="f"/>
-        </w:pict>
-      </w:r>
-    </w:p>
-    <w:p>
-      <w:pPr>
-        <w:rPr>
-          <w:rFonts w:ascii="Calibri" w:hAnsi="Calibri" w:cs="Calibri"/>
-          <w:b/>
-          <w:bCs/>
-          <w:sz w:val="20"/>
-          <w:szCs w:val="20"/>
-        </w:rPr>
-      </w:pPr>
-      <w:r>
-        <w:rPr>
-          <w:rFonts w:ascii="Calibri" w:hAnsi="Calibri" w:cs="Calibri"/>
-          <w:b/>
-          <w:bCs/>
-          <w:sz w:val="20"/>
-          <w:szCs w:val="20"/>
-        </w:rPr>
-        <w:t xml:space="preserve">3. Preparación de datos – RAG (3–3.5 pág) </w:t>
-      </w:r>
-      <w:r>
-        <w:rPr>
-          <w:rFonts w:ascii="Segoe UI Emoji" w:hAnsi="Segoe UI Emoji" w:cs="Segoe UI Emoji"/>
-          <w:b/>
-          <w:bCs/>
-          <w:sz w:val="20"/>
-          <w:szCs w:val="20"/>
-        </w:rPr>
-        <w:t>🔥</w:t>
-      </w:r>
-    </w:p>
-    <w:p>
-      <w:pPr>
-        <w:rPr>
-          <w:rFonts w:ascii="Calibri" w:hAnsi="Calibri" w:cs="Calibri"/>
-          <w:sz w:val="20"/>
-          <w:szCs w:val="20"/>
-        </w:rPr>
-      </w:pPr>
-      <w:r>
-        <w:rPr>
-          <w:rFonts w:ascii="Calibri" w:hAnsi="Calibri" w:cs="Calibri"/>
-          <w:b/>
-          <w:bCs/>
-          <w:sz w:val="20"/>
-          <w:szCs w:val="20"/>
-        </w:rPr>
-        <w:t>Datos textuales / semiestructurados</w:t>
-      </w:r>
-    </w:p>
-    <w:p>
-      <w:pPr>
-        <w:numPr>
-          <w:ilvl w:val="0"/>
-          <w:numId w:val="3"/>
-        </w:numPr>
-        <w:rPr>
-          <w:rFonts w:ascii="Calibri" w:hAnsi="Calibri" w:cs="Calibri"/>
-          <w:sz w:val="20"/>
-          <w:szCs w:val="20"/>
-        </w:rPr>
-      </w:pPr>
-      <w:r>
-        <w:rPr>
-          <w:rFonts w:ascii="Calibri" w:hAnsi="Calibri" w:cs="Calibri"/>
-          <w:sz w:val="20"/>
-          <w:szCs w:val="20"/>
-        </w:rPr>
-        <w:t>Fuentes (PDF, CSV)</w:t>
-      </w:r>
-    </w:p>
-    <w:p>
-      <w:pPr>
-        <w:numPr>
-          <w:ilvl w:val="0"/>
-          <w:numId w:val="3"/>
-        </w:numPr>
-        <w:rPr>
-          <w:rFonts w:ascii="Calibri" w:hAnsi="Calibri" w:cs="Calibri"/>
-          <w:sz w:val="20"/>
-          <w:szCs w:val="20"/>
-        </w:rPr>
-      </w:pPr>
-      <w:r>
-        <w:rPr>
-          <w:rFonts w:ascii="Calibri" w:hAnsi="Calibri" w:cs="Calibri"/>
-          <w:sz w:val="20"/>
-          <w:szCs w:val="20"/>
-        </w:rPr>
-        <w:t>Extracción de texto</w:t>
-      </w:r>
-    </w:p>
-    <w:p>
-      <w:pPr>
-        <w:numPr>
-          <w:ilvl w:val="0"/>
-          <w:numId w:val="3"/>
-        </w:numPr>
-        <w:rPr>
-          <w:rFonts w:ascii="Calibri" w:hAnsi="Calibri" w:cs="Calibri"/>
-          <w:sz w:val="20"/>
-          <w:szCs w:val="20"/>
-        </w:rPr>
-      </w:pPr>
-      <w:r>
-        <w:rPr>
-          <w:rFonts w:ascii="Calibri" w:hAnsi="Calibri" w:cs="Calibri"/>
-          <w:sz w:val="20"/>
-          <w:szCs w:val="20"/>
-        </w:rPr>
-        <w:t>Limpieza</w:t>
-      </w:r>
-    </w:p>
-    <w:p>
-      <w:pPr>
-        <w:numPr>
-          <w:ilvl w:val="0"/>
-          <w:numId w:val="3"/>
-        </w:numPr>
-        <w:rPr>
-          <w:rFonts w:ascii="Calibri" w:hAnsi="Calibri" w:cs="Calibri"/>
-          <w:sz w:val="20"/>
-          <w:szCs w:val="20"/>
-        </w:rPr>
-      </w:pPr>
-      <w:r>
-        <w:rPr>
-          <w:rFonts w:ascii="Calibri" w:hAnsi="Calibri" w:cs="Calibri"/>
-          <w:sz w:val="20"/>
-          <w:szCs w:val="20"/>
-        </w:rPr>
-        <w:t>Normalización textual</w:t>
-      </w:r>
-    </w:p>
-    <w:p>
-      <w:pPr>
-        <w:numPr>
-          <w:ilvl w:val="0"/>
-          <w:numId w:val="3"/>
-        </w:numPr>
-        <w:rPr>
-          <w:rFonts w:ascii="Calibri" w:hAnsi="Calibri" w:cs="Calibri"/>
-          <w:sz w:val="20"/>
-          <w:szCs w:val="20"/>
-        </w:rPr>
-      </w:pPr>
-      <w:r>
-        <w:rPr>
-          <w:rFonts w:ascii="Calibri" w:hAnsi="Calibri" w:cs="Calibri"/>
-          <w:sz w:val="20"/>
-          <w:szCs w:val="20"/>
-        </w:rPr>
-        <w:t>Chunking</w:t>
-      </w:r>
-    </w:p>
-    <w:p>
-      <w:pPr>
-        <w:numPr>
-          <w:ilvl w:val="0"/>
-          <w:numId w:val="3"/>
-        </w:numPr>
-        <w:rPr>
-          <w:rFonts w:ascii="Calibri" w:hAnsi="Calibri" w:cs="Calibri"/>
-          <w:sz w:val="20"/>
-          <w:szCs w:val="20"/>
-        </w:rPr>
-      </w:pPr>
-      <w:r>
-        <w:rPr>
-          <w:rFonts w:ascii="Calibri" w:hAnsi="Calibri" w:cs="Calibri"/>
-          <w:sz w:val="20"/>
-          <w:szCs w:val="20"/>
-        </w:rPr>
-        <w:t>Embeddings</w:t>
-      </w:r>
-    </w:p>
-    <w:p>
-      <w:pPr>
-        <w:numPr>
-          <w:ilvl w:val="0"/>
-          <w:numId w:val="3"/>
-        </w:numPr>
-        <w:rPr>
-          <w:rFonts w:ascii="Calibri" w:hAnsi="Calibri" w:cs="Calibri"/>
-          <w:sz w:val="20"/>
-          <w:szCs w:val="20"/>
-        </w:rPr>
-      </w:pPr>
-      <w:r>
-        <w:rPr>
-          <w:rFonts w:ascii="Calibri" w:hAnsi="Calibri" w:cs="Calibri"/>
-          <w:sz w:val="20"/>
-          <w:szCs w:val="20"/>
-        </w:rPr>
-        <w:t>Construcción de vectorstores</w:t>
-      </w:r>
-    </w:p>
-    <w:p>
-      <w:pPr>
-        <w:numPr>
-          <w:ilvl w:val="0"/>
-          <w:numId w:val="3"/>
-        </w:numPr>
-        <w:rPr>
-          <w:rFonts w:ascii="Calibri" w:hAnsi="Calibri" w:cs="Calibri"/>
-          <w:sz w:val="20"/>
-          <w:szCs w:val="20"/>
-        </w:rPr>
-      </w:pPr>
-      <w:r>
-        <w:rPr>
-          <w:rFonts w:ascii="Calibri" w:hAnsi="Calibri" w:cs="Calibri"/>
-          <w:sz w:val="20"/>
-          <w:szCs w:val="20"/>
-        </w:rPr>
-        <w:t>Justificación de decisiones</w:t>
-      </w:r>
-    </w:p>
-    <w:p>
-      <w:pPr>
-        <w:rPr>
-          <w:rFonts w:ascii="Calibri" w:hAnsi="Calibri" w:cs="Calibri"/>
-          <w:sz w:val="20"/>
-          <w:szCs w:val="20"/>
-        </w:rPr>
-      </w:pPr>
-      <w:r>
-        <w:rPr>
-          <w:rFonts w:ascii="Segoe UI Emoji" w:hAnsi="Segoe UI Emoji" w:cs="Segoe UI Emoji"/>
-          <w:sz w:val="20"/>
-          <w:szCs w:val="20"/>
-        </w:rPr>
-        <w:t>👉</w:t>
-      </w:r>
-      <w:r>
-        <w:rPr>
-          <w:rFonts w:ascii="Calibri" w:hAnsi="Calibri" w:cs="Calibri"/>
-          <w:sz w:val="20"/>
-          <w:szCs w:val="20"/>
-        </w:rPr>
-        <w:t xml:space="preserve"> Aquí </w:t>
-      </w:r>
-      <w:r>
-        <w:rPr>
-          <w:rFonts w:ascii="Calibri" w:hAnsi="Calibri" w:cs="Calibri"/>
-          <w:b/>
-          <w:bCs/>
-          <w:sz w:val="20"/>
-          <w:szCs w:val="20"/>
-        </w:rPr>
-        <w:t>NO hay agentes todavía</w:t>
-      </w:r>
-      <w:r>
-        <w:rPr>
-          <w:rFonts w:ascii="Calibri" w:hAnsi="Calibri" w:cs="Calibri"/>
-          <w:sz w:val="20"/>
-          <w:szCs w:val="20"/>
-        </w:rPr>
-        <w:t>. Solo datos.</w:t>
-      </w:r>
-    </w:p>
-    <w:p>
-      <w:pPr>
-        <w:rPr>
-          <w:rFonts w:ascii="Calibri" w:hAnsi="Calibri" w:cs="Calibri"/>
-          <w:sz w:val="20"/>
-          <w:szCs w:val="20"/>
-        </w:rPr>
-      </w:pPr>
-      <w:r>
-        <w:rPr>
-          <w:rFonts w:ascii="Calibri" w:hAnsi="Calibri" w:cs="Calibri"/>
-          <w:sz w:val="20"/>
-          <w:szCs w:val="20"/>
-        </w:rPr>
-        <w:pict w14:anchorId="183E736E">
-          <v:rect id="_x0000_i1027" style="width:0;height:1.5pt" o:hralign="center" o:hrstd="t" o:hr="t" fillcolor="#a0a0a0" stroked="f"/>
-        </w:pict>
-      </w:r>
-    </w:p>
-    <w:p>
-      <w:pPr>
-        <w:rPr>
-          <w:rFonts w:ascii="Calibri" w:hAnsi="Calibri" w:cs="Calibri"/>
-          <w:b/>
-          <w:bCs/>
-          <w:sz w:val="20"/>
-          <w:szCs w:val="20"/>
-        </w:rPr>
-      </w:pPr>
-      <w:r>
-        <w:rPr>
-          <w:rFonts w:ascii="Calibri" w:hAnsi="Calibri" w:cs="Calibri"/>
-          <w:b/>
-          <w:bCs/>
-          <w:sz w:val="20"/>
-          <w:szCs w:val="20"/>
-        </w:rPr>
-        <w:t xml:space="preserve">4. Preparación de datos – RUL (CMAPSS) (3–3.5 pág) </w:t>
-      </w:r>
-      <w:r>
-        <w:rPr>
-          <w:rFonts w:ascii="Segoe UI Emoji" w:hAnsi="Segoe UI Emoji" w:cs="Segoe UI Emoji"/>
-          <w:b/>
-          <w:bCs/>
-          <w:sz w:val="20"/>
-          <w:szCs w:val="20"/>
-        </w:rPr>
-        <w:t>🔥</w:t>
-      </w:r>
-    </w:p>
-    <w:p>
-      <w:pPr>
-        <w:rPr>
-          <w:rFonts w:ascii="Calibri" w:hAnsi="Calibri" w:cs="Calibri"/>
-          <w:sz w:val="20"/>
-          <w:szCs w:val="20"/>
-        </w:rPr>
-      </w:pPr>
-      <w:r>
-        <w:rPr>
-          <w:rFonts w:ascii="Calibri" w:hAnsi="Calibri" w:cs="Calibri"/>
-          <w:b/>
-          <w:bCs/>
-          <w:sz w:val="20"/>
-          <w:szCs w:val="20"/>
-        </w:rPr>
-        <w:t>Datos numéricos / series temporales</w:t>
-      </w:r>
-    </w:p>
-    <w:p>
-      <w:pPr>
-        <w:numPr>
-          <w:ilvl w:val="0"/>
-          <w:numId w:val="4"/>
-        </w:numPr>
-        <w:rPr>
-          <w:rFonts w:ascii="Calibri" w:hAnsi="Calibri" w:cs="Calibri"/>
-          <w:sz w:val="20"/>
-          <w:szCs w:val="20"/>
-        </w:rPr>
-      </w:pPr>
-      <w:r>
-        <w:rPr>
-          <w:rFonts w:ascii="Calibri" w:hAnsi="Calibri" w:cs="Calibri"/>
-          <w:sz w:val="20"/>
-          <w:szCs w:val="20"/>
-        </w:rPr>
-        <w:t>Descripción del dataset</w:t>
-      </w:r>
-    </w:p>
-    <w:p>
-      <w:pPr>
-        <w:numPr>
-          <w:ilvl w:val="0"/>
-          <w:numId w:val="4"/>
-        </w:numPr>
-        <w:rPr>
-          <w:rFonts w:ascii="Calibri" w:hAnsi="Calibri" w:cs="Calibri"/>
-          <w:sz w:val="20"/>
-          <w:szCs w:val="20"/>
-        </w:rPr>
-      </w:pPr>
-      <w:r>
-        <w:rPr>
-          <w:rFonts w:ascii="Calibri" w:hAnsi="Calibri" w:cs="Calibri"/>
-          <w:sz w:val="20"/>
-          <w:szCs w:val="20"/>
-        </w:rPr>
-        <w:t>Limpieza</w:t>
-      </w:r>
-    </w:p>
-    <w:p>
-      <w:pPr>
-        <w:numPr>
-          <w:ilvl w:val="0"/>
-          <w:numId w:val="4"/>
-        </w:numPr>
-        <w:rPr>
-          <w:rFonts w:ascii="Calibri" w:hAnsi="Calibri" w:cs="Calibri"/>
-          <w:sz w:val="20"/>
-          <w:szCs w:val="20"/>
-        </w:rPr>
-      </w:pPr>
-      <w:r>
-        <w:rPr>
-          <w:rFonts w:ascii="Calibri" w:hAnsi="Calibri" w:cs="Calibri"/>
-          <w:sz w:val="20"/>
-          <w:szCs w:val="20"/>
-        </w:rPr>
-        <w:lastRenderedPageBreak/>
-        <w:t>Eliminación de sensores constantes</w:t>
-      </w:r>
-    </w:p>
-    <w:p>
-      <w:pPr>
-        <w:numPr>
-          <w:ilvl w:val="0"/>
-          <w:numId w:val="4"/>
-        </w:numPr>
-        <w:rPr>
-          <w:rFonts w:ascii="Calibri" w:hAnsi="Calibri" w:cs="Calibri"/>
-          <w:sz w:val="20"/>
-          <w:szCs w:val="20"/>
-        </w:rPr>
-      </w:pPr>
-      <w:r>
-        <w:rPr>
-          <w:rFonts w:ascii="Calibri" w:hAnsi="Calibri" w:cs="Calibri"/>
-          <w:sz w:val="20"/>
-          <w:szCs w:val="20"/>
-        </w:rPr>
-        <w:t>Selección de variables</w:t>
-      </w:r>
-    </w:p>
-    <w:p>
-      <w:pPr>
-        <w:numPr>
-          <w:ilvl w:val="0"/>
-          <w:numId w:val="4"/>
-        </w:numPr>
-        <w:rPr>
-          <w:rFonts w:ascii="Calibri" w:hAnsi="Calibri" w:cs="Calibri"/>
-          <w:sz w:val="20"/>
-          <w:szCs w:val="20"/>
-        </w:rPr>
-      </w:pPr>
-      <w:r>
-        <w:rPr>
-          <w:rFonts w:ascii="Calibri" w:hAnsi="Calibri" w:cs="Calibri"/>
-          <w:sz w:val="20"/>
-          <w:szCs w:val="20"/>
-        </w:rPr>
-        <w:t>PCA exploratorio</w:t>
-      </w:r>
-    </w:p>
-    <w:p>
-      <w:pPr>
-        <w:numPr>
-          <w:ilvl w:val="0"/>
-          <w:numId w:val="4"/>
-        </w:numPr>
-        <w:rPr>
-          <w:rFonts w:ascii="Calibri" w:hAnsi="Calibri" w:cs="Calibri"/>
-          <w:sz w:val="20"/>
-          <w:szCs w:val="20"/>
-        </w:rPr>
-      </w:pPr>
-      <w:r>
-        <w:rPr>
-          <w:rFonts w:ascii="Calibri" w:hAnsi="Calibri" w:cs="Calibri"/>
-          <w:sz w:val="20"/>
-          <w:szCs w:val="20"/>
-        </w:rPr>
-        <w:t>Normalización</w:t>
-      </w:r>
-    </w:p>
-    <w:p>
-      <w:pPr>
-        <w:numPr>
-          <w:ilvl w:val="0"/>
-          <w:numId w:val="4"/>
-        </w:numPr>
-        <w:rPr>
-          <w:rFonts w:ascii="Calibri" w:hAnsi="Calibri" w:cs="Calibri"/>
-          <w:sz w:val="20"/>
-          <w:szCs w:val="20"/>
-        </w:rPr>
-      </w:pPr>
-      <w:r>
-        <w:rPr>
-          <w:rFonts w:ascii="Calibri" w:hAnsi="Calibri" w:cs="Calibri"/>
-          <w:sz w:val="20"/>
-          <w:szCs w:val="20"/>
-        </w:rPr>
-        <w:t>Sliding windows</w:t>
-      </w:r>
-    </w:p>
-    <w:p>
-      <w:pPr>
-        <w:numPr>
-          <w:ilvl w:val="0"/>
-          <w:numId w:val="4"/>
-        </w:numPr>
-        <w:rPr>
-          <w:rFonts w:ascii="Calibri" w:hAnsi="Calibri" w:cs="Calibri"/>
-          <w:sz w:val="20"/>
-          <w:szCs w:val="20"/>
-        </w:rPr>
-      </w:pPr>
-      <w:r>
-        <w:rPr>
-          <w:rFonts w:ascii="Calibri" w:hAnsi="Calibri" w:cs="Calibri"/>
-          <w:sz w:val="20"/>
-          <w:szCs w:val="20"/>
-        </w:rPr>
-        <w:t>Train / test</w:t>
-      </w:r>
-    </w:p>
-    <w:p>
-      <w:pPr>
-        <w:rPr>
-          <w:rFonts w:ascii="Calibri" w:hAnsi="Calibri" w:cs="Calibri"/>
-          <w:sz w:val="20"/>
-          <w:szCs w:val="20"/>
-        </w:rPr>
-      </w:pPr>
-      <w:r>
-        <w:rPr>
-          <w:rFonts w:ascii="Calibri" w:hAnsi="Calibri" w:cs="Calibri"/>
-          <w:sz w:val="20"/>
-          <w:szCs w:val="20"/>
-        </w:rPr>
-        <w:t xml:space="preserve">Aquí vendes </w:t>
-      </w:r>
-      <w:r>
-        <w:rPr>
-          <w:rFonts w:ascii="Calibri" w:hAnsi="Calibri" w:cs="Calibri"/>
-          <w:b/>
-          <w:bCs/>
-          <w:sz w:val="20"/>
-          <w:szCs w:val="20"/>
-        </w:rPr>
-        <w:t>ciencia de datos dura</w:t>
-      </w:r>
-      <w:r>
-        <w:rPr>
-          <w:rFonts w:ascii="Calibri" w:hAnsi="Calibri" w:cs="Calibri"/>
-          <w:sz w:val="20"/>
-          <w:szCs w:val="20"/>
-        </w:rPr>
-        <w:t>.</w:t>
-      </w:r>
-    </w:p>
-    <w:p>
-      <w:pPr>
-        <w:rPr>
-          <w:rFonts w:ascii="Calibri" w:hAnsi="Calibri" w:cs="Calibri"/>
-          <w:sz w:val="20"/>
-          <w:szCs w:val="20"/>
-        </w:rPr>
-      </w:pPr>
-      <w:r>
-        <w:rPr>
-          <w:rFonts w:ascii="Calibri" w:hAnsi="Calibri" w:cs="Calibri"/>
-          <w:sz w:val="20"/>
-          <w:szCs w:val="20"/>
-        </w:rPr>
-        <w:pict w14:anchorId="2EDF105D">
-          <v:rect id="_x0000_i1028" style="width:0;height:1.5pt" o:hralign="center" o:hrstd="t" o:hr="t" fillcolor="#a0a0a0" stroked="f"/>
-        </w:pict>
-      </w:r>
-    </w:p>
-    <w:p>
-      <w:pPr>
-        <w:rPr>
-          <w:rFonts w:ascii="Calibri" w:hAnsi="Calibri" w:cs="Calibri"/>
-          <w:b/>
-          <w:bCs/>
-          <w:sz w:val="20"/>
-          <w:szCs w:val="20"/>
-        </w:rPr>
-      </w:pPr>
-      <w:r>
-        <w:rPr>
-          <w:rFonts w:ascii="Calibri" w:hAnsi="Calibri" w:cs="Calibri"/>
-          <w:b/>
-          <w:bCs/>
-          <w:sz w:val="20"/>
-          <w:szCs w:val="20"/>
-        </w:rPr>
-        <w:t xml:space="preserve">5. Diseño de agentes basados en datos (4–4.5 pág) </w:t>
-      </w:r>
-      <w:r>
-        <w:rPr>
-          <w:rFonts w:ascii="Segoe UI Emoji" w:hAnsi="Segoe UI Emoji" w:cs="Segoe UI Emoji"/>
-          <w:b/>
-          <w:bCs/>
-          <w:sz w:val="20"/>
-          <w:szCs w:val="20"/>
-        </w:rPr>
-        <w:t>🔥🔥</w:t>
-      </w:r>
-    </w:p>
-    <w:p>
-      <w:pPr>
-        <w:rPr>
-          <w:rFonts w:ascii="Calibri" w:hAnsi="Calibri" w:cs="Calibri"/>
-          <w:sz w:val="20"/>
-          <w:szCs w:val="20"/>
-        </w:rPr>
-      </w:pPr>
-      <w:r>
-        <w:rPr>
-          <w:rFonts w:ascii="Calibri" w:hAnsi="Calibri" w:cs="Calibri"/>
-          <w:sz w:val="20"/>
-          <w:szCs w:val="20"/>
-        </w:rPr>
-        <w:t xml:space="preserve">Aquí encaja perfectamente lo que tú dices: </w:t>
-      </w:r>
-      <w:r>
-        <w:rPr>
-          <w:rFonts w:ascii="Calibri" w:hAnsi="Calibri" w:cs="Calibri"/>
-          <w:b/>
-          <w:bCs/>
-          <w:sz w:val="20"/>
-          <w:szCs w:val="20"/>
-        </w:rPr>
-        <w:t>agente por agente</w:t>
-      </w:r>
-      <w:r>
-        <w:rPr>
-          <w:rFonts w:ascii="Calibri" w:hAnsi="Calibri" w:cs="Calibri"/>
-          <w:sz w:val="20"/>
-          <w:szCs w:val="20"/>
-        </w:rPr>
-        <w:t>.</w:t>
-      </w:r>
-    </w:p>
-    <w:p>
-      <w:pPr>
-        <w:rPr>
-          <w:rFonts w:ascii="Calibri" w:hAnsi="Calibri" w:cs="Calibri"/>
-          <w:sz w:val="20"/>
-          <w:szCs w:val="20"/>
-        </w:rPr>
-      </w:pPr>
-      <w:r>
-        <w:rPr>
-          <w:rFonts w:ascii="Calibri" w:hAnsi="Calibri" w:cs="Calibri"/>
-          <w:sz w:val="20"/>
-          <w:szCs w:val="20"/>
-        </w:rPr>
-        <w:t>Para cada agente:</w:t>
-      </w:r>
-    </w:p>
-    <w:p>
-      <w:pPr>
-        <w:numPr>
-          <w:ilvl w:val="0"/>
-          <w:numId w:val="5"/>
-        </w:numPr>
-        <w:rPr>
-          <w:rFonts w:ascii="Calibri" w:hAnsi="Calibri" w:cs="Calibri"/>
-          <w:sz w:val="20"/>
-          <w:szCs w:val="20"/>
-        </w:rPr>
-      </w:pPr>
-      <w:r>
-        <w:rPr>
-          <w:rFonts w:ascii="Calibri" w:hAnsi="Calibri" w:cs="Calibri"/>
-          <w:sz w:val="20"/>
-          <w:szCs w:val="20"/>
-        </w:rPr>
-        <w:t>Qué datos consume (cap. 3 o 4)</w:t>
-      </w:r>
-    </w:p>
-    <w:p>
-      <w:pPr>
-        <w:numPr>
-          <w:ilvl w:val="0"/>
-          <w:numId w:val="5"/>
-        </w:numPr>
-        <w:rPr>
-          <w:rFonts w:ascii="Calibri" w:hAnsi="Calibri" w:cs="Calibri"/>
-          <w:sz w:val="20"/>
-          <w:szCs w:val="20"/>
-        </w:rPr>
-      </w:pPr>
-      <w:r>
-        <w:rPr>
-          <w:rFonts w:ascii="Calibri" w:hAnsi="Calibri" w:cs="Calibri"/>
-          <w:sz w:val="20"/>
-          <w:szCs w:val="20"/>
-        </w:rPr>
-        <w:t>Qué técnicas aplica</w:t>
-      </w:r>
-    </w:p>
-    <w:p>
-      <w:pPr>
-        <w:numPr>
-          <w:ilvl w:val="0"/>
-          <w:numId w:val="5"/>
-        </w:numPr>
-        <w:rPr>
-          <w:rFonts w:ascii="Calibri" w:hAnsi="Calibri" w:cs="Calibri"/>
-          <w:sz w:val="20"/>
-          <w:szCs w:val="20"/>
-        </w:rPr>
-      </w:pPr>
-      <w:r>
-        <w:rPr>
-          <w:rFonts w:ascii="Calibri" w:hAnsi="Calibri" w:cs="Calibri"/>
-          <w:sz w:val="20"/>
-          <w:szCs w:val="20"/>
-        </w:rPr>
-        <w:t>Qué salida produce</w:t>
-      </w:r>
-    </w:p>
-    <w:p>
-      <w:pPr>
-        <w:rPr>
-          <w:rFonts w:ascii="Calibri" w:hAnsi="Calibri" w:cs="Calibri"/>
-          <w:sz w:val="20"/>
-          <w:szCs w:val="20"/>
-        </w:rPr>
-      </w:pPr>
-      <w:r>
-        <w:rPr>
-          <w:rFonts w:ascii="Calibri" w:hAnsi="Calibri" w:cs="Calibri"/>
-          <w:sz w:val="20"/>
-          <w:szCs w:val="20"/>
-        </w:rPr>
-        <w:t>Ejemplo:</w:t>
-      </w:r>
-    </w:p>
-    <w:p>
-      <w:pPr>
-        <w:numPr>
-          <w:ilvl w:val="0"/>
-          <w:numId w:val="6"/>
-        </w:numPr>
-        <w:rPr>
-          <w:rFonts w:ascii="Calibri" w:hAnsi="Calibri" w:cs="Calibri"/>
-          <w:sz w:val="20"/>
-          <w:szCs w:val="20"/>
-        </w:rPr>
-      </w:pPr>
-      <w:r>
-        <w:rPr>
-          <w:rFonts w:ascii="Calibri" w:hAnsi="Calibri" w:cs="Calibri"/>
-          <w:sz w:val="20"/>
-          <w:szCs w:val="20"/>
-        </w:rPr>
-        <w:t>Agente RUL → modelos DL</w:t>
-      </w:r>
-    </w:p>
-    <w:p>
-      <w:pPr>
-        <w:numPr>
-          <w:ilvl w:val="0"/>
-          <w:numId w:val="6"/>
-        </w:numPr>
-        <w:rPr>
-          <w:rFonts w:ascii="Calibri" w:hAnsi="Calibri" w:cs="Calibri"/>
-          <w:sz w:val="20"/>
-          <w:szCs w:val="20"/>
-        </w:rPr>
-      </w:pPr>
-      <w:r>
-        <w:rPr>
-          <w:rFonts w:ascii="Calibri" w:hAnsi="Calibri" w:cs="Calibri"/>
-          <w:sz w:val="20"/>
-          <w:szCs w:val="20"/>
-        </w:rPr>
-        <w:t>Agente RAG → NLP + recuperación semántica</w:t>
-      </w:r>
-    </w:p>
-    <w:p>
-      <w:pPr>
-        <w:numPr>
-          <w:ilvl w:val="0"/>
-          <w:numId w:val="6"/>
-        </w:numPr>
-        <w:rPr>
-          <w:rFonts w:ascii="Calibri" w:hAnsi="Calibri" w:cs="Calibri"/>
-          <w:sz w:val="20"/>
-          <w:szCs w:val="20"/>
-        </w:rPr>
-      </w:pPr>
-      <w:r>
-        <w:rPr>
-          <w:rFonts w:ascii="Calibri" w:hAnsi="Calibri" w:cs="Calibri"/>
-          <w:sz w:val="20"/>
-          <w:szCs w:val="20"/>
-        </w:rPr>
-        <w:t>Agente de criticidad → similaridad + reglas</w:t>
-      </w:r>
-    </w:p>
-    <w:p>
-      <w:pPr>
-        <w:rPr>
-          <w:rFonts w:ascii="Calibri" w:hAnsi="Calibri" w:cs="Calibri"/>
-          <w:sz w:val="20"/>
-          <w:szCs w:val="20"/>
-        </w:rPr>
-      </w:pPr>
-      <w:r>
-        <w:rPr>
-          <w:rFonts w:ascii="Calibri" w:hAnsi="Calibri" w:cs="Calibri"/>
-          <w:sz w:val="20"/>
-          <w:szCs w:val="20"/>
-        </w:rPr>
-        <w:t>No hablas de integración todavía.</w:t>
-      </w:r>
-      <w:r>
-        <w:rPr>
-          <w:rFonts w:ascii="Calibri" w:hAnsi="Calibri" w:cs="Calibri"/>
-          <w:sz w:val="20"/>
-          <w:szCs w:val="20"/>
-        </w:rPr>
-        <w:br/>
-        <w:t xml:space="preserve">Cada agente es </w:t>
-      </w:r>
-      <w:r>
-        <w:rPr>
-          <w:rFonts w:ascii="Calibri" w:hAnsi="Calibri" w:cs="Calibri"/>
-          <w:b/>
-          <w:bCs/>
-          <w:sz w:val="20"/>
-          <w:szCs w:val="20"/>
-        </w:rPr>
-        <w:t>independiente</w:t>
-      </w:r>
-      <w:r>
-        <w:rPr>
-          <w:rFonts w:ascii="Calibri" w:hAnsi="Calibri" w:cs="Calibri"/>
-          <w:sz w:val="20"/>
-          <w:szCs w:val="20"/>
-        </w:rPr>
-        <w:t>.</w:t>
-      </w:r>
-    </w:p>
-    <w:p>
-      <w:pPr>
-        <w:rPr>
-          <w:rFonts w:ascii="Calibri" w:hAnsi="Calibri" w:cs="Calibri"/>
-          <w:sz w:val="20"/>
-          <w:szCs w:val="20"/>
-        </w:rPr>
-      </w:pPr>
-      <w:r>
-        <w:rPr>
-          <w:rFonts w:ascii="Calibri" w:hAnsi="Calibri" w:cs="Calibri"/>
-          <w:sz w:val="20"/>
-          <w:szCs w:val="20"/>
-        </w:rPr>
-        <w:pict w14:anchorId="3E838B9D">
-          <v:rect id="_x0000_i1029" style="width:0;height:1.5pt" o:hralign="center" o:hrstd="t" o:hr="t" fillcolor="#a0a0a0" stroked="f"/>
-        </w:pict>
-      </w:r>
-    </w:p>
-    <w:p>
-      <w:pPr>
-        <w:rPr>
-          <w:rFonts w:ascii="Calibri" w:hAnsi="Calibri" w:cs="Calibri"/>
-          <w:b/>
-          <w:bCs/>
-          <w:sz w:val="20"/>
-          <w:szCs w:val="20"/>
-        </w:rPr>
-      </w:pPr>
-      <w:r>
-        <w:rPr>
-          <w:rFonts w:ascii="Calibri" w:hAnsi="Calibri" w:cs="Calibri"/>
-          <w:b/>
-          <w:bCs/>
-          <w:sz w:val="20"/>
-          <w:szCs w:val="20"/>
-        </w:rPr>
-        <w:t>6. Integración multi-agente y sistema final (2–2.5 pág)</w:t>
-      </w:r>
-    </w:p>
-    <w:p>
-      <w:pPr>
-        <w:rPr>
-          <w:rFonts w:ascii="Calibri" w:hAnsi="Calibri" w:cs="Calibri"/>
-          <w:sz w:val="20"/>
-          <w:szCs w:val="20"/>
-        </w:rPr>
-      </w:pPr>
-      <w:r>
-        <w:rPr>
-          <w:rFonts w:ascii="Calibri" w:hAnsi="Calibri" w:cs="Calibri"/>
-          <w:sz w:val="20"/>
-          <w:szCs w:val="20"/>
-        </w:rPr>
-        <w:t>Aquí sí:</w:t>
-      </w:r>
-    </w:p>
-    <w:p>
-      <w:pPr>
-        <w:numPr>
-          <w:ilvl w:val="0"/>
-          <w:numId w:val="7"/>
-        </w:numPr>
-        <w:rPr>
-          <w:rFonts w:ascii="Calibri" w:hAnsi="Calibri" w:cs="Calibri"/>
-          <w:sz w:val="20"/>
-          <w:szCs w:val="20"/>
-        </w:rPr>
-      </w:pPr>
-      <w:r>
-        <w:rPr>
-          <w:rFonts w:ascii="Calibri" w:hAnsi="Calibri" w:cs="Calibri"/>
-          <w:sz w:val="20"/>
-          <w:szCs w:val="20"/>
-        </w:rPr>
-        <w:t>Orquestación</w:t>
-      </w:r>
-    </w:p>
-    <w:p>
-      <w:pPr>
-        <w:numPr>
-          <w:ilvl w:val="0"/>
-          <w:numId w:val="7"/>
-        </w:numPr>
-        <w:rPr>
-          <w:rFonts w:ascii="Calibri" w:hAnsi="Calibri" w:cs="Calibri"/>
-          <w:sz w:val="20"/>
-          <w:szCs w:val="20"/>
-        </w:rPr>
-      </w:pPr>
-      <w:r>
-        <w:rPr>
-          <w:rFonts w:ascii="Calibri" w:hAnsi="Calibri" w:cs="Calibri"/>
-          <w:sz w:val="20"/>
-          <w:szCs w:val="20"/>
-        </w:rPr>
-        <w:t>Flujo de información</w:t>
-      </w:r>
-    </w:p>
-    <w:p>
-      <w:pPr>
-        <w:numPr>
-          <w:ilvl w:val="0"/>
-          <w:numId w:val="7"/>
-        </w:numPr>
-        <w:rPr>
-          <w:rFonts w:ascii="Calibri" w:hAnsi="Calibri" w:cs="Calibri"/>
-          <w:sz w:val="20"/>
-          <w:szCs w:val="20"/>
-        </w:rPr>
-      </w:pPr>
-      <w:r>
-        <w:rPr>
-          <w:rFonts w:ascii="Calibri" w:hAnsi="Calibri" w:cs="Calibri"/>
-          <w:sz w:val="20"/>
-          <w:szCs w:val="20"/>
-        </w:rPr>
-        <w:t>Composición de resultados</w:t>
-      </w:r>
-    </w:p>
-    <w:p>
-      <w:pPr>
-        <w:numPr>
-          <w:ilvl w:val="0"/>
-          <w:numId w:val="7"/>
-        </w:numPr>
-        <w:rPr>
-          <w:rFonts w:ascii="Calibri" w:hAnsi="Calibri" w:cs="Calibri"/>
-          <w:sz w:val="20"/>
-          <w:szCs w:val="20"/>
-        </w:rPr>
-      </w:pPr>
-      <w:r>
-        <w:rPr>
-          <w:rFonts w:ascii="Calibri" w:hAnsi="Calibri" w:cs="Calibri"/>
-          <w:sz w:val="20"/>
-          <w:szCs w:val="20"/>
-        </w:rPr>
-        <w:t>Ventajas frente a agentes aislados</w:t>
-      </w:r>
-    </w:p>
-    <w:p>
-      <w:pPr>
-        <w:rPr>
-          <w:rFonts w:ascii="Calibri" w:hAnsi="Calibri" w:cs="Calibri"/>
-          <w:sz w:val="20"/>
-          <w:szCs w:val="20"/>
-        </w:rPr>
-      </w:pPr>
-      <w:r>
-        <w:rPr>
-          <w:rFonts w:ascii="Calibri" w:hAnsi="Calibri" w:cs="Calibri"/>
-          <w:sz w:val="20"/>
-          <w:szCs w:val="20"/>
-        </w:rPr>
-        <w:t xml:space="preserve">Esto queda </w:t>
-      </w:r>
-      <w:r>
-        <w:rPr>
-          <w:rFonts w:ascii="Calibri" w:hAnsi="Calibri" w:cs="Calibri"/>
-          <w:b/>
-          <w:bCs/>
-          <w:sz w:val="20"/>
-          <w:szCs w:val="20"/>
-        </w:rPr>
-        <w:t>limpio y sin repetir</w:t>
-      </w:r>
-      <w:r>
-        <w:rPr>
-          <w:rFonts w:ascii="Calibri" w:hAnsi="Calibri" w:cs="Calibri"/>
-          <w:sz w:val="20"/>
-          <w:szCs w:val="20"/>
-        </w:rPr>
-        <w:t>.</w:t>
-      </w:r>
-    </w:p>
-    <w:p>
-      <w:pPr>
-        <w:rPr>
-          <w:rFonts w:ascii="Calibri" w:hAnsi="Calibri" w:cs="Calibri"/>
-          <w:sz w:val="20"/>
-          <w:szCs w:val="20"/>
-        </w:rPr>
-      </w:pPr>
-      <w:r>
-        <w:rPr>
-          <w:rFonts w:ascii="Calibri" w:hAnsi="Calibri" w:cs="Calibri"/>
-          <w:sz w:val="20"/>
-          <w:szCs w:val="20"/>
-        </w:rPr>
-        <w:pict w14:anchorId="578FD8FB">
-          <v:rect id="_x0000_i1030" style="width:0;height:1.5pt" o:hralign="center" o:hrstd="t" o:hr="t" fillcolor="#a0a0a0" stroked="f"/>
-        </w:pict>
-      </w:r>
-    </w:p>
-    <w:p>
-      <w:pPr>
-        <w:rPr>
-          <w:rFonts w:ascii="Calibri" w:hAnsi="Calibri" w:cs="Calibri"/>
-          <w:b/>
-          <w:bCs/>
-          <w:sz w:val="20"/>
-          <w:szCs w:val="20"/>
-        </w:rPr>
-      </w:pPr>
-      <w:r>
-        <w:rPr>
-          <w:rFonts w:ascii="Calibri" w:hAnsi="Calibri" w:cs="Calibri"/>
-          <w:b/>
-          <w:bCs/>
-          <w:sz w:val="20"/>
-          <w:szCs w:val="20"/>
-        </w:rPr>
-        <w:t>7. Resultados y evaluación (3 pág)</w:t>
-      </w:r>
-    </w:p>
-    <w:p>
-      <w:pPr>
-        <w:numPr>
-          <w:ilvl w:val="0"/>
-          <w:numId w:val="8"/>
-        </w:numPr>
-        <w:rPr>
-          <w:rFonts w:ascii="Calibri" w:hAnsi="Calibri" w:cs="Calibri"/>
-          <w:sz w:val="20"/>
-          <w:szCs w:val="20"/>
-        </w:rPr>
-      </w:pPr>
-      <w:r>
-        <w:rPr>
-          <w:rFonts w:ascii="Calibri" w:hAnsi="Calibri" w:cs="Calibri"/>
-          <w:sz w:val="20"/>
-          <w:szCs w:val="20"/>
-        </w:rPr>
-        <w:t>Resultados del agente RUL</w:t>
-      </w:r>
-    </w:p>
-    <w:p>
-      <w:pPr>
-        <w:numPr>
-          <w:ilvl w:val="0"/>
-          <w:numId w:val="8"/>
-        </w:numPr>
-        <w:rPr>
-          <w:rFonts w:ascii="Calibri" w:hAnsi="Calibri" w:cs="Calibri"/>
-          <w:sz w:val="20"/>
-          <w:szCs w:val="20"/>
-        </w:rPr>
-      </w:pPr>
-      <w:r>
-        <w:rPr>
-          <w:rFonts w:ascii="Calibri" w:hAnsi="Calibri" w:cs="Calibri"/>
-          <w:sz w:val="20"/>
-          <w:szCs w:val="20"/>
-        </w:rPr>
-        <w:lastRenderedPageBreak/>
-        <w:t>Resultados de agentes RAG</w:t>
-      </w:r>
-    </w:p>
-    <w:p>
-      <w:pPr>
-        <w:numPr>
-          <w:ilvl w:val="0"/>
-          <w:numId w:val="8"/>
-        </w:numPr>
-        <w:rPr>
-          <w:rFonts w:ascii="Calibri" w:hAnsi="Calibri" w:cs="Calibri"/>
-          <w:sz w:val="20"/>
-          <w:szCs w:val="20"/>
-        </w:rPr>
-      </w:pPr>
-      <w:r>
-        <w:rPr>
-          <w:rFonts w:ascii="Calibri" w:hAnsi="Calibri" w:cs="Calibri"/>
-          <w:sz w:val="20"/>
-          <w:szCs w:val="20"/>
-        </w:rPr>
-        <w:t>Caso de uso integrado</w:t>
-      </w:r>
-    </w:p>
-    <w:p>
-      <w:pPr>
-        <w:numPr>
-          <w:ilvl w:val="0"/>
-          <w:numId w:val="8"/>
-        </w:numPr>
-        <w:rPr>
-          <w:rFonts w:ascii="Calibri" w:hAnsi="Calibri" w:cs="Calibri"/>
-          <w:sz w:val="20"/>
-          <w:szCs w:val="20"/>
-        </w:rPr>
-      </w:pPr>
-      <w:r>
-        <w:rPr>
-          <w:rFonts w:ascii="Calibri" w:hAnsi="Calibri" w:cs="Calibri"/>
-          <w:sz w:val="20"/>
-          <w:szCs w:val="20"/>
-        </w:rPr>
-        <w:t>Discusión</w:t>
-      </w:r>
-    </w:p>
-    <w:p>
-      <w:pPr>
-        <w:rPr>
-          <w:rFonts w:ascii="Calibri" w:hAnsi="Calibri" w:cs="Calibri"/>
-          <w:sz w:val="20"/>
-          <w:szCs w:val="20"/>
-        </w:rPr>
-      </w:pPr>
-      <w:r>
-        <w:rPr>
-          <w:rFonts w:ascii="Calibri" w:hAnsi="Calibri" w:cs="Calibri"/>
-          <w:sz w:val="20"/>
-          <w:szCs w:val="20"/>
-        </w:rPr>
-        <w:pict w14:anchorId="4483F1F2">
-          <v:rect id="_x0000_i1031" style="width:0;height:1.5pt" o:hralign="center" o:hrstd="t" o:hr="t" fillcolor="#a0a0a0" stroked="f"/>
-        </w:pict>
-      </w:r>
-    </w:p>
-    <w:p>
-      <w:pPr>
-        <w:rPr>
-          <w:rFonts w:ascii="Calibri" w:hAnsi="Calibri" w:cs="Calibri"/>
-          <w:b/>
-          <w:bCs/>
-          <w:sz w:val="20"/>
-          <w:szCs w:val="20"/>
-        </w:rPr>
-      </w:pPr>
-      <w:r>
-        <w:rPr>
-          <w:rFonts w:ascii="Calibri" w:hAnsi="Calibri" w:cs="Calibri"/>
-          <w:b/>
-          <w:bCs/>
-          <w:sz w:val="20"/>
-          <w:szCs w:val="20"/>
-        </w:rPr>
-        <w:t>8. Conclusiones y trabajo futuro (1–1.5 pág)</w:t>
-      </w:r>
-    </w:p>
-    <w:p>
-      <w:pPr>
-        <w:rPr>
-          <w:rFonts w:ascii="Calibri" w:hAnsi="Calibri" w:cs="Calibri"/>
-          <w:b/>
-          <w:bCs/>
-          <w:sz w:val="20"/>
-          <w:szCs w:val="20"/>
-        </w:rPr>
-      </w:pPr>
-    </w:p>
-    <w:p>
-      <w:pPr>
-        <w:rPr>
-          <w:rFonts w:ascii="Calibri" w:hAnsi="Calibri" w:cs="Calibri"/>
-          <w:b/>
-          <w:bCs/>
-          <w:sz w:val="20"/>
-          <w:szCs w:val="20"/>
-        </w:rPr>
-      </w:pPr>
-    </w:p>
-    <w:p>
-      <w:pPr>
-        <w:rPr>
-          <w:rFonts w:ascii="Calibri" w:hAnsi="Calibri" w:cs="Calibri"/>
-          <w:b/>
-          <w:bCs/>
-          <w:sz w:val="20"/>
-          <w:szCs w:val="20"/>
-        </w:rPr>
-      </w:pPr>
-    </w:p>
-    <w:p>
-      <w:pPr>
-        <w:rPr>
-          <w:rFonts w:ascii="Calibri" w:hAnsi="Calibri" w:cs="Calibri"/>
-          <w:b/>
-          <w:bCs/>
-          <w:sz w:val="20"/>
-          <w:szCs w:val="20"/>
-        </w:rPr>
-      </w:pPr>
-    </w:p>
-    <w:p>
-      <w:pPr>
-        <w:rPr>
-          <w:rFonts w:ascii="Calibri" w:hAnsi="Calibri" w:cs="Calibri"/>
-          <w:b/>
-          <w:bCs/>
-          <w:sz w:val="20"/>
-          <w:szCs w:val="20"/>
-        </w:rPr>
-      </w:pPr>
-    </w:p>
-    <w:p>
-      <w:pPr>
-        <w:rPr>
-          <w:rFonts w:ascii="Calibri" w:hAnsi="Calibri" w:cs="Calibri"/>
-          <w:b/>
-          <w:bCs/>
-          <w:sz w:val="20"/>
-          <w:szCs w:val="20"/>
-        </w:rPr>
-      </w:pPr>
-    </w:p>
-    <w:p>
-      <w:pPr>
-        <w:rPr>
-          <w:rFonts w:ascii="Calibri" w:hAnsi="Calibri" w:cs="Calibri"/>
-          <w:b/>
-          <w:bCs/>
-          <w:sz w:val="20"/>
-          <w:szCs w:val="20"/>
-        </w:rPr>
-      </w:pPr>
-    </w:p>
-    <w:p>
-      <w:pPr>
-        <w:rPr>
-          <w:rFonts w:ascii="Calibri" w:hAnsi="Calibri" w:cs="Calibri"/>
-          <w:b/>
-          <w:bCs/>
-          <w:sz w:val="20"/>
-          <w:szCs w:val="20"/>
-        </w:rPr>
-      </w:pPr>
-    </w:p>
-    <w:p>
-      <w:pPr>
-        <w:rPr>
-          <w:rFonts w:ascii="Calibri" w:hAnsi="Calibri" w:cs="Calibri"/>
-          <w:b/>
-          <w:bCs/>
-          <w:sz w:val="20"/>
-          <w:szCs w:val="20"/>
-        </w:rPr>
-      </w:pPr>
-    </w:p>
-    <w:p>
-      <w:pPr>
-        <w:rPr>
-          <w:rFonts w:ascii="Calibri" w:hAnsi="Calibri" w:cs="Calibri"/>
-          <w:b/>
-          <w:bCs/>
-          <w:sz w:val="20"/>
-          <w:szCs w:val="20"/>
-        </w:rPr>
-      </w:pPr>
-    </w:p>
-    <w:p>
-      <w:pPr>
-        <w:rPr>
-          <w:rFonts w:ascii="Calibri" w:hAnsi="Calibri" w:cs="Calibri"/>
-          <w:b/>
-          <w:bCs/>
-          <w:sz w:val="20"/>
-          <w:szCs w:val="20"/>
-        </w:rPr>
-      </w:pPr>
-    </w:p>
-    <w:p>
-      <w:pPr>
-        <w:rPr>
-          <w:rFonts w:ascii="Calibri" w:hAnsi="Calibri" w:cs="Calibri"/>
-          <w:b/>
-          <w:bCs/>
-          <w:sz w:val="20"/>
-          <w:szCs w:val="20"/>
-        </w:rPr>
-      </w:pPr>
-    </w:p>
-    <w:p>
-      <w:pPr>
-        <w:rPr>
-          <w:rFonts w:ascii="Calibri" w:hAnsi="Calibri" w:cs="Calibri"/>
-          <w:b/>
-          <w:bCs/>
-          <w:sz w:val="20"/>
-          <w:szCs w:val="20"/>
-        </w:rPr>
-      </w:pPr>
-    </w:p>
-    <w:p>
-      <w:pPr>
-        <w:rPr>
-          <w:rFonts w:ascii="Calibri" w:hAnsi="Calibri" w:cs="Calibri"/>
-          <w:b/>
-          <w:bCs/>
-          <w:sz w:val="20"/>
-          <w:szCs w:val="20"/>
-        </w:rPr>
-      </w:pPr>
-    </w:p>
-    <w:p>
-      <w:pPr>
-        <w:rPr>
-          <w:rFonts w:ascii="Calibri" w:hAnsi="Calibri" w:cs="Calibri"/>
-          <w:b/>
-          <w:bCs/>
-          <w:sz w:val="20"/>
-          <w:szCs w:val="20"/>
-        </w:rPr>
-      </w:pPr>
-    </w:p>
-    <w:p>
-      <w:pPr>
-        <w:rPr>
-          <w:rFonts w:ascii="Calibri" w:hAnsi="Calibri" w:cs="Calibri"/>
-          <w:b/>
-          <w:bCs/>
-          <w:sz w:val="20"/>
-          <w:szCs w:val="20"/>
-        </w:rPr>
-      </w:pPr>
-    </w:p>
-    <w:p>
-      <w:pPr>
-        <w:rPr>
-          <w:rFonts w:ascii="Calibri" w:hAnsi="Calibri" w:cs="Calibri"/>
-          <w:b/>
-          <w:bCs/>
-          <w:sz w:val="20"/>
-          <w:szCs w:val="20"/>
-        </w:rPr>
-      </w:pPr>
-    </w:p>
-    <w:p>
-      <w:pPr>
-        <w:rPr>
-          <w:rFonts w:ascii="Calibri" w:hAnsi="Calibri" w:cs="Calibri"/>
-          <w:b/>
-          <w:bCs/>
-          <w:sz w:val="20"/>
-          <w:szCs w:val="20"/>
-        </w:rPr>
-      </w:pPr>
-    </w:p>
-    <w:p>
-      <w:pPr>
-        <w:rPr>
-          <w:rFonts w:ascii="Calibri" w:hAnsi="Calibri" w:cs="Calibri"/>
-          <w:b/>
-          <w:bCs/>
-          <w:sz w:val="20"/>
-          <w:szCs w:val="20"/>
-        </w:rPr>
-      </w:pPr>
-    </w:p>
-    <w:p>
-      <w:pPr>
-        <w:rPr>
-          <w:rFonts w:ascii="Calibri" w:hAnsi="Calibri" w:cs="Calibri"/>
-          <w:b/>
-          <w:bCs/>
-          <w:sz w:val="20"/>
-          <w:szCs w:val="20"/>
-        </w:rPr>
-      </w:pPr>
-    </w:p>
-    <w:p>
-      <w:pPr>
-        <w:rPr>
-          <w:rFonts w:ascii="Calibri" w:hAnsi="Calibri" w:cs="Calibri"/>
-          <w:b/>
-          <w:bCs/>
-          <w:sz w:val="20"/>
-          <w:szCs w:val="20"/>
-        </w:rPr>
-      </w:pPr>
-    </w:p>
-    <w:p>
-      <w:pPr>
-        <w:rPr>
-          <w:rFonts w:ascii="Calibri" w:hAnsi="Calibri" w:cs="Calibri"/>
-          <w:b/>
-          <w:bCs/>
-          <w:sz w:val="20"/>
-          <w:szCs w:val="20"/>
-        </w:rPr>
-      </w:pPr>
-    </w:p>
-    <w:p>
-      <w:pPr>
-        <w:rPr>
-          <w:rFonts w:ascii="Calibri" w:hAnsi="Calibri" w:cs="Calibri"/>
-          <w:b/>
-          <w:bCs/>
-          <w:sz w:val="20"/>
-          <w:szCs w:val="20"/>
-        </w:rPr>
-      </w:pPr>
-    </w:p>
-    <w:p>
-      <w:pPr>
-        <w:rPr>
-          <w:rFonts w:ascii="Calibri" w:hAnsi="Calibri" w:cs="Calibri"/>
-          <w:b/>
-          <w:bCs/>
-          <w:sz w:val="20"/>
-          <w:szCs w:val="20"/>
-        </w:rPr>
-      </w:pPr>
-    </w:p>
-    <w:p>
-      <w:pPr>
-        <w:rPr>
-          <w:rFonts w:ascii="Calibri" w:hAnsi="Calibri" w:cs="Calibri"/>
-          <w:b/>
-          <w:bCs/>
-          <w:sz w:val="20"/>
-          <w:szCs w:val="20"/>
-        </w:rPr>
-      </w:pPr>
-    </w:p>
-    <w:p>
-      <w:pPr>
-        <w:rPr>
-          <w:rFonts w:ascii="Calibri" w:hAnsi="Calibri" w:cs="Calibri"/>
-          <w:b/>
-          <w:bCs/>
-          <w:sz w:val="20"/>
-          <w:szCs w:val="20"/>
-        </w:rPr>
-      </w:pPr>
-    </w:p>
     <w:sdt>
       <w:sdtPr>
         <w:rPr>
@@ -5248,7 +3487,79 @@
           <w:sz w:val="20"/>
           <w:szCs w:val="20"/>
         </w:rPr>
-        <w:t>Este conjunto documental constituye la principal fuente de conocimiento formal para consultas técnicas, regulatorias y de reparación dentro del sistema RAG.</w:t>
+        <w:t xml:space="preserve">Estos documentos constituyen la principal fuente de conocimiento formal para consultas técnicas, regulatorias y de reparación. Los </w:t>
+      </w:r>
+      <w:proofErr w:type="spellStart"/>
+      <w:r>
+        <w:rPr>
+          <w:rFonts w:ascii="Calibri" w:hAnsi="Calibri" w:cs="Calibri"/>
+          <w:sz w:val="20"/>
+          <w:szCs w:val="20"/>
+        </w:rPr>
+        <w:t>PDFs</w:t>
+      </w:r>
+      <w:proofErr w:type="spellEnd"/>
+      <w:r>
+        <w:rPr>
+          <w:rFonts w:ascii="Calibri" w:hAnsi="Calibri" w:cs="Calibri"/>
+          <w:sz w:val="20"/>
+          <w:szCs w:val="20"/>
+        </w:rPr>
+        <w:t xml:space="preserve"> se procesan mediante un pipeline específico (Pipeline A) y se almacenan en dos </w:t>
+      </w:r>
+      <w:proofErr w:type="spellStart"/>
+      <w:r>
+        <w:rPr>
+          <w:rFonts w:ascii="Calibri" w:hAnsi="Calibri" w:cs="Calibri"/>
+          <w:sz w:val="20"/>
+          <w:szCs w:val="20"/>
+        </w:rPr>
+        <w:t>vectorstores</w:t>
+      </w:r>
+      <w:proofErr w:type="spellEnd"/>
+      <w:r>
+        <w:rPr>
+          <w:rFonts w:ascii="Calibri" w:hAnsi="Calibri" w:cs="Calibri"/>
+          <w:sz w:val="20"/>
+          <w:szCs w:val="20"/>
+        </w:rPr>
+        <w:t xml:space="preserve"> diferenciados: </w:t>
+      </w:r>
+      <w:proofErr w:type="spellStart"/>
+      <w:r>
+        <w:rPr>
+          <w:rFonts w:ascii="Calibri" w:hAnsi="Calibri" w:cs="Calibri"/>
+          <w:sz w:val="20"/>
+          <w:szCs w:val="20"/>
+        </w:rPr>
+        <w:t>regulatory_store</w:t>
+      </w:r>
+      <w:proofErr w:type="spellEnd"/>
+      <w:r>
+        <w:rPr>
+          <w:rFonts w:ascii="Calibri" w:hAnsi="Calibri" w:cs="Calibri"/>
+          <w:sz w:val="20"/>
+          <w:szCs w:val="20"/>
+        </w:rPr>
+        <w:t xml:space="preserve"> y </w:t>
+      </w:r>
+      <w:proofErr w:type="spellStart"/>
+      <w:r>
+        <w:rPr>
+          <w:rFonts w:ascii="Calibri" w:hAnsi="Calibri" w:cs="Calibri"/>
+          <w:sz w:val="20"/>
+          <w:szCs w:val="20"/>
+        </w:rPr>
+        <w:t>technical_store</w:t>
+      </w:r>
+      <w:proofErr w:type="spellEnd"/>
+      <w:r>
+        <w:rPr>
+          <w:rFonts w:ascii="Calibri" w:hAnsi="Calibri" w:cs="Calibri"/>
+          <w:sz w:val="20"/>
+          <w:szCs w:val="20"/>
+        </w:rPr>
+        <w:t>.</w:t>
       </w:r>
     </w:p>
     <w:p>
@@ -5286,7 +3597,7 @@
           <w:sz w:val="20"/>
           <w:szCs w:val="20"/>
         </w:rPr>
-        <w:t xml:space="preserve">La segunda categoría de datos textuales está formada por bases de datos operacionales que combinan campos estructurados con texto libre introducido por operadores humanos.  </w:t>
+        <w:t>La segunda categoría de datos textuales está formada por bases de datos operacionales que combinan metadatos estructurados con narrativas textuales introducidas por operadores humanos. Estas fuentes aportan conocimiento empírico basado en experiencia operativa real.</w:t>
       </w:r>
     </w:p>
     <w:p>
@@ -5427,23 +3738,7 @@
           <w:szCs w:val="20"/>
         </w:rPr>
         <w:lastRenderedPageBreak/>
-        <w:t>Estos datos</w:t>
-      </w:r>
-      <w:r>
-        <w:rPr>
-          <w:rFonts w:ascii="Calibri" w:hAnsi="Calibri" w:cs="Calibri"/>
-          <w:sz w:val="20"/>
-          <w:szCs w:val="20"/>
-        </w:rPr>
-        <w:t>, aunque en su conjunto presenten un mayor nivel de ruido lingüístico e inconsistencias de formato,</w:t>
-      </w:r>
-      <w:r>
-        <w:rPr>
-          <w:rFonts w:ascii="Calibri" w:hAnsi="Calibri" w:cs="Calibri"/>
-          <w:sz w:val="20"/>
-          <w:szCs w:val="20"/>
-        </w:rPr>
-        <w:t xml:space="preserve"> permiten enriquecer el sistema RAG con conocimiento basado en experiencia operativa real y facilitan análisis de </w:t>
+        <w:t xml:space="preserve">Estos datos se procesan mediante un pipeline independiente (Pipeline B) y se almacenan en los </w:t>
       </w:r>
       <w:proofErr w:type="spellStart"/>
       <w:r>
@@ -5452,7 +3747,7 @@
           <w:sz w:val="20"/>
           <w:szCs w:val="20"/>
         </w:rPr>
-        <w:t>similaridad</w:t>
+        <w:t>vectorstores</w:t>
       </w:r>
       <w:proofErr w:type="spellEnd"/>
       <w:r>
@@ -5461,12 +3756,48 @@
           <w:sz w:val="20"/>
           <w:szCs w:val="20"/>
         </w:rPr>
-        <w:t>, criticidad y patrones de fallo.</w:t>
-      </w:r>
-    </w:p>
-    <w:p>
-      <w:pPr>
-        <w:pStyle w:val="Ttulo3"/>
+        <w:t xml:space="preserve"> </w:t>
+      </w:r>
+      <w:proofErr w:type="spellStart"/>
+      <w:r>
+        <w:rPr>
+          <w:rFonts w:ascii="Calibri" w:hAnsi="Calibri" w:cs="Calibri"/>
+          <w:sz w:val="20"/>
+          <w:szCs w:val="20"/>
+        </w:rPr>
+        <w:t>asrs_store</w:t>
+      </w:r>
+      <w:proofErr w:type="spellEnd"/>
+      <w:r>
+        <w:rPr>
+          <w:rFonts w:ascii="Calibri" w:hAnsi="Calibri" w:cs="Calibri"/>
+          <w:sz w:val="20"/>
+          <w:szCs w:val="20"/>
+        </w:rPr>
+        <w:t xml:space="preserve"> y </w:t>
+      </w:r>
+      <w:proofErr w:type="spellStart"/>
+      <w:r>
+        <w:rPr>
+          <w:rFonts w:ascii="Calibri" w:hAnsi="Calibri" w:cs="Calibri"/>
+          <w:sz w:val="20"/>
+          <w:szCs w:val="20"/>
+        </w:rPr>
+        <w:t>sdr_store</w:t>
+      </w:r>
+      <w:proofErr w:type="spellEnd"/>
+      <w:r>
+        <w:rPr>
+          <w:rFonts w:ascii="Calibri" w:hAnsi="Calibri" w:cs="Calibri"/>
+          <w:sz w:val="20"/>
+          <w:szCs w:val="20"/>
+        </w:rPr>
+        <w:t>, respectivamente.</w:t>
+      </w:r>
+    </w:p>
+    <w:p>
+      <w:pPr>
+        <w:pStyle w:val="Ttulo2"/>
       </w:pPr>
       <w:bookmarkStart w:id="7" w:name="_Toc219388937"/>
       <w:r>
@@ -5488,60 +3819,17 @@
           <w:sz w:val="20"/>
           <w:szCs w:val="20"/>
         </w:rPr>
-        <w:t xml:space="preserve">Una vez identificadas las fuentes, se llevó a cabo un proceso sistemático de extracción, limpieza y normalización del contenido textual. Este paso es crítico para garantizar que los </w:t>
-      </w:r>
-      <w:proofErr w:type="spellStart"/>
-      <w:r>
-        <w:rPr>
-          <w:rFonts w:ascii="Calibri" w:hAnsi="Calibri" w:cs="Calibri"/>
-          <w:sz w:val="20"/>
-          <w:szCs w:val="20"/>
-        </w:rPr>
-        <w:t>embeddings</w:t>
-      </w:r>
-      <w:proofErr w:type="spellEnd"/>
-      <w:r>
-        <w:rPr>
-          <w:rFonts w:ascii="Calibri" w:hAnsi="Calibri" w:cs="Calibri"/>
-          <w:sz w:val="20"/>
-          <w:szCs w:val="20"/>
-        </w:rPr>
-        <w:t xml:space="preserve"> generados representen información relevante y no se vean contaminados por ruido innecesario.</w:t>
-      </w:r>
-    </w:p>
-    <w:p>
-      <w:pPr>
-        <w:rPr>
-          <w:rFonts w:ascii="Calibri" w:hAnsi="Calibri" w:cs="Calibri"/>
-          <w:sz w:val="20"/>
-          <w:szCs w:val="20"/>
-        </w:rPr>
-      </w:pPr>
-      <w:r>
-        <w:rPr>
-          <w:rFonts w:ascii="Calibri" w:hAnsi="Calibri" w:cs="Calibri"/>
-          <w:sz w:val="20"/>
-          <w:szCs w:val="20"/>
-        </w:rPr>
-        <w:t>Las operaciones aplicadas incluyen la eliminación de caracteres irrelevantes, normalización de espacios y codificación, supresión de encabezados y pies de página repetitivos en documentos PDF, filtrado de fragmentos carentes de contenido semántico y selección de columnas textuales relevantes en datos tabulares, descartando campos puramente administrativos.</w:t>
-      </w:r>
-    </w:p>
-    <w:p>
-      <w:pPr>
-        <w:rPr>
-          <w:rFonts w:ascii="Calibri" w:hAnsi="Calibri" w:cs="Calibri"/>
-          <w:sz w:val="20"/>
-          <w:szCs w:val="20"/>
-        </w:rPr>
-      </w:pPr>
-      <w:r>
-        <w:rPr>
-          <w:rFonts w:ascii="Calibri" w:hAnsi="Calibri" w:cs="Calibri"/>
-          <w:sz w:val="20"/>
-          <w:szCs w:val="20"/>
-        </w:rPr>
-        <w:t xml:space="preserve">Este enfoque responde a una decisión metodológica clara: </w:t>
-      </w:r>
+        <w:t>El proceso de extracción y limpieza del texto varía de forma significativa en función del tipo de fuente, por lo que se implementan pipelines claramente diferenciados.</w:t>
+      </w:r>
+    </w:p>
+    <w:p>
+      <w:pPr>
+        <w:rPr>
+          <w:rFonts w:ascii="Calibri" w:hAnsi="Calibri" w:cs="Calibri"/>
+          <w:sz w:val="20"/>
+          <w:szCs w:val="20"/>
+        </w:rPr>
+      </w:pPr>
       <w:r>
         <w:rPr>
           <w:rFonts w:ascii="Calibri" w:hAnsi="Calibri" w:cs="Calibri"/>
@@ -5550,31 +3838,15 @@
           <w:sz w:val="20"/>
           <w:szCs w:val="20"/>
         </w:rPr>
-        <w:t>priorizar la calidad semántica del texto frente al volumen bruto de información</w:t>
-      </w:r>
-      <w:r>
-        <w:rPr>
-          <w:rFonts w:ascii="Calibri" w:hAnsi="Calibri" w:cs="Calibri"/>
-          <w:sz w:val="20"/>
-          <w:szCs w:val="20"/>
-        </w:rPr>
-        <w:t xml:space="preserve">, alineándose con </w:t>
-      </w:r>
-      <w:r>
-        <w:rPr>
-          <w:rFonts w:ascii="Calibri" w:hAnsi="Calibri" w:cs="Calibri"/>
-          <w:sz w:val="20"/>
-          <w:szCs w:val="20"/>
-        </w:rPr>
-        <w:t>buenas</w:t>
-      </w:r>
-      <w:r>
-        <w:rPr>
-          <w:rFonts w:ascii="Calibri" w:hAnsi="Calibri" w:cs="Calibri"/>
-          <w:sz w:val="20"/>
-          <w:szCs w:val="20"/>
-        </w:rPr>
-        <w:t xml:space="preserve"> prácticas actuales en sistemas basados en </w:t>
+        <w:t xml:space="preserve">Documentos PDF (Pipeline A): </w:t>
+      </w:r>
+      <w:r>
+        <w:rPr>
+          <w:rFonts w:ascii="Calibri" w:hAnsi="Calibri" w:cs="Calibri"/>
+          <w:sz w:val="20"/>
+          <w:szCs w:val="20"/>
+        </w:rPr>
+        <w:t xml:space="preserve">se emplea un proceso de extracción directa del texto utilizando la librería </w:t>
       </w:r>
       <w:proofErr w:type="spellStart"/>
       <w:r>
@@ -5583,7 +3855,7 @@
           <w:sz w:val="20"/>
           <w:szCs w:val="20"/>
         </w:rPr>
-        <w:t>embeddings</w:t>
+        <w:t>pdfplumber</w:t>
       </w:r>
       <w:proofErr w:type="spellEnd"/>
       <w:r>
@@ -5592,48 +3864,41 @@
           <w:sz w:val="20"/>
           <w:szCs w:val="20"/>
         </w:rPr>
-        <w:t>.</w:t>
-      </w:r>
-    </w:p>
-    <w:p>
-      <w:pPr>
-        <w:pStyle w:val="Ttulo2"/>
-      </w:pPr>
-      <w:bookmarkStart w:id="8" w:name="_Toc219388938"/>
-      <w:r>
-        <w:t xml:space="preserve">3.3 </w:t>
-      </w:r>
-      <w:r>
-        <w:t>Segmentación</w:t>
-      </w:r>
-      <w:r>
-        <w:t xml:space="preserve"> del texto (</w:t>
+        <w:t>. Este pipeline se limita deliberadamente a la extracción del contenido textual sin aplicar limpieza adicional ni modificaciones estructurales.</w:t>
+      </w:r>
+      <w:r>
+        <w:rPr>
+          <w:rFonts w:ascii="Calibri" w:hAnsi="Calibri" w:cs="Calibri"/>
+          <w:sz w:val="20"/>
+          <w:szCs w:val="20"/>
+        </w:rPr>
+        <w:t xml:space="preserve"> Se generan archivos</w:t>
+      </w:r>
+      <w:r>
+        <w:rPr>
+          <w:rFonts w:ascii="Calibri" w:hAnsi="Calibri" w:cs="Calibri"/>
+          <w:sz w:val="20"/>
+          <w:szCs w:val="20"/>
+        </w:rPr>
+        <w:t xml:space="preserve"> de salida en formato .</w:t>
       </w:r>
       <w:proofErr w:type="spellStart"/>
       <w:r>
-        <w:t>chunking</w:t>
+        <w:rPr>
+          <w:rFonts w:ascii="Calibri" w:hAnsi="Calibri" w:cs="Calibri"/>
+          <w:sz w:val="20"/>
+          <w:szCs w:val="20"/>
+        </w:rPr>
+        <w:t>txt</w:t>
       </w:r>
       <w:proofErr w:type="spellEnd"/>
       <w:r>
-        <w:t>)</w:t>
-      </w:r>
-      <w:bookmarkEnd w:id="8"/>
-    </w:p>
-    <w:p>
-      <w:pPr>
-        <w:rPr>
-          <w:rFonts w:ascii="Calibri" w:hAnsi="Calibri" w:cs="Calibri"/>
-          <w:sz w:val="20"/>
-          <w:szCs w:val="20"/>
-        </w:rPr>
-      </w:pPr>
-      <w:r>
-        <w:rPr>
-          <w:rFonts w:ascii="Calibri" w:hAnsi="Calibri" w:cs="Calibri"/>
-          <w:sz w:val="20"/>
-          <w:szCs w:val="20"/>
-        </w:rPr>
-        <w:t xml:space="preserve">Dado que los modelos de lenguaje y los sistemas de </w:t>
+        <w:rPr>
+          <w:rFonts w:ascii="Calibri" w:hAnsi="Calibri" w:cs="Calibri"/>
+          <w:sz w:val="20"/>
+          <w:szCs w:val="20"/>
+        </w:rPr>
+        <w:t>, almacenados en el directorio data/</w:t>
       </w:r>
       <w:proofErr w:type="spellStart"/>
       <w:r>
@@ -5642,7 +3907,7 @@
           <w:sz w:val="20"/>
           <w:szCs w:val="20"/>
         </w:rPr>
-        <w:t>embeddings</w:t>
+        <w:t>processed</w:t>
       </w:r>
       <w:proofErr w:type="spellEnd"/>
       <w:r>
@@ -5651,134 +3916,25 @@
           <w:sz w:val="20"/>
           <w:szCs w:val="20"/>
         </w:rPr>
-        <w:t xml:space="preserve"> presentan limitaciones en la longitud de los textos de entrada, los documentos se dividieron en fragmentos (</w:t>
-      </w:r>
-      <w:proofErr w:type="spellStart"/>
-      <w:r>
-        <w:rPr>
-          <w:rFonts w:ascii="Calibri" w:hAnsi="Calibri" w:cs="Calibri"/>
-          <w:i/>
-          <w:iCs/>
-          <w:sz w:val="20"/>
-          <w:szCs w:val="20"/>
-        </w:rPr>
-        <w:t>chunks</w:t>
-      </w:r>
-      <w:proofErr w:type="spellEnd"/>
-      <w:r>
-        <w:rPr>
-          <w:rFonts w:ascii="Calibri" w:hAnsi="Calibri" w:cs="Calibri"/>
-          <w:sz w:val="20"/>
-          <w:szCs w:val="20"/>
-        </w:rPr>
-        <w:t>) de tamaño controlado.</w:t>
-      </w:r>
-    </w:p>
-    <w:p>
-      <w:pPr>
-        <w:rPr>
-          <w:rFonts w:ascii="Calibri" w:hAnsi="Calibri" w:cs="Calibri"/>
-          <w:sz w:val="20"/>
-          <w:szCs w:val="20"/>
-        </w:rPr>
-      </w:pPr>
-      <w:r>
-        <w:rPr>
-          <w:rFonts w:ascii="Calibri" w:hAnsi="Calibri" w:cs="Calibri"/>
-          <w:sz w:val="20"/>
-          <w:szCs w:val="20"/>
-        </w:rPr>
-        <w:t>La estrategia de segmentación se diseñó para preservar el contexto semántico, evitar fragmentaciones arbitrarias que rompan unidades de significado, minimizar redundancia</w:t>
-      </w:r>
-      <w:r>
-        <w:rPr>
-          <w:rFonts w:ascii="Calibri" w:hAnsi="Calibri" w:cs="Calibri"/>
-          <w:sz w:val="20"/>
-          <w:szCs w:val="20"/>
-        </w:rPr>
-        <w:t>s</w:t>
-      </w:r>
-      <w:r>
-        <w:rPr>
-          <w:rFonts w:ascii="Calibri" w:hAnsi="Calibri" w:cs="Calibri"/>
-          <w:sz w:val="20"/>
-          <w:szCs w:val="20"/>
-        </w:rPr>
-        <w:t xml:space="preserve"> por solapamiento excesivo y garantizar consistencia entre fragmentos procedentes de distintas fuentes documentales.</w:t>
-      </w:r>
-    </w:p>
-    <w:p>
-      <w:pPr>
-        <w:rPr>
-          <w:rFonts w:ascii="Calibri" w:hAnsi="Calibri" w:cs="Calibri"/>
-          <w:sz w:val="20"/>
-          <w:szCs w:val="20"/>
-        </w:rPr>
-      </w:pPr>
-      <w:r>
-        <w:rPr>
-          <w:rFonts w:ascii="Calibri" w:hAnsi="Calibri" w:cs="Calibri"/>
-          <w:sz w:val="20"/>
-          <w:szCs w:val="20"/>
-        </w:rPr>
-        <w:t>Esta etapa resulta especialmente relevante para el rendimiento del sistema RAG, ya que influye directamente en la precisión de la recuperación y en la coherencia de las respuestas generadas.</w:t>
-      </w:r>
-    </w:p>
-    <w:p>
-      <w:pPr>
-        <w:pStyle w:val="Ttulo2"/>
-      </w:pPr>
-      <w:bookmarkStart w:id="9" w:name="_Toc219388939"/>
-      <w:r>
-        <w:t xml:space="preserve">3.4 Generación de </w:t>
-      </w:r>
-      <w:proofErr w:type="spellStart"/>
-      <w:r>
-        <w:t>embeddings</w:t>
-      </w:r>
-      <w:proofErr w:type="spellEnd"/>
-      <w:r>
-        <w:t xml:space="preserve"> y representación vectorial</w:t>
-      </w:r>
-      <w:bookmarkEnd w:id="9"/>
-    </w:p>
-    <w:p>
-      <w:pPr>
-        <w:rPr>
-          <w:rFonts w:ascii="Calibri" w:hAnsi="Calibri" w:cs="Calibri"/>
-          <w:sz w:val="20"/>
-          <w:szCs w:val="20"/>
-        </w:rPr>
-      </w:pPr>
-      <w:r>
-        <w:rPr>
-          <w:rFonts w:ascii="Calibri" w:hAnsi="Calibri" w:cs="Calibri"/>
-          <w:sz w:val="20"/>
-          <w:szCs w:val="20"/>
-        </w:rPr>
-        <w:t xml:space="preserve">Los fragmentos de texto previamente limpiados y segmentados se transforman en representaciones vectoriales mediante modelos de </w:t>
-      </w:r>
-      <w:proofErr w:type="spellStart"/>
-      <w:r>
-        <w:rPr>
-          <w:rFonts w:ascii="Calibri" w:hAnsi="Calibri" w:cs="Calibri"/>
-          <w:i/>
-          <w:iCs/>
-          <w:sz w:val="20"/>
-          <w:szCs w:val="20"/>
-        </w:rPr>
-        <w:t>embeddings</w:t>
-      </w:r>
-      <w:proofErr w:type="spellEnd"/>
-      <w:r>
-        <w:rPr>
-          <w:rFonts w:ascii="Calibri" w:hAnsi="Calibri" w:cs="Calibri"/>
-          <w:sz w:val="20"/>
-          <w:szCs w:val="20"/>
-        </w:rPr>
-        <w:t xml:space="preserve"> semánticos. En este trabajo, la generación de dichas representaciones se realiza utilizando </w:t>
-      </w:r>
-      <w:proofErr w:type="spellStart"/>
+        <w:t xml:space="preserve">. </w:t>
+      </w:r>
+      <w:r>
+        <w:rPr>
+          <w:rFonts w:ascii="Calibri" w:hAnsi="Calibri" w:cs="Calibri"/>
+          <w:sz w:val="20"/>
+          <w:szCs w:val="20"/>
+        </w:rPr>
+        <w:t>Esta decisión metodológica busca mantener la fidelidad al documento original, delegando la gestión del contexto y la relevancia semántica en las etapas posteriores de segmentación y recuperación.</w:t>
+      </w:r>
+    </w:p>
+    <w:p>
+      <w:pPr>
+        <w:rPr>
+          <w:rFonts w:ascii="Calibri" w:hAnsi="Calibri" w:cs="Calibri"/>
+          <w:sz w:val="20"/>
+          <w:szCs w:val="20"/>
+        </w:rPr>
+      </w:pPr>
       <w:r>
         <w:rPr>
           <w:rFonts w:ascii="Calibri" w:hAnsi="Calibri" w:cs="Calibri"/>
@@ -5787,9 +3943,961 @@
           <w:sz w:val="20"/>
           <w:szCs w:val="20"/>
         </w:rPr>
-        <w:t>OpenAI</w:t>
+        <w:t xml:space="preserve">Documentos de bases de datos Excel (Pipeline B): </w:t>
+      </w:r>
+      <w:r>
+        <w:rPr>
+          <w:rFonts w:ascii="Calibri" w:hAnsi="Calibri" w:cs="Calibri"/>
+          <w:sz w:val="20"/>
+          <w:szCs w:val="20"/>
+        </w:rPr>
+        <w:t>El procesamiento de los datos procedentes de archivos Excel presenta una mayor complejidad y requiere operaciones específicas de limpieza y estructuración.</w:t>
+      </w:r>
+    </w:p>
+    <w:p>
+      <w:pPr>
+        <w:rPr>
+          <w:rFonts w:ascii="Calibri" w:hAnsi="Calibri" w:cs="Calibri"/>
+          <w:sz w:val="20"/>
+          <w:szCs w:val="20"/>
+        </w:rPr>
+      </w:pPr>
+      <w:r>
+        <w:rPr>
+          <w:rFonts w:ascii="Calibri" w:hAnsi="Calibri" w:cs="Calibri"/>
+          <w:sz w:val="20"/>
+          <w:szCs w:val="20"/>
+        </w:rPr>
+        <w:t>En el caso de NASA ASRS, los datos presentan encabezados de dos niveles que deben ser previamente aplanados para obtener una estructura tabular coherente. Una vez procesados los encabezados, se aplican las siguientes operaciones:</w:t>
+      </w:r>
+    </w:p>
+    <w:p>
+      <w:pPr>
+        <w:numPr>
+          <w:ilvl w:val="0"/>
+          <w:numId w:val="152"/>
+        </w:numPr>
+        <w:rPr>
+          <w:rFonts w:ascii="Calibri" w:hAnsi="Calibri" w:cs="Calibri"/>
+          <w:sz w:val="20"/>
+          <w:szCs w:val="20"/>
+        </w:rPr>
+      </w:pPr>
+      <w:r>
+        <w:rPr>
+          <w:rFonts w:ascii="Calibri" w:hAnsi="Calibri" w:cs="Calibri"/>
+          <w:sz w:val="20"/>
+          <w:szCs w:val="20"/>
+        </w:rPr>
+        <w:t>Eliminación de etiquetas HTML presentes en los campos textuales.</w:t>
+      </w:r>
+    </w:p>
+    <w:p>
+      <w:pPr>
+        <w:numPr>
+          <w:ilvl w:val="0"/>
+          <w:numId w:val="152"/>
+        </w:numPr>
+        <w:rPr>
+          <w:rFonts w:ascii="Calibri" w:hAnsi="Calibri" w:cs="Calibri"/>
+          <w:sz w:val="20"/>
+          <w:szCs w:val="20"/>
+        </w:rPr>
+      </w:pPr>
+      <w:r>
+        <w:rPr>
+          <w:rFonts w:ascii="Calibri" w:hAnsi="Calibri" w:cs="Calibri"/>
+          <w:sz w:val="20"/>
+          <w:szCs w:val="20"/>
+        </w:rPr>
+        <w:t>Normalización de espacios en blanco.</w:t>
+      </w:r>
+    </w:p>
+    <w:p>
+      <w:pPr>
+        <w:numPr>
+          <w:ilvl w:val="0"/>
+          <w:numId w:val="152"/>
+        </w:numPr>
+        <w:rPr>
+          <w:rFonts w:ascii="Calibri" w:hAnsi="Calibri" w:cs="Calibri"/>
+          <w:sz w:val="20"/>
+          <w:szCs w:val="20"/>
+        </w:rPr>
+      </w:pPr>
+      <w:r>
+        <w:rPr>
+          <w:rFonts w:ascii="Calibri" w:hAnsi="Calibri" w:cs="Calibri"/>
+          <w:sz w:val="20"/>
+          <w:szCs w:val="20"/>
+        </w:rPr>
+        <w:t>Selección de columnas relevantes mediante diccionarios de mapeo.</w:t>
+      </w:r>
+    </w:p>
+    <w:p>
+      <w:pPr>
+        <w:numPr>
+          <w:ilvl w:val="0"/>
+          <w:numId w:val="152"/>
+        </w:numPr>
+        <w:rPr>
+          <w:rFonts w:ascii="Calibri" w:hAnsi="Calibri" w:cs="Calibri"/>
+          <w:sz w:val="20"/>
+          <w:szCs w:val="20"/>
+        </w:rPr>
+      </w:pPr>
+      <w:r>
+        <w:rPr>
+          <w:rFonts w:ascii="Calibri" w:hAnsi="Calibri" w:cs="Calibri"/>
+          <w:sz w:val="20"/>
+          <w:szCs w:val="20"/>
+        </w:rPr>
+        <w:t>Construcción de documentos textuales altamente estructurados, combinando múltiples campos con etiquetas semánticas explícitas</w:t>
+      </w:r>
+      <w:r>
+        <w:rPr>
+          <w:rFonts w:ascii="Calibri" w:hAnsi="Calibri" w:cs="Calibri"/>
+          <w:sz w:val="20"/>
+          <w:szCs w:val="20"/>
+        </w:rPr>
+        <w:t>:</w:t>
+      </w:r>
+    </w:p>
+    <w:p>
+      <w:pPr>
+        <w:spacing w:after="0" w:line="240" w:lineRule="auto"/>
+        <w:ind w:left="1416"/>
+        <w:rPr>
+          <w:rFonts w:ascii="Consolas" w:eastAsia="Times New Roman" w:hAnsi="Consolas" w:cs="Times New Roman"/>
+          <w:color w:val="333333"/>
+          <w:kern w:val="0"/>
+          <w:sz w:val="16"/>
+          <w:szCs w:val="16"/>
+          <w:shd w:val="clear" w:color="auto" w:fill="E5E5E5"/>
+          <w:lang w:eastAsia="es-ES"/>
+          <w14:ligatures w14:val="none"/>
+        </w:rPr>
+      </w:pPr>
+      <w:proofErr w:type="spellStart"/>
+      <w:r>
+        <w:rPr>
+          <w:rFonts w:ascii="Consolas" w:eastAsia="Times New Roman" w:hAnsi="Consolas" w:cs="Times New Roman"/>
+          <w:color w:val="333333"/>
+          <w:kern w:val="0"/>
+          <w:sz w:val="16"/>
+          <w:szCs w:val="16"/>
+          <w:shd w:val="clear" w:color="auto" w:fill="E5E5E5"/>
+          <w:lang w:eastAsia="es-ES"/>
+          <w14:ligatures w14:val="none"/>
+        </w:rPr>
+        <w:t>Aircraft</w:t>
       </w:r>
       <w:proofErr w:type="spellEnd"/>
+      <w:r>
+        <w:rPr>
+          <w:rFonts w:ascii="Consolas" w:eastAsia="Times New Roman" w:hAnsi="Consolas" w:cs="Times New Roman"/>
+          <w:color w:val="333333"/>
+          <w:kern w:val="0"/>
+          <w:sz w:val="16"/>
+          <w:szCs w:val="16"/>
+          <w:shd w:val="clear" w:color="auto" w:fill="E5E5E5"/>
+          <w:lang w:eastAsia="es-ES"/>
+          <w14:ligatures w14:val="none"/>
+        </w:rPr>
+        <w:t xml:space="preserve">: Boeing 737-800  </w:t>
+      </w:r>
+    </w:p>
+    <w:p>
+      <w:pPr>
+        <w:spacing w:after="0" w:line="240" w:lineRule="auto"/>
+        <w:ind w:left="1416"/>
+        <w:rPr>
+          <w:rFonts w:ascii="Consolas" w:eastAsia="Times New Roman" w:hAnsi="Consolas" w:cs="Times New Roman"/>
+          <w:color w:val="333333"/>
+          <w:kern w:val="0"/>
+          <w:sz w:val="16"/>
+          <w:szCs w:val="16"/>
+          <w:shd w:val="clear" w:color="auto" w:fill="E5E5E5"/>
+          <w:lang w:eastAsia="es-ES"/>
+          <w14:ligatures w14:val="none"/>
+        </w:rPr>
+      </w:pPr>
+      <w:r>
+        <w:rPr>
+          <w:rFonts w:ascii="Consolas" w:eastAsia="Times New Roman" w:hAnsi="Consolas" w:cs="Times New Roman"/>
+          <w:color w:val="333333"/>
+          <w:kern w:val="0"/>
+          <w:sz w:val="16"/>
+          <w:szCs w:val="16"/>
+          <w:shd w:val="clear" w:color="auto" w:fill="E5E5E5"/>
+          <w:lang w:eastAsia="es-ES"/>
+          <w14:ligatures w14:val="none"/>
+        </w:rPr>
+        <w:t xml:space="preserve">FAR Part: 121  </w:t>
+      </w:r>
+    </w:p>
+    <w:p>
+      <w:pPr>
+        <w:spacing w:after="0" w:line="240" w:lineRule="auto"/>
+        <w:ind w:left="1416"/>
+        <w:rPr>
+          <w:rFonts w:ascii="Consolas" w:eastAsia="Times New Roman" w:hAnsi="Consolas" w:cs="Times New Roman"/>
+          <w:color w:val="333333"/>
+          <w:kern w:val="0"/>
+          <w:sz w:val="16"/>
+          <w:szCs w:val="16"/>
+          <w:shd w:val="clear" w:color="auto" w:fill="E5E5E5"/>
+          <w:lang w:eastAsia="es-ES"/>
+          <w14:ligatures w14:val="none"/>
+        </w:rPr>
+      </w:pPr>
+      <w:r>
+        <w:rPr>
+          <w:rFonts w:ascii="Consolas" w:eastAsia="Times New Roman" w:hAnsi="Consolas" w:cs="Times New Roman"/>
+          <w:color w:val="333333"/>
+          <w:kern w:val="0"/>
+          <w:sz w:val="16"/>
+          <w:szCs w:val="16"/>
+          <w:shd w:val="clear" w:color="auto" w:fill="E5E5E5"/>
+          <w:lang w:eastAsia="es-ES"/>
+          <w14:ligatures w14:val="none"/>
+        </w:rPr>
+        <w:t xml:space="preserve">Flight </w:t>
+      </w:r>
+      <w:proofErr w:type="spellStart"/>
+      <w:r>
+        <w:rPr>
+          <w:rFonts w:ascii="Consolas" w:eastAsia="Times New Roman" w:hAnsi="Consolas" w:cs="Times New Roman"/>
+          <w:color w:val="333333"/>
+          <w:kern w:val="0"/>
+          <w:sz w:val="16"/>
+          <w:szCs w:val="16"/>
+          <w:shd w:val="clear" w:color="auto" w:fill="E5E5E5"/>
+          <w:lang w:eastAsia="es-ES"/>
+          <w14:ligatures w14:val="none"/>
+        </w:rPr>
+        <w:t>Phase</w:t>
+      </w:r>
+      <w:proofErr w:type="spellEnd"/>
+      <w:r>
+        <w:rPr>
+          <w:rFonts w:ascii="Consolas" w:eastAsia="Times New Roman" w:hAnsi="Consolas" w:cs="Times New Roman"/>
+          <w:color w:val="333333"/>
+          <w:kern w:val="0"/>
+          <w:sz w:val="16"/>
+          <w:szCs w:val="16"/>
+          <w:shd w:val="clear" w:color="auto" w:fill="E5E5E5"/>
+          <w:lang w:eastAsia="es-ES"/>
+          <w14:ligatures w14:val="none"/>
+        </w:rPr>
+        <w:t xml:space="preserve">: </w:t>
+      </w:r>
+      <w:proofErr w:type="spellStart"/>
+      <w:r>
+        <w:rPr>
+          <w:rFonts w:ascii="Consolas" w:eastAsia="Times New Roman" w:hAnsi="Consolas" w:cs="Times New Roman"/>
+          <w:color w:val="333333"/>
+          <w:kern w:val="0"/>
+          <w:sz w:val="16"/>
+          <w:szCs w:val="16"/>
+          <w:shd w:val="clear" w:color="auto" w:fill="E5E5E5"/>
+          <w:lang w:eastAsia="es-ES"/>
+          <w14:ligatures w14:val="none"/>
+        </w:rPr>
+        <w:t>Descent</w:t>
+      </w:r>
+      <w:proofErr w:type="spellEnd"/>
+      <w:r>
+        <w:rPr>
+          <w:rFonts w:ascii="Consolas" w:eastAsia="Times New Roman" w:hAnsi="Consolas" w:cs="Times New Roman"/>
+          <w:color w:val="333333"/>
+          <w:kern w:val="0"/>
+          <w:sz w:val="16"/>
+          <w:szCs w:val="16"/>
+          <w:shd w:val="clear" w:color="auto" w:fill="E5E5E5"/>
+          <w:lang w:eastAsia="es-ES"/>
+          <w14:ligatures w14:val="none"/>
+        </w:rPr>
+        <w:t xml:space="preserve">  </w:t>
+      </w:r>
+    </w:p>
+    <w:p>
+      <w:pPr>
+        <w:spacing w:after="0" w:line="240" w:lineRule="auto"/>
+        <w:ind w:left="1416"/>
+        <w:rPr>
+          <w:rFonts w:ascii="Consolas" w:eastAsia="Times New Roman" w:hAnsi="Consolas" w:cs="Times New Roman"/>
+          <w:color w:val="333333"/>
+          <w:kern w:val="0"/>
+          <w:sz w:val="16"/>
+          <w:szCs w:val="16"/>
+          <w:shd w:val="clear" w:color="auto" w:fill="E5E5E5"/>
+          <w:lang w:eastAsia="es-ES"/>
+          <w14:ligatures w14:val="none"/>
+        </w:rPr>
+      </w:pPr>
+      <w:proofErr w:type="spellStart"/>
+      <w:r>
+        <w:rPr>
+          <w:rFonts w:ascii="Consolas" w:eastAsia="Times New Roman" w:hAnsi="Consolas" w:cs="Times New Roman"/>
+          <w:color w:val="333333"/>
+          <w:kern w:val="0"/>
+          <w:sz w:val="16"/>
+          <w:szCs w:val="16"/>
+          <w:shd w:val="clear" w:color="auto" w:fill="E5E5E5"/>
+          <w:lang w:eastAsia="es-ES"/>
+          <w14:ligatures w14:val="none"/>
+        </w:rPr>
+        <w:t>System</w:t>
+      </w:r>
+      <w:proofErr w:type="spellEnd"/>
+      <w:r>
+        <w:rPr>
+          <w:rFonts w:ascii="Consolas" w:eastAsia="Times New Roman" w:hAnsi="Consolas" w:cs="Times New Roman"/>
+          <w:color w:val="333333"/>
+          <w:kern w:val="0"/>
+          <w:sz w:val="16"/>
+          <w:szCs w:val="16"/>
+          <w:shd w:val="clear" w:color="auto" w:fill="E5E5E5"/>
+          <w:lang w:eastAsia="es-ES"/>
+          <w14:ligatures w14:val="none"/>
+        </w:rPr>
+        <w:t xml:space="preserve"> / </w:t>
+      </w:r>
+      <w:proofErr w:type="spellStart"/>
+      <w:r>
+        <w:rPr>
+          <w:rFonts w:ascii="Consolas" w:eastAsia="Times New Roman" w:hAnsi="Consolas" w:cs="Times New Roman"/>
+          <w:color w:val="333333"/>
+          <w:kern w:val="0"/>
+          <w:sz w:val="16"/>
+          <w:szCs w:val="16"/>
+          <w:shd w:val="clear" w:color="auto" w:fill="E5E5E5"/>
+          <w:lang w:eastAsia="es-ES"/>
+          <w14:ligatures w14:val="none"/>
+        </w:rPr>
+        <w:t>Component</w:t>
+      </w:r>
+      <w:proofErr w:type="spellEnd"/>
+      <w:r>
+        <w:rPr>
+          <w:rFonts w:ascii="Consolas" w:eastAsia="Times New Roman" w:hAnsi="Consolas" w:cs="Times New Roman"/>
+          <w:color w:val="333333"/>
+          <w:kern w:val="0"/>
+          <w:sz w:val="16"/>
+          <w:szCs w:val="16"/>
+          <w:shd w:val="clear" w:color="auto" w:fill="E5E5E5"/>
+          <w:lang w:eastAsia="es-ES"/>
+          <w14:ligatures w14:val="none"/>
+        </w:rPr>
+        <w:t xml:space="preserve">: </w:t>
+      </w:r>
+      <w:proofErr w:type="spellStart"/>
+      <w:r>
+        <w:rPr>
+          <w:rFonts w:ascii="Consolas" w:eastAsia="Times New Roman" w:hAnsi="Consolas" w:cs="Times New Roman"/>
+          <w:color w:val="333333"/>
+          <w:kern w:val="0"/>
+          <w:sz w:val="16"/>
+          <w:szCs w:val="16"/>
+          <w:shd w:val="clear" w:color="auto" w:fill="E5E5E5"/>
+          <w:lang w:eastAsia="es-ES"/>
+          <w14:ligatures w14:val="none"/>
+        </w:rPr>
+        <w:t>Hydraulic</w:t>
+      </w:r>
+      <w:proofErr w:type="spellEnd"/>
+      <w:r>
+        <w:rPr>
+          <w:rFonts w:ascii="Consolas" w:eastAsia="Times New Roman" w:hAnsi="Consolas" w:cs="Times New Roman"/>
+          <w:color w:val="333333"/>
+          <w:kern w:val="0"/>
+          <w:sz w:val="16"/>
+          <w:szCs w:val="16"/>
+          <w:shd w:val="clear" w:color="auto" w:fill="E5E5E5"/>
+          <w:lang w:eastAsia="es-ES"/>
+          <w14:ligatures w14:val="none"/>
+        </w:rPr>
+        <w:t xml:space="preserve"> </w:t>
+      </w:r>
+      <w:proofErr w:type="spellStart"/>
+      <w:r>
+        <w:rPr>
+          <w:rFonts w:ascii="Consolas" w:eastAsia="Times New Roman" w:hAnsi="Consolas" w:cs="Times New Roman"/>
+          <w:color w:val="333333"/>
+          <w:kern w:val="0"/>
+          <w:sz w:val="16"/>
+          <w:szCs w:val="16"/>
+          <w:shd w:val="clear" w:color="auto" w:fill="E5E5E5"/>
+          <w:lang w:eastAsia="es-ES"/>
+          <w14:ligatures w14:val="none"/>
+        </w:rPr>
+        <w:t>System</w:t>
+      </w:r>
+      <w:proofErr w:type="spellEnd"/>
+      <w:r>
+        <w:rPr>
+          <w:rFonts w:ascii="Consolas" w:eastAsia="Times New Roman" w:hAnsi="Consolas" w:cs="Times New Roman"/>
+          <w:color w:val="333333"/>
+          <w:kern w:val="0"/>
+          <w:sz w:val="16"/>
+          <w:szCs w:val="16"/>
+          <w:shd w:val="clear" w:color="auto" w:fill="E5E5E5"/>
+          <w:lang w:eastAsia="es-ES"/>
+          <w14:ligatures w14:val="none"/>
+        </w:rPr>
+        <w:t xml:space="preserve">  </w:t>
+      </w:r>
+    </w:p>
+    <w:p>
+      <w:pPr>
+        <w:spacing w:after="0" w:line="240" w:lineRule="auto"/>
+        <w:ind w:left="1416"/>
+        <w:rPr>
+          <w:rFonts w:ascii="Consolas" w:eastAsia="Times New Roman" w:hAnsi="Consolas" w:cs="Times New Roman"/>
+          <w:color w:val="333333"/>
+          <w:kern w:val="0"/>
+          <w:sz w:val="16"/>
+          <w:szCs w:val="16"/>
+          <w:shd w:val="clear" w:color="auto" w:fill="E5E5E5"/>
+          <w:lang w:eastAsia="es-ES"/>
+          <w14:ligatures w14:val="none"/>
+        </w:rPr>
+      </w:pPr>
+      <w:proofErr w:type="spellStart"/>
+      <w:r>
+        <w:rPr>
+          <w:rFonts w:ascii="Consolas" w:eastAsia="Times New Roman" w:hAnsi="Consolas" w:cs="Times New Roman"/>
+          <w:color w:val="333333"/>
+          <w:kern w:val="0"/>
+          <w:sz w:val="16"/>
+          <w:szCs w:val="16"/>
+          <w:shd w:val="clear" w:color="auto" w:fill="E5E5E5"/>
+          <w:lang w:eastAsia="es-ES"/>
+          <w14:ligatures w14:val="none"/>
+        </w:rPr>
+        <w:t>Primary</w:t>
+      </w:r>
+      <w:proofErr w:type="spellEnd"/>
+      <w:r>
+        <w:rPr>
+          <w:rFonts w:ascii="Consolas" w:eastAsia="Times New Roman" w:hAnsi="Consolas" w:cs="Times New Roman"/>
+          <w:color w:val="333333"/>
+          <w:kern w:val="0"/>
+          <w:sz w:val="16"/>
+          <w:szCs w:val="16"/>
+          <w:shd w:val="clear" w:color="auto" w:fill="E5E5E5"/>
+          <w:lang w:eastAsia="es-ES"/>
+          <w14:ligatures w14:val="none"/>
+        </w:rPr>
+        <w:t xml:space="preserve"> </w:t>
+      </w:r>
+      <w:proofErr w:type="spellStart"/>
+      <w:r>
+        <w:rPr>
+          <w:rFonts w:ascii="Consolas" w:eastAsia="Times New Roman" w:hAnsi="Consolas" w:cs="Times New Roman"/>
+          <w:color w:val="333333"/>
+          <w:kern w:val="0"/>
+          <w:sz w:val="16"/>
+          <w:szCs w:val="16"/>
+          <w:shd w:val="clear" w:color="auto" w:fill="E5E5E5"/>
+          <w:lang w:eastAsia="es-ES"/>
+          <w14:ligatures w14:val="none"/>
+        </w:rPr>
+        <w:t>Problem</w:t>
+      </w:r>
+      <w:proofErr w:type="spellEnd"/>
+      <w:r>
+        <w:rPr>
+          <w:rFonts w:ascii="Consolas" w:eastAsia="Times New Roman" w:hAnsi="Consolas" w:cs="Times New Roman"/>
+          <w:color w:val="333333"/>
+          <w:kern w:val="0"/>
+          <w:sz w:val="16"/>
+          <w:szCs w:val="16"/>
+          <w:shd w:val="clear" w:color="auto" w:fill="E5E5E5"/>
+          <w:lang w:eastAsia="es-ES"/>
+          <w14:ligatures w14:val="none"/>
+        </w:rPr>
+        <w:t xml:space="preserve">: Fluid Leak  </w:t>
+      </w:r>
+    </w:p>
+    <w:p>
+      <w:pPr>
+        <w:spacing w:after="0" w:line="240" w:lineRule="auto"/>
+        <w:ind w:left="1416"/>
+        <w:rPr>
+          <w:rFonts w:ascii="Consolas" w:eastAsia="Times New Roman" w:hAnsi="Consolas" w:cs="Times New Roman"/>
+          <w:color w:val="333333"/>
+          <w:kern w:val="0"/>
+          <w:sz w:val="16"/>
+          <w:szCs w:val="16"/>
+          <w:shd w:val="clear" w:color="auto" w:fill="E5E5E5"/>
+          <w:lang w:eastAsia="es-ES"/>
+          <w14:ligatures w14:val="none"/>
+        </w:rPr>
+      </w:pPr>
+      <w:proofErr w:type="spellStart"/>
+      <w:r>
+        <w:rPr>
+          <w:rFonts w:ascii="Consolas" w:eastAsia="Times New Roman" w:hAnsi="Consolas" w:cs="Times New Roman"/>
+          <w:color w:val="333333"/>
+          <w:kern w:val="0"/>
+          <w:sz w:val="16"/>
+          <w:szCs w:val="16"/>
+          <w:shd w:val="clear" w:color="auto" w:fill="E5E5E5"/>
+          <w:lang w:eastAsia="es-ES"/>
+          <w14:ligatures w14:val="none"/>
+        </w:rPr>
+        <w:t>Anomaly</w:t>
+      </w:r>
+      <w:proofErr w:type="spellEnd"/>
+      <w:r>
+        <w:rPr>
+          <w:rFonts w:ascii="Consolas" w:eastAsia="Times New Roman" w:hAnsi="Consolas" w:cs="Times New Roman"/>
+          <w:color w:val="333333"/>
+          <w:kern w:val="0"/>
+          <w:sz w:val="16"/>
+          <w:szCs w:val="16"/>
+          <w:shd w:val="clear" w:color="auto" w:fill="E5E5E5"/>
+          <w:lang w:eastAsia="es-ES"/>
+          <w14:ligatures w14:val="none"/>
+        </w:rPr>
+        <w:t xml:space="preserve">: </w:t>
+      </w:r>
+      <w:proofErr w:type="spellStart"/>
+      <w:r>
+        <w:rPr>
+          <w:rFonts w:ascii="Consolas" w:eastAsia="Times New Roman" w:hAnsi="Consolas" w:cs="Times New Roman"/>
+          <w:color w:val="333333"/>
+          <w:kern w:val="0"/>
+          <w:sz w:val="16"/>
+          <w:szCs w:val="16"/>
+          <w:shd w:val="clear" w:color="auto" w:fill="E5E5E5"/>
+          <w:lang w:eastAsia="es-ES"/>
+          <w14:ligatures w14:val="none"/>
+        </w:rPr>
+        <w:t>Aircraft</w:t>
+      </w:r>
+      <w:proofErr w:type="spellEnd"/>
+      <w:r>
+        <w:rPr>
+          <w:rFonts w:ascii="Consolas" w:eastAsia="Times New Roman" w:hAnsi="Consolas" w:cs="Times New Roman"/>
+          <w:color w:val="333333"/>
+          <w:kern w:val="0"/>
+          <w:sz w:val="16"/>
+          <w:szCs w:val="16"/>
+          <w:shd w:val="clear" w:color="auto" w:fill="E5E5E5"/>
+          <w:lang w:eastAsia="es-ES"/>
+          <w14:ligatures w14:val="none"/>
+        </w:rPr>
+        <w:t xml:space="preserve"> </w:t>
+      </w:r>
+      <w:proofErr w:type="spellStart"/>
+      <w:r>
+        <w:rPr>
+          <w:rFonts w:ascii="Consolas" w:eastAsia="Times New Roman" w:hAnsi="Consolas" w:cs="Times New Roman"/>
+          <w:color w:val="333333"/>
+          <w:kern w:val="0"/>
+          <w:sz w:val="16"/>
+          <w:szCs w:val="16"/>
+          <w:shd w:val="clear" w:color="auto" w:fill="E5E5E5"/>
+          <w:lang w:eastAsia="es-ES"/>
+          <w14:ligatures w14:val="none"/>
+        </w:rPr>
+        <w:t>Equipment</w:t>
+      </w:r>
+      <w:proofErr w:type="spellEnd"/>
+      <w:r>
+        <w:rPr>
+          <w:rFonts w:ascii="Consolas" w:eastAsia="Times New Roman" w:hAnsi="Consolas" w:cs="Times New Roman"/>
+          <w:color w:val="333333"/>
+          <w:kern w:val="0"/>
+          <w:sz w:val="16"/>
+          <w:szCs w:val="16"/>
+          <w:shd w:val="clear" w:color="auto" w:fill="E5E5E5"/>
+          <w:lang w:eastAsia="es-ES"/>
+          <w14:ligatures w14:val="none"/>
+        </w:rPr>
+        <w:t xml:space="preserve"> </w:t>
+      </w:r>
+      <w:proofErr w:type="spellStart"/>
+      <w:r>
+        <w:rPr>
+          <w:rFonts w:ascii="Consolas" w:eastAsia="Times New Roman" w:hAnsi="Consolas" w:cs="Times New Roman"/>
+          <w:color w:val="333333"/>
+          <w:kern w:val="0"/>
+          <w:sz w:val="16"/>
+          <w:szCs w:val="16"/>
+          <w:shd w:val="clear" w:color="auto" w:fill="E5E5E5"/>
+          <w:lang w:eastAsia="es-ES"/>
+          <w14:ligatures w14:val="none"/>
+        </w:rPr>
+        <w:t>Problem</w:t>
+      </w:r>
+      <w:proofErr w:type="spellEnd"/>
+      <w:r>
+        <w:rPr>
+          <w:rFonts w:ascii="Consolas" w:eastAsia="Times New Roman" w:hAnsi="Consolas" w:cs="Times New Roman"/>
+          <w:color w:val="333333"/>
+          <w:kern w:val="0"/>
+          <w:sz w:val="16"/>
+          <w:szCs w:val="16"/>
+          <w:shd w:val="clear" w:color="auto" w:fill="E5E5E5"/>
+          <w:lang w:eastAsia="es-ES"/>
+          <w14:ligatures w14:val="none"/>
+        </w:rPr>
+        <w:t xml:space="preserve">  </w:t>
+      </w:r>
+    </w:p>
+    <w:p>
+      <w:pPr>
+        <w:spacing w:after="0" w:line="240" w:lineRule="auto"/>
+        <w:ind w:left="1416"/>
+        <w:rPr>
+          <w:rFonts w:ascii="Consolas" w:eastAsia="Times New Roman" w:hAnsi="Consolas" w:cs="Times New Roman"/>
+          <w:color w:val="333333"/>
+          <w:kern w:val="0"/>
+          <w:sz w:val="16"/>
+          <w:szCs w:val="16"/>
+          <w:shd w:val="clear" w:color="auto" w:fill="E5E5E5"/>
+          <w:lang w:eastAsia="es-ES"/>
+          <w14:ligatures w14:val="none"/>
+        </w:rPr>
+      </w:pPr>
+      <w:r>
+        <w:rPr>
+          <w:rFonts w:ascii="Consolas" w:eastAsia="Times New Roman" w:hAnsi="Consolas" w:cs="Times New Roman"/>
+          <w:color w:val="333333"/>
+          <w:kern w:val="0"/>
+          <w:sz w:val="16"/>
+          <w:szCs w:val="16"/>
+          <w:shd w:val="clear" w:color="auto" w:fill="E5E5E5"/>
+          <w:lang w:eastAsia="es-ES"/>
+          <w14:ligatures w14:val="none"/>
+        </w:rPr>
+        <w:t xml:space="preserve">  </w:t>
+      </w:r>
+    </w:p>
+    <w:p>
+      <w:pPr>
+        <w:spacing w:after="0" w:line="240" w:lineRule="auto"/>
+        <w:ind w:left="1416"/>
+        <w:rPr>
+          <w:rFonts w:ascii="Consolas" w:eastAsia="Times New Roman" w:hAnsi="Consolas" w:cs="Times New Roman"/>
+          <w:color w:val="333333"/>
+          <w:kern w:val="0"/>
+          <w:sz w:val="16"/>
+          <w:szCs w:val="16"/>
+          <w:shd w:val="clear" w:color="auto" w:fill="E5E5E5"/>
+          <w:lang w:eastAsia="es-ES"/>
+          <w14:ligatures w14:val="none"/>
+        </w:rPr>
+      </w:pPr>
+      <w:r>
+        <w:rPr>
+          <w:rFonts w:ascii="Consolas" w:eastAsia="Times New Roman" w:hAnsi="Consolas" w:cs="Times New Roman"/>
+          <w:color w:val="333333"/>
+          <w:kern w:val="0"/>
+          <w:sz w:val="16"/>
+          <w:szCs w:val="16"/>
+          <w:shd w:val="clear" w:color="auto" w:fill="E5E5E5"/>
+          <w:lang w:eastAsia="es-ES"/>
+          <w14:ligatures w14:val="none"/>
+        </w:rPr>
+        <w:t xml:space="preserve">NARRATIVE:  </w:t>
+      </w:r>
+    </w:p>
+    <w:p>
+      <w:pPr>
+        <w:spacing w:after="0" w:line="240" w:lineRule="auto"/>
+        <w:ind w:left="1416"/>
+        <w:rPr>
+          <w:rFonts w:ascii="Consolas" w:eastAsia="Times New Roman" w:hAnsi="Consolas" w:cs="Times New Roman"/>
+          <w:color w:val="333333"/>
+          <w:kern w:val="0"/>
+          <w:sz w:val="16"/>
+          <w:szCs w:val="16"/>
+          <w:shd w:val="clear" w:color="auto" w:fill="E5E5E5"/>
+          <w:lang w:eastAsia="es-ES"/>
+          <w14:ligatures w14:val="none"/>
+        </w:rPr>
+      </w:pPr>
+      <w:r>
+        <w:rPr>
+          <w:rFonts w:ascii="Consolas" w:eastAsia="Times New Roman" w:hAnsi="Consolas" w:cs="Times New Roman"/>
+          <w:color w:val="333333"/>
+          <w:kern w:val="0"/>
+          <w:sz w:val="16"/>
+          <w:szCs w:val="16"/>
+          <w:shd w:val="clear" w:color="auto" w:fill="E5E5E5"/>
+          <w:lang w:eastAsia="es-ES"/>
+          <w14:ligatures w14:val="none"/>
+        </w:rPr>
+        <w:t xml:space="preserve">[texto narrativo del operador]  </w:t>
+      </w:r>
+    </w:p>
+    <w:p>
+      <w:pPr>
+        <w:spacing w:after="0" w:line="240" w:lineRule="auto"/>
+        <w:ind w:left="1416"/>
+        <w:rPr>
+          <w:rFonts w:ascii="Consolas" w:eastAsia="Times New Roman" w:hAnsi="Consolas" w:cs="Times New Roman"/>
+          <w:color w:val="333333"/>
+          <w:kern w:val="0"/>
+          <w:sz w:val="16"/>
+          <w:szCs w:val="16"/>
+          <w:shd w:val="clear" w:color="auto" w:fill="E5E5E5"/>
+          <w:lang w:eastAsia="es-ES"/>
+          <w14:ligatures w14:val="none"/>
+        </w:rPr>
+      </w:pPr>
+      <w:r>
+        <w:rPr>
+          <w:rFonts w:ascii="Consolas" w:eastAsia="Times New Roman" w:hAnsi="Consolas" w:cs="Times New Roman"/>
+          <w:color w:val="333333"/>
+          <w:kern w:val="0"/>
+          <w:sz w:val="16"/>
+          <w:szCs w:val="16"/>
+          <w:shd w:val="clear" w:color="auto" w:fill="E5E5E5"/>
+          <w:lang w:eastAsia="es-ES"/>
+          <w14:ligatures w14:val="none"/>
+        </w:rPr>
+        <w:t xml:space="preserve">  </w:t>
+      </w:r>
+    </w:p>
+    <w:p>
+      <w:pPr>
+        <w:spacing w:after="0" w:line="240" w:lineRule="auto"/>
+        <w:ind w:left="1416"/>
+        <w:rPr>
+          <w:rFonts w:ascii="Consolas" w:eastAsia="Times New Roman" w:hAnsi="Consolas" w:cs="Times New Roman"/>
+          <w:color w:val="333333"/>
+          <w:kern w:val="0"/>
+          <w:sz w:val="16"/>
+          <w:szCs w:val="16"/>
+          <w:shd w:val="clear" w:color="auto" w:fill="E5E5E5"/>
+          <w:lang w:eastAsia="es-ES"/>
+          <w14:ligatures w14:val="none"/>
+        </w:rPr>
+      </w:pPr>
+      <w:r>
+        <w:rPr>
+          <w:rFonts w:ascii="Consolas" w:eastAsia="Times New Roman" w:hAnsi="Consolas" w:cs="Times New Roman"/>
+          <w:color w:val="333333"/>
+          <w:kern w:val="0"/>
+          <w:sz w:val="16"/>
+          <w:szCs w:val="16"/>
+          <w:shd w:val="clear" w:color="auto" w:fill="E5E5E5"/>
+          <w:lang w:eastAsia="es-ES"/>
+          <w14:ligatures w14:val="none"/>
+        </w:rPr>
+        <w:t xml:space="preserve">SYNOPSIS:  </w:t>
+      </w:r>
+    </w:p>
+    <w:p>
+      <w:pPr>
+        <w:ind w:left="1416"/>
+        <w:rPr>
+          <w:rFonts w:ascii="Calibri" w:hAnsi="Calibri" w:cs="Calibri"/>
+          <w:sz w:val="20"/>
+          <w:szCs w:val="20"/>
+        </w:rPr>
+      </w:pPr>
+      <w:r>
+        <w:rPr>
+          <w:rFonts w:ascii="Consolas" w:eastAsia="Times New Roman" w:hAnsi="Consolas" w:cs="Times New Roman"/>
+          <w:color w:val="333333"/>
+          <w:kern w:val="0"/>
+          <w:sz w:val="16"/>
+          <w:szCs w:val="16"/>
+          <w:shd w:val="clear" w:color="auto" w:fill="E5E5E5"/>
+          <w:lang w:eastAsia="es-ES"/>
+          <w14:ligatures w14:val="none"/>
+        </w:rPr>
+        <w:t xml:space="preserve">[resumen del incidente]  </w:t>
+      </w:r>
+    </w:p>
+    <w:p>
+      <w:pPr>
+        <w:rPr>
+          <w:rFonts w:ascii="Calibri" w:hAnsi="Calibri" w:cs="Calibri"/>
+          <w:sz w:val="20"/>
+          <w:szCs w:val="20"/>
+        </w:rPr>
+      </w:pPr>
+      <w:r>
+        <w:rPr>
+          <w:rFonts w:ascii="Calibri" w:hAnsi="Calibri" w:cs="Calibri"/>
+          <w:sz w:val="20"/>
+          <w:szCs w:val="20"/>
+        </w:rPr>
+        <w:t>En el caso de FAA SDR, se aplica un proceso análogo, adaptado a la estructura específica de sus campos.</w:t>
+      </w:r>
+    </w:p>
+    <w:p>
+      <w:pPr>
+        <w:rPr>
+          <w:rFonts w:ascii="Calibri" w:hAnsi="Calibri" w:cs="Calibri"/>
+          <w:sz w:val="20"/>
+          <w:szCs w:val="20"/>
+        </w:rPr>
+      </w:pPr>
+      <w:r>
+        <w:rPr>
+          <w:rFonts w:ascii="Calibri" w:hAnsi="Calibri" w:cs="Calibri"/>
+          <w:sz w:val="20"/>
+          <w:szCs w:val="20"/>
+        </w:rPr>
+        <w:t xml:space="preserve">A diferencia del pipeline de </w:t>
+      </w:r>
+      <w:proofErr w:type="spellStart"/>
+      <w:r>
+        <w:rPr>
+          <w:rFonts w:ascii="Calibri" w:hAnsi="Calibri" w:cs="Calibri"/>
+          <w:sz w:val="20"/>
+          <w:szCs w:val="20"/>
+        </w:rPr>
+        <w:t>PDFs</w:t>
+      </w:r>
+      <w:proofErr w:type="spellEnd"/>
+      <w:r>
+        <w:rPr>
+          <w:rFonts w:ascii="Calibri" w:hAnsi="Calibri" w:cs="Calibri"/>
+          <w:sz w:val="20"/>
+          <w:szCs w:val="20"/>
+        </w:rPr>
+        <w:t>, no se realiza segmentación (</w:t>
+      </w:r>
+      <w:proofErr w:type="spellStart"/>
+      <w:r>
+        <w:rPr>
+          <w:rFonts w:ascii="Calibri" w:hAnsi="Calibri" w:cs="Calibri"/>
+          <w:sz w:val="20"/>
+          <w:szCs w:val="20"/>
+        </w:rPr>
+        <w:t>chunking</w:t>
+      </w:r>
+      <w:proofErr w:type="spellEnd"/>
+      <w:r>
+        <w:rPr>
+          <w:rFonts w:ascii="Calibri" w:hAnsi="Calibri" w:cs="Calibri"/>
+          <w:sz w:val="20"/>
+          <w:szCs w:val="20"/>
+        </w:rPr>
+        <w:t>) en los datos Excel. Cada fila de la base de datos se transforma en un documento completo e independiente.</w:t>
+      </w:r>
+    </w:p>
+    <w:p>
+      <w:pPr>
+        <w:pStyle w:val="Ttulo2"/>
+      </w:pPr>
+      <w:bookmarkStart w:id="8" w:name="_Toc219388938"/>
+      <w:r>
+        <w:t xml:space="preserve">3.3 </w:t>
+      </w:r>
+      <w:r>
+        <w:t>Segmentación</w:t>
+      </w:r>
+      <w:r>
+        <w:t xml:space="preserve"> del texto (</w:t>
+      </w:r>
+      <w:proofErr w:type="spellStart"/>
+      <w:r>
+        <w:t>chunking</w:t>
+      </w:r>
+      <w:proofErr w:type="spellEnd"/>
+      <w:r>
+        <w:t>)</w:t>
+      </w:r>
+      <w:bookmarkEnd w:id="8"/>
+    </w:p>
+    <w:p>
+      <w:pPr>
+        <w:rPr>
+          <w:rFonts w:ascii="Calibri" w:hAnsi="Calibri" w:cs="Calibri"/>
+          <w:sz w:val="20"/>
+          <w:szCs w:val="20"/>
+        </w:rPr>
+      </w:pPr>
+      <w:r>
+        <w:rPr>
+          <w:rFonts w:ascii="Calibri" w:hAnsi="Calibri" w:cs="Calibri"/>
+          <w:sz w:val="20"/>
+          <w:szCs w:val="20"/>
+        </w:rPr>
+        <w:t xml:space="preserve">La segmentación se aplica únicamente a documentos PDF debido a las limitaciones de longitud de los modelos de </w:t>
+      </w:r>
+      <w:proofErr w:type="spellStart"/>
+      <w:r>
+        <w:rPr>
+          <w:rFonts w:ascii="Calibri" w:hAnsi="Calibri" w:cs="Calibri"/>
+          <w:sz w:val="20"/>
+          <w:szCs w:val="20"/>
+        </w:rPr>
+        <w:t>embeddings</w:t>
+      </w:r>
+      <w:proofErr w:type="spellEnd"/>
+      <w:r>
+        <w:rPr>
+          <w:rFonts w:ascii="Calibri" w:hAnsi="Calibri" w:cs="Calibri"/>
+          <w:sz w:val="20"/>
+          <w:szCs w:val="20"/>
+        </w:rPr>
+        <w:t>. Los textos se dividen en fragmentos controlados para preservar el contexto semántico y evitar la ruptura de unidades de significado.</w:t>
+      </w:r>
+    </w:p>
+    <w:p>
+      <w:pPr>
+        <w:rPr>
+          <w:rFonts w:ascii="Calibri" w:hAnsi="Calibri" w:cs="Calibri"/>
+          <w:sz w:val="20"/>
+          <w:szCs w:val="20"/>
+        </w:rPr>
+      </w:pPr>
+      <w:r>
+        <w:rPr>
+          <w:rFonts w:ascii="Calibri" w:hAnsi="Calibri" w:cs="Calibri"/>
+          <w:sz w:val="20"/>
+          <w:szCs w:val="20"/>
+        </w:rPr>
+        <w:t xml:space="preserve">Las especificaciones técnicas del proceso de </w:t>
+      </w:r>
+      <w:proofErr w:type="spellStart"/>
+      <w:proofErr w:type="gramStart"/>
+      <w:r>
+        <w:rPr>
+          <w:rFonts w:ascii="Calibri" w:hAnsi="Calibri" w:cs="Calibri"/>
+          <w:sz w:val="20"/>
+          <w:szCs w:val="20"/>
+        </w:rPr>
+        <w:t>chunking</w:t>
+      </w:r>
+      <w:proofErr w:type="spellEnd"/>
+      <w:r>
+        <w:rPr>
+          <w:rFonts w:ascii="Calibri" w:hAnsi="Calibri" w:cs="Calibri"/>
+          <w:sz w:val="20"/>
+          <w:szCs w:val="20"/>
+        </w:rPr>
+        <w:t xml:space="preserve"> </w:t>
+      </w:r>
+      <w:r>
+        <w:rPr>
+          <w:rFonts w:ascii="Calibri" w:hAnsi="Calibri" w:cs="Calibri"/>
+          <w:sz w:val="20"/>
+          <w:szCs w:val="20"/>
+        </w:rPr>
+        <w:t xml:space="preserve"> que</w:t>
+      </w:r>
+      <w:proofErr w:type="gramEnd"/>
+      <w:r>
+        <w:rPr>
+          <w:rFonts w:ascii="Calibri" w:hAnsi="Calibri" w:cs="Calibri"/>
+          <w:sz w:val="20"/>
+          <w:szCs w:val="20"/>
+        </w:rPr>
+        <w:t xml:space="preserve"> se han usado son, </w:t>
+      </w:r>
       <w:r>
         <w:rPr>
           <w:rFonts w:ascii="Calibri" w:hAnsi="Calibri" w:cs="Calibri"/>
@@ -5798,9 +4906,42 @@
           <w:sz w:val="20"/>
           <w:szCs w:val="20"/>
         </w:rPr>
-        <w:t xml:space="preserve"> </w:t>
+        <w:t>Tamaño</w:t>
+      </w:r>
+      <w:r>
+        <w:rPr>
+          <w:rFonts w:ascii="Calibri" w:hAnsi="Calibri" w:cs="Calibri"/>
+          <w:sz w:val="20"/>
+          <w:szCs w:val="20"/>
+        </w:rPr>
+        <w:t xml:space="preserve"> de </w:t>
       </w:r>
       <w:proofErr w:type="spellStart"/>
+      <w:r>
+        <w:rPr>
+          <w:rFonts w:ascii="Calibri" w:hAnsi="Calibri" w:cs="Calibri"/>
+          <w:sz w:val="20"/>
+          <w:szCs w:val="20"/>
+        </w:rPr>
+        <w:t>chunk</w:t>
+      </w:r>
+      <w:proofErr w:type="spellEnd"/>
+      <w:r>
+        <w:rPr>
+          <w:rFonts w:ascii="Calibri" w:hAnsi="Calibri" w:cs="Calibri"/>
+          <w:sz w:val="20"/>
+          <w:szCs w:val="20"/>
+        </w:rPr>
+        <w:t>: 1200 caracteres</w:t>
+      </w:r>
+      <w:r>
+        <w:rPr>
+          <w:rFonts w:ascii="Calibri" w:hAnsi="Calibri" w:cs="Calibri"/>
+          <w:sz w:val="20"/>
+          <w:szCs w:val="20"/>
+        </w:rPr>
+        <w:t xml:space="preserve">, </w:t>
+      </w:r>
       <w:r>
         <w:rPr>
           <w:rFonts w:ascii="Calibri" w:hAnsi="Calibri" w:cs="Calibri"/>
@@ -5809,81 +4950,7 @@
           <w:sz w:val="20"/>
           <w:szCs w:val="20"/>
         </w:rPr>
-        <w:t>Embeddings</w:t>
-      </w:r>
-      <w:proofErr w:type="spellEnd"/>
-      <w:r>
-        <w:rPr>
-          <w:rFonts w:ascii="Calibri" w:hAnsi="Calibri" w:cs="Calibri"/>
-          <w:sz w:val="20"/>
-          <w:szCs w:val="20"/>
-        </w:rPr>
-        <w:t>, seleccionados por su capacidad para capturar relaciones semánticas complejas en texto</w:t>
-      </w:r>
-      <w:r>
-        <w:rPr>
-          <w:rFonts w:ascii="Calibri" w:hAnsi="Calibri" w:cs="Calibri"/>
-          <w:sz w:val="20"/>
-          <w:szCs w:val="20"/>
-        </w:rPr>
         <w:t>s</w:t>
-      </w:r>
-      <w:r>
-        <w:rPr>
-          <w:rFonts w:ascii="Calibri" w:hAnsi="Calibri" w:cs="Calibri"/>
-          <w:sz w:val="20"/>
-          <w:szCs w:val="20"/>
-        </w:rPr>
-        <w:t xml:space="preserve"> técnico</w:t>
-      </w:r>
-      <w:r>
-        <w:rPr>
-          <w:rFonts w:ascii="Calibri" w:hAnsi="Calibri" w:cs="Calibri"/>
-          <w:sz w:val="20"/>
-          <w:szCs w:val="20"/>
-        </w:rPr>
-        <w:t>s</w:t>
-      </w:r>
-      <w:r>
-        <w:rPr>
-          <w:rFonts w:ascii="Calibri" w:hAnsi="Calibri" w:cs="Calibri"/>
-          <w:sz w:val="20"/>
-          <w:szCs w:val="20"/>
-        </w:rPr>
-        <w:t xml:space="preserve"> especializado</w:t>
-      </w:r>
-      <w:r>
-        <w:rPr>
-          <w:rFonts w:ascii="Calibri" w:hAnsi="Calibri" w:cs="Calibri"/>
-          <w:sz w:val="20"/>
-          <w:szCs w:val="20"/>
-        </w:rPr>
-        <w:t>s</w:t>
-      </w:r>
-      <w:r>
-        <w:rPr>
-          <w:rFonts w:ascii="Calibri" w:hAnsi="Calibri" w:cs="Calibri"/>
-          <w:sz w:val="20"/>
-          <w:szCs w:val="20"/>
-        </w:rPr>
-        <w:t>.</w:t>
-      </w:r>
-    </w:p>
-    <w:p>
-      <w:pPr>
-        <w:rPr>
-          <w:rFonts w:ascii="Calibri" w:hAnsi="Calibri" w:cs="Calibri"/>
-          <w:sz w:val="20"/>
-          <w:szCs w:val="20"/>
-        </w:rPr>
-      </w:pPr>
-      <w:r>
-        <w:rPr>
-          <w:rFonts w:ascii="Calibri" w:hAnsi="Calibri" w:cs="Calibri"/>
-          <w:sz w:val="20"/>
-          <w:szCs w:val="20"/>
-        </w:rPr>
-        <w:t xml:space="preserve">Los vectores resultantes se almacenan en una base de datos vectorial gestionada mediante </w:t>
       </w:r>
       <w:r>
         <w:rPr>
@@ -5893,9 +4960,42 @@
           <w:sz w:val="20"/>
           <w:szCs w:val="20"/>
         </w:rPr>
-        <w:t xml:space="preserve">FAISS (Facebook AI </w:t>
+        <w:t>olapamiento</w:t>
+      </w:r>
+      <w:r>
+        <w:rPr>
+          <w:rFonts w:ascii="Calibri" w:hAnsi="Calibri" w:cs="Calibri"/>
+          <w:sz w:val="20"/>
+          <w:szCs w:val="20"/>
+        </w:rPr>
+        <w:t xml:space="preserve"> entre </w:t>
       </w:r>
       <w:proofErr w:type="spellStart"/>
+      <w:r>
+        <w:rPr>
+          <w:rFonts w:ascii="Calibri" w:hAnsi="Calibri" w:cs="Calibri"/>
+          <w:sz w:val="20"/>
+          <w:szCs w:val="20"/>
+        </w:rPr>
+        <w:t>chunks</w:t>
+      </w:r>
+      <w:proofErr w:type="spellEnd"/>
+      <w:r>
+        <w:rPr>
+          <w:rFonts w:ascii="Calibri" w:hAnsi="Calibri" w:cs="Calibri"/>
+          <w:sz w:val="20"/>
+          <w:szCs w:val="20"/>
+        </w:rPr>
+        <w:t>: 150 caracteres</w:t>
+      </w:r>
+      <w:r>
+        <w:rPr>
+          <w:rFonts w:ascii="Calibri" w:hAnsi="Calibri" w:cs="Calibri"/>
+          <w:sz w:val="20"/>
+          <w:szCs w:val="20"/>
+        </w:rPr>
+        <w:t xml:space="preserve"> y </w:t>
+      </w:r>
       <w:r>
         <w:rPr>
           <w:rFonts w:ascii="Calibri" w:hAnsi="Calibri" w:cs="Calibri"/>
@@ -5904,9 +5004,8 @@
           <w:sz w:val="20"/>
           <w:szCs w:val="20"/>
         </w:rPr>
-        <w:t>Similarity</w:t>
-      </w:r>
-      <w:proofErr w:type="spellEnd"/>
+        <w:t>a</w:t>
+      </w:r>
       <w:r>
         <w:rPr>
           <w:rFonts w:ascii="Calibri" w:hAnsi="Calibri" w:cs="Calibri"/>
@@ -5915,49 +5014,150 @@
           <w:sz w:val="20"/>
           <w:szCs w:val="20"/>
         </w:rPr>
-        <w:t xml:space="preserve"> Search)</w:t>
-      </w:r>
-      <w:r>
-        <w:rPr>
-          <w:rFonts w:ascii="Calibri" w:hAnsi="Calibri" w:cs="Calibri"/>
-          <w:sz w:val="20"/>
-          <w:szCs w:val="20"/>
-        </w:rPr>
-        <w:t xml:space="preserve">, lo que permite realizar búsquedas eficientes por similitud en espacios vectoriales de alta dimensión. Para </w:t>
-      </w:r>
-      <w:r>
-        <w:rPr>
-          <w:rFonts w:ascii="Calibri" w:hAnsi="Calibri" w:cs="Calibri"/>
-          <w:sz w:val="20"/>
-          <w:szCs w:val="20"/>
-        </w:rPr>
-        <w:t xml:space="preserve">el manejo </w:t>
-      </w:r>
-      <w:r>
-        <w:rPr>
-          <w:rFonts w:ascii="Calibri" w:hAnsi="Calibri" w:cs="Calibri"/>
-          <w:sz w:val="20"/>
-          <w:szCs w:val="20"/>
-        </w:rPr>
-        <w:t>estructurad</w:t>
-      </w:r>
-      <w:r>
-        <w:rPr>
-          <w:rFonts w:ascii="Calibri" w:hAnsi="Calibri" w:cs="Calibri"/>
-          <w:sz w:val="20"/>
-          <w:szCs w:val="20"/>
-        </w:rPr>
-        <w:t>o</w:t>
-      </w:r>
-      <w:r>
-        <w:rPr>
-          <w:rFonts w:ascii="Calibri" w:hAnsi="Calibri" w:cs="Calibri"/>
-          <w:sz w:val="20"/>
-          <w:szCs w:val="20"/>
-        </w:rPr>
-        <w:t xml:space="preserve"> de los documentos y sus metadatos se emplea una abstracción de tipo </w:t>
+        <w:t>lmacenamiento intermedio</w:t>
+      </w:r>
+      <w:r>
+        <w:rPr>
+          <w:rFonts w:ascii="Calibri" w:hAnsi="Calibri" w:cs="Calibri"/>
+          <w:sz w:val="20"/>
+          <w:szCs w:val="20"/>
+        </w:rPr>
+        <w:t>, donde</w:t>
+      </w:r>
+      <w:r>
+        <w:rPr>
+          <w:rFonts w:ascii="Calibri" w:hAnsi="Calibri" w:cs="Calibri"/>
+          <w:sz w:val="20"/>
+          <w:szCs w:val="20"/>
+        </w:rPr>
+        <w:t xml:space="preserve"> los </w:t>
       </w:r>
       <w:proofErr w:type="spellStart"/>
+      <w:r>
+        <w:rPr>
+          <w:rFonts w:ascii="Calibri" w:hAnsi="Calibri" w:cs="Calibri"/>
+          <w:sz w:val="20"/>
+          <w:szCs w:val="20"/>
+        </w:rPr>
+        <w:t>chunks</w:t>
+      </w:r>
+      <w:proofErr w:type="spellEnd"/>
+      <w:r>
+        <w:rPr>
+          <w:rFonts w:ascii="Calibri" w:hAnsi="Calibri" w:cs="Calibri"/>
+          <w:sz w:val="20"/>
+          <w:szCs w:val="20"/>
+        </w:rPr>
+        <w:t xml:space="preserve"> y su </w:t>
+      </w:r>
+      <w:proofErr w:type="spellStart"/>
+      <w:r>
+        <w:rPr>
+          <w:rFonts w:ascii="Calibri" w:hAnsi="Calibri" w:cs="Calibri"/>
+          <w:sz w:val="20"/>
+          <w:szCs w:val="20"/>
+        </w:rPr>
+        <w:t>metadata</w:t>
+      </w:r>
+      <w:proofErr w:type="spellEnd"/>
+      <w:r>
+        <w:rPr>
+          <w:rFonts w:ascii="Calibri" w:hAnsi="Calibri" w:cs="Calibri"/>
+          <w:sz w:val="20"/>
+          <w:szCs w:val="20"/>
+        </w:rPr>
+        <w:t xml:space="preserve"> se serializan en archivos </w:t>
+      </w:r>
+      <w:proofErr w:type="spellStart"/>
+      <w:r>
+        <w:rPr>
+          <w:rFonts w:ascii="Calibri" w:hAnsi="Calibri" w:cs="Calibri"/>
+          <w:sz w:val="20"/>
+          <w:szCs w:val="20"/>
+        </w:rPr>
+        <w:t>pickle</w:t>
+      </w:r>
+      <w:proofErr w:type="spellEnd"/>
+      <w:r>
+        <w:rPr>
+          <w:rFonts w:ascii="Calibri" w:hAnsi="Calibri" w:cs="Calibri"/>
+          <w:sz w:val="20"/>
+          <w:szCs w:val="20"/>
+        </w:rPr>
+        <w:t>, almacenados en data/</w:t>
+      </w:r>
+      <w:proofErr w:type="spellStart"/>
+      <w:r>
+        <w:rPr>
+          <w:rFonts w:ascii="Calibri" w:hAnsi="Calibri" w:cs="Calibri"/>
+          <w:sz w:val="20"/>
+          <w:szCs w:val="20"/>
+        </w:rPr>
+        <w:t>metadata</w:t>
+      </w:r>
+      <w:proofErr w:type="spellEnd"/>
+      <w:r>
+        <w:rPr>
+          <w:rFonts w:ascii="Calibri" w:hAnsi="Calibri" w:cs="Calibri"/>
+          <w:sz w:val="20"/>
+          <w:szCs w:val="20"/>
+        </w:rPr>
+        <w:t>/.</w:t>
+      </w:r>
+    </w:p>
+    <w:p>
+      <w:pPr>
+        <w:rPr>
+          <w:rFonts w:ascii="Calibri" w:hAnsi="Calibri" w:cs="Calibri"/>
+          <w:sz w:val="20"/>
+          <w:szCs w:val="20"/>
+        </w:rPr>
+      </w:pPr>
+      <w:r>
+        <w:rPr>
+          <w:rFonts w:ascii="Calibri" w:hAnsi="Calibri" w:cs="Calibri"/>
+          <w:sz w:val="20"/>
+          <w:szCs w:val="20"/>
+        </w:rPr>
+        <w:lastRenderedPageBreak/>
+        <w:t>Los documentos procedentes de Excel no se segmentan, ya que cada fila ya representa una unidad semántica coherente y estructurada.</w:t>
+      </w:r>
+    </w:p>
+    <w:p/>
+    <w:p>
+      <w:pPr>
+        <w:pStyle w:val="Ttulo2"/>
+      </w:pPr>
+      <w:bookmarkStart w:id="9" w:name="_Toc219388939"/>
+      <w:r>
+        <w:t xml:space="preserve">3.4 Generación de </w:t>
+      </w:r>
+      <w:proofErr w:type="spellStart"/>
+      <w:r>
+        <w:t>embeddings</w:t>
+      </w:r>
+      <w:proofErr w:type="spellEnd"/>
+      <w:r>
+        <w:t xml:space="preserve"> y representación vectorial</w:t>
+      </w:r>
+      <w:bookmarkEnd w:id="9"/>
+    </w:p>
+    <w:p>
+      <w:pPr>
+        <w:rPr>
+          <w:rFonts w:ascii="Calibri" w:hAnsi="Calibri" w:cs="Calibri"/>
+          <w:sz w:val="20"/>
+          <w:szCs w:val="20"/>
+        </w:rPr>
+      </w:pPr>
+      <w:r>
+        <w:rPr>
+          <w:rFonts w:ascii="Calibri" w:hAnsi="Calibri" w:cs="Calibri"/>
+          <w:sz w:val="20"/>
+          <w:szCs w:val="20"/>
+        </w:rPr>
+        <w:t xml:space="preserve">Los fragmentos de texto y documentos estructurados se transforman en representaciones vectoriales mediante el modelo </w:t>
+      </w:r>
       <w:r>
         <w:rPr>
           <w:rFonts w:ascii="Calibri" w:hAnsi="Calibri" w:cs="Calibri"/>
@@ -5966,7 +5166,24 @@
           <w:sz w:val="20"/>
           <w:szCs w:val="20"/>
         </w:rPr>
-        <w:t>Document</w:t>
+        <w:t>text-embedding-ada-002</w:t>
+      </w:r>
+      <w:r>
+        <w:rPr>
+          <w:rFonts w:ascii="Calibri" w:hAnsi="Calibri" w:cs="Calibri"/>
+          <w:sz w:val="20"/>
+          <w:szCs w:val="20"/>
+        </w:rPr>
+        <w:t xml:space="preserve"> de </w:t>
+      </w:r>
+      <w:proofErr w:type="spellStart"/>
+      <w:r>
+        <w:rPr>
+          <w:rFonts w:ascii="Calibri" w:hAnsi="Calibri" w:cs="Calibri"/>
+          <w:sz w:val="20"/>
+          <w:szCs w:val="20"/>
+        </w:rPr>
+        <w:t>OpenAI</w:t>
       </w:r>
       <w:proofErr w:type="spellEnd"/>
       <w:r>
@@ -5975,93 +5192,54 @@
           <w:sz w:val="20"/>
           <w:szCs w:val="20"/>
         </w:rPr>
-        <w:t>, que facilita la trazabilidad entre fragmentos textuales, fuentes originales y resultados de recuperación dentro del sistema RAG.</w:t>
-      </w:r>
-    </w:p>
-    <w:p>
-      <w:pPr>
-        <w:rPr>
-          <w:rFonts w:ascii="Calibri" w:hAnsi="Calibri" w:cs="Calibri"/>
-          <w:sz w:val="20"/>
-          <w:szCs w:val="20"/>
-        </w:rPr>
-      </w:pPr>
-      <w:r>
-        <w:rPr>
-          <w:rFonts w:ascii="Calibri" w:hAnsi="Calibri" w:cs="Calibri"/>
-          <w:sz w:val="20"/>
-          <w:szCs w:val="20"/>
-        </w:rPr>
-        <w:t>La Figura 3.X muestra de forma esquemática el pipeline completo de preparación de datos textuales empleado en este trabajo.</w:t>
-      </w:r>
-    </w:p>
-    <w:p>
-      <w:pPr>
-        <w:rPr>
-          <w:rFonts w:ascii="Calibri" w:hAnsi="Calibri" w:cs="Calibri"/>
-          <w:sz w:val="20"/>
-          <w:szCs w:val="20"/>
-        </w:rPr>
-      </w:pPr>
-      <w:r>
-        <w:rPr>
-          <w:rFonts w:ascii="Calibri" w:hAnsi="Calibri" w:cs="Calibri"/>
-          <w:noProof/>
-          <w:sz w:val="20"/>
-          <w:szCs w:val="20"/>
-        </w:rPr>
-        <w:drawing>
-          <wp:inline distT="0" distB="0" distL="0" distR="0" wp14:anchorId="1686C472" wp14:editId="2B0BED8F">
-            <wp:extent cx="5247861" cy="356585"/>
-            <wp:effectExtent l="0" t="0" r="0" b="5715"/>
-            <wp:docPr id="1603724228" name="Imagen 1"/>
-            <wp:cNvGraphicFramePr>
-              <a:graphicFrameLocks xmlns:a="http://schemas.openxmlformats.org/drawingml/2006/main" noChangeAspect="1"/>
-            </wp:cNvGraphicFramePr>
-            <a:graphic xmlns:a="http://schemas.openxmlformats.org/drawingml/2006/main">
-              <a:graphicData uri="http://schemas.openxmlformats.org/drawingml/2006/picture">
-                <pic:pic xmlns:pic="http://schemas.openxmlformats.org/drawingml/2006/picture">
-                  <pic:nvPicPr>
-                    <pic:cNvPr id="0" name="Picture 57"/>
-                    <pic:cNvPicPr>
-                      <a:picLocks noChangeAspect="1" noChangeArrowheads="1"/>
-                    </pic:cNvPicPr>
-                  </pic:nvPicPr>
-                  <pic:blipFill>
-                    <a:blip r:embed="rId10" cstate="print">
-                      <a:extLst>
-                        <a:ext uri="{28A0092B-C50C-407E-A947-70E740481C1C}">
-                          <a14:useLocalDpi xmlns:a14="http://schemas.microsoft.com/office/drawing/2010/main" val="0"/>
-                        </a:ext>
-                      </a:extLst>
-                    </a:blip>
-                    <a:srcRect/>
-                    <a:stretch>
-                      <a:fillRect/>
-                    </a:stretch>
-                  </pic:blipFill>
-                  <pic:spPr bwMode="auto">
-                    <a:xfrm>
-                      <a:off x="0" y="0"/>
-                      <a:ext cx="5277589" cy="358605"/>
-                    </a:xfrm>
-                    <a:prstGeom prst="rect">
-                      <a:avLst/>
-                    </a:prstGeom>
-                    <a:noFill/>
-                    <a:ln>
-                      <a:noFill/>
-                    </a:ln>
-                  </pic:spPr>
-                </pic:pic>
-              </a:graphicData>
-            </a:graphic>
-          </wp:inline>
-        </w:drawing>
-      </w:r>
-    </w:p>
-    <w:p>
-      <w:pPr>
+        <w:t xml:space="preserve">, </w:t>
+      </w:r>
+      <w:proofErr w:type="spellStart"/>
+      <w:r>
+        <w:rPr>
+          <w:rFonts w:ascii="Calibri" w:hAnsi="Calibri" w:cs="Calibri"/>
+          <w:sz w:val="20"/>
+          <w:szCs w:val="20"/>
+        </w:rPr>
+        <w:t>y</w:t>
+      </w:r>
+      <w:proofErr w:type="spellEnd"/>
+      <w:r>
+        <w:rPr>
+          <w:rFonts w:ascii="Calibri" w:hAnsi="Calibri" w:cs="Calibri"/>
+          <w:sz w:val="20"/>
+          <w:szCs w:val="20"/>
+        </w:rPr>
+        <w:t xml:space="preserve"> la</w:t>
+      </w:r>
+      <w:r>
+        <w:rPr>
+          <w:rFonts w:ascii="Calibri" w:hAnsi="Calibri" w:cs="Calibri"/>
+          <w:sz w:val="20"/>
+          <w:szCs w:val="20"/>
+        </w:rPr>
+        <w:t xml:space="preserve"> implementación se realiza utilizando el </w:t>
+      </w:r>
+      <w:proofErr w:type="spellStart"/>
+      <w:r>
+        <w:rPr>
+          <w:rFonts w:ascii="Calibri" w:hAnsi="Calibri" w:cs="Calibri"/>
+          <w:sz w:val="20"/>
+          <w:szCs w:val="20"/>
+        </w:rPr>
+        <w:t>framework</w:t>
+      </w:r>
+      <w:proofErr w:type="spellEnd"/>
+      <w:r>
+        <w:rPr>
+          <w:rFonts w:ascii="Calibri" w:hAnsi="Calibri" w:cs="Calibri"/>
+          <w:sz w:val="20"/>
+          <w:szCs w:val="20"/>
+        </w:rPr>
+        <w:t xml:space="preserve"> </w:t>
+      </w:r>
+      <w:proofErr w:type="spellStart"/>
+      <w:r>
         <w:rPr>
           <w:rFonts w:ascii="Calibri" w:hAnsi="Calibri" w:cs="Calibri"/>
           <w:b/>
@@ -6069,6 +5247,261 @@
           <w:sz w:val="20"/>
           <w:szCs w:val="20"/>
         </w:rPr>
+        <w:t>LangChain</w:t>
+      </w:r>
+      <w:proofErr w:type="spellEnd"/>
+      <w:r>
+        <w:rPr>
+          <w:rFonts w:ascii="Calibri" w:hAnsi="Calibri" w:cs="Calibri"/>
+          <w:sz w:val="20"/>
+          <w:szCs w:val="20"/>
+        </w:rPr>
+        <w:t xml:space="preserve">, que proporciona abstracciones de alto nivel para la gestión de documentos, </w:t>
+      </w:r>
+      <w:proofErr w:type="spellStart"/>
+      <w:r>
+        <w:rPr>
+          <w:rFonts w:ascii="Calibri" w:hAnsi="Calibri" w:cs="Calibri"/>
+          <w:sz w:val="20"/>
+          <w:szCs w:val="20"/>
+        </w:rPr>
+        <w:t>embeddings</w:t>
+      </w:r>
+      <w:proofErr w:type="spellEnd"/>
+      <w:r>
+        <w:rPr>
+          <w:rFonts w:ascii="Calibri" w:hAnsi="Calibri" w:cs="Calibri"/>
+          <w:sz w:val="20"/>
+          <w:szCs w:val="20"/>
+        </w:rPr>
+        <w:t xml:space="preserve"> y </w:t>
+      </w:r>
+      <w:proofErr w:type="spellStart"/>
+      <w:r>
+        <w:rPr>
+          <w:rFonts w:ascii="Calibri" w:hAnsi="Calibri" w:cs="Calibri"/>
+          <w:sz w:val="20"/>
+          <w:szCs w:val="20"/>
+        </w:rPr>
+        <w:t>vectorstores</w:t>
+      </w:r>
+      <w:proofErr w:type="spellEnd"/>
+      <w:r>
+        <w:rPr>
+          <w:rFonts w:ascii="Calibri" w:hAnsi="Calibri" w:cs="Calibri"/>
+          <w:sz w:val="20"/>
+          <w:szCs w:val="20"/>
+        </w:rPr>
+        <w:t>.</w:t>
+      </w:r>
+    </w:p>
+    <w:p>
+      <w:pPr>
+        <w:rPr>
+          <w:rFonts w:ascii="Calibri" w:hAnsi="Calibri" w:cs="Calibri"/>
+          <w:sz w:val="20"/>
+          <w:szCs w:val="20"/>
+        </w:rPr>
+      </w:pPr>
+      <w:r>
+        <w:rPr>
+          <w:rFonts w:ascii="Calibri" w:hAnsi="Calibri" w:cs="Calibri"/>
+          <w:sz w:val="20"/>
+          <w:szCs w:val="20"/>
+        </w:rPr>
+        <w:t>Las principales características de esta etapa son:</w:t>
+      </w:r>
+    </w:p>
+    <w:p>
+      <w:pPr>
+        <w:numPr>
+          <w:ilvl w:val="0"/>
+          <w:numId w:val="154"/>
+        </w:numPr>
+        <w:rPr>
+          <w:rFonts w:ascii="Calibri" w:hAnsi="Calibri" w:cs="Calibri"/>
+          <w:sz w:val="20"/>
+          <w:szCs w:val="20"/>
+        </w:rPr>
+      </w:pPr>
+      <w:proofErr w:type="spellStart"/>
+      <w:r>
+        <w:rPr>
+          <w:rFonts w:ascii="Calibri" w:hAnsi="Calibri" w:cs="Calibri"/>
+          <w:sz w:val="20"/>
+          <w:szCs w:val="20"/>
+        </w:rPr>
+        <w:t>Vectorstore</w:t>
+      </w:r>
+      <w:proofErr w:type="spellEnd"/>
+      <w:r>
+        <w:rPr>
+          <w:rFonts w:ascii="Calibri" w:hAnsi="Calibri" w:cs="Calibri"/>
+          <w:sz w:val="20"/>
+          <w:szCs w:val="20"/>
+        </w:rPr>
+        <w:t>: FAISS Flat L2, que permite búsqueda exacta por similitud.</w:t>
+      </w:r>
+    </w:p>
+    <w:p>
+      <w:pPr>
+        <w:numPr>
+          <w:ilvl w:val="0"/>
+          <w:numId w:val="154"/>
+        </w:numPr>
+        <w:rPr>
+          <w:rFonts w:ascii="Calibri" w:hAnsi="Calibri" w:cs="Calibri"/>
+          <w:sz w:val="20"/>
+          <w:szCs w:val="20"/>
+        </w:rPr>
+      </w:pPr>
+      <w:r>
+        <w:rPr>
+          <w:rFonts w:ascii="Calibri" w:hAnsi="Calibri" w:cs="Calibri"/>
+          <w:sz w:val="20"/>
+          <w:szCs w:val="20"/>
+        </w:rPr>
+        <w:t xml:space="preserve">Persistencia: los índices se almacenan localmente mediante </w:t>
+      </w:r>
+      <w:proofErr w:type="spellStart"/>
+      <w:r>
+        <w:rPr>
+          <w:rFonts w:ascii="Calibri" w:hAnsi="Calibri" w:cs="Calibri"/>
+          <w:sz w:val="20"/>
+          <w:szCs w:val="20"/>
+        </w:rPr>
+        <w:t>save_</w:t>
+      </w:r>
+      <w:proofErr w:type="gramStart"/>
+      <w:r>
+        <w:rPr>
+          <w:rFonts w:ascii="Calibri" w:hAnsi="Calibri" w:cs="Calibri"/>
+          <w:sz w:val="20"/>
+          <w:szCs w:val="20"/>
+        </w:rPr>
+        <w:t>local</w:t>
+      </w:r>
+      <w:proofErr w:type="spellEnd"/>
+      <w:r>
+        <w:rPr>
+          <w:rFonts w:ascii="Calibri" w:hAnsi="Calibri" w:cs="Calibri"/>
+          <w:sz w:val="20"/>
+          <w:szCs w:val="20"/>
+        </w:rPr>
+        <w:t>(</w:t>
+      </w:r>
+      <w:proofErr w:type="gramEnd"/>
+      <w:r>
+        <w:rPr>
+          <w:rFonts w:ascii="Calibri" w:hAnsi="Calibri" w:cs="Calibri"/>
+          <w:sz w:val="20"/>
+          <w:szCs w:val="20"/>
+        </w:rPr>
+        <w:t xml:space="preserve">), generando los archivos </w:t>
+      </w:r>
+      <w:proofErr w:type="spellStart"/>
+      <w:proofErr w:type="gramStart"/>
+      <w:r>
+        <w:rPr>
+          <w:rFonts w:ascii="Calibri" w:hAnsi="Calibri" w:cs="Calibri"/>
+          <w:sz w:val="20"/>
+          <w:szCs w:val="20"/>
+        </w:rPr>
+        <w:t>index.faiss</w:t>
+      </w:r>
+      <w:proofErr w:type="spellEnd"/>
+      <w:proofErr w:type="gramEnd"/>
+      <w:r>
+        <w:rPr>
+          <w:rFonts w:ascii="Calibri" w:hAnsi="Calibri" w:cs="Calibri"/>
+          <w:sz w:val="20"/>
+          <w:szCs w:val="20"/>
+        </w:rPr>
+        <w:t xml:space="preserve"> e </w:t>
+      </w:r>
+      <w:proofErr w:type="spellStart"/>
+      <w:r>
+        <w:rPr>
+          <w:rFonts w:ascii="Calibri" w:hAnsi="Calibri" w:cs="Calibri"/>
+          <w:sz w:val="20"/>
+          <w:szCs w:val="20"/>
+        </w:rPr>
+        <w:t>index.pkl</w:t>
+      </w:r>
+      <w:proofErr w:type="spellEnd"/>
+      <w:r>
+        <w:rPr>
+          <w:rFonts w:ascii="Calibri" w:hAnsi="Calibri" w:cs="Calibri"/>
+          <w:sz w:val="20"/>
+          <w:szCs w:val="20"/>
+        </w:rPr>
+        <w:t>.</w:t>
+      </w:r>
+    </w:p>
+    <w:p>
+      <w:pPr>
+        <w:rPr>
+          <w:rFonts w:ascii="Calibri" w:hAnsi="Calibri" w:cs="Calibri"/>
+          <w:sz w:val="20"/>
+          <w:szCs w:val="20"/>
+        </w:rPr>
+      </w:pPr>
+      <w:r>
+        <w:rPr>
+          <w:rFonts w:ascii="Calibri" w:hAnsi="Calibri" w:cs="Calibri"/>
+          <w:sz w:val="20"/>
+          <w:szCs w:val="20"/>
+        </w:rPr>
+        <w:t xml:space="preserve">Cada documento se gestiona como un objeto </w:t>
+      </w:r>
+      <w:proofErr w:type="spellStart"/>
+      <w:r>
+        <w:rPr>
+          <w:rFonts w:ascii="Calibri" w:hAnsi="Calibri" w:cs="Calibri"/>
+          <w:sz w:val="20"/>
+          <w:szCs w:val="20"/>
+        </w:rPr>
+        <w:t>Document</w:t>
+      </w:r>
+      <w:proofErr w:type="spellEnd"/>
+      <w:r>
+        <w:rPr>
+          <w:rFonts w:ascii="Calibri" w:hAnsi="Calibri" w:cs="Calibri"/>
+          <w:sz w:val="20"/>
+          <w:szCs w:val="20"/>
+        </w:rPr>
+        <w:t xml:space="preserve"> con </w:t>
+      </w:r>
+      <w:proofErr w:type="spellStart"/>
+      <w:r>
+        <w:rPr>
+          <w:rFonts w:ascii="Calibri" w:hAnsi="Calibri" w:cs="Calibri"/>
+          <w:sz w:val="20"/>
+          <w:szCs w:val="20"/>
+        </w:rPr>
+        <w:t>metadata</w:t>
+      </w:r>
+      <w:proofErr w:type="spellEnd"/>
+      <w:r>
+        <w:rPr>
+          <w:rFonts w:ascii="Calibri" w:hAnsi="Calibri" w:cs="Calibri"/>
+          <w:sz w:val="20"/>
+          <w:szCs w:val="20"/>
+        </w:rPr>
+        <w:t xml:space="preserve"> rica para trazabilidad, filtrado y contexto.</w:t>
+      </w:r>
+    </w:p>
+    <w:p>
+      <w:pPr>
+        <w:numPr>
+          <w:ilvl w:val="0"/>
+          <w:numId w:val="155"/>
+        </w:numPr>
+        <w:rPr>
+          <w:rFonts w:ascii="Calibri" w:hAnsi="Calibri" w:cs="Calibri"/>
+          <w:sz w:val="20"/>
+          <w:szCs w:val="20"/>
+        </w:rPr>
       </w:pPr>
       <w:r>
         <w:rPr>
@@ -6078,7 +5511,335 @@
           <w:sz w:val="20"/>
           <w:szCs w:val="20"/>
         </w:rPr>
-        <w:t>[Figura 3.X: Pipeline preparación de datos textuales para sistemas RAG]</w:t>
+        <w:t>ASRS</w:t>
+      </w:r>
+      <w:r>
+        <w:rPr>
+          <w:rFonts w:ascii="Calibri" w:hAnsi="Calibri" w:cs="Calibri"/>
+          <w:sz w:val="20"/>
+          <w:szCs w:val="20"/>
+        </w:rPr>
+        <w:t xml:space="preserve">: </w:t>
+      </w:r>
+      <w:proofErr w:type="spellStart"/>
+      <w:r>
+        <w:rPr>
+          <w:rFonts w:ascii="Calibri" w:hAnsi="Calibri" w:cs="Calibri"/>
+          <w:sz w:val="20"/>
+          <w:szCs w:val="20"/>
+        </w:rPr>
+        <w:t>acn</w:t>
+      </w:r>
+      <w:proofErr w:type="spellEnd"/>
+      <w:r>
+        <w:rPr>
+          <w:rFonts w:ascii="Calibri" w:hAnsi="Calibri" w:cs="Calibri"/>
+          <w:sz w:val="20"/>
+          <w:szCs w:val="20"/>
+        </w:rPr>
+        <w:t xml:space="preserve">, </w:t>
+      </w:r>
+      <w:proofErr w:type="spellStart"/>
+      <w:r>
+        <w:rPr>
+          <w:rFonts w:ascii="Calibri" w:hAnsi="Calibri" w:cs="Calibri"/>
+          <w:sz w:val="20"/>
+          <w:szCs w:val="20"/>
+        </w:rPr>
+        <w:t>aircraft</w:t>
+      </w:r>
+      <w:proofErr w:type="spellEnd"/>
+      <w:r>
+        <w:rPr>
+          <w:rFonts w:ascii="Calibri" w:hAnsi="Calibri" w:cs="Calibri"/>
+          <w:sz w:val="20"/>
+          <w:szCs w:val="20"/>
+        </w:rPr>
+        <w:t xml:space="preserve">, </w:t>
+      </w:r>
+      <w:proofErr w:type="spellStart"/>
+      <w:r>
+        <w:rPr>
+          <w:rFonts w:ascii="Calibri" w:hAnsi="Calibri" w:cs="Calibri"/>
+          <w:sz w:val="20"/>
+          <w:szCs w:val="20"/>
+        </w:rPr>
+        <w:t>far_part</w:t>
+      </w:r>
+      <w:proofErr w:type="spellEnd"/>
+      <w:r>
+        <w:rPr>
+          <w:rFonts w:ascii="Calibri" w:hAnsi="Calibri" w:cs="Calibri"/>
+          <w:sz w:val="20"/>
+          <w:szCs w:val="20"/>
+        </w:rPr>
+        <w:t xml:space="preserve">, </w:t>
+      </w:r>
+      <w:proofErr w:type="spellStart"/>
+      <w:r>
+        <w:rPr>
+          <w:rFonts w:ascii="Calibri" w:hAnsi="Calibri" w:cs="Calibri"/>
+          <w:sz w:val="20"/>
+          <w:szCs w:val="20"/>
+        </w:rPr>
+        <w:t>flight_phase</w:t>
+      </w:r>
+      <w:proofErr w:type="spellEnd"/>
+      <w:r>
+        <w:rPr>
+          <w:rFonts w:ascii="Calibri" w:hAnsi="Calibri" w:cs="Calibri"/>
+          <w:sz w:val="20"/>
+          <w:szCs w:val="20"/>
+        </w:rPr>
+        <w:t xml:space="preserve">, </w:t>
+      </w:r>
+      <w:proofErr w:type="spellStart"/>
+      <w:r>
+        <w:rPr>
+          <w:rFonts w:ascii="Calibri" w:hAnsi="Calibri" w:cs="Calibri"/>
+          <w:sz w:val="20"/>
+          <w:szCs w:val="20"/>
+        </w:rPr>
+        <w:t>system</w:t>
+      </w:r>
+      <w:proofErr w:type="spellEnd"/>
+      <w:r>
+        <w:rPr>
+          <w:rFonts w:ascii="Calibri" w:hAnsi="Calibri" w:cs="Calibri"/>
+          <w:sz w:val="20"/>
+          <w:szCs w:val="20"/>
+        </w:rPr>
+        <w:t xml:space="preserve">, </w:t>
+      </w:r>
+      <w:proofErr w:type="spellStart"/>
+      <w:r>
+        <w:rPr>
+          <w:rFonts w:ascii="Calibri" w:hAnsi="Calibri" w:cs="Calibri"/>
+          <w:sz w:val="20"/>
+          <w:szCs w:val="20"/>
+        </w:rPr>
+        <w:t>primary_problem</w:t>
+      </w:r>
+      <w:proofErr w:type="spellEnd"/>
+      <w:r>
+        <w:rPr>
+          <w:rFonts w:ascii="Calibri" w:hAnsi="Calibri" w:cs="Calibri"/>
+          <w:sz w:val="20"/>
+          <w:szCs w:val="20"/>
+        </w:rPr>
+        <w:t xml:space="preserve">, </w:t>
+      </w:r>
+      <w:proofErr w:type="spellStart"/>
+      <w:r>
+        <w:rPr>
+          <w:rFonts w:ascii="Calibri" w:hAnsi="Calibri" w:cs="Calibri"/>
+          <w:sz w:val="20"/>
+          <w:szCs w:val="20"/>
+        </w:rPr>
+        <w:t>anomaly</w:t>
+      </w:r>
+      <w:proofErr w:type="spellEnd"/>
+    </w:p>
+    <w:p>
+      <w:pPr>
+        <w:numPr>
+          <w:ilvl w:val="0"/>
+          <w:numId w:val="155"/>
+        </w:numPr>
+        <w:rPr>
+          <w:rFonts w:ascii="Calibri" w:hAnsi="Calibri" w:cs="Calibri"/>
+          <w:sz w:val="20"/>
+          <w:szCs w:val="20"/>
+        </w:rPr>
+      </w:pPr>
+      <w:r>
+        <w:rPr>
+          <w:rFonts w:ascii="Calibri" w:hAnsi="Calibri" w:cs="Calibri"/>
+          <w:b/>
+          <w:bCs/>
+          <w:sz w:val="20"/>
+          <w:szCs w:val="20"/>
+        </w:rPr>
+        <w:t>SDR</w:t>
+      </w:r>
+      <w:r>
+        <w:rPr>
+          <w:rFonts w:ascii="Calibri" w:hAnsi="Calibri" w:cs="Calibri"/>
+          <w:sz w:val="20"/>
+          <w:szCs w:val="20"/>
+        </w:rPr>
+        <w:t xml:space="preserve">: </w:t>
+      </w:r>
+      <w:proofErr w:type="spellStart"/>
+      <w:r>
+        <w:rPr>
+          <w:rFonts w:ascii="Calibri" w:hAnsi="Calibri" w:cs="Calibri"/>
+          <w:sz w:val="20"/>
+          <w:szCs w:val="20"/>
+        </w:rPr>
+        <w:t>ocn</w:t>
+      </w:r>
+      <w:proofErr w:type="spellEnd"/>
+      <w:r>
+        <w:rPr>
+          <w:rFonts w:ascii="Calibri" w:hAnsi="Calibri" w:cs="Calibri"/>
+          <w:sz w:val="20"/>
+          <w:szCs w:val="20"/>
+        </w:rPr>
+        <w:t xml:space="preserve">, </w:t>
+      </w:r>
+      <w:proofErr w:type="spellStart"/>
+      <w:r>
+        <w:rPr>
+          <w:rFonts w:ascii="Calibri" w:hAnsi="Calibri" w:cs="Calibri"/>
+          <w:sz w:val="20"/>
+          <w:szCs w:val="20"/>
+        </w:rPr>
+        <w:t>submission_date</w:t>
+      </w:r>
+      <w:proofErr w:type="spellEnd"/>
+      <w:r>
+        <w:rPr>
+          <w:rFonts w:ascii="Calibri" w:hAnsi="Calibri" w:cs="Calibri"/>
+          <w:sz w:val="20"/>
+          <w:szCs w:val="20"/>
+        </w:rPr>
+        <w:t xml:space="preserve">, </w:t>
+      </w:r>
+      <w:proofErr w:type="spellStart"/>
+      <w:r>
+        <w:rPr>
+          <w:rFonts w:ascii="Calibri" w:hAnsi="Calibri" w:cs="Calibri"/>
+          <w:sz w:val="20"/>
+          <w:szCs w:val="20"/>
+        </w:rPr>
+        <w:t>aircraft_make</w:t>
+      </w:r>
+      <w:proofErr w:type="spellEnd"/>
+      <w:r>
+        <w:rPr>
+          <w:rFonts w:ascii="Calibri" w:hAnsi="Calibri" w:cs="Calibri"/>
+          <w:sz w:val="20"/>
+          <w:szCs w:val="20"/>
+        </w:rPr>
+        <w:t>/</w:t>
+      </w:r>
+      <w:proofErr w:type="spellStart"/>
+      <w:r>
+        <w:rPr>
+          <w:rFonts w:ascii="Calibri" w:hAnsi="Calibri" w:cs="Calibri"/>
+          <w:sz w:val="20"/>
+          <w:szCs w:val="20"/>
+        </w:rPr>
+        <w:t>model</w:t>
+      </w:r>
+      <w:proofErr w:type="spellEnd"/>
+      <w:r>
+        <w:rPr>
+          <w:rFonts w:ascii="Calibri" w:hAnsi="Calibri" w:cs="Calibri"/>
+          <w:sz w:val="20"/>
+          <w:szCs w:val="20"/>
+        </w:rPr>
+        <w:t xml:space="preserve">, </w:t>
+      </w:r>
+      <w:proofErr w:type="spellStart"/>
+      <w:r>
+        <w:rPr>
+          <w:rFonts w:ascii="Calibri" w:hAnsi="Calibri" w:cs="Calibri"/>
+          <w:sz w:val="20"/>
+          <w:szCs w:val="20"/>
+        </w:rPr>
+        <w:t>component</w:t>
+      </w:r>
+      <w:proofErr w:type="spellEnd"/>
+      <w:r>
+        <w:rPr>
+          <w:rFonts w:ascii="Calibri" w:hAnsi="Calibri" w:cs="Calibri"/>
+          <w:sz w:val="20"/>
+          <w:szCs w:val="20"/>
+        </w:rPr>
+        <w:t xml:space="preserve">, </w:t>
+      </w:r>
+      <w:proofErr w:type="spellStart"/>
+      <w:r>
+        <w:rPr>
+          <w:rFonts w:ascii="Calibri" w:hAnsi="Calibri" w:cs="Calibri"/>
+          <w:sz w:val="20"/>
+          <w:szCs w:val="20"/>
+        </w:rPr>
+        <w:t>part_number</w:t>
+      </w:r>
+      <w:proofErr w:type="spellEnd"/>
+      <w:r>
+        <w:rPr>
+          <w:rFonts w:ascii="Calibri" w:hAnsi="Calibri" w:cs="Calibri"/>
+          <w:sz w:val="20"/>
+          <w:szCs w:val="20"/>
+        </w:rPr>
+        <w:t xml:space="preserve">, </w:t>
+      </w:r>
+      <w:proofErr w:type="spellStart"/>
+      <w:r>
+        <w:rPr>
+          <w:rFonts w:ascii="Calibri" w:hAnsi="Calibri" w:cs="Calibri"/>
+          <w:sz w:val="20"/>
+          <w:szCs w:val="20"/>
+        </w:rPr>
+        <w:t>stage_operation</w:t>
+      </w:r>
+      <w:proofErr w:type="spellEnd"/>
+      <w:r>
+        <w:rPr>
+          <w:rFonts w:ascii="Calibri" w:hAnsi="Calibri" w:cs="Calibri"/>
+          <w:sz w:val="20"/>
+          <w:szCs w:val="20"/>
+        </w:rPr>
+        <w:t xml:space="preserve">, </w:t>
+      </w:r>
+      <w:proofErr w:type="spellStart"/>
+      <w:r>
+        <w:rPr>
+          <w:rFonts w:ascii="Calibri" w:hAnsi="Calibri" w:cs="Calibri"/>
+          <w:sz w:val="20"/>
+          <w:szCs w:val="20"/>
+        </w:rPr>
+        <w:t>how_discovered</w:t>
+      </w:r>
+      <w:proofErr w:type="spellEnd"/>
+    </w:p>
+    <w:p>
+      <w:pPr>
+        <w:rPr>
+          <w:rFonts w:ascii="Calibri" w:hAnsi="Calibri" w:cs="Calibri"/>
+          <w:sz w:val="20"/>
+          <w:szCs w:val="20"/>
+        </w:rPr>
+      </w:pPr>
+      <w:r>
+        <w:rPr>
+          <w:rFonts w:ascii="Calibri" w:hAnsi="Calibri" w:cs="Calibri"/>
+          <w:sz w:val="20"/>
+          <w:szCs w:val="20"/>
+        </w:rPr>
+        <w:t xml:space="preserve">La </w:t>
+      </w:r>
+      <w:proofErr w:type="spellStart"/>
+      <w:r>
+        <w:rPr>
+          <w:rFonts w:ascii="Calibri" w:hAnsi="Calibri" w:cs="Calibri"/>
+          <w:sz w:val="20"/>
+          <w:szCs w:val="20"/>
+        </w:rPr>
+        <w:t>metadata</w:t>
+      </w:r>
+      <w:proofErr w:type="spellEnd"/>
+      <w:r>
+        <w:rPr>
+          <w:rFonts w:ascii="Calibri" w:hAnsi="Calibri" w:cs="Calibri"/>
+          <w:sz w:val="20"/>
+          <w:szCs w:val="20"/>
+        </w:rPr>
+        <w:t xml:space="preserve"> es clave para mejorar la calidad de la recuperación y se utiliza activamente en las consultas.</w:t>
       </w:r>
     </w:p>
     <w:p>
@@ -6111,51 +5872,252 @@
           <w:sz w:val="20"/>
           <w:szCs w:val="20"/>
         </w:rPr>
-        <w:t xml:space="preserve">El pipeline descrito en este capítulo refleja una aplicación práctica de técnicas de Procesamiento del Lenguaje Natural y recuperación de información sobre datos reales no estructurados. Las decisiones </w:t>
-      </w:r>
-      <w:r>
-        <w:rPr>
-          <w:rFonts w:ascii="Calibri" w:hAnsi="Calibri" w:cs="Calibri"/>
-          <w:sz w:val="20"/>
-          <w:szCs w:val="20"/>
-        </w:rPr>
-        <w:lastRenderedPageBreak/>
-        <w:t xml:space="preserve">relacionadas con la limpieza del texto, el tamaño de los </w:t>
-      </w:r>
-      <w:r>
-        <w:rPr>
-          <w:rFonts w:ascii="Calibri" w:hAnsi="Calibri" w:cs="Calibri"/>
-          <w:i/>
-          <w:iCs/>
-          <w:sz w:val="20"/>
-          <w:szCs w:val="20"/>
-        </w:rPr>
-        <w:t>chunks</w:t>
-      </w:r>
-      <w:r>
-        <w:rPr>
-          <w:rFonts w:ascii="Calibri" w:hAnsi="Calibri" w:cs="Calibri"/>
-          <w:sz w:val="20"/>
-          <w:szCs w:val="20"/>
-        </w:rPr>
-        <w:t xml:space="preserve"> y la organización de las bases vectoriales se han tomado con el objetivo de maximizar la calidad de la recuperación semántica, manteniendo al mismo tiempo la escalabilidad del sistema.</w:t>
-      </w:r>
-    </w:p>
-    <w:p>
-      <w:pPr>
-        <w:rPr>
-          <w:rFonts w:ascii="Calibri" w:hAnsi="Calibri" w:cs="Calibri"/>
-          <w:sz w:val="20"/>
-          <w:szCs w:val="20"/>
-        </w:rPr>
-      </w:pPr>
-      <w:r>
-        <w:rPr>
-          <w:rFonts w:ascii="Calibri" w:hAnsi="Calibri" w:cs="Calibri"/>
-          <w:sz w:val="20"/>
-          <w:szCs w:val="20"/>
-        </w:rPr>
-        <w:t>Este proceso de preparación de datos constituye la base sobre la que operan los agentes RAG descritos en capítulos posteriores, y demuestra cómo técnicas de Ciencia de Datos pueden aplicarse de forma sistemática a problemas de gestión y explotación de conocimiento textual.</w:t>
+        <w:t xml:space="preserve">El sistema emplea una arquitectura </w:t>
+      </w:r>
+      <w:proofErr w:type="spellStart"/>
+      <w:r>
+        <w:rPr>
+          <w:rFonts w:ascii="Calibri" w:hAnsi="Calibri" w:cs="Calibri"/>
+          <w:sz w:val="20"/>
+          <w:szCs w:val="20"/>
+        </w:rPr>
+        <w:t>multi-store</w:t>
+      </w:r>
+      <w:proofErr w:type="spellEnd"/>
+      <w:r>
+        <w:rPr>
+          <w:rFonts w:ascii="Calibri" w:hAnsi="Calibri" w:cs="Calibri"/>
+          <w:sz w:val="20"/>
+          <w:szCs w:val="20"/>
+        </w:rPr>
+        <w:t xml:space="preserve"> con </w:t>
+      </w:r>
+      <w:r>
+        <w:rPr>
+          <w:rFonts w:ascii="Calibri" w:hAnsi="Calibri" w:cs="Calibri"/>
+          <w:b/>
+          <w:bCs/>
+          <w:sz w:val="20"/>
+          <w:szCs w:val="20"/>
+        </w:rPr>
+        <w:t xml:space="preserve">cuatro </w:t>
+      </w:r>
+      <w:proofErr w:type="spellStart"/>
+      <w:r>
+        <w:rPr>
+          <w:rFonts w:ascii="Calibri" w:hAnsi="Calibri" w:cs="Calibri"/>
+          <w:b/>
+          <w:bCs/>
+          <w:sz w:val="20"/>
+          <w:szCs w:val="20"/>
+        </w:rPr>
+        <w:t>vectorstores</w:t>
+      </w:r>
+      <w:proofErr w:type="spellEnd"/>
+      <w:r>
+        <w:rPr>
+          <w:rFonts w:ascii="Calibri" w:hAnsi="Calibri" w:cs="Calibri"/>
+          <w:b/>
+          <w:bCs/>
+          <w:sz w:val="20"/>
+          <w:szCs w:val="20"/>
+        </w:rPr>
+        <w:t xml:space="preserve"> independientes</w:t>
+      </w:r>
+      <w:r>
+        <w:rPr>
+          <w:rFonts w:ascii="Calibri" w:hAnsi="Calibri" w:cs="Calibri"/>
+          <w:sz w:val="20"/>
+          <w:szCs w:val="20"/>
+        </w:rPr>
+        <w:t xml:space="preserve">, consultados en paralelo por los agentes RAG. La selección de documentos se basa en </w:t>
+      </w:r>
+      <w:r>
+        <w:rPr>
+          <w:rFonts w:ascii="Calibri" w:hAnsi="Calibri" w:cs="Calibri"/>
+          <w:b/>
+          <w:bCs/>
+          <w:sz w:val="20"/>
+          <w:szCs w:val="20"/>
+        </w:rPr>
+        <w:t xml:space="preserve">Maximum Marginal </w:t>
+      </w:r>
+      <w:proofErr w:type="spellStart"/>
+      <w:r>
+        <w:rPr>
+          <w:rFonts w:ascii="Calibri" w:hAnsi="Calibri" w:cs="Calibri"/>
+          <w:b/>
+          <w:bCs/>
+          <w:sz w:val="20"/>
+          <w:szCs w:val="20"/>
+        </w:rPr>
+        <w:t>Relevance</w:t>
+      </w:r>
+      <w:proofErr w:type="spellEnd"/>
+      <w:r>
+        <w:rPr>
+          <w:rFonts w:ascii="Calibri" w:hAnsi="Calibri" w:cs="Calibri"/>
+          <w:b/>
+          <w:bCs/>
+          <w:sz w:val="20"/>
+          <w:szCs w:val="20"/>
+        </w:rPr>
+        <w:t xml:space="preserve"> (MMR)</w:t>
+      </w:r>
+      <w:r>
+        <w:rPr>
+          <w:rFonts w:ascii="Calibri" w:hAnsi="Calibri" w:cs="Calibri"/>
+          <w:sz w:val="20"/>
+          <w:szCs w:val="20"/>
+        </w:rPr>
+        <w:t xml:space="preserve"> para equilibrar relevancia y diversidad</w:t>
+      </w:r>
+      <w:r>
+        <w:rPr>
+          <w:rFonts w:ascii="Calibri" w:hAnsi="Calibri" w:cs="Calibri"/>
+          <w:sz w:val="20"/>
+          <w:szCs w:val="20"/>
+        </w:rPr>
+        <w:t>.</w:t>
+      </w:r>
+    </w:p>
+    <w:p>
+      <w:pPr>
+        <w:rPr>
+          <w:rFonts w:ascii="Calibri" w:hAnsi="Calibri" w:cs="Calibri"/>
+          <w:b/>
+          <w:bCs/>
+          <w:sz w:val="20"/>
+          <w:szCs w:val="20"/>
+        </w:rPr>
+      </w:pPr>
+      <w:r>
+        <w:rPr>
+          <w:rFonts w:ascii="Calibri" w:hAnsi="Calibri" w:cs="Calibri"/>
+          <w:b/>
+          <w:bCs/>
+          <w:sz w:val="20"/>
+          <w:szCs w:val="20"/>
+        </w:rPr>
+        <w:t>Parámetros MMR usados:</w:t>
+      </w:r>
+    </w:p>
+    <w:p>
+      <w:pPr>
+        <w:numPr>
+          <w:ilvl w:val="0"/>
+          <w:numId w:val="156"/>
+        </w:numPr>
+        <w:rPr>
+          <w:rFonts w:ascii="Calibri" w:hAnsi="Calibri" w:cs="Calibri"/>
+          <w:sz w:val="20"/>
+          <w:szCs w:val="20"/>
+        </w:rPr>
+      </w:pPr>
+      <w:r>
+        <w:rPr>
+          <w:rFonts w:ascii="Calibri" w:hAnsi="Calibri" w:cs="Calibri"/>
+          <w:sz w:val="20"/>
+          <w:szCs w:val="20"/>
+        </w:rPr>
+        <w:t xml:space="preserve">k = 5 documentos por </w:t>
+      </w:r>
+      <w:proofErr w:type="spellStart"/>
+      <w:r>
+        <w:rPr>
+          <w:rFonts w:ascii="Calibri" w:hAnsi="Calibri" w:cs="Calibri"/>
+          <w:sz w:val="20"/>
+          <w:szCs w:val="20"/>
+        </w:rPr>
+        <w:t>vectorstore</w:t>
+      </w:r>
+      <w:proofErr w:type="spellEnd"/>
+    </w:p>
+    <w:p>
+      <w:pPr>
+        <w:numPr>
+          <w:ilvl w:val="0"/>
+          <w:numId w:val="156"/>
+        </w:numPr>
+        <w:rPr>
+          <w:rFonts w:ascii="Calibri" w:hAnsi="Calibri" w:cs="Calibri"/>
+          <w:sz w:val="20"/>
+          <w:szCs w:val="20"/>
+        </w:rPr>
+      </w:pPr>
+      <w:proofErr w:type="spellStart"/>
+      <w:r>
+        <w:rPr>
+          <w:rFonts w:ascii="Calibri" w:hAnsi="Calibri" w:cs="Calibri"/>
+          <w:sz w:val="20"/>
+          <w:szCs w:val="20"/>
+        </w:rPr>
+        <w:t>fetch_k</w:t>
+      </w:r>
+      <w:proofErr w:type="spellEnd"/>
+      <w:r>
+        <w:rPr>
+          <w:rFonts w:ascii="Calibri" w:hAnsi="Calibri" w:cs="Calibri"/>
+          <w:sz w:val="20"/>
+          <w:szCs w:val="20"/>
+        </w:rPr>
+        <w:t xml:space="preserve"> = 20</w:t>
+      </w:r>
+    </w:p>
+    <w:p>
+      <w:pPr>
+        <w:numPr>
+          <w:ilvl w:val="0"/>
+          <w:numId w:val="156"/>
+        </w:numPr>
+        <w:rPr>
+          <w:rFonts w:ascii="Calibri" w:hAnsi="Calibri" w:cs="Calibri"/>
+          <w:sz w:val="20"/>
+          <w:szCs w:val="20"/>
+        </w:rPr>
+      </w:pPr>
+      <w:r>
+        <w:rPr>
+          <w:rFonts w:ascii="Calibri" w:hAnsi="Calibri" w:cs="Calibri"/>
+          <w:sz w:val="20"/>
+          <w:szCs w:val="20"/>
+        </w:rPr>
+        <w:t>λ = 0.7 (prioridad a la relevancia)</w:t>
+      </w:r>
+    </w:p>
+    <w:p>
+      <w:pPr>
+        <w:rPr>
+          <w:rFonts w:ascii="Calibri" w:hAnsi="Calibri" w:cs="Calibri"/>
+          <w:sz w:val="20"/>
+          <w:szCs w:val="20"/>
+        </w:rPr>
+      </w:pPr>
+      <w:r>
+        <w:rPr>
+          <w:rFonts w:ascii="Calibri" w:hAnsi="Calibri" w:cs="Calibri"/>
+          <w:sz w:val="20"/>
+          <w:szCs w:val="20"/>
+        </w:rPr>
+        <w:t xml:space="preserve">Se admiten filtros por </w:t>
+      </w:r>
+      <w:proofErr w:type="spellStart"/>
+      <w:r>
+        <w:rPr>
+          <w:rFonts w:ascii="Calibri" w:hAnsi="Calibri" w:cs="Calibri"/>
+          <w:sz w:val="20"/>
+          <w:szCs w:val="20"/>
+        </w:rPr>
+        <w:t>metadata</w:t>
+      </w:r>
+      <w:proofErr w:type="spellEnd"/>
+      <w:r>
+        <w:rPr>
+          <w:rFonts w:ascii="Calibri" w:hAnsi="Calibri" w:cs="Calibri"/>
+          <w:sz w:val="20"/>
+          <w:szCs w:val="20"/>
+        </w:rPr>
+        <w:t xml:space="preserve"> (sistema, fase de vuelo, FAR Part), aumentando la precisión. Esta arquitectura constituye una aportación metodológica central del trabajo.</w:t>
       </w:r>
     </w:p>
     <w:p>
@@ -6286,6 +6248,7 @@
           <w:sz w:val="20"/>
           <w:szCs w:val="20"/>
         </w:rPr>
+        <w:lastRenderedPageBreak/>
         <w:t xml:space="preserve">En este capítulo se describe el pipeline completo seguido sobre el conjunto de datos CMAPSS, desde la preparación inicial de los datos hasta la selección, ajuste y evaluación final del modelo predictivo. El objetivo no es únicamente maximizar el rendimiento puntual, sino obtener un modelo estable, generalizable e integrable en el sistema </w:t>
       </w:r>
       <w:proofErr w:type="spellStart"/>
@@ -6706,7 +6669,6 @@
           <w:sz w:val="20"/>
           <w:szCs w:val="20"/>
         </w:rPr>
-        <w:lastRenderedPageBreak/>
         <w:t>Esta diferenciación es clave para interpretar los resultados posteriores, ya que la combinación de variabilidad operacional y múltiples modos de fallo impacta directamente en la estabilidad y capacidad de generalización de los modelos.</w:t>
       </w:r>
     </w:p>
@@ -6931,6 +6893,7 @@
           <w:sz w:val="20"/>
           <w:szCs w:val="20"/>
         </w:rPr>
+        <w:lastRenderedPageBreak/>
         <w:t>[Figura 4.1: Resumen del análisis de calidad y eliminación de variables constantes en CMAPSS]</w:t>
       </w:r>
     </w:p>
@@ -7265,16 +7228,7 @@
           <w:sz w:val="20"/>
           <w:szCs w:val="20"/>
         </w:rPr>
-        <w:t xml:space="preserve">El análisis de los ficheros resumen de validación cruzada (`*_cv_summary.csv`) revela diferencias claras en la estabilidad de las arquitecturas. En el subconjunto FD001, por ejemplo, la RNN presenta valores de RMSE que oscilan aproximadamente entre 25 y más de 33, mientras que GRU y LSTM muestran una </w:t>
-      </w:r>
-      <w:r>
-        <w:rPr>
-          <w:rFonts w:ascii="Calibri" w:hAnsi="Calibri" w:cs="Calibri"/>
-          <w:sz w:val="20"/>
-          <w:szCs w:val="20"/>
-        </w:rPr>
-        <w:lastRenderedPageBreak/>
-        <w:t>dispersión significativamente menor. Este patrón se repite, con mayor intensidad, en los subconjuntos FD003 y FD004, donde las RNN alcanzan errores muy elevados en varios pliegues.</w:t>
+        <w:t>El análisis de los ficheros resumen de validación cruzada (`*_cv_summary.csv`) revela diferencias claras en la estabilidad de las arquitecturas. En el subconjunto FD001, por ejemplo, la RNN presenta valores de RMSE que oscilan aproximadamente entre 25 y más de 33, mientras que GRU y LSTM muestran una dispersión significativamente menor. Este patrón se repite, con mayor intensidad, en los subconjuntos FD003 y FD004, donde las RNN alcanzan errores muy elevados en varios pliegues.</w:t>
       </w:r>
     </w:p>
     <w:p>
@@ -7566,6 +7520,7 @@
           <w:sz w:val="20"/>
           <w:szCs w:val="20"/>
         </w:rPr>
+        <w:lastRenderedPageBreak/>
         <w:t>En **FD002**, las tres arquitecturas presentan métricas similares, aunque la LSTM obtiene el menor MSE puntual. No obstante, su validación cruzada muestra una dispersión creciente en los últimos pliegues.</w:t>
       </w:r>
     </w:p>
@@ -7876,7 +7831,6 @@
           <w:sz w:val="20"/>
           <w:szCs w:val="20"/>
         </w:rPr>
-        <w:lastRenderedPageBreak/>
         <w:t>Bloque GRU 2</w:t>
       </w:r>
       <w:r>
@@ -8056,7 +8010,7 @@
                     <pic:cNvPicPr/>
                   </pic:nvPicPr>
                   <pic:blipFill>
-                    <a:blip r:embed="rId11"/>
+                    <a:blip r:embed="rId10"/>
                     <a:stretch>
                       <a:fillRect/>
                     </a:stretch>
@@ -8326,6 +8280,7 @@
           <w:sz w:val="20"/>
           <w:szCs w:val="20"/>
         </w:rPr>
+        <w:lastRenderedPageBreak/>
         <w:t>Con el objetivo de corregir estos sesgos, se aplicó un proceso de calibración lineal posterior, ajustando las predicciones mediante una transformación afín aprendida sobre los datos de validación. Los resultados de esta calibración se recogen en los ficheros calibration_summary.csv y diagnose_summary_lines.csv.</w:t>
       </w:r>
     </w:p>
@@ -8702,7 +8657,6 @@
         <w:pStyle w:val="Ttulo1"/>
       </w:pPr>
       <w:r>
-        <w:lastRenderedPageBreak/>
         <w:t>5. Diseño de agentes basados en datos</w:t>
       </w:r>
     </w:p>
@@ -8936,6 +8890,7 @@
           <w:sz w:val="20"/>
           <w:szCs w:val="20"/>
         </w:rPr>
+        <w:lastRenderedPageBreak/>
         <w:t>Recepción de la consulta del usuario junto con el estado actual del sistema (</w:t>
       </w:r>
       <w:proofErr w:type="spellStart"/>
@@ -9489,7 +9444,6 @@
           <w:sz w:val="20"/>
           <w:szCs w:val="20"/>
         </w:rPr>
-        <w:lastRenderedPageBreak/>
         <w:t>llm_creative</w:t>
       </w:r>
       <w:proofErr w:type="spellEnd"/>
@@ -9791,6 +9745,7 @@
           <w:sz w:val="20"/>
           <w:szCs w:val="20"/>
         </w:rPr>
+        <w:lastRenderedPageBreak/>
         <w:t>Decisiones sobre el siguiente agente a ejecutar.</w:t>
       </w:r>
     </w:p>
@@ -10302,7 +10257,6 @@
         <w:pStyle w:val="Ttulo3"/>
       </w:pPr>
       <w:r>
-        <w:lastRenderedPageBreak/>
         <w:t>5.1.6 Agente de Regulación (RegulacionAgent.py)</w:t>
       </w:r>
     </w:p>
@@ -10584,6 +10538,7 @@
           <w:lang w:eastAsia="es-ES"/>
           <w14:ligatures w14:val="none"/>
         </w:rPr>
+        <w:lastRenderedPageBreak/>
         <w:t>  </w:t>
       </w:r>
       <w:r>
@@ -11952,7 +11907,6 @@
           <w:sz w:val="20"/>
           <w:szCs w:val="20"/>
         </w:rPr>
-        <w:lastRenderedPageBreak/>
         <w:t>Prompt</w:t>
       </w:r>
       <w:proofErr w:type="spellEnd"/>
@@ -12960,6 +12914,7 @@
           <w:lang w:eastAsia="es-ES"/>
           <w14:ligatures w14:val="none"/>
         </w:rPr>
+        <w:lastRenderedPageBreak/>
         <w:t>    </w:t>
       </w:r>
       <w:r>
@@ -13454,7 +13409,6 @@
           <w:sz w:val="20"/>
           <w:szCs w:val="20"/>
         </w:rPr>
-        <w:lastRenderedPageBreak/>
         <w:t>JSON con sistema afectado, severidad, acciones recomendadas, referencias y notas</w:t>
       </w:r>
       <w:r>
@@ -14568,6 +14522,7 @@
           <w:sz w:val="20"/>
           <w:szCs w:val="20"/>
         </w:rPr>
+        <w:lastRenderedPageBreak/>
         <w:t>Escalado</w:t>
       </w:r>
     </w:p>
@@ -15070,7 +15025,6 @@
           <w:lang w:eastAsia="es-ES"/>
           <w14:ligatures w14:val="none"/>
         </w:rPr>
-        <w:lastRenderedPageBreak/>
         <w:t xml:space="preserve">    </w:t>
       </w:r>
       <w:r>
@@ -15941,6 +15895,7 @@
           <w:sz w:val="20"/>
           <w:szCs w:val="20"/>
         </w:rPr>
+        <w:lastRenderedPageBreak/>
         <w:t>Datos consumidos</w:t>
       </w:r>
     </w:p>
@@ -16797,7 +16752,6 @@
         <w:rPr>
           <w:rFonts w:eastAsia="Times New Roman"/>
         </w:rPr>
-        <w:lastRenderedPageBreak/>
         <w:t>5.2.3 Agente de Predicción RUL (RulAgent.py)</w:t>
       </w:r>
     </w:p>
@@ -17273,6 +17227,14 @@
           <w:szCs w:val="20"/>
         </w:rPr>
         <w:br/>
+      </w:r>
+      <w:r>
+        <w:rPr>
+          <w:rFonts w:ascii="Calibri" w:hAnsi="Calibri" w:cs="Calibri"/>
+          <w:sz w:val="20"/>
+          <w:szCs w:val="20"/>
+        </w:rPr>
+        <w:lastRenderedPageBreak/>
         <w:t xml:space="preserve">{unidad, </w:t>
       </w:r>
       <w:proofErr w:type="spellStart"/>
@@ -18257,7 +18219,6 @@
           <w:sz w:val="20"/>
           <w:szCs w:val="20"/>
         </w:rPr>
-        <w:lastRenderedPageBreak/>
         <w:t>Decisión de criticidad</w:t>
       </w:r>
     </w:p>
@@ -18453,7 +18414,7 @@
           <w:szCs w:val="20"/>
         </w:rPr>
         <w:pict w14:anchorId="21D751A9">
-          <v:rect id="_x0000_i2090" style="width:0;height:1.5pt" o:hralign="center" o:hrstd="t" o:hr="t" fillcolor="#a0a0a0" stroked="f"/>
+          <v:rect id="_x0000_i1032" style="width:0;height:1.5pt" o:hralign="center" o:hrstd="t" o:hr="t" fillcolor="#a0a0a0" stroked="f"/>
         </w:pict>
       </w:r>
     </w:p>
@@ -18695,7 +18656,7 @@
           <w:szCs w:val="20"/>
         </w:rPr>
         <w:pict w14:anchorId="5C64857A">
-          <v:rect id="_x0000_i2091" style="width:0;height:1.5pt" o:hralign="center" o:hrstd="t" o:hr="t" fillcolor="#a0a0a0" stroked="f"/>
+          <v:rect id="_x0000_i1033" style="width:0;height:1.5pt" o:hralign="center" o:hrstd="t" o:hr="t" fillcolor="#a0a0a0" stroked="f"/>
         </w:pict>
       </w:r>
     </w:p>
@@ -18742,6 +18703,7 @@
           <w:sz w:val="20"/>
           <w:szCs w:val="20"/>
         </w:rPr>
+        <w:lastRenderedPageBreak/>
         <w:t>Integridad de entrada</w:t>
       </w:r>
       <w:r>
@@ -19230,7 +19192,6 @@
           <w:sz w:val="20"/>
           <w:szCs w:val="20"/>
         </w:rPr>
-        <w:lastRenderedPageBreak/>
         <w:t>Preparación del contexto:</w:t>
       </w:r>
       <w:r>
@@ -19658,6 +19619,7 @@
           <w:sz w:val="20"/>
           <w:szCs w:val="20"/>
         </w:rPr>
+        <w:lastRenderedPageBreak/>
         <w:t>Control de flujo:</w:t>
       </w:r>
       <w:r>
@@ -20430,7 +20392,6 @@
           <w:sz w:val="20"/>
           <w:szCs w:val="20"/>
         </w:rPr>
-        <w:lastRenderedPageBreak/>
         <w:t xml:space="preserve">Leer </w:t>
       </w:r>
       <w:proofErr w:type="spellStart"/>
@@ -21049,6 +21010,7 @@
           <w:sz w:val="20"/>
           <w:szCs w:val="20"/>
         </w:rPr>
+        <w:lastRenderedPageBreak/>
         <w:t>Función:</w:t>
       </w:r>
       <w:r>
@@ -22037,7 +21999,6 @@
           <w:sz w:val="20"/>
           <w:szCs w:val="20"/>
         </w:rPr>
-        <w:lastRenderedPageBreak/>
         <w:t>state.decision</w:t>
       </w:r>
       <w:proofErr w:type="spellEnd"/>
@@ -22363,6 +22324,7 @@
           <w:sz w:val="20"/>
           <w:szCs w:val="20"/>
         </w:rPr>
+        <w:lastRenderedPageBreak/>
         <w:t>Fallback</w:t>
       </w:r>
       <w:proofErr w:type="spellEnd"/>
@@ -23123,7 +23085,6 @@
           <w:sz w:val="20"/>
           <w:szCs w:val="20"/>
         </w:rPr>
-        <w:lastRenderedPageBreak/>
         <w:t>state.regulation</w:t>
       </w:r>
       <w:proofErr w:type="spellEnd"/>
@@ -23451,6 +23412,7 @@
           <w:sz w:val="20"/>
           <w:szCs w:val="20"/>
         </w:rPr>
+        <w:lastRenderedPageBreak/>
         <w:t xml:space="preserve">Clasificación implícita del tipo de pregunta: el </w:t>
       </w:r>
       <w:proofErr w:type="spellStart"/>
@@ -24158,7 +24120,6 @@
           <w:sz w:val="20"/>
           <w:szCs w:val="20"/>
         </w:rPr>
-        <w:lastRenderedPageBreak/>
         <w:t>state.needs</w:t>
       </w:r>
       <w:proofErr w:type="gramEnd"/>
@@ -24450,6 +24411,7 @@
           <w:sz w:val="20"/>
           <w:szCs w:val="20"/>
         </w:rPr>
+        <w:lastRenderedPageBreak/>
         <w:t xml:space="preserve">Jerarquía y coherencia: la elección de incluir </w:t>
       </w:r>
       <w:proofErr w:type="spellStart"/>
@@ -25529,7 +25491,6 @@
           <w:sz w:val="20"/>
           <w:szCs w:val="20"/>
         </w:rPr>
-        <w:lastRenderedPageBreak/>
         <w:drawing>
           <wp:inline distT="0" distB="0" distL="0" distR="0" wp14:anchorId="1A4107C2" wp14:editId="4CEBABE1">
             <wp:extent cx="5400040" cy="2728595"/>
@@ -25548,7 +25509,7 @@
                     </pic:cNvPicPr>
                   </pic:nvPicPr>
                   <pic:blipFill>
-                    <a:blip r:embed="rId12">
+                    <a:blip r:embed="rId11">
                       <a:extLst>
                         <a:ext uri="{28A0092B-C50C-407E-A947-70E740481C1C}">
                           <a14:useLocalDpi xmlns:a14="http://schemas.microsoft.com/office/drawing/2010/main" val="0"/>
@@ -25622,7 +25583,7 @@
                     </pic:cNvPicPr>
                   </pic:nvPicPr>
                   <pic:blipFill>
-                    <a:blip r:embed="rId13">
+                    <a:blip r:embed="rId12">
                       <a:extLst>
                         <a:ext uri="{28A0092B-C50C-407E-A947-70E740481C1C}">
                           <a14:useLocalDpi xmlns:a14="http://schemas.microsoft.com/office/drawing/2010/main" val="0"/>
@@ -25653,6 +25614,1062 @@
           </wp:inline>
         </w:drawing>
       </w:r>
+    </w:p>
+    <w:p>
+      <w:pPr>
+        <w:rPr>
+          <w:rFonts w:ascii="Calibri" w:hAnsi="Calibri" w:cs="Calibri"/>
+          <w:sz w:val="20"/>
+          <w:szCs w:val="20"/>
+        </w:rPr>
+      </w:pPr>
+    </w:p>
+    <w:p>
+      <w:pPr>
+        <w:rPr>
+          <w:rFonts w:ascii="Calibri" w:hAnsi="Calibri" w:cs="Calibri"/>
+          <w:sz w:val="20"/>
+          <w:szCs w:val="20"/>
+        </w:rPr>
+      </w:pPr>
+      <w:r>
+        <w:rPr>
+          <w:rFonts w:ascii="Calibri" w:hAnsi="Calibri" w:cs="Calibri"/>
+          <w:b/>
+          <w:bCs/>
+          <w:sz w:val="20"/>
+          <w:szCs w:val="20"/>
+        </w:rPr>
+        <w:t xml:space="preserve">Resumen de fuentes y </w:t>
+      </w:r>
+      <w:proofErr w:type="spellStart"/>
+      <w:r>
+        <w:rPr>
+          <w:rFonts w:ascii="Calibri" w:hAnsi="Calibri" w:cs="Calibri"/>
+          <w:b/>
+          <w:bCs/>
+          <w:sz w:val="20"/>
+          <w:szCs w:val="20"/>
+        </w:rPr>
+        <w:t>vectorstores</w:t>
+      </w:r>
+      <w:proofErr w:type="spellEnd"/>
+    </w:p>
+    <w:p>
+      <w:pPr>
+        <w:rPr>
+          <w:rFonts w:ascii="Calibri" w:hAnsi="Calibri" w:cs="Calibri"/>
+          <w:sz w:val="20"/>
+          <w:szCs w:val="20"/>
+        </w:rPr>
+      </w:pPr>
+    </w:p>
+    <w:tbl>
+      <w:tblPr>
+        <w:tblW w:w="0" w:type="auto"/>
+        <w:tblCellSpacing w:w="0" w:type="dxa"/>
+        <w:tblCellMar>
+          <w:left w:w="0" w:type="dxa"/>
+          <w:right w:w="0" w:type="dxa"/>
+        </w:tblCellMar>
+        <w:tblLook w:val="04A0" w:firstRow="1" w:lastRow="0" w:firstColumn="1" w:lastColumn="0" w:noHBand="0" w:noVBand="1"/>
+      </w:tblPr>
+      <w:tblGrid>
+        <w:gridCol w:w="2066"/>
+        <w:gridCol w:w="733"/>
+        <w:gridCol w:w="1079"/>
+        <w:gridCol w:w="1381"/>
+        <w:gridCol w:w="700"/>
+      </w:tblGrid>
+      <w:tr>
+        <w:trPr>
+          <w:tblCellSpacing w:w="0" w:type="dxa"/>
+        </w:trPr>
+        <w:tc>
+          <w:tcPr>
+            <w:tcW w:w="2066" w:type="dxa"/>
+            <w:tcMar>
+              <w:top w:w="15" w:type="dxa"/>
+              <w:left w:w="15" w:type="dxa"/>
+              <w:bottom w:w="15" w:type="dxa"/>
+              <w:right w:w="15" w:type="dxa"/>
+            </w:tcMar>
+            <w:vAlign w:val="center"/>
+            <w:hideMark/>
+          </w:tcPr>
+          <w:p>
+            <w:pPr>
+              <w:rPr>
+                <w:rFonts w:ascii="Calibri" w:hAnsi="Calibri" w:cs="Calibri"/>
+                <w:sz w:val="20"/>
+                <w:szCs w:val="20"/>
+              </w:rPr>
+            </w:pPr>
+            <w:r>
+              <w:rPr>
+                <w:rFonts w:ascii="Calibri" w:hAnsi="Calibri" w:cs="Calibri"/>
+                <w:b/>
+                <w:bCs/>
+                <w:sz w:val="20"/>
+                <w:szCs w:val="20"/>
+              </w:rPr>
+              <w:t>Fuente</w:t>
+            </w:r>
+          </w:p>
+        </w:tc>
+        <w:tc>
+          <w:tcPr>
+            <w:tcW w:w="669" w:type="dxa"/>
+            <w:tcMar>
+              <w:top w:w="15" w:type="dxa"/>
+              <w:left w:w="15" w:type="dxa"/>
+              <w:bottom w:w="15" w:type="dxa"/>
+              <w:right w:w="15" w:type="dxa"/>
+            </w:tcMar>
+            <w:vAlign w:val="center"/>
+            <w:hideMark/>
+          </w:tcPr>
+          <w:p>
+            <w:pPr>
+              <w:rPr>
+                <w:rFonts w:ascii="Calibri" w:hAnsi="Calibri" w:cs="Calibri"/>
+                <w:sz w:val="20"/>
+                <w:szCs w:val="20"/>
+              </w:rPr>
+            </w:pPr>
+            <w:r>
+              <w:rPr>
+                <w:rFonts w:ascii="Calibri" w:hAnsi="Calibri" w:cs="Calibri"/>
+                <w:b/>
+                <w:bCs/>
+                <w:sz w:val="20"/>
+                <w:szCs w:val="20"/>
+              </w:rPr>
+              <w:t>Formato</w:t>
+            </w:r>
+          </w:p>
+        </w:tc>
+        <w:tc>
+          <w:tcPr>
+            <w:tcW w:w="950" w:type="dxa"/>
+            <w:tcMar>
+              <w:top w:w="15" w:type="dxa"/>
+              <w:left w:w="15" w:type="dxa"/>
+              <w:bottom w:w="15" w:type="dxa"/>
+              <w:right w:w="15" w:type="dxa"/>
+            </w:tcMar>
+            <w:vAlign w:val="center"/>
+            <w:hideMark/>
+          </w:tcPr>
+          <w:p>
+            <w:pPr>
+              <w:rPr>
+                <w:rFonts w:ascii="Calibri" w:hAnsi="Calibri" w:cs="Calibri"/>
+                <w:sz w:val="20"/>
+                <w:szCs w:val="20"/>
+              </w:rPr>
+            </w:pPr>
+            <w:r>
+              <w:rPr>
+                <w:rFonts w:ascii="Calibri" w:hAnsi="Calibri" w:cs="Calibri"/>
+                <w:b/>
+                <w:bCs/>
+                <w:sz w:val="20"/>
+                <w:szCs w:val="20"/>
+              </w:rPr>
+              <w:t>Documentos</w:t>
+            </w:r>
+          </w:p>
+        </w:tc>
+        <w:tc>
+          <w:tcPr>
+            <w:tcW w:w="1179" w:type="dxa"/>
+            <w:tcMar>
+              <w:top w:w="15" w:type="dxa"/>
+              <w:left w:w="15" w:type="dxa"/>
+              <w:bottom w:w="15" w:type="dxa"/>
+              <w:right w:w="15" w:type="dxa"/>
+            </w:tcMar>
+            <w:vAlign w:val="center"/>
+            <w:hideMark/>
+          </w:tcPr>
+          <w:p>
+            <w:pPr>
+              <w:rPr>
+                <w:rFonts w:ascii="Calibri" w:hAnsi="Calibri" w:cs="Calibri"/>
+                <w:sz w:val="20"/>
+                <w:szCs w:val="20"/>
+              </w:rPr>
+            </w:pPr>
+            <w:proofErr w:type="spellStart"/>
+            <w:r>
+              <w:rPr>
+                <w:rFonts w:ascii="Calibri" w:hAnsi="Calibri" w:cs="Calibri"/>
+                <w:b/>
+                <w:bCs/>
+                <w:sz w:val="20"/>
+                <w:szCs w:val="20"/>
+              </w:rPr>
+              <w:t>Vectorstore</w:t>
+            </w:r>
+            <w:proofErr w:type="spellEnd"/>
+          </w:p>
+        </w:tc>
+        <w:tc>
+          <w:tcPr>
+            <w:tcW w:w="620" w:type="dxa"/>
+            <w:tcMar>
+              <w:top w:w="15" w:type="dxa"/>
+              <w:left w:w="15" w:type="dxa"/>
+              <w:bottom w:w="15" w:type="dxa"/>
+              <w:right w:w="15" w:type="dxa"/>
+            </w:tcMar>
+            <w:vAlign w:val="center"/>
+            <w:hideMark/>
+          </w:tcPr>
+          <w:p>
+            <w:pPr>
+              <w:rPr>
+                <w:rFonts w:ascii="Calibri" w:hAnsi="Calibri" w:cs="Calibri"/>
+                <w:sz w:val="20"/>
+                <w:szCs w:val="20"/>
+              </w:rPr>
+            </w:pPr>
+            <w:r>
+              <w:rPr>
+                <w:rFonts w:ascii="Calibri" w:hAnsi="Calibri" w:cs="Calibri"/>
+                <w:b/>
+                <w:bCs/>
+                <w:sz w:val="20"/>
+                <w:szCs w:val="20"/>
+              </w:rPr>
+              <w:t>Pipeline</w:t>
+            </w:r>
+          </w:p>
+        </w:tc>
+      </w:tr>
+      <w:tr>
+        <w:trPr>
+          <w:tblCellSpacing w:w="0" w:type="dxa"/>
+        </w:trPr>
+        <w:tc>
+          <w:tcPr>
+            <w:tcW w:w="2066" w:type="dxa"/>
+            <w:tcMar>
+              <w:top w:w="15" w:type="dxa"/>
+              <w:left w:w="15" w:type="dxa"/>
+              <w:bottom w:w="15" w:type="dxa"/>
+              <w:right w:w="15" w:type="dxa"/>
+            </w:tcMar>
+            <w:vAlign w:val="center"/>
+            <w:hideMark/>
+          </w:tcPr>
+          <w:p>
+            <w:pPr>
+              <w:rPr>
+                <w:rFonts w:ascii="Calibri" w:hAnsi="Calibri" w:cs="Calibri"/>
+                <w:sz w:val="20"/>
+                <w:szCs w:val="20"/>
+              </w:rPr>
+            </w:pPr>
+            <w:r>
+              <w:rPr>
+                <w:rFonts w:ascii="Calibri" w:hAnsi="Calibri" w:cs="Calibri"/>
+                <w:sz w:val="20"/>
+                <w:szCs w:val="20"/>
+              </w:rPr>
+              <w:t xml:space="preserve">FAA </w:t>
+            </w:r>
+            <w:proofErr w:type="spellStart"/>
+            <w:r>
+              <w:rPr>
+                <w:rFonts w:ascii="Calibri" w:hAnsi="Calibri" w:cs="Calibri"/>
+                <w:sz w:val="20"/>
+                <w:szCs w:val="20"/>
+              </w:rPr>
+              <w:t>Advisory</w:t>
+            </w:r>
+            <w:proofErr w:type="spellEnd"/>
+            <w:r>
+              <w:rPr>
+                <w:rFonts w:ascii="Calibri" w:hAnsi="Calibri" w:cs="Calibri"/>
+                <w:sz w:val="20"/>
+                <w:szCs w:val="20"/>
+              </w:rPr>
+              <w:t xml:space="preserve"> </w:t>
+            </w:r>
+            <w:proofErr w:type="spellStart"/>
+            <w:r>
+              <w:rPr>
+                <w:rFonts w:ascii="Calibri" w:hAnsi="Calibri" w:cs="Calibri"/>
+                <w:sz w:val="20"/>
+                <w:szCs w:val="20"/>
+              </w:rPr>
+              <w:t>Circulars</w:t>
+            </w:r>
+            <w:proofErr w:type="spellEnd"/>
+          </w:p>
+        </w:tc>
+        <w:tc>
+          <w:tcPr>
+            <w:tcW w:w="669" w:type="dxa"/>
+            <w:tcMar>
+              <w:top w:w="15" w:type="dxa"/>
+              <w:left w:w="15" w:type="dxa"/>
+              <w:bottom w:w="15" w:type="dxa"/>
+              <w:right w:w="15" w:type="dxa"/>
+            </w:tcMar>
+            <w:vAlign w:val="center"/>
+            <w:hideMark/>
+          </w:tcPr>
+          <w:p>
+            <w:pPr>
+              <w:rPr>
+                <w:rFonts w:ascii="Calibri" w:hAnsi="Calibri" w:cs="Calibri"/>
+                <w:sz w:val="20"/>
+                <w:szCs w:val="20"/>
+              </w:rPr>
+            </w:pPr>
+            <w:r>
+              <w:rPr>
+                <w:rFonts w:ascii="Calibri" w:hAnsi="Calibri" w:cs="Calibri"/>
+                <w:sz w:val="20"/>
+                <w:szCs w:val="20"/>
+              </w:rPr>
+              <w:t>PDF</w:t>
+            </w:r>
+          </w:p>
+        </w:tc>
+        <w:tc>
+          <w:tcPr>
+            <w:tcW w:w="950" w:type="dxa"/>
+            <w:tcMar>
+              <w:top w:w="15" w:type="dxa"/>
+              <w:left w:w="15" w:type="dxa"/>
+              <w:bottom w:w="15" w:type="dxa"/>
+              <w:right w:w="15" w:type="dxa"/>
+            </w:tcMar>
+            <w:vAlign w:val="center"/>
+            <w:hideMark/>
+          </w:tcPr>
+          <w:p>
+            <w:pPr>
+              <w:rPr>
+                <w:rFonts w:ascii="Calibri" w:hAnsi="Calibri" w:cs="Calibri"/>
+                <w:sz w:val="20"/>
+                <w:szCs w:val="20"/>
+              </w:rPr>
+            </w:pPr>
+            <w:r>
+              <w:rPr>
+                <w:rFonts w:ascii="Calibri" w:hAnsi="Calibri" w:cs="Calibri"/>
+                <w:sz w:val="20"/>
+                <w:szCs w:val="20"/>
+              </w:rPr>
+              <w:t>57 archivos</w:t>
+            </w:r>
+          </w:p>
+        </w:tc>
+        <w:tc>
+          <w:tcPr>
+            <w:tcW w:w="1179" w:type="dxa"/>
+            <w:tcMar>
+              <w:top w:w="15" w:type="dxa"/>
+              <w:left w:w="15" w:type="dxa"/>
+              <w:bottom w:w="15" w:type="dxa"/>
+              <w:right w:w="15" w:type="dxa"/>
+            </w:tcMar>
+            <w:vAlign w:val="center"/>
+            <w:hideMark/>
+          </w:tcPr>
+          <w:p>
+            <w:pPr>
+              <w:rPr>
+                <w:rFonts w:ascii="Calibri" w:hAnsi="Calibri" w:cs="Calibri"/>
+                <w:sz w:val="20"/>
+                <w:szCs w:val="20"/>
+              </w:rPr>
+            </w:pPr>
+            <w:proofErr w:type="spellStart"/>
+            <w:r>
+              <w:rPr>
+                <w:rFonts w:ascii="Calibri" w:hAnsi="Calibri" w:cs="Calibri"/>
+                <w:sz w:val="20"/>
+                <w:szCs w:val="20"/>
+              </w:rPr>
+              <w:t>regulatory_store</w:t>
+            </w:r>
+            <w:proofErr w:type="spellEnd"/>
+          </w:p>
+        </w:tc>
+        <w:tc>
+          <w:tcPr>
+            <w:tcW w:w="620" w:type="dxa"/>
+            <w:tcMar>
+              <w:top w:w="15" w:type="dxa"/>
+              <w:left w:w="15" w:type="dxa"/>
+              <w:bottom w:w="15" w:type="dxa"/>
+              <w:right w:w="15" w:type="dxa"/>
+            </w:tcMar>
+            <w:vAlign w:val="center"/>
+            <w:hideMark/>
+          </w:tcPr>
+          <w:p>
+            <w:pPr>
+              <w:rPr>
+                <w:rFonts w:ascii="Calibri" w:hAnsi="Calibri" w:cs="Calibri"/>
+                <w:sz w:val="20"/>
+                <w:szCs w:val="20"/>
+              </w:rPr>
+            </w:pPr>
+            <w:r>
+              <w:rPr>
+                <w:rFonts w:ascii="Calibri" w:hAnsi="Calibri" w:cs="Calibri"/>
+                <w:sz w:val="20"/>
+                <w:szCs w:val="20"/>
+              </w:rPr>
+              <w:t>A</w:t>
+            </w:r>
+          </w:p>
+        </w:tc>
+      </w:tr>
+      <w:tr>
+        <w:trPr>
+          <w:tblCellSpacing w:w="0" w:type="dxa"/>
+        </w:trPr>
+        <w:tc>
+          <w:tcPr>
+            <w:tcW w:w="2066" w:type="dxa"/>
+            <w:tcMar>
+              <w:top w:w="15" w:type="dxa"/>
+              <w:left w:w="15" w:type="dxa"/>
+              <w:bottom w:w="15" w:type="dxa"/>
+              <w:right w:w="15" w:type="dxa"/>
+            </w:tcMar>
+            <w:vAlign w:val="center"/>
+            <w:hideMark/>
+          </w:tcPr>
+          <w:p>
+            <w:pPr>
+              <w:rPr>
+                <w:rFonts w:ascii="Calibri" w:hAnsi="Calibri" w:cs="Calibri"/>
+                <w:sz w:val="20"/>
+                <w:szCs w:val="20"/>
+              </w:rPr>
+            </w:pPr>
+            <w:r>
+              <w:rPr>
+                <w:rFonts w:ascii="Calibri" w:hAnsi="Calibri" w:cs="Calibri"/>
+                <w:sz w:val="20"/>
+                <w:szCs w:val="20"/>
+              </w:rPr>
+              <w:t>EASA (CS, Part, AMC/GM)</w:t>
+            </w:r>
+          </w:p>
+        </w:tc>
+        <w:tc>
+          <w:tcPr>
+            <w:tcW w:w="669" w:type="dxa"/>
+            <w:tcMar>
+              <w:top w:w="15" w:type="dxa"/>
+              <w:left w:w="15" w:type="dxa"/>
+              <w:bottom w:w="15" w:type="dxa"/>
+              <w:right w:w="15" w:type="dxa"/>
+            </w:tcMar>
+            <w:vAlign w:val="center"/>
+            <w:hideMark/>
+          </w:tcPr>
+          <w:p>
+            <w:pPr>
+              <w:rPr>
+                <w:rFonts w:ascii="Calibri" w:hAnsi="Calibri" w:cs="Calibri"/>
+                <w:sz w:val="20"/>
+                <w:szCs w:val="20"/>
+              </w:rPr>
+            </w:pPr>
+            <w:r>
+              <w:rPr>
+                <w:rFonts w:ascii="Calibri" w:hAnsi="Calibri" w:cs="Calibri"/>
+                <w:sz w:val="20"/>
+                <w:szCs w:val="20"/>
+              </w:rPr>
+              <w:t>PDF</w:t>
+            </w:r>
+          </w:p>
+        </w:tc>
+        <w:tc>
+          <w:tcPr>
+            <w:tcW w:w="950" w:type="dxa"/>
+            <w:tcMar>
+              <w:top w:w="15" w:type="dxa"/>
+              <w:left w:w="15" w:type="dxa"/>
+              <w:bottom w:w="15" w:type="dxa"/>
+              <w:right w:w="15" w:type="dxa"/>
+            </w:tcMar>
+            <w:vAlign w:val="center"/>
+            <w:hideMark/>
+          </w:tcPr>
+          <w:p>
+            <w:pPr>
+              <w:rPr>
+                <w:rFonts w:ascii="Calibri" w:hAnsi="Calibri" w:cs="Calibri"/>
+                <w:sz w:val="20"/>
+                <w:szCs w:val="20"/>
+              </w:rPr>
+            </w:pPr>
+            <w:r>
+              <w:rPr>
+                <w:rFonts w:ascii="Calibri" w:hAnsi="Calibri" w:cs="Calibri"/>
+                <w:sz w:val="20"/>
+                <w:szCs w:val="20"/>
+              </w:rPr>
+              <w:t>4 archivos</w:t>
+            </w:r>
+          </w:p>
+        </w:tc>
+        <w:tc>
+          <w:tcPr>
+            <w:tcW w:w="1179" w:type="dxa"/>
+            <w:tcMar>
+              <w:top w:w="15" w:type="dxa"/>
+              <w:left w:w="15" w:type="dxa"/>
+              <w:bottom w:w="15" w:type="dxa"/>
+              <w:right w:w="15" w:type="dxa"/>
+            </w:tcMar>
+            <w:vAlign w:val="center"/>
+            <w:hideMark/>
+          </w:tcPr>
+          <w:p>
+            <w:pPr>
+              <w:rPr>
+                <w:rFonts w:ascii="Calibri" w:hAnsi="Calibri" w:cs="Calibri"/>
+                <w:sz w:val="20"/>
+                <w:szCs w:val="20"/>
+              </w:rPr>
+            </w:pPr>
+            <w:proofErr w:type="spellStart"/>
+            <w:r>
+              <w:rPr>
+                <w:rFonts w:ascii="Calibri" w:hAnsi="Calibri" w:cs="Calibri"/>
+                <w:sz w:val="20"/>
+                <w:szCs w:val="20"/>
+              </w:rPr>
+              <w:t>regulatory_store</w:t>
+            </w:r>
+            <w:proofErr w:type="spellEnd"/>
+          </w:p>
+        </w:tc>
+        <w:tc>
+          <w:tcPr>
+            <w:tcW w:w="620" w:type="dxa"/>
+            <w:tcMar>
+              <w:top w:w="15" w:type="dxa"/>
+              <w:left w:w="15" w:type="dxa"/>
+              <w:bottom w:w="15" w:type="dxa"/>
+              <w:right w:w="15" w:type="dxa"/>
+            </w:tcMar>
+            <w:vAlign w:val="center"/>
+            <w:hideMark/>
+          </w:tcPr>
+          <w:p>
+            <w:pPr>
+              <w:rPr>
+                <w:rFonts w:ascii="Calibri" w:hAnsi="Calibri" w:cs="Calibri"/>
+                <w:sz w:val="20"/>
+                <w:szCs w:val="20"/>
+              </w:rPr>
+            </w:pPr>
+            <w:r>
+              <w:rPr>
+                <w:rFonts w:ascii="Calibri" w:hAnsi="Calibri" w:cs="Calibri"/>
+                <w:sz w:val="20"/>
+                <w:szCs w:val="20"/>
+              </w:rPr>
+              <w:t>A</w:t>
+            </w:r>
+          </w:p>
+        </w:tc>
+      </w:tr>
+      <w:tr>
+        <w:trPr>
+          <w:tblCellSpacing w:w="0" w:type="dxa"/>
+        </w:trPr>
+        <w:tc>
+          <w:tcPr>
+            <w:tcW w:w="2066" w:type="dxa"/>
+            <w:tcMar>
+              <w:top w:w="15" w:type="dxa"/>
+              <w:left w:w="15" w:type="dxa"/>
+              <w:bottom w:w="15" w:type="dxa"/>
+              <w:right w:w="15" w:type="dxa"/>
+            </w:tcMar>
+            <w:vAlign w:val="center"/>
+            <w:hideMark/>
+          </w:tcPr>
+          <w:p>
+            <w:pPr>
+              <w:rPr>
+                <w:rFonts w:ascii="Calibri" w:hAnsi="Calibri" w:cs="Calibri"/>
+                <w:sz w:val="20"/>
+                <w:szCs w:val="20"/>
+              </w:rPr>
+            </w:pPr>
+            <w:r>
+              <w:rPr>
+                <w:rFonts w:ascii="Calibri" w:hAnsi="Calibri" w:cs="Calibri"/>
+                <w:sz w:val="20"/>
+                <w:szCs w:val="20"/>
+              </w:rPr>
+              <w:t>Airbus FAST Magazine</w:t>
+            </w:r>
+          </w:p>
+        </w:tc>
+        <w:tc>
+          <w:tcPr>
+            <w:tcW w:w="669" w:type="dxa"/>
+            <w:tcMar>
+              <w:top w:w="15" w:type="dxa"/>
+              <w:left w:w="15" w:type="dxa"/>
+              <w:bottom w:w="15" w:type="dxa"/>
+              <w:right w:w="15" w:type="dxa"/>
+            </w:tcMar>
+            <w:vAlign w:val="center"/>
+            <w:hideMark/>
+          </w:tcPr>
+          <w:p>
+            <w:pPr>
+              <w:rPr>
+                <w:rFonts w:ascii="Calibri" w:hAnsi="Calibri" w:cs="Calibri"/>
+                <w:sz w:val="20"/>
+                <w:szCs w:val="20"/>
+              </w:rPr>
+            </w:pPr>
+            <w:r>
+              <w:rPr>
+                <w:rFonts w:ascii="Calibri" w:hAnsi="Calibri" w:cs="Calibri"/>
+                <w:sz w:val="20"/>
+                <w:szCs w:val="20"/>
+              </w:rPr>
+              <w:t>PDF</w:t>
+            </w:r>
+          </w:p>
+        </w:tc>
+        <w:tc>
+          <w:tcPr>
+            <w:tcW w:w="950" w:type="dxa"/>
+            <w:tcMar>
+              <w:top w:w="15" w:type="dxa"/>
+              <w:left w:w="15" w:type="dxa"/>
+              <w:bottom w:w="15" w:type="dxa"/>
+              <w:right w:w="15" w:type="dxa"/>
+            </w:tcMar>
+            <w:vAlign w:val="center"/>
+            <w:hideMark/>
+          </w:tcPr>
+          <w:p>
+            <w:pPr>
+              <w:rPr>
+                <w:rFonts w:ascii="Calibri" w:hAnsi="Calibri" w:cs="Calibri"/>
+                <w:sz w:val="20"/>
+                <w:szCs w:val="20"/>
+              </w:rPr>
+            </w:pPr>
+            <w:r>
+              <w:rPr>
+                <w:rFonts w:ascii="Calibri" w:hAnsi="Calibri" w:cs="Calibri"/>
+                <w:sz w:val="20"/>
+                <w:szCs w:val="20"/>
+              </w:rPr>
+              <w:t>43 archivos</w:t>
+            </w:r>
+          </w:p>
+        </w:tc>
+        <w:tc>
+          <w:tcPr>
+            <w:tcW w:w="1179" w:type="dxa"/>
+            <w:tcMar>
+              <w:top w:w="15" w:type="dxa"/>
+              <w:left w:w="15" w:type="dxa"/>
+              <w:bottom w:w="15" w:type="dxa"/>
+              <w:right w:w="15" w:type="dxa"/>
+            </w:tcMar>
+            <w:vAlign w:val="center"/>
+            <w:hideMark/>
+          </w:tcPr>
+          <w:p>
+            <w:pPr>
+              <w:rPr>
+                <w:rFonts w:ascii="Calibri" w:hAnsi="Calibri" w:cs="Calibri"/>
+                <w:sz w:val="20"/>
+                <w:szCs w:val="20"/>
+              </w:rPr>
+            </w:pPr>
+            <w:proofErr w:type="spellStart"/>
+            <w:r>
+              <w:rPr>
+                <w:rFonts w:ascii="Calibri" w:hAnsi="Calibri" w:cs="Calibri"/>
+                <w:sz w:val="20"/>
+                <w:szCs w:val="20"/>
+              </w:rPr>
+              <w:t>technical_store</w:t>
+            </w:r>
+            <w:proofErr w:type="spellEnd"/>
+          </w:p>
+        </w:tc>
+        <w:tc>
+          <w:tcPr>
+            <w:tcW w:w="620" w:type="dxa"/>
+            <w:tcMar>
+              <w:top w:w="15" w:type="dxa"/>
+              <w:left w:w="15" w:type="dxa"/>
+              <w:bottom w:w="15" w:type="dxa"/>
+              <w:right w:w="15" w:type="dxa"/>
+            </w:tcMar>
+            <w:vAlign w:val="center"/>
+            <w:hideMark/>
+          </w:tcPr>
+          <w:p>
+            <w:pPr>
+              <w:rPr>
+                <w:rFonts w:ascii="Calibri" w:hAnsi="Calibri" w:cs="Calibri"/>
+                <w:sz w:val="20"/>
+                <w:szCs w:val="20"/>
+              </w:rPr>
+            </w:pPr>
+            <w:r>
+              <w:rPr>
+                <w:rFonts w:ascii="Calibri" w:hAnsi="Calibri" w:cs="Calibri"/>
+                <w:sz w:val="20"/>
+                <w:szCs w:val="20"/>
+              </w:rPr>
+              <w:t>A</w:t>
+            </w:r>
+          </w:p>
+        </w:tc>
+      </w:tr>
+      <w:tr>
+        <w:trPr>
+          <w:tblCellSpacing w:w="0" w:type="dxa"/>
+        </w:trPr>
+        <w:tc>
+          <w:tcPr>
+            <w:tcW w:w="2066" w:type="dxa"/>
+            <w:tcMar>
+              <w:top w:w="15" w:type="dxa"/>
+              <w:left w:w="15" w:type="dxa"/>
+              <w:bottom w:w="15" w:type="dxa"/>
+              <w:right w:w="15" w:type="dxa"/>
+            </w:tcMar>
+            <w:vAlign w:val="center"/>
+            <w:hideMark/>
+          </w:tcPr>
+          <w:p>
+            <w:pPr>
+              <w:rPr>
+                <w:rFonts w:ascii="Calibri" w:hAnsi="Calibri" w:cs="Calibri"/>
+                <w:sz w:val="20"/>
+                <w:szCs w:val="20"/>
+              </w:rPr>
+            </w:pPr>
+            <w:r>
+              <w:rPr>
+                <w:rFonts w:ascii="Calibri" w:hAnsi="Calibri" w:cs="Calibri"/>
+                <w:sz w:val="20"/>
+                <w:szCs w:val="20"/>
+              </w:rPr>
+              <w:t>NASA ASRS</w:t>
+            </w:r>
+          </w:p>
+        </w:tc>
+        <w:tc>
+          <w:tcPr>
+            <w:tcW w:w="669" w:type="dxa"/>
+            <w:tcMar>
+              <w:top w:w="15" w:type="dxa"/>
+              <w:left w:w="15" w:type="dxa"/>
+              <w:bottom w:w="15" w:type="dxa"/>
+              <w:right w:w="15" w:type="dxa"/>
+            </w:tcMar>
+            <w:vAlign w:val="center"/>
+            <w:hideMark/>
+          </w:tcPr>
+          <w:p>
+            <w:pPr>
+              <w:rPr>
+                <w:rFonts w:ascii="Calibri" w:hAnsi="Calibri" w:cs="Calibri"/>
+                <w:sz w:val="20"/>
+                <w:szCs w:val="20"/>
+              </w:rPr>
+            </w:pPr>
+            <w:r>
+              <w:rPr>
+                <w:rFonts w:ascii="Calibri" w:hAnsi="Calibri" w:cs="Calibri"/>
+                <w:sz w:val="20"/>
+                <w:szCs w:val="20"/>
+              </w:rPr>
+              <w:t>Excel</w:t>
+            </w:r>
+          </w:p>
+        </w:tc>
+        <w:tc>
+          <w:tcPr>
+            <w:tcW w:w="950" w:type="dxa"/>
+            <w:tcMar>
+              <w:top w:w="15" w:type="dxa"/>
+              <w:left w:w="15" w:type="dxa"/>
+              <w:bottom w:w="15" w:type="dxa"/>
+              <w:right w:w="15" w:type="dxa"/>
+            </w:tcMar>
+            <w:vAlign w:val="center"/>
+            <w:hideMark/>
+          </w:tcPr>
+          <w:p>
+            <w:pPr>
+              <w:rPr>
+                <w:rFonts w:ascii="Calibri" w:hAnsi="Calibri" w:cs="Calibri"/>
+                <w:sz w:val="20"/>
+                <w:szCs w:val="20"/>
+              </w:rPr>
+            </w:pPr>
+            <w:r>
+              <w:rPr>
+                <w:rFonts w:ascii="Calibri" w:hAnsi="Calibri" w:cs="Calibri"/>
+                <w:sz w:val="20"/>
+                <w:szCs w:val="20"/>
+              </w:rPr>
+              <w:t>Variable</w:t>
+            </w:r>
+          </w:p>
+        </w:tc>
+        <w:tc>
+          <w:tcPr>
+            <w:tcW w:w="1179" w:type="dxa"/>
+            <w:tcMar>
+              <w:top w:w="15" w:type="dxa"/>
+              <w:left w:w="15" w:type="dxa"/>
+              <w:bottom w:w="15" w:type="dxa"/>
+              <w:right w:w="15" w:type="dxa"/>
+            </w:tcMar>
+            <w:vAlign w:val="center"/>
+            <w:hideMark/>
+          </w:tcPr>
+          <w:p>
+            <w:pPr>
+              <w:rPr>
+                <w:rFonts w:ascii="Calibri" w:hAnsi="Calibri" w:cs="Calibri"/>
+                <w:sz w:val="20"/>
+                <w:szCs w:val="20"/>
+              </w:rPr>
+            </w:pPr>
+            <w:proofErr w:type="spellStart"/>
+            <w:r>
+              <w:rPr>
+                <w:rFonts w:ascii="Calibri" w:hAnsi="Calibri" w:cs="Calibri"/>
+                <w:sz w:val="20"/>
+                <w:szCs w:val="20"/>
+              </w:rPr>
+              <w:t>asrs_store</w:t>
+            </w:r>
+            <w:proofErr w:type="spellEnd"/>
+          </w:p>
+        </w:tc>
+        <w:tc>
+          <w:tcPr>
+            <w:tcW w:w="620" w:type="dxa"/>
+            <w:tcMar>
+              <w:top w:w="15" w:type="dxa"/>
+              <w:left w:w="15" w:type="dxa"/>
+              <w:bottom w:w="15" w:type="dxa"/>
+              <w:right w:w="15" w:type="dxa"/>
+            </w:tcMar>
+            <w:vAlign w:val="center"/>
+            <w:hideMark/>
+          </w:tcPr>
+          <w:p>
+            <w:pPr>
+              <w:rPr>
+                <w:rFonts w:ascii="Calibri" w:hAnsi="Calibri" w:cs="Calibri"/>
+                <w:sz w:val="20"/>
+                <w:szCs w:val="20"/>
+              </w:rPr>
+            </w:pPr>
+            <w:r>
+              <w:rPr>
+                <w:rFonts w:ascii="Calibri" w:hAnsi="Calibri" w:cs="Calibri"/>
+                <w:sz w:val="20"/>
+                <w:szCs w:val="20"/>
+              </w:rPr>
+              <w:t>B</w:t>
+            </w:r>
+          </w:p>
+        </w:tc>
+      </w:tr>
+      <w:tr>
+        <w:trPr>
+          <w:tblCellSpacing w:w="0" w:type="dxa"/>
+        </w:trPr>
+        <w:tc>
+          <w:tcPr>
+            <w:tcW w:w="2066" w:type="dxa"/>
+            <w:tcMar>
+              <w:top w:w="15" w:type="dxa"/>
+              <w:left w:w="15" w:type="dxa"/>
+              <w:bottom w:w="15" w:type="dxa"/>
+              <w:right w:w="15" w:type="dxa"/>
+            </w:tcMar>
+            <w:vAlign w:val="center"/>
+            <w:hideMark/>
+          </w:tcPr>
+          <w:p>
+            <w:pPr>
+              <w:rPr>
+                <w:rFonts w:ascii="Calibri" w:hAnsi="Calibri" w:cs="Calibri"/>
+                <w:sz w:val="20"/>
+                <w:szCs w:val="20"/>
+              </w:rPr>
+            </w:pPr>
+            <w:r>
+              <w:rPr>
+                <w:rFonts w:ascii="Calibri" w:hAnsi="Calibri" w:cs="Calibri"/>
+                <w:sz w:val="20"/>
+                <w:szCs w:val="20"/>
+              </w:rPr>
+              <w:t>FAA SDR</w:t>
+            </w:r>
+          </w:p>
+        </w:tc>
+        <w:tc>
+          <w:tcPr>
+            <w:tcW w:w="669" w:type="dxa"/>
+            <w:tcMar>
+              <w:top w:w="15" w:type="dxa"/>
+              <w:left w:w="15" w:type="dxa"/>
+              <w:bottom w:w="15" w:type="dxa"/>
+              <w:right w:w="15" w:type="dxa"/>
+            </w:tcMar>
+            <w:vAlign w:val="center"/>
+            <w:hideMark/>
+          </w:tcPr>
+          <w:p>
+            <w:pPr>
+              <w:rPr>
+                <w:rFonts w:ascii="Calibri" w:hAnsi="Calibri" w:cs="Calibri"/>
+                <w:sz w:val="20"/>
+                <w:szCs w:val="20"/>
+              </w:rPr>
+            </w:pPr>
+            <w:r>
+              <w:rPr>
+                <w:rFonts w:ascii="Calibri" w:hAnsi="Calibri" w:cs="Calibri"/>
+                <w:sz w:val="20"/>
+                <w:szCs w:val="20"/>
+              </w:rPr>
+              <w:t>Excel</w:t>
+            </w:r>
+          </w:p>
+        </w:tc>
+        <w:tc>
+          <w:tcPr>
+            <w:tcW w:w="950" w:type="dxa"/>
+            <w:tcMar>
+              <w:top w:w="15" w:type="dxa"/>
+              <w:left w:w="15" w:type="dxa"/>
+              <w:bottom w:w="15" w:type="dxa"/>
+              <w:right w:w="15" w:type="dxa"/>
+            </w:tcMar>
+            <w:vAlign w:val="center"/>
+            <w:hideMark/>
+          </w:tcPr>
+          <w:p>
+            <w:pPr>
+              <w:rPr>
+                <w:rFonts w:ascii="Calibri" w:hAnsi="Calibri" w:cs="Calibri"/>
+                <w:sz w:val="20"/>
+                <w:szCs w:val="20"/>
+              </w:rPr>
+            </w:pPr>
+            <w:r>
+              <w:rPr>
+                <w:rFonts w:ascii="Calibri" w:hAnsi="Calibri" w:cs="Calibri"/>
+                <w:sz w:val="20"/>
+                <w:szCs w:val="20"/>
+              </w:rPr>
+              <w:t>Variable</w:t>
+            </w:r>
+          </w:p>
+        </w:tc>
+        <w:tc>
+          <w:tcPr>
+            <w:tcW w:w="1179" w:type="dxa"/>
+            <w:tcMar>
+              <w:top w:w="15" w:type="dxa"/>
+              <w:left w:w="15" w:type="dxa"/>
+              <w:bottom w:w="15" w:type="dxa"/>
+              <w:right w:w="15" w:type="dxa"/>
+            </w:tcMar>
+            <w:vAlign w:val="center"/>
+            <w:hideMark/>
+          </w:tcPr>
+          <w:p>
+            <w:pPr>
+              <w:rPr>
+                <w:rFonts w:ascii="Calibri" w:hAnsi="Calibri" w:cs="Calibri"/>
+                <w:sz w:val="20"/>
+                <w:szCs w:val="20"/>
+              </w:rPr>
+            </w:pPr>
+            <w:proofErr w:type="spellStart"/>
+            <w:r>
+              <w:rPr>
+                <w:rFonts w:ascii="Calibri" w:hAnsi="Calibri" w:cs="Calibri"/>
+                <w:sz w:val="20"/>
+                <w:szCs w:val="20"/>
+              </w:rPr>
+              <w:t>sdr_store</w:t>
+            </w:r>
+            <w:proofErr w:type="spellEnd"/>
+          </w:p>
+        </w:tc>
+        <w:tc>
+          <w:tcPr>
+            <w:tcW w:w="620" w:type="dxa"/>
+            <w:tcMar>
+              <w:top w:w="15" w:type="dxa"/>
+              <w:left w:w="15" w:type="dxa"/>
+              <w:bottom w:w="15" w:type="dxa"/>
+              <w:right w:w="15" w:type="dxa"/>
+            </w:tcMar>
+            <w:vAlign w:val="center"/>
+            <w:hideMark/>
+          </w:tcPr>
+          <w:p>
+            <w:pPr>
+              <w:rPr>
+                <w:rFonts w:ascii="Calibri" w:hAnsi="Calibri" w:cs="Calibri"/>
+                <w:sz w:val="20"/>
+                <w:szCs w:val="20"/>
+              </w:rPr>
+            </w:pPr>
+            <w:r>
+              <w:rPr>
+                <w:rFonts w:ascii="Calibri" w:hAnsi="Calibri" w:cs="Calibri"/>
+                <w:sz w:val="20"/>
+                <w:szCs w:val="20"/>
+              </w:rPr>
+              <w:t>B</w:t>
+            </w:r>
+          </w:p>
+        </w:tc>
+      </w:tr>
+    </w:tbl>
+    <w:p>
+      <w:pPr>
+        <w:rPr>
+          <w:rFonts w:ascii="Calibri" w:hAnsi="Calibri" w:cs="Calibri"/>
+          <w:sz w:val="20"/>
+          <w:szCs w:val="20"/>
+        </w:rPr>
+      </w:pPr>
     </w:p>
     <w:p>
       <w:pPr>
@@ -26536,6 +27553,155 @@
     </w:lvl>
   </w:abstractNum>
   <w:abstractNum w:abstractNumId="5" w15:restartNumberingAfterBreak="0">
+    <w:nsid w:val="08E20149"/>
+    <w:multiLevelType w:val="multilevel"/>
+    <w:tmpl w:val="1C32EAC4"/>
+    <w:lvl w:ilvl="0">
+      <w:start w:val="1"/>
+      <w:numFmt w:val="bullet"/>
+      <w:lvlText w:val=""/>
+      <w:lvlJc w:val="left"/>
+      <w:pPr>
+        <w:tabs>
+          <w:tab w:val="num" w:pos="720"/>
+        </w:tabs>
+        <w:ind w:left="720" w:hanging="360"/>
+      </w:pPr>
+      <w:rPr>
+        <w:rFonts w:ascii="Symbol" w:hAnsi="Symbol" w:hint="default"/>
+        <w:sz w:val="20"/>
+      </w:rPr>
+    </w:lvl>
+    <w:lvl w:ilvl="1" w:tentative="1">
+      <w:start w:val="1"/>
+      <w:numFmt w:val="bullet"/>
+      <w:lvlText w:val="o"/>
+      <w:lvlJc w:val="left"/>
+      <w:pPr>
+        <w:tabs>
+          <w:tab w:val="num" w:pos="1440"/>
+        </w:tabs>
+        <w:ind w:left="1440" w:hanging="360"/>
+      </w:pPr>
+      <w:rPr>
+        <w:rFonts w:ascii="Courier New" w:hAnsi="Courier New" w:hint="default"/>
+        <w:sz w:val="20"/>
+      </w:rPr>
+    </w:lvl>
+    <w:lvl w:ilvl="2" w:tentative="1">
+      <w:start w:val="1"/>
+      <w:numFmt w:val="bullet"/>
+      <w:lvlText w:val=""/>
+      <w:lvlJc w:val="left"/>
+      <w:pPr>
+        <w:tabs>
+          <w:tab w:val="num" w:pos="2160"/>
+        </w:tabs>
+        <w:ind w:left="2160" w:hanging="360"/>
+      </w:pPr>
+      <w:rPr>
+        <w:rFonts w:ascii="Wingdings" w:hAnsi="Wingdings" w:hint="default"/>
+        <w:sz w:val="20"/>
+      </w:rPr>
+    </w:lvl>
+    <w:lvl w:ilvl="3" w:tentative="1">
+      <w:start w:val="1"/>
+      <w:numFmt w:val="bullet"/>
+      <w:lvlText w:val=""/>
+      <w:lvlJc w:val="left"/>
+      <w:pPr>
+        <w:tabs>
+          <w:tab w:val="num" w:pos="2880"/>
+        </w:tabs>
+        <w:ind w:left="2880" w:hanging="360"/>
+      </w:pPr>
+      <w:rPr>
+        <w:rFonts w:ascii="Wingdings" w:hAnsi="Wingdings" w:hint="default"/>
+        <w:sz w:val="20"/>
+      </w:rPr>
+    </w:lvl>
+    <w:lvl w:ilvl="4" w:tentative="1">
+      <w:start w:val="1"/>
+      <w:numFmt w:val="bullet"/>
+      <w:lvlText w:val=""/>
+      <w:lvlJc w:val="left"/>
+      <w:pPr>
+        <w:tabs>
+          <w:tab w:val="num" w:pos="3600"/>
+        </w:tabs>
+        <w:ind w:left="3600" w:hanging="360"/>
+      </w:pPr>
+      <w:rPr>
+        <w:rFonts w:ascii="Wingdings" w:hAnsi="Wingdings" w:hint="default"/>
+        <w:sz w:val="20"/>
+      </w:rPr>
+    </w:lvl>
+    <w:lvl w:ilvl="5" w:tentative="1">
+      <w:start w:val="1"/>
+      <w:numFmt w:val="bullet"/>
+      <w:lvlText w:val=""/>
+      <w:lvlJc w:val="left"/>
+      <w:pPr>
+        <w:tabs>
+          <w:tab w:val="num" w:pos="4320"/>
+        </w:tabs>
+        <w:ind w:left="4320" w:hanging="360"/>
+      </w:pPr>
+      <w:rPr>
+        <w:rFonts w:ascii="Wingdings" w:hAnsi="Wingdings" w:hint="default"/>
+        <w:sz w:val="20"/>
+      </w:rPr>
+    </w:lvl>
+    <w:lvl w:ilvl="6" w:tentative="1">
+      <w:start w:val="1"/>
+      <w:numFmt w:val="bullet"/>
+      <w:lvlText w:val=""/>
+      <w:lvlJc w:val="left"/>
+      <w:pPr>
+        <w:tabs>
+          <w:tab w:val="num" w:pos="5040"/>
+        </w:tabs>
+        <w:ind w:left="5040" w:hanging="360"/>
+      </w:pPr>
+      <w:rPr>
+        <w:rFonts w:ascii="Wingdings" w:hAnsi="Wingdings" w:hint="default"/>
+        <w:sz w:val="20"/>
+      </w:rPr>
+    </w:lvl>
+    <w:lvl w:ilvl="7" w:tentative="1">
+      <w:start w:val="1"/>
+      <w:numFmt w:val="bullet"/>
+      <w:lvlText w:val=""/>
+      <w:lvlJc w:val="left"/>
+      <w:pPr>
+        <w:tabs>
+          <w:tab w:val="num" w:pos="5760"/>
+        </w:tabs>
+        <w:ind w:left="5760" w:hanging="360"/>
+      </w:pPr>
+      <w:rPr>
+        <w:rFonts w:ascii="Wingdings" w:hAnsi="Wingdings" w:hint="default"/>
+        <w:sz w:val="20"/>
+      </w:rPr>
+    </w:lvl>
+    <w:lvl w:ilvl="8" w:tentative="1">
+      <w:start w:val="1"/>
+      <w:numFmt w:val="bullet"/>
+      <w:lvlText w:val=""/>
+      <w:lvlJc w:val="left"/>
+      <w:pPr>
+        <w:tabs>
+          <w:tab w:val="num" w:pos="6480"/>
+        </w:tabs>
+        <w:ind w:left="6480" w:hanging="360"/>
+      </w:pPr>
+      <w:rPr>
+        <w:rFonts w:ascii="Wingdings" w:hAnsi="Wingdings" w:hint="default"/>
+        <w:sz w:val="20"/>
+      </w:rPr>
+    </w:lvl>
+  </w:abstractNum>
+  <w:abstractNum w:abstractNumId="6" w15:restartNumberingAfterBreak="0">
     <w:nsid w:val="094A0DE8"/>
     <w:multiLevelType w:val="multilevel"/>
     <w:tmpl w:val="5A1C81FE"/>
@@ -26648,7 +27814,7 @@
       </w:pPr>
     </w:lvl>
   </w:abstractNum>
-  <w:abstractNum w:abstractNumId="6" w15:restartNumberingAfterBreak="0">
+  <w:abstractNum w:abstractNumId="7" w15:restartNumberingAfterBreak="0">
     <w:nsid w:val="09D01DD8"/>
     <w:multiLevelType w:val="multilevel"/>
     <w:tmpl w:val="59A69A88"/>
@@ -26797,7 +27963,7 @@
       </w:rPr>
     </w:lvl>
   </w:abstractNum>
-  <w:abstractNum w:abstractNumId="7" w15:restartNumberingAfterBreak="0">
+  <w:abstractNum w:abstractNumId="8" w15:restartNumberingAfterBreak="0">
     <w:nsid w:val="0B9C21F5"/>
     <w:multiLevelType w:val="multilevel"/>
     <w:tmpl w:val="D1EC015C"/>
@@ -26946,7 +28112,7 @@
       </w:rPr>
     </w:lvl>
   </w:abstractNum>
-  <w:abstractNum w:abstractNumId="8" w15:restartNumberingAfterBreak="0">
+  <w:abstractNum w:abstractNumId="9" w15:restartNumberingAfterBreak="0">
     <w:nsid w:val="0C067CE2"/>
     <w:multiLevelType w:val="hybridMultilevel"/>
     <w:tmpl w:val="6832C670"/>
@@ -27059,7 +28225,7 @@
       </w:rPr>
     </w:lvl>
   </w:abstractNum>
-  <w:abstractNum w:abstractNumId="9" w15:restartNumberingAfterBreak="0">
+  <w:abstractNum w:abstractNumId="10" w15:restartNumberingAfterBreak="0">
     <w:nsid w:val="0E1F66C1"/>
     <w:multiLevelType w:val="multilevel"/>
     <w:tmpl w:val="8070D222"/>
@@ -27176,7 +28342,7 @@
       </w:pPr>
     </w:lvl>
   </w:abstractNum>
-  <w:abstractNum w:abstractNumId="10" w15:restartNumberingAfterBreak="0">
+  <w:abstractNum w:abstractNumId="11" w15:restartNumberingAfterBreak="0">
     <w:nsid w:val="10E84ADC"/>
     <w:multiLevelType w:val="multilevel"/>
     <w:tmpl w:val="4C42E134"/>
@@ -27325,7 +28491,7 @@
       </w:rPr>
     </w:lvl>
   </w:abstractNum>
-  <w:abstractNum w:abstractNumId="11" w15:restartNumberingAfterBreak="0">
+  <w:abstractNum w:abstractNumId="12" w15:restartNumberingAfterBreak="0">
     <w:nsid w:val="11BB604B"/>
     <w:multiLevelType w:val="multilevel"/>
     <w:tmpl w:val="C602C364"/>
@@ -27474,7 +28640,7 @@
       </w:rPr>
     </w:lvl>
   </w:abstractNum>
-  <w:abstractNum w:abstractNumId="12" w15:restartNumberingAfterBreak="0">
+  <w:abstractNum w:abstractNumId="13" w15:restartNumberingAfterBreak="0">
     <w:nsid w:val="11D41C3E"/>
     <w:multiLevelType w:val="multilevel"/>
     <w:tmpl w:val="74B0132A"/>
@@ -27623,7 +28789,7 @@
       </w:rPr>
     </w:lvl>
   </w:abstractNum>
-  <w:abstractNum w:abstractNumId="13" w15:restartNumberingAfterBreak="0">
+  <w:abstractNum w:abstractNumId="14" w15:restartNumberingAfterBreak="0">
     <w:nsid w:val="11F40273"/>
     <w:multiLevelType w:val="multilevel"/>
     <w:tmpl w:val="3342C3BE"/>
@@ -27772,7 +28938,7 @@
       </w:rPr>
     </w:lvl>
   </w:abstractNum>
-  <w:abstractNum w:abstractNumId="14" w15:restartNumberingAfterBreak="0">
+  <w:abstractNum w:abstractNumId="15" w15:restartNumberingAfterBreak="0">
     <w:nsid w:val="12475302"/>
     <w:multiLevelType w:val="multilevel"/>
     <w:tmpl w:val="7034E7BE"/>
@@ -27921,7 +29087,7 @@
       </w:rPr>
     </w:lvl>
   </w:abstractNum>
-  <w:abstractNum w:abstractNumId="15" w15:restartNumberingAfterBreak="0">
+  <w:abstractNum w:abstractNumId="16" w15:restartNumberingAfterBreak="0">
     <w:nsid w:val="130A2229"/>
     <w:multiLevelType w:val="multilevel"/>
     <w:tmpl w:val="5344C5F4"/>
@@ -28070,7 +29236,7 @@
       </w:rPr>
     </w:lvl>
   </w:abstractNum>
-  <w:abstractNum w:abstractNumId="16" w15:restartNumberingAfterBreak="0">
+  <w:abstractNum w:abstractNumId="17" w15:restartNumberingAfterBreak="0">
     <w:nsid w:val="135848BA"/>
     <w:multiLevelType w:val="multilevel"/>
     <w:tmpl w:val="7E40D610"/>
@@ -28219,7 +29385,7 @@
       </w:rPr>
     </w:lvl>
   </w:abstractNum>
-  <w:abstractNum w:abstractNumId="17" w15:restartNumberingAfterBreak="0">
+  <w:abstractNum w:abstractNumId="18" w15:restartNumberingAfterBreak="0">
     <w:nsid w:val="135C65B8"/>
     <w:multiLevelType w:val="multilevel"/>
     <w:tmpl w:val="16EA769E"/>
@@ -28368,7 +29534,7 @@
       </w:rPr>
     </w:lvl>
   </w:abstractNum>
-  <w:abstractNum w:abstractNumId="18" w15:restartNumberingAfterBreak="0">
+  <w:abstractNum w:abstractNumId="19" w15:restartNumberingAfterBreak="0">
     <w:nsid w:val="1487256C"/>
     <w:multiLevelType w:val="hybridMultilevel"/>
     <w:tmpl w:val="B93A83E2"/>
@@ -28481,7 +29647,7 @@
       </w:rPr>
     </w:lvl>
   </w:abstractNum>
-  <w:abstractNum w:abstractNumId="19" w15:restartNumberingAfterBreak="0">
+  <w:abstractNum w:abstractNumId="20" w15:restartNumberingAfterBreak="0">
     <w:nsid w:val="149A1AA6"/>
     <w:multiLevelType w:val="multilevel"/>
     <w:tmpl w:val="F330338A"/>
@@ -28630,7 +29796,7 @@
       </w:rPr>
     </w:lvl>
   </w:abstractNum>
-  <w:abstractNum w:abstractNumId="20" w15:restartNumberingAfterBreak="0">
+  <w:abstractNum w:abstractNumId="21" w15:restartNumberingAfterBreak="0">
     <w:nsid w:val="14A35DCF"/>
     <w:multiLevelType w:val="multilevel"/>
     <w:tmpl w:val="50821E04"/>
@@ -28779,7 +29945,7 @@
       </w:rPr>
     </w:lvl>
   </w:abstractNum>
-  <w:abstractNum w:abstractNumId="21" w15:restartNumberingAfterBreak="0">
+  <w:abstractNum w:abstractNumId="22" w15:restartNumberingAfterBreak="0">
     <w:nsid w:val="15982C36"/>
     <w:multiLevelType w:val="multilevel"/>
     <w:tmpl w:val="BB7AC0E6"/>
@@ -28928,7 +30094,7 @@
       </w:rPr>
     </w:lvl>
   </w:abstractNum>
-  <w:abstractNum w:abstractNumId="22" w15:restartNumberingAfterBreak="0">
+  <w:abstractNum w:abstractNumId="23" w15:restartNumberingAfterBreak="0">
     <w:nsid w:val="171D7ACC"/>
     <w:multiLevelType w:val="multilevel"/>
     <w:tmpl w:val="541ABBC8"/>
@@ -29077,7 +30243,156 @@
       </w:rPr>
     </w:lvl>
   </w:abstractNum>
-  <w:abstractNum w:abstractNumId="23" w15:restartNumberingAfterBreak="0">
+  <w:abstractNum w:abstractNumId="24" w15:restartNumberingAfterBreak="0">
+    <w:nsid w:val="17D91970"/>
+    <w:multiLevelType w:val="multilevel"/>
+    <w:tmpl w:val="33A6BB3C"/>
+    <w:lvl w:ilvl="0">
+      <w:start w:val="1"/>
+      <w:numFmt w:val="bullet"/>
+      <w:lvlText w:val=""/>
+      <w:lvlJc w:val="left"/>
+      <w:pPr>
+        <w:tabs>
+          <w:tab w:val="num" w:pos="720"/>
+        </w:tabs>
+        <w:ind w:left="720" w:hanging="360"/>
+      </w:pPr>
+      <w:rPr>
+        <w:rFonts w:ascii="Symbol" w:hAnsi="Symbol" w:hint="default"/>
+        <w:sz w:val="20"/>
+      </w:rPr>
+    </w:lvl>
+    <w:lvl w:ilvl="1" w:tentative="1">
+      <w:start w:val="1"/>
+      <w:numFmt w:val="bullet"/>
+      <w:lvlText w:val="o"/>
+      <w:lvlJc w:val="left"/>
+      <w:pPr>
+        <w:tabs>
+          <w:tab w:val="num" w:pos="1440"/>
+        </w:tabs>
+        <w:ind w:left="1440" w:hanging="360"/>
+      </w:pPr>
+      <w:rPr>
+        <w:rFonts w:ascii="Courier New" w:hAnsi="Courier New" w:hint="default"/>
+        <w:sz w:val="20"/>
+      </w:rPr>
+    </w:lvl>
+    <w:lvl w:ilvl="2" w:tentative="1">
+      <w:start w:val="1"/>
+      <w:numFmt w:val="bullet"/>
+      <w:lvlText w:val=""/>
+      <w:lvlJc w:val="left"/>
+      <w:pPr>
+        <w:tabs>
+          <w:tab w:val="num" w:pos="2160"/>
+        </w:tabs>
+        <w:ind w:left="2160" w:hanging="360"/>
+      </w:pPr>
+      <w:rPr>
+        <w:rFonts w:ascii="Wingdings" w:hAnsi="Wingdings" w:hint="default"/>
+        <w:sz w:val="20"/>
+      </w:rPr>
+    </w:lvl>
+    <w:lvl w:ilvl="3" w:tentative="1">
+      <w:start w:val="1"/>
+      <w:numFmt w:val="bullet"/>
+      <w:lvlText w:val=""/>
+      <w:lvlJc w:val="left"/>
+      <w:pPr>
+        <w:tabs>
+          <w:tab w:val="num" w:pos="2880"/>
+        </w:tabs>
+        <w:ind w:left="2880" w:hanging="360"/>
+      </w:pPr>
+      <w:rPr>
+        <w:rFonts w:ascii="Wingdings" w:hAnsi="Wingdings" w:hint="default"/>
+        <w:sz w:val="20"/>
+      </w:rPr>
+    </w:lvl>
+    <w:lvl w:ilvl="4" w:tentative="1">
+      <w:start w:val="1"/>
+      <w:numFmt w:val="bullet"/>
+      <w:lvlText w:val=""/>
+      <w:lvlJc w:val="left"/>
+      <w:pPr>
+        <w:tabs>
+          <w:tab w:val="num" w:pos="3600"/>
+        </w:tabs>
+        <w:ind w:left="3600" w:hanging="360"/>
+      </w:pPr>
+      <w:rPr>
+        <w:rFonts w:ascii="Wingdings" w:hAnsi="Wingdings" w:hint="default"/>
+        <w:sz w:val="20"/>
+      </w:rPr>
+    </w:lvl>
+    <w:lvl w:ilvl="5" w:tentative="1">
+      <w:start w:val="1"/>
+      <w:numFmt w:val="bullet"/>
+      <w:lvlText w:val=""/>
+      <w:lvlJc w:val="left"/>
+      <w:pPr>
+        <w:tabs>
+          <w:tab w:val="num" w:pos="4320"/>
+        </w:tabs>
+        <w:ind w:left="4320" w:hanging="360"/>
+      </w:pPr>
+      <w:rPr>
+        <w:rFonts w:ascii="Wingdings" w:hAnsi="Wingdings" w:hint="default"/>
+        <w:sz w:val="20"/>
+      </w:rPr>
+    </w:lvl>
+    <w:lvl w:ilvl="6" w:tentative="1">
+      <w:start w:val="1"/>
+      <w:numFmt w:val="bullet"/>
+      <w:lvlText w:val=""/>
+      <w:lvlJc w:val="left"/>
+      <w:pPr>
+        <w:tabs>
+          <w:tab w:val="num" w:pos="5040"/>
+        </w:tabs>
+        <w:ind w:left="5040" w:hanging="360"/>
+      </w:pPr>
+      <w:rPr>
+        <w:rFonts w:ascii="Wingdings" w:hAnsi="Wingdings" w:hint="default"/>
+        <w:sz w:val="20"/>
+      </w:rPr>
+    </w:lvl>
+    <w:lvl w:ilvl="7" w:tentative="1">
+      <w:start w:val="1"/>
+      <w:numFmt w:val="bullet"/>
+      <w:lvlText w:val=""/>
+      <w:lvlJc w:val="left"/>
+      <w:pPr>
+        <w:tabs>
+          <w:tab w:val="num" w:pos="5760"/>
+        </w:tabs>
+        <w:ind w:left="5760" w:hanging="360"/>
+      </w:pPr>
+      <w:rPr>
+        <w:rFonts w:ascii="Wingdings" w:hAnsi="Wingdings" w:hint="default"/>
+        <w:sz w:val="20"/>
+      </w:rPr>
+    </w:lvl>
+    <w:lvl w:ilvl="8" w:tentative="1">
+      <w:start w:val="1"/>
+      <w:numFmt w:val="bullet"/>
+      <w:lvlText w:val=""/>
+      <w:lvlJc w:val="left"/>
+      <w:pPr>
+        <w:tabs>
+          <w:tab w:val="num" w:pos="6480"/>
+        </w:tabs>
+        <w:ind w:left="6480" w:hanging="360"/>
+      </w:pPr>
+      <w:rPr>
+        <w:rFonts w:ascii="Wingdings" w:hAnsi="Wingdings" w:hint="default"/>
+        <w:sz w:val="20"/>
+      </w:rPr>
+    </w:lvl>
+  </w:abstractNum>
+  <w:abstractNum w:abstractNumId="25" w15:restartNumberingAfterBreak="0">
     <w:nsid w:val="19AA3B2E"/>
     <w:multiLevelType w:val="multilevel"/>
     <w:tmpl w:val="443062AA"/>
@@ -29226,7 +30541,7 @@
       </w:rPr>
     </w:lvl>
   </w:abstractNum>
-  <w:abstractNum w:abstractNumId="24" w15:restartNumberingAfterBreak="0">
+  <w:abstractNum w:abstractNumId="26" w15:restartNumberingAfterBreak="0">
     <w:nsid w:val="1A607B39"/>
     <w:multiLevelType w:val="multilevel"/>
     <w:tmpl w:val="0BE81B9A"/>
@@ -29339,7 +30654,7 @@
       </w:pPr>
     </w:lvl>
   </w:abstractNum>
-  <w:abstractNum w:abstractNumId="25" w15:restartNumberingAfterBreak="0">
+  <w:abstractNum w:abstractNumId="27" w15:restartNumberingAfterBreak="0">
     <w:nsid w:val="1AFA2C51"/>
     <w:multiLevelType w:val="multilevel"/>
     <w:tmpl w:val="CB0AB59C"/>
@@ -29488,7 +30803,156 @@
       </w:rPr>
     </w:lvl>
   </w:abstractNum>
-  <w:abstractNum w:abstractNumId="26" w15:restartNumberingAfterBreak="0">
+  <w:abstractNum w:abstractNumId="28" w15:restartNumberingAfterBreak="0">
+    <w:nsid w:val="1B454DB1"/>
+    <w:multiLevelType w:val="multilevel"/>
+    <w:tmpl w:val="7C5673C8"/>
+    <w:lvl w:ilvl="0">
+      <w:start w:val="1"/>
+      <w:numFmt w:val="bullet"/>
+      <w:lvlText w:val=""/>
+      <w:lvlJc w:val="left"/>
+      <w:pPr>
+        <w:tabs>
+          <w:tab w:val="num" w:pos="720"/>
+        </w:tabs>
+        <w:ind w:left="720" w:hanging="360"/>
+      </w:pPr>
+      <w:rPr>
+        <w:rFonts w:ascii="Symbol" w:hAnsi="Symbol" w:hint="default"/>
+        <w:sz w:val="20"/>
+      </w:rPr>
+    </w:lvl>
+    <w:lvl w:ilvl="1" w:tentative="1">
+      <w:start w:val="1"/>
+      <w:numFmt w:val="bullet"/>
+      <w:lvlText w:val="o"/>
+      <w:lvlJc w:val="left"/>
+      <w:pPr>
+        <w:tabs>
+          <w:tab w:val="num" w:pos="1440"/>
+        </w:tabs>
+        <w:ind w:left="1440" w:hanging="360"/>
+      </w:pPr>
+      <w:rPr>
+        <w:rFonts w:ascii="Courier New" w:hAnsi="Courier New" w:hint="default"/>
+        <w:sz w:val="20"/>
+      </w:rPr>
+    </w:lvl>
+    <w:lvl w:ilvl="2" w:tentative="1">
+      <w:start w:val="1"/>
+      <w:numFmt w:val="bullet"/>
+      <w:lvlText w:val=""/>
+      <w:lvlJc w:val="left"/>
+      <w:pPr>
+        <w:tabs>
+          <w:tab w:val="num" w:pos="2160"/>
+        </w:tabs>
+        <w:ind w:left="2160" w:hanging="360"/>
+      </w:pPr>
+      <w:rPr>
+        <w:rFonts w:ascii="Wingdings" w:hAnsi="Wingdings" w:hint="default"/>
+        <w:sz w:val="20"/>
+      </w:rPr>
+    </w:lvl>
+    <w:lvl w:ilvl="3" w:tentative="1">
+      <w:start w:val="1"/>
+      <w:numFmt w:val="bullet"/>
+      <w:lvlText w:val=""/>
+      <w:lvlJc w:val="left"/>
+      <w:pPr>
+        <w:tabs>
+          <w:tab w:val="num" w:pos="2880"/>
+        </w:tabs>
+        <w:ind w:left="2880" w:hanging="360"/>
+      </w:pPr>
+      <w:rPr>
+        <w:rFonts w:ascii="Wingdings" w:hAnsi="Wingdings" w:hint="default"/>
+        <w:sz w:val="20"/>
+      </w:rPr>
+    </w:lvl>
+    <w:lvl w:ilvl="4" w:tentative="1">
+      <w:start w:val="1"/>
+      <w:numFmt w:val="bullet"/>
+      <w:lvlText w:val=""/>
+      <w:lvlJc w:val="left"/>
+      <w:pPr>
+        <w:tabs>
+          <w:tab w:val="num" w:pos="3600"/>
+        </w:tabs>
+        <w:ind w:left="3600" w:hanging="360"/>
+      </w:pPr>
+      <w:rPr>
+        <w:rFonts w:ascii="Wingdings" w:hAnsi="Wingdings" w:hint="default"/>
+        <w:sz w:val="20"/>
+      </w:rPr>
+    </w:lvl>
+    <w:lvl w:ilvl="5" w:tentative="1">
+      <w:start w:val="1"/>
+      <w:numFmt w:val="bullet"/>
+      <w:lvlText w:val=""/>
+      <w:lvlJc w:val="left"/>
+      <w:pPr>
+        <w:tabs>
+          <w:tab w:val="num" w:pos="4320"/>
+        </w:tabs>
+        <w:ind w:left="4320" w:hanging="360"/>
+      </w:pPr>
+      <w:rPr>
+        <w:rFonts w:ascii="Wingdings" w:hAnsi="Wingdings" w:hint="default"/>
+        <w:sz w:val="20"/>
+      </w:rPr>
+    </w:lvl>
+    <w:lvl w:ilvl="6" w:tentative="1">
+      <w:start w:val="1"/>
+      <w:numFmt w:val="bullet"/>
+      <w:lvlText w:val=""/>
+      <w:lvlJc w:val="left"/>
+      <w:pPr>
+        <w:tabs>
+          <w:tab w:val="num" w:pos="5040"/>
+        </w:tabs>
+        <w:ind w:left="5040" w:hanging="360"/>
+      </w:pPr>
+      <w:rPr>
+        <w:rFonts w:ascii="Wingdings" w:hAnsi="Wingdings" w:hint="default"/>
+        <w:sz w:val="20"/>
+      </w:rPr>
+    </w:lvl>
+    <w:lvl w:ilvl="7" w:tentative="1">
+      <w:start w:val="1"/>
+      <w:numFmt w:val="bullet"/>
+      <w:lvlText w:val=""/>
+      <w:lvlJc w:val="left"/>
+      <w:pPr>
+        <w:tabs>
+          <w:tab w:val="num" w:pos="5760"/>
+        </w:tabs>
+        <w:ind w:left="5760" w:hanging="360"/>
+      </w:pPr>
+      <w:rPr>
+        <w:rFonts w:ascii="Wingdings" w:hAnsi="Wingdings" w:hint="default"/>
+        <w:sz w:val="20"/>
+      </w:rPr>
+    </w:lvl>
+    <w:lvl w:ilvl="8" w:tentative="1">
+      <w:start w:val="1"/>
+      <w:numFmt w:val="bullet"/>
+      <w:lvlText w:val=""/>
+      <w:lvlJc w:val="left"/>
+      <w:pPr>
+        <w:tabs>
+          <w:tab w:val="num" w:pos="6480"/>
+        </w:tabs>
+        <w:ind w:left="6480" w:hanging="360"/>
+      </w:pPr>
+      <w:rPr>
+        <w:rFonts w:ascii="Wingdings" w:hAnsi="Wingdings" w:hint="default"/>
+        <w:sz w:val="20"/>
+      </w:rPr>
+    </w:lvl>
+  </w:abstractNum>
+  <w:abstractNum w:abstractNumId="29" w15:restartNumberingAfterBreak="0">
     <w:nsid w:val="1B541A05"/>
     <w:multiLevelType w:val="multilevel"/>
     <w:tmpl w:val="CFDCEBDA"/>
@@ -29637,7 +31101,7 @@
       </w:rPr>
     </w:lvl>
   </w:abstractNum>
-  <w:abstractNum w:abstractNumId="27" w15:restartNumberingAfterBreak="0">
+  <w:abstractNum w:abstractNumId="30" w15:restartNumberingAfterBreak="0">
     <w:nsid w:val="1C214B8C"/>
     <w:multiLevelType w:val="multilevel"/>
     <w:tmpl w:val="FC96D4E0"/>
@@ -29786,7 +31250,7 @@
       </w:rPr>
     </w:lvl>
   </w:abstractNum>
-  <w:abstractNum w:abstractNumId="28" w15:restartNumberingAfterBreak="0">
+  <w:abstractNum w:abstractNumId="31" w15:restartNumberingAfterBreak="0">
     <w:nsid w:val="1DA33CAC"/>
     <w:multiLevelType w:val="multilevel"/>
     <w:tmpl w:val="C922D042"/>
@@ -29935,7 +31399,7 @@
       </w:rPr>
     </w:lvl>
   </w:abstractNum>
-  <w:abstractNum w:abstractNumId="29" w15:restartNumberingAfterBreak="0">
+  <w:abstractNum w:abstractNumId="32" w15:restartNumberingAfterBreak="0">
     <w:nsid w:val="1E710EA5"/>
     <w:multiLevelType w:val="multilevel"/>
     <w:tmpl w:val="E76A5CDA"/>
@@ -30084,7 +31548,7 @@
       </w:rPr>
     </w:lvl>
   </w:abstractNum>
-  <w:abstractNum w:abstractNumId="30" w15:restartNumberingAfterBreak="0">
+  <w:abstractNum w:abstractNumId="33" w15:restartNumberingAfterBreak="0">
     <w:nsid w:val="1EB41920"/>
     <w:multiLevelType w:val="hybridMultilevel"/>
     <w:tmpl w:val="36D4E530"/>
@@ -30170,7 +31634,7 @@
       </w:pPr>
     </w:lvl>
   </w:abstractNum>
-  <w:abstractNum w:abstractNumId="31" w15:restartNumberingAfterBreak="0">
+  <w:abstractNum w:abstractNumId="34" w15:restartNumberingAfterBreak="0">
     <w:nsid w:val="1ECB0620"/>
     <w:multiLevelType w:val="multilevel"/>
     <w:tmpl w:val="5978D760"/>
@@ -30319,7 +31783,7 @@
       </w:rPr>
     </w:lvl>
   </w:abstractNum>
-  <w:abstractNum w:abstractNumId="32" w15:restartNumberingAfterBreak="0">
+  <w:abstractNum w:abstractNumId="35" w15:restartNumberingAfterBreak="0">
     <w:nsid w:val="1F5B1DA3"/>
     <w:multiLevelType w:val="multilevel"/>
     <w:tmpl w:val="69F8B9E4"/>
@@ -30468,7 +31932,7 @@
       </w:rPr>
     </w:lvl>
   </w:abstractNum>
-  <w:abstractNum w:abstractNumId="33" w15:restartNumberingAfterBreak="0">
+  <w:abstractNum w:abstractNumId="36" w15:restartNumberingAfterBreak="0">
     <w:nsid w:val="1F896F62"/>
     <w:multiLevelType w:val="multilevel"/>
     <w:tmpl w:val="8180752A"/>
@@ -30617,7 +32081,7 @@
       </w:rPr>
     </w:lvl>
   </w:abstractNum>
-  <w:abstractNum w:abstractNumId="34" w15:restartNumberingAfterBreak="0">
+  <w:abstractNum w:abstractNumId="37" w15:restartNumberingAfterBreak="0">
     <w:nsid w:val="1FA47F8F"/>
     <w:multiLevelType w:val="multilevel"/>
     <w:tmpl w:val="C0401318"/>
@@ -30766,7 +32230,7 @@
       </w:rPr>
     </w:lvl>
   </w:abstractNum>
-  <w:abstractNum w:abstractNumId="35" w15:restartNumberingAfterBreak="0">
+  <w:abstractNum w:abstractNumId="38" w15:restartNumberingAfterBreak="0">
     <w:nsid w:val="1FBC36EC"/>
     <w:multiLevelType w:val="multilevel"/>
     <w:tmpl w:val="7D828C04"/>
@@ -30915,7 +32379,7 @@
       </w:rPr>
     </w:lvl>
   </w:abstractNum>
-  <w:abstractNum w:abstractNumId="36" w15:restartNumberingAfterBreak="0">
+  <w:abstractNum w:abstractNumId="39" w15:restartNumberingAfterBreak="0">
     <w:nsid w:val="1FD02762"/>
     <w:multiLevelType w:val="multilevel"/>
     <w:tmpl w:val="05D41572"/>
@@ -31064,7 +32528,7 @@
       </w:rPr>
     </w:lvl>
   </w:abstractNum>
-  <w:abstractNum w:abstractNumId="37" w15:restartNumberingAfterBreak="0">
+  <w:abstractNum w:abstractNumId="40" w15:restartNumberingAfterBreak="0">
     <w:nsid w:val="21D23A53"/>
     <w:multiLevelType w:val="multilevel"/>
     <w:tmpl w:val="6638CF26"/>
@@ -31213,7 +32677,7 @@
       </w:rPr>
     </w:lvl>
   </w:abstractNum>
-  <w:abstractNum w:abstractNumId="38" w15:restartNumberingAfterBreak="0">
+  <w:abstractNum w:abstractNumId="41" w15:restartNumberingAfterBreak="0">
     <w:nsid w:val="21ED3FA5"/>
     <w:multiLevelType w:val="multilevel"/>
     <w:tmpl w:val="D4E262E4"/>
@@ -31362,7 +32826,7 @@
       </w:rPr>
     </w:lvl>
   </w:abstractNum>
-  <w:abstractNum w:abstractNumId="39" w15:restartNumberingAfterBreak="0">
+  <w:abstractNum w:abstractNumId="42" w15:restartNumberingAfterBreak="0">
     <w:nsid w:val="221716FA"/>
     <w:multiLevelType w:val="multilevel"/>
     <w:tmpl w:val="720EF9A2"/>
@@ -31475,7 +32939,7 @@
       </w:pPr>
     </w:lvl>
   </w:abstractNum>
-  <w:abstractNum w:abstractNumId="40" w15:restartNumberingAfterBreak="0">
+  <w:abstractNum w:abstractNumId="43" w15:restartNumberingAfterBreak="0">
     <w:nsid w:val="224322E3"/>
     <w:multiLevelType w:val="multilevel"/>
     <w:tmpl w:val="5296BB52"/>
@@ -31624,7 +33088,7 @@
       </w:rPr>
     </w:lvl>
   </w:abstractNum>
-  <w:abstractNum w:abstractNumId="41" w15:restartNumberingAfterBreak="0">
+  <w:abstractNum w:abstractNumId="44" w15:restartNumberingAfterBreak="0">
     <w:nsid w:val="227928C8"/>
     <w:multiLevelType w:val="hybridMultilevel"/>
     <w:tmpl w:val="897266B2"/>
@@ -31737,7 +33201,7 @@
       </w:rPr>
     </w:lvl>
   </w:abstractNum>
-  <w:abstractNum w:abstractNumId="42" w15:restartNumberingAfterBreak="0">
+  <w:abstractNum w:abstractNumId="45" w15:restartNumberingAfterBreak="0">
     <w:nsid w:val="2307024F"/>
     <w:multiLevelType w:val="multilevel"/>
     <w:tmpl w:val="974E2D04"/>
@@ -31886,7 +33350,7 @@
       </w:rPr>
     </w:lvl>
   </w:abstractNum>
-  <w:abstractNum w:abstractNumId="43" w15:restartNumberingAfterBreak="0">
+  <w:abstractNum w:abstractNumId="46" w15:restartNumberingAfterBreak="0">
     <w:nsid w:val="237738DF"/>
     <w:multiLevelType w:val="multilevel"/>
     <w:tmpl w:val="17300826"/>
@@ -32035,7 +33499,7 @@
       </w:rPr>
     </w:lvl>
   </w:abstractNum>
-  <w:abstractNum w:abstractNumId="44" w15:restartNumberingAfterBreak="0">
+  <w:abstractNum w:abstractNumId="47" w15:restartNumberingAfterBreak="0">
     <w:nsid w:val="23FD4BD4"/>
     <w:multiLevelType w:val="multilevel"/>
     <w:tmpl w:val="B27A6BC0"/>
@@ -32184,7 +33648,7 @@
       </w:rPr>
     </w:lvl>
   </w:abstractNum>
-  <w:abstractNum w:abstractNumId="45" w15:restartNumberingAfterBreak="0">
+  <w:abstractNum w:abstractNumId="48" w15:restartNumberingAfterBreak="0">
     <w:nsid w:val="2464474A"/>
     <w:multiLevelType w:val="multilevel"/>
     <w:tmpl w:val="5A5254EA"/>
@@ -32333,7 +33797,7 @@
       </w:rPr>
     </w:lvl>
   </w:abstractNum>
-  <w:abstractNum w:abstractNumId="46" w15:restartNumberingAfterBreak="0">
+  <w:abstractNum w:abstractNumId="49" w15:restartNumberingAfterBreak="0">
     <w:nsid w:val="24C42E54"/>
     <w:multiLevelType w:val="multilevel"/>
     <w:tmpl w:val="0D12C3EC"/>
@@ -32450,7 +33914,7 @@
       </w:pPr>
     </w:lvl>
   </w:abstractNum>
-  <w:abstractNum w:abstractNumId="47" w15:restartNumberingAfterBreak="0">
+  <w:abstractNum w:abstractNumId="50" w15:restartNumberingAfterBreak="0">
     <w:nsid w:val="25DB0015"/>
     <w:multiLevelType w:val="multilevel"/>
     <w:tmpl w:val="C9DA5F00"/>
@@ -32563,7 +34027,7 @@
       </w:pPr>
     </w:lvl>
   </w:abstractNum>
-  <w:abstractNum w:abstractNumId="48" w15:restartNumberingAfterBreak="0">
+  <w:abstractNum w:abstractNumId="51" w15:restartNumberingAfterBreak="0">
     <w:nsid w:val="262F0870"/>
     <w:multiLevelType w:val="multilevel"/>
     <w:tmpl w:val="B4CA5E46"/>
@@ -32712,7 +34176,7 @@
       </w:rPr>
     </w:lvl>
   </w:abstractNum>
-  <w:abstractNum w:abstractNumId="49" w15:restartNumberingAfterBreak="0">
+  <w:abstractNum w:abstractNumId="52" w15:restartNumberingAfterBreak="0">
     <w:nsid w:val="283B0B7D"/>
     <w:multiLevelType w:val="multilevel"/>
     <w:tmpl w:val="C0FE81C8"/>
@@ -32861,7 +34325,7 @@
       </w:rPr>
     </w:lvl>
   </w:abstractNum>
-  <w:abstractNum w:abstractNumId="50" w15:restartNumberingAfterBreak="0">
+  <w:abstractNum w:abstractNumId="53" w15:restartNumberingAfterBreak="0">
     <w:nsid w:val="285D2827"/>
     <w:multiLevelType w:val="multilevel"/>
     <w:tmpl w:val="38940816"/>
@@ -33010,7 +34474,7 @@
       </w:rPr>
     </w:lvl>
   </w:abstractNum>
-  <w:abstractNum w:abstractNumId="51" w15:restartNumberingAfterBreak="0">
+  <w:abstractNum w:abstractNumId="54" w15:restartNumberingAfterBreak="0">
     <w:nsid w:val="28835344"/>
     <w:multiLevelType w:val="multilevel"/>
     <w:tmpl w:val="38929E88"/>
@@ -33159,7 +34623,156 @@
       </w:rPr>
     </w:lvl>
   </w:abstractNum>
-  <w:abstractNum w:abstractNumId="52" w15:restartNumberingAfterBreak="0">
+  <w:abstractNum w:abstractNumId="55" w15:restartNumberingAfterBreak="0">
+    <w:nsid w:val="28F87259"/>
+    <w:multiLevelType w:val="multilevel"/>
+    <w:tmpl w:val="3E5A89FC"/>
+    <w:lvl w:ilvl="0">
+      <w:start w:val="1"/>
+      <w:numFmt w:val="bullet"/>
+      <w:lvlText w:val=""/>
+      <w:lvlJc w:val="left"/>
+      <w:pPr>
+        <w:tabs>
+          <w:tab w:val="num" w:pos="720"/>
+        </w:tabs>
+        <w:ind w:left="720" w:hanging="360"/>
+      </w:pPr>
+      <w:rPr>
+        <w:rFonts w:ascii="Symbol" w:hAnsi="Symbol" w:hint="default"/>
+        <w:sz w:val="20"/>
+      </w:rPr>
+    </w:lvl>
+    <w:lvl w:ilvl="1" w:tentative="1">
+      <w:start w:val="1"/>
+      <w:numFmt w:val="bullet"/>
+      <w:lvlText w:val="o"/>
+      <w:lvlJc w:val="left"/>
+      <w:pPr>
+        <w:tabs>
+          <w:tab w:val="num" w:pos="1440"/>
+        </w:tabs>
+        <w:ind w:left="1440" w:hanging="360"/>
+      </w:pPr>
+      <w:rPr>
+        <w:rFonts w:ascii="Courier New" w:hAnsi="Courier New" w:hint="default"/>
+        <w:sz w:val="20"/>
+      </w:rPr>
+    </w:lvl>
+    <w:lvl w:ilvl="2" w:tentative="1">
+      <w:start w:val="1"/>
+      <w:numFmt w:val="bullet"/>
+      <w:lvlText w:val=""/>
+      <w:lvlJc w:val="left"/>
+      <w:pPr>
+        <w:tabs>
+          <w:tab w:val="num" w:pos="2160"/>
+        </w:tabs>
+        <w:ind w:left="2160" w:hanging="360"/>
+      </w:pPr>
+      <w:rPr>
+        <w:rFonts w:ascii="Wingdings" w:hAnsi="Wingdings" w:hint="default"/>
+        <w:sz w:val="20"/>
+      </w:rPr>
+    </w:lvl>
+    <w:lvl w:ilvl="3" w:tentative="1">
+      <w:start w:val="1"/>
+      <w:numFmt w:val="bullet"/>
+      <w:lvlText w:val=""/>
+      <w:lvlJc w:val="left"/>
+      <w:pPr>
+        <w:tabs>
+          <w:tab w:val="num" w:pos="2880"/>
+        </w:tabs>
+        <w:ind w:left="2880" w:hanging="360"/>
+      </w:pPr>
+      <w:rPr>
+        <w:rFonts w:ascii="Wingdings" w:hAnsi="Wingdings" w:hint="default"/>
+        <w:sz w:val="20"/>
+      </w:rPr>
+    </w:lvl>
+    <w:lvl w:ilvl="4" w:tentative="1">
+      <w:start w:val="1"/>
+      <w:numFmt w:val="bullet"/>
+      <w:lvlText w:val=""/>
+      <w:lvlJc w:val="left"/>
+      <w:pPr>
+        <w:tabs>
+          <w:tab w:val="num" w:pos="3600"/>
+        </w:tabs>
+        <w:ind w:left="3600" w:hanging="360"/>
+      </w:pPr>
+      <w:rPr>
+        <w:rFonts w:ascii="Wingdings" w:hAnsi="Wingdings" w:hint="default"/>
+        <w:sz w:val="20"/>
+      </w:rPr>
+    </w:lvl>
+    <w:lvl w:ilvl="5" w:tentative="1">
+      <w:start w:val="1"/>
+      <w:numFmt w:val="bullet"/>
+      <w:lvlText w:val=""/>
+      <w:lvlJc w:val="left"/>
+      <w:pPr>
+        <w:tabs>
+          <w:tab w:val="num" w:pos="4320"/>
+        </w:tabs>
+        <w:ind w:left="4320" w:hanging="360"/>
+      </w:pPr>
+      <w:rPr>
+        <w:rFonts w:ascii="Wingdings" w:hAnsi="Wingdings" w:hint="default"/>
+        <w:sz w:val="20"/>
+      </w:rPr>
+    </w:lvl>
+    <w:lvl w:ilvl="6" w:tentative="1">
+      <w:start w:val="1"/>
+      <w:numFmt w:val="bullet"/>
+      <w:lvlText w:val=""/>
+      <w:lvlJc w:val="left"/>
+      <w:pPr>
+        <w:tabs>
+          <w:tab w:val="num" w:pos="5040"/>
+        </w:tabs>
+        <w:ind w:left="5040" w:hanging="360"/>
+      </w:pPr>
+      <w:rPr>
+        <w:rFonts w:ascii="Wingdings" w:hAnsi="Wingdings" w:hint="default"/>
+        <w:sz w:val="20"/>
+      </w:rPr>
+    </w:lvl>
+    <w:lvl w:ilvl="7" w:tentative="1">
+      <w:start w:val="1"/>
+      <w:numFmt w:val="bullet"/>
+      <w:lvlText w:val=""/>
+      <w:lvlJc w:val="left"/>
+      <w:pPr>
+        <w:tabs>
+          <w:tab w:val="num" w:pos="5760"/>
+        </w:tabs>
+        <w:ind w:left="5760" w:hanging="360"/>
+      </w:pPr>
+      <w:rPr>
+        <w:rFonts w:ascii="Wingdings" w:hAnsi="Wingdings" w:hint="default"/>
+        <w:sz w:val="20"/>
+      </w:rPr>
+    </w:lvl>
+    <w:lvl w:ilvl="8" w:tentative="1">
+      <w:start w:val="1"/>
+      <w:numFmt w:val="bullet"/>
+      <w:lvlText w:val=""/>
+      <w:lvlJc w:val="left"/>
+      <w:pPr>
+        <w:tabs>
+          <w:tab w:val="num" w:pos="6480"/>
+        </w:tabs>
+        <w:ind w:left="6480" w:hanging="360"/>
+      </w:pPr>
+      <w:rPr>
+        <w:rFonts w:ascii="Wingdings" w:hAnsi="Wingdings" w:hint="default"/>
+        <w:sz w:val="20"/>
+      </w:rPr>
+    </w:lvl>
+  </w:abstractNum>
+  <w:abstractNum w:abstractNumId="56" w15:restartNumberingAfterBreak="0">
     <w:nsid w:val="2A5B2BF0"/>
     <w:multiLevelType w:val="multilevel"/>
     <w:tmpl w:val="B656AEEE"/>
@@ -33308,7 +34921,7 @@
       </w:rPr>
     </w:lvl>
   </w:abstractNum>
-  <w:abstractNum w:abstractNumId="53" w15:restartNumberingAfterBreak="0">
+  <w:abstractNum w:abstractNumId="57" w15:restartNumberingAfterBreak="0">
     <w:nsid w:val="2AB34585"/>
     <w:multiLevelType w:val="multilevel"/>
     <w:tmpl w:val="7632EAA2"/>
@@ -33425,7 +35038,7 @@
       </w:pPr>
     </w:lvl>
   </w:abstractNum>
-  <w:abstractNum w:abstractNumId="54" w15:restartNumberingAfterBreak="0">
+  <w:abstractNum w:abstractNumId="58" w15:restartNumberingAfterBreak="0">
     <w:nsid w:val="2AB801A9"/>
     <w:multiLevelType w:val="multilevel"/>
     <w:tmpl w:val="B1C459B6"/>
@@ -33542,7 +35155,7 @@
       </w:pPr>
     </w:lvl>
   </w:abstractNum>
-  <w:abstractNum w:abstractNumId="55" w15:restartNumberingAfterBreak="0">
+  <w:abstractNum w:abstractNumId="59" w15:restartNumberingAfterBreak="0">
     <w:nsid w:val="2B22613C"/>
     <w:multiLevelType w:val="multilevel"/>
     <w:tmpl w:val="EE6C23D6"/>
@@ -33691,7 +35304,7 @@
       </w:rPr>
     </w:lvl>
   </w:abstractNum>
-  <w:abstractNum w:abstractNumId="56" w15:restartNumberingAfterBreak="0">
+  <w:abstractNum w:abstractNumId="60" w15:restartNumberingAfterBreak="0">
     <w:nsid w:val="2B99385A"/>
     <w:multiLevelType w:val="multilevel"/>
     <w:tmpl w:val="0794117A"/>
@@ -33840,7 +35453,7 @@
       </w:rPr>
     </w:lvl>
   </w:abstractNum>
-  <w:abstractNum w:abstractNumId="57" w15:restartNumberingAfterBreak="0">
+  <w:abstractNum w:abstractNumId="61" w15:restartNumberingAfterBreak="0">
     <w:nsid w:val="2C2F3045"/>
     <w:multiLevelType w:val="multilevel"/>
     <w:tmpl w:val="EC1A4B88"/>
@@ -33989,7 +35602,7 @@
       </w:rPr>
     </w:lvl>
   </w:abstractNum>
-  <w:abstractNum w:abstractNumId="58" w15:restartNumberingAfterBreak="0">
+  <w:abstractNum w:abstractNumId="62" w15:restartNumberingAfterBreak="0">
     <w:nsid w:val="2CF436D2"/>
     <w:multiLevelType w:val="multilevel"/>
     <w:tmpl w:val="AA58728C"/>
@@ -34138,7 +35751,7 @@
       </w:rPr>
     </w:lvl>
   </w:abstractNum>
-  <w:abstractNum w:abstractNumId="59" w15:restartNumberingAfterBreak="0">
+  <w:abstractNum w:abstractNumId="63" w15:restartNumberingAfterBreak="0">
     <w:nsid w:val="30101C3C"/>
     <w:multiLevelType w:val="multilevel"/>
     <w:tmpl w:val="A76C5104"/>
@@ -34287,7 +35900,7 @@
       </w:rPr>
     </w:lvl>
   </w:abstractNum>
-  <w:abstractNum w:abstractNumId="60" w15:restartNumberingAfterBreak="0">
+  <w:abstractNum w:abstractNumId="64" w15:restartNumberingAfterBreak="0">
     <w:nsid w:val="301854EE"/>
     <w:multiLevelType w:val="multilevel"/>
     <w:tmpl w:val="D8A27CCC"/>
@@ -34436,7 +36049,7 @@
       </w:rPr>
     </w:lvl>
   </w:abstractNum>
-  <w:abstractNum w:abstractNumId="61" w15:restartNumberingAfterBreak="0">
+  <w:abstractNum w:abstractNumId="65" w15:restartNumberingAfterBreak="0">
     <w:nsid w:val="305F65EC"/>
     <w:multiLevelType w:val="hybridMultilevel"/>
     <w:tmpl w:val="931648DC"/>
@@ -34549,7 +36162,7 @@
       </w:rPr>
     </w:lvl>
   </w:abstractNum>
-  <w:abstractNum w:abstractNumId="62" w15:restartNumberingAfterBreak="0">
+  <w:abstractNum w:abstractNumId="66" w15:restartNumberingAfterBreak="0">
     <w:nsid w:val="30B0064A"/>
     <w:multiLevelType w:val="hybridMultilevel"/>
     <w:tmpl w:val="0A5A649A"/>
@@ -34662,7 +36275,7 @@
       </w:rPr>
     </w:lvl>
   </w:abstractNum>
-  <w:abstractNum w:abstractNumId="63" w15:restartNumberingAfterBreak="0">
+  <w:abstractNum w:abstractNumId="67" w15:restartNumberingAfterBreak="0">
     <w:nsid w:val="311B1D44"/>
     <w:multiLevelType w:val="multilevel"/>
     <w:tmpl w:val="ED28D700"/>
@@ -34783,7 +36396,7 @@
       </w:pPr>
     </w:lvl>
   </w:abstractNum>
-  <w:abstractNum w:abstractNumId="64" w15:restartNumberingAfterBreak="0">
+  <w:abstractNum w:abstractNumId="68" w15:restartNumberingAfterBreak="0">
     <w:nsid w:val="32F2235C"/>
     <w:multiLevelType w:val="multilevel"/>
     <w:tmpl w:val="8C8097E4"/>
@@ -34896,7 +36509,7 @@
       </w:pPr>
     </w:lvl>
   </w:abstractNum>
-  <w:abstractNum w:abstractNumId="65" w15:restartNumberingAfterBreak="0">
+  <w:abstractNum w:abstractNumId="69" w15:restartNumberingAfterBreak="0">
     <w:nsid w:val="35C9161E"/>
     <w:multiLevelType w:val="multilevel"/>
     <w:tmpl w:val="79089B76"/>
@@ -35045,7 +36658,7 @@
       </w:rPr>
     </w:lvl>
   </w:abstractNum>
-  <w:abstractNum w:abstractNumId="66" w15:restartNumberingAfterBreak="0">
+  <w:abstractNum w:abstractNumId="70" w15:restartNumberingAfterBreak="0">
     <w:nsid w:val="37A2019E"/>
     <w:multiLevelType w:val="multilevel"/>
     <w:tmpl w:val="5C06ECF6"/>
@@ -35194,7 +36807,7 @@
       </w:rPr>
     </w:lvl>
   </w:abstractNum>
-  <w:abstractNum w:abstractNumId="67" w15:restartNumberingAfterBreak="0">
+  <w:abstractNum w:abstractNumId="71" w15:restartNumberingAfterBreak="0">
     <w:nsid w:val="38721AE0"/>
     <w:multiLevelType w:val="multilevel"/>
     <w:tmpl w:val="85907A40"/>
@@ -35311,7 +36924,156 @@
       </w:pPr>
     </w:lvl>
   </w:abstractNum>
-  <w:abstractNum w:abstractNumId="68" w15:restartNumberingAfterBreak="0">
+  <w:abstractNum w:abstractNumId="72" w15:restartNumberingAfterBreak="0">
+    <w:nsid w:val="39BC2F5A"/>
+    <w:multiLevelType w:val="multilevel"/>
+    <w:tmpl w:val="AA3C4D04"/>
+    <w:lvl w:ilvl="0">
+      <w:start w:val="1"/>
+      <w:numFmt w:val="bullet"/>
+      <w:lvlText w:val=""/>
+      <w:lvlJc w:val="left"/>
+      <w:pPr>
+        <w:tabs>
+          <w:tab w:val="num" w:pos="720"/>
+        </w:tabs>
+        <w:ind w:left="720" w:hanging="360"/>
+      </w:pPr>
+      <w:rPr>
+        <w:rFonts w:ascii="Symbol" w:hAnsi="Symbol" w:hint="default"/>
+        <w:sz w:val="20"/>
+      </w:rPr>
+    </w:lvl>
+    <w:lvl w:ilvl="1" w:tentative="1">
+      <w:start w:val="1"/>
+      <w:numFmt w:val="bullet"/>
+      <w:lvlText w:val="o"/>
+      <w:lvlJc w:val="left"/>
+      <w:pPr>
+        <w:tabs>
+          <w:tab w:val="num" w:pos="1440"/>
+        </w:tabs>
+        <w:ind w:left="1440" w:hanging="360"/>
+      </w:pPr>
+      <w:rPr>
+        <w:rFonts w:ascii="Courier New" w:hAnsi="Courier New" w:hint="default"/>
+        <w:sz w:val="20"/>
+      </w:rPr>
+    </w:lvl>
+    <w:lvl w:ilvl="2" w:tentative="1">
+      <w:start w:val="1"/>
+      <w:numFmt w:val="bullet"/>
+      <w:lvlText w:val=""/>
+      <w:lvlJc w:val="left"/>
+      <w:pPr>
+        <w:tabs>
+          <w:tab w:val="num" w:pos="2160"/>
+        </w:tabs>
+        <w:ind w:left="2160" w:hanging="360"/>
+      </w:pPr>
+      <w:rPr>
+        <w:rFonts w:ascii="Wingdings" w:hAnsi="Wingdings" w:hint="default"/>
+        <w:sz w:val="20"/>
+      </w:rPr>
+    </w:lvl>
+    <w:lvl w:ilvl="3" w:tentative="1">
+      <w:start w:val="1"/>
+      <w:numFmt w:val="bullet"/>
+      <w:lvlText w:val=""/>
+      <w:lvlJc w:val="left"/>
+      <w:pPr>
+        <w:tabs>
+          <w:tab w:val="num" w:pos="2880"/>
+        </w:tabs>
+        <w:ind w:left="2880" w:hanging="360"/>
+      </w:pPr>
+      <w:rPr>
+        <w:rFonts w:ascii="Wingdings" w:hAnsi="Wingdings" w:hint="default"/>
+        <w:sz w:val="20"/>
+      </w:rPr>
+    </w:lvl>
+    <w:lvl w:ilvl="4" w:tentative="1">
+      <w:start w:val="1"/>
+      <w:numFmt w:val="bullet"/>
+      <w:lvlText w:val=""/>
+      <w:lvlJc w:val="left"/>
+      <w:pPr>
+        <w:tabs>
+          <w:tab w:val="num" w:pos="3600"/>
+        </w:tabs>
+        <w:ind w:left="3600" w:hanging="360"/>
+      </w:pPr>
+      <w:rPr>
+        <w:rFonts w:ascii="Wingdings" w:hAnsi="Wingdings" w:hint="default"/>
+        <w:sz w:val="20"/>
+      </w:rPr>
+    </w:lvl>
+    <w:lvl w:ilvl="5" w:tentative="1">
+      <w:start w:val="1"/>
+      <w:numFmt w:val="bullet"/>
+      <w:lvlText w:val=""/>
+      <w:lvlJc w:val="left"/>
+      <w:pPr>
+        <w:tabs>
+          <w:tab w:val="num" w:pos="4320"/>
+        </w:tabs>
+        <w:ind w:left="4320" w:hanging="360"/>
+      </w:pPr>
+      <w:rPr>
+        <w:rFonts w:ascii="Wingdings" w:hAnsi="Wingdings" w:hint="default"/>
+        <w:sz w:val="20"/>
+      </w:rPr>
+    </w:lvl>
+    <w:lvl w:ilvl="6" w:tentative="1">
+      <w:start w:val="1"/>
+      <w:numFmt w:val="bullet"/>
+      <w:lvlText w:val=""/>
+      <w:lvlJc w:val="left"/>
+      <w:pPr>
+        <w:tabs>
+          <w:tab w:val="num" w:pos="5040"/>
+        </w:tabs>
+        <w:ind w:left="5040" w:hanging="360"/>
+      </w:pPr>
+      <w:rPr>
+        <w:rFonts w:ascii="Wingdings" w:hAnsi="Wingdings" w:hint="default"/>
+        <w:sz w:val="20"/>
+      </w:rPr>
+    </w:lvl>
+    <w:lvl w:ilvl="7" w:tentative="1">
+      <w:start w:val="1"/>
+      <w:numFmt w:val="bullet"/>
+      <w:lvlText w:val=""/>
+      <w:lvlJc w:val="left"/>
+      <w:pPr>
+        <w:tabs>
+          <w:tab w:val="num" w:pos="5760"/>
+        </w:tabs>
+        <w:ind w:left="5760" w:hanging="360"/>
+      </w:pPr>
+      <w:rPr>
+        <w:rFonts w:ascii="Wingdings" w:hAnsi="Wingdings" w:hint="default"/>
+        <w:sz w:val="20"/>
+      </w:rPr>
+    </w:lvl>
+    <w:lvl w:ilvl="8" w:tentative="1">
+      <w:start w:val="1"/>
+      <w:numFmt w:val="bullet"/>
+      <w:lvlText w:val=""/>
+      <w:lvlJc w:val="left"/>
+      <w:pPr>
+        <w:tabs>
+          <w:tab w:val="num" w:pos="6480"/>
+        </w:tabs>
+        <w:ind w:left="6480" w:hanging="360"/>
+      </w:pPr>
+      <w:rPr>
+        <w:rFonts w:ascii="Wingdings" w:hAnsi="Wingdings" w:hint="default"/>
+        <w:sz w:val="20"/>
+      </w:rPr>
+    </w:lvl>
+  </w:abstractNum>
+  <w:abstractNum w:abstractNumId="73" w15:restartNumberingAfterBreak="0">
     <w:nsid w:val="39FB1B7A"/>
     <w:multiLevelType w:val="multilevel"/>
     <w:tmpl w:val="BE266270"/>
@@ -35460,7 +37222,7 @@
       </w:rPr>
     </w:lvl>
   </w:abstractNum>
-  <w:abstractNum w:abstractNumId="69" w15:restartNumberingAfterBreak="0">
+  <w:abstractNum w:abstractNumId="74" w15:restartNumberingAfterBreak="0">
     <w:nsid w:val="3A9C3A80"/>
     <w:multiLevelType w:val="multilevel"/>
     <w:tmpl w:val="E280CF52"/>
@@ -35609,7 +37371,7 @@
       </w:rPr>
     </w:lvl>
   </w:abstractNum>
-  <w:abstractNum w:abstractNumId="70" w15:restartNumberingAfterBreak="0">
+  <w:abstractNum w:abstractNumId="75" w15:restartNumberingAfterBreak="0">
     <w:nsid w:val="3AE3585C"/>
     <w:multiLevelType w:val="multilevel"/>
     <w:tmpl w:val="16E6C4BA"/>
@@ -35758,7 +37520,7 @@
       </w:rPr>
     </w:lvl>
   </w:abstractNum>
-  <w:abstractNum w:abstractNumId="71" w15:restartNumberingAfterBreak="0">
+  <w:abstractNum w:abstractNumId="76" w15:restartNumberingAfterBreak="0">
     <w:nsid w:val="3AE6577F"/>
     <w:multiLevelType w:val="multilevel"/>
     <w:tmpl w:val="C1348186"/>
@@ -35907,7 +37669,7 @@
       </w:rPr>
     </w:lvl>
   </w:abstractNum>
-  <w:abstractNum w:abstractNumId="72" w15:restartNumberingAfterBreak="0">
+  <w:abstractNum w:abstractNumId="77" w15:restartNumberingAfterBreak="0">
     <w:nsid w:val="3B137656"/>
     <w:multiLevelType w:val="multilevel"/>
     <w:tmpl w:val="0270DA5E"/>
@@ -36020,7 +37782,7 @@
       </w:pPr>
     </w:lvl>
   </w:abstractNum>
-  <w:abstractNum w:abstractNumId="73" w15:restartNumberingAfterBreak="0">
+  <w:abstractNum w:abstractNumId="78" w15:restartNumberingAfterBreak="0">
     <w:nsid w:val="3B7F4652"/>
     <w:multiLevelType w:val="hybridMultilevel"/>
     <w:tmpl w:val="ED8A78F6"/>
@@ -36133,7 +37895,7 @@
       </w:rPr>
     </w:lvl>
   </w:abstractNum>
-  <w:abstractNum w:abstractNumId="74" w15:restartNumberingAfterBreak="0">
+  <w:abstractNum w:abstractNumId="79" w15:restartNumberingAfterBreak="0">
     <w:nsid w:val="3B905042"/>
     <w:multiLevelType w:val="multilevel"/>
     <w:tmpl w:val="5850618C"/>
@@ -36246,7 +38008,7 @@
       </w:pPr>
     </w:lvl>
   </w:abstractNum>
-  <w:abstractNum w:abstractNumId="75" w15:restartNumberingAfterBreak="0">
+  <w:abstractNum w:abstractNumId="80" w15:restartNumberingAfterBreak="0">
     <w:nsid w:val="3CA4172C"/>
     <w:multiLevelType w:val="multilevel"/>
     <w:tmpl w:val="73703314"/>
@@ -36395,7 +38157,7 @@
       </w:rPr>
     </w:lvl>
   </w:abstractNum>
-  <w:abstractNum w:abstractNumId="76" w15:restartNumberingAfterBreak="0">
+  <w:abstractNum w:abstractNumId="81" w15:restartNumberingAfterBreak="0">
     <w:nsid w:val="3CB124EE"/>
     <w:multiLevelType w:val="multilevel"/>
     <w:tmpl w:val="FCB69794"/>
@@ -36544,7 +38306,7 @@
       </w:rPr>
     </w:lvl>
   </w:abstractNum>
-  <w:abstractNum w:abstractNumId="77" w15:restartNumberingAfterBreak="0">
+  <w:abstractNum w:abstractNumId="82" w15:restartNumberingAfterBreak="0">
     <w:nsid w:val="3CF5351C"/>
     <w:multiLevelType w:val="multilevel"/>
     <w:tmpl w:val="6952CFC8"/>
@@ -36693,7 +38455,7 @@
       </w:rPr>
     </w:lvl>
   </w:abstractNum>
-  <w:abstractNum w:abstractNumId="78" w15:restartNumberingAfterBreak="0">
+  <w:abstractNum w:abstractNumId="83" w15:restartNumberingAfterBreak="0">
     <w:nsid w:val="3D6461BF"/>
     <w:multiLevelType w:val="multilevel"/>
     <w:tmpl w:val="3D7045FA"/>
@@ -36842,7 +38604,7 @@
       </w:rPr>
     </w:lvl>
   </w:abstractNum>
-  <w:abstractNum w:abstractNumId="79" w15:restartNumberingAfterBreak="0">
+  <w:abstractNum w:abstractNumId="84" w15:restartNumberingAfterBreak="0">
     <w:nsid w:val="3D8429D3"/>
     <w:multiLevelType w:val="hybridMultilevel"/>
     <w:tmpl w:val="799E392A"/>
@@ -36955,7 +38717,7 @@
       </w:rPr>
     </w:lvl>
   </w:abstractNum>
-  <w:abstractNum w:abstractNumId="80" w15:restartNumberingAfterBreak="0">
+  <w:abstractNum w:abstractNumId="85" w15:restartNumberingAfterBreak="0">
     <w:nsid w:val="3F5E2ED3"/>
     <w:multiLevelType w:val="multilevel"/>
     <w:tmpl w:val="0FF80402"/>
@@ -37104,7 +38866,7 @@
       </w:rPr>
     </w:lvl>
   </w:abstractNum>
-  <w:abstractNum w:abstractNumId="81" w15:restartNumberingAfterBreak="0">
+  <w:abstractNum w:abstractNumId="86" w15:restartNumberingAfterBreak="0">
     <w:nsid w:val="40374A8C"/>
     <w:multiLevelType w:val="multilevel"/>
     <w:tmpl w:val="64C8E3CE"/>
@@ -37253,7 +39015,7 @@
       </w:rPr>
     </w:lvl>
   </w:abstractNum>
-  <w:abstractNum w:abstractNumId="82" w15:restartNumberingAfterBreak="0">
+  <w:abstractNum w:abstractNumId="87" w15:restartNumberingAfterBreak="0">
     <w:nsid w:val="403D1DE0"/>
     <w:multiLevelType w:val="hybridMultilevel"/>
     <w:tmpl w:val="960609C8"/>
@@ -37366,7 +39128,7 @@
       </w:rPr>
     </w:lvl>
   </w:abstractNum>
-  <w:abstractNum w:abstractNumId="83" w15:restartNumberingAfterBreak="0">
+  <w:abstractNum w:abstractNumId="88" w15:restartNumberingAfterBreak="0">
     <w:nsid w:val="42027C36"/>
     <w:multiLevelType w:val="multilevel"/>
     <w:tmpl w:val="E9866BF6"/>
@@ -37515,7 +39277,7 @@
       </w:rPr>
     </w:lvl>
   </w:abstractNum>
-  <w:abstractNum w:abstractNumId="84" w15:restartNumberingAfterBreak="0">
+  <w:abstractNum w:abstractNumId="89" w15:restartNumberingAfterBreak="0">
     <w:nsid w:val="47037D8A"/>
     <w:multiLevelType w:val="hybridMultilevel"/>
     <w:tmpl w:val="4E5EEE82"/>
@@ -37628,7 +39390,7 @@
       </w:rPr>
     </w:lvl>
   </w:abstractNum>
-  <w:abstractNum w:abstractNumId="85" w15:restartNumberingAfterBreak="0">
+  <w:abstractNum w:abstractNumId="90" w15:restartNumberingAfterBreak="0">
     <w:nsid w:val="47264C9D"/>
     <w:multiLevelType w:val="hybridMultilevel"/>
     <w:tmpl w:val="B5F628FC"/>
@@ -37741,7 +39503,7 @@
       </w:rPr>
     </w:lvl>
   </w:abstractNum>
-  <w:abstractNum w:abstractNumId="86" w15:restartNumberingAfterBreak="0">
+  <w:abstractNum w:abstractNumId="91" w15:restartNumberingAfterBreak="0">
     <w:nsid w:val="47C76202"/>
     <w:multiLevelType w:val="multilevel"/>
     <w:tmpl w:val="79C4F2D4"/>
@@ -37858,7 +39620,7 @@
       </w:pPr>
     </w:lvl>
   </w:abstractNum>
-  <w:abstractNum w:abstractNumId="87" w15:restartNumberingAfterBreak="0">
+  <w:abstractNum w:abstractNumId="92" w15:restartNumberingAfterBreak="0">
     <w:nsid w:val="48996AFB"/>
     <w:multiLevelType w:val="hybridMultilevel"/>
     <w:tmpl w:val="B958DDEA"/>
@@ -37971,7 +39733,7 @@
       </w:rPr>
     </w:lvl>
   </w:abstractNum>
-  <w:abstractNum w:abstractNumId="88" w15:restartNumberingAfterBreak="0">
+  <w:abstractNum w:abstractNumId="93" w15:restartNumberingAfterBreak="0">
     <w:nsid w:val="4A89364D"/>
     <w:multiLevelType w:val="hybridMultilevel"/>
     <w:tmpl w:val="B636B642"/>
@@ -38084,7 +39846,7 @@
       </w:rPr>
     </w:lvl>
   </w:abstractNum>
-  <w:abstractNum w:abstractNumId="89" w15:restartNumberingAfterBreak="0">
+  <w:abstractNum w:abstractNumId="94" w15:restartNumberingAfterBreak="0">
     <w:nsid w:val="4AAE3BF6"/>
     <w:multiLevelType w:val="hybridMultilevel"/>
     <w:tmpl w:val="0354FE42"/>
@@ -38197,7 +39959,7 @@
       </w:rPr>
     </w:lvl>
   </w:abstractNum>
-  <w:abstractNum w:abstractNumId="90" w15:restartNumberingAfterBreak="0">
+  <w:abstractNum w:abstractNumId="95" w15:restartNumberingAfterBreak="0">
     <w:nsid w:val="4BAA7434"/>
     <w:multiLevelType w:val="multilevel"/>
     <w:tmpl w:val="8F8C5F8C"/>
@@ -38346,7 +40108,7 @@
       </w:rPr>
     </w:lvl>
   </w:abstractNum>
-  <w:abstractNum w:abstractNumId="91" w15:restartNumberingAfterBreak="0">
+  <w:abstractNum w:abstractNumId="96" w15:restartNumberingAfterBreak="0">
     <w:nsid w:val="4C0A50B8"/>
     <w:multiLevelType w:val="hybridMultilevel"/>
     <w:tmpl w:val="B44A0DA8"/>
@@ -38459,7 +40221,7 @@
       </w:rPr>
     </w:lvl>
   </w:abstractNum>
-  <w:abstractNum w:abstractNumId="92" w15:restartNumberingAfterBreak="0">
+  <w:abstractNum w:abstractNumId="97" w15:restartNumberingAfterBreak="0">
     <w:nsid w:val="4C2450D4"/>
     <w:multiLevelType w:val="multilevel"/>
     <w:tmpl w:val="53D693D6"/>
@@ -38608,7 +40370,7 @@
       </w:rPr>
     </w:lvl>
   </w:abstractNum>
-  <w:abstractNum w:abstractNumId="93" w15:restartNumberingAfterBreak="0">
+  <w:abstractNum w:abstractNumId="98" w15:restartNumberingAfterBreak="0">
     <w:nsid w:val="4C3433CD"/>
     <w:multiLevelType w:val="multilevel"/>
     <w:tmpl w:val="D9C03980"/>
@@ -38721,7 +40483,7 @@
       </w:pPr>
     </w:lvl>
   </w:abstractNum>
-  <w:abstractNum w:abstractNumId="94" w15:restartNumberingAfterBreak="0">
+  <w:abstractNum w:abstractNumId="99" w15:restartNumberingAfterBreak="0">
     <w:nsid w:val="4D3F2E6A"/>
     <w:multiLevelType w:val="multilevel"/>
     <w:tmpl w:val="8E48C552"/>
@@ -38870,7 +40632,7 @@
       </w:rPr>
     </w:lvl>
   </w:abstractNum>
-  <w:abstractNum w:abstractNumId="95" w15:restartNumberingAfterBreak="0">
+  <w:abstractNum w:abstractNumId="100" w15:restartNumberingAfterBreak="0">
     <w:nsid w:val="4DC67CB0"/>
     <w:multiLevelType w:val="hybridMultilevel"/>
     <w:tmpl w:val="9C8AED40"/>
@@ -38983,7 +40745,7 @@
       </w:rPr>
     </w:lvl>
   </w:abstractNum>
-  <w:abstractNum w:abstractNumId="96" w15:restartNumberingAfterBreak="0">
+  <w:abstractNum w:abstractNumId="101" w15:restartNumberingAfterBreak="0">
     <w:nsid w:val="4EA13254"/>
     <w:multiLevelType w:val="multilevel"/>
     <w:tmpl w:val="F066F7A4"/>
@@ -39096,7 +40858,7 @@
       </w:pPr>
     </w:lvl>
   </w:abstractNum>
-  <w:abstractNum w:abstractNumId="97" w15:restartNumberingAfterBreak="0">
+  <w:abstractNum w:abstractNumId="102" w15:restartNumberingAfterBreak="0">
     <w:nsid w:val="4F037358"/>
     <w:multiLevelType w:val="hybridMultilevel"/>
     <w:tmpl w:val="14BE0852"/>
@@ -39209,7 +40971,7 @@
       </w:rPr>
     </w:lvl>
   </w:abstractNum>
-  <w:abstractNum w:abstractNumId="98" w15:restartNumberingAfterBreak="0">
+  <w:abstractNum w:abstractNumId="103" w15:restartNumberingAfterBreak="0">
     <w:nsid w:val="4F676620"/>
     <w:multiLevelType w:val="hybridMultilevel"/>
     <w:tmpl w:val="31F4DC42"/>
@@ -39322,7 +41084,7 @@
       </w:rPr>
     </w:lvl>
   </w:abstractNum>
-  <w:abstractNum w:abstractNumId="99" w15:restartNumberingAfterBreak="0">
+  <w:abstractNum w:abstractNumId="104" w15:restartNumberingAfterBreak="0">
     <w:nsid w:val="52C17C1E"/>
     <w:multiLevelType w:val="multilevel"/>
     <w:tmpl w:val="BCE0756E"/>
@@ -39471,7 +41233,7 @@
       </w:rPr>
     </w:lvl>
   </w:abstractNum>
-  <w:abstractNum w:abstractNumId="100" w15:restartNumberingAfterBreak="0">
+  <w:abstractNum w:abstractNumId="105" w15:restartNumberingAfterBreak="0">
     <w:nsid w:val="52F4202B"/>
     <w:multiLevelType w:val="multilevel"/>
     <w:tmpl w:val="AD285AAE"/>
@@ -39620,7 +41382,7 @@
       </w:rPr>
     </w:lvl>
   </w:abstractNum>
-  <w:abstractNum w:abstractNumId="101" w15:restartNumberingAfterBreak="0">
+  <w:abstractNum w:abstractNumId="106" w15:restartNumberingAfterBreak="0">
     <w:nsid w:val="535E7A4F"/>
     <w:multiLevelType w:val="hybridMultilevel"/>
     <w:tmpl w:val="FD3210BE"/>
@@ -39733,7 +41495,7 @@
       </w:rPr>
     </w:lvl>
   </w:abstractNum>
-  <w:abstractNum w:abstractNumId="102" w15:restartNumberingAfterBreak="0">
+  <w:abstractNum w:abstractNumId="107" w15:restartNumberingAfterBreak="0">
     <w:nsid w:val="53930273"/>
     <w:multiLevelType w:val="multilevel"/>
     <w:tmpl w:val="40EA9D20"/>
@@ -39882,7 +41644,7 @@
       </w:rPr>
     </w:lvl>
   </w:abstractNum>
-  <w:abstractNum w:abstractNumId="103" w15:restartNumberingAfterBreak="0">
+  <w:abstractNum w:abstractNumId="108" w15:restartNumberingAfterBreak="0">
     <w:nsid w:val="54935E88"/>
     <w:multiLevelType w:val="multilevel"/>
     <w:tmpl w:val="95FA262E"/>
@@ -40031,7 +41793,7 @@
       </w:rPr>
     </w:lvl>
   </w:abstractNum>
-  <w:abstractNum w:abstractNumId="104" w15:restartNumberingAfterBreak="0">
+  <w:abstractNum w:abstractNumId="109" w15:restartNumberingAfterBreak="0">
     <w:nsid w:val="54BC7891"/>
     <w:multiLevelType w:val="multilevel"/>
     <w:tmpl w:val="53AEC968"/>
@@ -40180,7 +41942,7 @@
       </w:rPr>
     </w:lvl>
   </w:abstractNum>
-  <w:abstractNum w:abstractNumId="105" w15:restartNumberingAfterBreak="0">
+  <w:abstractNum w:abstractNumId="110" w15:restartNumberingAfterBreak="0">
     <w:nsid w:val="568337E7"/>
     <w:multiLevelType w:val="multilevel"/>
     <w:tmpl w:val="A93CD604"/>
@@ -40329,7 +42091,7 @@
       </w:rPr>
     </w:lvl>
   </w:abstractNum>
-  <w:abstractNum w:abstractNumId="106" w15:restartNumberingAfterBreak="0">
+  <w:abstractNum w:abstractNumId="111" w15:restartNumberingAfterBreak="0">
     <w:nsid w:val="57162B02"/>
     <w:multiLevelType w:val="multilevel"/>
     <w:tmpl w:val="70389792"/>
@@ -40478,7 +42240,7 @@
       </w:rPr>
     </w:lvl>
   </w:abstractNum>
-  <w:abstractNum w:abstractNumId="107" w15:restartNumberingAfterBreak="0">
+  <w:abstractNum w:abstractNumId="112" w15:restartNumberingAfterBreak="0">
     <w:nsid w:val="5AE125C4"/>
     <w:multiLevelType w:val="multilevel"/>
     <w:tmpl w:val="F5F20558"/>
@@ -40627,7 +42389,7 @@
       </w:rPr>
     </w:lvl>
   </w:abstractNum>
-  <w:abstractNum w:abstractNumId="108" w15:restartNumberingAfterBreak="0">
+  <w:abstractNum w:abstractNumId="113" w15:restartNumberingAfterBreak="0">
     <w:nsid w:val="5B8133E0"/>
     <w:multiLevelType w:val="multilevel"/>
     <w:tmpl w:val="C3145898"/>
@@ -40776,7 +42538,7 @@
       </w:rPr>
     </w:lvl>
   </w:abstractNum>
-  <w:abstractNum w:abstractNumId="109" w15:restartNumberingAfterBreak="0">
+  <w:abstractNum w:abstractNumId="114" w15:restartNumberingAfterBreak="0">
     <w:nsid w:val="5BFB633E"/>
     <w:multiLevelType w:val="multilevel"/>
     <w:tmpl w:val="1778A7E6"/>
@@ -40925,7 +42687,7 @@
       </w:rPr>
     </w:lvl>
   </w:abstractNum>
-  <w:abstractNum w:abstractNumId="110" w15:restartNumberingAfterBreak="0">
+  <w:abstractNum w:abstractNumId="115" w15:restartNumberingAfterBreak="0">
     <w:nsid w:val="5C7A7C82"/>
     <w:multiLevelType w:val="multilevel"/>
     <w:tmpl w:val="93D6EE64"/>
@@ -41074,7 +42836,7 @@
       </w:rPr>
     </w:lvl>
   </w:abstractNum>
-  <w:abstractNum w:abstractNumId="111" w15:restartNumberingAfterBreak="0">
+  <w:abstractNum w:abstractNumId="116" w15:restartNumberingAfterBreak="0">
     <w:nsid w:val="5EC048C8"/>
     <w:multiLevelType w:val="multilevel"/>
     <w:tmpl w:val="E1228DB0"/>
@@ -41195,7 +42957,7 @@
       </w:pPr>
     </w:lvl>
   </w:abstractNum>
-  <w:abstractNum w:abstractNumId="112" w15:restartNumberingAfterBreak="0">
+  <w:abstractNum w:abstractNumId="117" w15:restartNumberingAfterBreak="0">
     <w:nsid w:val="5EF52C74"/>
     <w:multiLevelType w:val="multilevel"/>
     <w:tmpl w:val="320EC07A"/>
@@ -41344,7 +43106,7 @@
       </w:rPr>
     </w:lvl>
   </w:abstractNum>
-  <w:abstractNum w:abstractNumId="113" w15:restartNumberingAfterBreak="0">
+  <w:abstractNum w:abstractNumId="118" w15:restartNumberingAfterBreak="0">
     <w:nsid w:val="5F1D21DA"/>
     <w:multiLevelType w:val="multilevel"/>
     <w:tmpl w:val="E6BC72B6"/>
@@ -41493,7 +43255,7 @@
       </w:rPr>
     </w:lvl>
   </w:abstractNum>
-  <w:abstractNum w:abstractNumId="114" w15:restartNumberingAfterBreak="0">
+  <w:abstractNum w:abstractNumId="119" w15:restartNumberingAfterBreak="0">
     <w:nsid w:val="5F4230EB"/>
     <w:multiLevelType w:val="multilevel"/>
     <w:tmpl w:val="D2C8F652"/>
@@ -41642,7 +43404,7 @@
       </w:rPr>
     </w:lvl>
   </w:abstractNum>
-  <w:abstractNum w:abstractNumId="115" w15:restartNumberingAfterBreak="0">
+  <w:abstractNum w:abstractNumId="120" w15:restartNumberingAfterBreak="0">
     <w:nsid w:val="5F5918BF"/>
     <w:multiLevelType w:val="multilevel"/>
     <w:tmpl w:val="0F8A863C"/>
@@ -41791,7 +43553,7 @@
       </w:rPr>
     </w:lvl>
   </w:abstractNum>
-  <w:abstractNum w:abstractNumId="116" w15:restartNumberingAfterBreak="0">
+  <w:abstractNum w:abstractNumId="121" w15:restartNumberingAfterBreak="0">
     <w:nsid w:val="5F60238E"/>
     <w:multiLevelType w:val="hybridMultilevel"/>
     <w:tmpl w:val="632E5B96"/>
@@ -41904,7 +43666,7 @@
       </w:rPr>
     </w:lvl>
   </w:abstractNum>
-  <w:abstractNum w:abstractNumId="117" w15:restartNumberingAfterBreak="0">
+  <w:abstractNum w:abstractNumId="122" w15:restartNumberingAfterBreak="0">
     <w:nsid w:val="610E2682"/>
     <w:multiLevelType w:val="multilevel"/>
     <w:tmpl w:val="FA3ECD10"/>
@@ -42053,7 +43815,7 @@
       </w:rPr>
     </w:lvl>
   </w:abstractNum>
-  <w:abstractNum w:abstractNumId="118" w15:restartNumberingAfterBreak="0">
+  <w:abstractNum w:abstractNumId="123" w15:restartNumberingAfterBreak="0">
     <w:nsid w:val="62261EDF"/>
     <w:multiLevelType w:val="multilevel"/>
     <w:tmpl w:val="0758FCC8"/>
@@ -42202,7 +43964,7 @@
       </w:rPr>
     </w:lvl>
   </w:abstractNum>
-  <w:abstractNum w:abstractNumId="119" w15:restartNumberingAfterBreak="0">
+  <w:abstractNum w:abstractNumId="124" w15:restartNumberingAfterBreak="0">
     <w:nsid w:val="637559F0"/>
     <w:multiLevelType w:val="multilevel"/>
     <w:tmpl w:val="3ADC6A32"/>
@@ -42351,7 +44113,7 @@
       </w:rPr>
     </w:lvl>
   </w:abstractNum>
-  <w:abstractNum w:abstractNumId="120" w15:restartNumberingAfterBreak="0">
+  <w:abstractNum w:abstractNumId="125" w15:restartNumberingAfterBreak="0">
     <w:nsid w:val="63EB0A76"/>
     <w:multiLevelType w:val="multilevel"/>
     <w:tmpl w:val="E2EAE0F4"/>
@@ -42500,7 +44262,7 @@
       </w:rPr>
     </w:lvl>
   </w:abstractNum>
-  <w:abstractNum w:abstractNumId="121" w15:restartNumberingAfterBreak="0">
+  <w:abstractNum w:abstractNumId="126" w15:restartNumberingAfterBreak="0">
     <w:nsid w:val="653143D1"/>
     <w:multiLevelType w:val="multilevel"/>
     <w:tmpl w:val="DBD29FB2"/>
@@ -42649,7 +44411,7 @@
       </w:rPr>
     </w:lvl>
   </w:abstractNum>
-  <w:abstractNum w:abstractNumId="122" w15:restartNumberingAfterBreak="0">
+  <w:abstractNum w:abstractNumId="127" w15:restartNumberingAfterBreak="0">
     <w:nsid w:val="66F879C9"/>
     <w:multiLevelType w:val="multilevel"/>
     <w:tmpl w:val="D0BA2186"/>
@@ -42798,7 +44560,7 @@
       </w:rPr>
     </w:lvl>
   </w:abstractNum>
-  <w:abstractNum w:abstractNumId="123" w15:restartNumberingAfterBreak="0">
+  <w:abstractNum w:abstractNumId="128" w15:restartNumberingAfterBreak="0">
     <w:nsid w:val="67E51880"/>
     <w:multiLevelType w:val="multilevel"/>
     <w:tmpl w:val="53403430"/>
@@ -42911,7 +44673,7 @@
       </w:pPr>
     </w:lvl>
   </w:abstractNum>
-  <w:abstractNum w:abstractNumId="124" w15:restartNumberingAfterBreak="0">
+  <w:abstractNum w:abstractNumId="129" w15:restartNumberingAfterBreak="0">
     <w:nsid w:val="681251A7"/>
     <w:multiLevelType w:val="multilevel"/>
     <w:tmpl w:val="8D1AA6C6"/>
@@ -43060,7 +44822,7 @@
       </w:rPr>
     </w:lvl>
   </w:abstractNum>
-  <w:abstractNum w:abstractNumId="125" w15:restartNumberingAfterBreak="0">
+  <w:abstractNum w:abstractNumId="130" w15:restartNumberingAfterBreak="0">
     <w:nsid w:val="6A785C4D"/>
     <w:multiLevelType w:val="multilevel"/>
     <w:tmpl w:val="6DE449EE"/>
@@ -43209,7 +44971,7 @@
       </w:rPr>
     </w:lvl>
   </w:abstractNum>
-  <w:abstractNum w:abstractNumId="126" w15:restartNumberingAfterBreak="0">
+  <w:abstractNum w:abstractNumId="131" w15:restartNumberingAfterBreak="0">
     <w:nsid w:val="6AA039F5"/>
     <w:multiLevelType w:val="multilevel"/>
     <w:tmpl w:val="62360AE8"/>
@@ -43330,7 +45092,7 @@
       </w:pPr>
     </w:lvl>
   </w:abstractNum>
-  <w:abstractNum w:abstractNumId="127" w15:restartNumberingAfterBreak="0">
+  <w:abstractNum w:abstractNumId="132" w15:restartNumberingAfterBreak="0">
     <w:nsid w:val="6B9E5E0A"/>
     <w:multiLevelType w:val="multilevel"/>
     <w:tmpl w:val="DB840402"/>
@@ -43479,7 +45241,7 @@
       </w:rPr>
     </w:lvl>
   </w:abstractNum>
-  <w:abstractNum w:abstractNumId="128" w15:restartNumberingAfterBreak="0">
+  <w:abstractNum w:abstractNumId="133" w15:restartNumberingAfterBreak="0">
     <w:nsid w:val="6BA61CD1"/>
     <w:multiLevelType w:val="multilevel"/>
     <w:tmpl w:val="60147494"/>
@@ -43628,7 +45390,7 @@
       </w:rPr>
     </w:lvl>
   </w:abstractNum>
-  <w:abstractNum w:abstractNumId="129" w15:restartNumberingAfterBreak="0">
+  <w:abstractNum w:abstractNumId="134" w15:restartNumberingAfterBreak="0">
     <w:nsid w:val="6BAF542F"/>
     <w:multiLevelType w:val="multilevel"/>
     <w:tmpl w:val="87F43752"/>
@@ -43777,7 +45539,7 @@
       </w:rPr>
     </w:lvl>
   </w:abstractNum>
-  <w:abstractNum w:abstractNumId="130" w15:restartNumberingAfterBreak="0">
+  <w:abstractNum w:abstractNumId="135" w15:restartNumberingAfterBreak="0">
     <w:nsid w:val="6C472B24"/>
     <w:multiLevelType w:val="multilevel"/>
     <w:tmpl w:val="8C541DA4"/>
@@ -43926,7 +45688,7 @@
       </w:rPr>
     </w:lvl>
   </w:abstractNum>
-  <w:abstractNum w:abstractNumId="131" w15:restartNumberingAfterBreak="0">
+  <w:abstractNum w:abstractNumId="136" w15:restartNumberingAfterBreak="0">
     <w:nsid w:val="6D092EBF"/>
     <w:multiLevelType w:val="multilevel"/>
     <w:tmpl w:val="236667FA"/>
@@ -44043,7 +45805,7 @@
       </w:pPr>
     </w:lvl>
   </w:abstractNum>
-  <w:abstractNum w:abstractNumId="132" w15:restartNumberingAfterBreak="0">
+  <w:abstractNum w:abstractNumId="137" w15:restartNumberingAfterBreak="0">
     <w:nsid w:val="6D4D7609"/>
     <w:multiLevelType w:val="multilevel"/>
     <w:tmpl w:val="34AE6CAE"/>
@@ -44192,7 +45954,7 @@
       </w:rPr>
     </w:lvl>
   </w:abstractNum>
-  <w:abstractNum w:abstractNumId="133" w15:restartNumberingAfterBreak="0">
+  <w:abstractNum w:abstractNumId="138" w15:restartNumberingAfterBreak="0">
     <w:nsid w:val="6DB32A5C"/>
     <w:multiLevelType w:val="multilevel"/>
     <w:tmpl w:val="8BA4BCC0"/>
@@ -44305,7 +46067,7 @@
       </w:pPr>
     </w:lvl>
   </w:abstractNum>
-  <w:abstractNum w:abstractNumId="134" w15:restartNumberingAfterBreak="0">
+  <w:abstractNum w:abstractNumId="139" w15:restartNumberingAfterBreak="0">
     <w:nsid w:val="7056662A"/>
     <w:multiLevelType w:val="multilevel"/>
     <w:tmpl w:val="35C646D0"/>
@@ -44454,7 +46216,7 @@
       </w:rPr>
     </w:lvl>
   </w:abstractNum>
-  <w:abstractNum w:abstractNumId="135" w15:restartNumberingAfterBreak="0">
+  <w:abstractNum w:abstractNumId="140" w15:restartNumberingAfterBreak="0">
     <w:nsid w:val="70567445"/>
     <w:multiLevelType w:val="multilevel"/>
     <w:tmpl w:val="B68A5A3A"/>
@@ -44603,7 +46365,7 @@
       </w:rPr>
     </w:lvl>
   </w:abstractNum>
-  <w:abstractNum w:abstractNumId="136" w15:restartNumberingAfterBreak="0">
+  <w:abstractNum w:abstractNumId="141" w15:restartNumberingAfterBreak="0">
     <w:nsid w:val="70E4292A"/>
     <w:multiLevelType w:val="multilevel"/>
     <w:tmpl w:val="C1569ACE"/>
@@ -44752,7 +46514,7 @@
       </w:rPr>
     </w:lvl>
   </w:abstractNum>
-  <w:abstractNum w:abstractNumId="137" w15:restartNumberingAfterBreak="0">
+  <w:abstractNum w:abstractNumId="142" w15:restartNumberingAfterBreak="0">
     <w:nsid w:val="72487E2E"/>
     <w:multiLevelType w:val="multilevel"/>
     <w:tmpl w:val="FA5AD386"/>
@@ -44901,7 +46663,7 @@
       </w:rPr>
     </w:lvl>
   </w:abstractNum>
-  <w:abstractNum w:abstractNumId="138" w15:restartNumberingAfterBreak="0">
+  <w:abstractNum w:abstractNumId="143" w15:restartNumberingAfterBreak="0">
     <w:nsid w:val="741F1176"/>
     <w:multiLevelType w:val="multilevel"/>
     <w:tmpl w:val="0586276A"/>
@@ -45050,7 +46812,7 @@
       </w:rPr>
     </w:lvl>
   </w:abstractNum>
-  <w:abstractNum w:abstractNumId="139" w15:restartNumberingAfterBreak="0">
+  <w:abstractNum w:abstractNumId="144" w15:restartNumberingAfterBreak="0">
     <w:nsid w:val="7459496B"/>
     <w:multiLevelType w:val="multilevel"/>
     <w:tmpl w:val="B6F2F65C"/>
@@ -45199,7 +46961,7 @@
       </w:rPr>
     </w:lvl>
   </w:abstractNum>
-  <w:abstractNum w:abstractNumId="140" w15:restartNumberingAfterBreak="0">
+  <w:abstractNum w:abstractNumId="145" w15:restartNumberingAfterBreak="0">
     <w:nsid w:val="74C20391"/>
     <w:multiLevelType w:val="multilevel"/>
     <w:tmpl w:val="F910A2D2"/>
@@ -45312,7 +47074,7 @@
       </w:pPr>
     </w:lvl>
   </w:abstractNum>
-  <w:abstractNum w:abstractNumId="141" w15:restartNumberingAfterBreak="0">
+  <w:abstractNum w:abstractNumId="146" w15:restartNumberingAfterBreak="0">
     <w:nsid w:val="757E40BB"/>
     <w:multiLevelType w:val="multilevel"/>
     <w:tmpl w:val="0D26CCF2"/>
@@ -45425,7 +47187,7 @@
       </w:pPr>
     </w:lvl>
   </w:abstractNum>
-  <w:abstractNum w:abstractNumId="142" w15:restartNumberingAfterBreak="0">
+  <w:abstractNum w:abstractNumId="147" w15:restartNumberingAfterBreak="0">
     <w:nsid w:val="758254F4"/>
     <w:multiLevelType w:val="multilevel"/>
     <w:tmpl w:val="A622E204"/>
@@ -45574,7 +47336,7 @@
       </w:rPr>
     </w:lvl>
   </w:abstractNum>
-  <w:abstractNum w:abstractNumId="143" w15:restartNumberingAfterBreak="0">
+  <w:abstractNum w:abstractNumId="148" w15:restartNumberingAfterBreak="0">
     <w:nsid w:val="782A29AA"/>
     <w:multiLevelType w:val="multilevel"/>
     <w:tmpl w:val="232A5C88"/>
@@ -45723,7 +47485,7 @@
       </w:rPr>
     </w:lvl>
   </w:abstractNum>
-  <w:abstractNum w:abstractNumId="144" w15:restartNumberingAfterBreak="0">
+  <w:abstractNum w:abstractNumId="149" w15:restartNumberingAfterBreak="0">
     <w:nsid w:val="7A2F2D44"/>
     <w:multiLevelType w:val="multilevel"/>
     <w:tmpl w:val="99BA0A06"/>
@@ -45872,7 +47634,7 @@
       </w:rPr>
     </w:lvl>
   </w:abstractNum>
-  <w:abstractNum w:abstractNumId="145" w15:restartNumberingAfterBreak="0">
+  <w:abstractNum w:abstractNumId="150" w15:restartNumberingAfterBreak="0">
     <w:nsid w:val="7B3F74D8"/>
     <w:multiLevelType w:val="multilevel"/>
     <w:tmpl w:val="C35E8E04"/>
@@ -46021,7 +47783,7 @@
       </w:rPr>
     </w:lvl>
   </w:abstractNum>
-  <w:abstractNum w:abstractNumId="146" w15:restartNumberingAfterBreak="0">
+  <w:abstractNum w:abstractNumId="151" w15:restartNumberingAfterBreak="0">
     <w:nsid w:val="7CE705C5"/>
     <w:multiLevelType w:val="multilevel"/>
     <w:tmpl w:val="2C120644"/>
@@ -46170,7 +47932,7 @@
       </w:rPr>
     </w:lvl>
   </w:abstractNum>
-  <w:abstractNum w:abstractNumId="147" w15:restartNumberingAfterBreak="0">
+  <w:abstractNum w:abstractNumId="152" w15:restartNumberingAfterBreak="0">
     <w:nsid w:val="7F0D6AB0"/>
     <w:multiLevelType w:val="multilevel"/>
     <w:tmpl w:val="547223A6"/>
@@ -46283,7 +48045,7 @@
       </w:pPr>
     </w:lvl>
   </w:abstractNum>
-  <w:abstractNum w:abstractNumId="148" w15:restartNumberingAfterBreak="0">
+  <w:abstractNum w:abstractNumId="153" w15:restartNumberingAfterBreak="0">
     <w:nsid w:val="7F192D48"/>
     <w:multiLevelType w:val="multilevel"/>
     <w:tmpl w:val="AC3046E0"/>
@@ -46432,7 +48194,7 @@
       </w:rPr>
     </w:lvl>
   </w:abstractNum>
-  <w:abstractNum w:abstractNumId="149" w15:restartNumberingAfterBreak="0">
+  <w:abstractNum w:abstractNumId="154" w15:restartNumberingAfterBreak="0">
     <w:nsid w:val="7F4D779B"/>
     <w:multiLevelType w:val="multilevel"/>
     <w:tmpl w:val="9EB4D808"/>
@@ -46581,7 +48343,7 @@
       </w:rPr>
     </w:lvl>
   </w:abstractNum>
-  <w:abstractNum w:abstractNumId="150" w15:restartNumberingAfterBreak="0">
+  <w:abstractNum w:abstractNumId="155" w15:restartNumberingAfterBreak="0">
     <w:nsid w:val="7FAD7058"/>
     <w:multiLevelType w:val="multilevel"/>
     <w:tmpl w:val="3ECA2672"/>
@@ -46703,457 +48465,472 @@
     </w:lvl>
   </w:abstractNum>
   <w:num w:numId="1" w16cid:durableId="363142724">
+    <w:abstractNumId w:val="119"/>
+  </w:num>
+  <w:num w:numId="2" w16cid:durableId="460616395">
+    <w:abstractNumId w:val="105"/>
+  </w:num>
+  <w:num w:numId="3" w16cid:durableId="1452701954">
+    <w:abstractNumId w:val="29"/>
+  </w:num>
+  <w:num w:numId="4" w16cid:durableId="735393333">
+    <w:abstractNumId w:val="45"/>
+  </w:num>
+  <w:num w:numId="5" w16cid:durableId="741803877">
+    <w:abstractNumId w:val="109"/>
+  </w:num>
+  <w:num w:numId="6" w16cid:durableId="1769472359">
+    <w:abstractNumId w:val="137"/>
+  </w:num>
+  <w:num w:numId="7" w16cid:durableId="1636256667">
+    <w:abstractNumId w:val="134"/>
+  </w:num>
+  <w:num w:numId="8" w16cid:durableId="1363944567">
+    <w:abstractNumId w:val="81"/>
+  </w:num>
+  <w:num w:numId="9" w16cid:durableId="1716613953">
+    <w:abstractNumId w:val="100"/>
+  </w:num>
+  <w:num w:numId="10" w16cid:durableId="1772117016">
+    <w:abstractNumId w:val="96"/>
+  </w:num>
+  <w:num w:numId="11" w16cid:durableId="850991176">
+    <w:abstractNumId w:val="66"/>
+  </w:num>
+  <w:num w:numId="12" w16cid:durableId="748697051">
+    <w:abstractNumId w:val="121"/>
+  </w:num>
+  <w:num w:numId="13" w16cid:durableId="1044402799">
+    <w:abstractNumId w:val="78"/>
+  </w:num>
+  <w:num w:numId="14" w16cid:durableId="1548564430">
+    <w:abstractNumId w:val="33"/>
+  </w:num>
+  <w:num w:numId="15" w16cid:durableId="1998879052">
+    <w:abstractNumId w:val="65"/>
+  </w:num>
+  <w:num w:numId="16" w16cid:durableId="1098789648">
+    <w:abstractNumId w:val="9"/>
+  </w:num>
+  <w:num w:numId="17" w16cid:durableId="765345270">
+    <w:abstractNumId w:val="90"/>
+  </w:num>
+  <w:num w:numId="18" w16cid:durableId="995885130">
+    <w:abstractNumId w:val="106"/>
+  </w:num>
+  <w:num w:numId="19" w16cid:durableId="629939123">
+    <w:abstractNumId w:val="102"/>
+  </w:num>
+  <w:num w:numId="20" w16cid:durableId="1477722791">
+    <w:abstractNumId w:val="89"/>
+  </w:num>
+  <w:num w:numId="21" w16cid:durableId="970478400">
+    <w:abstractNumId w:val="56"/>
+  </w:num>
+  <w:num w:numId="22" w16cid:durableId="2067876726">
+    <w:abstractNumId w:val="44"/>
+  </w:num>
+  <w:num w:numId="23" w16cid:durableId="258563234">
+    <w:abstractNumId w:val="34"/>
+  </w:num>
+  <w:num w:numId="24" w16cid:durableId="1733388559">
+    <w:abstractNumId w:val="87"/>
+  </w:num>
+  <w:num w:numId="25" w16cid:durableId="655034929">
+    <w:abstractNumId w:val="84"/>
+  </w:num>
+  <w:num w:numId="26" w16cid:durableId="853308014">
+    <w:abstractNumId w:val="92"/>
+  </w:num>
+  <w:num w:numId="27" w16cid:durableId="1513378324">
+    <w:abstractNumId w:val="19"/>
+  </w:num>
+  <w:num w:numId="28" w16cid:durableId="237979774">
+    <w:abstractNumId w:val="93"/>
+  </w:num>
+  <w:num w:numId="29" w16cid:durableId="1924728233">
+    <w:abstractNumId w:val="94"/>
+  </w:num>
+  <w:num w:numId="30" w16cid:durableId="1967272137">
+    <w:abstractNumId w:val="103"/>
+  </w:num>
+  <w:num w:numId="31" w16cid:durableId="663514215">
+    <w:abstractNumId w:val="123"/>
+  </w:num>
+  <w:num w:numId="32" w16cid:durableId="1345013318">
     <w:abstractNumId w:val="114"/>
   </w:num>
-  <w:num w:numId="2" w16cid:durableId="460616395">
-    <w:abstractNumId w:val="100"/>
+  <w:num w:numId="33" w16cid:durableId="8333284">
+    <w:abstractNumId w:val="74"/>
   </w:num>
-  <w:num w:numId="3" w16cid:durableId="1452701954">
-    <w:abstractNumId w:val="26"/>
+  <w:num w:numId="34" w16cid:durableId="683289133">
+    <w:abstractNumId w:val="154"/>
   </w:num>
-  <w:num w:numId="4" w16cid:durableId="735393333">
-    <w:abstractNumId w:val="42"/>
+  <w:num w:numId="35" w16cid:durableId="1787306160">
+    <w:abstractNumId w:val="62"/>
   </w:num>
-  <w:num w:numId="5" w16cid:durableId="741803877">
-    <w:abstractNumId w:val="104"/>
+  <w:num w:numId="36" w16cid:durableId="1932465164">
+    <w:abstractNumId w:val="86"/>
   </w:num>
-  <w:num w:numId="6" w16cid:durableId="1769472359">
-    <w:abstractNumId w:val="132"/>
+  <w:num w:numId="37" w16cid:durableId="161971169">
+    <w:abstractNumId w:val="95"/>
   </w:num>
-  <w:num w:numId="7" w16cid:durableId="1636256667">
-    <w:abstractNumId w:val="129"/>
-  </w:num>
-  <w:num w:numId="8" w16cid:durableId="1363944567">
+  <w:num w:numId="38" w16cid:durableId="1286157754">
     <w:abstractNumId w:val="76"/>
   </w:num>
-  <w:num w:numId="9" w16cid:durableId="1716613953">
-    <w:abstractNumId w:val="95"/>
-  </w:num>
-  <w:num w:numId="10" w16cid:durableId="1772117016">
-    <w:abstractNumId w:val="91"/>
-  </w:num>
-  <w:num w:numId="11" w16cid:durableId="850991176">
-    <w:abstractNumId w:val="62"/>
-  </w:num>
-  <w:num w:numId="12" w16cid:durableId="748697051">
-    <w:abstractNumId w:val="116"/>
-  </w:num>
-  <w:num w:numId="13" w16cid:durableId="1044402799">
-    <w:abstractNumId w:val="73"/>
-  </w:num>
-  <w:num w:numId="14" w16cid:durableId="1548564430">
-    <w:abstractNumId w:val="30"/>
-  </w:num>
-  <w:num w:numId="15" w16cid:durableId="1998879052">
-    <w:abstractNumId w:val="61"/>
-  </w:num>
-  <w:num w:numId="16" w16cid:durableId="1098789648">
-    <w:abstractNumId w:val="8"/>
-  </w:num>
-  <w:num w:numId="17" w16cid:durableId="765345270">
-    <w:abstractNumId w:val="85"/>
-  </w:num>
-  <w:num w:numId="18" w16cid:durableId="995885130">
-    <w:abstractNumId w:val="101"/>
-  </w:num>
-  <w:num w:numId="19" w16cid:durableId="629939123">
-    <w:abstractNumId w:val="97"/>
-  </w:num>
-  <w:num w:numId="20" w16cid:durableId="1477722791">
-    <w:abstractNumId w:val="84"/>
-  </w:num>
-  <w:num w:numId="21" w16cid:durableId="970478400">
-    <w:abstractNumId w:val="52"/>
-  </w:num>
-  <w:num w:numId="22" w16cid:durableId="2067876726">
-    <w:abstractNumId w:val="41"/>
-  </w:num>
-  <w:num w:numId="23" w16cid:durableId="258563234">
-    <w:abstractNumId w:val="31"/>
-  </w:num>
-  <w:num w:numId="24" w16cid:durableId="1733388559">
-    <w:abstractNumId w:val="82"/>
-  </w:num>
-  <w:num w:numId="25" w16cid:durableId="655034929">
-    <w:abstractNumId w:val="79"/>
-  </w:num>
-  <w:num w:numId="26" w16cid:durableId="853308014">
-    <w:abstractNumId w:val="87"/>
-  </w:num>
-  <w:num w:numId="27" w16cid:durableId="1513378324">
-    <w:abstractNumId w:val="18"/>
-  </w:num>
-  <w:num w:numId="28" w16cid:durableId="237979774">
-    <w:abstractNumId w:val="88"/>
-  </w:num>
-  <w:num w:numId="29" w16cid:durableId="1924728233">
-    <w:abstractNumId w:val="89"/>
-  </w:num>
-  <w:num w:numId="30" w16cid:durableId="1967272137">
-    <w:abstractNumId w:val="98"/>
-  </w:num>
-  <w:num w:numId="31" w16cid:durableId="663514215">
-    <w:abstractNumId w:val="118"/>
-  </w:num>
-  <w:num w:numId="32" w16cid:durableId="1345013318">
-    <w:abstractNumId w:val="109"/>
-  </w:num>
-  <w:num w:numId="33" w16cid:durableId="8333284">
-    <w:abstractNumId w:val="69"/>
-  </w:num>
-  <w:num w:numId="34" w16cid:durableId="683289133">
-    <w:abstractNumId w:val="149"/>
-  </w:num>
-  <w:num w:numId="35" w16cid:durableId="1787306160">
-    <w:abstractNumId w:val="58"/>
-  </w:num>
-  <w:num w:numId="36" w16cid:durableId="1932465164">
-    <w:abstractNumId w:val="81"/>
-  </w:num>
-  <w:num w:numId="37" w16cid:durableId="161971169">
-    <w:abstractNumId w:val="90"/>
-  </w:num>
-  <w:num w:numId="38" w16cid:durableId="1286157754">
-    <w:abstractNumId w:val="71"/>
-  </w:num>
   <w:num w:numId="39" w16cid:durableId="497308170">
-    <w:abstractNumId w:val="103"/>
+    <w:abstractNumId w:val="108"/>
   </w:num>
   <w:num w:numId="40" w16cid:durableId="1984314713">
     <w:abstractNumId w:val="4"/>
   </w:num>
   <w:num w:numId="41" w16cid:durableId="826939036">
+    <w:abstractNumId w:val="63"/>
+  </w:num>
+  <w:num w:numId="42" w16cid:durableId="1129476510">
+    <w:abstractNumId w:val="13"/>
+  </w:num>
+  <w:num w:numId="43" w16cid:durableId="1555312980">
+    <w:abstractNumId w:val="150"/>
+  </w:num>
+  <w:num w:numId="44" w16cid:durableId="1981107121">
+    <w:abstractNumId w:val="43"/>
+  </w:num>
+  <w:num w:numId="45" w16cid:durableId="885990563">
+    <w:abstractNumId w:val="8"/>
+  </w:num>
+  <w:num w:numId="46" w16cid:durableId="356198261">
     <w:abstractNumId w:val="59"/>
   </w:num>
-  <w:num w:numId="42" w16cid:durableId="1129476510">
-    <w:abstractNumId w:val="12"/>
-  </w:num>
-  <w:num w:numId="43" w16cid:durableId="1555312980">
-    <w:abstractNumId w:val="145"/>
-  </w:num>
-  <w:num w:numId="44" w16cid:durableId="1981107121">
-    <w:abstractNumId w:val="40"/>
-  </w:num>
-  <w:num w:numId="45" w16cid:durableId="885990563">
-    <w:abstractNumId w:val="7"/>
-  </w:num>
-  <w:num w:numId="46" w16cid:durableId="356198261">
-    <w:abstractNumId w:val="55"/>
-  </w:num>
   <w:num w:numId="47" w16cid:durableId="837160014">
-    <w:abstractNumId w:val="117"/>
+    <w:abstractNumId w:val="122"/>
   </w:num>
   <w:num w:numId="48" w16cid:durableId="558516180">
-    <w:abstractNumId w:val="60"/>
+    <w:abstractNumId w:val="64"/>
   </w:num>
   <w:num w:numId="49" w16cid:durableId="198863999">
-    <w:abstractNumId w:val="113"/>
+    <w:abstractNumId w:val="118"/>
   </w:num>
   <w:num w:numId="50" w16cid:durableId="1512530829">
-    <w:abstractNumId w:val="19"/>
+    <w:abstractNumId w:val="20"/>
   </w:num>
   <w:num w:numId="51" w16cid:durableId="412897796">
-    <w:abstractNumId w:val="110"/>
+    <w:abstractNumId w:val="115"/>
   </w:num>
   <w:num w:numId="52" w16cid:durableId="651328923">
-    <w:abstractNumId w:val="38"/>
+    <w:abstractNumId w:val="41"/>
   </w:num>
   <w:num w:numId="53" w16cid:durableId="764031265">
-    <w:abstractNumId w:val="137"/>
+    <w:abstractNumId w:val="142"/>
   </w:num>
   <w:num w:numId="54" w16cid:durableId="1407269043">
-    <w:abstractNumId w:val="130"/>
+    <w:abstractNumId w:val="135"/>
   </w:num>
   <w:num w:numId="55" w16cid:durableId="870263906">
-    <w:abstractNumId w:val="106"/>
+    <w:abstractNumId w:val="111"/>
   </w:num>
   <w:num w:numId="56" w16cid:durableId="106506232">
-    <w:abstractNumId w:val="121"/>
+    <w:abstractNumId w:val="126"/>
   </w:num>
   <w:num w:numId="57" w16cid:durableId="1797410454">
-    <w:abstractNumId w:val="34"/>
+    <w:abstractNumId w:val="37"/>
   </w:num>
   <w:num w:numId="58" w16cid:durableId="59062272">
-    <w:abstractNumId w:val="44"/>
+    <w:abstractNumId w:val="47"/>
   </w:num>
   <w:num w:numId="59" w16cid:durableId="1461611554">
-    <w:abstractNumId w:val="15"/>
+    <w:abstractNumId w:val="16"/>
   </w:num>
   <w:num w:numId="60" w16cid:durableId="1081565389">
-    <w:abstractNumId w:val="64"/>
+    <w:abstractNumId w:val="68"/>
   </w:num>
   <w:num w:numId="61" w16cid:durableId="856966438">
-    <w:abstractNumId w:val="99"/>
+    <w:abstractNumId w:val="104"/>
   </w:num>
   <w:num w:numId="62" w16cid:durableId="2139490802">
-    <w:abstractNumId w:val="141"/>
+    <w:abstractNumId w:val="146"/>
   </w:num>
   <w:num w:numId="63" w16cid:durableId="1569878974">
-    <w:abstractNumId w:val="70"/>
+    <w:abstractNumId w:val="75"/>
   </w:num>
   <w:num w:numId="64" w16cid:durableId="2037778191">
     <w:abstractNumId w:val="3"/>
   </w:num>
   <w:num w:numId="65" w16cid:durableId="1118528485">
-    <w:abstractNumId w:val="124"/>
+    <w:abstractNumId w:val="129"/>
   </w:num>
   <w:num w:numId="66" w16cid:durableId="1965848140">
-    <w:abstractNumId w:val="9"/>
+    <w:abstractNumId w:val="10"/>
   </w:num>
   <w:num w:numId="67" w16cid:durableId="125855104">
-    <w:abstractNumId w:val="35"/>
+    <w:abstractNumId w:val="38"/>
   </w:num>
   <w:num w:numId="68" w16cid:durableId="1137920671">
+    <w:abstractNumId w:val="42"/>
+  </w:num>
+  <w:num w:numId="69" w16cid:durableId="933709214">
+    <w:abstractNumId w:val="141"/>
+  </w:num>
+  <w:num w:numId="70" w16cid:durableId="1675843790">
+    <w:abstractNumId w:val="144"/>
+  </w:num>
+  <w:num w:numId="71" w16cid:durableId="240528707">
+    <w:abstractNumId w:val="15"/>
+  </w:num>
+  <w:num w:numId="72" w16cid:durableId="471212350">
+    <w:abstractNumId w:val="11"/>
+  </w:num>
+  <w:num w:numId="73" w16cid:durableId="898252222">
+    <w:abstractNumId w:val="155"/>
+  </w:num>
+  <w:num w:numId="74" w16cid:durableId="765002079">
+    <w:abstractNumId w:val="112"/>
+  </w:num>
+  <w:num w:numId="75" w16cid:durableId="1335768080">
+    <w:abstractNumId w:val="79"/>
+  </w:num>
+  <w:num w:numId="76" w16cid:durableId="1972974415">
+    <w:abstractNumId w:val="7"/>
+  </w:num>
+  <w:num w:numId="77" w16cid:durableId="1805192272">
+    <w:abstractNumId w:val="27"/>
+  </w:num>
+  <w:num w:numId="78" w16cid:durableId="1236284580">
+    <w:abstractNumId w:val="25"/>
+  </w:num>
+  <w:num w:numId="79" w16cid:durableId="252906239">
+    <w:abstractNumId w:val="58"/>
+  </w:num>
+  <w:num w:numId="80" w16cid:durableId="1828744572">
+    <w:abstractNumId w:val="151"/>
+  </w:num>
+  <w:num w:numId="81" w16cid:durableId="2079475992">
+    <w:abstractNumId w:val="145"/>
+  </w:num>
+  <w:num w:numId="82" w16cid:durableId="1296450147">
+    <w:abstractNumId w:val="143"/>
+  </w:num>
+  <w:num w:numId="83" w16cid:durableId="212472785">
     <w:abstractNumId w:val="39"/>
   </w:num>
-  <w:num w:numId="69" w16cid:durableId="933709214">
-    <w:abstractNumId w:val="136"/>
+  <w:num w:numId="84" w16cid:durableId="442311692">
+    <w:abstractNumId w:val="148"/>
   </w:num>
-  <w:num w:numId="70" w16cid:durableId="1675843790">
-    <w:abstractNumId w:val="139"/>
+  <w:num w:numId="85" w16cid:durableId="1958484533">
+    <w:abstractNumId w:val="49"/>
   </w:num>
-  <w:num w:numId="71" w16cid:durableId="240528707">
-    <w:abstractNumId w:val="14"/>
+  <w:num w:numId="86" w16cid:durableId="1129317289">
+    <w:abstractNumId w:val="53"/>
   </w:num>
-  <w:num w:numId="72" w16cid:durableId="471212350">
-    <w:abstractNumId w:val="10"/>
+  <w:num w:numId="87" w16cid:durableId="209000416">
+    <w:abstractNumId w:val="51"/>
   </w:num>
-  <w:num w:numId="73" w16cid:durableId="898252222">
-    <w:abstractNumId w:val="150"/>
+  <w:num w:numId="88" w16cid:durableId="1172260491">
+    <w:abstractNumId w:val="12"/>
   </w:num>
-  <w:num w:numId="74" w16cid:durableId="765002079">
+  <w:num w:numId="89" w16cid:durableId="716857988">
+    <w:abstractNumId w:val="153"/>
+  </w:num>
+  <w:num w:numId="90" w16cid:durableId="139730703">
+    <w:abstractNumId w:val="80"/>
+  </w:num>
+  <w:num w:numId="91" w16cid:durableId="563686693">
+    <w:abstractNumId w:val="91"/>
+  </w:num>
+  <w:num w:numId="92" w16cid:durableId="1680740177">
+    <w:abstractNumId w:val="60"/>
+  </w:num>
+  <w:num w:numId="93" w16cid:durableId="1652296259">
+    <w:abstractNumId w:val="73"/>
+  </w:num>
+  <w:num w:numId="94" w16cid:durableId="836924561">
+    <w:abstractNumId w:val="128"/>
+  </w:num>
+  <w:num w:numId="95" w16cid:durableId="221138589">
+    <w:abstractNumId w:val="46"/>
+  </w:num>
+  <w:num w:numId="96" w16cid:durableId="1477379733">
+    <w:abstractNumId w:val="22"/>
+  </w:num>
+  <w:num w:numId="97" w16cid:durableId="1795445656">
+    <w:abstractNumId w:val="57"/>
+  </w:num>
+  <w:num w:numId="98" w16cid:durableId="1039740660">
+    <w:abstractNumId w:val="69"/>
+  </w:num>
+  <w:num w:numId="99" w16cid:durableId="2133861594">
+    <w:abstractNumId w:val="21"/>
+  </w:num>
+  <w:num w:numId="100" w16cid:durableId="22487087">
+    <w:abstractNumId w:val="152"/>
+  </w:num>
+  <w:num w:numId="101" w16cid:durableId="1988044728">
+    <w:abstractNumId w:val="110"/>
+  </w:num>
+  <w:num w:numId="102" w16cid:durableId="413016462">
+    <w:abstractNumId w:val="147"/>
+  </w:num>
+  <w:num w:numId="103" w16cid:durableId="1175068502">
+    <w:abstractNumId w:val="138"/>
+  </w:num>
+  <w:num w:numId="104" w16cid:durableId="2146241461">
+    <w:abstractNumId w:val="140"/>
+  </w:num>
+  <w:num w:numId="105" w16cid:durableId="675839135">
     <w:abstractNumId w:val="107"/>
   </w:num>
-  <w:num w:numId="75" w16cid:durableId="1335768080">
-    <w:abstractNumId w:val="74"/>
-  </w:num>
-  <w:num w:numId="76" w16cid:durableId="1972974415">
-    <w:abstractNumId w:val="6"/>
-  </w:num>
-  <w:num w:numId="77" w16cid:durableId="1805192272">
-    <w:abstractNumId w:val="25"/>
-  </w:num>
-  <w:num w:numId="78" w16cid:durableId="1236284580">
-    <w:abstractNumId w:val="23"/>
-  </w:num>
-  <w:num w:numId="79" w16cid:durableId="252906239">
-    <w:abstractNumId w:val="54"/>
-  </w:num>
-  <w:num w:numId="80" w16cid:durableId="1828744572">
-    <w:abstractNumId w:val="146"/>
-  </w:num>
-  <w:num w:numId="81" w16cid:durableId="2079475992">
-    <w:abstractNumId w:val="140"/>
-  </w:num>
-  <w:num w:numId="82" w16cid:durableId="1296450147">
-    <w:abstractNumId w:val="138"/>
-  </w:num>
-  <w:num w:numId="83" w16cid:durableId="212472785">
-    <w:abstractNumId w:val="36"/>
-  </w:num>
-  <w:num w:numId="84" w16cid:durableId="442311692">
-    <w:abstractNumId w:val="143"/>
-  </w:num>
-  <w:num w:numId="85" w16cid:durableId="1958484533">
-    <w:abstractNumId w:val="46"/>
-  </w:num>
-  <w:num w:numId="86" w16cid:durableId="1129317289">
+  <w:num w:numId="106" w16cid:durableId="1882206817">
     <w:abstractNumId w:val="50"/>
   </w:num>
-  <w:num w:numId="87" w16cid:durableId="209000416">
-    <w:abstractNumId w:val="48"/>
-  </w:num>
-  <w:num w:numId="88" w16cid:durableId="1172260491">
-    <w:abstractNumId w:val="11"/>
-  </w:num>
-  <w:num w:numId="89" w16cid:durableId="716857988">
-    <w:abstractNumId w:val="148"/>
-  </w:num>
-  <w:num w:numId="90" w16cid:durableId="139730703">
-    <w:abstractNumId w:val="75"/>
-  </w:num>
-  <w:num w:numId="91" w16cid:durableId="563686693">
-    <w:abstractNumId w:val="86"/>
-  </w:num>
-  <w:num w:numId="92" w16cid:durableId="1680740177">
-    <w:abstractNumId w:val="56"/>
-  </w:num>
-  <w:num w:numId="93" w16cid:durableId="1652296259">
-    <w:abstractNumId w:val="68"/>
-  </w:num>
-  <w:num w:numId="94" w16cid:durableId="836924561">
-    <w:abstractNumId w:val="123"/>
-  </w:num>
-  <w:num w:numId="95" w16cid:durableId="221138589">
-    <w:abstractNumId w:val="43"/>
-  </w:num>
-  <w:num w:numId="96" w16cid:durableId="1477379733">
-    <w:abstractNumId w:val="21"/>
-  </w:num>
-  <w:num w:numId="97" w16cid:durableId="1795445656">
-    <w:abstractNumId w:val="53"/>
-  </w:num>
-  <w:num w:numId="98" w16cid:durableId="1039740660">
-    <w:abstractNumId w:val="65"/>
-  </w:num>
-  <w:num w:numId="99" w16cid:durableId="2133861594">
-    <w:abstractNumId w:val="20"/>
-  </w:num>
-  <w:num w:numId="100" w16cid:durableId="22487087">
-    <w:abstractNumId w:val="147"/>
-  </w:num>
-  <w:num w:numId="101" w16cid:durableId="1988044728">
-    <w:abstractNumId w:val="105"/>
-  </w:num>
-  <w:num w:numId="102" w16cid:durableId="413016462">
-    <w:abstractNumId w:val="142"/>
-  </w:num>
-  <w:num w:numId="103" w16cid:durableId="1175068502">
-    <w:abstractNumId w:val="133"/>
-  </w:num>
-  <w:num w:numId="104" w16cid:durableId="2146241461">
-    <w:abstractNumId w:val="135"/>
-  </w:num>
-  <w:num w:numId="105" w16cid:durableId="675839135">
-    <w:abstractNumId w:val="102"/>
-  </w:num>
-  <w:num w:numId="106" w16cid:durableId="1882206817">
-    <w:abstractNumId w:val="47"/>
-  </w:num>
   <w:num w:numId="107" w16cid:durableId="1077630608">
-    <w:abstractNumId w:val="125"/>
+    <w:abstractNumId w:val="130"/>
   </w:num>
   <w:num w:numId="108" w16cid:durableId="295189212">
-    <w:abstractNumId w:val="57"/>
+    <w:abstractNumId w:val="61"/>
   </w:num>
   <w:num w:numId="109" w16cid:durableId="675503687">
-    <w:abstractNumId w:val="67"/>
+    <w:abstractNumId w:val="71"/>
   </w:num>
   <w:num w:numId="110" w16cid:durableId="1756591659">
     <w:abstractNumId w:val="0"/>
   </w:num>
   <w:num w:numId="111" w16cid:durableId="600526808">
-    <w:abstractNumId w:val="27"/>
+    <w:abstractNumId w:val="30"/>
   </w:num>
   <w:num w:numId="112" w16cid:durableId="1876575635">
-    <w:abstractNumId w:val="96"/>
+    <w:abstractNumId w:val="101"/>
   </w:num>
   <w:num w:numId="113" w16cid:durableId="1380475113">
-    <w:abstractNumId w:val="126"/>
+    <w:abstractNumId w:val="131"/>
   </w:num>
   <w:num w:numId="114" w16cid:durableId="2065323545">
-    <w:abstractNumId w:val="45"/>
+    <w:abstractNumId w:val="48"/>
   </w:num>
   <w:num w:numId="115" w16cid:durableId="1718042498">
-    <w:abstractNumId w:val="72"/>
+    <w:abstractNumId w:val="77"/>
   </w:num>
   <w:num w:numId="116" w16cid:durableId="483474041">
-    <w:abstractNumId w:val="111"/>
+    <w:abstractNumId w:val="116"/>
   </w:num>
   <w:num w:numId="117" w16cid:durableId="58720347">
-    <w:abstractNumId w:val="144"/>
+    <w:abstractNumId w:val="149"/>
   </w:num>
   <w:num w:numId="118" w16cid:durableId="718474288">
-    <w:abstractNumId w:val="93"/>
+    <w:abstractNumId w:val="98"/>
   </w:num>
   <w:num w:numId="119" w16cid:durableId="779033075">
-    <w:abstractNumId w:val="5"/>
+    <w:abstractNumId w:val="6"/>
   </w:num>
   <w:num w:numId="120" w16cid:durableId="1450052858">
-    <w:abstractNumId w:val="77"/>
+    <w:abstractNumId w:val="82"/>
   </w:num>
   <w:num w:numId="121" w16cid:durableId="1332951857">
-    <w:abstractNumId w:val="16"/>
+    <w:abstractNumId w:val="17"/>
   </w:num>
   <w:num w:numId="122" w16cid:durableId="1961253832">
     <w:abstractNumId w:val="2"/>
   </w:num>
   <w:num w:numId="123" w16cid:durableId="732627778">
-    <w:abstractNumId w:val="119"/>
+    <w:abstractNumId w:val="124"/>
   </w:num>
   <w:num w:numId="124" w16cid:durableId="456028896">
-    <w:abstractNumId w:val="66"/>
+    <w:abstractNumId w:val="70"/>
   </w:num>
   <w:num w:numId="125" w16cid:durableId="471942993">
-    <w:abstractNumId w:val="80"/>
+    <w:abstractNumId w:val="85"/>
   </w:num>
   <w:num w:numId="126" w16cid:durableId="1101148448">
-    <w:abstractNumId w:val="37"/>
+    <w:abstractNumId w:val="40"/>
   </w:num>
   <w:num w:numId="127" w16cid:durableId="1306735137">
+    <w:abstractNumId w:val="125"/>
+  </w:num>
+  <w:num w:numId="128" w16cid:durableId="243074857">
     <w:abstractNumId w:val="120"/>
   </w:num>
-  <w:num w:numId="128" w16cid:durableId="243074857">
-    <w:abstractNumId w:val="115"/>
-  </w:num>
   <w:num w:numId="129" w16cid:durableId="955453084">
-    <w:abstractNumId w:val="94"/>
+    <w:abstractNumId w:val="99"/>
   </w:num>
   <w:num w:numId="130" w16cid:durableId="919100298">
-    <w:abstractNumId w:val="49"/>
+    <w:abstractNumId w:val="52"/>
   </w:num>
   <w:num w:numId="131" w16cid:durableId="1042557321">
     <w:abstractNumId w:val="1"/>
   </w:num>
   <w:num w:numId="132" w16cid:durableId="911237720">
-    <w:abstractNumId w:val="33"/>
+    <w:abstractNumId w:val="36"/>
   </w:num>
   <w:num w:numId="133" w16cid:durableId="873274137">
-    <w:abstractNumId w:val="51"/>
+    <w:abstractNumId w:val="54"/>
   </w:num>
   <w:num w:numId="134" w16cid:durableId="601573879">
+    <w:abstractNumId w:val="88"/>
+  </w:num>
+  <w:num w:numId="135" w16cid:durableId="1975060125">
+    <w:abstractNumId w:val="97"/>
+  </w:num>
+  <w:num w:numId="136" w16cid:durableId="1183737761">
+    <w:abstractNumId w:val="127"/>
+  </w:num>
+  <w:num w:numId="137" w16cid:durableId="1181508624">
+    <w:abstractNumId w:val="117"/>
+  </w:num>
+  <w:num w:numId="138" w16cid:durableId="1327320067">
+    <w:abstractNumId w:val="23"/>
+  </w:num>
+  <w:num w:numId="139" w16cid:durableId="327707498">
+    <w:abstractNumId w:val="113"/>
+  </w:num>
+  <w:num w:numId="140" w16cid:durableId="1314290666">
+    <w:abstractNumId w:val="32"/>
+  </w:num>
+  <w:num w:numId="141" w16cid:durableId="99683276">
+    <w:abstractNumId w:val="18"/>
+  </w:num>
+  <w:num w:numId="142" w16cid:durableId="472908785">
+    <w:abstractNumId w:val="26"/>
+  </w:num>
+  <w:num w:numId="143" w16cid:durableId="2069375871">
+    <w:abstractNumId w:val="133"/>
+  </w:num>
+  <w:num w:numId="144" w16cid:durableId="188952124">
+    <w:abstractNumId w:val="35"/>
+  </w:num>
+  <w:num w:numId="145" w16cid:durableId="613825306">
+    <w:abstractNumId w:val="136"/>
+  </w:num>
+  <w:num w:numId="146" w16cid:durableId="2036038591">
+    <w:abstractNumId w:val="14"/>
+  </w:num>
+  <w:num w:numId="147" w16cid:durableId="153306337">
+    <w:abstractNumId w:val="31"/>
+  </w:num>
+  <w:num w:numId="148" w16cid:durableId="56977168">
     <w:abstractNumId w:val="83"/>
   </w:num>
-  <w:num w:numId="135" w16cid:durableId="1975060125">
-    <w:abstractNumId w:val="92"/>
+  <w:num w:numId="149" w16cid:durableId="1326586780">
+    <w:abstractNumId w:val="67"/>
   </w:num>
-  <w:num w:numId="136" w16cid:durableId="1183737761">
-    <w:abstractNumId w:val="122"/>
+  <w:num w:numId="150" w16cid:durableId="519589128">
+    <w:abstractNumId w:val="132"/>
   </w:num>
-  <w:num w:numId="137" w16cid:durableId="1181508624">
-    <w:abstractNumId w:val="112"/>
+  <w:num w:numId="151" w16cid:durableId="159662455">
+    <w:abstractNumId w:val="139"/>
   </w:num>
-  <w:num w:numId="138" w16cid:durableId="1327320067">
-    <w:abstractNumId w:val="22"/>
+  <w:num w:numId="152" w16cid:durableId="443234917">
+    <w:abstractNumId w:val="28"/>
   </w:num>
-  <w:num w:numId="139" w16cid:durableId="327707498">
-    <w:abstractNumId w:val="108"/>
+  <w:num w:numId="153" w16cid:durableId="279381640">
+    <w:abstractNumId w:val="72"/>
   </w:num>
-  <w:num w:numId="140" w16cid:durableId="1314290666">
-    <w:abstractNumId w:val="29"/>
-  </w:num>
-  <w:num w:numId="141" w16cid:durableId="99683276">
-    <w:abstractNumId w:val="17"/>
-  </w:num>
-  <w:num w:numId="142" w16cid:durableId="472908785">
+  <w:num w:numId="154" w16cid:durableId="1184978048">
     <w:abstractNumId w:val="24"/>
   </w:num>
-  <w:num w:numId="143" w16cid:durableId="2069375871">
-    <w:abstractNumId w:val="128"/>
+  <w:num w:numId="155" w16cid:durableId="184175385">
+    <w:abstractNumId w:val="55"/>
   </w:num>
-  <w:num w:numId="144" w16cid:durableId="188952124">
-    <w:abstractNumId w:val="32"/>
-  </w:num>
-  <w:num w:numId="145" w16cid:durableId="613825306">
-    <w:abstractNumId w:val="131"/>
-  </w:num>
-  <w:num w:numId="146" w16cid:durableId="2036038591">
-    <w:abstractNumId w:val="13"/>
-  </w:num>
-  <w:num w:numId="147" w16cid:durableId="153306337">
-    <w:abstractNumId w:val="28"/>
-  </w:num>
-  <w:num w:numId="148" w16cid:durableId="56977168">
-    <w:abstractNumId w:val="78"/>
-  </w:num>
-  <w:num w:numId="149" w16cid:durableId="1326586780">
-    <w:abstractNumId w:val="63"/>
-  </w:num>
-  <w:num w:numId="150" w16cid:durableId="519589128">
-    <w:abstractNumId w:val="127"/>
-  </w:num>
-  <w:num w:numId="151" w16cid:durableId="159662455">
-    <w:abstractNumId w:val="134"/>
+  <w:num w:numId="156" w16cid:durableId="160849834">
+    <w:abstractNumId w:val="5"/>
   </w:num>
 </w:numbering>
 </file>

--- a/Memoria.docx
+++ b/Memoria.docx
@@ -7222,13 +7222,46 @@
           <w:szCs w:val="20"/>
         </w:rPr>
       </w:pPr>
-      <w:r>
-        <w:rPr>
-          <w:rFonts w:ascii="Calibri" w:hAnsi="Calibri" w:cs="Calibri"/>
-          <w:sz w:val="20"/>
-          <w:szCs w:val="20"/>
-        </w:rPr>
-        <w:t>El análisis de los ficheros resumen de validación cruzada (`*_cv_summary.csv`) revela diferencias claras en la estabilidad de las arquitecturas. En el subconjunto FD001, por ejemplo, la RNN presenta valores de RMSE que oscilan aproximadamente entre 25 y más de 33, mientras que GRU y LSTM muestran una dispersión significativamente menor. Este patrón se repite, con mayor intensidad, en los subconjuntos FD003 y FD004, donde las RNN alcanzan errores muy elevados en varios pliegues.</w:t>
+      <w:commentRangeStart w:id="16"/>
+      <w:r>
+        <w:rPr>
+          <w:rFonts w:ascii="Calibri" w:hAnsi="Calibri" w:cs="Calibri"/>
+          <w:sz w:val="20"/>
+          <w:szCs w:val="20"/>
+        </w:rPr>
+        <w:t xml:space="preserve">El análisis de los ficheros resumen de validación cruzada </w:t>
+      </w:r>
+      <w:r>
+        <w:rPr>
+          <w:rFonts w:ascii="Calibri" w:hAnsi="Calibri" w:cs="Calibri"/>
+          <w:sz w:val="20"/>
+          <w:szCs w:val="20"/>
+          <w:highlight w:val="yellow"/>
+        </w:rPr>
+        <w:t>(FD00X_ARCHITECTURE_preds.csv)</w:t>
+      </w:r>
+      <w:r>
+        <w:rPr>
+          <w:rFonts w:ascii="Calibri" w:hAnsi="Calibri" w:cs="Calibri"/>
+          <w:sz w:val="20"/>
+          <w:szCs w:val="20"/>
+        </w:rPr>
+        <w:t xml:space="preserve"> </w:t>
+      </w:r>
+      <w:r>
+        <w:rPr>
+          <w:rFonts w:ascii="Calibri" w:hAnsi="Calibri" w:cs="Calibri"/>
+          <w:sz w:val="20"/>
+          <w:szCs w:val="20"/>
+        </w:rPr>
+        <w:t>revela diferencias claras en la estabilidad de las arquitecturas. En el subconjunto FD001, por ejemplo, la RNN presenta valores de RMSE que oscilan aproximadamente entre 25 y más de 33, mientras que GRU y LSTM muestran una dispersión significativamente menor. Este patrón se repite, con mayor intensidad, en los subconjuntos FD003 y FD004, donde las RNN alcanzan errores muy elevados en varios pliegues.</w:t>
+      </w:r>
+      <w:commentRangeEnd w:id="16"/>
+      <w:r>
+        <w:rPr>
+          <w:rStyle w:val="Refdecomentario"/>
+        </w:rPr>
+        <w:commentReference w:id="16"/>
       </w:r>
     </w:p>
     <w:p>
@@ -7346,7 +7379,50 @@
           <w:sz w:val="20"/>
           <w:szCs w:val="20"/>
         </w:rPr>
-        <w:t>El análisis de los ficheros *_cv_summary.csv muestra que, aunque algunas arquitecturas obtienen buenos resultados puntuales, presentan una elevada dispersión entre pliegues. En particular, las RNN clásicas muestran una fuerte dependencia de la partición utilizada, mientras que GRU y LSTM presentan comportamientos más estables, especialmente en los escenarios más complejos (FD003 y FD004).</w:t>
+        <w:t xml:space="preserve">El análisis de los ficheros </w:t>
+      </w:r>
+      <w:r>
+        <w:rPr>
+          <w:rFonts w:ascii="Calibri" w:hAnsi="Calibri" w:cs="Calibri"/>
+          <w:sz w:val="20"/>
+          <w:szCs w:val="20"/>
+          <w:highlight w:val="yellow"/>
+        </w:rPr>
+        <w:t>(</w:t>
+      </w:r>
+      <w:r>
+        <w:rPr>
+          <w:rFonts w:ascii="Calibri" w:hAnsi="Calibri" w:cs="Calibri"/>
+          <w:sz w:val="20"/>
+          <w:szCs w:val="20"/>
+          <w:highlight w:val="yellow"/>
+        </w:rPr>
+        <w:t>FD00X_ARCHITECTURE_preds.csv</w:t>
+      </w:r>
+      <w:r>
+        <w:rPr>
+          <w:rFonts w:ascii="Calibri" w:hAnsi="Calibri" w:cs="Calibri"/>
+          <w:sz w:val="20"/>
+          <w:szCs w:val="20"/>
+          <w:highlight w:val="yellow"/>
+        </w:rPr>
+        <w:t>)</w:t>
+      </w:r>
+      <w:r>
+        <w:rPr>
+          <w:rFonts w:ascii="Calibri" w:hAnsi="Calibri" w:cs="Calibri"/>
+          <w:sz w:val="20"/>
+          <w:szCs w:val="20"/>
+        </w:rPr>
+        <w:t xml:space="preserve"> </w:t>
+      </w:r>
+      <w:r>
+        <w:rPr>
+          <w:rFonts w:ascii="Calibri" w:hAnsi="Calibri" w:cs="Calibri"/>
+          <w:sz w:val="20"/>
+          <w:szCs w:val="20"/>
+        </w:rPr>
+        <w:t>muestra que, aunque algunas arquitecturas obtienen buenos resultados puntuales, presentan una elevada dispersión entre pliegues. En particular, las RNN clásicas muestran una fuerte dependencia de la partición utilizada, mientras que GRU y LSTM presentan comportamientos más estables, especialmente en los escenarios más complejos (FD003 y FD004).</w:t>
       </w:r>
     </w:p>
     <w:p>
@@ -7365,16 +7441,14 @@
         </w:rPr>
         <w:t xml:space="preserve">&gt; **[Figura 4.3: Comparación de la dispersión de RMSE por arquitectura y </w:t>
       </w:r>
-      <w:proofErr w:type="spellStart"/>
-      <w:r>
-        <w:rPr>
-          <w:rFonts w:ascii="Calibri" w:hAnsi="Calibri" w:cs="Calibri"/>
-          <w:sz w:val="20"/>
-          <w:szCs w:val="20"/>
-        </w:rPr>
-        <w:t>fold</w:t>
-      </w:r>
-      <w:proofErr w:type="spellEnd"/>
+      <w:r>
+        <w:rPr>
+          <w:rFonts w:ascii="Calibri" w:hAnsi="Calibri" w:cs="Calibri"/>
+          <w:sz w:val="20"/>
+          <w:szCs w:val="20"/>
+        </w:rPr>
+        <w:t>pliegue</w:t>
+      </w:r>
       <w:r>
         <w:rPr>
           <w:rFonts w:ascii="Calibri" w:hAnsi="Calibri" w:cs="Calibri"/>
@@ -7388,7 +7462,7 @@
       <w:pPr>
         <w:pStyle w:val="Ttulo2"/>
       </w:pPr>
-      <w:bookmarkStart w:id="16" w:name="_Toc219388946"/>
+      <w:bookmarkStart w:id="17" w:name="_Toc219388946"/>
       <w:r>
         <w:t>4.</w:t>
       </w:r>
@@ -7398,23 +7472,74 @@
       <w:r>
         <w:t xml:space="preserve"> Comparación de arquitecturas y selección del modelo final</w:t>
       </w:r>
-      <w:bookmarkEnd w:id="16"/>
-    </w:p>
-    <w:p>
-      <w:pPr>
-        <w:rPr>
-          <w:rFonts w:ascii="Calibri" w:hAnsi="Calibri" w:cs="Calibri"/>
-          <w:sz w:val="20"/>
-          <w:szCs w:val="20"/>
-        </w:rPr>
-      </w:pPr>
-      <w:r>
-        <w:rPr>
-          <w:rFonts w:ascii="Calibri" w:hAnsi="Calibri" w:cs="Calibri"/>
-          <w:sz w:val="20"/>
-          <w:szCs w:val="20"/>
-        </w:rPr>
-        <w:t xml:space="preserve">La comparación final de arquitecturas se realizó utilizando los ficheros `*_final_comparison.csv`, que recogen las métricas obtenidas sobre el conjunto </w:t>
+      <w:bookmarkEnd w:id="17"/>
+    </w:p>
+    <w:p>
+      <w:pPr>
+        <w:rPr>
+          <w:rFonts w:ascii="Calibri" w:hAnsi="Calibri" w:cs="Calibri"/>
+          <w:sz w:val="20"/>
+          <w:szCs w:val="20"/>
+        </w:rPr>
+      </w:pPr>
+      <w:r>
+        <w:rPr>
+          <w:rFonts w:ascii="Calibri" w:hAnsi="Calibri" w:cs="Calibri"/>
+          <w:sz w:val="20"/>
+          <w:szCs w:val="20"/>
+        </w:rPr>
+        <w:t>La comparación final de arquitecturas se realizó utilizando los archivos de predicciones</w:t>
+      </w:r>
+      <w:r>
+        <w:rPr>
+          <w:rFonts w:ascii="Calibri" w:hAnsi="Calibri" w:cs="Calibri"/>
+          <w:sz w:val="20"/>
+          <w:szCs w:val="20"/>
+        </w:rPr>
+        <w:t xml:space="preserve"> </w:t>
+      </w:r>
+      <w:r>
+        <w:rPr>
+          <w:rFonts w:ascii="Calibri" w:hAnsi="Calibri" w:cs="Calibri"/>
+          <w:sz w:val="20"/>
+          <w:szCs w:val="20"/>
+          <w:highlight w:val="yellow"/>
+        </w:rPr>
+        <w:t>(</w:t>
+      </w:r>
+      <w:r>
+        <w:rPr>
+          <w:rFonts w:ascii="Calibri" w:hAnsi="Calibri" w:cs="Calibri"/>
+          <w:sz w:val="20"/>
+          <w:szCs w:val="20"/>
+          <w:highlight w:val="yellow"/>
+        </w:rPr>
+        <w:t>results/CMAPSS/Cross_Validation/metrics/FD00X_ARCHITECTURE_preds.csv</w:t>
+      </w:r>
+      <w:r>
+        <w:rPr>
+          <w:rFonts w:ascii="Calibri" w:hAnsi="Calibri" w:cs="Calibri"/>
+          <w:sz w:val="20"/>
+          <w:szCs w:val="20"/>
+          <w:highlight w:val="yellow"/>
+        </w:rPr>
+        <w:t>)</w:t>
+      </w:r>
+      <w:r>
+        <w:rPr>
+          <w:rFonts w:ascii="Calibri" w:hAnsi="Calibri" w:cs="Calibri"/>
+          <w:sz w:val="20"/>
+          <w:szCs w:val="20"/>
+        </w:rPr>
+        <w:t xml:space="preserve"> </w:t>
+      </w:r>
+      <w:r>
+        <w:rPr>
+          <w:rFonts w:ascii="Calibri" w:hAnsi="Calibri" w:cs="Calibri"/>
+          <w:sz w:val="20"/>
+          <w:szCs w:val="20"/>
+        </w:rPr>
+        <w:t xml:space="preserve">que recogen las predicciones finales sobre el conjunto </w:t>
       </w:r>
       <w:proofErr w:type="gramStart"/>
       <w:r>
@@ -7432,7 +7557,15 @@
           <w:sz w:val="20"/>
           <w:szCs w:val="20"/>
         </w:rPr>
-        <w:t xml:space="preserve"> tras el entrenamiento definitivo.</w:t>
+        <w:t xml:space="preserve"> para cada arquitectura y subconjunto FD</w:t>
+      </w:r>
+      <w:r>
+        <w:rPr>
+          <w:rFonts w:ascii="Calibri" w:hAnsi="Calibri" w:cs="Calibri"/>
+          <w:sz w:val="20"/>
+          <w:szCs w:val="20"/>
+        </w:rPr>
+        <w:t>.</w:t>
       </w:r>
     </w:p>
     <w:p>
@@ -7471,9 +7604,10 @@
           <w:sz w:val="20"/>
           <w:szCs w:val="20"/>
         </w:rPr>
+        <w:lastRenderedPageBreak/>
         <w:t xml:space="preserve">En **FD001**, la RNN obtiene el menor </w:t>
       </w:r>
-      <w:commentRangeStart w:id="17"/>
+      <w:commentRangeStart w:id="18"/>
       <w:r>
         <w:rPr>
           <w:rFonts w:ascii="Calibri" w:hAnsi="Calibri" w:cs="Calibri"/>
@@ -7482,7 +7616,7 @@
         </w:rPr>
         <w:t>MAE</w:t>
       </w:r>
-      <w:commentRangeEnd w:id="17"/>
+      <w:commentRangeEnd w:id="18"/>
       <w:r>
         <w:rPr>
           <w:rStyle w:val="Refdecomentario"/>
@@ -7490,15 +7624,31 @@
           <w:sz w:val="20"/>
           <w:szCs w:val="20"/>
         </w:rPr>
-        <w:commentReference w:id="17"/>
-      </w:r>
-      <w:r>
-        <w:rPr>
-          <w:rFonts w:ascii="Calibri" w:hAnsi="Calibri" w:cs="Calibri"/>
-          <w:sz w:val="20"/>
-          <w:szCs w:val="20"/>
-        </w:rPr>
-        <w:t>, pero presenta una elevada variabilidad en validación cruzada, con folds que superan ampliamente el RMSE de los modelos GRU y LSTM.</w:t>
+        <w:commentReference w:id="18"/>
+      </w:r>
+      <w:r>
+        <w:rPr>
+          <w:rFonts w:ascii="Calibri" w:hAnsi="Calibri" w:cs="Calibri"/>
+          <w:sz w:val="20"/>
+          <w:szCs w:val="20"/>
+        </w:rPr>
+        <w:t xml:space="preserve">, pero presenta una elevada variabilidad en validación cruzada, con </w:t>
+      </w:r>
+      <w:r>
+        <w:rPr>
+          <w:rFonts w:ascii="Calibri" w:hAnsi="Calibri" w:cs="Calibri"/>
+          <w:sz w:val="20"/>
+          <w:szCs w:val="20"/>
+        </w:rPr>
+        <w:t>pliegues</w:t>
+      </w:r>
+      <w:r>
+        <w:rPr>
+          <w:rFonts w:ascii="Calibri" w:hAnsi="Calibri" w:cs="Calibri"/>
+          <w:sz w:val="20"/>
+          <w:szCs w:val="20"/>
+        </w:rPr>
+        <w:t xml:space="preserve"> que superan ampliamente el RMSE de los modelos GRU y LSTM.</w:t>
       </w:r>
     </w:p>
     <w:p>
@@ -7520,7 +7670,6 @@
           <w:sz w:val="20"/>
           <w:szCs w:val="20"/>
         </w:rPr>
-        <w:lastRenderedPageBreak/>
         <w:t>En **FD002**, las tres arquitecturas presentan métricas similares, aunque la LSTM obtiene el menor MSE puntual. No obstante, su validación cruzada muestra una dispersión creciente en los últimos pliegues.</w:t>
       </w:r>
     </w:p>
@@ -7689,7 +7838,7 @@
       <w:pPr>
         <w:pStyle w:val="Ttulo2"/>
       </w:pPr>
-      <w:bookmarkStart w:id="18" w:name="_Toc219388947"/>
+      <w:bookmarkStart w:id="19" w:name="_Toc219388947"/>
       <w:r>
         <w:t>4.</w:t>
       </w:r>
@@ -7699,7 +7848,7 @@
       <w:r>
         <w:t xml:space="preserve"> Refinamiento y mejora del modelo GRU seleccionado</w:t>
       </w:r>
-      <w:bookmarkEnd w:id="18"/>
+      <w:bookmarkEnd w:id="19"/>
     </w:p>
     <w:p>
       <w:pPr>
@@ -8219,8 +8368,9 @@
       <w:pPr>
         <w:pStyle w:val="Ttulo2"/>
       </w:pPr>
-      <w:bookmarkStart w:id="19" w:name="_Toc219388948"/>
-      <w:r>
+      <w:bookmarkStart w:id="20" w:name="_Toc219388948"/>
+      <w:r>
+        <w:lastRenderedPageBreak/>
         <w:t>4.</w:t>
       </w:r>
       <w:r>
@@ -8229,7 +8379,7 @@
       <w:r>
         <w:t xml:space="preserve"> Evaluación final y calibración de las predicciones</w:t>
       </w:r>
-      <w:bookmarkEnd w:id="19"/>
+      <w:bookmarkEnd w:id="20"/>
     </w:p>
     <w:p>
       <w:pPr>
@@ -8280,8 +8430,32 @@
           <w:sz w:val="20"/>
           <w:szCs w:val="20"/>
         </w:rPr>
-        <w:lastRenderedPageBreak/>
-        <w:t>Con el objetivo de corregir estos sesgos, se aplicó un proceso de calibración lineal posterior, ajustando las predicciones mediante una transformación afín aprendida sobre los datos de validación. Los resultados de esta calibración se recogen en los ficheros calibration_summary.csv y diagnose_summary_lines.csv.</w:t>
+        <w:t xml:space="preserve">Con el objetivo de corregir estos sesgos, se aplicó un proceso de calibración lineal posterior, ajustando las predicciones mediante una transformación afín aprendida sobre los datos de validación. Los resultados de esta calibración se recogen en </w:t>
+      </w:r>
+      <w:r>
+        <w:rPr>
+          <w:rFonts w:ascii="Calibri" w:hAnsi="Calibri" w:cs="Calibri"/>
+          <w:sz w:val="20"/>
+          <w:szCs w:val="20"/>
+        </w:rPr>
+        <w:t>el fichero</w:t>
+      </w:r>
+      <w:r>
+        <w:rPr>
+          <w:rFonts w:ascii="Calibri" w:hAnsi="Calibri" w:cs="Calibri"/>
+          <w:sz w:val="20"/>
+          <w:szCs w:val="20"/>
+        </w:rPr>
+        <w:t xml:space="preserve"> </w:t>
+      </w:r>
+      <w:r>
+        <w:rPr>
+          <w:rFonts w:ascii="Calibri" w:hAnsi="Calibri" w:cs="Calibri"/>
+          <w:sz w:val="20"/>
+          <w:szCs w:val="20"/>
+          <w:highlight w:val="yellow"/>
+        </w:rPr>
+        <w:t>diagnose_summary_lines.csv.</w:t>
       </w:r>
     </w:p>
     <w:p>
@@ -8442,7 +8616,7 @@
           <w:szCs w:val="20"/>
         </w:rPr>
       </w:pPr>
-      <w:bookmarkStart w:id="20" w:name="_Toc219388949"/>
+      <w:bookmarkStart w:id="21" w:name="_Toc219388949"/>
       <w:r>
         <w:rPr>
           <w:rFonts w:ascii="Calibri" w:eastAsiaTheme="minorHAnsi" w:hAnsi="Calibri" w:cs="Calibri"/>
@@ -8472,13 +8646,13 @@
         </w:rPr>
         <w:t>.</w:t>
       </w:r>
-      <w:bookmarkEnd w:id="20"/>
+      <w:bookmarkEnd w:id="21"/>
     </w:p>
     <w:p>
       <w:pPr>
         <w:pStyle w:val="Ttulo2"/>
       </w:pPr>
-      <w:bookmarkStart w:id="21" w:name="_Toc219388950"/>
+      <w:bookmarkStart w:id="22" w:name="_Toc219388950"/>
       <w:r>
         <w:t>4.</w:t>
       </w:r>
@@ -8488,7 +8662,7 @@
       <w:r>
         <w:t xml:space="preserve"> Conclusiones del capítulo</w:t>
       </w:r>
-      <w:bookmarkEnd w:id="21"/>
+      <w:bookmarkEnd w:id="22"/>
     </w:p>
     <w:p>
       <w:pPr>
@@ -8633,24 +8807,6 @@
         </w:rPr>
         <w:t>Los resultados obtenidos no solo alcanzan métricas competitivas, sino que presentan la estabilidad necesaria para su integración en el sistema multiagente desarrollado, que se describe en el siguiente capítulo.</w:t>
       </w:r>
-    </w:p>
-    <w:p>
-      <w:pPr>
-        <w:rPr>
-          <w:rFonts w:ascii="Calibri" w:hAnsi="Calibri" w:cs="Calibri"/>
-          <w:sz w:val="20"/>
-          <w:szCs w:val="20"/>
-        </w:rPr>
-      </w:pPr>
-    </w:p>
-    <w:p>
-      <w:pPr>
-        <w:rPr>
-          <w:rFonts w:ascii="Calibri" w:hAnsi="Calibri" w:cs="Calibri"/>
-          <w:sz w:val="20"/>
-          <w:szCs w:val="20"/>
-        </w:rPr>
-      </w:pPr>
     </w:p>
     <w:p>
       <w:pPr>
@@ -14562,11 +14718,11 @@
       <w:pPr>
         <w:pStyle w:val="Ttulo2"/>
       </w:pPr>
-      <w:bookmarkStart w:id="22" w:name="_Toc219388957"/>
+      <w:bookmarkStart w:id="23" w:name="_Toc219388957"/>
       <w:r>
         <w:t>5.2 Agentes orientados a predicción de Vida Útil Restante (RUL)</w:t>
       </w:r>
-      <w:bookmarkEnd w:id="22"/>
+      <w:bookmarkEnd w:id="23"/>
     </w:p>
     <w:p>
       <w:pPr>
@@ -17010,7 +17166,7 @@
           <w:szCs w:val="20"/>
         </w:rPr>
       </w:pPr>
-      <w:commentRangeStart w:id="23"/>
+      <w:commentRangeStart w:id="24"/>
       <w:r>
         <w:rPr>
           <w:rFonts w:ascii="Calibri" w:hAnsi="Calibri" w:cs="Calibri"/>
@@ -17019,7 +17175,7 @@
         </w:rPr>
         <w:t xml:space="preserve">Artefactos </w:t>
       </w:r>
-      <w:commentRangeEnd w:id="23"/>
+      <w:commentRangeEnd w:id="24"/>
       <w:r>
         <w:rPr>
           <w:rStyle w:val="Refdecomentario"/>
@@ -17028,7 +17184,7 @@
           <w:lang w:eastAsia="en-US"/>
           <w14:ligatures w14:val="standardContextual"/>
         </w:rPr>
-        <w:commentReference w:id="23"/>
+        <w:commentReference w:id="24"/>
       </w:r>
       <w:r>
         <w:rPr>
@@ -17126,7 +17282,7 @@
           <w:szCs w:val="20"/>
         </w:rPr>
       </w:pPr>
-      <w:commentRangeStart w:id="24"/>
+      <w:commentRangeStart w:id="25"/>
       <w:r>
         <w:rPr>
           <w:rFonts w:ascii="Calibri" w:hAnsi="Calibri" w:cs="Calibri"/>
@@ -17137,7 +17293,7 @@
         </w:rPr>
         <w:t>Tools utilizadas</w:t>
       </w:r>
-      <w:commentRangeEnd w:id="24"/>
+      <w:commentRangeEnd w:id="25"/>
       <w:r>
         <w:rPr>
           <w:rStyle w:val="Refdecomentario"/>
@@ -17146,7 +17302,7 @@
           <w:lang w:eastAsia="en-US"/>
           <w14:ligatures w14:val="standardContextual"/>
         </w:rPr>
-        <w:commentReference w:id="24"/>
+        <w:commentReference w:id="25"/>
       </w:r>
     </w:p>
     <w:p>
@@ -17198,7 +17354,7 @@
           <w:szCs w:val="20"/>
         </w:rPr>
       </w:pPr>
-      <w:commentRangeStart w:id="25"/>
+      <w:commentRangeStart w:id="26"/>
       <w:proofErr w:type="spellStart"/>
       <w:r>
         <w:rPr>
@@ -17309,7 +17465,7 @@
         </w:rPr>
         <w:t>}</w:t>
       </w:r>
-      <w:commentRangeEnd w:id="25"/>
+      <w:commentRangeEnd w:id="26"/>
       <w:r>
         <w:rPr>
           <w:rStyle w:val="Refdecomentario"/>
@@ -17318,7 +17474,7 @@
           <w:lang w:eastAsia="en-US"/>
           <w14:ligatures w14:val="standardContextual"/>
         </w:rPr>
-        <w:commentReference w:id="25"/>
+        <w:commentReference w:id="26"/>
       </w:r>
       <w:r>
         <w:rPr>
@@ -18825,11 +18981,11 @@
       <w:pPr>
         <w:pStyle w:val="Ttulo2"/>
       </w:pPr>
-      <w:bookmarkStart w:id="26" w:name="_Toc219388960"/>
+      <w:bookmarkStart w:id="27" w:name="_Toc219388960"/>
       <w:r>
         <w:t>5.3 Agentes generales y de control</w:t>
       </w:r>
-      <w:bookmarkEnd w:id="26"/>
+      <w:bookmarkEnd w:id="27"/>
     </w:p>
     <w:p>
       <w:pPr>
@@ -18852,7 +19008,7 @@
       <w:pPr>
         <w:pStyle w:val="Ttulo3"/>
       </w:pPr>
-      <w:bookmarkStart w:id="27" w:name="_Toc219388961"/>
+      <w:bookmarkStart w:id="28" w:name="_Toc219388961"/>
       <w:r>
         <w:t>5.3.1 Agente General (</w:t>
       </w:r>
@@ -18864,7 +19020,7 @@
       <w:r>
         <w:t>)</w:t>
       </w:r>
-      <w:bookmarkEnd w:id="27"/>
+      <w:bookmarkEnd w:id="28"/>
     </w:p>
     <w:p>
       <w:pPr>
@@ -20957,7 +21113,7 @@
       <w:pPr>
         <w:pStyle w:val="Ttulo3"/>
       </w:pPr>
-      <w:bookmarkStart w:id="28" w:name="_Toc219388962"/>
+      <w:bookmarkStart w:id="29" w:name="_Toc219388962"/>
       <w:r>
         <w:t>5.3.2 Agente Supervisor (</w:t>
       </w:r>
@@ -20969,7 +21125,7 @@
       <w:r>
         <w:t>)</w:t>
       </w:r>
-      <w:bookmarkEnd w:id="28"/>
+      <w:bookmarkEnd w:id="29"/>
     </w:p>
     <w:p>
       <w:pPr>
@@ -22934,7 +23090,7 @@
       <w:pPr>
         <w:pStyle w:val="Ttulo3"/>
       </w:pPr>
-      <w:bookmarkStart w:id="29" w:name="_Toc219388963"/>
+      <w:bookmarkStart w:id="30" w:name="_Toc219388963"/>
       <w:r>
         <w:t>5.3.3 Agente Final (</w:t>
       </w:r>
@@ -22946,7 +23102,7 @@
       <w:r>
         <w:t>)</w:t>
       </w:r>
-      <w:bookmarkEnd w:id="29"/>
+      <w:bookmarkEnd w:id="30"/>
     </w:p>
     <w:p>
       <w:pPr>
@@ -25137,11 +25293,11 @@
       <w:pPr>
         <w:pStyle w:val="Ttulo2"/>
       </w:pPr>
-      <w:bookmarkStart w:id="30" w:name="_Toc219388964"/>
+      <w:bookmarkStart w:id="31" w:name="_Toc219388964"/>
       <w:r>
         <w:t>5.4 Conclusiones del capítulo</w:t>
       </w:r>
-      <w:bookmarkEnd w:id="30"/>
+      <w:bookmarkEnd w:id="31"/>
     </w:p>
     <w:p>
       <w:pPr>
@@ -25461,11 +25617,11 @@
       <w:pPr>
         <w:pStyle w:val="Ttulo1"/>
       </w:pPr>
-      <w:bookmarkStart w:id="31" w:name="_Toc219388965"/>
+      <w:bookmarkStart w:id="32" w:name="_Toc219388965"/>
       <w:r>
         <w:t>ANEXOS</w:t>
       </w:r>
-      <w:bookmarkEnd w:id="31"/>
+      <w:bookmarkEnd w:id="32"/>
     </w:p>
     <w:p>
       <w:pPr>
@@ -26708,7 +26864,7 @@
       </w:r>
     </w:p>
   </w:comment>
-  <w:comment w:id="17" w:author="David Carrera Pintor" w:date="2026-01-13T20:48:00Z" w:initials="DC">
+  <w:comment w:id="16" w:author="David Carrera Pintor" w:date="2026-01-19T17:43:00Z" w:initials="DC">
     <w:p>
       <w:pPr>
         <w:pStyle w:val="Textocomentario"/>
@@ -26720,11 +26876,34 @@
         <w:annotationRef/>
       </w:r>
       <w:r>
+        <w:rPr>
+          <w:color w:val="333333"/>
+          <w:highlight w:val="white"/>
+        </w:rPr>
+        <w:t>Podrías ser más específico sobre qué significa "valores de RMSE que oscilan entre 25 y más de 33". ¿Te refieres a diferentes folds del mismo modelo?</w:t>
+      </w:r>
+      <w:r>
+        <w:t xml:space="preserve"> </w:t>
+      </w:r>
+    </w:p>
+  </w:comment>
+  <w:comment w:id="18" w:author="David Carrera Pintor" w:date="2026-01-13T20:48:00Z" w:initials="DC">
+    <w:p>
+      <w:pPr>
+        <w:pStyle w:val="Textocomentario"/>
+      </w:pPr>
+      <w:r>
+        <w:rPr>
+          <w:rStyle w:val="Refdecomentario"/>
+        </w:rPr>
+        <w:annotationRef/>
+      </w:r>
+      <w:r>
         <w:t>Estas cosas explicarlas</w:t>
       </w:r>
     </w:p>
   </w:comment>
-  <w:comment w:id="23" w:author="David Carrera Pintor" w:date="2026-01-15T18:32:00Z" w:initials="DC">
+  <w:comment w:id="24" w:author="David Carrera Pintor" w:date="2026-01-15T18:32:00Z" w:initials="DC">
     <w:p>
       <w:pPr>
         <w:pStyle w:val="Textocomentario"/>
@@ -26740,7 +26919,7 @@
       </w:r>
     </w:p>
   </w:comment>
-  <w:comment w:id="24" w:author="David Carrera Pintor" w:date="2026-01-15T18:34:00Z" w:initials="DC">
+  <w:comment w:id="25" w:author="David Carrera Pintor" w:date="2026-01-15T18:34:00Z" w:initials="DC">
     <w:p>
       <w:pPr>
         <w:pStyle w:val="Textocomentario"/>
@@ -26756,7 +26935,7 @@
       </w:r>
     </w:p>
   </w:comment>
-  <w:comment w:id="25" w:author="David Carrera Pintor" w:date="2026-01-15T18:33:00Z" w:initials="DC">
+  <w:comment w:id="26" w:author="David Carrera Pintor" w:date="2026-01-15T18:33:00Z" w:initials="DC">
     <w:p>
       <w:pPr>
         <w:pStyle w:val="Textocomentario"/>
@@ -26778,6 +26957,7 @@
 <file path=word/commentsExtended.xml><?xml version="1.0" encoding="utf-8"?>
 <w15:commentsEx xmlns:wpc="http://schemas.microsoft.com/office/word/2010/wordprocessingCanvas" xmlns:cx="http://schemas.microsoft.com/office/drawing/2014/chartex" xmlns:cx1="http://schemas.microsoft.com/office/drawing/2015/9/8/chartex" xmlns:cx2="http://schemas.microsoft.com/office/drawing/2015/10/21/chartex" xmlns:cx3="http://schemas.microsoft.com/office/drawing/2016/5/9/chartex" xmlns:cx4="http://schemas.microsoft.com/office/drawing/2016/5/10/chartex" xmlns:cx5="http://schemas.microsoft.com/office/drawing/2016/5/11/chartex" xmlns:cx6="http://schemas.microsoft.com/office/drawing/2016/5/12/chartex" xmlns:cx7="http://schemas.microsoft.com/office/drawing/2016/5/13/chartex" xmlns:cx8="http://schemas.microsoft.com/office/drawing/2016/5/14/chartex" xmlns:mc="http://schemas.openxmlformats.org/markup-compatibility/2006" xmlns:aink="http://schemas.microsoft.com/office/drawing/2016/ink" xmlns:am3d="http://schemas.microsoft.com/office/drawing/2017/model3d" xmlns:o="urn:schemas-microsoft-com:office:office" xmlns:oel="http://schemas.microsoft.com/office/2019/extlst" xmlns:r="http://schemas.openxmlformats.org/officeDocument/2006/relationships" xmlns:m="http://schemas.openxmlformats.org/officeDocument/2006/math" xmlns:v="urn:schemas-microsoft-com:vml" xmlns:wp14="http://schemas.microsoft.com/office/word/2010/wordprocessingDrawing" xmlns:wp="http://schemas.openxmlformats.org/drawingml/2006/wordprocessingDrawing" xmlns:w10="urn:schemas-microsoft-com:office:word" xmlns:w="http://schemas.openxmlformats.org/wordprocessingml/2006/main" xmlns:w14="http://schemas.microsoft.com/office/word/2010/wordml" xmlns:w15="http://schemas.microsoft.com/office/word/2012/wordml" xmlns:w16cex="http://schemas.microsoft.com/office/word/2018/wordml/cex" xmlns:w16cid="http://schemas.microsoft.com/office/word/2016/wordml/cid" xmlns:w16="http://schemas.microsoft.com/office/word/2018/wordml" xmlns:w16du="http://schemas.microsoft.com/office/word/2023/wordml/word16du" xmlns:w16sdtdh="http://schemas.microsoft.com/office/word/2020/wordml/sdtdatahash" xmlns:w16sdtfl="http://schemas.microsoft.com/office/word/2024/wordml/sdtformatlock" xmlns:w16se="http://schemas.microsoft.com/office/word/2015/wordml/symex" xmlns:wpg="http://schemas.microsoft.com/office/word/2010/wordprocessingGroup" xmlns:wpi="http://schemas.microsoft.com/office/word/2010/wordprocessingInk" xmlns:wne="http://schemas.microsoft.com/office/word/2006/wordml" xmlns:wps="http://schemas.microsoft.com/office/word/2010/wordprocessingShape" mc:Ignorable="w14 w15 w16se w16cid w16 w16cex w16sdtdh w16sdtfl w16du wp14">
   <w15:commentEx w15:paraId="50C108CE" w15:done="0"/>
+  <w15:commentEx w15:paraId="7189B062" w15:done="0"/>
   <w15:commentEx w15:paraId="681828E9" w15:done="0"/>
   <w15:commentEx w15:paraId="70DE5909" w15:done="0"/>
   <w15:commentEx w15:paraId="1FEFBD3D" w15:done="0"/>
@@ -26788,6 +26968,7 @@
 <file path=word/commentsExtensible.xml><?xml version="1.0" encoding="utf-8"?>
 <w16cex:commentsExtensible xmlns:wpc="http://schemas.microsoft.com/office/word/2010/wordprocessingCanvas" xmlns:cx="http://schemas.microsoft.com/office/drawing/2014/chartex" xmlns:cx1="http://schemas.microsoft.com/office/drawing/2015/9/8/chartex" xmlns:cx2="http://schemas.microsoft.com/office/drawing/2015/10/21/chartex" xmlns:cx3="http://schemas.microsoft.com/office/drawing/2016/5/9/chartex" xmlns:cx4="http://schemas.microsoft.com/office/drawing/2016/5/10/chartex" xmlns:cx5="http://schemas.microsoft.com/office/drawing/2016/5/11/chartex" xmlns:cx6="http://schemas.microsoft.com/office/drawing/2016/5/12/chartex" xmlns:cx7="http://schemas.microsoft.com/office/drawing/2016/5/13/chartex" xmlns:cx8="http://schemas.microsoft.com/office/drawing/2016/5/14/chartex" xmlns:cr="http://schemas.microsoft.com/office/comments/2020/reactions" xmlns:mc="http://schemas.openxmlformats.org/markup-compatibility/2006" xmlns:aink="http://schemas.microsoft.com/office/drawing/2016/ink" xmlns:am3d="http://schemas.microsoft.com/office/drawing/2017/model3d" xmlns:o="urn:schemas-microsoft-com:office:office" xmlns:oel="http://schemas.microsoft.com/office/2019/extlst" xmlns:r="http://schemas.openxmlformats.org/officeDocument/2006/relationships" xmlns:m="http://schemas.openxmlformats.org/officeDocument/2006/math" xmlns:v="urn:schemas-microsoft-com:vml" xmlns:wp14="http://schemas.microsoft.com/office/word/2010/wordprocessingDrawing" xmlns:wp="http://schemas.openxmlformats.org/drawingml/2006/wordprocessingDrawing" xmlns:w10="urn:schemas-microsoft-com:office:word" xmlns:w="http://schemas.openxmlformats.org/wordprocessingml/2006/main" xmlns:w14="http://schemas.microsoft.com/office/word/2010/wordml" xmlns:w15="http://schemas.microsoft.com/office/word/2012/wordml" xmlns:w16cex="http://schemas.microsoft.com/office/word/2018/wordml/cex" xmlns:w16cid="http://schemas.microsoft.com/office/word/2016/wordml/cid" xmlns:w16="http://schemas.microsoft.com/office/word/2018/wordml" xmlns:w16du="http://schemas.microsoft.com/office/word/2023/wordml/word16du" xmlns:w16sdtdh="http://schemas.microsoft.com/office/word/2020/wordml/sdtdatahash" xmlns:w16sdtfl="http://schemas.microsoft.com/office/word/2024/wordml/sdtformatlock" xmlns:w16se="http://schemas.microsoft.com/office/word/2015/wordml/symex" xmlns:wpg="http://schemas.microsoft.com/office/word/2010/wordprocessingGroup" xmlns:wpi="http://schemas.microsoft.com/office/word/2010/wordprocessingInk" xmlns:wne="http://schemas.microsoft.com/office/word/2006/wordml" xmlns:wps="http://schemas.microsoft.com/office/word/2010/wordprocessingShape" mc:Ignorable="w14 w15 w16se w16cid w16 w16cex w16sdtdh w16sdtfl cr w16du wp14">
   <w16cex:commentExtensible w16cex:durableId="7C013C61" w16cex:dateUtc="2026-01-10T10:51:00Z"/>
+  <w16cex:commentExtensible w16cex:durableId="5220A02D" w16cex:dateUtc="2026-01-19T16:43:00Z"/>
   <w16cex:commentExtensible w16cex:durableId="0FC3EB82" w16cex:dateUtc="2026-01-13T19:48:00Z"/>
   <w16cex:commentExtensible w16cex:durableId="64CD6B26" w16cex:dateUtc="2026-01-15T17:32:00Z"/>
   <w16cex:commentExtensible w16cex:durableId="4DF15C17" w16cex:dateUtc="2026-01-15T17:34:00Z"/>
@@ -26798,6 +26979,7 @@
 <file path=word/commentsIds.xml><?xml version="1.0" encoding="utf-8"?>
 <w16cid:commentsIds xmlns:wpc="http://schemas.microsoft.com/office/word/2010/wordprocessingCanvas" xmlns:cx="http://schemas.microsoft.com/office/drawing/2014/chartex" xmlns:cx1="http://schemas.microsoft.com/office/drawing/2015/9/8/chartex" xmlns:cx2="http://schemas.microsoft.com/office/drawing/2015/10/21/chartex" xmlns:cx3="http://schemas.microsoft.com/office/drawing/2016/5/9/chartex" xmlns:cx4="http://schemas.microsoft.com/office/drawing/2016/5/10/chartex" xmlns:cx5="http://schemas.microsoft.com/office/drawing/2016/5/11/chartex" xmlns:cx6="http://schemas.microsoft.com/office/drawing/2016/5/12/chartex" xmlns:cx7="http://schemas.microsoft.com/office/drawing/2016/5/13/chartex" xmlns:cx8="http://schemas.microsoft.com/office/drawing/2016/5/14/chartex" xmlns:mc="http://schemas.openxmlformats.org/markup-compatibility/2006" xmlns:aink="http://schemas.microsoft.com/office/drawing/2016/ink" xmlns:am3d="http://schemas.microsoft.com/office/drawing/2017/model3d" xmlns:o="urn:schemas-microsoft-com:office:office" xmlns:oel="http://schemas.microsoft.com/office/2019/extlst" xmlns:r="http://schemas.openxmlformats.org/officeDocument/2006/relationships" xmlns:m="http://schemas.openxmlformats.org/officeDocument/2006/math" xmlns:v="urn:schemas-microsoft-com:vml" xmlns:wp14="http://schemas.microsoft.com/office/word/2010/wordprocessingDrawing" xmlns:wp="http://schemas.openxmlformats.org/drawingml/2006/wordprocessingDrawing" xmlns:w10="urn:schemas-microsoft-com:office:word" xmlns:w="http://schemas.openxmlformats.org/wordprocessingml/2006/main" xmlns:w14="http://schemas.microsoft.com/office/word/2010/wordml" xmlns:w15="http://schemas.microsoft.com/office/word/2012/wordml" xmlns:w16cex="http://schemas.microsoft.com/office/word/2018/wordml/cex" xmlns:w16cid="http://schemas.microsoft.com/office/word/2016/wordml/cid" xmlns:w16="http://schemas.microsoft.com/office/word/2018/wordml" xmlns:w16du="http://schemas.microsoft.com/office/word/2023/wordml/word16du" xmlns:w16sdtdh="http://schemas.microsoft.com/office/word/2020/wordml/sdtdatahash" xmlns:w16sdtfl="http://schemas.microsoft.com/office/word/2024/wordml/sdtformatlock" xmlns:w16se="http://schemas.microsoft.com/office/word/2015/wordml/symex" xmlns:wpg="http://schemas.microsoft.com/office/word/2010/wordprocessingGroup" xmlns:wpi="http://schemas.microsoft.com/office/word/2010/wordprocessingInk" xmlns:wne="http://schemas.microsoft.com/office/word/2006/wordml" xmlns:wps="http://schemas.microsoft.com/office/word/2010/wordprocessingShape" mc:Ignorable="w14 w15 w16se w16cid w16 w16cex w16sdtdh w16sdtfl w16du wp14">
   <w16cid:commentId w16cid:paraId="50C108CE" w16cid:durableId="7C013C61"/>
+  <w16cid:commentId w16cid:paraId="7189B062" w16cid:durableId="5220A02D"/>
   <w16cid:commentId w16cid:paraId="681828E9" w16cid:durableId="0FC3EB82"/>
   <w16cid:commentId w16cid:paraId="70DE5909" w16cid:durableId="64CD6B26"/>
   <w16cid:commentId w16cid:paraId="1FEFBD3D" w16cid:durableId="4DF15C17"/>

--- a/Memoria.docx
+++ b/Memoria.docx
@@ -2,6 +2,1248 @@
 <file path=word/document.xml><?xml version="1.0" encoding="utf-8"?>
 <w:document xmlns:wpc="http://schemas.microsoft.com/office/word/2010/wordprocessingCanvas" xmlns:cx="http://schemas.microsoft.com/office/drawing/2014/chartex" xmlns:cx1="http://schemas.microsoft.com/office/drawing/2015/9/8/chartex" xmlns:cx2="http://schemas.microsoft.com/office/drawing/2015/10/21/chartex" xmlns:cx3="http://schemas.microsoft.com/office/drawing/2016/5/9/chartex" xmlns:cx4="http://schemas.microsoft.com/office/drawing/2016/5/10/chartex" xmlns:cx5="http://schemas.microsoft.com/office/drawing/2016/5/11/chartex" xmlns:cx6="http://schemas.microsoft.com/office/drawing/2016/5/12/chartex" xmlns:cx7="http://schemas.microsoft.com/office/drawing/2016/5/13/chartex" xmlns:cx8="http://schemas.microsoft.com/office/drawing/2016/5/14/chartex" xmlns:mc="http://schemas.openxmlformats.org/markup-compatibility/2006" xmlns:aink="http://schemas.microsoft.com/office/drawing/2016/ink" xmlns:am3d="http://schemas.microsoft.com/office/drawing/2017/model3d" xmlns:o="urn:schemas-microsoft-com:office:office" xmlns:oel="http://schemas.microsoft.com/office/2019/extlst" xmlns:r="http://schemas.openxmlformats.org/officeDocument/2006/relationships" xmlns:m="http://schemas.openxmlformats.org/officeDocument/2006/math" xmlns:v="urn:schemas-microsoft-com:vml" xmlns:wp14="http://schemas.microsoft.com/office/word/2010/wordprocessingDrawing" xmlns:wp="http://schemas.openxmlformats.org/drawingml/2006/wordprocessingDrawing" xmlns:w10="urn:schemas-microsoft-com:office:word" xmlns:w="http://schemas.openxmlformats.org/wordprocessingml/2006/main" xmlns:w14="http://schemas.microsoft.com/office/word/2010/wordml" xmlns:w15="http://schemas.microsoft.com/office/word/2012/wordml" xmlns:w16cex="http://schemas.microsoft.com/office/word/2018/wordml/cex" xmlns:w16cid="http://schemas.microsoft.com/office/word/2016/wordml/cid" xmlns:w16="http://schemas.microsoft.com/office/word/2018/wordml" xmlns:w16du="http://schemas.microsoft.com/office/word/2023/wordml/word16du" xmlns:w16sdtdh="http://schemas.microsoft.com/office/word/2020/wordml/sdtdatahash" xmlns:w16sdtfl="http://schemas.microsoft.com/office/word/2024/wordml/sdtformatlock" xmlns:w16se="http://schemas.microsoft.com/office/word/2015/wordml/symex" xmlns:wpg="http://schemas.microsoft.com/office/word/2010/wordprocessingGroup" xmlns:wpi="http://schemas.microsoft.com/office/word/2010/wordprocessingInk" xmlns:wne="http://schemas.microsoft.com/office/word/2006/wordml" xmlns:wps="http://schemas.microsoft.com/office/word/2010/wordprocessingShape" mc:Ignorable="w14 w15 w16se w16cid w16 w16cex w16sdtdh w16sdtfl w16du wp14">
   <w:body>
+    <w:sdt>
+      <w:sdtPr>
+        <w:id w:val="1464927776"/>
+        <w:docPartObj>
+          <w:docPartGallery w:val="Cover Pages"/>
+          <w:docPartUnique/>
+        </w:docPartObj>
+      </w:sdtPr>
+      <w:sdtEndPr>
+        <w:rPr>
+          <w:rFonts w:ascii="Times New Roman" w:hAnsi="Times New Roman" w:cs="Times New Roman"/>
+          <w:b/>
+          <w:color w:val="E97132" w:themeColor="accent2"/>
+          <w:sz w:val="72"/>
+          <w:szCs w:val="72"/>
+        </w:rPr>
+      </w:sdtEndPr>
+      <w:sdtContent>
+        <w:p>
+          <w:pPr>
+            <w:spacing w:before="36"/>
+            <w:ind w:left="455" w:right="453"/>
+            <w:jc w:val="center"/>
+            <w:rPr>
+              <w:rFonts w:ascii="Times New Roman" w:eastAsia="Times New Roman" w:hAnsi="Times New Roman" w:cs="Times New Roman"/>
+              <w:kern w:val="0"/>
+              <w:sz w:val="36"/>
+              <w:szCs w:val="36"/>
+              <w:lang w:val="es-ES_tradnl"/>
+              <w14:ligatures w14:val="none"/>
+            </w:rPr>
+          </w:pPr>
+          <w:r>
+            <w:rPr>
+              <w:rFonts w:ascii="Times New Roman" w:eastAsia="Calibri" w:hAnsi="Calibri" w:cs="Times New Roman"/>
+              <w:b/>
+              <w:kern w:val="0"/>
+              <w:sz w:val="36"/>
+              <w:szCs w:val="22"/>
+              <w:lang w:val="es-ES_tradnl"/>
+              <w14:ligatures w14:val="none"/>
+            </w:rPr>
+            <w:t>UNIVERSIDAD</w:t>
+          </w:r>
+          <w:r>
+            <w:rPr>
+              <w:rFonts w:ascii="Times New Roman" w:eastAsia="Calibri" w:hAnsi="Calibri" w:cs="Times New Roman"/>
+              <w:b/>
+              <w:spacing w:val="-7"/>
+              <w:kern w:val="0"/>
+              <w:sz w:val="36"/>
+              <w:szCs w:val="22"/>
+              <w:lang w:val="es-ES_tradnl"/>
+              <w14:ligatures w14:val="none"/>
+            </w:rPr>
+            <w:t xml:space="preserve"> </w:t>
+          </w:r>
+          <w:r>
+            <w:rPr>
+              <w:rFonts w:ascii="Times New Roman" w:eastAsia="Calibri" w:hAnsi="Calibri" w:cs="Times New Roman"/>
+              <w:b/>
+              <w:kern w:val="0"/>
+              <w:sz w:val="36"/>
+              <w:szCs w:val="22"/>
+              <w:lang w:val="es-ES_tradnl"/>
+              <w14:ligatures w14:val="none"/>
+            </w:rPr>
+            <w:t>COMPLUTENSE</w:t>
+          </w:r>
+          <w:r>
+            <w:rPr>
+              <w:rFonts w:ascii="Times New Roman" w:eastAsia="Calibri" w:hAnsi="Calibri" w:cs="Times New Roman"/>
+              <w:b/>
+              <w:spacing w:val="-6"/>
+              <w:kern w:val="0"/>
+              <w:sz w:val="36"/>
+              <w:szCs w:val="22"/>
+              <w:lang w:val="es-ES_tradnl"/>
+              <w14:ligatures w14:val="none"/>
+            </w:rPr>
+            <w:t xml:space="preserve"> </w:t>
+          </w:r>
+          <w:r>
+            <w:rPr>
+              <w:rFonts w:ascii="Times New Roman" w:eastAsia="Calibri" w:hAnsi="Calibri" w:cs="Times New Roman"/>
+              <w:b/>
+              <w:kern w:val="0"/>
+              <w:sz w:val="36"/>
+              <w:szCs w:val="22"/>
+              <w:lang w:val="es-ES_tradnl"/>
+              <w14:ligatures w14:val="none"/>
+            </w:rPr>
+            <w:t>DE</w:t>
+          </w:r>
+          <w:r>
+            <w:rPr>
+              <w:rFonts w:ascii="Times New Roman" w:eastAsia="Calibri" w:hAnsi="Calibri" w:cs="Times New Roman"/>
+              <w:b/>
+              <w:spacing w:val="-5"/>
+              <w:kern w:val="0"/>
+              <w:sz w:val="36"/>
+              <w:szCs w:val="22"/>
+              <w:lang w:val="es-ES_tradnl"/>
+              <w14:ligatures w14:val="none"/>
+            </w:rPr>
+            <w:t xml:space="preserve"> </w:t>
+          </w:r>
+          <w:r>
+            <w:rPr>
+              <w:rFonts w:ascii="Times New Roman" w:eastAsia="Calibri" w:hAnsi="Calibri" w:cs="Times New Roman"/>
+              <w:b/>
+              <w:kern w:val="0"/>
+              <w:sz w:val="36"/>
+              <w:szCs w:val="22"/>
+              <w:lang w:val="es-ES_tradnl"/>
+              <w14:ligatures w14:val="none"/>
+            </w:rPr>
+            <w:t>MADRID</w:t>
+          </w:r>
+        </w:p>
+        <w:p>
+          <w:pPr>
+            <w:widowControl w:val="0"/>
+            <w:spacing w:before="0" w:after="0" w:line="240" w:lineRule="auto"/>
+            <w:rPr>
+              <w:rFonts w:ascii="Times New Roman" w:eastAsia="Times New Roman" w:hAnsi="Times New Roman" w:cs="Times New Roman"/>
+              <w:b/>
+              <w:bCs/>
+              <w:kern w:val="0"/>
+              <w:sz w:val="36"/>
+              <w:szCs w:val="36"/>
+              <w:lang w:val="es-ES_tradnl"/>
+              <w14:ligatures w14:val="none"/>
+            </w:rPr>
+          </w:pPr>
+        </w:p>
+        <w:p>
+          <w:pPr>
+            <w:widowControl w:val="0"/>
+            <w:spacing w:before="0" w:after="0" w:line="240" w:lineRule="auto"/>
+            <w:ind w:left="455" w:right="453"/>
+            <w:jc w:val="center"/>
+            <w:rPr>
+              <w:rFonts w:ascii="Times New Roman" w:eastAsia="Times New Roman" w:hAnsi="Times New Roman" w:cs="Times New Roman"/>
+              <w:kern w:val="0"/>
+              <w:sz w:val="28"/>
+              <w:szCs w:val="28"/>
+              <w:lang w:val="es-ES_tradnl"/>
+              <w14:ligatures w14:val="none"/>
+            </w:rPr>
+          </w:pPr>
+          <w:r>
+            <w:rPr>
+              <w:rFonts w:ascii="Times New Roman" w:eastAsia="Times New Roman" w:hAnsi="Times New Roman" w:cs="Times New Roman"/>
+              <w:b/>
+              <w:bCs/>
+              <w:kern w:val="0"/>
+              <w:sz w:val="28"/>
+              <w:szCs w:val="28"/>
+              <w:lang w:val="es-ES_tradnl"/>
+              <w14:ligatures w14:val="none"/>
+            </w:rPr>
+            <w:t>FACULTAD</w:t>
+          </w:r>
+          <w:r>
+            <w:rPr>
+              <w:rFonts w:ascii="Times New Roman" w:eastAsia="Times New Roman" w:hAnsi="Times New Roman" w:cs="Times New Roman"/>
+              <w:b/>
+              <w:bCs/>
+              <w:spacing w:val="-14"/>
+              <w:kern w:val="0"/>
+              <w:sz w:val="28"/>
+              <w:szCs w:val="28"/>
+              <w:lang w:val="es-ES_tradnl"/>
+              <w14:ligatures w14:val="none"/>
+            </w:rPr>
+            <w:t xml:space="preserve"> </w:t>
+          </w:r>
+          <w:r>
+            <w:rPr>
+              <w:rFonts w:ascii="Times New Roman" w:eastAsia="Times New Roman" w:hAnsi="Times New Roman" w:cs="Times New Roman"/>
+              <w:b/>
+              <w:bCs/>
+              <w:kern w:val="0"/>
+              <w:sz w:val="28"/>
+              <w:szCs w:val="28"/>
+              <w:lang w:val="es-ES_tradnl"/>
+              <w14:ligatures w14:val="none"/>
+            </w:rPr>
+            <w:t>DE</w:t>
+          </w:r>
+          <w:r>
+            <w:rPr>
+              <w:rFonts w:ascii="Times New Roman" w:eastAsia="Times New Roman" w:hAnsi="Times New Roman" w:cs="Times New Roman"/>
+              <w:b/>
+              <w:bCs/>
+              <w:spacing w:val="-14"/>
+              <w:kern w:val="0"/>
+              <w:sz w:val="28"/>
+              <w:szCs w:val="28"/>
+              <w:lang w:val="es-ES_tradnl"/>
+              <w14:ligatures w14:val="none"/>
+            </w:rPr>
+            <w:t xml:space="preserve"> </w:t>
+          </w:r>
+          <w:r>
+            <w:rPr>
+              <w:rFonts w:ascii="Times New Roman" w:eastAsia="Times New Roman" w:hAnsi="Times New Roman" w:cs="Times New Roman"/>
+              <w:b/>
+              <w:bCs/>
+              <w:kern w:val="0"/>
+              <w:sz w:val="28"/>
+              <w:szCs w:val="28"/>
+              <w:lang w:val="es-ES_tradnl"/>
+              <w14:ligatures w14:val="none"/>
+            </w:rPr>
+            <w:t>ESTUDIOS ESTADÍSTICOS</w:t>
+          </w:r>
+        </w:p>
+        <w:p>
+          <w:pPr>
+            <w:widowControl w:val="0"/>
+            <w:spacing w:before="11" w:after="0" w:line="240" w:lineRule="auto"/>
+            <w:rPr>
+              <w:rFonts w:ascii="Times New Roman" w:eastAsia="Times New Roman" w:hAnsi="Times New Roman" w:cs="Times New Roman"/>
+              <w:b/>
+              <w:bCs/>
+              <w:kern w:val="0"/>
+              <w:sz w:val="27"/>
+              <w:szCs w:val="27"/>
+              <w:lang w:val="es-ES_tradnl"/>
+              <w14:ligatures w14:val="none"/>
+            </w:rPr>
+          </w:pPr>
+        </w:p>
+        <w:p>
+          <w:pPr>
+            <w:widowControl w:val="0"/>
+            <w:spacing w:before="0" w:after="0" w:line="240" w:lineRule="auto"/>
+            <w:jc w:val="center"/>
+            <w:rPr>
+              <w:rFonts w:ascii="Times New Roman" w:eastAsia="Times New Roman" w:hAnsi="Times New Roman" w:cs="Times New Roman"/>
+              <w:b/>
+              <w:bCs/>
+              <w:kern w:val="0"/>
+              <w:sz w:val="28"/>
+              <w:szCs w:val="28"/>
+              <w:lang w:val="en-US"/>
+              <w14:ligatures w14:val="none"/>
+            </w:rPr>
+          </w:pPr>
+          <w:proofErr w:type="spellStart"/>
+          <w:r>
+            <w:rPr>
+              <w:rFonts w:ascii="Times New Roman" w:eastAsia="Times New Roman" w:hAnsi="Times New Roman" w:cs="Times New Roman"/>
+              <w:b/>
+              <w:bCs/>
+              <w:kern w:val="0"/>
+              <w:sz w:val="28"/>
+              <w:szCs w:val="28"/>
+              <w:lang w:val="en-US"/>
+              <w14:ligatures w14:val="none"/>
+            </w:rPr>
+            <w:t>Máster</w:t>
+          </w:r>
+          <w:proofErr w:type="spellEnd"/>
+          <w:r>
+            <w:rPr>
+              <w:rFonts w:ascii="Times New Roman" w:eastAsia="Times New Roman" w:hAnsi="Times New Roman" w:cs="Times New Roman"/>
+              <w:b/>
+              <w:bCs/>
+              <w:spacing w:val="-11"/>
+              <w:kern w:val="0"/>
+              <w:sz w:val="28"/>
+              <w:szCs w:val="28"/>
+              <w:lang w:val="en-US"/>
+              <w14:ligatures w14:val="none"/>
+            </w:rPr>
+            <w:t xml:space="preserve"> </w:t>
+          </w:r>
+          <w:proofErr w:type="spellStart"/>
+          <w:r>
+            <w:rPr>
+              <w:rFonts w:ascii="Times New Roman" w:eastAsia="Times New Roman" w:hAnsi="Times New Roman" w:cs="Times New Roman"/>
+              <w:b/>
+              <w:bCs/>
+              <w:kern w:val="0"/>
+              <w:sz w:val="28"/>
+              <w:szCs w:val="28"/>
+              <w:lang w:val="en-US"/>
+              <w14:ligatures w14:val="none"/>
+            </w:rPr>
+            <w:t>en</w:t>
+          </w:r>
+          <w:proofErr w:type="spellEnd"/>
+          <w:r>
+            <w:rPr>
+              <w:rFonts w:ascii="Times New Roman" w:eastAsia="Times New Roman" w:hAnsi="Times New Roman" w:cs="Times New Roman"/>
+              <w:b/>
+              <w:bCs/>
+              <w:spacing w:val="-10"/>
+              <w:kern w:val="0"/>
+              <w:sz w:val="28"/>
+              <w:szCs w:val="28"/>
+              <w:lang w:val="en-US"/>
+              <w14:ligatures w14:val="none"/>
+            </w:rPr>
+            <w:t xml:space="preserve"> </w:t>
+          </w:r>
+          <w:r>
+            <w:rPr>
+              <w:rFonts w:ascii="Times New Roman" w:eastAsia="Times New Roman" w:hAnsi="Times New Roman" w:cs="Times New Roman"/>
+              <w:b/>
+              <w:bCs/>
+              <w:kern w:val="0"/>
+              <w:sz w:val="28"/>
+              <w:szCs w:val="28"/>
+              <w:lang w:val="en-US"/>
+              <w14:ligatures w14:val="none"/>
+            </w:rPr>
+            <w:t xml:space="preserve">Big Data, Data Science &amp; </w:t>
+          </w:r>
+          <w:proofErr w:type="spellStart"/>
+          <w:r>
+            <w:rPr>
+              <w:rFonts w:ascii="Times New Roman" w:eastAsia="Times New Roman" w:hAnsi="Times New Roman" w:cs="Times New Roman"/>
+              <w:b/>
+              <w:bCs/>
+              <w:kern w:val="0"/>
+              <w:sz w:val="28"/>
+              <w:szCs w:val="28"/>
+              <w:lang w:val="en-US"/>
+              <w14:ligatures w14:val="none"/>
+            </w:rPr>
+            <w:t>Inteligencia</w:t>
+          </w:r>
+          <w:proofErr w:type="spellEnd"/>
+          <w:r>
+            <w:rPr>
+              <w:rFonts w:ascii="Times New Roman" w:eastAsia="Times New Roman" w:hAnsi="Times New Roman" w:cs="Times New Roman"/>
+              <w:b/>
+              <w:bCs/>
+              <w:kern w:val="0"/>
+              <w:sz w:val="28"/>
+              <w:szCs w:val="28"/>
+              <w:lang w:val="en-US"/>
+              <w14:ligatures w14:val="none"/>
+            </w:rPr>
+            <w:t xml:space="preserve"> </w:t>
+          </w:r>
+          <w:proofErr w:type="spellStart"/>
+          <w:r>
+            <w:rPr>
+              <w:rFonts w:ascii="Times New Roman" w:eastAsia="Times New Roman" w:hAnsi="Times New Roman" w:cs="Times New Roman"/>
+              <w:b/>
+              <w:bCs/>
+              <w:kern w:val="0"/>
+              <w:sz w:val="28"/>
+              <w:szCs w:val="28"/>
+              <w:lang w:val="en-US"/>
+              <w14:ligatures w14:val="none"/>
+            </w:rPr>
+            <w:t>Arficial</w:t>
+          </w:r>
+          <w:proofErr w:type="spellEnd"/>
+        </w:p>
+        <w:p>
+          <w:pPr>
+            <w:widowControl w:val="0"/>
+            <w:spacing w:before="0" w:after="0" w:line="240" w:lineRule="auto"/>
+            <w:jc w:val="center"/>
+            <w:rPr>
+              <w:rFonts w:ascii="Times New Roman" w:eastAsia="Times New Roman" w:hAnsi="Times New Roman" w:cs="Times New Roman"/>
+              <w:b/>
+              <w:bCs/>
+              <w:kern w:val="0"/>
+              <w:sz w:val="28"/>
+              <w:szCs w:val="28"/>
+              <w:lang w:val="en-US"/>
+              <w14:ligatures w14:val="none"/>
+            </w:rPr>
+          </w:pPr>
+        </w:p>
+        <w:p>
+          <w:pPr>
+            <w:widowControl w:val="0"/>
+            <w:spacing w:before="0" w:after="0" w:line="240" w:lineRule="auto"/>
+            <w:jc w:val="center"/>
+            <w:rPr>
+              <w:rFonts w:ascii="Times New Roman" w:eastAsia="Times New Roman" w:hAnsi="Times New Roman" w:cs="Times New Roman"/>
+              <w:b/>
+              <w:bCs/>
+              <w:kern w:val="0"/>
+              <w:sz w:val="28"/>
+              <w:szCs w:val="28"/>
+              <w:lang w:val="en-US"/>
+              <w14:ligatures w14:val="none"/>
+            </w:rPr>
+          </w:pPr>
+        </w:p>
+        <w:p>
+          <w:pPr>
+            <w:widowControl w:val="0"/>
+            <w:spacing w:before="0" w:after="0" w:line="240" w:lineRule="auto"/>
+            <w:jc w:val="center"/>
+            <w:rPr>
+              <w:rFonts w:ascii="Times New Roman" w:eastAsia="Times New Roman" w:hAnsi="Times New Roman" w:cs="Times New Roman"/>
+              <w:b/>
+              <w:bCs/>
+              <w:kern w:val="0"/>
+              <w:sz w:val="28"/>
+              <w:szCs w:val="28"/>
+              <w:lang w:val="en-US"/>
+              <w14:ligatures w14:val="none"/>
+            </w:rPr>
+          </w:pPr>
+          <w:r>
+            <w:rPr>
+              <w:rFonts w:ascii="Times New Roman" w:eastAsia="Times New Roman" w:hAnsi="Times New Roman" w:cs="Times New Roman"/>
+              <w:noProof/>
+              <w:kern w:val="0"/>
+              <w:szCs w:val="20"/>
+              <w:lang w:val="es-ES_tradnl" w:eastAsia="es-ES_tradnl"/>
+              <w14:ligatures w14:val="none"/>
+            </w:rPr>
+            <w:drawing>
+              <wp:anchor distT="0" distB="0" distL="114300" distR="114300" simplePos="0" relativeHeight="251658240" behindDoc="0" locked="0" layoutInCell="1" allowOverlap="1" wp14:anchorId="7B2F4776" wp14:editId="69955026">
+                <wp:simplePos x="0" y="0"/>
+                <wp:positionH relativeFrom="margin">
+                  <wp:align>center</wp:align>
+                </wp:positionH>
+                <wp:positionV relativeFrom="paragraph">
+                  <wp:posOffset>10655</wp:posOffset>
+                </wp:positionV>
+                <wp:extent cx="2251075" cy="2588260"/>
+                <wp:effectExtent l="0" t="0" r="0" b="2540"/>
+                <wp:wrapNone/>
+                <wp:docPr id="10" name="image1.jpeg" descr="Imagen que contiene Diagrama&#10;&#10;El contenido generado por IA puede ser incorrecto."/>
+                <wp:cNvGraphicFramePr>
+                  <a:graphicFrameLocks xmlns:a="http://schemas.openxmlformats.org/drawingml/2006/main" noChangeAspect="1"/>
+                </wp:cNvGraphicFramePr>
+                <a:graphic xmlns:a="http://schemas.openxmlformats.org/drawingml/2006/main">
+                  <a:graphicData uri="http://schemas.openxmlformats.org/drawingml/2006/picture">
+                    <pic:pic xmlns:pic="http://schemas.openxmlformats.org/drawingml/2006/picture">
+                      <pic:nvPicPr>
+                        <pic:cNvPr id="10" name="image1.jpeg" descr="Imagen que contiene Diagrama&#10;&#10;El contenido generado por IA puede ser incorrecto."/>
+                        <pic:cNvPicPr>
+                          <a:picLocks noChangeAspect="1" noChangeArrowheads="1"/>
+                        </pic:cNvPicPr>
+                      </pic:nvPicPr>
+                      <pic:blipFill>
+                        <a:blip r:embed="rId8">
+                          <a:extLst>
+                            <a:ext uri="{28A0092B-C50C-407E-A947-70E740481C1C}">
+                              <a14:useLocalDpi xmlns:a14="http://schemas.microsoft.com/office/drawing/2010/main" val="0"/>
+                            </a:ext>
+                          </a:extLst>
+                        </a:blip>
+                        <a:srcRect/>
+                        <a:stretch>
+                          <a:fillRect/>
+                        </a:stretch>
+                      </pic:blipFill>
+                      <pic:spPr bwMode="auto">
+                        <a:xfrm>
+                          <a:off x="0" y="0"/>
+                          <a:ext cx="2251075" cy="2588260"/>
+                        </a:xfrm>
+                        <a:prstGeom prst="rect">
+                          <a:avLst/>
+                        </a:prstGeom>
+                        <a:noFill/>
+                        <a:ln>
+                          <a:noFill/>
+                        </a:ln>
+                      </pic:spPr>
+                    </pic:pic>
+                  </a:graphicData>
+                </a:graphic>
+                <wp14:sizeRelH relativeFrom="margin">
+                  <wp14:pctWidth>0</wp14:pctWidth>
+                </wp14:sizeRelH>
+                <wp14:sizeRelV relativeFrom="margin">
+                  <wp14:pctHeight>0</wp14:pctHeight>
+                </wp14:sizeRelV>
+              </wp:anchor>
+            </w:drawing>
+          </w:r>
+        </w:p>
+        <w:p>
+          <w:pPr>
+            <w:widowControl w:val="0"/>
+            <w:spacing w:before="0" w:after="0" w:line="200" w:lineRule="atLeast"/>
+            <w:rPr>
+              <w:rFonts w:ascii="Times New Roman" w:eastAsia="Times New Roman" w:hAnsi="Times New Roman" w:cs="Times New Roman"/>
+              <w:kern w:val="0"/>
+              <w:szCs w:val="20"/>
+              <w:lang w:val="en-US"/>
+              <w14:ligatures w14:val="none"/>
+            </w:rPr>
+          </w:pPr>
+        </w:p>
+        <w:p>
+          <w:pPr>
+            <w:widowControl w:val="0"/>
+            <w:spacing w:before="0" w:after="0" w:line="200" w:lineRule="atLeast"/>
+            <w:rPr>
+              <w:rFonts w:ascii="Times New Roman" w:eastAsia="Times New Roman" w:hAnsi="Times New Roman" w:cs="Times New Roman"/>
+              <w:kern w:val="0"/>
+              <w:szCs w:val="20"/>
+              <w:lang w:val="en-US"/>
+              <w14:ligatures w14:val="none"/>
+            </w:rPr>
+          </w:pPr>
+        </w:p>
+        <w:p>
+          <w:pPr>
+            <w:widowControl w:val="0"/>
+            <w:spacing w:before="0" w:after="0" w:line="200" w:lineRule="atLeast"/>
+            <w:rPr>
+              <w:rFonts w:ascii="Times New Roman" w:eastAsia="Times New Roman" w:hAnsi="Times New Roman" w:cs="Times New Roman"/>
+              <w:kern w:val="0"/>
+              <w:szCs w:val="20"/>
+              <w:lang w:val="en-US"/>
+              <w14:ligatures w14:val="none"/>
+            </w:rPr>
+          </w:pPr>
+        </w:p>
+        <w:p>
+          <w:pPr>
+            <w:widowControl w:val="0"/>
+            <w:spacing w:before="0" w:after="0" w:line="200" w:lineRule="atLeast"/>
+            <w:rPr>
+              <w:rFonts w:ascii="Times New Roman" w:eastAsia="Times New Roman" w:hAnsi="Times New Roman" w:cs="Times New Roman"/>
+              <w:kern w:val="0"/>
+              <w:szCs w:val="20"/>
+              <w:lang w:val="en-US"/>
+              <w14:ligatures w14:val="none"/>
+            </w:rPr>
+          </w:pPr>
+        </w:p>
+        <w:p>
+          <w:pPr>
+            <w:widowControl w:val="0"/>
+            <w:spacing w:before="0" w:after="0" w:line="200" w:lineRule="atLeast"/>
+            <w:rPr>
+              <w:rFonts w:ascii="Times New Roman" w:eastAsia="Times New Roman" w:hAnsi="Times New Roman" w:cs="Times New Roman"/>
+              <w:kern w:val="0"/>
+              <w:szCs w:val="20"/>
+              <w:lang w:val="en-US"/>
+              <w14:ligatures w14:val="none"/>
+            </w:rPr>
+          </w:pPr>
+        </w:p>
+        <w:p>
+          <w:pPr>
+            <w:widowControl w:val="0"/>
+            <w:spacing w:before="0" w:after="0" w:line="200" w:lineRule="atLeast"/>
+            <w:rPr>
+              <w:rFonts w:ascii="Times New Roman" w:eastAsia="Times New Roman" w:hAnsi="Times New Roman" w:cs="Times New Roman"/>
+              <w:kern w:val="0"/>
+              <w:szCs w:val="20"/>
+              <w:lang w:val="en-US"/>
+              <w14:ligatures w14:val="none"/>
+            </w:rPr>
+          </w:pPr>
+        </w:p>
+        <w:p>
+          <w:pPr>
+            <w:widowControl w:val="0"/>
+            <w:spacing w:before="0" w:after="0" w:line="200" w:lineRule="atLeast"/>
+            <w:rPr>
+              <w:rFonts w:ascii="Times New Roman" w:eastAsia="Times New Roman" w:hAnsi="Times New Roman" w:cs="Times New Roman"/>
+              <w:kern w:val="0"/>
+              <w:szCs w:val="20"/>
+              <w:lang w:val="en-US"/>
+              <w14:ligatures w14:val="none"/>
+            </w:rPr>
+          </w:pPr>
+        </w:p>
+        <w:p>
+          <w:pPr>
+            <w:widowControl w:val="0"/>
+            <w:spacing w:before="0" w:after="0" w:line="200" w:lineRule="atLeast"/>
+            <w:rPr>
+              <w:rFonts w:ascii="Times New Roman" w:eastAsia="Times New Roman" w:hAnsi="Times New Roman" w:cs="Times New Roman"/>
+              <w:kern w:val="0"/>
+              <w:szCs w:val="20"/>
+              <w:lang w:val="en-US"/>
+              <w14:ligatures w14:val="none"/>
+            </w:rPr>
+          </w:pPr>
+        </w:p>
+        <w:p>
+          <w:pPr>
+            <w:widowControl w:val="0"/>
+            <w:spacing w:before="0" w:after="0" w:line="200" w:lineRule="atLeast"/>
+            <w:rPr>
+              <w:rFonts w:ascii="Times New Roman" w:eastAsia="Times New Roman" w:hAnsi="Times New Roman" w:cs="Times New Roman"/>
+              <w:kern w:val="0"/>
+              <w:szCs w:val="20"/>
+              <w:lang w:val="en-US"/>
+              <w14:ligatures w14:val="none"/>
+            </w:rPr>
+          </w:pPr>
+        </w:p>
+        <w:p>
+          <w:pPr>
+            <w:widowControl w:val="0"/>
+            <w:spacing w:before="0" w:after="0" w:line="200" w:lineRule="atLeast"/>
+            <w:rPr>
+              <w:rFonts w:ascii="Times New Roman" w:eastAsia="Times New Roman" w:hAnsi="Times New Roman" w:cs="Times New Roman"/>
+              <w:kern w:val="0"/>
+              <w:szCs w:val="20"/>
+              <w:lang w:val="en-US"/>
+              <w14:ligatures w14:val="none"/>
+            </w:rPr>
+          </w:pPr>
+        </w:p>
+        <w:p>
+          <w:pPr>
+            <w:widowControl w:val="0"/>
+            <w:spacing w:before="0" w:after="0" w:line="200" w:lineRule="atLeast"/>
+            <w:rPr>
+              <w:rFonts w:ascii="Times New Roman" w:eastAsia="Times New Roman" w:hAnsi="Times New Roman" w:cs="Times New Roman"/>
+              <w:kern w:val="0"/>
+              <w:szCs w:val="20"/>
+              <w:lang w:val="en-US"/>
+              <w14:ligatures w14:val="none"/>
+            </w:rPr>
+          </w:pPr>
+        </w:p>
+        <w:p>
+          <w:pPr>
+            <w:widowControl w:val="0"/>
+            <w:spacing w:before="0" w:after="0" w:line="200" w:lineRule="atLeast"/>
+            <w:rPr>
+              <w:rFonts w:ascii="Times New Roman" w:eastAsia="Times New Roman" w:hAnsi="Times New Roman" w:cs="Times New Roman"/>
+              <w:kern w:val="0"/>
+              <w:szCs w:val="20"/>
+              <w:lang w:val="en-US"/>
+              <w14:ligatures w14:val="none"/>
+            </w:rPr>
+          </w:pPr>
+        </w:p>
+        <w:p>
+          <w:pPr>
+            <w:widowControl w:val="0"/>
+            <w:spacing w:before="0" w:after="0" w:line="200" w:lineRule="atLeast"/>
+            <w:rPr>
+              <w:rFonts w:ascii="Times New Roman" w:eastAsia="Times New Roman" w:hAnsi="Times New Roman" w:cs="Times New Roman"/>
+              <w:kern w:val="0"/>
+              <w:szCs w:val="20"/>
+              <w:lang w:val="en-US"/>
+              <w14:ligatures w14:val="none"/>
+            </w:rPr>
+          </w:pPr>
+        </w:p>
+        <w:p>
+          <w:pPr>
+            <w:widowControl w:val="0"/>
+            <w:spacing w:before="0" w:after="0" w:line="200" w:lineRule="atLeast"/>
+            <w:rPr>
+              <w:rFonts w:ascii="Times New Roman" w:eastAsia="Times New Roman" w:hAnsi="Times New Roman" w:cs="Times New Roman"/>
+              <w:kern w:val="0"/>
+              <w:szCs w:val="20"/>
+              <w:lang w:val="en-US"/>
+              <w14:ligatures w14:val="none"/>
+            </w:rPr>
+          </w:pPr>
+        </w:p>
+        <w:p>
+          <w:pPr>
+            <w:widowControl w:val="0"/>
+            <w:spacing w:before="0" w:after="0" w:line="200" w:lineRule="atLeast"/>
+            <w:rPr>
+              <w:rFonts w:ascii="Times New Roman" w:eastAsia="Times New Roman" w:hAnsi="Times New Roman" w:cs="Times New Roman"/>
+              <w:kern w:val="0"/>
+              <w:szCs w:val="20"/>
+              <w:lang w:val="en-US"/>
+              <w14:ligatures w14:val="none"/>
+            </w:rPr>
+          </w:pPr>
+        </w:p>
+        <w:p>
+          <w:pPr>
+            <w:widowControl w:val="0"/>
+            <w:spacing w:before="0" w:after="0" w:line="200" w:lineRule="atLeast"/>
+            <w:rPr>
+              <w:rFonts w:ascii="Times New Roman" w:eastAsia="Times New Roman" w:hAnsi="Times New Roman" w:cs="Times New Roman"/>
+              <w:kern w:val="0"/>
+              <w:szCs w:val="20"/>
+              <w:lang w:val="en-US"/>
+              <w14:ligatures w14:val="none"/>
+            </w:rPr>
+          </w:pPr>
+        </w:p>
+        <w:p>
+          <w:pPr>
+            <w:widowControl w:val="0"/>
+            <w:spacing w:before="0" w:after="0" w:line="200" w:lineRule="atLeast"/>
+            <w:jc w:val="center"/>
+            <w:rPr>
+              <w:rFonts w:ascii="Times New Roman" w:eastAsia="Times New Roman" w:hAnsi="Times New Roman" w:cs="Times New Roman"/>
+              <w:kern w:val="0"/>
+              <w:szCs w:val="20"/>
+              <w:lang w:val="en-US"/>
+              <w14:ligatures w14:val="none"/>
+            </w:rPr>
+          </w:pPr>
+          <w:r>
+            <w:rPr>
+              <w:rFonts w:ascii="Times New Roman" w:eastAsia="Times New Roman" w:hAnsi="Times New Roman" w:cs="Times New Roman"/>
+              <w:kern w:val="0"/>
+              <w:szCs w:val="20"/>
+              <w:lang w:val="en-US"/>
+              <w14:ligatures w14:val="none"/>
+            </w:rPr>
+            <w:drawing>
+              <wp:inline distT="0" distB="0" distL="0" distR="0" wp14:anchorId="5E0797B3" wp14:editId="3471D1B8">
+                <wp:extent cx="1067909" cy="599992"/>
+                <wp:effectExtent l="0" t="0" r="0" b="0"/>
+                <wp:docPr id="1489831045" name="Imagen 1" descr="Imagen que contiene Logotipo&#10;&#10;El contenido generado por IA puede ser incorrecto."/>
+                <wp:cNvGraphicFramePr>
+                  <a:graphicFrameLocks xmlns:a="http://schemas.openxmlformats.org/drawingml/2006/main" noChangeAspect="1"/>
+                </wp:cNvGraphicFramePr>
+                <a:graphic xmlns:a="http://schemas.openxmlformats.org/drawingml/2006/main">
+                  <a:graphicData uri="http://schemas.openxmlformats.org/drawingml/2006/picture">
+                    <pic:pic xmlns:pic="http://schemas.openxmlformats.org/drawingml/2006/picture">
+                      <pic:nvPicPr>
+                        <pic:cNvPr id="1489831045" name="Imagen 1" descr="Imagen que contiene Logotipo&#10;&#10;El contenido generado por IA puede ser incorrecto."/>
+                        <pic:cNvPicPr/>
+                      </pic:nvPicPr>
+                      <pic:blipFill>
+                        <a:blip r:embed="rId9"/>
+                        <a:stretch>
+                          <a:fillRect/>
+                        </a:stretch>
+                      </pic:blipFill>
+                      <pic:spPr>
+                        <a:xfrm>
+                          <a:off x="0" y="0"/>
+                          <a:ext cx="1087286" cy="610879"/>
+                        </a:xfrm>
+                        <a:prstGeom prst="rect">
+                          <a:avLst/>
+                        </a:prstGeom>
+                      </pic:spPr>
+                    </pic:pic>
+                  </a:graphicData>
+                </a:graphic>
+              </wp:inline>
+            </w:drawing>
+          </w:r>
+        </w:p>
+        <w:p>
+          <w:pPr>
+            <w:widowControl w:val="0"/>
+            <w:spacing w:before="0" w:after="0" w:line="200" w:lineRule="atLeast"/>
+            <w:rPr>
+              <w:rFonts w:ascii="Times New Roman" w:eastAsia="Times New Roman" w:hAnsi="Times New Roman" w:cs="Times New Roman"/>
+              <w:kern w:val="0"/>
+              <w:szCs w:val="20"/>
+              <w:lang w:val="en-US"/>
+              <w14:ligatures w14:val="none"/>
+            </w:rPr>
+          </w:pPr>
+        </w:p>
+        <w:p>
+          <w:pPr>
+            <w:widowControl w:val="0"/>
+            <w:spacing w:before="0" w:after="0" w:line="200" w:lineRule="atLeast"/>
+            <w:rPr>
+              <w:rFonts w:ascii="Times New Roman" w:eastAsia="Times New Roman" w:hAnsi="Times New Roman" w:cs="Times New Roman"/>
+              <w:kern w:val="0"/>
+              <w:szCs w:val="20"/>
+              <w:lang w:val="en-US"/>
+              <w14:ligatures w14:val="none"/>
+            </w:rPr>
+          </w:pPr>
+        </w:p>
+        <w:p>
+          <w:pPr>
+            <w:widowControl w:val="0"/>
+            <w:spacing w:before="6" w:after="0" w:line="240" w:lineRule="auto"/>
+            <w:rPr>
+              <w:rFonts w:ascii="Times New Roman" w:eastAsia="Times New Roman" w:hAnsi="Times New Roman" w:cs="Times New Roman"/>
+              <w:b/>
+              <w:bCs/>
+              <w:kern w:val="0"/>
+              <w:sz w:val="32"/>
+              <w:szCs w:val="32"/>
+              <w:lang w:val="en-US"/>
+              <w14:ligatures w14:val="none"/>
+            </w:rPr>
+          </w:pPr>
+        </w:p>
+        <w:p>
+          <w:pPr>
+            <w:widowControl w:val="0"/>
+            <w:spacing w:before="0" w:after="0" w:line="240" w:lineRule="auto"/>
+            <w:ind w:left="453" w:right="453"/>
+            <w:jc w:val="center"/>
+            <w:rPr>
+              <w:rFonts w:ascii="Cambria" w:eastAsia="Cambria" w:hAnsi="Cambria" w:cs="Cambria"/>
+              <w:kern w:val="0"/>
+              <w:sz w:val="31"/>
+              <w:szCs w:val="31"/>
+              <w:lang w:val="es-ES_tradnl"/>
+              <w14:ligatures w14:val="none"/>
+            </w:rPr>
+          </w:pPr>
+          <w:r>
+            <w:rPr>
+              <w:rFonts w:ascii="Cambria" w:eastAsia="Calibri" w:hAnsi="Cambria" w:cs="Times New Roman"/>
+              <w:b/>
+              <w:kern w:val="0"/>
+              <w:sz w:val="31"/>
+              <w:szCs w:val="22"/>
+              <w:lang w:val="es-ES_tradnl"/>
+              <w14:ligatures w14:val="none"/>
+            </w:rPr>
+            <w:t>TRABAJO</w:t>
+          </w:r>
+          <w:r>
+            <w:rPr>
+              <w:rFonts w:ascii="Cambria" w:eastAsia="Calibri" w:hAnsi="Cambria" w:cs="Times New Roman"/>
+              <w:b/>
+              <w:spacing w:val="27"/>
+              <w:kern w:val="0"/>
+              <w:sz w:val="31"/>
+              <w:szCs w:val="22"/>
+              <w:lang w:val="es-ES_tradnl"/>
+              <w14:ligatures w14:val="none"/>
+            </w:rPr>
+            <w:t xml:space="preserve"> </w:t>
+          </w:r>
+          <w:r>
+            <w:rPr>
+              <w:rFonts w:ascii="Cambria" w:eastAsia="Calibri" w:hAnsi="Cambria" w:cs="Times New Roman"/>
+              <w:b/>
+              <w:kern w:val="0"/>
+              <w:sz w:val="31"/>
+              <w:szCs w:val="22"/>
+              <w:lang w:val="es-ES_tradnl"/>
+              <w14:ligatures w14:val="none"/>
+            </w:rPr>
+            <w:t>DE</w:t>
+          </w:r>
+          <w:r>
+            <w:rPr>
+              <w:rFonts w:ascii="Cambria" w:eastAsia="Calibri" w:hAnsi="Cambria" w:cs="Times New Roman"/>
+              <w:b/>
+              <w:spacing w:val="27"/>
+              <w:kern w:val="0"/>
+              <w:sz w:val="31"/>
+              <w:szCs w:val="22"/>
+              <w:lang w:val="es-ES_tradnl"/>
+              <w14:ligatures w14:val="none"/>
+            </w:rPr>
+            <w:t xml:space="preserve"> </w:t>
+          </w:r>
+          <w:r>
+            <w:rPr>
+              <w:rFonts w:ascii="Cambria" w:eastAsia="Calibri" w:hAnsi="Cambria" w:cs="Times New Roman"/>
+              <w:b/>
+              <w:kern w:val="0"/>
+              <w:sz w:val="31"/>
+              <w:szCs w:val="22"/>
+              <w:lang w:val="es-ES_tradnl"/>
+              <w14:ligatures w14:val="none"/>
+            </w:rPr>
+            <w:t>FIN</w:t>
+          </w:r>
+          <w:r>
+            <w:rPr>
+              <w:rFonts w:ascii="Cambria" w:eastAsia="Calibri" w:hAnsi="Cambria" w:cs="Times New Roman"/>
+              <w:b/>
+              <w:spacing w:val="28"/>
+              <w:kern w:val="0"/>
+              <w:sz w:val="31"/>
+              <w:szCs w:val="22"/>
+              <w:lang w:val="es-ES_tradnl"/>
+              <w14:ligatures w14:val="none"/>
+            </w:rPr>
+            <w:t xml:space="preserve"> </w:t>
+          </w:r>
+          <w:r>
+            <w:rPr>
+              <w:rFonts w:ascii="Cambria" w:eastAsia="Calibri" w:hAnsi="Cambria" w:cs="Times New Roman"/>
+              <w:b/>
+              <w:kern w:val="0"/>
+              <w:sz w:val="31"/>
+              <w:szCs w:val="22"/>
+              <w:lang w:val="es-ES_tradnl"/>
+              <w14:ligatures w14:val="none"/>
+            </w:rPr>
+            <w:t>DE</w:t>
+          </w:r>
+          <w:r>
+            <w:rPr>
+              <w:rFonts w:ascii="Cambria" w:eastAsia="Calibri" w:hAnsi="Cambria" w:cs="Times New Roman"/>
+              <w:b/>
+              <w:spacing w:val="27"/>
+              <w:kern w:val="0"/>
+              <w:sz w:val="31"/>
+              <w:szCs w:val="22"/>
+              <w:lang w:val="es-ES_tradnl"/>
+              <w14:ligatures w14:val="none"/>
+            </w:rPr>
+            <w:t xml:space="preserve"> </w:t>
+          </w:r>
+          <w:r>
+            <w:rPr>
+              <w:rFonts w:ascii="Cambria" w:eastAsia="Calibri" w:hAnsi="Cambria" w:cs="Times New Roman"/>
+              <w:b/>
+              <w:kern w:val="0"/>
+              <w:sz w:val="31"/>
+              <w:szCs w:val="22"/>
+              <w:lang w:val="es-ES_tradnl"/>
+              <w14:ligatures w14:val="none"/>
+            </w:rPr>
+            <w:t>MÁSTER</w:t>
+          </w:r>
+        </w:p>
+        <w:p>
+          <w:pPr>
+            <w:widowControl w:val="0"/>
+            <w:spacing w:before="8" w:after="0" w:line="240" w:lineRule="auto"/>
+            <w:rPr>
+              <w:rFonts w:ascii="Cambria" w:eastAsia="Cambria" w:hAnsi="Cambria" w:cs="Cambria"/>
+              <w:b/>
+              <w:bCs/>
+              <w:kern w:val="0"/>
+              <w:sz w:val="35"/>
+              <w:szCs w:val="35"/>
+              <w:lang w:val="es-ES_tradnl"/>
+              <w14:ligatures w14:val="none"/>
+            </w:rPr>
+          </w:pPr>
+        </w:p>
+        <w:p>
+          <w:pPr>
+            <w:widowControl w:val="0"/>
+            <w:spacing w:before="0" w:after="0" w:line="240" w:lineRule="auto"/>
+            <w:ind w:left="454" w:right="453"/>
+            <w:jc w:val="center"/>
+            <w:rPr>
+              <w:rFonts w:ascii="Times New Roman" w:eastAsia="Times New Roman" w:hAnsi="Times New Roman" w:cs="Times New Roman"/>
+              <w:kern w:val="0"/>
+              <w:sz w:val="48"/>
+              <w:szCs w:val="48"/>
+              <w:lang w:val="es-ES_tradnl"/>
+              <w14:ligatures w14:val="none"/>
+            </w:rPr>
+          </w:pPr>
+          <w:r>
+            <w:rPr>
+              <w:rFonts w:ascii="Times New Roman" w:eastAsia="Times New Roman" w:hAnsi="Times New Roman" w:cs="Times New Roman"/>
+              <w:b/>
+              <w:bCs/>
+              <w:kern w:val="0"/>
+              <w:sz w:val="48"/>
+              <w:szCs w:val="48"/>
+              <w:lang w:val="es-ES_tradnl"/>
+              <w14:ligatures w14:val="none"/>
+            </w:rPr>
+            <w:t>AEROGPT</w:t>
+          </w:r>
+        </w:p>
+        <w:p>
+          <w:pPr>
+            <w:widowControl w:val="0"/>
+            <w:spacing w:before="0" w:after="0" w:line="240" w:lineRule="auto"/>
+            <w:rPr>
+              <w:rFonts w:ascii="Times New Roman" w:eastAsia="Times New Roman" w:hAnsi="Times New Roman" w:cs="Times New Roman"/>
+              <w:b/>
+              <w:bCs/>
+              <w:kern w:val="0"/>
+              <w:sz w:val="32"/>
+              <w:szCs w:val="32"/>
+              <w:lang w:val="es-ES_tradnl"/>
+              <w14:ligatures w14:val="none"/>
+            </w:rPr>
+          </w:pPr>
+        </w:p>
+        <w:p>
+          <w:pPr>
+            <w:widowControl w:val="0"/>
+            <w:spacing w:before="0" w:after="0" w:line="240" w:lineRule="auto"/>
+            <w:rPr>
+              <w:rFonts w:ascii="Times New Roman" w:eastAsia="Times New Roman" w:hAnsi="Times New Roman" w:cs="Times New Roman"/>
+              <w:b/>
+              <w:bCs/>
+              <w:kern w:val="0"/>
+              <w:sz w:val="32"/>
+              <w:szCs w:val="32"/>
+              <w:lang w:val="es-ES_tradnl"/>
+              <w14:ligatures w14:val="none"/>
+            </w:rPr>
+          </w:pPr>
+        </w:p>
+        <w:p>
+          <w:pPr>
+            <w:widowControl w:val="0"/>
+            <w:spacing w:before="0" w:after="0" w:line="240" w:lineRule="auto"/>
+            <w:rPr>
+              <w:rFonts w:ascii="Times New Roman" w:eastAsia="Times New Roman" w:hAnsi="Times New Roman" w:cs="Times New Roman"/>
+              <w:b/>
+              <w:bCs/>
+              <w:kern w:val="0"/>
+              <w:sz w:val="28"/>
+              <w:szCs w:val="28"/>
+              <w:lang w:val="es-ES_tradnl"/>
+              <w14:ligatures w14:val="none"/>
+            </w:rPr>
+          </w:pPr>
+        </w:p>
+        <w:p>
+          <w:pPr>
+            <w:widowControl w:val="0"/>
+            <w:spacing w:before="0" w:after="0" w:line="240" w:lineRule="auto"/>
+            <w:rPr>
+              <w:rFonts w:ascii="Times New Roman" w:eastAsia="Times New Roman" w:hAnsi="Times New Roman" w:cs="Times New Roman"/>
+              <w:b/>
+              <w:bCs/>
+              <w:kern w:val="0"/>
+              <w:sz w:val="28"/>
+              <w:szCs w:val="28"/>
+              <w:lang w:val="es-ES_tradnl"/>
+              <w14:ligatures w14:val="none"/>
+            </w:rPr>
+          </w:pPr>
+        </w:p>
+        <w:p>
+          <w:pPr>
+            <w:widowControl w:val="0"/>
+            <w:spacing w:before="233" w:after="0" w:line="240" w:lineRule="auto"/>
+            <w:ind w:left="454" w:right="453"/>
+            <w:jc w:val="center"/>
+            <w:rPr>
+              <w:rFonts w:ascii="Arial" w:eastAsia="Arial" w:hAnsi="Arial" w:cs="Arial"/>
+              <w:kern w:val="0"/>
+              <w:sz w:val="28"/>
+              <w:szCs w:val="28"/>
+              <w:lang w:val="es-ES_tradnl"/>
+              <w14:ligatures w14:val="none"/>
+            </w:rPr>
+          </w:pPr>
+          <w:r>
+            <w:rPr>
+              <w:rFonts w:ascii="Arial" w:eastAsia="Times New Roman" w:hAnsi="Times New Roman" w:cs="Times New Roman"/>
+              <w:b/>
+              <w:bCs/>
+              <w:kern w:val="0"/>
+              <w:sz w:val="28"/>
+              <w:szCs w:val="28"/>
+              <w:lang w:val="es-ES_tradnl"/>
+              <w14:ligatures w14:val="none"/>
+            </w:rPr>
+            <w:t>DAVID CARRERA PINTOR</w:t>
+          </w:r>
+        </w:p>
+        <w:p>
+          <w:pPr>
+            <w:widowControl w:val="0"/>
+            <w:spacing w:before="11" w:after="0" w:line="240" w:lineRule="auto"/>
+            <w:rPr>
+              <w:rFonts w:ascii="Arial" w:eastAsia="Arial" w:hAnsi="Arial" w:cs="Arial"/>
+              <w:b/>
+              <w:bCs/>
+              <w:kern w:val="0"/>
+              <w:sz w:val="27"/>
+              <w:szCs w:val="27"/>
+              <w:lang w:val="es-ES_tradnl"/>
+              <w14:ligatures w14:val="none"/>
+            </w:rPr>
+          </w:pPr>
+        </w:p>
+        <w:p>
+          <w:pPr>
+            <w:widowControl w:val="0"/>
+            <w:spacing w:before="0" w:after="0" w:line="240" w:lineRule="auto"/>
+            <w:rPr>
+              <w:rFonts w:ascii="Arial" w:eastAsia="Calibri" w:hAnsi="Calibri" w:cs="Times New Roman"/>
+              <w:kern w:val="0"/>
+              <w:sz w:val="28"/>
+              <w:szCs w:val="22"/>
+              <w:lang w:val="es-ES_tradnl"/>
+              <w14:ligatures w14:val="none"/>
+            </w:rPr>
+          </w:pPr>
+        </w:p>
+        <w:p>
+          <w:pPr>
+            <w:widowControl w:val="0"/>
+            <w:spacing w:before="7" w:after="0" w:line="240" w:lineRule="auto"/>
+            <w:rPr>
+              <w:rFonts w:ascii="Arial" w:eastAsia="Arial" w:hAnsi="Arial" w:cs="Arial"/>
+              <w:kern w:val="0"/>
+              <w:sz w:val="36"/>
+              <w:szCs w:val="36"/>
+              <w:lang w:val="es-ES_tradnl"/>
+              <w14:ligatures w14:val="none"/>
+            </w:rPr>
+          </w:pPr>
+        </w:p>
+        <w:p>
+          <w:pPr>
+            <w:widowControl w:val="0"/>
+            <w:spacing w:before="7" w:after="0" w:line="240" w:lineRule="auto"/>
+            <w:rPr>
+              <w:rFonts w:ascii="Arial" w:eastAsia="Arial" w:hAnsi="Arial" w:cs="Arial"/>
+              <w:kern w:val="0"/>
+              <w:sz w:val="36"/>
+              <w:szCs w:val="36"/>
+              <w:lang w:val="es-ES_tradnl"/>
+              <w14:ligatures w14:val="none"/>
+            </w:rPr>
+          </w:pPr>
+        </w:p>
+        <w:p>
+          <w:pPr>
+            <w:widowControl w:val="0"/>
+            <w:spacing w:before="0" w:after="0" w:line="240" w:lineRule="auto"/>
+            <w:ind w:left="455" w:right="453"/>
+            <w:jc w:val="center"/>
+            <w:rPr>
+              <w:rFonts w:ascii="Times New Roman" w:eastAsia="Calibri" w:hAnsi="Times New Roman" w:cs="Times New Roman"/>
+              <w:b/>
+              <w:kern w:val="0"/>
+              <w:sz w:val="24"/>
+              <w:szCs w:val="22"/>
+              <w:lang w:val="en-US"/>
+              <w14:ligatures w14:val="none"/>
+            </w:rPr>
+          </w:pPr>
+          <w:proofErr w:type="spellStart"/>
+          <w:r>
+            <w:rPr>
+              <w:rFonts w:ascii="Times New Roman" w:eastAsia="Calibri" w:hAnsi="Times New Roman" w:cs="Times New Roman"/>
+              <w:b/>
+              <w:kern w:val="0"/>
+              <w:sz w:val="24"/>
+              <w:szCs w:val="22"/>
+              <w:lang w:val="en-US"/>
+              <w14:ligatures w14:val="none"/>
+            </w:rPr>
+            <w:t>Curso</w:t>
+          </w:r>
+          <w:proofErr w:type="spellEnd"/>
+          <w:r>
+            <w:rPr>
+              <w:rFonts w:ascii="Times New Roman" w:eastAsia="Calibri" w:hAnsi="Times New Roman" w:cs="Times New Roman"/>
+              <w:b/>
+              <w:spacing w:val="-5"/>
+              <w:kern w:val="0"/>
+              <w:sz w:val="24"/>
+              <w:szCs w:val="22"/>
+              <w:lang w:val="en-US"/>
+              <w14:ligatures w14:val="none"/>
+            </w:rPr>
+            <w:t xml:space="preserve"> </w:t>
+          </w:r>
+          <w:proofErr w:type="spellStart"/>
+          <w:r>
+            <w:rPr>
+              <w:rFonts w:ascii="Times New Roman" w:eastAsia="Calibri" w:hAnsi="Times New Roman" w:cs="Times New Roman"/>
+              <w:b/>
+              <w:kern w:val="0"/>
+              <w:sz w:val="24"/>
+              <w:szCs w:val="22"/>
+              <w:lang w:val="en-US"/>
+              <w14:ligatures w14:val="none"/>
+            </w:rPr>
+            <w:t>académico</w:t>
+          </w:r>
+          <w:proofErr w:type="spellEnd"/>
+          <w:r>
+            <w:rPr>
+              <w:rFonts w:ascii="Times New Roman" w:eastAsia="Calibri" w:hAnsi="Times New Roman" w:cs="Times New Roman"/>
+              <w:b/>
+              <w:spacing w:val="-4"/>
+              <w:kern w:val="0"/>
+              <w:sz w:val="24"/>
+              <w:szCs w:val="22"/>
+              <w:lang w:val="en-US"/>
+              <w14:ligatures w14:val="none"/>
+            </w:rPr>
+            <w:t xml:space="preserve"> </w:t>
+          </w:r>
+          <w:r>
+            <w:rPr>
+              <w:rFonts w:ascii="Times New Roman" w:eastAsia="Calibri" w:hAnsi="Times New Roman" w:cs="Times New Roman"/>
+              <w:b/>
+              <w:kern w:val="0"/>
+              <w:sz w:val="24"/>
+              <w:szCs w:val="22"/>
+              <w:lang w:val="en-US"/>
+              <w14:ligatures w14:val="none"/>
+            </w:rPr>
+            <w:t>20</w:t>
+          </w:r>
+          <w:r>
+            <w:rPr>
+              <w:rFonts w:ascii="Times New Roman" w:eastAsia="Calibri" w:hAnsi="Times New Roman" w:cs="Times New Roman"/>
+              <w:b/>
+              <w:kern w:val="0"/>
+              <w:sz w:val="24"/>
+              <w:szCs w:val="22"/>
+              <w:lang w:val="en-US"/>
+              <w14:ligatures w14:val="none"/>
+            </w:rPr>
+            <w:t>24</w:t>
+          </w:r>
+          <w:r>
+            <w:rPr>
+              <w:rFonts w:ascii="Times New Roman" w:eastAsia="Calibri" w:hAnsi="Times New Roman" w:cs="Times New Roman"/>
+              <w:b/>
+              <w:kern w:val="0"/>
+              <w:sz w:val="24"/>
+              <w:szCs w:val="22"/>
+              <w:lang w:val="en-US"/>
+              <w14:ligatures w14:val="none"/>
+            </w:rPr>
+            <w:t>-</w:t>
+          </w:r>
+          <w:r>
+            <w:rPr>
+              <w:rFonts w:ascii="Times New Roman" w:eastAsia="Calibri" w:hAnsi="Times New Roman" w:cs="Times New Roman"/>
+              <w:b/>
+              <w:kern w:val="0"/>
+              <w:sz w:val="24"/>
+              <w:szCs w:val="22"/>
+              <w:lang w:val="en-US"/>
+              <w14:ligatures w14:val="none"/>
+            </w:rPr>
+            <w:t>2025</w:t>
+          </w:r>
+        </w:p>
+      </w:sdtContent>
+    </w:sdt>
     <w:sdt>
       <w:sdtPr>
         <w:rPr>
@@ -79,7 +1321,7 @@
             </w:rPr>
             <w:fldChar w:fldCharType="separate"/>
           </w:r>
-          <w:hyperlink w:anchor="_Toc220098281" w:history="1">
+          <w:hyperlink w:anchor="_Toc220250590" w:history="1">
             <w:r>
               <w:rPr>
                 <w:rStyle w:val="Hipervnculo"/>
@@ -122,7 +1364,7 @@
                 <w:noProof/>
                 <w:webHidden/>
               </w:rPr>
-              <w:instrText xml:space="preserve"> PAGEREF _Toc220098281 \h </w:instrText>
+              <w:instrText xml:space="preserve"> PAGEREF _Toc220250590 \h </w:instrText>
             </w:r>
             <w:r>
               <w:rPr>
@@ -167,7 +1409,7 @@
               <w:lang w:eastAsia="es-ES"/>
             </w:rPr>
           </w:pPr>
-          <w:hyperlink w:anchor="_Toc220098282" w:history="1">
+          <w:hyperlink w:anchor="_Toc220250591" w:history="1">
             <w:r>
               <w:rPr>
                 <w:rStyle w:val="Hipervnculo"/>
@@ -210,7 +1452,7 @@
                 <w:noProof/>
                 <w:webHidden/>
               </w:rPr>
-              <w:instrText xml:space="preserve"> PAGEREF _Toc220098282 \h </w:instrText>
+              <w:instrText xml:space="preserve"> PAGEREF _Toc220250591 \h </w:instrText>
             </w:r>
             <w:r>
               <w:rPr>
@@ -255,7 +1497,7 @@
               <w:lang w:eastAsia="es-ES"/>
             </w:rPr>
           </w:pPr>
-          <w:hyperlink w:anchor="_Toc220098283" w:history="1">
+          <w:hyperlink w:anchor="_Toc220250592" w:history="1">
             <w:r>
               <w:rPr>
                 <w:rStyle w:val="Hipervnculo"/>
@@ -298,7 +1540,7 @@
                 <w:noProof/>
                 <w:webHidden/>
               </w:rPr>
-              <w:instrText xml:space="preserve"> PAGEREF _Toc220098283 \h </w:instrText>
+              <w:instrText xml:space="preserve"> PAGEREF _Toc220250592 \h </w:instrText>
             </w:r>
             <w:r>
               <w:rPr>
@@ -343,7 +1585,7 @@
               <w:lang w:eastAsia="es-ES"/>
             </w:rPr>
           </w:pPr>
-          <w:hyperlink w:anchor="_Toc220098284" w:history="1">
+          <w:hyperlink w:anchor="_Toc220250593" w:history="1">
             <w:r>
               <w:rPr>
                 <w:rStyle w:val="Hipervnculo"/>
@@ -386,7 +1628,7 @@
                 <w:noProof/>
                 <w:webHidden/>
               </w:rPr>
-              <w:instrText xml:space="preserve"> PAGEREF _Toc220098284 \h </w:instrText>
+              <w:instrText xml:space="preserve"> PAGEREF _Toc220250593 \h </w:instrText>
             </w:r>
             <w:r>
               <w:rPr>
@@ -407,6 +1649,94 @@
                 <w:webHidden/>
               </w:rPr>
               <w:t>4</w:t>
+            </w:r>
+            <w:r>
+              <w:rPr>
+                <w:noProof/>
+                <w:webHidden/>
+              </w:rPr>
+              <w:fldChar w:fldCharType="end"/>
+            </w:r>
+          </w:hyperlink>
+        </w:p>
+        <w:p>
+          <w:pPr>
+            <w:pStyle w:val="TDC3"/>
+            <w:tabs>
+              <w:tab w:val="left" w:pos="1200"/>
+              <w:tab w:val="right" w:leader="dot" w:pos="8494"/>
+            </w:tabs>
+            <w:rPr>
+              <w:rFonts w:asciiTheme="minorHAnsi" w:eastAsiaTheme="minorEastAsia" w:hAnsiTheme="minorHAnsi"/>
+              <w:noProof/>
+              <w:sz w:val="24"/>
+              <w:lang w:eastAsia="es-ES"/>
+            </w:rPr>
+          </w:pPr>
+          <w:hyperlink w:anchor="_Toc220250594" w:history="1">
+            <w:r>
+              <w:rPr>
+                <w:rStyle w:val="Hipervnculo"/>
+                <w:noProof/>
+              </w:rPr>
+              <w:t>3.1.1.</w:t>
+            </w:r>
+            <w:r>
+              <w:rPr>
+                <w:rFonts w:asciiTheme="minorHAnsi" w:eastAsiaTheme="minorEastAsia" w:hAnsiTheme="minorHAnsi"/>
+                <w:noProof/>
+                <w:sz w:val="24"/>
+                <w:lang w:eastAsia="es-ES"/>
+              </w:rPr>
+              <w:tab/>
+            </w:r>
+            <w:r>
+              <w:rPr>
+                <w:rStyle w:val="Hipervnculo"/>
+                <w:noProof/>
+              </w:rPr>
+              <w:t>Documentación técnica y normativa (PDFs)</w:t>
+            </w:r>
+            <w:r>
+              <w:rPr>
+                <w:noProof/>
+                <w:webHidden/>
+              </w:rPr>
+              <w:tab/>
+            </w:r>
+            <w:r>
+              <w:rPr>
+                <w:noProof/>
+                <w:webHidden/>
+              </w:rPr>
+              <w:fldChar w:fldCharType="begin"/>
+            </w:r>
+            <w:r>
+              <w:rPr>
+                <w:noProof/>
+                <w:webHidden/>
+              </w:rPr>
+              <w:instrText xml:space="preserve"> PAGEREF _Toc220250594 \h </w:instrText>
+            </w:r>
+            <w:r>
+              <w:rPr>
+                <w:noProof/>
+                <w:webHidden/>
+              </w:rPr>
+            </w:r>
+            <w:r>
+              <w:rPr>
+                <w:noProof/>
+                <w:webHidden/>
+              </w:rPr>
+              <w:fldChar w:fldCharType="separate"/>
+            </w:r>
+            <w:r>
+              <w:rPr>
+                <w:noProof/>
+                <w:webHidden/>
+              </w:rPr>
+              <w:t>5</w:t>
             </w:r>
             <w:r>
               <w:rPr>
@@ -430,13 +1760,13 @@
               <w:lang w:eastAsia="es-ES"/>
             </w:rPr>
           </w:pPr>
-          <w:hyperlink w:anchor="_Toc220098285" w:history="1">
+          <w:hyperlink w:anchor="_Toc220250595" w:history="1">
             <w:r>
               <w:rPr>
                 <w:rStyle w:val="Hipervnculo"/>
                 <w:noProof/>
               </w:rPr>
-              <w:t>3.1.1 Documentación técnica y normativa (PDFs)</w:t>
+              <w:t>3.1.2 Bases de datos de reportes y eventos (Excels)</w:t>
             </w:r>
             <w:r>
               <w:rPr>
@@ -457,7 +1787,7 @@
                 <w:noProof/>
                 <w:webHidden/>
               </w:rPr>
-              <w:instrText xml:space="preserve"> PAGEREF _Toc220098285 \h </w:instrText>
+              <w:instrText xml:space="preserve"> PAGEREF _Toc220250595 \h </w:instrText>
             </w:r>
             <w:r>
               <w:rPr>
@@ -490,8 +1820,9 @@
         </w:p>
         <w:p>
           <w:pPr>
-            <w:pStyle w:val="TDC3"/>
+            <w:pStyle w:val="TDC2"/>
             <w:tabs>
+              <w:tab w:val="left" w:pos="960"/>
               <w:tab w:val="right" w:leader="dot" w:pos="8494"/>
             </w:tabs>
             <w:rPr>
@@ -501,23 +1832,39 @@
               <w:lang w:eastAsia="es-ES"/>
             </w:rPr>
           </w:pPr>
-          <w:hyperlink w:anchor="_Toc220098286" w:history="1">
+          <w:hyperlink w:anchor="_Toc220250596" w:history="1">
             <w:r>
               <w:rPr>
                 <w:rStyle w:val="Hipervnculo"/>
                 <w:noProof/>
               </w:rPr>
-              <w:t>3.1.2 Bases de datos de reportes y eventos (Excels)</w:t>
-            </w:r>
-            <w:r>
-              <w:rPr>
-                <w:noProof/>
-                <w:webHidden/>
+              <w:t>3.2.</w:t>
+            </w:r>
+            <w:r>
+              <w:rPr>
+                <w:rFonts w:asciiTheme="minorHAnsi" w:eastAsiaTheme="minorEastAsia" w:hAnsiTheme="minorHAnsi"/>
+                <w:noProof/>
+                <w:sz w:val="24"/>
+                <w:lang w:eastAsia="es-ES"/>
               </w:rPr>
               <w:tab/>
             </w:r>
             <w:r>
               <w:rPr>
+                <w:rStyle w:val="Hipervnculo"/>
+                <w:noProof/>
+              </w:rPr>
+              <w:t>Extracción y limpieza del texto</w:t>
+            </w:r>
+            <w:r>
+              <w:rPr>
+                <w:noProof/>
+                <w:webHidden/>
+              </w:rPr>
+              <w:tab/>
+            </w:r>
+            <w:r>
+              <w:rPr>
                 <w:noProof/>
                 <w:webHidden/>
               </w:rPr>
@@ -528,7 +1875,7 @@
                 <w:noProof/>
                 <w:webHidden/>
               </w:rPr>
-              <w:instrText xml:space="preserve"> PAGEREF _Toc220098286 \h </w:instrText>
+              <w:instrText xml:space="preserve"> PAGEREF _Toc220250596 \h </w:instrText>
             </w:r>
             <w:r>
               <w:rPr>
@@ -563,6 +1910,7 @@
           <w:pPr>
             <w:pStyle w:val="TDC2"/>
             <w:tabs>
+              <w:tab w:val="left" w:pos="960"/>
               <w:tab w:val="right" w:leader="dot" w:pos="8494"/>
             </w:tabs>
             <w:rPr>
@@ -572,23 +1920,39 @@
               <w:lang w:eastAsia="es-ES"/>
             </w:rPr>
           </w:pPr>
-          <w:hyperlink w:anchor="_Toc220098287" w:history="1">
+          <w:hyperlink w:anchor="_Toc220250597" w:history="1">
             <w:r>
               <w:rPr>
                 <w:rStyle w:val="Hipervnculo"/>
                 <w:noProof/>
               </w:rPr>
-              <w:t>3.2 Extracción y limpieza del texto</w:t>
-            </w:r>
-            <w:r>
-              <w:rPr>
-                <w:noProof/>
-                <w:webHidden/>
+              <w:t>3.3.</w:t>
+            </w:r>
+            <w:r>
+              <w:rPr>
+                <w:rFonts w:asciiTheme="minorHAnsi" w:eastAsiaTheme="minorEastAsia" w:hAnsiTheme="minorHAnsi"/>
+                <w:noProof/>
+                <w:sz w:val="24"/>
+                <w:lang w:eastAsia="es-ES"/>
               </w:rPr>
               <w:tab/>
             </w:r>
             <w:r>
               <w:rPr>
+                <w:rStyle w:val="Hipervnculo"/>
+                <w:noProof/>
+              </w:rPr>
+              <w:t>Segmentación del texto (chunking)</w:t>
+            </w:r>
+            <w:r>
+              <w:rPr>
+                <w:noProof/>
+                <w:webHidden/>
+              </w:rPr>
+              <w:tab/>
+            </w:r>
+            <w:r>
+              <w:rPr>
                 <w:noProof/>
                 <w:webHidden/>
               </w:rPr>
@@ -599,7 +1963,7 @@
                 <w:noProof/>
                 <w:webHidden/>
               </w:rPr>
-              <w:instrText xml:space="preserve"> PAGEREF _Toc220098287 \h </w:instrText>
+              <w:instrText xml:space="preserve"> PAGEREF _Toc220250597 \h </w:instrText>
             </w:r>
             <w:r>
               <w:rPr>
@@ -619,7 +1983,7 @@
                 <w:noProof/>
                 <w:webHidden/>
               </w:rPr>
-              <w:t>5</w:t>
+              <w:t>6</w:t>
             </w:r>
             <w:r>
               <w:rPr>
@@ -634,6 +1998,7 @@
           <w:pPr>
             <w:pStyle w:val="TDC2"/>
             <w:tabs>
+              <w:tab w:val="left" w:pos="960"/>
               <w:tab w:val="right" w:leader="dot" w:pos="8494"/>
             </w:tabs>
             <w:rPr>
@@ -643,23 +2008,39 @@
               <w:lang w:eastAsia="es-ES"/>
             </w:rPr>
           </w:pPr>
-          <w:hyperlink w:anchor="_Toc220098288" w:history="1">
+          <w:hyperlink w:anchor="_Toc220250598" w:history="1">
             <w:r>
               <w:rPr>
                 <w:rStyle w:val="Hipervnculo"/>
                 <w:noProof/>
               </w:rPr>
-              <w:t>3.3 Segmentación del texto (chunking)</w:t>
-            </w:r>
-            <w:r>
-              <w:rPr>
-                <w:noProof/>
-                <w:webHidden/>
+              <w:t>3.4.</w:t>
+            </w:r>
+            <w:r>
+              <w:rPr>
+                <w:rFonts w:asciiTheme="minorHAnsi" w:eastAsiaTheme="minorEastAsia" w:hAnsiTheme="minorHAnsi"/>
+                <w:noProof/>
+                <w:sz w:val="24"/>
+                <w:lang w:eastAsia="es-ES"/>
               </w:rPr>
               <w:tab/>
             </w:r>
             <w:r>
               <w:rPr>
+                <w:rStyle w:val="Hipervnculo"/>
+                <w:noProof/>
+              </w:rPr>
+              <w:t>Generación de embeddings y representación vectorial</w:t>
+            </w:r>
+            <w:r>
+              <w:rPr>
+                <w:noProof/>
+                <w:webHidden/>
+              </w:rPr>
+              <w:tab/>
+            </w:r>
+            <w:r>
+              <w:rPr>
                 <w:noProof/>
                 <w:webHidden/>
               </w:rPr>
@@ -670,7 +2051,7 @@
                 <w:noProof/>
                 <w:webHidden/>
               </w:rPr>
-              <w:instrText xml:space="preserve"> PAGEREF _Toc220098288 \h </w:instrText>
+              <w:instrText xml:space="preserve"> PAGEREF _Toc220250598 \h </w:instrText>
             </w:r>
             <w:r>
               <w:rPr>
@@ -705,6 +2086,7 @@
           <w:pPr>
             <w:pStyle w:val="TDC2"/>
             <w:tabs>
+              <w:tab w:val="left" w:pos="960"/>
               <w:tab w:val="right" w:leader="dot" w:pos="8494"/>
             </w:tabs>
             <w:rPr>
@@ -714,23 +2096,39 @@
               <w:lang w:eastAsia="es-ES"/>
             </w:rPr>
           </w:pPr>
-          <w:hyperlink w:anchor="_Toc220098289" w:history="1">
+          <w:hyperlink w:anchor="_Toc220250599" w:history="1">
             <w:r>
               <w:rPr>
                 <w:rStyle w:val="Hipervnculo"/>
                 <w:noProof/>
               </w:rPr>
-              <w:t>3.4 Generación de embeddings y representación vectorial</w:t>
-            </w:r>
-            <w:r>
-              <w:rPr>
-                <w:noProof/>
-                <w:webHidden/>
+              <w:t>3.5.</w:t>
+            </w:r>
+            <w:r>
+              <w:rPr>
+                <w:rFonts w:asciiTheme="minorHAnsi" w:eastAsiaTheme="minorEastAsia" w:hAnsiTheme="minorHAnsi"/>
+                <w:noProof/>
+                <w:sz w:val="24"/>
+                <w:lang w:eastAsia="es-ES"/>
               </w:rPr>
               <w:tab/>
             </w:r>
             <w:r>
               <w:rPr>
+                <w:rStyle w:val="Hipervnculo"/>
+                <w:noProof/>
+              </w:rPr>
+              <w:t>Consideraciones metodológicas</w:t>
+            </w:r>
+            <w:r>
+              <w:rPr>
+                <w:noProof/>
+                <w:webHidden/>
+              </w:rPr>
+              <w:tab/>
+            </w:r>
+            <w:r>
+              <w:rPr>
                 <w:noProof/>
                 <w:webHidden/>
               </w:rPr>
@@ -741,7 +2139,7 @@
                 <w:noProof/>
                 <w:webHidden/>
               </w:rPr>
-              <w:instrText xml:space="preserve"> PAGEREF _Toc220098289 \h </w:instrText>
+              <w:instrText xml:space="preserve"> PAGEREF _Toc220250599 \h </w:instrText>
             </w:r>
             <w:r>
               <w:rPr>
@@ -762,2567 +2160,6 @@
                 <w:webHidden/>
               </w:rPr>
               <w:t>6</w:t>
-            </w:r>
-            <w:r>
-              <w:rPr>
-                <w:noProof/>
-                <w:webHidden/>
-              </w:rPr>
-              <w:fldChar w:fldCharType="end"/>
-            </w:r>
-          </w:hyperlink>
-        </w:p>
-        <w:p>
-          <w:pPr>
-            <w:pStyle w:val="TDC2"/>
-            <w:tabs>
-              <w:tab w:val="right" w:leader="dot" w:pos="8494"/>
-            </w:tabs>
-            <w:rPr>
-              <w:rFonts w:asciiTheme="minorHAnsi" w:eastAsiaTheme="minorEastAsia" w:hAnsiTheme="minorHAnsi"/>
-              <w:noProof/>
-              <w:sz w:val="24"/>
-              <w:lang w:eastAsia="es-ES"/>
-            </w:rPr>
-          </w:pPr>
-          <w:hyperlink w:anchor="_Toc220098290" w:history="1">
-            <w:r>
-              <w:rPr>
-                <w:rStyle w:val="Hipervnculo"/>
-                <w:noProof/>
-              </w:rPr>
-              <w:t>3.5 Consideraciones metodológicas</w:t>
-            </w:r>
-            <w:r>
-              <w:rPr>
-                <w:noProof/>
-                <w:webHidden/>
-              </w:rPr>
-              <w:tab/>
-            </w:r>
-            <w:r>
-              <w:rPr>
-                <w:noProof/>
-                <w:webHidden/>
-              </w:rPr>
-              <w:fldChar w:fldCharType="begin"/>
-            </w:r>
-            <w:r>
-              <w:rPr>
-                <w:noProof/>
-                <w:webHidden/>
-              </w:rPr>
-              <w:instrText xml:space="preserve"> PAGEREF _Toc220098290 \h </w:instrText>
-            </w:r>
-            <w:r>
-              <w:rPr>
-                <w:noProof/>
-                <w:webHidden/>
-              </w:rPr>
-            </w:r>
-            <w:r>
-              <w:rPr>
-                <w:noProof/>
-                <w:webHidden/>
-              </w:rPr>
-              <w:fldChar w:fldCharType="separate"/>
-            </w:r>
-            <w:r>
-              <w:rPr>
-                <w:noProof/>
-                <w:webHidden/>
-              </w:rPr>
-              <w:t>7</w:t>
-            </w:r>
-            <w:r>
-              <w:rPr>
-                <w:noProof/>
-                <w:webHidden/>
-              </w:rPr>
-              <w:fldChar w:fldCharType="end"/>
-            </w:r>
-          </w:hyperlink>
-        </w:p>
-        <w:p>
-          <w:pPr>
-            <w:pStyle w:val="TDC1"/>
-            <w:tabs>
-              <w:tab w:val="right" w:leader="dot" w:pos="8494"/>
-            </w:tabs>
-            <w:rPr>
-              <w:rFonts w:asciiTheme="minorHAnsi" w:eastAsiaTheme="minorEastAsia" w:hAnsiTheme="minorHAnsi"/>
-              <w:noProof/>
-              <w:sz w:val="24"/>
-              <w:lang w:eastAsia="es-ES"/>
-            </w:rPr>
-          </w:pPr>
-          <w:hyperlink w:anchor="_Toc220098291" w:history="1">
-            <w:r>
-              <w:rPr>
-                <w:rStyle w:val="Hipervnculo"/>
-                <w:noProof/>
-              </w:rPr>
-              <w:t>4. Preparación de datos y modelado para la predicción de la Vida Útil Restante (RUL)</w:t>
-            </w:r>
-            <w:r>
-              <w:rPr>
-                <w:noProof/>
-                <w:webHidden/>
-              </w:rPr>
-              <w:tab/>
-            </w:r>
-            <w:r>
-              <w:rPr>
-                <w:noProof/>
-                <w:webHidden/>
-              </w:rPr>
-              <w:fldChar w:fldCharType="begin"/>
-            </w:r>
-            <w:r>
-              <w:rPr>
-                <w:noProof/>
-                <w:webHidden/>
-              </w:rPr>
-              <w:instrText xml:space="preserve"> PAGEREF _Toc220098291 \h </w:instrText>
-            </w:r>
-            <w:r>
-              <w:rPr>
-                <w:noProof/>
-                <w:webHidden/>
-              </w:rPr>
-            </w:r>
-            <w:r>
-              <w:rPr>
-                <w:noProof/>
-                <w:webHidden/>
-              </w:rPr>
-              <w:fldChar w:fldCharType="separate"/>
-            </w:r>
-            <w:r>
-              <w:rPr>
-                <w:noProof/>
-                <w:webHidden/>
-              </w:rPr>
-              <w:t>7</w:t>
-            </w:r>
-            <w:r>
-              <w:rPr>
-                <w:noProof/>
-                <w:webHidden/>
-              </w:rPr>
-              <w:fldChar w:fldCharType="end"/>
-            </w:r>
-          </w:hyperlink>
-        </w:p>
-        <w:p>
-          <w:pPr>
-            <w:pStyle w:val="TDC2"/>
-            <w:tabs>
-              <w:tab w:val="right" w:leader="dot" w:pos="8494"/>
-            </w:tabs>
-            <w:rPr>
-              <w:rFonts w:asciiTheme="minorHAnsi" w:eastAsiaTheme="minorEastAsia" w:hAnsiTheme="minorHAnsi"/>
-              <w:noProof/>
-              <w:sz w:val="24"/>
-              <w:lang w:eastAsia="es-ES"/>
-            </w:rPr>
-          </w:pPr>
-          <w:hyperlink w:anchor="_Toc220098292" w:history="1">
-            <w:r>
-              <w:rPr>
-                <w:rStyle w:val="Hipervnculo"/>
-                <w:noProof/>
-              </w:rPr>
-              <w:t>4.1 Conjunto de datos CMAPSS y escenario experimental</w:t>
-            </w:r>
-            <w:r>
-              <w:rPr>
-                <w:noProof/>
-                <w:webHidden/>
-              </w:rPr>
-              <w:tab/>
-            </w:r>
-            <w:r>
-              <w:rPr>
-                <w:noProof/>
-                <w:webHidden/>
-              </w:rPr>
-              <w:fldChar w:fldCharType="begin"/>
-            </w:r>
-            <w:r>
-              <w:rPr>
-                <w:noProof/>
-                <w:webHidden/>
-              </w:rPr>
-              <w:instrText xml:space="preserve"> PAGEREF _Toc220098292 \h </w:instrText>
-            </w:r>
-            <w:r>
-              <w:rPr>
-                <w:noProof/>
-                <w:webHidden/>
-              </w:rPr>
-            </w:r>
-            <w:r>
-              <w:rPr>
-                <w:noProof/>
-                <w:webHidden/>
-              </w:rPr>
-              <w:fldChar w:fldCharType="separate"/>
-            </w:r>
-            <w:r>
-              <w:rPr>
-                <w:noProof/>
-                <w:webHidden/>
-              </w:rPr>
-              <w:t>7</w:t>
-            </w:r>
-            <w:r>
-              <w:rPr>
-                <w:noProof/>
-                <w:webHidden/>
-              </w:rPr>
-              <w:fldChar w:fldCharType="end"/>
-            </w:r>
-          </w:hyperlink>
-        </w:p>
-        <w:p>
-          <w:pPr>
-            <w:pStyle w:val="TDC2"/>
-            <w:tabs>
-              <w:tab w:val="right" w:leader="dot" w:pos="8494"/>
-            </w:tabs>
-            <w:rPr>
-              <w:rFonts w:asciiTheme="minorHAnsi" w:eastAsiaTheme="minorEastAsia" w:hAnsiTheme="minorHAnsi"/>
-              <w:noProof/>
-              <w:sz w:val="24"/>
-              <w:lang w:eastAsia="es-ES"/>
-            </w:rPr>
-          </w:pPr>
-          <w:hyperlink w:anchor="_Toc220098293" w:history="1">
-            <w:r>
-              <w:rPr>
-                <w:rStyle w:val="Hipervnculo"/>
-                <w:noProof/>
-              </w:rPr>
-              <w:t>4.2 Análisis inicial, limpieza e ingeniería de variables</w:t>
-            </w:r>
-            <w:r>
-              <w:rPr>
-                <w:noProof/>
-                <w:webHidden/>
-              </w:rPr>
-              <w:tab/>
-            </w:r>
-            <w:r>
-              <w:rPr>
-                <w:noProof/>
-                <w:webHidden/>
-              </w:rPr>
-              <w:fldChar w:fldCharType="begin"/>
-            </w:r>
-            <w:r>
-              <w:rPr>
-                <w:noProof/>
-                <w:webHidden/>
-              </w:rPr>
-              <w:instrText xml:space="preserve"> PAGEREF _Toc220098293 \h </w:instrText>
-            </w:r>
-            <w:r>
-              <w:rPr>
-                <w:noProof/>
-                <w:webHidden/>
-              </w:rPr>
-            </w:r>
-            <w:r>
-              <w:rPr>
-                <w:noProof/>
-                <w:webHidden/>
-              </w:rPr>
-              <w:fldChar w:fldCharType="separate"/>
-            </w:r>
-            <w:r>
-              <w:rPr>
-                <w:noProof/>
-                <w:webHidden/>
-              </w:rPr>
-              <w:t>8</w:t>
-            </w:r>
-            <w:r>
-              <w:rPr>
-                <w:noProof/>
-                <w:webHidden/>
-              </w:rPr>
-              <w:fldChar w:fldCharType="end"/>
-            </w:r>
-          </w:hyperlink>
-        </w:p>
-        <w:p>
-          <w:pPr>
-            <w:pStyle w:val="TDC2"/>
-            <w:tabs>
-              <w:tab w:val="right" w:leader="dot" w:pos="8494"/>
-            </w:tabs>
-            <w:rPr>
-              <w:rFonts w:asciiTheme="minorHAnsi" w:eastAsiaTheme="minorEastAsia" w:hAnsiTheme="minorHAnsi"/>
-              <w:noProof/>
-              <w:sz w:val="24"/>
-              <w:lang w:eastAsia="es-ES"/>
-            </w:rPr>
-          </w:pPr>
-          <w:hyperlink w:anchor="_Toc220098294" w:history="1">
-            <w:r>
-              <w:rPr>
-                <w:rStyle w:val="Hipervnculo"/>
-                <w:noProof/>
-              </w:rPr>
-              <w:t>4.3 Normalización y construcción de secuencias temporales</w:t>
-            </w:r>
-            <w:r>
-              <w:rPr>
-                <w:noProof/>
-                <w:webHidden/>
-              </w:rPr>
-              <w:tab/>
-            </w:r>
-            <w:r>
-              <w:rPr>
-                <w:noProof/>
-                <w:webHidden/>
-              </w:rPr>
-              <w:fldChar w:fldCharType="begin"/>
-            </w:r>
-            <w:r>
-              <w:rPr>
-                <w:noProof/>
-                <w:webHidden/>
-              </w:rPr>
-              <w:instrText xml:space="preserve"> PAGEREF _Toc220098294 \h </w:instrText>
-            </w:r>
-            <w:r>
-              <w:rPr>
-                <w:noProof/>
-                <w:webHidden/>
-              </w:rPr>
-            </w:r>
-            <w:r>
-              <w:rPr>
-                <w:noProof/>
-                <w:webHidden/>
-              </w:rPr>
-              <w:fldChar w:fldCharType="separate"/>
-            </w:r>
-            <w:r>
-              <w:rPr>
-                <w:noProof/>
-                <w:webHidden/>
-              </w:rPr>
-              <w:t>8</w:t>
-            </w:r>
-            <w:r>
-              <w:rPr>
-                <w:noProof/>
-                <w:webHidden/>
-              </w:rPr>
-              <w:fldChar w:fldCharType="end"/>
-            </w:r>
-          </w:hyperlink>
-        </w:p>
-        <w:p>
-          <w:pPr>
-            <w:pStyle w:val="TDC2"/>
-            <w:tabs>
-              <w:tab w:val="right" w:leader="dot" w:pos="8494"/>
-            </w:tabs>
-            <w:rPr>
-              <w:rFonts w:asciiTheme="minorHAnsi" w:eastAsiaTheme="minorEastAsia" w:hAnsiTheme="minorHAnsi"/>
-              <w:noProof/>
-              <w:sz w:val="24"/>
-              <w:lang w:eastAsia="es-ES"/>
-            </w:rPr>
-          </w:pPr>
-          <w:hyperlink w:anchor="_Toc220098295" w:history="1">
-            <w:r>
-              <w:rPr>
-                <w:rStyle w:val="Hipervnculo"/>
-                <w:noProof/>
-              </w:rPr>
-              <w:t>4.4 Evaluación de arquitecturas y validación cruzada</w:t>
-            </w:r>
-            <w:r>
-              <w:rPr>
-                <w:noProof/>
-                <w:webHidden/>
-              </w:rPr>
-              <w:tab/>
-            </w:r>
-            <w:r>
-              <w:rPr>
-                <w:noProof/>
-                <w:webHidden/>
-              </w:rPr>
-              <w:fldChar w:fldCharType="begin"/>
-            </w:r>
-            <w:r>
-              <w:rPr>
-                <w:noProof/>
-                <w:webHidden/>
-              </w:rPr>
-              <w:instrText xml:space="preserve"> PAGEREF _Toc220098295 \h </w:instrText>
-            </w:r>
-            <w:r>
-              <w:rPr>
-                <w:noProof/>
-                <w:webHidden/>
-              </w:rPr>
-            </w:r>
-            <w:r>
-              <w:rPr>
-                <w:noProof/>
-                <w:webHidden/>
-              </w:rPr>
-              <w:fldChar w:fldCharType="separate"/>
-            </w:r>
-            <w:r>
-              <w:rPr>
-                <w:noProof/>
-                <w:webHidden/>
-              </w:rPr>
-              <w:t>8</w:t>
-            </w:r>
-            <w:r>
-              <w:rPr>
-                <w:noProof/>
-                <w:webHidden/>
-              </w:rPr>
-              <w:fldChar w:fldCharType="end"/>
-            </w:r>
-          </w:hyperlink>
-        </w:p>
-        <w:p>
-          <w:pPr>
-            <w:pStyle w:val="TDC2"/>
-            <w:tabs>
-              <w:tab w:val="right" w:leader="dot" w:pos="8494"/>
-            </w:tabs>
-            <w:rPr>
-              <w:rFonts w:asciiTheme="minorHAnsi" w:eastAsiaTheme="minorEastAsia" w:hAnsiTheme="minorHAnsi"/>
-              <w:noProof/>
-              <w:sz w:val="24"/>
-              <w:lang w:eastAsia="es-ES"/>
-            </w:rPr>
-          </w:pPr>
-          <w:hyperlink w:anchor="_Toc220098296" w:history="1">
-            <w:r>
-              <w:rPr>
-                <w:rStyle w:val="Hipervnculo"/>
-                <w:noProof/>
-              </w:rPr>
-              <w:t>4.5 Comparación de arquitecturas y selección del modelo final</w:t>
-            </w:r>
-            <w:r>
-              <w:rPr>
-                <w:noProof/>
-                <w:webHidden/>
-              </w:rPr>
-              <w:tab/>
-            </w:r>
-            <w:r>
-              <w:rPr>
-                <w:noProof/>
-                <w:webHidden/>
-              </w:rPr>
-              <w:fldChar w:fldCharType="begin"/>
-            </w:r>
-            <w:r>
-              <w:rPr>
-                <w:noProof/>
-                <w:webHidden/>
-              </w:rPr>
-              <w:instrText xml:space="preserve"> PAGEREF _Toc220098296 \h </w:instrText>
-            </w:r>
-            <w:r>
-              <w:rPr>
-                <w:noProof/>
-                <w:webHidden/>
-              </w:rPr>
-            </w:r>
-            <w:r>
-              <w:rPr>
-                <w:noProof/>
-                <w:webHidden/>
-              </w:rPr>
-              <w:fldChar w:fldCharType="separate"/>
-            </w:r>
-            <w:r>
-              <w:rPr>
-                <w:noProof/>
-                <w:webHidden/>
-              </w:rPr>
-              <w:t>9</w:t>
-            </w:r>
-            <w:r>
-              <w:rPr>
-                <w:noProof/>
-                <w:webHidden/>
-              </w:rPr>
-              <w:fldChar w:fldCharType="end"/>
-            </w:r>
-          </w:hyperlink>
-        </w:p>
-        <w:p>
-          <w:pPr>
-            <w:pStyle w:val="TDC2"/>
-            <w:tabs>
-              <w:tab w:val="right" w:leader="dot" w:pos="8494"/>
-            </w:tabs>
-            <w:rPr>
-              <w:rFonts w:asciiTheme="minorHAnsi" w:eastAsiaTheme="minorEastAsia" w:hAnsiTheme="minorHAnsi"/>
-              <w:noProof/>
-              <w:sz w:val="24"/>
-              <w:lang w:eastAsia="es-ES"/>
-            </w:rPr>
-          </w:pPr>
-          <w:hyperlink w:anchor="_Toc220098297" w:history="1">
-            <w:r>
-              <w:rPr>
-                <w:rStyle w:val="Hipervnculo"/>
-                <w:noProof/>
-              </w:rPr>
-              <w:t>4.6 Refinamiento y mejora del modelo GRU seleccionado</w:t>
-            </w:r>
-            <w:r>
-              <w:rPr>
-                <w:noProof/>
-                <w:webHidden/>
-              </w:rPr>
-              <w:tab/>
-            </w:r>
-            <w:r>
-              <w:rPr>
-                <w:noProof/>
-                <w:webHidden/>
-              </w:rPr>
-              <w:fldChar w:fldCharType="begin"/>
-            </w:r>
-            <w:r>
-              <w:rPr>
-                <w:noProof/>
-                <w:webHidden/>
-              </w:rPr>
-              <w:instrText xml:space="preserve"> PAGEREF _Toc220098297 \h </w:instrText>
-            </w:r>
-            <w:r>
-              <w:rPr>
-                <w:noProof/>
-                <w:webHidden/>
-              </w:rPr>
-            </w:r>
-            <w:r>
-              <w:rPr>
-                <w:noProof/>
-                <w:webHidden/>
-              </w:rPr>
-              <w:fldChar w:fldCharType="separate"/>
-            </w:r>
-            <w:r>
-              <w:rPr>
-                <w:noProof/>
-                <w:webHidden/>
-              </w:rPr>
-              <w:t>10</w:t>
-            </w:r>
-            <w:r>
-              <w:rPr>
-                <w:noProof/>
-                <w:webHidden/>
-              </w:rPr>
-              <w:fldChar w:fldCharType="end"/>
-            </w:r>
-          </w:hyperlink>
-        </w:p>
-        <w:p>
-          <w:pPr>
-            <w:pStyle w:val="TDC2"/>
-            <w:tabs>
-              <w:tab w:val="right" w:leader="dot" w:pos="8494"/>
-            </w:tabs>
-            <w:rPr>
-              <w:rFonts w:asciiTheme="minorHAnsi" w:eastAsiaTheme="minorEastAsia" w:hAnsiTheme="minorHAnsi"/>
-              <w:noProof/>
-              <w:sz w:val="24"/>
-              <w:lang w:eastAsia="es-ES"/>
-            </w:rPr>
-          </w:pPr>
-          <w:hyperlink w:anchor="_Toc220098298" w:history="1">
-            <w:r>
-              <w:rPr>
-                <w:rStyle w:val="Hipervnculo"/>
-                <w:noProof/>
-              </w:rPr>
-              <w:t>4.7 Evaluación final y calibración de las predicciones</w:t>
-            </w:r>
-            <w:r>
-              <w:rPr>
-                <w:noProof/>
-                <w:webHidden/>
-              </w:rPr>
-              <w:tab/>
-            </w:r>
-            <w:r>
-              <w:rPr>
-                <w:noProof/>
-                <w:webHidden/>
-              </w:rPr>
-              <w:fldChar w:fldCharType="begin"/>
-            </w:r>
-            <w:r>
-              <w:rPr>
-                <w:noProof/>
-                <w:webHidden/>
-              </w:rPr>
-              <w:instrText xml:space="preserve"> PAGEREF _Toc220098298 \h </w:instrText>
-            </w:r>
-            <w:r>
-              <w:rPr>
-                <w:noProof/>
-                <w:webHidden/>
-              </w:rPr>
-            </w:r>
-            <w:r>
-              <w:rPr>
-                <w:noProof/>
-                <w:webHidden/>
-              </w:rPr>
-              <w:fldChar w:fldCharType="separate"/>
-            </w:r>
-            <w:r>
-              <w:rPr>
-                <w:noProof/>
-                <w:webHidden/>
-              </w:rPr>
-              <w:t>11</w:t>
-            </w:r>
-            <w:r>
-              <w:rPr>
-                <w:noProof/>
-                <w:webHidden/>
-              </w:rPr>
-              <w:fldChar w:fldCharType="end"/>
-            </w:r>
-          </w:hyperlink>
-        </w:p>
-        <w:p>
-          <w:pPr>
-            <w:pStyle w:val="TDC3"/>
-            <w:tabs>
-              <w:tab w:val="right" w:leader="dot" w:pos="8494"/>
-            </w:tabs>
-            <w:rPr>
-              <w:rFonts w:asciiTheme="minorHAnsi" w:eastAsiaTheme="minorEastAsia" w:hAnsiTheme="minorHAnsi"/>
-              <w:noProof/>
-              <w:sz w:val="24"/>
-              <w:lang w:eastAsia="es-ES"/>
-            </w:rPr>
-          </w:pPr>
-          <w:hyperlink w:anchor="_Toc220098299" w:history="1">
-            <w:r>
-              <w:rPr>
-                <w:rStyle w:val="Hipervnculo"/>
-                <w:noProof/>
-              </w:rPr>
-              <w:t>4.7.1 Evaluación inicial</w:t>
-            </w:r>
-            <w:r>
-              <w:rPr>
-                <w:noProof/>
-                <w:webHidden/>
-              </w:rPr>
-              <w:tab/>
-            </w:r>
-            <w:r>
-              <w:rPr>
-                <w:noProof/>
-                <w:webHidden/>
-              </w:rPr>
-              <w:fldChar w:fldCharType="begin"/>
-            </w:r>
-            <w:r>
-              <w:rPr>
-                <w:noProof/>
-                <w:webHidden/>
-              </w:rPr>
-              <w:instrText xml:space="preserve"> PAGEREF _Toc220098299 \h </w:instrText>
-            </w:r>
-            <w:r>
-              <w:rPr>
-                <w:noProof/>
-                <w:webHidden/>
-              </w:rPr>
-            </w:r>
-            <w:r>
-              <w:rPr>
-                <w:noProof/>
-                <w:webHidden/>
-              </w:rPr>
-              <w:fldChar w:fldCharType="separate"/>
-            </w:r>
-            <w:r>
-              <w:rPr>
-                <w:noProof/>
-                <w:webHidden/>
-              </w:rPr>
-              <w:t>11</w:t>
-            </w:r>
-            <w:r>
-              <w:rPr>
-                <w:noProof/>
-                <w:webHidden/>
-              </w:rPr>
-              <w:fldChar w:fldCharType="end"/>
-            </w:r>
-          </w:hyperlink>
-        </w:p>
-        <w:p>
-          <w:pPr>
-            <w:pStyle w:val="TDC3"/>
-            <w:tabs>
-              <w:tab w:val="right" w:leader="dot" w:pos="8494"/>
-            </w:tabs>
-            <w:rPr>
-              <w:rFonts w:asciiTheme="minorHAnsi" w:eastAsiaTheme="minorEastAsia" w:hAnsiTheme="minorHAnsi"/>
-              <w:noProof/>
-              <w:sz w:val="24"/>
-              <w:lang w:eastAsia="es-ES"/>
-            </w:rPr>
-          </w:pPr>
-          <w:hyperlink w:anchor="_Toc220098300" w:history="1">
-            <w:r>
-              <w:rPr>
-                <w:rStyle w:val="Hipervnculo"/>
-                <w:noProof/>
-              </w:rPr>
-              <w:t>4.7.2 Implementación de la calibración lineal post-predicción</w:t>
-            </w:r>
-            <w:r>
-              <w:rPr>
-                <w:noProof/>
-                <w:webHidden/>
-              </w:rPr>
-              <w:tab/>
-            </w:r>
-            <w:r>
-              <w:rPr>
-                <w:noProof/>
-                <w:webHidden/>
-              </w:rPr>
-              <w:fldChar w:fldCharType="begin"/>
-            </w:r>
-            <w:r>
-              <w:rPr>
-                <w:noProof/>
-                <w:webHidden/>
-              </w:rPr>
-              <w:instrText xml:space="preserve"> PAGEREF _Toc220098300 \h </w:instrText>
-            </w:r>
-            <w:r>
-              <w:rPr>
-                <w:noProof/>
-                <w:webHidden/>
-              </w:rPr>
-            </w:r>
-            <w:r>
-              <w:rPr>
-                <w:noProof/>
-                <w:webHidden/>
-              </w:rPr>
-              <w:fldChar w:fldCharType="separate"/>
-            </w:r>
-            <w:r>
-              <w:rPr>
-                <w:noProof/>
-                <w:webHidden/>
-              </w:rPr>
-              <w:t>11</w:t>
-            </w:r>
-            <w:r>
-              <w:rPr>
-                <w:noProof/>
-                <w:webHidden/>
-              </w:rPr>
-              <w:fldChar w:fldCharType="end"/>
-            </w:r>
-          </w:hyperlink>
-        </w:p>
-        <w:p>
-          <w:pPr>
-            <w:pStyle w:val="TDC3"/>
-            <w:tabs>
-              <w:tab w:val="right" w:leader="dot" w:pos="8494"/>
-            </w:tabs>
-            <w:rPr>
-              <w:rFonts w:asciiTheme="minorHAnsi" w:eastAsiaTheme="minorEastAsia" w:hAnsiTheme="minorHAnsi"/>
-              <w:noProof/>
-              <w:sz w:val="24"/>
-              <w:lang w:eastAsia="es-ES"/>
-            </w:rPr>
-          </w:pPr>
-          <w:hyperlink w:anchor="_Toc220098301" w:history="1">
-            <w:r>
-              <w:rPr>
-                <w:rStyle w:val="Hipervnculo"/>
-                <w:noProof/>
-              </w:rPr>
-              <w:t>4.7.3 Resultados después de calibración</w:t>
-            </w:r>
-            <w:r>
-              <w:rPr>
-                <w:noProof/>
-                <w:webHidden/>
-              </w:rPr>
-              <w:tab/>
-            </w:r>
-            <w:r>
-              <w:rPr>
-                <w:noProof/>
-                <w:webHidden/>
-              </w:rPr>
-              <w:fldChar w:fldCharType="begin"/>
-            </w:r>
-            <w:r>
-              <w:rPr>
-                <w:noProof/>
-                <w:webHidden/>
-              </w:rPr>
-              <w:instrText xml:space="preserve"> PAGEREF _Toc220098301 \h </w:instrText>
-            </w:r>
-            <w:r>
-              <w:rPr>
-                <w:noProof/>
-                <w:webHidden/>
-              </w:rPr>
-            </w:r>
-            <w:r>
-              <w:rPr>
-                <w:noProof/>
-                <w:webHidden/>
-              </w:rPr>
-              <w:fldChar w:fldCharType="separate"/>
-            </w:r>
-            <w:r>
-              <w:rPr>
-                <w:noProof/>
-                <w:webHidden/>
-              </w:rPr>
-              <w:t>12</w:t>
-            </w:r>
-            <w:r>
-              <w:rPr>
-                <w:noProof/>
-                <w:webHidden/>
-              </w:rPr>
-              <w:fldChar w:fldCharType="end"/>
-            </w:r>
-          </w:hyperlink>
-        </w:p>
-        <w:p>
-          <w:pPr>
-            <w:pStyle w:val="TDC2"/>
-            <w:tabs>
-              <w:tab w:val="right" w:leader="dot" w:pos="8494"/>
-            </w:tabs>
-            <w:rPr>
-              <w:rFonts w:asciiTheme="minorHAnsi" w:eastAsiaTheme="minorEastAsia" w:hAnsiTheme="minorHAnsi"/>
-              <w:noProof/>
-              <w:sz w:val="24"/>
-              <w:lang w:eastAsia="es-ES"/>
-            </w:rPr>
-          </w:pPr>
-          <w:hyperlink w:anchor="_Toc220098302" w:history="1">
-            <w:r>
-              <w:rPr>
-                <w:rStyle w:val="Hipervnculo"/>
-                <w:noProof/>
-              </w:rPr>
-              <w:t>4.8 Conclusiones del capítulo</w:t>
-            </w:r>
-            <w:r>
-              <w:rPr>
-                <w:noProof/>
-                <w:webHidden/>
-              </w:rPr>
-              <w:tab/>
-            </w:r>
-            <w:r>
-              <w:rPr>
-                <w:noProof/>
-                <w:webHidden/>
-              </w:rPr>
-              <w:fldChar w:fldCharType="begin"/>
-            </w:r>
-            <w:r>
-              <w:rPr>
-                <w:noProof/>
-                <w:webHidden/>
-              </w:rPr>
-              <w:instrText xml:space="preserve"> PAGEREF _Toc220098302 \h </w:instrText>
-            </w:r>
-            <w:r>
-              <w:rPr>
-                <w:noProof/>
-                <w:webHidden/>
-              </w:rPr>
-            </w:r>
-            <w:r>
-              <w:rPr>
-                <w:noProof/>
-                <w:webHidden/>
-              </w:rPr>
-              <w:fldChar w:fldCharType="separate"/>
-            </w:r>
-            <w:r>
-              <w:rPr>
-                <w:noProof/>
-                <w:webHidden/>
-              </w:rPr>
-              <w:t>13</w:t>
-            </w:r>
-            <w:r>
-              <w:rPr>
-                <w:noProof/>
-                <w:webHidden/>
-              </w:rPr>
-              <w:fldChar w:fldCharType="end"/>
-            </w:r>
-          </w:hyperlink>
-        </w:p>
-        <w:p>
-          <w:pPr>
-            <w:pStyle w:val="TDC1"/>
-            <w:tabs>
-              <w:tab w:val="right" w:leader="dot" w:pos="8494"/>
-            </w:tabs>
-            <w:rPr>
-              <w:rFonts w:asciiTheme="minorHAnsi" w:eastAsiaTheme="minorEastAsia" w:hAnsiTheme="minorHAnsi"/>
-              <w:noProof/>
-              <w:sz w:val="24"/>
-              <w:lang w:eastAsia="es-ES"/>
-            </w:rPr>
-          </w:pPr>
-          <w:hyperlink w:anchor="_Toc220098303" w:history="1">
-            <w:r>
-              <w:rPr>
-                <w:rStyle w:val="Hipervnculo"/>
-                <w:noProof/>
-              </w:rPr>
-              <w:t>5. Diseño de agentes basados en datos</w:t>
-            </w:r>
-            <w:r>
-              <w:rPr>
-                <w:noProof/>
-                <w:webHidden/>
-              </w:rPr>
-              <w:tab/>
-            </w:r>
-            <w:r>
-              <w:rPr>
-                <w:noProof/>
-                <w:webHidden/>
-              </w:rPr>
-              <w:fldChar w:fldCharType="begin"/>
-            </w:r>
-            <w:r>
-              <w:rPr>
-                <w:noProof/>
-                <w:webHidden/>
-              </w:rPr>
-              <w:instrText xml:space="preserve"> PAGEREF _Toc220098303 \h </w:instrText>
-            </w:r>
-            <w:r>
-              <w:rPr>
-                <w:noProof/>
-                <w:webHidden/>
-              </w:rPr>
-            </w:r>
-            <w:r>
-              <w:rPr>
-                <w:noProof/>
-                <w:webHidden/>
-              </w:rPr>
-              <w:fldChar w:fldCharType="separate"/>
-            </w:r>
-            <w:r>
-              <w:rPr>
-                <w:noProof/>
-                <w:webHidden/>
-              </w:rPr>
-              <w:t>13</w:t>
-            </w:r>
-            <w:r>
-              <w:rPr>
-                <w:noProof/>
-                <w:webHidden/>
-              </w:rPr>
-              <w:fldChar w:fldCharType="end"/>
-            </w:r>
-          </w:hyperlink>
-        </w:p>
-        <w:p>
-          <w:pPr>
-            <w:pStyle w:val="TDC2"/>
-            <w:tabs>
-              <w:tab w:val="right" w:leader="dot" w:pos="8494"/>
-            </w:tabs>
-            <w:rPr>
-              <w:rFonts w:asciiTheme="minorHAnsi" w:eastAsiaTheme="minorEastAsia" w:hAnsiTheme="minorHAnsi"/>
-              <w:noProof/>
-              <w:sz w:val="24"/>
-              <w:lang w:eastAsia="es-ES"/>
-            </w:rPr>
-          </w:pPr>
-          <w:hyperlink w:anchor="_Toc220098304" w:history="1">
-            <w:r>
-              <w:rPr>
-                <w:rStyle w:val="Hipervnculo"/>
-                <w:noProof/>
-              </w:rPr>
-              <w:t>5.1 Arquitectura común de los agentes basados en RAG</w:t>
-            </w:r>
-            <w:r>
-              <w:rPr>
-                <w:noProof/>
-                <w:webHidden/>
-              </w:rPr>
-              <w:tab/>
-            </w:r>
-            <w:r>
-              <w:rPr>
-                <w:noProof/>
-                <w:webHidden/>
-              </w:rPr>
-              <w:fldChar w:fldCharType="begin"/>
-            </w:r>
-            <w:r>
-              <w:rPr>
-                <w:noProof/>
-                <w:webHidden/>
-              </w:rPr>
-              <w:instrText xml:space="preserve"> PAGEREF _Toc220098304 \h </w:instrText>
-            </w:r>
-            <w:r>
-              <w:rPr>
-                <w:noProof/>
-                <w:webHidden/>
-              </w:rPr>
-            </w:r>
-            <w:r>
-              <w:rPr>
-                <w:noProof/>
-                <w:webHidden/>
-              </w:rPr>
-              <w:fldChar w:fldCharType="separate"/>
-            </w:r>
-            <w:r>
-              <w:rPr>
-                <w:noProof/>
-                <w:webHidden/>
-              </w:rPr>
-              <w:t>14</w:t>
-            </w:r>
-            <w:r>
-              <w:rPr>
-                <w:noProof/>
-                <w:webHidden/>
-              </w:rPr>
-              <w:fldChar w:fldCharType="end"/>
-            </w:r>
-          </w:hyperlink>
-        </w:p>
-        <w:p>
-          <w:pPr>
-            <w:pStyle w:val="TDC3"/>
-            <w:tabs>
-              <w:tab w:val="right" w:leader="dot" w:pos="8494"/>
-            </w:tabs>
-            <w:rPr>
-              <w:rFonts w:asciiTheme="minorHAnsi" w:eastAsiaTheme="minorEastAsia" w:hAnsiTheme="minorHAnsi"/>
-              <w:noProof/>
-              <w:sz w:val="24"/>
-              <w:lang w:eastAsia="es-ES"/>
-            </w:rPr>
-          </w:pPr>
-          <w:hyperlink w:anchor="_Toc220098305" w:history="1">
-            <w:r>
-              <w:rPr>
-                <w:rStyle w:val="Hipervnculo"/>
-                <w:noProof/>
-              </w:rPr>
-              <w:t>5.1.1 Pipeline RAG compartido</w:t>
-            </w:r>
-            <w:r>
-              <w:rPr>
-                <w:noProof/>
-                <w:webHidden/>
-              </w:rPr>
-              <w:tab/>
-            </w:r>
-            <w:r>
-              <w:rPr>
-                <w:noProof/>
-                <w:webHidden/>
-              </w:rPr>
-              <w:fldChar w:fldCharType="begin"/>
-            </w:r>
-            <w:r>
-              <w:rPr>
-                <w:noProof/>
-                <w:webHidden/>
-              </w:rPr>
-              <w:instrText xml:space="preserve"> PAGEREF _Toc220098305 \h </w:instrText>
-            </w:r>
-            <w:r>
-              <w:rPr>
-                <w:noProof/>
-                <w:webHidden/>
-              </w:rPr>
-            </w:r>
-            <w:r>
-              <w:rPr>
-                <w:noProof/>
-                <w:webHidden/>
-              </w:rPr>
-              <w:fldChar w:fldCharType="separate"/>
-            </w:r>
-            <w:r>
-              <w:rPr>
-                <w:noProof/>
-                <w:webHidden/>
-              </w:rPr>
-              <w:t>14</w:t>
-            </w:r>
-            <w:r>
-              <w:rPr>
-                <w:noProof/>
-                <w:webHidden/>
-              </w:rPr>
-              <w:fldChar w:fldCharType="end"/>
-            </w:r>
-          </w:hyperlink>
-        </w:p>
-        <w:p>
-          <w:pPr>
-            <w:pStyle w:val="TDC3"/>
-            <w:tabs>
-              <w:tab w:val="right" w:leader="dot" w:pos="8494"/>
-            </w:tabs>
-            <w:rPr>
-              <w:rFonts w:asciiTheme="minorHAnsi" w:eastAsiaTheme="minorEastAsia" w:hAnsiTheme="minorHAnsi"/>
-              <w:noProof/>
-              <w:sz w:val="24"/>
-              <w:lang w:eastAsia="es-ES"/>
-            </w:rPr>
-          </w:pPr>
-          <w:hyperlink w:anchor="_Toc220098306" w:history="1">
-            <w:r>
-              <w:rPr>
-                <w:rStyle w:val="Hipervnculo"/>
-                <w:noProof/>
-              </w:rPr>
-              <w:t>5.1.2 Representación vectorial y recuperación</w:t>
-            </w:r>
-            <w:r>
-              <w:rPr>
-                <w:noProof/>
-                <w:webHidden/>
-              </w:rPr>
-              <w:tab/>
-            </w:r>
-            <w:r>
-              <w:rPr>
-                <w:noProof/>
-                <w:webHidden/>
-              </w:rPr>
-              <w:fldChar w:fldCharType="begin"/>
-            </w:r>
-            <w:r>
-              <w:rPr>
-                <w:noProof/>
-                <w:webHidden/>
-              </w:rPr>
-              <w:instrText xml:space="preserve"> PAGEREF _Toc220098306 \h </w:instrText>
-            </w:r>
-            <w:r>
-              <w:rPr>
-                <w:noProof/>
-                <w:webHidden/>
-              </w:rPr>
-            </w:r>
-            <w:r>
-              <w:rPr>
-                <w:noProof/>
-                <w:webHidden/>
-              </w:rPr>
-              <w:fldChar w:fldCharType="separate"/>
-            </w:r>
-            <w:r>
-              <w:rPr>
-                <w:noProof/>
-                <w:webHidden/>
-              </w:rPr>
-              <w:t>14</w:t>
-            </w:r>
-            <w:r>
-              <w:rPr>
-                <w:noProof/>
-                <w:webHidden/>
-              </w:rPr>
-              <w:fldChar w:fldCharType="end"/>
-            </w:r>
-          </w:hyperlink>
-        </w:p>
-        <w:p>
-          <w:pPr>
-            <w:pStyle w:val="TDC3"/>
-            <w:tabs>
-              <w:tab w:val="right" w:leader="dot" w:pos="8494"/>
-            </w:tabs>
-            <w:rPr>
-              <w:rFonts w:asciiTheme="minorHAnsi" w:eastAsiaTheme="minorEastAsia" w:hAnsiTheme="minorHAnsi"/>
-              <w:noProof/>
-              <w:sz w:val="24"/>
-              <w:lang w:eastAsia="es-ES"/>
-            </w:rPr>
-          </w:pPr>
-          <w:hyperlink w:anchor="_Toc220098307" w:history="1">
-            <w:r>
-              <w:rPr>
-                <w:rStyle w:val="Hipervnculo"/>
-                <w:noProof/>
-              </w:rPr>
-              <w:t>5.1.3 Modelos de lenguaje y prompting</w:t>
-            </w:r>
-            <w:r>
-              <w:rPr>
-                <w:noProof/>
-                <w:webHidden/>
-              </w:rPr>
-              <w:tab/>
-            </w:r>
-            <w:r>
-              <w:rPr>
-                <w:noProof/>
-                <w:webHidden/>
-              </w:rPr>
-              <w:fldChar w:fldCharType="begin"/>
-            </w:r>
-            <w:r>
-              <w:rPr>
-                <w:noProof/>
-                <w:webHidden/>
-              </w:rPr>
-              <w:instrText xml:space="preserve"> PAGEREF _Toc220098307 \h </w:instrText>
-            </w:r>
-            <w:r>
-              <w:rPr>
-                <w:noProof/>
-                <w:webHidden/>
-              </w:rPr>
-            </w:r>
-            <w:r>
-              <w:rPr>
-                <w:noProof/>
-                <w:webHidden/>
-              </w:rPr>
-              <w:fldChar w:fldCharType="separate"/>
-            </w:r>
-            <w:r>
-              <w:rPr>
-                <w:noProof/>
-                <w:webHidden/>
-              </w:rPr>
-              <w:t>14</w:t>
-            </w:r>
-            <w:r>
-              <w:rPr>
-                <w:noProof/>
-                <w:webHidden/>
-              </w:rPr>
-              <w:fldChar w:fldCharType="end"/>
-            </w:r>
-          </w:hyperlink>
-        </w:p>
-        <w:p>
-          <w:pPr>
-            <w:pStyle w:val="TDC3"/>
-            <w:tabs>
-              <w:tab w:val="right" w:leader="dot" w:pos="8494"/>
-            </w:tabs>
-            <w:rPr>
-              <w:rFonts w:asciiTheme="minorHAnsi" w:eastAsiaTheme="minorEastAsia" w:hAnsiTheme="minorHAnsi"/>
-              <w:noProof/>
-              <w:sz w:val="24"/>
-              <w:lang w:eastAsia="es-ES"/>
-            </w:rPr>
-          </w:pPr>
-          <w:hyperlink w:anchor="_Toc220098308" w:history="1">
-            <w:r>
-              <w:rPr>
-                <w:rStyle w:val="Hipervnculo"/>
-                <w:noProof/>
-              </w:rPr>
-              <w:t>5.1.4 Gestión del estado y escalado entre agentes</w:t>
-            </w:r>
-            <w:r>
-              <w:rPr>
-                <w:noProof/>
-                <w:webHidden/>
-              </w:rPr>
-              <w:tab/>
-            </w:r>
-            <w:r>
-              <w:rPr>
-                <w:noProof/>
-                <w:webHidden/>
-              </w:rPr>
-              <w:fldChar w:fldCharType="begin"/>
-            </w:r>
-            <w:r>
-              <w:rPr>
-                <w:noProof/>
-                <w:webHidden/>
-              </w:rPr>
-              <w:instrText xml:space="preserve"> PAGEREF _Toc220098308 \h </w:instrText>
-            </w:r>
-            <w:r>
-              <w:rPr>
-                <w:noProof/>
-                <w:webHidden/>
-              </w:rPr>
-            </w:r>
-            <w:r>
-              <w:rPr>
-                <w:noProof/>
-                <w:webHidden/>
-              </w:rPr>
-              <w:fldChar w:fldCharType="separate"/>
-            </w:r>
-            <w:r>
-              <w:rPr>
-                <w:noProof/>
-                <w:webHidden/>
-              </w:rPr>
-              <w:t>14</w:t>
-            </w:r>
-            <w:r>
-              <w:rPr>
-                <w:noProof/>
-                <w:webHidden/>
-              </w:rPr>
-              <w:fldChar w:fldCharType="end"/>
-            </w:r>
-          </w:hyperlink>
-        </w:p>
-        <w:p>
-          <w:pPr>
-            <w:pStyle w:val="TDC3"/>
-            <w:tabs>
-              <w:tab w:val="right" w:leader="dot" w:pos="8494"/>
-            </w:tabs>
-            <w:rPr>
-              <w:rFonts w:asciiTheme="minorHAnsi" w:eastAsiaTheme="minorEastAsia" w:hAnsiTheme="minorHAnsi"/>
-              <w:noProof/>
-              <w:sz w:val="24"/>
-              <w:lang w:eastAsia="es-ES"/>
-            </w:rPr>
-          </w:pPr>
-          <w:hyperlink w:anchor="_Toc220098309" w:history="1">
-            <w:r>
-              <w:rPr>
-                <w:rStyle w:val="Hipervnculo"/>
-                <w:noProof/>
-              </w:rPr>
-              <w:t>5.1.5 Agente Técnico (TecnicoAgent.py)</w:t>
-            </w:r>
-            <w:r>
-              <w:rPr>
-                <w:noProof/>
-                <w:webHidden/>
-              </w:rPr>
-              <w:tab/>
-            </w:r>
-            <w:r>
-              <w:rPr>
-                <w:noProof/>
-                <w:webHidden/>
-              </w:rPr>
-              <w:fldChar w:fldCharType="begin"/>
-            </w:r>
-            <w:r>
-              <w:rPr>
-                <w:noProof/>
-                <w:webHidden/>
-              </w:rPr>
-              <w:instrText xml:space="preserve"> PAGEREF _Toc220098309 \h </w:instrText>
-            </w:r>
-            <w:r>
-              <w:rPr>
-                <w:noProof/>
-                <w:webHidden/>
-              </w:rPr>
-            </w:r>
-            <w:r>
-              <w:rPr>
-                <w:noProof/>
-                <w:webHidden/>
-              </w:rPr>
-              <w:fldChar w:fldCharType="separate"/>
-            </w:r>
-            <w:r>
-              <w:rPr>
-                <w:noProof/>
-                <w:webHidden/>
-              </w:rPr>
-              <w:t>15</w:t>
-            </w:r>
-            <w:r>
-              <w:rPr>
-                <w:noProof/>
-                <w:webHidden/>
-              </w:rPr>
-              <w:fldChar w:fldCharType="end"/>
-            </w:r>
-          </w:hyperlink>
-        </w:p>
-        <w:p>
-          <w:pPr>
-            <w:pStyle w:val="TDC3"/>
-            <w:tabs>
-              <w:tab w:val="right" w:leader="dot" w:pos="8494"/>
-            </w:tabs>
-            <w:rPr>
-              <w:rFonts w:asciiTheme="minorHAnsi" w:eastAsiaTheme="minorEastAsia" w:hAnsiTheme="minorHAnsi"/>
-              <w:noProof/>
-              <w:sz w:val="24"/>
-              <w:lang w:eastAsia="es-ES"/>
-            </w:rPr>
-          </w:pPr>
-          <w:hyperlink w:anchor="_Toc220098310" w:history="1">
-            <w:r>
-              <w:rPr>
-                <w:rStyle w:val="Hipervnculo"/>
-                <w:noProof/>
-              </w:rPr>
-              <w:t>5.1.6 Agente de Regulación (RegulacionAgent.py)</w:t>
-            </w:r>
-            <w:r>
-              <w:rPr>
-                <w:noProof/>
-                <w:webHidden/>
-              </w:rPr>
-              <w:tab/>
-            </w:r>
-            <w:r>
-              <w:rPr>
-                <w:noProof/>
-                <w:webHidden/>
-              </w:rPr>
-              <w:fldChar w:fldCharType="begin"/>
-            </w:r>
-            <w:r>
-              <w:rPr>
-                <w:noProof/>
-                <w:webHidden/>
-              </w:rPr>
-              <w:instrText xml:space="preserve"> PAGEREF _Toc220098310 \h </w:instrText>
-            </w:r>
-            <w:r>
-              <w:rPr>
-                <w:noProof/>
-                <w:webHidden/>
-              </w:rPr>
-            </w:r>
-            <w:r>
-              <w:rPr>
-                <w:noProof/>
-                <w:webHidden/>
-              </w:rPr>
-              <w:fldChar w:fldCharType="separate"/>
-            </w:r>
-            <w:r>
-              <w:rPr>
-                <w:noProof/>
-                <w:webHidden/>
-              </w:rPr>
-              <w:t>15</w:t>
-            </w:r>
-            <w:r>
-              <w:rPr>
-                <w:noProof/>
-                <w:webHidden/>
-              </w:rPr>
-              <w:fldChar w:fldCharType="end"/>
-            </w:r>
-          </w:hyperlink>
-        </w:p>
-        <w:p>
-          <w:pPr>
-            <w:pStyle w:val="TDC3"/>
-            <w:tabs>
-              <w:tab w:val="right" w:leader="dot" w:pos="8494"/>
-            </w:tabs>
-            <w:rPr>
-              <w:rFonts w:asciiTheme="minorHAnsi" w:eastAsiaTheme="minorEastAsia" w:hAnsiTheme="minorHAnsi"/>
-              <w:noProof/>
-              <w:sz w:val="24"/>
-              <w:lang w:eastAsia="es-ES"/>
-            </w:rPr>
-          </w:pPr>
-          <w:hyperlink w:anchor="_Toc220098311" w:history="1">
-            <w:r>
-              <w:rPr>
-                <w:rStyle w:val="Hipervnculo"/>
-                <w:noProof/>
-              </w:rPr>
-              <w:t>5.1.7 Agente de Criticidad (CriticidadAgent.py)</w:t>
-            </w:r>
-            <w:r>
-              <w:rPr>
-                <w:noProof/>
-                <w:webHidden/>
-              </w:rPr>
-              <w:tab/>
-            </w:r>
-            <w:r>
-              <w:rPr>
-                <w:noProof/>
-                <w:webHidden/>
-              </w:rPr>
-              <w:fldChar w:fldCharType="begin"/>
-            </w:r>
-            <w:r>
-              <w:rPr>
-                <w:noProof/>
-                <w:webHidden/>
-              </w:rPr>
-              <w:instrText xml:space="preserve"> PAGEREF _Toc220098311 \h </w:instrText>
-            </w:r>
-            <w:r>
-              <w:rPr>
-                <w:noProof/>
-                <w:webHidden/>
-              </w:rPr>
-            </w:r>
-            <w:r>
-              <w:rPr>
-                <w:noProof/>
-                <w:webHidden/>
-              </w:rPr>
-              <w:fldChar w:fldCharType="separate"/>
-            </w:r>
-            <w:r>
-              <w:rPr>
-                <w:noProof/>
-                <w:webHidden/>
-              </w:rPr>
-              <w:t>16</w:t>
-            </w:r>
-            <w:r>
-              <w:rPr>
-                <w:noProof/>
-                <w:webHidden/>
-              </w:rPr>
-              <w:fldChar w:fldCharType="end"/>
-            </w:r>
-          </w:hyperlink>
-        </w:p>
-        <w:p>
-          <w:pPr>
-            <w:pStyle w:val="TDC3"/>
-            <w:tabs>
-              <w:tab w:val="right" w:leader="dot" w:pos="8494"/>
-            </w:tabs>
-            <w:rPr>
-              <w:rFonts w:asciiTheme="minorHAnsi" w:eastAsiaTheme="minorEastAsia" w:hAnsiTheme="minorHAnsi"/>
-              <w:noProof/>
-              <w:sz w:val="24"/>
-              <w:lang w:eastAsia="es-ES"/>
-            </w:rPr>
-          </w:pPr>
-          <w:hyperlink w:anchor="_Toc220098312" w:history="1">
-            <w:r>
-              <w:rPr>
-                <w:rStyle w:val="Hipervnculo"/>
-                <w:noProof/>
-              </w:rPr>
-              <w:t>5.1.8 Agente de Reparación (ReparacionAgent.py)</w:t>
-            </w:r>
-            <w:r>
-              <w:rPr>
-                <w:noProof/>
-                <w:webHidden/>
-              </w:rPr>
-              <w:tab/>
-            </w:r>
-            <w:r>
-              <w:rPr>
-                <w:noProof/>
-                <w:webHidden/>
-              </w:rPr>
-              <w:fldChar w:fldCharType="begin"/>
-            </w:r>
-            <w:r>
-              <w:rPr>
-                <w:noProof/>
-                <w:webHidden/>
-              </w:rPr>
-              <w:instrText xml:space="preserve"> PAGEREF _Toc220098312 \h </w:instrText>
-            </w:r>
-            <w:r>
-              <w:rPr>
-                <w:noProof/>
-                <w:webHidden/>
-              </w:rPr>
-            </w:r>
-            <w:r>
-              <w:rPr>
-                <w:noProof/>
-                <w:webHidden/>
-              </w:rPr>
-              <w:fldChar w:fldCharType="separate"/>
-            </w:r>
-            <w:r>
-              <w:rPr>
-                <w:noProof/>
-                <w:webHidden/>
-              </w:rPr>
-              <w:t>16</w:t>
-            </w:r>
-            <w:r>
-              <w:rPr>
-                <w:noProof/>
-                <w:webHidden/>
-              </w:rPr>
-              <w:fldChar w:fldCharType="end"/>
-            </w:r>
-          </w:hyperlink>
-        </w:p>
-        <w:p>
-          <w:pPr>
-            <w:pStyle w:val="TDC2"/>
-            <w:tabs>
-              <w:tab w:val="right" w:leader="dot" w:pos="8494"/>
-            </w:tabs>
-            <w:rPr>
-              <w:rFonts w:asciiTheme="minorHAnsi" w:eastAsiaTheme="minorEastAsia" w:hAnsiTheme="minorHAnsi"/>
-              <w:noProof/>
-              <w:sz w:val="24"/>
-              <w:lang w:eastAsia="es-ES"/>
-            </w:rPr>
-          </w:pPr>
-          <w:hyperlink w:anchor="_Toc220098313" w:history="1">
-            <w:r>
-              <w:rPr>
-                <w:rStyle w:val="Hipervnculo"/>
-                <w:noProof/>
-              </w:rPr>
-              <w:t>5.2 Agentes orientados a predicción de Vida Útil Restante (RUL)</w:t>
-            </w:r>
-            <w:r>
-              <w:rPr>
-                <w:noProof/>
-                <w:webHidden/>
-              </w:rPr>
-              <w:tab/>
-            </w:r>
-            <w:r>
-              <w:rPr>
-                <w:noProof/>
-                <w:webHidden/>
-              </w:rPr>
-              <w:fldChar w:fldCharType="begin"/>
-            </w:r>
-            <w:r>
-              <w:rPr>
-                <w:noProof/>
-                <w:webHidden/>
-              </w:rPr>
-              <w:instrText xml:space="preserve"> PAGEREF _Toc220098313 \h </w:instrText>
-            </w:r>
-            <w:r>
-              <w:rPr>
-                <w:noProof/>
-                <w:webHidden/>
-              </w:rPr>
-            </w:r>
-            <w:r>
-              <w:rPr>
-                <w:noProof/>
-                <w:webHidden/>
-              </w:rPr>
-              <w:fldChar w:fldCharType="separate"/>
-            </w:r>
-            <w:r>
-              <w:rPr>
-                <w:noProof/>
-                <w:webHidden/>
-              </w:rPr>
-              <w:t>17</w:t>
-            </w:r>
-            <w:r>
-              <w:rPr>
-                <w:noProof/>
-                <w:webHidden/>
-              </w:rPr>
-              <w:fldChar w:fldCharType="end"/>
-            </w:r>
-          </w:hyperlink>
-        </w:p>
-        <w:p>
-          <w:pPr>
-            <w:pStyle w:val="TDC3"/>
-            <w:tabs>
-              <w:tab w:val="right" w:leader="dot" w:pos="8494"/>
-            </w:tabs>
-            <w:rPr>
-              <w:rFonts w:asciiTheme="minorHAnsi" w:eastAsiaTheme="minorEastAsia" w:hAnsiTheme="minorHAnsi"/>
-              <w:noProof/>
-              <w:sz w:val="24"/>
-              <w:lang w:eastAsia="es-ES"/>
-            </w:rPr>
-          </w:pPr>
-          <w:hyperlink w:anchor="_Toc220098314" w:history="1">
-            <w:r>
-              <w:rPr>
-                <w:rStyle w:val="Hipervnculo"/>
-                <w:rFonts w:ascii="Calibri" w:hAnsi="Calibri" w:cs="Calibri"/>
-                <w:noProof/>
-              </w:rPr>
-              <w:t>5.2.1 Agente de Preprocesado RUL (PreRulAgent)</w:t>
-            </w:r>
-            <w:r>
-              <w:rPr>
-                <w:noProof/>
-                <w:webHidden/>
-              </w:rPr>
-              <w:tab/>
-            </w:r>
-            <w:r>
-              <w:rPr>
-                <w:noProof/>
-                <w:webHidden/>
-              </w:rPr>
-              <w:fldChar w:fldCharType="begin"/>
-            </w:r>
-            <w:r>
-              <w:rPr>
-                <w:noProof/>
-                <w:webHidden/>
-              </w:rPr>
-              <w:instrText xml:space="preserve"> PAGEREF _Toc220098314 \h </w:instrText>
-            </w:r>
-            <w:r>
-              <w:rPr>
-                <w:noProof/>
-                <w:webHidden/>
-              </w:rPr>
-            </w:r>
-            <w:r>
-              <w:rPr>
-                <w:noProof/>
-                <w:webHidden/>
-              </w:rPr>
-              <w:fldChar w:fldCharType="separate"/>
-            </w:r>
-            <w:r>
-              <w:rPr>
-                <w:noProof/>
-                <w:webHidden/>
-              </w:rPr>
-              <w:t>17</w:t>
-            </w:r>
-            <w:r>
-              <w:rPr>
-                <w:noProof/>
-                <w:webHidden/>
-              </w:rPr>
-              <w:fldChar w:fldCharType="end"/>
-            </w:r>
-          </w:hyperlink>
-        </w:p>
-        <w:p>
-          <w:pPr>
-            <w:pStyle w:val="TDC3"/>
-            <w:tabs>
-              <w:tab w:val="right" w:leader="dot" w:pos="8494"/>
-            </w:tabs>
-            <w:rPr>
-              <w:rFonts w:asciiTheme="minorHAnsi" w:eastAsiaTheme="minorEastAsia" w:hAnsiTheme="minorHAnsi"/>
-              <w:noProof/>
-              <w:sz w:val="24"/>
-              <w:lang w:eastAsia="es-ES"/>
-            </w:rPr>
-          </w:pPr>
-          <w:hyperlink w:anchor="_Toc220098315" w:history="1">
-            <w:r>
-              <w:rPr>
-                <w:rStyle w:val="Hipervnculo"/>
-                <w:rFonts w:eastAsia="Times New Roman"/>
-                <w:noProof/>
-                <w:lang w:eastAsia="es-ES"/>
-              </w:rPr>
-              <w:t>5.2.2 Agente de Predicción RUL (RulAgent)</w:t>
-            </w:r>
-            <w:r>
-              <w:rPr>
-                <w:noProof/>
-                <w:webHidden/>
-              </w:rPr>
-              <w:tab/>
-            </w:r>
-            <w:r>
-              <w:rPr>
-                <w:noProof/>
-                <w:webHidden/>
-              </w:rPr>
-              <w:fldChar w:fldCharType="begin"/>
-            </w:r>
-            <w:r>
-              <w:rPr>
-                <w:noProof/>
-                <w:webHidden/>
-              </w:rPr>
-              <w:instrText xml:space="preserve"> PAGEREF _Toc220098315 \h </w:instrText>
-            </w:r>
-            <w:r>
-              <w:rPr>
-                <w:noProof/>
-                <w:webHidden/>
-              </w:rPr>
-            </w:r>
-            <w:r>
-              <w:rPr>
-                <w:noProof/>
-                <w:webHidden/>
-              </w:rPr>
-              <w:fldChar w:fldCharType="separate"/>
-            </w:r>
-            <w:r>
-              <w:rPr>
-                <w:noProof/>
-                <w:webHidden/>
-              </w:rPr>
-              <w:t>18</w:t>
-            </w:r>
-            <w:r>
-              <w:rPr>
-                <w:noProof/>
-                <w:webHidden/>
-              </w:rPr>
-              <w:fldChar w:fldCharType="end"/>
-            </w:r>
-          </w:hyperlink>
-        </w:p>
-        <w:p>
-          <w:pPr>
-            <w:pStyle w:val="TDC2"/>
-            <w:tabs>
-              <w:tab w:val="right" w:leader="dot" w:pos="8494"/>
-            </w:tabs>
-            <w:rPr>
-              <w:rFonts w:asciiTheme="minorHAnsi" w:eastAsiaTheme="minorEastAsia" w:hAnsiTheme="minorHAnsi"/>
-              <w:noProof/>
-              <w:sz w:val="24"/>
-              <w:lang w:eastAsia="es-ES"/>
-            </w:rPr>
-          </w:pPr>
-          <w:hyperlink w:anchor="_Toc220098316" w:history="1">
-            <w:r>
-              <w:rPr>
-                <w:rStyle w:val="Hipervnculo"/>
-                <w:rFonts w:eastAsia="Times New Roman"/>
-                <w:noProof/>
-                <w:lang w:eastAsia="es-ES"/>
-              </w:rPr>
-              <w:t>5.3 Agentes generales y de control</w:t>
-            </w:r>
-            <w:r>
-              <w:rPr>
-                <w:noProof/>
-                <w:webHidden/>
-              </w:rPr>
-              <w:tab/>
-            </w:r>
-            <w:r>
-              <w:rPr>
-                <w:noProof/>
-                <w:webHidden/>
-              </w:rPr>
-              <w:fldChar w:fldCharType="begin"/>
-            </w:r>
-            <w:r>
-              <w:rPr>
-                <w:noProof/>
-                <w:webHidden/>
-              </w:rPr>
-              <w:instrText xml:space="preserve"> PAGEREF _Toc220098316 \h </w:instrText>
-            </w:r>
-            <w:r>
-              <w:rPr>
-                <w:noProof/>
-                <w:webHidden/>
-              </w:rPr>
-            </w:r>
-            <w:r>
-              <w:rPr>
-                <w:noProof/>
-                <w:webHidden/>
-              </w:rPr>
-              <w:fldChar w:fldCharType="separate"/>
-            </w:r>
-            <w:r>
-              <w:rPr>
-                <w:noProof/>
-                <w:webHidden/>
-              </w:rPr>
-              <w:t>19</w:t>
-            </w:r>
-            <w:r>
-              <w:rPr>
-                <w:noProof/>
-                <w:webHidden/>
-              </w:rPr>
-              <w:fldChar w:fldCharType="end"/>
-            </w:r>
-          </w:hyperlink>
-        </w:p>
-        <w:p>
-          <w:pPr>
-            <w:pStyle w:val="TDC2"/>
-            <w:tabs>
-              <w:tab w:val="right" w:leader="dot" w:pos="8494"/>
-            </w:tabs>
-            <w:rPr>
-              <w:rFonts w:asciiTheme="minorHAnsi" w:eastAsiaTheme="minorEastAsia" w:hAnsiTheme="minorHAnsi"/>
-              <w:noProof/>
-              <w:sz w:val="24"/>
-              <w:lang w:eastAsia="es-ES"/>
-            </w:rPr>
-          </w:pPr>
-          <w:hyperlink w:anchor="_Toc220098317" w:history="1">
-            <w:r>
-              <w:rPr>
-                <w:rStyle w:val="Hipervnculo"/>
-                <w:noProof/>
-              </w:rPr>
-              <w:t>5.4 Conclusiones del capítulo</w:t>
-            </w:r>
-            <w:r>
-              <w:rPr>
-                <w:noProof/>
-                <w:webHidden/>
-              </w:rPr>
-              <w:tab/>
-            </w:r>
-            <w:r>
-              <w:rPr>
-                <w:noProof/>
-                <w:webHidden/>
-              </w:rPr>
-              <w:fldChar w:fldCharType="begin"/>
-            </w:r>
-            <w:r>
-              <w:rPr>
-                <w:noProof/>
-                <w:webHidden/>
-              </w:rPr>
-              <w:instrText xml:space="preserve"> PAGEREF _Toc220098317 \h </w:instrText>
-            </w:r>
-            <w:r>
-              <w:rPr>
-                <w:noProof/>
-                <w:webHidden/>
-              </w:rPr>
-            </w:r>
-            <w:r>
-              <w:rPr>
-                <w:noProof/>
-                <w:webHidden/>
-              </w:rPr>
-              <w:fldChar w:fldCharType="separate"/>
-            </w:r>
-            <w:r>
-              <w:rPr>
-                <w:noProof/>
-                <w:webHidden/>
-              </w:rPr>
-              <w:t>19</w:t>
-            </w:r>
-            <w:r>
-              <w:rPr>
-                <w:noProof/>
-                <w:webHidden/>
-              </w:rPr>
-              <w:fldChar w:fldCharType="end"/>
-            </w:r>
-          </w:hyperlink>
-        </w:p>
-        <w:p>
-          <w:pPr>
-            <w:pStyle w:val="TDC1"/>
-            <w:tabs>
-              <w:tab w:val="right" w:leader="dot" w:pos="8494"/>
-            </w:tabs>
-            <w:rPr>
-              <w:rFonts w:asciiTheme="minorHAnsi" w:eastAsiaTheme="minorEastAsia" w:hAnsiTheme="minorHAnsi"/>
-              <w:noProof/>
-              <w:sz w:val="24"/>
-              <w:lang w:eastAsia="es-ES"/>
-            </w:rPr>
-          </w:pPr>
-          <w:hyperlink w:anchor="_Toc220098318" w:history="1">
-            <w:r>
-              <w:rPr>
-                <w:rStyle w:val="Hipervnculo"/>
-                <w:noProof/>
-              </w:rPr>
-              <w:t>6. Orquestación multiagente y ejecución del sistema</w:t>
-            </w:r>
-            <w:r>
-              <w:rPr>
-                <w:noProof/>
-                <w:webHidden/>
-              </w:rPr>
-              <w:tab/>
-            </w:r>
-            <w:r>
-              <w:rPr>
-                <w:noProof/>
-                <w:webHidden/>
-              </w:rPr>
-              <w:fldChar w:fldCharType="begin"/>
-            </w:r>
-            <w:r>
-              <w:rPr>
-                <w:noProof/>
-                <w:webHidden/>
-              </w:rPr>
-              <w:instrText xml:space="preserve"> PAGEREF _Toc220098318 \h </w:instrText>
-            </w:r>
-            <w:r>
-              <w:rPr>
-                <w:noProof/>
-                <w:webHidden/>
-              </w:rPr>
-            </w:r>
-            <w:r>
-              <w:rPr>
-                <w:noProof/>
-                <w:webHidden/>
-              </w:rPr>
-              <w:fldChar w:fldCharType="separate"/>
-            </w:r>
-            <w:r>
-              <w:rPr>
-                <w:noProof/>
-                <w:webHidden/>
-              </w:rPr>
-              <w:t>19</w:t>
-            </w:r>
-            <w:r>
-              <w:rPr>
-                <w:noProof/>
-                <w:webHidden/>
-              </w:rPr>
-              <w:fldChar w:fldCharType="end"/>
-            </w:r>
-          </w:hyperlink>
-        </w:p>
-        <w:p>
-          <w:pPr>
-            <w:pStyle w:val="TDC2"/>
-            <w:tabs>
-              <w:tab w:val="right" w:leader="dot" w:pos="8494"/>
-            </w:tabs>
-            <w:rPr>
-              <w:rFonts w:asciiTheme="minorHAnsi" w:eastAsiaTheme="minorEastAsia" w:hAnsiTheme="minorHAnsi"/>
-              <w:noProof/>
-              <w:sz w:val="24"/>
-              <w:lang w:eastAsia="es-ES"/>
-            </w:rPr>
-          </w:pPr>
-          <w:hyperlink w:anchor="_Toc220098319" w:history="1">
-            <w:r>
-              <w:rPr>
-                <w:rStyle w:val="Hipervnculo"/>
-                <w:noProof/>
-              </w:rPr>
-              <w:t>6.1 Arquitectura de orquestación</w:t>
-            </w:r>
-            <w:r>
-              <w:rPr>
-                <w:noProof/>
-                <w:webHidden/>
-              </w:rPr>
-              <w:tab/>
-            </w:r>
-            <w:r>
-              <w:rPr>
-                <w:noProof/>
-                <w:webHidden/>
-              </w:rPr>
-              <w:fldChar w:fldCharType="begin"/>
-            </w:r>
-            <w:r>
-              <w:rPr>
-                <w:noProof/>
-                <w:webHidden/>
-              </w:rPr>
-              <w:instrText xml:space="preserve"> PAGEREF _Toc220098319 \h </w:instrText>
-            </w:r>
-            <w:r>
-              <w:rPr>
-                <w:noProof/>
-                <w:webHidden/>
-              </w:rPr>
-            </w:r>
-            <w:r>
-              <w:rPr>
-                <w:noProof/>
-                <w:webHidden/>
-              </w:rPr>
-              <w:fldChar w:fldCharType="separate"/>
-            </w:r>
-            <w:r>
-              <w:rPr>
-                <w:noProof/>
-                <w:webHidden/>
-              </w:rPr>
-              <w:t>19</w:t>
-            </w:r>
-            <w:r>
-              <w:rPr>
-                <w:noProof/>
-                <w:webHidden/>
-              </w:rPr>
-              <w:fldChar w:fldCharType="end"/>
-            </w:r>
-          </w:hyperlink>
-        </w:p>
-        <w:p>
-          <w:pPr>
-            <w:pStyle w:val="TDC2"/>
-            <w:tabs>
-              <w:tab w:val="right" w:leader="dot" w:pos="8494"/>
-            </w:tabs>
-            <w:rPr>
-              <w:rFonts w:asciiTheme="minorHAnsi" w:eastAsiaTheme="minorEastAsia" w:hAnsiTheme="minorHAnsi"/>
-              <w:noProof/>
-              <w:sz w:val="24"/>
-              <w:lang w:eastAsia="es-ES"/>
-            </w:rPr>
-          </w:pPr>
-          <w:hyperlink w:anchor="_Toc220098320" w:history="1">
-            <w:r>
-              <w:rPr>
-                <w:rStyle w:val="Hipervnculo"/>
-                <w:noProof/>
-              </w:rPr>
-              <w:t>6.2 Mecanismo de routing dinámico</w:t>
-            </w:r>
-            <w:r>
-              <w:rPr>
-                <w:noProof/>
-                <w:webHidden/>
-              </w:rPr>
-              <w:tab/>
-            </w:r>
-            <w:r>
-              <w:rPr>
-                <w:noProof/>
-                <w:webHidden/>
-              </w:rPr>
-              <w:fldChar w:fldCharType="begin"/>
-            </w:r>
-            <w:r>
-              <w:rPr>
-                <w:noProof/>
-                <w:webHidden/>
-              </w:rPr>
-              <w:instrText xml:space="preserve"> PAGEREF _Toc220098320 \h </w:instrText>
-            </w:r>
-            <w:r>
-              <w:rPr>
-                <w:noProof/>
-                <w:webHidden/>
-              </w:rPr>
-            </w:r>
-            <w:r>
-              <w:rPr>
-                <w:noProof/>
-                <w:webHidden/>
-              </w:rPr>
-              <w:fldChar w:fldCharType="separate"/>
-            </w:r>
-            <w:r>
-              <w:rPr>
-                <w:noProof/>
-                <w:webHidden/>
-              </w:rPr>
-              <w:t>20</w:t>
-            </w:r>
-            <w:r>
-              <w:rPr>
-                <w:noProof/>
-                <w:webHidden/>
-              </w:rPr>
-              <w:fldChar w:fldCharType="end"/>
-            </w:r>
-          </w:hyperlink>
-        </w:p>
-        <w:p>
-          <w:pPr>
-            <w:pStyle w:val="TDC2"/>
-            <w:tabs>
-              <w:tab w:val="right" w:leader="dot" w:pos="8494"/>
-            </w:tabs>
-            <w:rPr>
-              <w:rFonts w:asciiTheme="minorHAnsi" w:eastAsiaTheme="minorEastAsia" w:hAnsiTheme="minorHAnsi"/>
-              <w:noProof/>
-              <w:sz w:val="24"/>
-              <w:lang w:eastAsia="es-ES"/>
-            </w:rPr>
-          </w:pPr>
-          <w:hyperlink w:anchor="_Toc220098321" w:history="1">
-            <w:r>
-              <w:rPr>
-                <w:rStyle w:val="Hipervnculo"/>
-                <w:noProof/>
-              </w:rPr>
-              <w:t>6.3 Flujo de información y estado compartido</w:t>
-            </w:r>
-            <w:r>
-              <w:rPr>
-                <w:noProof/>
-                <w:webHidden/>
-              </w:rPr>
-              <w:tab/>
-            </w:r>
-            <w:r>
-              <w:rPr>
-                <w:noProof/>
-                <w:webHidden/>
-              </w:rPr>
-              <w:fldChar w:fldCharType="begin"/>
-            </w:r>
-            <w:r>
-              <w:rPr>
-                <w:noProof/>
-                <w:webHidden/>
-              </w:rPr>
-              <w:instrText xml:space="preserve"> PAGEREF _Toc220098321 \h </w:instrText>
-            </w:r>
-            <w:r>
-              <w:rPr>
-                <w:noProof/>
-                <w:webHidden/>
-              </w:rPr>
-            </w:r>
-            <w:r>
-              <w:rPr>
-                <w:noProof/>
-                <w:webHidden/>
-              </w:rPr>
-              <w:fldChar w:fldCharType="separate"/>
-            </w:r>
-            <w:r>
-              <w:rPr>
-                <w:noProof/>
-                <w:webHidden/>
-              </w:rPr>
-              <w:t>20</w:t>
-            </w:r>
-            <w:r>
-              <w:rPr>
-                <w:noProof/>
-                <w:webHidden/>
-              </w:rPr>
-              <w:fldChar w:fldCharType="end"/>
-            </w:r>
-          </w:hyperlink>
-        </w:p>
-        <w:p>
-          <w:pPr>
-            <w:pStyle w:val="TDC2"/>
-            <w:tabs>
-              <w:tab w:val="right" w:leader="dot" w:pos="8494"/>
-            </w:tabs>
-            <w:rPr>
-              <w:rFonts w:asciiTheme="minorHAnsi" w:eastAsiaTheme="minorEastAsia" w:hAnsiTheme="minorHAnsi"/>
-              <w:noProof/>
-              <w:sz w:val="24"/>
-              <w:lang w:eastAsia="es-ES"/>
-            </w:rPr>
-          </w:pPr>
-          <w:hyperlink w:anchor="_Toc220098322" w:history="1">
-            <w:r>
-              <w:rPr>
-                <w:rStyle w:val="Hipervnculo"/>
-                <w:noProof/>
-              </w:rPr>
-              <w:t>6.4 Encadenamiento condicional entre agentes</w:t>
-            </w:r>
-            <w:r>
-              <w:rPr>
-                <w:noProof/>
-                <w:webHidden/>
-              </w:rPr>
-              <w:tab/>
-            </w:r>
-            <w:r>
-              <w:rPr>
-                <w:noProof/>
-                <w:webHidden/>
-              </w:rPr>
-              <w:fldChar w:fldCharType="begin"/>
-            </w:r>
-            <w:r>
-              <w:rPr>
-                <w:noProof/>
-                <w:webHidden/>
-              </w:rPr>
-              <w:instrText xml:space="preserve"> PAGEREF _Toc220098322 \h </w:instrText>
-            </w:r>
-            <w:r>
-              <w:rPr>
-                <w:noProof/>
-                <w:webHidden/>
-              </w:rPr>
-            </w:r>
-            <w:r>
-              <w:rPr>
-                <w:noProof/>
-                <w:webHidden/>
-              </w:rPr>
-              <w:fldChar w:fldCharType="separate"/>
-            </w:r>
-            <w:r>
-              <w:rPr>
-                <w:noProof/>
-                <w:webHidden/>
-              </w:rPr>
-              <w:t>20</w:t>
-            </w:r>
-            <w:r>
-              <w:rPr>
-                <w:noProof/>
-                <w:webHidden/>
-              </w:rPr>
-              <w:fldChar w:fldCharType="end"/>
-            </w:r>
-          </w:hyperlink>
-        </w:p>
-        <w:p>
-          <w:pPr>
-            <w:pStyle w:val="TDC2"/>
-            <w:tabs>
-              <w:tab w:val="right" w:leader="dot" w:pos="8494"/>
-            </w:tabs>
-            <w:rPr>
-              <w:rFonts w:asciiTheme="minorHAnsi" w:eastAsiaTheme="minorEastAsia" w:hAnsiTheme="minorHAnsi"/>
-              <w:noProof/>
-              <w:sz w:val="24"/>
-              <w:lang w:eastAsia="es-ES"/>
-            </w:rPr>
-          </w:pPr>
-          <w:hyperlink w:anchor="_Toc220098323" w:history="1">
-            <w:r>
-              <w:rPr>
-                <w:rStyle w:val="Hipervnculo"/>
-                <w:noProof/>
-              </w:rPr>
-              <w:t>6.5 Composición final de resultados</w:t>
-            </w:r>
-            <w:r>
-              <w:rPr>
-                <w:noProof/>
-                <w:webHidden/>
-              </w:rPr>
-              <w:tab/>
-            </w:r>
-            <w:r>
-              <w:rPr>
-                <w:noProof/>
-                <w:webHidden/>
-              </w:rPr>
-              <w:fldChar w:fldCharType="begin"/>
-            </w:r>
-            <w:r>
-              <w:rPr>
-                <w:noProof/>
-                <w:webHidden/>
-              </w:rPr>
-              <w:instrText xml:space="preserve"> PAGEREF _Toc220098323 \h </w:instrText>
-            </w:r>
-            <w:r>
-              <w:rPr>
-                <w:noProof/>
-                <w:webHidden/>
-              </w:rPr>
-            </w:r>
-            <w:r>
-              <w:rPr>
-                <w:noProof/>
-                <w:webHidden/>
-              </w:rPr>
-              <w:fldChar w:fldCharType="separate"/>
-            </w:r>
-            <w:r>
-              <w:rPr>
-                <w:noProof/>
-                <w:webHidden/>
-              </w:rPr>
-              <w:t>21</w:t>
-            </w:r>
-            <w:r>
-              <w:rPr>
-                <w:noProof/>
-                <w:webHidden/>
-              </w:rPr>
-              <w:fldChar w:fldCharType="end"/>
-            </w:r>
-          </w:hyperlink>
-        </w:p>
-        <w:p>
-          <w:pPr>
-            <w:pStyle w:val="TDC2"/>
-            <w:tabs>
-              <w:tab w:val="right" w:leader="dot" w:pos="8494"/>
-            </w:tabs>
-            <w:rPr>
-              <w:rFonts w:asciiTheme="minorHAnsi" w:eastAsiaTheme="minorEastAsia" w:hAnsiTheme="minorHAnsi"/>
-              <w:noProof/>
-              <w:sz w:val="24"/>
-              <w:lang w:eastAsia="es-ES"/>
-            </w:rPr>
-          </w:pPr>
-          <w:hyperlink w:anchor="_Toc220098324" w:history="1">
-            <w:r>
-              <w:rPr>
-                <w:rStyle w:val="Hipervnculo"/>
-                <w:noProof/>
-              </w:rPr>
-              <w:t>6.6 Ciclo de ejecución</w:t>
-            </w:r>
-            <w:r>
-              <w:rPr>
-                <w:noProof/>
-                <w:webHidden/>
-              </w:rPr>
-              <w:tab/>
-            </w:r>
-            <w:r>
-              <w:rPr>
-                <w:noProof/>
-                <w:webHidden/>
-              </w:rPr>
-              <w:fldChar w:fldCharType="begin"/>
-            </w:r>
-            <w:r>
-              <w:rPr>
-                <w:noProof/>
-                <w:webHidden/>
-              </w:rPr>
-              <w:instrText xml:space="preserve"> PAGEREF _Toc220098324 \h </w:instrText>
-            </w:r>
-            <w:r>
-              <w:rPr>
-                <w:noProof/>
-                <w:webHidden/>
-              </w:rPr>
-            </w:r>
-            <w:r>
-              <w:rPr>
-                <w:noProof/>
-                <w:webHidden/>
-              </w:rPr>
-              <w:fldChar w:fldCharType="separate"/>
-            </w:r>
-            <w:r>
-              <w:rPr>
-                <w:noProof/>
-                <w:webHidden/>
-              </w:rPr>
-              <w:t>21</w:t>
-            </w:r>
-            <w:r>
-              <w:rPr>
-                <w:noProof/>
-                <w:webHidden/>
-              </w:rPr>
-              <w:fldChar w:fldCharType="end"/>
-            </w:r>
-          </w:hyperlink>
-        </w:p>
-        <w:p>
-          <w:pPr>
-            <w:pStyle w:val="TDC2"/>
-            <w:tabs>
-              <w:tab w:val="right" w:leader="dot" w:pos="8494"/>
-            </w:tabs>
-            <w:rPr>
-              <w:rFonts w:asciiTheme="minorHAnsi" w:eastAsiaTheme="minorEastAsia" w:hAnsiTheme="minorHAnsi"/>
-              <w:noProof/>
-              <w:sz w:val="24"/>
-              <w:lang w:eastAsia="es-ES"/>
-            </w:rPr>
-          </w:pPr>
-          <w:hyperlink w:anchor="_Toc220098325" w:history="1">
-            <w:r>
-              <w:rPr>
-                <w:rStyle w:val="Hipervnculo"/>
-                <w:noProof/>
-              </w:rPr>
-              <w:t>6.7 Ventajas del enfoque multiagente</w:t>
-            </w:r>
-            <w:r>
-              <w:rPr>
-                <w:noProof/>
-                <w:webHidden/>
-              </w:rPr>
-              <w:tab/>
-            </w:r>
-            <w:r>
-              <w:rPr>
-                <w:noProof/>
-                <w:webHidden/>
-              </w:rPr>
-              <w:fldChar w:fldCharType="begin"/>
-            </w:r>
-            <w:r>
-              <w:rPr>
-                <w:noProof/>
-                <w:webHidden/>
-              </w:rPr>
-              <w:instrText xml:space="preserve"> PAGEREF _Toc220098325 \h </w:instrText>
-            </w:r>
-            <w:r>
-              <w:rPr>
-                <w:noProof/>
-                <w:webHidden/>
-              </w:rPr>
-            </w:r>
-            <w:r>
-              <w:rPr>
-                <w:noProof/>
-                <w:webHidden/>
-              </w:rPr>
-              <w:fldChar w:fldCharType="separate"/>
-            </w:r>
-            <w:r>
-              <w:rPr>
-                <w:noProof/>
-                <w:webHidden/>
-              </w:rPr>
-              <w:t>21</w:t>
             </w:r>
             <w:r>
               <w:rPr>
@@ -3347,13 +2184,13 @@
               <w:lang w:eastAsia="es-ES"/>
             </w:rPr>
           </w:pPr>
-          <w:hyperlink w:anchor="_Toc220098326" w:history="1">
+          <w:hyperlink w:anchor="_Toc220250600" w:history="1">
             <w:r>
               <w:rPr>
                 <w:rStyle w:val="Hipervnculo"/>
                 <w:noProof/>
               </w:rPr>
-              <w:t>7.</w:t>
+              <w:t>4.</w:t>
             </w:r>
             <w:r>
               <w:rPr>
@@ -3369,7 +2206,7 @@
                 <w:rStyle w:val="Hipervnculo"/>
                 <w:noProof/>
               </w:rPr>
-              <w:t>Conclusiones generales y líneas futuras</w:t>
+              <w:t>Preparación de datos y modelado para la predicción de la Vida Útil Restante (RUL)</w:t>
             </w:r>
             <w:r>
               <w:rPr>
@@ -3390,7 +2227,7 @@
                 <w:noProof/>
                 <w:webHidden/>
               </w:rPr>
-              <w:instrText xml:space="preserve"> PAGEREF _Toc220098326 \h </w:instrText>
+              <w:instrText xml:space="preserve"> PAGEREF _Toc220250600 \h </w:instrText>
             </w:r>
             <w:r>
               <w:rPr>
@@ -3410,7 +2247,822 @@
                 <w:noProof/>
                 <w:webHidden/>
               </w:rPr>
-              <w:t>21</w:t>
+              <w:t>7</w:t>
+            </w:r>
+            <w:r>
+              <w:rPr>
+                <w:noProof/>
+                <w:webHidden/>
+              </w:rPr>
+              <w:fldChar w:fldCharType="end"/>
+            </w:r>
+          </w:hyperlink>
+        </w:p>
+        <w:p>
+          <w:pPr>
+            <w:pStyle w:val="TDC2"/>
+            <w:tabs>
+              <w:tab w:val="left" w:pos="960"/>
+              <w:tab w:val="right" w:leader="dot" w:pos="8494"/>
+            </w:tabs>
+            <w:rPr>
+              <w:rFonts w:asciiTheme="minorHAnsi" w:eastAsiaTheme="minorEastAsia" w:hAnsiTheme="minorHAnsi"/>
+              <w:noProof/>
+              <w:sz w:val="24"/>
+              <w:lang w:eastAsia="es-ES"/>
+            </w:rPr>
+          </w:pPr>
+          <w:hyperlink w:anchor="_Toc220250601" w:history="1">
+            <w:r>
+              <w:rPr>
+                <w:rStyle w:val="Hipervnculo"/>
+                <w:noProof/>
+              </w:rPr>
+              <w:t>4.1.</w:t>
+            </w:r>
+            <w:r>
+              <w:rPr>
+                <w:rFonts w:asciiTheme="minorHAnsi" w:eastAsiaTheme="minorEastAsia" w:hAnsiTheme="minorHAnsi"/>
+                <w:noProof/>
+                <w:sz w:val="24"/>
+                <w:lang w:eastAsia="es-ES"/>
+              </w:rPr>
+              <w:tab/>
+            </w:r>
+            <w:r>
+              <w:rPr>
+                <w:rStyle w:val="Hipervnculo"/>
+                <w:noProof/>
+              </w:rPr>
+              <w:t>Conjunto de datos CMAPSS y escenario experimental</w:t>
+            </w:r>
+            <w:r>
+              <w:rPr>
+                <w:noProof/>
+                <w:webHidden/>
+              </w:rPr>
+              <w:tab/>
+            </w:r>
+            <w:r>
+              <w:rPr>
+                <w:noProof/>
+                <w:webHidden/>
+              </w:rPr>
+              <w:fldChar w:fldCharType="begin"/>
+            </w:r>
+            <w:r>
+              <w:rPr>
+                <w:noProof/>
+                <w:webHidden/>
+              </w:rPr>
+              <w:instrText xml:space="preserve"> PAGEREF _Toc220250601 \h </w:instrText>
+            </w:r>
+            <w:r>
+              <w:rPr>
+                <w:noProof/>
+                <w:webHidden/>
+              </w:rPr>
+            </w:r>
+            <w:r>
+              <w:rPr>
+                <w:noProof/>
+                <w:webHidden/>
+              </w:rPr>
+              <w:fldChar w:fldCharType="separate"/>
+            </w:r>
+            <w:r>
+              <w:rPr>
+                <w:noProof/>
+                <w:webHidden/>
+              </w:rPr>
+              <w:t>7</w:t>
+            </w:r>
+            <w:r>
+              <w:rPr>
+                <w:noProof/>
+                <w:webHidden/>
+              </w:rPr>
+              <w:fldChar w:fldCharType="end"/>
+            </w:r>
+          </w:hyperlink>
+        </w:p>
+        <w:p>
+          <w:pPr>
+            <w:pStyle w:val="TDC2"/>
+            <w:tabs>
+              <w:tab w:val="left" w:pos="960"/>
+              <w:tab w:val="right" w:leader="dot" w:pos="8494"/>
+            </w:tabs>
+            <w:rPr>
+              <w:rFonts w:asciiTheme="minorHAnsi" w:eastAsiaTheme="minorEastAsia" w:hAnsiTheme="minorHAnsi"/>
+              <w:noProof/>
+              <w:sz w:val="24"/>
+              <w:lang w:eastAsia="es-ES"/>
+            </w:rPr>
+          </w:pPr>
+          <w:hyperlink w:anchor="_Toc220250602" w:history="1">
+            <w:r>
+              <w:rPr>
+                <w:rStyle w:val="Hipervnculo"/>
+                <w:noProof/>
+              </w:rPr>
+              <w:t>4.2.</w:t>
+            </w:r>
+            <w:r>
+              <w:rPr>
+                <w:rFonts w:asciiTheme="minorHAnsi" w:eastAsiaTheme="minorEastAsia" w:hAnsiTheme="minorHAnsi"/>
+                <w:noProof/>
+                <w:sz w:val="24"/>
+                <w:lang w:eastAsia="es-ES"/>
+              </w:rPr>
+              <w:tab/>
+            </w:r>
+            <w:r>
+              <w:rPr>
+                <w:rStyle w:val="Hipervnculo"/>
+                <w:noProof/>
+              </w:rPr>
+              <w:t>Análisis inicial, limpieza e ingeniería de variables</w:t>
+            </w:r>
+            <w:r>
+              <w:rPr>
+                <w:noProof/>
+                <w:webHidden/>
+              </w:rPr>
+              <w:tab/>
+            </w:r>
+            <w:r>
+              <w:rPr>
+                <w:noProof/>
+                <w:webHidden/>
+              </w:rPr>
+              <w:fldChar w:fldCharType="begin"/>
+            </w:r>
+            <w:r>
+              <w:rPr>
+                <w:noProof/>
+                <w:webHidden/>
+              </w:rPr>
+              <w:instrText xml:space="preserve"> PAGEREF _Toc220250602 \h </w:instrText>
+            </w:r>
+            <w:r>
+              <w:rPr>
+                <w:noProof/>
+                <w:webHidden/>
+              </w:rPr>
+            </w:r>
+            <w:r>
+              <w:rPr>
+                <w:noProof/>
+                <w:webHidden/>
+              </w:rPr>
+              <w:fldChar w:fldCharType="separate"/>
+            </w:r>
+            <w:r>
+              <w:rPr>
+                <w:noProof/>
+                <w:webHidden/>
+              </w:rPr>
+              <w:t>7</w:t>
+            </w:r>
+            <w:r>
+              <w:rPr>
+                <w:noProof/>
+                <w:webHidden/>
+              </w:rPr>
+              <w:fldChar w:fldCharType="end"/>
+            </w:r>
+          </w:hyperlink>
+        </w:p>
+        <w:p>
+          <w:pPr>
+            <w:pStyle w:val="TDC2"/>
+            <w:tabs>
+              <w:tab w:val="right" w:leader="dot" w:pos="8494"/>
+            </w:tabs>
+            <w:rPr>
+              <w:rFonts w:asciiTheme="minorHAnsi" w:eastAsiaTheme="minorEastAsia" w:hAnsiTheme="minorHAnsi"/>
+              <w:noProof/>
+              <w:sz w:val="24"/>
+              <w:lang w:eastAsia="es-ES"/>
+            </w:rPr>
+          </w:pPr>
+          <w:hyperlink w:anchor="_Toc220250603" w:history="1">
+            <w:r>
+              <w:rPr>
+                <w:rStyle w:val="Hipervnculo"/>
+                <w:noProof/>
+              </w:rPr>
+              <w:t>4.3 Normalización y construcción de secuencias temporales</w:t>
+            </w:r>
+            <w:r>
+              <w:rPr>
+                <w:noProof/>
+                <w:webHidden/>
+              </w:rPr>
+              <w:tab/>
+            </w:r>
+            <w:r>
+              <w:rPr>
+                <w:noProof/>
+                <w:webHidden/>
+              </w:rPr>
+              <w:fldChar w:fldCharType="begin"/>
+            </w:r>
+            <w:r>
+              <w:rPr>
+                <w:noProof/>
+                <w:webHidden/>
+              </w:rPr>
+              <w:instrText xml:space="preserve"> PAGEREF _Toc220250603 \h </w:instrText>
+            </w:r>
+            <w:r>
+              <w:rPr>
+                <w:noProof/>
+                <w:webHidden/>
+              </w:rPr>
+            </w:r>
+            <w:r>
+              <w:rPr>
+                <w:noProof/>
+                <w:webHidden/>
+              </w:rPr>
+              <w:fldChar w:fldCharType="separate"/>
+            </w:r>
+            <w:r>
+              <w:rPr>
+                <w:noProof/>
+                <w:webHidden/>
+              </w:rPr>
+              <w:t>8</w:t>
+            </w:r>
+            <w:r>
+              <w:rPr>
+                <w:noProof/>
+                <w:webHidden/>
+              </w:rPr>
+              <w:fldChar w:fldCharType="end"/>
+            </w:r>
+          </w:hyperlink>
+        </w:p>
+        <w:p>
+          <w:pPr>
+            <w:pStyle w:val="TDC2"/>
+            <w:tabs>
+              <w:tab w:val="right" w:leader="dot" w:pos="8494"/>
+            </w:tabs>
+            <w:rPr>
+              <w:rFonts w:asciiTheme="minorHAnsi" w:eastAsiaTheme="minorEastAsia" w:hAnsiTheme="minorHAnsi"/>
+              <w:noProof/>
+              <w:sz w:val="24"/>
+              <w:lang w:eastAsia="es-ES"/>
+            </w:rPr>
+          </w:pPr>
+          <w:hyperlink w:anchor="_Toc220250604" w:history="1">
+            <w:r>
+              <w:rPr>
+                <w:rStyle w:val="Hipervnculo"/>
+                <w:noProof/>
+              </w:rPr>
+              <w:t>4.4 Evaluación de arquitecturas y validación cruzada</w:t>
+            </w:r>
+            <w:r>
+              <w:rPr>
+                <w:noProof/>
+                <w:webHidden/>
+              </w:rPr>
+              <w:tab/>
+            </w:r>
+            <w:r>
+              <w:rPr>
+                <w:noProof/>
+                <w:webHidden/>
+              </w:rPr>
+              <w:fldChar w:fldCharType="begin"/>
+            </w:r>
+            <w:r>
+              <w:rPr>
+                <w:noProof/>
+                <w:webHidden/>
+              </w:rPr>
+              <w:instrText xml:space="preserve"> PAGEREF _Toc220250604 \h </w:instrText>
+            </w:r>
+            <w:r>
+              <w:rPr>
+                <w:noProof/>
+                <w:webHidden/>
+              </w:rPr>
+            </w:r>
+            <w:r>
+              <w:rPr>
+                <w:noProof/>
+                <w:webHidden/>
+              </w:rPr>
+              <w:fldChar w:fldCharType="separate"/>
+            </w:r>
+            <w:r>
+              <w:rPr>
+                <w:noProof/>
+                <w:webHidden/>
+              </w:rPr>
+              <w:t>8</w:t>
+            </w:r>
+            <w:r>
+              <w:rPr>
+                <w:noProof/>
+                <w:webHidden/>
+              </w:rPr>
+              <w:fldChar w:fldCharType="end"/>
+            </w:r>
+          </w:hyperlink>
+        </w:p>
+        <w:p>
+          <w:pPr>
+            <w:pStyle w:val="TDC2"/>
+            <w:tabs>
+              <w:tab w:val="right" w:leader="dot" w:pos="8494"/>
+            </w:tabs>
+            <w:rPr>
+              <w:rFonts w:asciiTheme="minorHAnsi" w:eastAsiaTheme="minorEastAsia" w:hAnsiTheme="minorHAnsi"/>
+              <w:noProof/>
+              <w:sz w:val="24"/>
+              <w:lang w:eastAsia="es-ES"/>
+            </w:rPr>
+          </w:pPr>
+          <w:hyperlink w:anchor="_Toc220250605" w:history="1">
+            <w:r>
+              <w:rPr>
+                <w:rStyle w:val="Hipervnculo"/>
+                <w:noProof/>
+              </w:rPr>
+              <w:t>4.5 Comparación de arquitecturas y selección del modelo final</w:t>
+            </w:r>
+            <w:r>
+              <w:rPr>
+                <w:noProof/>
+                <w:webHidden/>
+              </w:rPr>
+              <w:tab/>
+            </w:r>
+            <w:r>
+              <w:rPr>
+                <w:noProof/>
+                <w:webHidden/>
+              </w:rPr>
+              <w:fldChar w:fldCharType="begin"/>
+            </w:r>
+            <w:r>
+              <w:rPr>
+                <w:noProof/>
+                <w:webHidden/>
+              </w:rPr>
+              <w:instrText xml:space="preserve"> PAGEREF _Toc220250605 \h </w:instrText>
+            </w:r>
+            <w:r>
+              <w:rPr>
+                <w:noProof/>
+                <w:webHidden/>
+              </w:rPr>
+            </w:r>
+            <w:r>
+              <w:rPr>
+                <w:noProof/>
+                <w:webHidden/>
+              </w:rPr>
+              <w:fldChar w:fldCharType="separate"/>
+            </w:r>
+            <w:r>
+              <w:rPr>
+                <w:noProof/>
+                <w:webHidden/>
+              </w:rPr>
+              <w:t>9</w:t>
+            </w:r>
+            <w:r>
+              <w:rPr>
+                <w:noProof/>
+                <w:webHidden/>
+              </w:rPr>
+              <w:fldChar w:fldCharType="end"/>
+            </w:r>
+          </w:hyperlink>
+        </w:p>
+        <w:p>
+          <w:pPr>
+            <w:pStyle w:val="TDC2"/>
+            <w:tabs>
+              <w:tab w:val="right" w:leader="dot" w:pos="8494"/>
+            </w:tabs>
+            <w:rPr>
+              <w:rFonts w:asciiTheme="minorHAnsi" w:eastAsiaTheme="minorEastAsia" w:hAnsiTheme="minorHAnsi"/>
+              <w:noProof/>
+              <w:sz w:val="24"/>
+              <w:lang w:eastAsia="es-ES"/>
+            </w:rPr>
+          </w:pPr>
+          <w:hyperlink w:anchor="_Toc220250606" w:history="1">
+            <w:r>
+              <w:rPr>
+                <w:rStyle w:val="Hipervnculo"/>
+                <w:noProof/>
+              </w:rPr>
+              <w:t>4.6 Refinamiento y mejora del modelo GRU seleccionado</w:t>
+            </w:r>
+            <w:r>
+              <w:rPr>
+                <w:noProof/>
+                <w:webHidden/>
+              </w:rPr>
+              <w:tab/>
+            </w:r>
+            <w:r>
+              <w:rPr>
+                <w:noProof/>
+                <w:webHidden/>
+              </w:rPr>
+              <w:fldChar w:fldCharType="begin"/>
+            </w:r>
+            <w:r>
+              <w:rPr>
+                <w:noProof/>
+                <w:webHidden/>
+              </w:rPr>
+              <w:instrText xml:space="preserve"> PAGEREF _Toc220250606 \h </w:instrText>
+            </w:r>
+            <w:r>
+              <w:rPr>
+                <w:noProof/>
+                <w:webHidden/>
+              </w:rPr>
+            </w:r>
+            <w:r>
+              <w:rPr>
+                <w:noProof/>
+                <w:webHidden/>
+              </w:rPr>
+              <w:fldChar w:fldCharType="separate"/>
+            </w:r>
+            <w:r>
+              <w:rPr>
+                <w:noProof/>
+                <w:webHidden/>
+              </w:rPr>
+              <w:t>10</w:t>
+            </w:r>
+            <w:r>
+              <w:rPr>
+                <w:noProof/>
+                <w:webHidden/>
+              </w:rPr>
+              <w:fldChar w:fldCharType="end"/>
+            </w:r>
+          </w:hyperlink>
+        </w:p>
+        <w:p>
+          <w:pPr>
+            <w:pStyle w:val="TDC2"/>
+            <w:tabs>
+              <w:tab w:val="right" w:leader="dot" w:pos="8494"/>
+            </w:tabs>
+            <w:rPr>
+              <w:rFonts w:asciiTheme="minorHAnsi" w:eastAsiaTheme="minorEastAsia" w:hAnsiTheme="minorHAnsi"/>
+              <w:noProof/>
+              <w:sz w:val="24"/>
+              <w:lang w:eastAsia="es-ES"/>
+            </w:rPr>
+          </w:pPr>
+          <w:hyperlink w:anchor="_Toc220250607" w:history="1">
+            <w:r>
+              <w:rPr>
+                <w:rStyle w:val="Hipervnculo"/>
+                <w:noProof/>
+              </w:rPr>
+              <w:t>4.7 Evaluación final y calibración de las predicciones</w:t>
+            </w:r>
+            <w:r>
+              <w:rPr>
+                <w:noProof/>
+                <w:webHidden/>
+              </w:rPr>
+              <w:tab/>
+            </w:r>
+            <w:r>
+              <w:rPr>
+                <w:noProof/>
+                <w:webHidden/>
+              </w:rPr>
+              <w:fldChar w:fldCharType="begin"/>
+            </w:r>
+            <w:r>
+              <w:rPr>
+                <w:noProof/>
+                <w:webHidden/>
+              </w:rPr>
+              <w:instrText xml:space="preserve"> PAGEREF _Toc220250607 \h </w:instrText>
+            </w:r>
+            <w:r>
+              <w:rPr>
+                <w:noProof/>
+                <w:webHidden/>
+              </w:rPr>
+            </w:r>
+            <w:r>
+              <w:rPr>
+                <w:noProof/>
+                <w:webHidden/>
+              </w:rPr>
+              <w:fldChar w:fldCharType="separate"/>
+            </w:r>
+            <w:r>
+              <w:rPr>
+                <w:noProof/>
+                <w:webHidden/>
+              </w:rPr>
+              <w:t>10</w:t>
+            </w:r>
+            <w:r>
+              <w:rPr>
+                <w:noProof/>
+                <w:webHidden/>
+              </w:rPr>
+              <w:fldChar w:fldCharType="end"/>
+            </w:r>
+          </w:hyperlink>
+        </w:p>
+        <w:p>
+          <w:pPr>
+            <w:pStyle w:val="TDC3"/>
+            <w:tabs>
+              <w:tab w:val="right" w:leader="dot" w:pos="8494"/>
+            </w:tabs>
+            <w:rPr>
+              <w:rFonts w:asciiTheme="minorHAnsi" w:eastAsiaTheme="minorEastAsia" w:hAnsiTheme="minorHAnsi"/>
+              <w:noProof/>
+              <w:sz w:val="24"/>
+              <w:lang w:eastAsia="es-ES"/>
+            </w:rPr>
+          </w:pPr>
+          <w:hyperlink w:anchor="_Toc220250608" w:history="1">
+            <w:r>
+              <w:rPr>
+                <w:rStyle w:val="Hipervnculo"/>
+                <w:noProof/>
+              </w:rPr>
+              <w:t>4.7.1 Evaluación inicial</w:t>
+            </w:r>
+            <w:r>
+              <w:rPr>
+                <w:noProof/>
+                <w:webHidden/>
+              </w:rPr>
+              <w:tab/>
+            </w:r>
+            <w:r>
+              <w:rPr>
+                <w:noProof/>
+                <w:webHidden/>
+              </w:rPr>
+              <w:fldChar w:fldCharType="begin"/>
+            </w:r>
+            <w:r>
+              <w:rPr>
+                <w:noProof/>
+                <w:webHidden/>
+              </w:rPr>
+              <w:instrText xml:space="preserve"> PAGEREF _Toc220250608 \h </w:instrText>
+            </w:r>
+            <w:r>
+              <w:rPr>
+                <w:noProof/>
+                <w:webHidden/>
+              </w:rPr>
+            </w:r>
+            <w:r>
+              <w:rPr>
+                <w:noProof/>
+                <w:webHidden/>
+              </w:rPr>
+              <w:fldChar w:fldCharType="separate"/>
+            </w:r>
+            <w:r>
+              <w:rPr>
+                <w:noProof/>
+                <w:webHidden/>
+              </w:rPr>
+              <w:t>10</w:t>
+            </w:r>
+            <w:r>
+              <w:rPr>
+                <w:noProof/>
+                <w:webHidden/>
+              </w:rPr>
+              <w:fldChar w:fldCharType="end"/>
+            </w:r>
+          </w:hyperlink>
+        </w:p>
+        <w:p>
+          <w:pPr>
+            <w:pStyle w:val="TDC3"/>
+            <w:tabs>
+              <w:tab w:val="right" w:leader="dot" w:pos="8494"/>
+            </w:tabs>
+            <w:rPr>
+              <w:rFonts w:asciiTheme="minorHAnsi" w:eastAsiaTheme="minorEastAsia" w:hAnsiTheme="minorHAnsi"/>
+              <w:noProof/>
+              <w:sz w:val="24"/>
+              <w:lang w:eastAsia="es-ES"/>
+            </w:rPr>
+          </w:pPr>
+          <w:hyperlink w:anchor="_Toc220250609" w:history="1">
+            <w:r>
+              <w:rPr>
+                <w:rStyle w:val="Hipervnculo"/>
+                <w:noProof/>
+              </w:rPr>
+              <w:t>4.7.2 Implementación de la calibración lineal post-predicción</w:t>
+            </w:r>
+            <w:r>
+              <w:rPr>
+                <w:noProof/>
+                <w:webHidden/>
+              </w:rPr>
+              <w:tab/>
+            </w:r>
+            <w:r>
+              <w:rPr>
+                <w:noProof/>
+                <w:webHidden/>
+              </w:rPr>
+              <w:fldChar w:fldCharType="begin"/>
+            </w:r>
+            <w:r>
+              <w:rPr>
+                <w:noProof/>
+                <w:webHidden/>
+              </w:rPr>
+              <w:instrText xml:space="preserve"> PAGEREF _Toc220250609 \h </w:instrText>
+            </w:r>
+            <w:r>
+              <w:rPr>
+                <w:noProof/>
+                <w:webHidden/>
+              </w:rPr>
+            </w:r>
+            <w:r>
+              <w:rPr>
+                <w:noProof/>
+                <w:webHidden/>
+              </w:rPr>
+              <w:fldChar w:fldCharType="separate"/>
+            </w:r>
+            <w:r>
+              <w:rPr>
+                <w:noProof/>
+                <w:webHidden/>
+              </w:rPr>
+              <w:t>11</w:t>
+            </w:r>
+            <w:r>
+              <w:rPr>
+                <w:noProof/>
+                <w:webHidden/>
+              </w:rPr>
+              <w:fldChar w:fldCharType="end"/>
+            </w:r>
+          </w:hyperlink>
+        </w:p>
+        <w:p>
+          <w:pPr>
+            <w:pStyle w:val="TDC3"/>
+            <w:tabs>
+              <w:tab w:val="right" w:leader="dot" w:pos="8494"/>
+            </w:tabs>
+            <w:rPr>
+              <w:rFonts w:asciiTheme="minorHAnsi" w:eastAsiaTheme="minorEastAsia" w:hAnsiTheme="minorHAnsi"/>
+              <w:noProof/>
+              <w:sz w:val="24"/>
+              <w:lang w:eastAsia="es-ES"/>
+            </w:rPr>
+          </w:pPr>
+          <w:hyperlink w:anchor="_Toc220250610" w:history="1">
+            <w:r>
+              <w:rPr>
+                <w:rStyle w:val="Hipervnculo"/>
+                <w:noProof/>
+              </w:rPr>
+              <w:t>4.7.3 Resultados después de calibración</w:t>
+            </w:r>
+            <w:r>
+              <w:rPr>
+                <w:noProof/>
+                <w:webHidden/>
+              </w:rPr>
+              <w:tab/>
+            </w:r>
+            <w:r>
+              <w:rPr>
+                <w:noProof/>
+                <w:webHidden/>
+              </w:rPr>
+              <w:fldChar w:fldCharType="begin"/>
+            </w:r>
+            <w:r>
+              <w:rPr>
+                <w:noProof/>
+                <w:webHidden/>
+              </w:rPr>
+              <w:instrText xml:space="preserve"> PAGEREF _Toc220250610 \h </w:instrText>
+            </w:r>
+            <w:r>
+              <w:rPr>
+                <w:noProof/>
+                <w:webHidden/>
+              </w:rPr>
+            </w:r>
+            <w:r>
+              <w:rPr>
+                <w:noProof/>
+                <w:webHidden/>
+              </w:rPr>
+              <w:fldChar w:fldCharType="separate"/>
+            </w:r>
+            <w:r>
+              <w:rPr>
+                <w:noProof/>
+                <w:webHidden/>
+              </w:rPr>
+              <w:t>12</w:t>
+            </w:r>
+            <w:r>
+              <w:rPr>
+                <w:noProof/>
+                <w:webHidden/>
+              </w:rPr>
+              <w:fldChar w:fldCharType="end"/>
+            </w:r>
+          </w:hyperlink>
+        </w:p>
+        <w:p>
+          <w:pPr>
+            <w:pStyle w:val="TDC2"/>
+            <w:tabs>
+              <w:tab w:val="right" w:leader="dot" w:pos="8494"/>
+            </w:tabs>
+            <w:rPr>
+              <w:rFonts w:asciiTheme="minorHAnsi" w:eastAsiaTheme="minorEastAsia" w:hAnsiTheme="minorHAnsi"/>
+              <w:noProof/>
+              <w:sz w:val="24"/>
+              <w:lang w:eastAsia="es-ES"/>
+            </w:rPr>
+          </w:pPr>
+          <w:hyperlink w:anchor="_Toc220250611" w:history="1">
+            <w:r>
+              <w:rPr>
+                <w:rStyle w:val="Hipervnculo"/>
+                <w:noProof/>
+              </w:rPr>
+              <w:t>4.8 Conclusiones del capítulo</w:t>
+            </w:r>
+            <w:r>
+              <w:rPr>
+                <w:noProof/>
+                <w:webHidden/>
+              </w:rPr>
+              <w:tab/>
+            </w:r>
+            <w:r>
+              <w:rPr>
+                <w:noProof/>
+                <w:webHidden/>
+              </w:rPr>
+              <w:fldChar w:fldCharType="begin"/>
+            </w:r>
+            <w:r>
+              <w:rPr>
+                <w:noProof/>
+                <w:webHidden/>
+              </w:rPr>
+              <w:instrText xml:space="preserve"> PAGEREF _Toc220250611 \h </w:instrText>
+            </w:r>
+            <w:r>
+              <w:rPr>
+                <w:noProof/>
+                <w:webHidden/>
+              </w:rPr>
+            </w:r>
+            <w:r>
+              <w:rPr>
+                <w:noProof/>
+                <w:webHidden/>
+              </w:rPr>
+              <w:fldChar w:fldCharType="separate"/>
+            </w:r>
+            <w:r>
+              <w:rPr>
+                <w:noProof/>
+                <w:webHidden/>
+              </w:rPr>
+              <w:t>12</w:t>
             </w:r>
             <w:r>
               <w:rPr>
@@ -3434,12 +3086,1738 @@
               <w:lang w:eastAsia="es-ES"/>
             </w:rPr>
           </w:pPr>
-          <w:hyperlink w:anchor="_Toc220098327" w:history="1">
+          <w:hyperlink w:anchor="_Toc220250612" w:history="1">
             <w:r>
               <w:rPr>
                 <w:rStyle w:val="Hipervnculo"/>
                 <w:noProof/>
               </w:rPr>
+              <w:t>5. Diseño de agentes basados en datos</w:t>
+            </w:r>
+            <w:r>
+              <w:rPr>
+                <w:noProof/>
+                <w:webHidden/>
+              </w:rPr>
+              <w:tab/>
+            </w:r>
+            <w:r>
+              <w:rPr>
+                <w:noProof/>
+                <w:webHidden/>
+              </w:rPr>
+              <w:fldChar w:fldCharType="begin"/>
+            </w:r>
+            <w:r>
+              <w:rPr>
+                <w:noProof/>
+                <w:webHidden/>
+              </w:rPr>
+              <w:instrText xml:space="preserve"> PAGEREF _Toc220250612 \h </w:instrText>
+            </w:r>
+            <w:r>
+              <w:rPr>
+                <w:noProof/>
+                <w:webHidden/>
+              </w:rPr>
+            </w:r>
+            <w:r>
+              <w:rPr>
+                <w:noProof/>
+                <w:webHidden/>
+              </w:rPr>
+              <w:fldChar w:fldCharType="separate"/>
+            </w:r>
+            <w:r>
+              <w:rPr>
+                <w:noProof/>
+                <w:webHidden/>
+              </w:rPr>
+              <w:t>13</w:t>
+            </w:r>
+            <w:r>
+              <w:rPr>
+                <w:noProof/>
+                <w:webHidden/>
+              </w:rPr>
+              <w:fldChar w:fldCharType="end"/>
+            </w:r>
+          </w:hyperlink>
+        </w:p>
+        <w:p>
+          <w:pPr>
+            <w:pStyle w:val="TDC2"/>
+            <w:tabs>
+              <w:tab w:val="right" w:leader="dot" w:pos="8494"/>
+            </w:tabs>
+            <w:rPr>
+              <w:rFonts w:asciiTheme="minorHAnsi" w:eastAsiaTheme="minorEastAsia" w:hAnsiTheme="minorHAnsi"/>
+              <w:noProof/>
+              <w:sz w:val="24"/>
+              <w:lang w:eastAsia="es-ES"/>
+            </w:rPr>
+          </w:pPr>
+          <w:hyperlink w:anchor="_Toc220250613" w:history="1">
+            <w:r>
+              <w:rPr>
+                <w:rStyle w:val="Hipervnculo"/>
+                <w:noProof/>
+              </w:rPr>
+              <w:t>5.1 Arquitectura común de los agentes basados en RAG</w:t>
+            </w:r>
+            <w:r>
+              <w:rPr>
+                <w:noProof/>
+                <w:webHidden/>
+              </w:rPr>
+              <w:tab/>
+            </w:r>
+            <w:r>
+              <w:rPr>
+                <w:noProof/>
+                <w:webHidden/>
+              </w:rPr>
+              <w:fldChar w:fldCharType="begin"/>
+            </w:r>
+            <w:r>
+              <w:rPr>
+                <w:noProof/>
+                <w:webHidden/>
+              </w:rPr>
+              <w:instrText xml:space="preserve"> PAGEREF _Toc220250613 \h </w:instrText>
+            </w:r>
+            <w:r>
+              <w:rPr>
+                <w:noProof/>
+                <w:webHidden/>
+              </w:rPr>
+            </w:r>
+            <w:r>
+              <w:rPr>
+                <w:noProof/>
+                <w:webHidden/>
+              </w:rPr>
+              <w:fldChar w:fldCharType="separate"/>
+            </w:r>
+            <w:r>
+              <w:rPr>
+                <w:noProof/>
+                <w:webHidden/>
+              </w:rPr>
+              <w:t>13</w:t>
+            </w:r>
+            <w:r>
+              <w:rPr>
+                <w:noProof/>
+                <w:webHidden/>
+              </w:rPr>
+              <w:fldChar w:fldCharType="end"/>
+            </w:r>
+          </w:hyperlink>
+        </w:p>
+        <w:p>
+          <w:pPr>
+            <w:pStyle w:val="TDC3"/>
+            <w:tabs>
+              <w:tab w:val="right" w:leader="dot" w:pos="8494"/>
+            </w:tabs>
+            <w:rPr>
+              <w:rFonts w:asciiTheme="minorHAnsi" w:eastAsiaTheme="minorEastAsia" w:hAnsiTheme="minorHAnsi"/>
+              <w:noProof/>
+              <w:sz w:val="24"/>
+              <w:lang w:eastAsia="es-ES"/>
+            </w:rPr>
+          </w:pPr>
+          <w:hyperlink w:anchor="_Toc220250614" w:history="1">
+            <w:r>
+              <w:rPr>
+                <w:rStyle w:val="Hipervnculo"/>
+                <w:noProof/>
+              </w:rPr>
+              <w:t>5.1.1 Pipeline RAG compartido</w:t>
+            </w:r>
+            <w:r>
+              <w:rPr>
+                <w:noProof/>
+                <w:webHidden/>
+              </w:rPr>
+              <w:tab/>
+            </w:r>
+            <w:r>
+              <w:rPr>
+                <w:noProof/>
+                <w:webHidden/>
+              </w:rPr>
+              <w:fldChar w:fldCharType="begin"/>
+            </w:r>
+            <w:r>
+              <w:rPr>
+                <w:noProof/>
+                <w:webHidden/>
+              </w:rPr>
+              <w:instrText xml:space="preserve"> PAGEREF _Toc220250614 \h </w:instrText>
+            </w:r>
+            <w:r>
+              <w:rPr>
+                <w:noProof/>
+                <w:webHidden/>
+              </w:rPr>
+            </w:r>
+            <w:r>
+              <w:rPr>
+                <w:noProof/>
+                <w:webHidden/>
+              </w:rPr>
+              <w:fldChar w:fldCharType="separate"/>
+            </w:r>
+            <w:r>
+              <w:rPr>
+                <w:noProof/>
+                <w:webHidden/>
+              </w:rPr>
+              <w:t>13</w:t>
+            </w:r>
+            <w:r>
+              <w:rPr>
+                <w:noProof/>
+                <w:webHidden/>
+              </w:rPr>
+              <w:fldChar w:fldCharType="end"/>
+            </w:r>
+          </w:hyperlink>
+        </w:p>
+        <w:p>
+          <w:pPr>
+            <w:pStyle w:val="TDC3"/>
+            <w:tabs>
+              <w:tab w:val="right" w:leader="dot" w:pos="8494"/>
+            </w:tabs>
+            <w:rPr>
+              <w:rFonts w:asciiTheme="minorHAnsi" w:eastAsiaTheme="minorEastAsia" w:hAnsiTheme="minorHAnsi"/>
+              <w:noProof/>
+              <w:sz w:val="24"/>
+              <w:lang w:eastAsia="es-ES"/>
+            </w:rPr>
+          </w:pPr>
+          <w:hyperlink w:anchor="_Toc220250615" w:history="1">
+            <w:r>
+              <w:rPr>
+                <w:rStyle w:val="Hipervnculo"/>
+                <w:noProof/>
+              </w:rPr>
+              <w:t>5.1.2 Representación vectorial y recuperación</w:t>
+            </w:r>
+            <w:r>
+              <w:rPr>
+                <w:noProof/>
+                <w:webHidden/>
+              </w:rPr>
+              <w:tab/>
+            </w:r>
+            <w:r>
+              <w:rPr>
+                <w:noProof/>
+                <w:webHidden/>
+              </w:rPr>
+              <w:fldChar w:fldCharType="begin"/>
+            </w:r>
+            <w:r>
+              <w:rPr>
+                <w:noProof/>
+                <w:webHidden/>
+              </w:rPr>
+              <w:instrText xml:space="preserve"> PAGEREF _Toc220250615 \h </w:instrText>
+            </w:r>
+            <w:r>
+              <w:rPr>
+                <w:noProof/>
+                <w:webHidden/>
+              </w:rPr>
+            </w:r>
+            <w:r>
+              <w:rPr>
+                <w:noProof/>
+                <w:webHidden/>
+              </w:rPr>
+              <w:fldChar w:fldCharType="separate"/>
+            </w:r>
+            <w:r>
+              <w:rPr>
+                <w:noProof/>
+                <w:webHidden/>
+              </w:rPr>
+              <w:t>13</w:t>
+            </w:r>
+            <w:r>
+              <w:rPr>
+                <w:noProof/>
+                <w:webHidden/>
+              </w:rPr>
+              <w:fldChar w:fldCharType="end"/>
+            </w:r>
+          </w:hyperlink>
+        </w:p>
+        <w:p>
+          <w:pPr>
+            <w:pStyle w:val="TDC3"/>
+            <w:tabs>
+              <w:tab w:val="right" w:leader="dot" w:pos="8494"/>
+            </w:tabs>
+            <w:rPr>
+              <w:rFonts w:asciiTheme="minorHAnsi" w:eastAsiaTheme="minorEastAsia" w:hAnsiTheme="minorHAnsi"/>
+              <w:noProof/>
+              <w:sz w:val="24"/>
+              <w:lang w:eastAsia="es-ES"/>
+            </w:rPr>
+          </w:pPr>
+          <w:hyperlink w:anchor="_Toc220250616" w:history="1">
+            <w:r>
+              <w:rPr>
+                <w:rStyle w:val="Hipervnculo"/>
+                <w:noProof/>
+              </w:rPr>
+              <w:t>5.1.3 Modelos de lenguaje y prompting</w:t>
+            </w:r>
+            <w:r>
+              <w:rPr>
+                <w:noProof/>
+                <w:webHidden/>
+              </w:rPr>
+              <w:tab/>
+            </w:r>
+            <w:r>
+              <w:rPr>
+                <w:noProof/>
+                <w:webHidden/>
+              </w:rPr>
+              <w:fldChar w:fldCharType="begin"/>
+            </w:r>
+            <w:r>
+              <w:rPr>
+                <w:noProof/>
+                <w:webHidden/>
+              </w:rPr>
+              <w:instrText xml:space="preserve"> PAGEREF _Toc220250616 \h </w:instrText>
+            </w:r>
+            <w:r>
+              <w:rPr>
+                <w:noProof/>
+                <w:webHidden/>
+              </w:rPr>
+            </w:r>
+            <w:r>
+              <w:rPr>
+                <w:noProof/>
+                <w:webHidden/>
+              </w:rPr>
+              <w:fldChar w:fldCharType="separate"/>
+            </w:r>
+            <w:r>
+              <w:rPr>
+                <w:noProof/>
+                <w:webHidden/>
+              </w:rPr>
+              <w:t>14</w:t>
+            </w:r>
+            <w:r>
+              <w:rPr>
+                <w:noProof/>
+                <w:webHidden/>
+              </w:rPr>
+              <w:fldChar w:fldCharType="end"/>
+            </w:r>
+          </w:hyperlink>
+        </w:p>
+        <w:p>
+          <w:pPr>
+            <w:pStyle w:val="TDC3"/>
+            <w:tabs>
+              <w:tab w:val="right" w:leader="dot" w:pos="8494"/>
+            </w:tabs>
+            <w:rPr>
+              <w:rFonts w:asciiTheme="minorHAnsi" w:eastAsiaTheme="minorEastAsia" w:hAnsiTheme="minorHAnsi"/>
+              <w:noProof/>
+              <w:sz w:val="24"/>
+              <w:lang w:eastAsia="es-ES"/>
+            </w:rPr>
+          </w:pPr>
+          <w:hyperlink w:anchor="_Toc220250617" w:history="1">
+            <w:r>
+              <w:rPr>
+                <w:rStyle w:val="Hipervnculo"/>
+                <w:noProof/>
+              </w:rPr>
+              <w:t>5.1.4 Gestión del estado y escalado entre agentes</w:t>
+            </w:r>
+            <w:r>
+              <w:rPr>
+                <w:noProof/>
+                <w:webHidden/>
+              </w:rPr>
+              <w:tab/>
+            </w:r>
+            <w:r>
+              <w:rPr>
+                <w:noProof/>
+                <w:webHidden/>
+              </w:rPr>
+              <w:fldChar w:fldCharType="begin"/>
+            </w:r>
+            <w:r>
+              <w:rPr>
+                <w:noProof/>
+                <w:webHidden/>
+              </w:rPr>
+              <w:instrText xml:space="preserve"> PAGEREF _Toc220250617 \h </w:instrText>
+            </w:r>
+            <w:r>
+              <w:rPr>
+                <w:noProof/>
+                <w:webHidden/>
+              </w:rPr>
+            </w:r>
+            <w:r>
+              <w:rPr>
+                <w:noProof/>
+                <w:webHidden/>
+              </w:rPr>
+              <w:fldChar w:fldCharType="separate"/>
+            </w:r>
+            <w:r>
+              <w:rPr>
+                <w:noProof/>
+                <w:webHidden/>
+              </w:rPr>
+              <w:t>14</w:t>
+            </w:r>
+            <w:r>
+              <w:rPr>
+                <w:noProof/>
+                <w:webHidden/>
+              </w:rPr>
+              <w:fldChar w:fldCharType="end"/>
+            </w:r>
+          </w:hyperlink>
+        </w:p>
+        <w:p>
+          <w:pPr>
+            <w:pStyle w:val="TDC3"/>
+            <w:tabs>
+              <w:tab w:val="right" w:leader="dot" w:pos="8494"/>
+            </w:tabs>
+            <w:rPr>
+              <w:rFonts w:asciiTheme="minorHAnsi" w:eastAsiaTheme="minorEastAsia" w:hAnsiTheme="minorHAnsi"/>
+              <w:noProof/>
+              <w:sz w:val="24"/>
+              <w:lang w:eastAsia="es-ES"/>
+            </w:rPr>
+          </w:pPr>
+          <w:hyperlink w:anchor="_Toc220250618" w:history="1">
+            <w:r>
+              <w:rPr>
+                <w:rStyle w:val="Hipervnculo"/>
+                <w:noProof/>
+              </w:rPr>
+              <w:t>5.1.5 Agente Técnico (TecnicoAgent.py)</w:t>
+            </w:r>
+            <w:r>
+              <w:rPr>
+                <w:noProof/>
+                <w:webHidden/>
+              </w:rPr>
+              <w:tab/>
+            </w:r>
+            <w:r>
+              <w:rPr>
+                <w:noProof/>
+                <w:webHidden/>
+              </w:rPr>
+              <w:fldChar w:fldCharType="begin"/>
+            </w:r>
+            <w:r>
+              <w:rPr>
+                <w:noProof/>
+                <w:webHidden/>
+              </w:rPr>
+              <w:instrText xml:space="preserve"> PAGEREF _Toc220250618 \h </w:instrText>
+            </w:r>
+            <w:r>
+              <w:rPr>
+                <w:noProof/>
+                <w:webHidden/>
+              </w:rPr>
+            </w:r>
+            <w:r>
+              <w:rPr>
+                <w:noProof/>
+                <w:webHidden/>
+              </w:rPr>
+              <w:fldChar w:fldCharType="separate"/>
+            </w:r>
+            <w:r>
+              <w:rPr>
+                <w:noProof/>
+                <w:webHidden/>
+              </w:rPr>
+              <w:t>14</w:t>
+            </w:r>
+            <w:r>
+              <w:rPr>
+                <w:noProof/>
+                <w:webHidden/>
+              </w:rPr>
+              <w:fldChar w:fldCharType="end"/>
+            </w:r>
+          </w:hyperlink>
+        </w:p>
+        <w:p>
+          <w:pPr>
+            <w:pStyle w:val="TDC3"/>
+            <w:tabs>
+              <w:tab w:val="right" w:leader="dot" w:pos="8494"/>
+            </w:tabs>
+            <w:rPr>
+              <w:rFonts w:asciiTheme="minorHAnsi" w:eastAsiaTheme="minorEastAsia" w:hAnsiTheme="minorHAnsi"/>
+              <w:noProof/>
+              <w:sz w:val="24"/>
+              <w:lang w:eastAsia="es-ES"/>
+            </w:rPr>
+          </w:pPr>
+          <w:hyperlink w:anchor="_Toc220250619" w:history="1">
+            <w:r>
+              <w:rPr>
+                <w:rStyle w:val="Hipervnculo"/>
+                <w:noProof/>
+              </w:rPr>
+              <w:t>5.1.6 Agente de Regulación (RegulacionAgent.py)</w:t>
+            </w:r>
+            <w:r>
+              <w:rPr>
+                <w:noProof/>
+                <w:webHidden/>
+              </w:rPr>
+              <w:tab/>
+            </w:r>
+            <w:r>
+              <w:rPr>
+                <w:noProof/>
+                <w:webHidden/>
+              </w:rPr>
+              <w:fldChar w:fldCharType="begin"/>
+            </w:r>
+            <w:r>
+              <w:rPr>
+                <w:noProof/>
+                <w:webHidden/>
+              </w:rPr>
+              <w:instrText xml:space="preserve"> PAGEREF _Toc220250619 \h </w:instrText>
+            </w:r>
+            <w:r>
+              <w:rPr>
+                <w:noProof/>
+                <w:webHidden/>
+              </w:rPr>
+            </w:r>
+            <w:r>
+              <w:rPr>
+                <w:noProof/>
+                <w:webHidden/>
+              </w:rPr>
+              <w:fldChar w:fldCharType="separate"/>
+            </w:r>
+            <w:r>
+              <w:rPr>
+                <w:noProof/>
+                <w:webHidden/>
+              </w:rPr>
+              <w:t>15</w:t>
+            </w:r>
+            <w:r>
+              <w:rPr>
+                <w:noProof/>
+                <w:webHidden/>
+              </w:rPr>
+              <w:fldChar w:fldCharType="end"/>
+            </w:r>
+          </w:hyperlink>
+        </w:p>
+        <w:p>
+          <w:pPr>
+            <w:pStyle w:val="TDC3"/>
+            <w:tabs>
+              <w:tab w:val="right" w:leader="dot" w:pos="8494"/>
+            </w:tabs>
+            <w:rPr>
+              <w:rFonts w:asciiTheme="minorHAnsi" w:eastAsiaTheme="minorEastAsia" w:hAnsiTheme="minorHAnsi"/>
+              <w:noProof/>
+              <w:sz w:val="24"/>
+              <w:lang w:eastAsia="es-ES"/>
+            </w:rPr>
+          </w:pPr>
+          <w:hyperlink w:anchor="_Toc220250620" w:history="1">
+            <w:r>
+              <w:rPr>
+                <w:rStyle w:val="Hipervnculo"/>
+                <w:noProof/>
+              </w:rPr>
+              <w:t>5.1.7 Agente de Criticidad (CriticidadAgent.py)</w:t>
+            </w:r>
+            <w:r>
+              <w:rPr>
+                <w:noProof/>
+                <w:webHidden/>
+              </w:rPr>
+              <w:tab/>
+            </w:r>
+            <w:r>
+              <w:rPr>
+                <w:noProof/>
+                <w:webHidden/>
+              </w:rPr>
+              <w:fldChar w:fldCharType="begin"/>
+            </w:r>
+            <w:r>
+              <w:rPr>
+                <w:noProof/>
+                <w:webHidden/>
+              </w:rPr>
+              <w:instrText xml:space="preserve"> PAGEREF _Toc220250620 \h </w:instrText>
+            </w:r>
+            <w:r>
+              <w:rPr>
+                <w:noProof/>
+                <w:webHidden/>
+              </w:rPr>
+            </w:r>
+            <w:r>
+              <w:rPr>
+                <w:noProof/>
+                <w:webHidden/>
+              </w:rPr>
+              <w:fldChar w:fldCharType="separate"/>
+            </w:r>
+            <w:r>
+              <w:rPr>
+                <w:noProof/>
+                <w:webHidden/>
+              </w:rPr>
+              <w:t>15</w:t>
+            </w:r>
+            <w:r>
+              <w:rPr>
+                <w:noProof/>
+                <w:webHidden/>
+              </w:rPr>
+              <w:fldChar w:fldCharType="end"/>
+            </w:r>
+          </w:hyperlink>
+        </w:p>
+        <w:p>
+          <w:pPr>
+            <w:pStyle w:val="TDC3"/>
+            <w:tabs>
+              <w:tab w:val="right" w:leader="dot" w:pos="8494"/>
+            </w:tabs>
+            <w:rPr>
+              <w:rFonts w:asciiTheme="minorHAnsi" w:eastAsiaTheme="minorEastAsia" w:hAnsiTheme="minorHAnsi"/>
+              <w:noProof/>
+              <w:sz w:val="24"/>
+              <w:lang w:eastAsia="es-ES"/>
+            </w:rPr>
+          </w:pPr>
+          <w:hyperlink w:anchor="_Toc220250621" w:history="1">
+            <w:r>
+              <w:rPr>
+                <w:rStyle w:val="Hipervnculo"/>
+                <w:noProof/>
+              </w:rPr>
+              <w:t>5.1.8 Agente de Reparación (ReparacionAgent.py)</w:t>
+            </w:r>
+            <w:r>
+              <w:rPr>
+                <w:noProof/>
+                <w:webHidden/>
+              </w:rPr>
+              <w:tab/>
+            </w:r>
+            <w:r>
+              <w:rPr>
+                <w:noProof/>
+                <w:webHidden/>
+              </w:rPr>
+              <w:fldChar w:fldCharType="begin"/>
+            </w:r>
+            <w:r>
+              <w:rPr>
+                <w:noProof/>
+                <w:webHidden/>
+              </w:rPr>
+              <w:instrText xml:space="preserve"> PAGEREF _Toc220250621 \h </w:instrText>
+            </w:r>
+            <w:r>
+              <w:rPr>
+                <w:noProof/>
+                <w:webHidden/>
+              </w:rPr>
+            </w:r>
+            <w:r>
+              <w:rPr>
+                <w:noProof/>
+                <w:webHidden/>
+              </w:rPr>
+              <w:fldChar w:fldCharType="separate"/>
+            </w:r>
+            <w:r>
+              <w:rPr>
+                <w:noProof/>
+                <w:webHidden/>
+              </w:rPr>
+              <w:t>16</w:t>
+            </w:r>
+            <w:r>
+              <w:rPr>
+                <w:noProof/>
+                <w:webHidden/>
+              </w:rPr>
+              <w:fldChar w:fldCharType="end"/>
+            </w:r>
+          </w:hyperlink>
+        </w:p>
+        <w:p>
+          <w:pPr>
+            <w:pStyle w:val="TDC2"/>
+            <w:tabs>
+              <w:tab w:val="right" w:leader="dot" w:pos="8494"/>
+            </w:tabs>
+            <w:rPr>
+              <w:rFonts w:asciiTheme="minorHAnsi" w:eastAsiaTheme="minorEastAsia" w:hAnsiTheme="minorHAnsi"/>
+              <w:noProof/>
+              <w:sz w:val="24"/>
+              <w:lang w:eastAsia="es-ES"/>
+            </w:rPr>
+          </w:pPr>
+          <w:hyperlink w:anchor="_Toc220250622" w:history="1">
+            <w:r>
+              <w:rPr>
+                <w:rStyle w:val="Hipervnculo"/>
+                <w:noProof/>
+              </w:rPr>
+              <w:t>5.2 Agentes orientados a predicción de Vida Útil Restante (RUL)</w:t>
+            </w:r>
+            <w:r>
+              <w:rPr>
+                <w:noProof/>
+                <w:webHidden/>
+              </w:rPr>
+              <w:tab/>
+            </w:r>
+            <w:r>
+              <w:rPr>
+                <w:noProof/>
+                <w:webHidden/>
+              </w:rPr>
+              <w:fldChar w:fldCharType="begin"/>
+            </w:r>
+            <w:r>
+              <w:rPr>
+                <w:noProof/>
+                <w:webHidden/>
+              </w:rPr>
+              <w:instrText xml:space="preserve"> PAGEREF _Toc220250622 \h </w:instrText>
+            </w:r>
+            <w:r>
+              <w:rPr>
+                <w:noProof/>
+                <w:webHidden/>
+              </w:rPr>
+            </w:r>
+            <w:r>
+              <w:rPr>
+                <w:noProof/>
+                <w:webHidden/>
+              </w:rPr>
+              <w:fldChar w:fldCharType="separate"/>
+            </w:r>
+            <w:r>
+              <w:rPr>
+                <w:noProof/>
+                <w:webHidden/>
+              </w:rPr>
+              <w:t>16</w:t>
+            </w:r>
+            <w:r>
+              <w:rPr>
+                <w:noProof/>
+                <w:webHidden/>
+              </w:rPr>
+              <w:fldChar w:fldCharType="end"/>
+            </w:r>
+          </w:hyperlink>
+        </w:p>
+        <w:p>
+          <w:pPr>
+            <w:pStyle w:val="TDC3"/>
+            <w:tabs>
+              <w:tab w:val="right" w:leader="dot" w:pos="8494"/>
+            </w:tabs>
+            <w:rPr>
+              <w:rFonts w:asciiTheme="minorHAnsi" w:eastAsiaTheme="minorEastAsia" w:hAnsiTheme="minorHAnsi"/>
+              <w:noProof/>
+              <w:sz w:val="24"/>
+              <w:lang w:eastAsia="es-ES"/>
+            </w:rPr>
+          </w:pPr>
+          <w:hyperlink w:anchor="_Toc220250623" w:history="1">
+            <w:r>
+              <w:rPr>
+                <w:rStyle w:val="Hipervnculo"/>
+                <w:rFonts w:ascii="Calibri" w:hAnsi="Calibri" w:cs="Calibri"/>
+                <w:noProof/>
+              </w:rPr>
+              <w:t>5.2.1 Agente de Preprocesado RUL (PreRulAgent)</w:t>
+            </w:r>
+            <w:r>
+              <w:rPr>
+                <w:noProof/>
+                <w:webHidden/>
+              </w:rPr>
+              <w:tab/>
+            </w:r>
+            <w:r>
+              <w:rPr>
+                <w:noProof/>
+                <w:webHidden/>
+              </w:rPr>
+              <w:fldChar w:fldCharType="begin"/>
+            </w:r>
+            <w:r>
+              <w:rPr>
+                <w:noProof/>
+                <w:webHidden/>
+              </w:rPr>
+              <w:instrText xml:space="preserve"> PAGEREF _Toc220250623 \h </w:instrText>
+            </w:r>
+            <w:r>
+              <w:rPr>
+                <w:noProof/>
+                <w:webHidden/>
+              </w:rPr>
+            </w:r>
+            <w:r>
+              <w:rPr>
+                <w:noProof/>
+                <w:webHidden/>
+              </w:rPr>
+              <w:fldChar w:fldCharType="separate"/>
+            </w:r>
+            <w:r>
+              <w:rPr>
+                <w:noProof/>
+                <w:webHidden/>
+              </w:rPr>
+              <w:t>17</w:t>
+            </w:r>
+            <w:r>
+              <w:rPr>
+                <w:noProof/>
+                <w:webHidden/>
+              </w:rPr>
+              <w:fldChar w:fldCharType="end"/>
+            </w:r>
+          </w:hyperlink>
+        </w:p>
+        <w:p>
+          <w:pPr>
+            <w:pStyle w:val="TDC3"/>
+            <w:tabs>
+              <w:tab w:val="right" w:leader="dot" w:pos="8494"/>
+            </w:tabs>
+            <w:rPr>
+              <w:rFonts w:asciiTheme="minorHAnsi" w:eastAsiaTheme="minorEastAsia" w:hAnsiTheme="minorHAnsi"/>
+              <w:noProof/>
+              <w:sz w:val="24"/>
+              <w:lang w:eastAsia="es-ES"/>
+            </w:rPr>
+          </w:pPr>
+          <w:hyperlink w:anchor="_Toc220250624" w:history="1">
+            <w:r>
+              <w:rPr>
+                <w:rStyle w:val="Hipervnculo"/>
+                <w:rFonts w:eastAsia="Times New Roman"/>
+                <w:noProof/>
+                <w:lang w:eastAsia="es-ES"/>
+              </w:rPr>
+              <w:t>5.2.2 Agente de Predicción RUL (RulAgent)</w:t>
+            </w:r>
+            <w:r>
+              <w:rPr>
+                <w:noProof/>
+                <w:webHidden/>
+              </w:rPr>
+              <w:tab/>
+            </w:r>
+            <w:r>
+              <w:rPr>
+                <w:noProof/>
+                <w:webHidden/>
+              </w:rPr>
+              <w:fldChar w:fldCharType="begin"/>
+            </w:r>
+            <w:r>
+              <w:rPr>
+                <w:noProof/>
+                <w:webHidden/>
+              </w:rPr>
+              <w:instrText xml:space="preserve"> PAGEREF _Toc220250624 \h </w:instrText>
+            </w:r>
+            <w:r>
+              <w:rPr>
+                <w:noProof/>
+                <w:webHidden/>
+              </w:rPr>
+            </w:r>
+            <w:r>
+              <w:rPr>
+                <w:noProof/>
+                <w:webHidden/>
+              </w:rPr>
+              <w:fldChar w:fldCharType="separate"/>
+            </w:r>
+            <w:r>
+              <w:rPr>
+                <w:noProof/>
+                <w:webHidden/>
+              </w:rPr>
+              <w:t>17</w:t>
+            </w:r>
+            <w:r>
+              <w:rPr>
+                <w:noProof/>
+                <w:webHidden/>
+              </w:rPr>
+              <w:fldChar w:fldCharType="end"/>
+            </w:r>
+          </w:hyperlink>
+        </w:p>
+        <w:p>
+          <w:pPr>
+            <w:pStyle w:val="TDC2"/>
+            <w:tabs>
+              <w:tab w:val="right" w:leader="dot" w:pos="8494"/>
+            </w:tabs>
+            <w:rPr>
+              <w:rFonts w:asciiTheme="minorHAnsi" w:eastAsiaTheme="minorEastAsia" w:hAnsiTheme="minorHAnsi"/>
+              <w:noProof/>
+              <w:sz w:val="24"/>
+              <w:lang w:eastAsia="es-ES"/>
+            </w:rPr>
+          </w:pPr>
+          <w:hyperlink w:anchor="_Toc220250625" w:history="1">
+            <w:r>
+              <w:rPr>
+                <w:rStyle w:val="Hipervnculo"/>
+                <w:rFonts w:eastAsia="Times New Roman"/>
+                <w:noProof/>
+                <w:lang w:eastAsia="es-ES"/>
+              </w:rPr>
+              <w:t>5.3 Agentes generales y de control</w:t>
+            </w:r>
+            <w:r>
+              <w:rPr>
+                <w:noProof/>
+                <w:webHidden/>
+              </w:rPr>
+              <w:tab/>
+            </w:r>
+            <w:r>
+              <w:rPr>
+                <w:noProof/>
+                <w:webHidden/>
+              </w:rPr>
+              <w:fldChar w:fldCharType="begin"/>
+            </w:r>
+            <w:r>
+              <w:rPr>
+                <w:noProof/>
+                <w:webHidden/>
+              </w:rPr>
+              <w:instrText xml:space="preserve"> PAGEREF _Toc220250625 \h </w:instrText>
+            </w:r>
+            <w:r>
+              <w:rPr>
+                <w:noProof/>
+                <w:webHidden/>
+              </w:rPr>
+            </w:r>
+            <w:r>
+              <w:rPr>
+                <w:noProof/>
+                <w:webHidden/>
+              </w:rPr>
+              <w:fldChar w:fldCharType="separate"/>
+            </w:r>
+            <w:r>
+              <w:rPr>
+                <w:noProof/>
+                <w:webHidden/>
+              </w:rPr>
+              <w:t>18</w:t>
+            </w:r>
+            <w:r>
+              <w:rPr>
+                <w:noProof/>
+                <w:webHidden/>
+              </w:rPr>
+              <w:fldChar w:fldCharType="end"/>
+            </w:r>
+          </w:hyperlink>
+        </w:p>
+        <w:p>
+          <w:pPr>
+            <w:pStyle w:val="TDC2"/>
+            <w:tabs>
+              <w:tab w:val="right" w:leader="dot" w:pos="8494"/>
+            </w:tabs>
+            <w:rPr>
+              <w:rFonts w:asciiTheme="minorHAnsi" w:eastAsiaTheme="minorEastAsia" w:hAnsiTheme="minorHAnsi"/>
+              <w:noProof/>
+              <w:sz w:val="24"/>
+              <w:lang w:eastAsia="es-ES"/>
+            </w:rPr>
+          </w:pPr>
+          <w:hyperlink w:anchor="_Toc220250626" w:history="1">
+            <w:r>
+              <w:rPr>
+                <w:rStyle w:val="Hipervnculo"/>
+                <w:noProof/>
+              </w:rPr>
+              <w:t>5.4 Conclusiones del capítulo</w:t>
+            </w:r>
+            <w:r>
+              <w:rPr>
+                <w:noProof/>
+                <w:webHidden/>
+              </w:rPr>
+              <w:tab/>
+            </w:r>
+            <w:r>
+              <w:rPr>
+                <w:noProof/>
+                <w:webHidden/>
+              </w:rPr>
+              <w:fldChar w:fldCharType="begin"/>
+            </w:r>
+            <w:r>
+              <w:rPr>
+                <w:noProof/>
+                <w:webHidden/>
+              </w:rPr>
+              <w:instrText xml:space="preserve"> PAGEREF _Toc220250626 \h </w:instrText>
+            </w:r>
+            <w:r>
+              <w:rPr>
+                <w:noProof/>
+                <w:webHidden/>
+              </w:rPr>
+            </w:r>
+            <w:r>
+              <w:rPr>
+                <w:noProof/>
+                <w:webHidden/>
+              </w:rPr>
+              <w:fldChar w:fldCharType="separate"/>
+            </w:r>
+            <w:r>
+              <w:rPr>
+                <w:noProof/>
+                <w:webHidden/>
+              </w:rPr>
+              <w:t>18</w:t>
+            </w:r>
+            <w:r>
+              <w:rPr>
+                <w:noProof/>
+                <w:webHidden/>
+              </w:rPr>
+              <w:fldChar w:fldCharType="end"/>
+            </w:r>
+          </w:hyperlink>
+        </w:p>
+        <w:p>
+          <w:pPr>
+            <w:pStyle w:val="TDC1"/>
+            <w:tabs>
+              <w:tab w:val="right" w:leader="dot" w:pos="8494"/>
+            </w:tabs>
+            <w:rPr>
+              <w:rFonts w:asciiTheme="minorHAnsi" w:eastAsiaTheme="minorEastAsia" w:hAnsiTheme="minorHAnsi"/>
+              <w:noProof/>
+              <w:sz w:val="24"/>
+              <w:lang w:eastAsia="es-ES"/>
+            </w:rPr>
+          </w:pPr>
+          <w:hyperlink w:anchor="_Toc220250627" w:history="1">
+            <w:r>
+              <w:rPr>
+                <w:rStyle w:val="Hipervnculo"/>
+                <w:noProof/>
+              </w:rPr>
+              <w:t>6. Orquestación multiagente y ejecución del sistema</w:t>
+            </w:r>
+            <w:r>
+              <w:rPr>
+                <w:noProof/>
+                <w:webHidden/>
+              </w:rPr>
+              <w:tab/>
+            </w:r>
+            <w:r>
+              <w:rPr>
+                <w:noProof/>
+                <w:webHidden/>
+              </w:rPr>
+              <w:fldChar w:fldCharType="begin"/>
+            </w:r>
+            <w:r>
+              <w:rPr>
+                <w:noProof/>
+                <w:webHidden/>
+              </w:rPr>
+              <w:instrText xml:space="preserve"> PAGEREF _Toc220250627 \h </w:instrText>
+            </w:r>
+            <w:r>
+              <w:rPr>
+                <w:noProof/>
+                <w:webHidden/>
+              </w:rPr>
+            </w:r>
+            <w:r>
+              <w:rPr>
+                <w:noProof/>
+                <w:webHidden/>
+              </w:rPr>
+              <w:fldChar w:fldCharType="separate"/>
+            </w:r>
+            <w:r>
+              <w:rPr>
+                <w:noProof/>
+                <w:webHidden/>
+              </w:rPr>
+              <w:t>19</w:t>
+            </w:r>
+            <w:r>
+              <w:rPr>
+                <w:noProof/>
+                <w:webHidden/>
+              </w:rPr>
+              <w:fldChar w:fldCharType="end"/>
+            </w:r>
+          </w:hyperlink>
+        </w:p>
+        <w:p>
+          <w:pPr>
+            <w:pStyle w:val="TDC2"/>
+            <w:tabs>
+              <w:tab w:val="right" w:leader="dot" w:pos="8494"/>
+            </w:tabs>
+            <w:rPr>
+              <w:rFonts w:asciiTheme="minorHAnsi" w:eastAsiaTheme="minorEastAsia" w:hAnsiTheme="minorHAnsi"/>
+              <w:noProof/>
+              <w:sz w:val="24"/>
+              <w:lang w:eastAsia="es-ES"/>
+            </w:rPr>
+          </w:pPr>
+          <w:hyperlink w:anchor="_Toc220250628" w:history="1">
+            <w:r>
+              <w:rPr>
+                <w:rStyle w:val="Hipervnculo"/>
+                <w:noProof/>
+              </w:rPr>
+              <w:t>6.1 Arquitectura de orquestación</w:t>
+            </w:r>
+            <w:r>
+              <w:rPr>
+                <w:noProof/>
+                <w:webHidden/>
+              </w:rPr>
+              <w:tab/>
+            </w:r>
+            <w:r>
+              <w:rPr>
+                <w:noProof/>
+                <w:webHidden/>
+              </w:rPr>
+              <w:fldChar w:fldCharType="begin"/>
+            </w:r>
+            <w:r>
+              <w:rPr>
+                <w:noProof/>
+                <w:webHidden/>
+              </w:rPr>
+              <w:instrText xml:space="preserve"> PAGEREF _Toc220250628 \h </w:instrText>
+            </w:r>
+            <w:r>
+              <w:rPr>
+                <w:noProof/>
+                <w:webHidden/>
+              </w:rPr>
+            </w:r>
+            <w:r>
+              <w:rPr>
+                <w:noProof/>
+                <w:webHidden/>
+              </w:rPr>
+              <w:fldChar w:fldCharType="separate"/>
+            </w:r>
+            <w:r>
+              <w:rPr>
+                <w:noProof/>
+                <w:webHidden/>
+              </w:rPr>
+              <w:t>19</w:t>
+            </w:r>
+            <w:r>
+              <w:rPr>
+                <w:noProof/>
+                <w:webHidden/>
+              </w:rPr>
+              <w:fldChar w:fldCharType="end"/>
+            </w:r>
+          </w:hyperlink>
+        </w:p>
+        <w:p>
+          <w:pPr>
+            <w:pStyle w:val="TDC2"/>
+            <w:tabs>
+              <w:tab w:val="right" w:leader="dot" w:pos="8494"/>
+            </w:tabs>
+            <w:rPr>
+              <w:rFonts w:asciiTheme="minorHAnsi" w:eastAsiaTheme="minorEastAsia" w:hAnsiTheme="minorHAnsi"/>
+              <w:noProof/>
+              <w:sz w:val="24"/>
+              <w:lang w:eastAsia="es-ES"/>
+            </w:rPr>
+          </w:pPr>
+          <w:hyperlink w:anchor="_Toc220250629" w:history="1">
+            <w:r>
+              <w:rPr>
+                <w:rStyle w:val="Hipervnculo"/>
+                <w:noProof/>
+              </w:rPr>
+              <w:t>6.2 Mecanismo de routing dinámico</w:t>
+            </w:r>
+            <w:r>
+              <w:rPr>
+                <w:noProof/>
+                <w:webHidden/>
+              </w:rPr>
+              <w:tab/>
+            </w:r>
+            <w:r>
+              <w:rPr>
+                <w:noProof/>
+                <w:webHidden/>
+              </w:rPr>
+              <w:fldChar w:fldCharType="begin"/>
+            </w:r>
+            <w:r>
+              <w:rPr>
+                <w:noProof/>
+                <w:webHidden/>
+              </w:rPr>
+              <w:instrText xml:space="preserve"> PAGEREF _Toc220250629 \h </w:instrText>
+            </w:r>
+            <w:r>
+              <w:rPr>
+                <w:noProof/>
+                <w:webHidden/>
+              </w:rPr>
+            </w:r>
+            <w:r>
+              <w:rPr>
+                <w:noProof/>
+                <w:webHidden/>
+              </w:rPr>
+              <w:fldChar w:fldCharType="separate"/>
+            </w:r>
+            <w:r>
+              <w:rPr>
+                <w:noProof/>
+                <w:webHidden/>
+              </w:rPr>
+              <w:t>19</w:t>
+            </w:r>
+            <w:r>
+              <w:rPr>
+                <w:noProof/>
+                <w:webHidden/>
+              </w:rPr>
+              <w:fldChar w:fldCharType="end"/>
+            </w:r>
+          </w:hyperlink>
+        </w:p>
+        <w:p>
+          <w:pPr>
+            <w:pStyle w:val="TDC2"/>
+            <w:tabs>
+              <w:tab w:val="right" w:leader="dot" w:pos="8494"/>
+            </w:tabs>
+            <w:rPr>
+              <w:rFonts w:asciiTheme="minorHAnsi" w:eastAsiaTheme="minorEastAsia" w:hAnsiTheme="minorHAnsi"/>
+              <w:noProof/>
+              <w:sz w:val="24"/>
+              <w:lang w:eastAsia="es-ES"/>
+            </w:rPr>
+          </w:pPr>
+          <w:hyperlink w:anchor="_Toc220250630" w:history="1">
+            <w:r>
+              <w:rPr>
+                <w:rStyle w:val="Hipervnculo"/>
+                <w:noProof/>
+              </w:rPr>
+              <w:t>6.3 Flujo de información y estado compartido</w:t>
+            </w:r>
+            <w:r>
+              <w:rPr>
+                <w:noProof/>
+                <w:webHidden/>
+              </w:rPr>
+              <w:tab/>
+            </w:r>
+            <w:r>
+              <w:rPr>
+                <w:noProof/>
+                <w:webHidden/>
+              </w:rPr>
+              <w:fldChar w:fldCharType="begin"/>
+            </w:r>
+            <w:r>
+              <w:rPr>
+                <w:noProof/>
+                <w:webHidden/>
+              </w:rPr>
+              <w:instrText xml:space="preserve"> PAGEREF _Toc220250630 \h </w:instrText>
+            </w:r>
+            <w:r>
+              <w:rPr>
+                <w:noProof/>
+                <w:webHidden/>
+              </w:rPr>
+            </w:r>
+            <w:r>
+              <w:rPr>
+                <w:noProof/>
+                <w:webHidden/>
+              </w:rPr>
+              <w:fldChar w:fldCharType="separate"/>
+            </w:r>
+            <w:r>
+              <w:rPr>
+                <w:noProof/>
+                <w:webHidden/>
+              </w:rPr>
+              <w:t>20</w:t>
+            </w:r>
+            <w:r>
+              <w:rPr>
+                <w:noProof/>
+                <w:webHidden/>
+              </w:rPr>
+              <w:fldChar w:fldCharType="end"/>
+            </w:r>
+          </w:hyperlink>
+        </w:p>
+        <w:p>
+          <w:pPr>
+            <w:pStyle w:val="TDC2"/>
+            <w:tabs>
+              <w:tab w:val="right" w:leader="dot" w:pos="8494"/>
+            </w:tabs>
+            <w:rPr>
+              <w:rFonts w:asciiTheme="minorHAnsi" w:eastAsiaTheme="minorEastAsia" w:hAnsiTheme="minorHAnsi"/>
+              <w:noProof/>
+              <w:sz w:val="24"/>
+              <w:lang w:eastAsia="es-ES"/>
+            </w:rPr>
+          </w:pPr>
+          <w:hyperlink w:anchor="_Toc220250631" w:history="1">
+            <w:r>
+              <w:rPr>
+                <w:rStyle w:val="Hipervnculo"/>
+                <w:noProof/>
+              </w:rPr>
+              <w:t>6.4 Encadenamiento condicional entre agentes</w:t>
+            </w:r>
+            <w:r>
+              <w:rPr>
+                <w:noProof/>
+                <w:webHidden/>
+              </w:rPr>
+              <w:tab/>
+            </w:r>
+            <w:r>
+              <w:rPr>
+                <w:noProof/>
+                <w:webHidden/>
+              </w:rPr>
+              <w:fldChar w:fldCharType="begin"/>
+            </w:r>
+            <w:r>
+              <w:rPr>
+                <w:noProof/>
+                <w:webHidden/>
+              </w:rPr>
+              <w:instrText xml:space="preserve"> PAGEREF _Toc220250631 \h </w:instrText>
+            </w:r>
+            <w:r>
+              <w:rPr>
+                <w:noProof/>
+                <w:webHidden/>
+              </w:rPr>
+            </w:r>
+            <w:r>
+              <w:rPr>
+                <w:noProof/>
+                <w:webHidden/>
+              </w:rPr>
+              <w:fldChar w:fldCharType="separate"/>
+            </w:r>
+            <w:r>
+              <w:rPr>
+                <w:noProof/>
+                <w:webHidden/>
+              </w:rPr>
+              <w:t>20</w:t>
+            </w:r>
+            <w:r>
+              <w:rPr>
+                <w:noProof/>
+                <w:webHidden/>
+              </w:rPr>
+              <w:fldChar w:fldCharType="end"/>
+            </w:r>
+          </w:hyperlink>
+        </w:p>
+        <w:p>
+          <w:pPr>
+            <w:pStyle w:val="TDC2"/>
+            <w:tabs>
+              <w:tab w:val="right" w:leader="dot" w:pos="8494"/>
+            </w:tabs>
+            <w:rPr>
+              <w:rFonts w:asciiTheme="minorHAnsi" w:eastAsiaTheme="minorEastAsia" w:hAnsiTheme="minorHAnsi"/>
+              <w:noProof/>
+              <w:sz w:val="24"/>
+              <w:lang w:eastAsia="es-ES"/>
+            </w:rPr>
+          </w:pPr>
+          <w:hyperlink w:anchor="_Toc220250632" w:history="1">
+            <w:r>
+              <w:rPr>
+                <w:rStyle w:val="Hipervnculo"/>
+                <w:noProof/>
+              </w:rPr>
+              <w:t>6.5 Composición final de resultados</w:t>
+            </w:r>
+            <w:r>
+              <w:rPr>
+                <w:noProof/>
+                <w:webHidden/>
+              </w:rPr>
+              <w:tab/>
+            </w:r>
+            <w:r>
+              <w:rPr>
+                <w:noProof/>
+                <w:webHidden/>
+              </w:rPr>
+              <w:fldChar w:fldCharType="begin"/>
+            </w:r>
+            <w:r>
+              <w:rPr>
+                <w:noProof/>
+                <w:webHidden/>
+              </w:rPr>
+              <w:instrText xml:space="preserve"> PAGEREF _Toc220250632 \h </w:instrText>
+            </w:r>
+            <w:r>
+              <w:rPr>
+                <w:noProof/>
+                <w:webHidden/>
+              </w:rPr>
+            </w:r>
+            <w:r>
+              <w:rPr>
+                <w:noProof/>
+                <w:webHidden/>
+              </w:rPr>
+              <w:fldChar w:fldCharType="separate"/>
+            </w:r>
+            <w:r>
+              <w:rPr>
+                <w:noProof/>
+                <w:webHidden/>
+              </w:rPr>
+              <w:t>20</w:t>
+            </w:r>
+            <w:r>
+              <w:rPr>
+                <w:noProof/>
+                <w:webHidden/>
+              </w:rPr>
+              <w:fldChar w:fldCharType="end"/>
+            </w:r>
+          </w:hyperlink>
+        </w:p>
+        <w:p>
+          <w:pPr>
+            <w:pStyle w:val="TDC2"/>
+            <w:tabs>
+              <w:tab w:val="right" w:leader="dot" w:pos="8494"/>
+            </w:tabs>
+            <w:rPr>
+              <w:rFonts w:asciiTheme="minorHAnsi" w:eastAsiaTheme="minorEastAsia" w:hAnsiTheme="minorHAnsi"/>
+              <w:noProof/>
+              <w:sz w:val="24"/>
+              <w:lang w:eastAsia="es-ES"/>
+            </w:rPr>
+          </w:pPr>
+          <w:hyperlink w:anchor="_Toc220250633" w:history="1">
+            <w:r>
+              <w:rPr>
+                <w:rStyle w:val="Hipervnculo"/>
+                <w:noProof/>
+              </w:rPr>
+              <w:t>6.6 Ciclo de ejecución</w:t>
+            </w:r>
+            <w:r>
+              <w:rPr>
+                <w:noProof/>
+                <w:webHidden/>
+              </w:rPr>
+              <w:tab/>
+            </w:r>
+            <w:r>
+              <w:rPr>
+                <w:noProof/>
+                <w:webHidden/>
+              </w:rPr>
+              <w:fldChar w:fldCharType="begin"/>
+            </w:r>
+            <w:r>
+              <w:rPr>
+                <w:noProof/>
+                <w:webHidden/>
+              </w:rPr>
+              <w:instrText xml:space="preserve"> PAGEREF _Toc220250633 \h </w:instrText>
+            </w:r>
+            <w:r>
+              <w:rPr>
+                <w:noProof/>
+                <w:webHidden/>
+              </w:rPr>
+            </w:r>
+            <w:r>
+              <w:rPr>
+                <w:noProof/>
+                <w:webHidden/>
+              </w:rPr>
+              <w:fldChar w:fldCharType="separate"/>
+            </w:r>
+            <w:r>
+              <w:rPr>
+                <w:noProof/>
+                <w:webHidden/>
+              </w:rPr>
+              <w:t>20</w:t>
+            </w:r>
+            <w:r>
+              <w:rPr>
+                <w:noProof/>
+                <w:webHidden/>
+              </w:rPr>
+              <w:fldChar w:fldCharType="end"/>
+            </w:r>
+          </w:hyperlink>
+        </w:p>
+        <w:p>
+          <w:pPr>
+            <w:pStyle w:val="TDC2"/>
+            <w:tabs>
+              <w:tab w:val="right" w:leader="dot" w:pos="8494"/>
+            </w:tabs>
+            <w:rPr>
+              <w:rFonts w:asciiTheme="minorHAnsi" w:eastAsiaTheme="minorEastAsia" w:hAnsiTheme="minorHAnsi"/>
+              <w:noProof/>
+              <w:sz w:val="24"/>
+              <w:lang w:eastAsia="es-ES"/>
+            </w:rPr>
+          </w:pPr>
+          <w:hyperlink w:anchor="_Toc220250634" w:history="1">
+            <w:r>
+              <w:rPr>
+                <w:rStyle w:val="Hipervnculo"/>
+                <w:noProof/>
+              </w:rPr>
+              <w:t>6.7 Ventajas del enfoque multiagente</w:t>
+            </w:r>
+            <w:r>
+              <w:rPr>
+                <w:noProof/>
+                <w:webHidden/>
+              </w:rPr>
+              <w:tab/>
+            </w:r>
+            <w:r>
+              <w:rPr>
+                <w:noProof/>
+                <w:webHidden/>
+              </w:rPr>
+              <w:fldChar w:fldCharType="begin"/>
+            </w:r>
+            <w:r>
+              <w:rPr>
+                <w:noProof/>
+                <w:webHidden/>
+              </w:rPr>
+              <w:instrText xml:space="preserve"> PAGEREF _Toc220250634 \h </w:instrText>
+            </w:r>
+            <w:r>
+              <w:rPr>
+                <w:noProof/>
+                <w:webHidden/>
+              </w:rPr>
+            </w:r>
+            <w:r>
+              <w:rPr>
+                <w:noProof/>
+                <w:webHidden/>
+              </w:rPr>
+              <w:fldChar w:fldCharType="separate"/>
+            </w:r>
+            <w:r>
+              <w:rPr>
+                <w:noProof/>
+                <w:webHidden/>
+              </w:rPr>
+              <w:t>21</w:t>
+            </w:r>
+            <w:r>
+              <w:rPr>
+                <w:noProof/>
+                <w:webHidden/>
+              </w:rPr>
+              <w:fldChar w:fldCharType="end"/>
+            </w:r>
+          </w:hyperlink>
+        </w:p>
+        <w:p>
+          <w:pPr>
+            <w:pStyle w:val="TDC1"/>
+            <w:tabs>
+              <w:tab w:val="left" w:pos="480"/>
+              <w:tab w:val="right" w:leader="dot" w:pos="8494"/>
+            </w:tabs>
+            <w:rPr>
+              <w:rFonts w:asciiTheme="minorHAnsi" w:eastAsiaTheme="minorEastAsia" w:hAnsiTheme="minorHAnsi"/>
+              <w:noProof/>
+              <w:sz w:val="24"/>
+              <w:lang w:eastAsia="es-ES"/>
+            </w:rPr>
+          </w:pPr>
+          <w:hyperlink w:anchor="_Toc220250635" w:history="1">
+            <w:r>
+              <w:rPr>
+                <w:rStyle w:val="Hipervnculo"/>
+                <w:noProof/>
+              </w:rPr>
+              <w:t>7.</w:t>
+            </w:r>
+            <w:r>
+              <w:rPr>
+                <w:rFonts w:asciiTheme="minorHAnsi" w:eastAsiaTheme="minorEastAsia" w:hAnsiTheme="minorHAnsi"/>
+                <w:noProof/>
+                <w:sz w:val="24"/>
+                <w:lang w:eastAsia="es-ES"/>
+              </w:rPr>
+              <w:tab/>
+            </w:r>
+            <w:r>
+              <w:rPr>
+                <w:rStyle w:val="Hipervnculo"/>
+                <w:noProof/>
+              </w:rPr>
+              <w:t>Conclusiones generales y líneas futuras</w:t>
+            </w:r>
+            <w:r>
+              <w:rPr>
+                <w:noProof/>
+                <w:webHidden/>
+              </w:rPr>
+              <w:tab/>
+            </w:r>
+            <w:r>
+              <w:rPr>
+                <w:noProof/>
+                <w:webHidden/>
+              </w:rPr>
+              <w:fldChar w:fldCharType="begin"/>
+            </w:r>
+            <w:r>
+              <w:rPr>
+                <w:noProof/>
+                <w:webHidden/>
+              </w:rPr>
+              <w:instrText xml:space="preserve"> PAGEREF _Toc220250635 \h </w:instrText>
+            </w:r>
+            <w:r>
+              <w:rPr>
+                <w:noProof/>
+                <w:webHidden/>
+              </w:rPr>
+            </w:r>
+            <w:r>
+              <w:rPr>
+                <w:noProof/>
+                <w:webHidden/>
+              </w:rPr>
+              <w:fldChar w:fldCharType="separate"/>
+            </w:r>
+            <w:r>
+              <w:rPr>
+                <w:noProof/>
+                <w:webHidden/>
+              </w:rPr>
+              <w:t>21</w:t>
+            </w:r>
+            <w:r>
+              <w:rPr>
+                <w:noProof/>
+                <w:webHidden/>
+              </w:rPr>
+              <w:fldChar w:fldCharType="end"/>
+            </w:r>
+          </w:hyperlink>
+        </w:p>
+        <w:p>
+          <w:pPr>
+            <w:pStyle w:val="TDC1"/>
+            <w:tabs>
+              <w:tab w:val="right" w:leader="dot" w:pos="8494"/>
+            </w:tabs>
+            <w:rPr>
+              <w:rFonts w:asciiTheme="minorHAnsi" w:eastAsiaTheme="minorEastAsia" w:hAnsiTheme="minorHAnsi"/>
+              <w:noProof/>
+              <w:sz w:val="24"/>
+              <w:lang w:eastAsia="es-ES"/>
+            </w:rPr>
+          </w:pPr>
+          <w:hyperlink w:anchor="_Toc220250636" w:history="1">
+            <w:r>
+              <w:rPr>
+                <w:rStyle w:val="Hipervnculo"/>
+                <w:noProof/>
+              </w:rPr>
               <w:t>ANEXOS</w:t>
             </w:r>
             <w:r>
@@ -3461,7 +4839,7 @@
                 <w:noProof/>
                 <w:webHidden/>
               </w:rPr>
-              <w:instrText xml:space="preserve"> PAGEREF _Toc220098327 \h </w:instrText>
+              <w:instrText xml:space="preserve"> PAGEREF _Toc220250636 \h </w:instrText>
             </w:r>
             <w:r>
               <w:rPr>
@@ -3481,7 +4859,7 @@
                 <w:noProof/>
                 <w:webHidden/>
               </w:rPr>
-              <w:t>23</w:t>
+              <w:t>22</w:t>
             </w:r>
             <w:r>
               <w:rPr>
@@ -3703,7 +5081,7 @@
         <w:lastRenderedPageBreak/>
         <w:t xml:space="preserve"> </w:t>
       </w:r>
-      <w:bookmarkStart w:id="0" w:name="_Toc220098281"/>
+      <w:bookmarkStart w:id="0" w:name="_Toc220250590"/>
       <w:r>
         <w:t>Introducción</w:t>
       </w:r>
@@ -3957,7 +5335,7 @@
       <w:r>
         <w:t xml:space="preserve"> </w:t>
       </w:r>
-      <w:bookmarkStart w:id="1" w:name="_Toc220098282"/>
+      <w:bookmarkStart w:id="1" w:name="_Toc220250591"/>
       <w:r>
         <w:t>Marco Teórico</w:t>
       </w:r>
@@ -4339,7 +5717,7 @@
       <w:r>
         <w:t xml:space="preserve"> </w:t>
       </w:r>
-      <w:bookmarkStart w:id="4" w:name="_Toc220098283"/>
+      <w:bookmarkStart w:id="4" w:name="_Toc220250592"/>
       <w:r>
         <w:t>Preparación de datos para sistemas RAG</w:t>
       </w:r>
@@ -4455,7 +5833,7 @@
       <w:r>
         <w:t xml:space="preserve"> </w:t>
       </w:r>
-      <w:bookmarkStart w:id="5" w:name="_Toc220098284"/>
+      <w:bookmarkStart w:id="5" w:name="_Toc220250593"/>
       <w:r>
         <w:t>Fuentes de datos textuales</w:t>
       </w:r>
@@ -4480,10 +5858,13 @@
           <w:numId w:val="43"/>
         </w:numPr>
       </w:pPr>
-      <w:bookmarkStart w:id="6" w:name="_Toc220098285"/>
       <w:r>
         <w:lastRenderedPageBreak/>
-        <w:t xml:space="preserve"> Documentación técnica y normativa</w:t>
+        <w:t xml:space="preserve"> </w:t>
+      </w:r>
+      <w:bookmarkStart w:id="6" w:name="_Toc220250594"/>
+      <w:r>
+        <w:t>Documentación técnica y normativa</w:t>
       </w:r>
       <w:r>
         <w:t xml:space="preserve"> (PDFs)</w:t>
@@ -4624,7 +6005,7 @@
       <w:pPr>
         <w:pStyle w:val="Ttulo3"/>
       </w:pPr>
-      <w:bookmarkStart w:id="8" w:name="_Toc220098286"/>
+      <w:bookmarkStart w:id="8" w:name="_Toc220250595"/>
       <w:r>
         <w:t>3.1.2 Bases de datos de reportes y eventos</w:t>
       </w:r>
@@ -4734,9 +6115,12 @@
           <w:numId w:val="43"/>
         </w:numPr>
       </w:pPr>
-      <w:bookmarkStart w:id="9" w:name="_Toc220098287"/>
-      <w:r>
-        <w:t xml:space="preserve"> Extracción y limpieza del texto</w:t>
+      <w:r>
+        <w:t xml:space="preserve"> </w:t>
+      </w:r>
+      <w:bookmarkStart w:id="9" w:name="_Toc220250596"/>
+      <w:r>
+        <w:t>Extracción y limpieza del texto</w:t>
       </w:r>
       <w:bookmarkEnd w:id="9"/>
     </w:p>
@@ -5834,10 +7218,10 @@
           <w:numId w:val="43"/>
         </w:numPr>
       </w:pPr>
-      <w:bookmarkStart w:id="10" w:name="_Toc220098288"/>
       <w:r>
         <w:t xml:space="preserve"> </w:t>
       </w:r>
+      <w:bookmarkStart w:id="10" w:name="_Toc220250597"/>
       <w:r>
         <w:t>Segmentación</w:t>
       </w:r>
@@ -5960,9 +7344,12 @@
           <w:numId w:val="43"/>
         </w:numPr>
       </w:pPr>
-      <w:bookmarkStart w:id="11" w:name="_Toc220098289"/>
-      <w:r>
-        <w:t xml:space="preserve"> Generación de embeddings y representación vectorial</w:t>
+      <w:r>
+        <w:t xml:space="preserve"> </w:t>
+      </w:r>
+      <w:bookmarkStart w:id="11" w:name="_Toc220250598"/>
+      <w:r>
+        <w:t>Generación de embeddings y representación vectorial</w:t>
       </w:r>
       <w:bookmarkEnd w:id="11"/>
     </w:p>
@@ -6140,9 +7527,12 @@
           <w:numId w:val="43"/>
         </w:numPr>
       </w:pPr>
-      <w:bookmarkStart w:id="12" w:name="_Toc220098290"/>
-      <w:r>
-        <w:t xml:space="preserve"> Consideraciones metodológicas</w:t>
+      <w:r>
+        <w:t xml:space="preserve"> </w:t>
+      </w:r>
+      <w:bookmarkStart w:id="12" w:name="_Toc220250599"/>
+      <w:r>
+        <w:t>Consideraciones metodológicas</w:t>
       </w:r>
       <w:bookmarkEnd w:id="12"/>
     </w:p>
@@ -6210,7 +7600,17 @@
     <w:p>
       <w:r>
         <w:lastRenderedPageBreak/>
-        <w:t>Adicionalmente, se aplican filtros por metadatos (sistema, fase de vuelo y FAR Part), aumentando la precisión de la recuperación. Esta arquitectura constituye una aportación metodológica central del trabajo.</w:t>
+        <w:t xml:space="preserve">Adicionalmente, se </w:t>
+      </w:r>
+      <w:r>
+        <w:rPr>
+          <w:b/>
+          <w:bCs/>
+        </w:rPr>
+        <w:t>aplican filtros por metadatos</w:t>
+      </w:r>
+      <w:r>
+        <w:t xml:space="preserve"> (sistema, fase de vuelo y FAR Part), aumentando la precisión de la recuperación. Esta arquitectura constituye una aportación metodológica central del trabajo.</w:t>
       </w:r>
     </w:p>
     <w:p>
@@ -6224,7 +7624,7 @@
       <w:r>
         <w:t xml:space="preserve"> </w:t>
       </w:r>
-      <w:bookmarkStart w:id="13" w:name="_Toc220098291"/>
+      <w:bookmarkStart w:id="13" w:name="_Toc220250600"/>
       <w:r>
         <w:t>Preparación de datos y modelado para la predicción de la Vida Útil Restante (RUL)</w:t>
       </w:r>
@@ -6239,20 +7639,23 @@
           <w:b/>
           <w:bCs/>
         </w:rPr>
-        <w:t>Retrieval Augmented Generation (RAG)</w:t>
-      </w:r>
-      <w:r>
-        <w:t xml:space="preserve">, este trabajo aborda un problema central de la analítica predictiva basada en datos: la </w:t>
-      </w:r>
-      <w:r>
-        <w:rPr>
-          <w:b/>
-          <w:bCs/>
-        </w:rPr>
-        <w:t>predicción de la Vida Útil Restante (RUL)</w:t>
-      </w:r>
-      <w:r>
-        <w:t xml:space="preserve"> de </w:t>
+        <w:t xml:space="preserve">RAG, </w:t>
+      </w:r>
+      <w:r>
+        <w:t xml:space="preserve">este trabajo aborda un problema central de la analítica predictiva basada en datos: la </w:t>
+      </w:r>
+      <w:r>
+        <w:rPr>
+          <w:b/>
+          <w:bCs/>
+        </w:rPr>
+        <w:t>predicción de RUL</w:t>
+      </w:r>
+      <w:r>
+        <w:t xml:space="preserve"> </w:t>
+      </w:r>
+      <w:r>
+        <w:t xml:space="preserve">de </w:t>
       </w:r>
       <w:r>
         <w:t xml:space="preserve">motores aeronáuticos </w:t>
@@ -6404,10 +7807,10 @@
           <w:numId w:val="43"/>
         </w:numPr>
       </w:pPr>
-      <w:bookmarkStart w:id="14" w:name="_Toc220098292"/>
       <w:r>
         <w:t xml:space="preserve"> </w:t>
       </w:r>
+      <w:bookmarkStart w:id="14" w:name="_Toc220250601"/>
       <w:r>
         <w:t>Conjunto de datos CMAPSS y escenario experimental</w:t>
       </w:r>
@@ -6830,9 +8233,12 @@
           <w:numId w:val="43"/>
         </w:numPr>
       </w:pPr>
-      <w:bookmarkStart w:id="15" w:name="_Toc220098293"/>
-      <w:r>
-        <w:t xml:space="preserve"> Análisis inicial</w:t>
+      <w:r>
+        <w:t xml:space="preserve"> </w:t>
+      </w:r>
+      <w:bookmarkStart w:id="15" w:name="_Toc220250602"/>
+      <w:r>
+        <w:t>Análisis inicial</w:t>
       </w:r>
       <w:r>
         <w:t>, limpieza e ingeniería de variables</w:t>
@@ -6858,25 +8264,18 @@
           <w:b/>
           <w:bCs/>
         </w:rPr>
-        <w:t xml:space="preserve">verificación de valores nulos, la comprobación </w:t>
-      </w:r>
-      <w:r>
-        <w:rPr>
-          <w:b/>
-          <w:bCs/>
-        </w:rPr>
+        <w:t>verificación de valores nulos, la comprobación de la correspondencia entre unidades de test y valores de RUL, y la identificación de variables constantes o con varianza nula.</w:t>
+      </w:r>
+    </w:p>
+    <w:p>
+      <w:pPr>
+        <w:rPr>
+          <w:b/>
+          <w:bCs/>
+        </w:rPr>
+      </w:pPr>
+      <w:r>
         <w:lastRenderedPageBreak/>
-        <w:t>de la correspondencia entre unidades de test y valores de RUL, y la identificación de variables constantes o con varianza nula.</w:t>
-      </w:r>
-    </w:p>
-    <w:p>
-      <w:pPr>
-        <w:rPr>
-          <w:b/>
-          <w:bCs/>
-        </w:rPr>
-      </w:pPr>
-      <w:r>
         <w:t xml:space="preserve">Como resultado, se detectó que </w:t>
       </w:r>
       <w:r>
@@ -6961,7 +8360,7 @@
       <w:pPr>
         <w:pStyle w:val="Ttulo2"/>
       </w:pPr>
-      <w:bookmarkStart w:id="17" w:name="_Toc220098294"/>
+      <w:bookmarkStart w:id="17" w:name="_Toc220250603"/>
       <w:r>
         <w:t>4.</w:t>
       </w:r>
@@ -7042,7 +8441,7 @@
       <w:pPr>
         <w:pStyle w:val="Ttulo2"/>
       </w:pPr>
-      <w:bookmarkStart w:id="19" w:name="_Toc220098295"/>
+      <w:bookmarkStart w:id="19" w:name="_Toc220250604"/>
       <w:r>
         <w:t>4.</w:t>
       </w:r>
@@ -7237,6 +8636,7 @@
     </w:p>
     <w:p>
       <w:pPr>
+        <w:keepNext/>
         <w:jc w:val="center"/>
       </w:pPr>
       <w:r>
@@ -7257,7 +8657,7 @@
                     <pic:cNvPicPr/>
                   </pic:nvPicPr>
                   <pic:blipFill>
-                    <a:blip r:embed="rId12"/>
+                    <a:blip r:embed="rId14"/>
                     <a:stretch>
                       <a:fillRect/>
                     </a:stretch>
@@ -7279,15 +8679,43 @@
       </w:r>
     </w:p>
     <w:p>
-      <w:r>
-        <w:t>[Figura 4.3: Distribución del RMSE por arquitectura y subconjunto FD en validación cruzada]</w:t>
+      <w:pPr>
+        <w:pStyle w:val="Descripcin"/>
+        <w:jc w:val="center"/>
+      </w:pPr>
+      <w:r>
+        <w:t xml:space="preserve">Ilustración </w:t>
+      </w:r>
+      <w:r>
+        <w:fldChar w:fldCharType="begin"/>
+      </w:r>
+      <w:r>
+        <w:instrText xml:space="preserve"> SEQ Ilustración \* ARABIC </w:instrText>
+      </w:r>
+      <w:r>
+        <w:fldChar w:fldCharType="separate"/>
+      </w:r>
+      <w:r>
+        <w:rPr>
+          <w:noProof/>
+        </w:rPr>
+        <w:t>1</w:t>
+      </w:r>
+      <w:r>
+        <w:fldChar w:fldCharType="end"/>
+      </w:r>
+      <w:r>
+        <w:t xml:space="preserve">: </w:t>
+      </w:r>
+      <w:r>
+        <w:t>Distribución del RMSE por arquitectura y subconjunto FD en validación cruzada</w:t>
       </w:r>
     </w:p>
     <w:p>
       <w:pPr>
         <w:pStyle w:val="Ttulo2"/>
       </w:pPr>
-      <w:bookmarkStart w:id="21" w:name="_Toc220098296"/>
+      <w:bookmarkStart w:id="21" w:name="_Toc220250605"/>
       <w:r>
         <w:t>4.</w:t>
       </w:r>
@@ -7540,12 +8968,66 @@
         </w:numPr>
       </w:pPr>
       <w:r>
-        <w:t>Aunque algunas arquitecturas alcanzan valores competitivos en el conjunto de test, su elevada inestabilidad en validación cruzada limita su fiabilidad en escenarios operativos reales.</w:t>
-      </w:r>
-    </w:p>
-    <w:p>
+        <w:t xml:space="preserve">Aunque algunas arquitecturas alcanzan valores competitivos en el conjunto </w:t>
+      </w:r>
+      <w:proofErr w:type="gramStart"/>
+      <w:r>
+        <w:t>de test</w:t>
+      </w:r>
+      <w:proofErr w:type="gramEnd"/>
+      <w:r>
+        <w:t>, su elevada inestabilidad en validación cruzada limita su fiabilidad en escenarios operativos reales.</w:t>
+      </w:r>
+    </w:p>
+    <w:p>
+      <w:commentRangeStart w:id="22"/>
       <w:r>
         <w:lastRenderedPageBreak/>
+        <w:t>Se puede ver en los anexos, la gráfica que nos muestra por cada FD y arquitectura, los valores de RUL real vs predicho.</w:t>
+      </w:r>
+      <w:commentRangeEnd w:id="22"/>
+      <w:r>
+        <w:rPr>
+          <w:rStyle w:val="Refdecomentario"/>
+        </w:rPr>
+        <w:commentReference w:id="22"/>
+      </w:r>
+      <w:r>
+        <w:t xml:space="preserve"> </w:t>
+      </w:r>
+      <w:r>
+        <w:fldChar w:fldCharType="begin"/>
+      </w:r>
+      <w:r>
+        <w:instrText xml:space="preserve"> REF _Ref220250339 \h </w:instrText>
+      </w:r>
+      <w:r>
+        <w:fldChar w:fldCharType="separate"/>
+      </w:r>
+      <w:r>
+        <w:t xml:space="preserve">Ilustración </w:t>
+      </w:r>
+      <w:r>
+        <w:rPr>
+          <w:noProof/>
+        </w:rPr>
+        <w:t>3</w:t>
+      </w:r>
+      <w:r>
+        <w:t xml:space="preserve">: </w:t>
+      </w:r>
+      <w:r>
+        <w:t>G</w:t>
+      </w:r>
+      <w:r>
+        <w:t>ráfica valores Reales vs Predichos de RUL por Arquitectura y FD</w:t>
+      </w:r>
+      <w:r>
+        <w:fldChar w:fldCharType="end"/>
+      </w:r>
+    </w:p>
+    <w:p>
+      <w:r>
         <w:t xml:space="preserve">De forma agregada, el análisis evidencia que las </w:t>
       </w:r>
       <w:r>
@@ -7570,6 +9052,10 @@
       </w:r>
     </w:p>
     <w:p>
+      <w:pPr>
+        <w:keepNext/>
+        <w:jc w:val="center"/>
+      </w:pPr>
       <w:r>
         <w:drawing>
           <wp:inline distT="0" distB="0" distL="0" distR="0" wp14:anchorId="6E5604DF" wp14:editId="365A0ACE">
@@ -7587,7 +9073,7 @@
                     <pic:cNvPicPr/>
                   </pic:nvPicPr>
                   <pic:blipFill>
-                    <a:blip r:embed="rId13"/>
+                    <a:blip r:embed="rId15"/>
                     <a:stretch>
                       <a:fillRect/>
                     </a:stretch>
@@ -7607,18 +9093,45 @@
           </wp:inline>
         </w:drawing>
       </w:r>
-      <w:r>
-        <w:br w:type="textWrapping" w:clear="all"/>
-      </w:r>
-      <w:r>
-        <w:t>[Tabla 4.1: Resumen de métricas agregadas de validación cruzada y test por arquitectura y subconjunto FD]</w:t>
+    </w:p>
+    <w:p>
+      <w:pPr>
+        <w:pStyle w:val="Descripcin"/>
+        <w:jc w:val="center"/>
+      </w:pPr>
+      <w:r>
+        <w:t xml:space="preserve">Tabla </w:t>
+      </w:r>
+      <w:r>
+        <w:fldChar w:fldCharType="begin"/>
+      </w:r>
+      <w:r>
+        <w:instrText xml:space="preserve"> SEQ Tabla \* ARABIC </w:instrText>
+      </w:r>
+      <w:r>
+        <w:fldChar w:fldCharType="separate"/>
+      </w:r>
+      <w:r>
+        <w:rPr>
+          <w:noProof/>
+        </w:rPr>
+        <w:t>1</w:t>
+      </w:r>
+      <w:r>
+        <w:fldChar w:fldCharType="end"/>
+      </w:r>
+      <w:r>
+        <w:t>:</w:t>
+      </w:r>
+      <w:r>
+        <w:t xml:space="preserve"> Resumen de métricas agregadas de validación cruzada y test por arquitectura y subconjunto FD</w:t>
       </w:r>
     </w:p>
     <w:p>
       <w:pPr>
         <w:pStyle w:val="Ttulo2"/>
       </w:pPr>
-      <w:bookmarkStart w:id="22" w:name="_Toc220098297"/>
+      <w:bookmarkStart w:id="23" w:name="_Toc220250606"/>
       <w:r>
         <w:t>4.</w:t>
       </w:r>
@@ -7628,7 +9141,7 @@
       <w:r>
         <w:t xml:space="preserve"> Refinamiento y mejora del modelo GRU seleccionado</w:t>
       </w:r>
-      <w:bookmarkEnd w:id="22"/>
+      <w:bookmarkEnd w:id="23"/>
     </w:p>
     <w:p>
       <w:r>
@@ -7656,7 +9169,13 @@
         <w:t>Modelo:</w:t>
       </w:r>
       <w:r>
-        <w:t xml:space="preserve"> GRU (Gated Recurrent Unit) de dos capas con las siguientes características:</w:t>
+        <w:t xml:space="preserve"> GRU (Gated Recurrent Unit) de dos capas </w:t>
+      </w:r>
+      <w:r>
+        <w:t>apiladas</w:t>
+      </w:r>
+      <w:r>
+        <w:t>:</w:t>
       </w:r>
     </w:p>
     <w:p>
@@ -7889,7 +9408,7 @@
       <w:pPr>
         <w:pStyle w:val="Ttulo2"/>
       </w:pPr>
-      <w:bookmarkStart w:id="23" w:name="_Toc220098298"/>
+      <w:bookmarkStart w:id="24" w:name="_Toc220250607"/>
       <w:r>
         <w:t>4.</w:t>
       </w:r>
@@ -7899,17 +9418,17 @@
       <w:r>
         <w:t xml:space="preserve"> Evaluación final y calibración de las predicciones</w:t>
       </w:r>
-      <w:bookmarkEnd w:id="23"/>
+      <w:bookmarkEnd w:id="24"/>
     </w:p>
     <w:p>
       <w:pPr>
         <w:pStyle w:val="Ttulo3"/>
       </w:pPr>
-      <w:bookmarkStart w:id="24" w:name="_Toc220098299"/>
+      <w:bookmarkStart w:id="25" w:name="_Toc220250608"/>
       <w:r>
         <w:t>4.7.1 Evaluación inicial</w:t>
       </w:r>
-      <w:bookmarkEnd w:id="24"/>
+      <w:bookmarkEnd w:id="25"/>
     </w:p>
     <w:p>
       <w:r>
@@ -7948,12 +9467,14 @@
     </w:p>
     <w:p>
       <w:r>
+        <w:lastRenderedPageBreak/>
         <w:t>Los resultados antes de calibración fueron los siguientes:</w:t>
       </w:r>
     </w:p>
     <w:tbl>
       <w:tblPr>
         <w:tblW w:w="5356" w:type="dxa"/>
+        <w:jc w:val="center"/>
         <w:tblCellMar>
           <w:left w:w="70" w:type="dxa"/>
           <w:right w:w="70" w:type="dxa"/>
@@ -7969,6 +9490,7 @@
       <w:tr>
         <w:trPr>
           <w:trHeight w:val="300"/>
+          <w:jc w:val="center"/>
         </w:trPr>
         <w:tc>
           <w:tcPr>
@@ -8007,7 +9529,6 @@
                 <w:lang w:eastAsia="es-ES"/>
                 <w14:ligatures w14:val="none"/>
               </w:rPr>
-              <w:lastRenderedPageBreak/>
               <w:t>FD</w:t>
             </w:r>
           </w:p>
@@ -8139,6 +9660,7 @@
       <w:tr>
         <w:trPr>
           <w:trHeight w:val="300"/>
+          <w:jc w:val="center"/>
         </w:trPr>
         <w:tc>
           <w:tcPr>
@@ -8308,6 +9830,7 @@
       <w:tr>
         <w:trPr>
           <w:trHeight w:val="300"/>
+          <w:jc w:val="center"/>
         </w:trPr>
         <w:tc>
           <w:tcPr>
@@ -8477,6 +10000,7 @@
       <w:tr>
         <w:trPr>
           <w:trHeight w:val="300"/>
+          <w:jc w:val="center"/>
         </w:trPr>
         <w:tc>
           <w:tcPr>
@@ -8646,6 +10170,7 @@
       <w:tr>
         <w:trPr>
           <w:trHeight w:val="300"/>
+          <w:jc w:val="center"/>
         </w:trPr>
         <w:tc>
           <w:tcPr>
@@ -8785,6 +10310,7 @@
           </w:tcPr>
           <w:p>
             <w:pPr>
+              <w:keepNext/>
               <w:spacing w:before="0" w:after="0" w:line="240" w:lineRule="auto"/>
               <w:jc w:val="center"/>
               <w:rPr>
@@ -8814,34 +10340,47 @@
       </w:tr>
     </w:tbl>
     <w:p>
-      <w:r>
-        <w:t>[Figura 4.5a: Comparación de RUL real vs predicho antes de calibración]</w:t>
-      </w:r>
-    </w:p>
-    <w:p>
-      <w:r>
-        <w:t xml:space="preserve">Los valores reflejan </w:t>
-      </w:r>
-      <w:r>
-        <w:rPr>
-          <w:b/>
-          <w:bCs/>
-        </w:rPr>
-        <w:t>sesgos de sobrepredicción</w:t>
-      </w:r>
-      <w:r>
-        <w:t xml:space="preserve"> en escenarios complejos y gran dispersión en la precisión de las predicciones.</w:t>
+      <w:pPr>
+        <w:pStyle w:val="Descripcin"/>
+        <w:jc w:val="center"/>
+      </w:pPr>
+      <w:r>
+        <w:t xml:space="preserve">Tabla </w:t>
+      </w:r>
+      <w:r>
+        <w:fldChar w:fldCharType="begin"/>
+      </w:r>
+      <w:r>
+        <w:instrText xml:space="preserve"> SEQ Tabla \* ARABIC </w:instrText>
+      </w:r>
+      <w:r>
+        <w:fldChar w:fldCharType="separate"/>
+      </w:r>
+      <w:r>
+        <w:rPr>
+          <w:noProof/>
+        </w:rPr>
+        <w:t>2</w:t>
+      </w:r>
+      <w:r>
+        <w:fldChar w:fldCharType="end"/>
+      </w:r>
+      <w:r>
+        <w:t xml:space="preserve">: </w:t>
+      </w:r>
+      <w:r>
+        <w:t>Comparación de RUL real vs predicho antes de calibración</w:t>
       </w:r>
     </w:p>
     <w:p>
       <w:pPr>
         <w:pStyle w:val="Ttulo3"/>
       </w:pPr>
-      <w:bookmarkStart w:id="25" w:name="_Toc220098300"/>
+      <w:bookmarkStart w:id="26" w:name="_Toc220250609"/>
       <w:r>
         <w:t>4.7.2 Implementación de la calibración lineal post-predicción</w:t>
       </w:r>
-      <w:bookmarkEnd w:id="25"/>
+      <w:bookmarkEnd w:id="26"/>
     </w:p>
     <w:p>
       <w:r>
@@ -9174,24 +10713,78 @@
       </w:r>
     </w:p>
     <w:p>
-      <w:r>
-        <w:t>[Figura 4.5b: Comparación de RUL real vs predicho después de calibración]</w:t>
-      </w:r>
-    </w:p>
-    <w:p/>
+      <w:commentRangeStart w:id="27"/>
+      <w:r>
+        <w:t xml:space="preserve">Se puede ver en los anexos, la gráfica que nos muestra por cada </w:t>
+      </w:r>
+      <w:r>
+        <w:t>FD</w:t>
+      </w:r>
+      <w:r>
+        <w:t>, los valores de RUL real vs predicho</w:t>
+      </w:r>
+      <w:r>
+        <w:t xml:space="preserve"> de este GRU refinado</w:t>
+      </w:r>
+      <w:r>
+        <w:t>.</w:t>
+      </w:r>
+      <w:commentRangeEnd w:id="27"/>
+      <w:r>
+        <w:rPr>
+          <w:rStyle w:val="Refdecomentario"/>
+        </w:rPr>
+        <w:commentReference w:id="27"/>
+      </w:r>
+      <w:r>
+        <w:t xml:space="preserve"> </w:t>
+      </w:r>
+      <w:r>
+        <w:fldChar w:fldCharType="begin"/>
+      </w:r>
+      <w:r>
+        <w:instrText xml:space="preserve"> REF _Ref220250504 \h </w:instrText>
+      </w:r>
+      <w:r>
+        <w:fldChar w:fldCharType="separate"/>
+      </w:r>
+      <w:r>
+        <w:t xml:space="preserve">Ilustración </w:t>
+      </w:r>
+      <w:r>
+        <w:rPr>
+          <w:noProof/>
+        </w:rPr>
+        <w:t>4</w:t>
+      </w:r>
+      <w:r>
+        <w:t>: Gráfi</w:t>
+      </w:r>
+      <w:r>
+        <w:t>c</w:t>
+      </w:r>
+      <w:r>
+        <w:t>as RUL real vs predicho modelo refinado GRU para FD001, FD002, FD003 y FD004.</w:t>
+      </w:r>
+      <w:r>
+        <w:fldChar w:fldCharType="end"/>
+      </w:r>
+    </w:p>
     <w:p>
       <w:pPr>
         <w:pStyle w:val="Ttulo3"/>
       </w:pPr>
-      <w:bookmarkStart w:id="26" w:name="_Toc220098301"/>
-      <w:r>
+      <w:bookmarkStart w:id="28" w:name="_Toc220250610"/>
+      <w:r>
+        <w:lastRenderedPageBreak/>
         <w:t>4.7.3 Resultados después de calibración</w:t>
       </w:r>
-      <w:bookmarkEnd w:id="26"/>
+      <w:bookmarkEnd w:id="28"/>
     </w:p>
     <w:tbl>
       <w:tblPr>
         <w:tblW w:w="5140" w:type="dxa"/>
+        <w:jc w:val="center"/>
         <w:tblCellMar>
           <w:left w:w="70" w:type="dxa"/>
           <w:right w:w="70" w:type="dxa"/>
@@ -9201,12 +10794,13 @@
       <w:tblGrid>
         <w:gridCol w:w="1200"/>
         <w:gridCol w:w="1200"/>
-        <w:gridCol w:w="1200"/>
+        <w:gridCol w:w="1202"/>
         <w:gridCol w:w="1540"/>
       </w:tblGrid>
       <w:tr>
         <w:trPr>
           <w:trHeight w:val="300"/>
+          <w:jc w:val="center"/>
         </w:trPr>
         <w:tc>
           <w:tcPr>
@@ -9276,6 +10870,7 @@
                 <w14:ligatures w14:val="none"/>
               </w:rPr>
             </w:pPr>
+            <w:proofErr w:type="spellStart"/>
             <w:r>
               <w:rPr>
                 <w:rFonts w:ascii="Aptos Narrow" w:eastAsia="Times New Roman" w:hAnsi="Aptos Narrow" w:cs="Times New Roman"/>
@@ -9286,8 +10881,21 @@
                 <w:lang w:eastAsia="es-ES"/>
                 <w14:ligatures w14:val="none"/>
               </w:rPr>
-              <w:t>MAE_after</w:t>
-            </w:r>
+              <w:t>MAE_</w:t>
+            </w:r>
+            <w:r>
+              <w:rPr>
+                <w:rFonts w:ascii="Aptos Narrow" w:eastAsia="Times New Roman" w:hAnsi="Aptos Narrow" w:cs="Times New Roman"/>
+                <w:color w:val="000000"/>
+                <w:kern w:val="0"/>
+                <w:sz w:val="22"/>
+                <w:szCs w:val="22"/>
+                <w:lang w:eastAsia="es-ES"/>
+                <w14:ligatures w14:val="none"/>
+              </w:rPr>
+              <w:t>Calib</w:t>
+            </w:r>
+            <w:proofErr w:type="spellEnd"/>
           </w:p>
         </w:tc>
         <w:tc>
@@ -9317,6 +10925,7 @@
                 <w14:ligatures w14:val="none"/>
               </w:rPr>
             </w:pPr>
+            <w:proofErr w:type="spellStart"/>
             <w:r>
               <w:rPr>
                 <w:rFonts w:ascii="Aptos Narrow" w:eastAsia="Times New Roman" w:hAnsi="Aptos Narrow" w:cs="Times New Roman"/>
@@ -9327,8 +10936,21 @@
                 <w:lang w:eastAsia="es-ES"/>
                 <w14:ligatures w14:val="none"/>
               </w:rPr>
-              <w:t>RMSE_after</w:t>
-            </w:r>
+              <w:t>RMSE_</w:t>
+            </w:r>
+            <w:r>
+              <w:rPr>
+                <w:rFonts w:ascii="Aptos Narrow" w:eastAsia="Times New Roman" w:hAnsi="Aptos Narrow" w:cs="Times New Roman"/>
+                <w:color w:val="000000"/>
+                <w:kern w:val="0"/>
+                <w:sz w:val="22"/>
+                <w:szCs w:val="22"/>
+                <w:lang w:eastAsia="es-ES"/>
+                <w14:ligatures w14:val="none"/>
+              </w:rPr>
+              <w:t>Calib</w:t>
+            </w:r>
+            <w:proofErr w:type="spellEnd"/>
           </w:p>
         </w:tc>
         <w:tc>
@@ -9358,6 +10980,7 @@
                 <w14:ligatures w14:val="none"/>
               </w:rPr>
             </w:pPr>
+            <w:proofErr w:type="spellStart"/>
             <w:r>
               <w:rPr>
                 <w:rFonts w:ascii="Aptos Narrow" w:eastAsia="Times New Roman" w:hAnsi="Aptos Narrow" w:cs="Times New Roman"/>
@@ -9368,14 +10991,28 @@
                 <w:lang w:eastAsia="es-ES"/>
                 <w14:ligatures w14:val="none"/>
               </w:rPr>
-              <w:t>NASA_after</w:t>
-            </w:r>
+              <w:t>NASA_</w:t>
+            </w:r>
+            <w:r>
+              <w:rPr>
+                <w:rFonts w:ascii="Aptos Narrow" w:eastAsia="Times New Roman" w:hAnsi="Aptos Narrow" w:cs="Times New Roman"/>
+                <w:color w:val="000000"/>
+                <w:kern w:val="0"/>
+                <w:sz w:val="22"/>
+                <w:szCs w:val="22"/>
+                <w:lang w:eastAsia="es-ES"/>
+                <w14:ligatures w14:val="none"/>
+              </w:rPr>
+              <w:t>Calib</w:t>
+            </w:r>
+            <w:proofErr w:type="spellEnd"/>
           </w:p>
         </w:tc>
       </w:tr>
       <w:tr>
         <w:trPr>
           <w:trHeight w:val="300"/>
+          <w:jc w:val="center"/>
         </w:trPr>
         <w:tc>
           <w:tcPr>
@@ -9545,6 +11182,7 @@
       <w:tr>
         <w:trPr>
           <w:trHeight w:val="300"/>
+          <w:jc w:val="center"/>
         </w:trPr>
         <w:tc>
           <w:tcPr>
@@ -9714,6 +11352,7 @@
       <w:tr>
         <w:trPr>
           <w:trHeight w:val="300"/>
+          <w:jc w:val="center"/>
         </w:trPr>
         <w:tc>
           <w:tcPr>
@@ -9883,6 +11522,7 @@
       <w:tr>
         <w:trPr>
           <w:trHeight w:val="300"/>
+          <w:jc w:val="center"/>
         </w:trPr>
         <w:tc>
           <w:tcPr>
@@ -10022,6 +11662,7 @@
           </w:tcPr>
           <w:p>
             <w:pPr>
+              <w:keepNext/>
               <w:spacing w:before="0" w:after="0" w:line="240" w:lineRule="auto"/>
               <w:jc w:val="center"/>
               <w:rPr>
@@ -10052,11 +11693,37 @@
     </w:tbl>
     <w:p>
       <w:pPr>
-        <w:rPr>
-          <w:b/>
-          <w:bCs/>
-        </w:rPr>
-      </w:pPr>
+        <w:pStyle w:val="Descripcin"/>
+        <w:jc w:val="center"/>
+        <w:rPr>
+          <w:b/>
+          <w:bCs/>
+        </w:rPr>
+      </w:pPr>
+      <w:r>
+        <w:t xml:space="preserve">Tabla </w:t>
+      </w:r>
+      <w:r>
+        <w:fldChar w:fldCharType="begin"/>
+      </w:r>
+      <w:r>
+        <w:instrText xml:space="preserve"> SEQ Tabla \* ARABIC </w:instrText>
+      </w:r>
+      <w:r>
+        <w:fldChar w:fldCharType="separate"/>
+      </w:r>
+      <w:r>
+        <w:rPr>
+          <w:noProof/>
+        </w:rPr>
+        <w:t>3</w:t>
+      </w:r>
+      <w:r>
+        <w:fldChar w:fldCharType="end"/>
+      </w:r>
+      <w:r>
+        <w:t>: Métricas por FD</w:t>
+      </w:r>
     </w:p>
     <w:p>
       <w:r>
@@ -10070,6 +11737,7 @@
     <w:tbl>
       <w:tblPr>
         <w:tblW w:w="3600" w:type="dxa"/>
+        <w:jc w:val="center"/>
         <w:tblCellMar>
           <w:left w:w="70" w:type="dxa"/>
           <w:right w:w="70" w:type="dxa"/>
@@ -10084,6 +11752,7 @@
       <w:tr>
         <w:trPr>
           <w:trHeight w:val="300"/>
+          <w:jc w:val="center"/>
         </w:trPr>
         <w:tc>
           <w:tcPr>
@@ -10163,7 +11832,7 @@
                 <w:lang w:eastAsia="es-ES"/>
                 <w14:ligatures w14:val="none"/>
               </w:rPr>
-              <w:t>Before</w:t>
+              <w:t>Sin Calibrar</w:t>
             </w:r>
           </w:p>
         </w:tc>
@@ -10204,7 +11873,7 @@
                 <w:lang w:eastAsia="es-ES"/>
                 <w14:ligatures w14:val="none"/>
               </w:rPr>
-              <w:t>After</w:t>
+              <w:t>Calibrado</w:t>
             </w:r>
           </w:p>
         </w:tc>
@@ -10212,6 +11881,7 @@
       <w:tr>
         <w:trPr>
           <w:trHeight w:val="300"/>
+          <w:jc w:val="center"/>
         </w:trPr>
         <w:tc>
           <w:tcPr>
@@ -10340,6 +12010,7 @@
       <w:tr>
         <w:trPr>
           <w:trHeight w:val="300"/>
+          <w:jc w:val="center"/>
         </w:trPr>
         <w:tc>
           <w:tcPr>
@@ -10468,6 +12139,7 @@
       <w:tr>
         <w:trPr>
           <w:trHeight w:val="300"/>
+          <w:jc w:val="center"/>
         </w:trPr>
         <w:tc>
           <w:tcPr>
@@ -10566,6 +12238,7 @@
           </w:tcPr>
           <w:p>
             <w:pPr>
+              <w:keepNext/>
               <w:spacing w:before="0" w:after="0" w:line="240" w:lineRule="auto"/>
               <w:jc w:val="center"/>
               <w:rPr>
@@ -10594,10 +12267,37 @@
         </w:tc>
       </w:tr>
     </w:tbl>
-    <w:p/>
-    <w:p>
-      <w:r>
-        <w:t>[Figura 4.6: Comparación global de RUL real vs predicho antes y después de calibración]</w:t>
+    <w:p>
+      <w:pPr>
+        <w:pStyle w:val="Descripcin"/>
+        <w:jc w:val="center"/>
+      </w:pPr>
+      <w:r>
+        <w:t xml:space="preserve">Tabla </w:t>
+      </w:r>
+      <w:r>
+        <w:fldChar w:fldCharType="begin"/>
+      </w:r>
+      <w:r>
+        <w:instrText xml:space="preserve"> SEQ Tabla \* ARABIC </w:instrText>
+      </w:r>
+      <w:r>
+        <w:fldChar w:fldCharType="separate"/>
+      </w:r>
+      <w:r>
+        <w:rPr>
+          <w:noProof/>
+        </w:rPr>
+        <w:t>4</w:t>
+      </w:r>
+      <w:r>
+        <w:fldChar w:fldCharType="end"/>
+      </w:r>
+      <w:r>
+        <w:t xml:space="preserve">: </w:t>
+      </w:r>
+      <w:r>
+        <w:t>Comparación global de RUL real vs predicho antes y después de calibración</w:t>
       </w:r>
     </w:p>
     <w:p>
@@ -10672,7 +12372,7 @@
       <w:pPr>
         <w:pStyle w:val="Ttulo2"/>
       </w:pPr>
-      <w:bookmarkStart w:id="27" w:name="_Toc220098302"/>
+      <w:bookmarkStart w:id="29" w:name="_Toc220250611"/>
       <w:r>
         <w:t>4.</w:t>
       </w:r>
@@ -10682,7 +12382,7 @@
       <w:r>
         <w:t xml:space="preserve"> Conclusiones del capítulo</w:t>
       </w:r>
-      <w:bookmarkEnd w:id="27"/>
+      <w:bookmarkEnd w:id="29"/>
     </w:p>
     <w:p>
       <w:r>
@@ -10786,7 +12486,6 @@
         </w:numPr>
       </w:pPr>
       <w:r>
-        <w:lastRenderedPageBreak/>
         <w:t>Es apto para integración en sistemas multiagente de mantenimiento predictivo.</w:t>
       </w:r>
     </w:p>
@@ -10803,13 +12502,14 @@
       <w:pPr>
         <w:pStyle w:val="Ttulo1"/>
       </w:pPr>
-      <w:bookmarkStart w:id="28" w:name="_Toc219448778"/>
-      <w:bookmarkStart w:id="29" w:name="_Toc220098303"/>
-      <w:r>
+      <w:bookmarkStart w:id="30" w:name="_Toc219448778"/>
+      <w:bookmarkStart w:id="31" w:name="_Toc220250612"/>
+      <w:r>
+        <w:lastRenderedPageBreak/>
         <w:t>5. Diseño de agentes basados en datos</w:t>
       </w:r>
-      <w:bookmarkEnd w:id="28"/>
-      <w:bookmarkEnd w:id="29"/>
+      <w:bookmarkEnd w:id="30"/>
+      <w:bookmarkEnd w:id="31"/>
     </w:p>
     <w:p>
       <w:r>
@@ -11104,40 +12804,40 @@
       <w:pPr>
         <w:pStyle w:val="Ttulo2"/>
       </w:pPr>
-      <w:bookmarkStart w:id="30" w:name="_Toc219448779"/>
-      <w:bookmarkStart w:id="31" w:name="_Toc220098304"/>
+      <w:bookmarkStart w:id="32" w:name="_Toc219448779"/>
+      <w:bookmarkStart w:id="33" w:name="_Toc220250613"/>
       <w:r>
         <w:t>5.1 Arquitectura común de los agentes basados en RAG</w:t>
-      </w:r>
-      <w:bookmarkEnd w:id="30"/>
-      <w:bookmarkEnd w:id="31"/>
-    </w:p>
-    <w:p>
-      <w:r>
-        <w:t xml:space="preserve">Los agentes RAG del sistema AeroGPT (Técnico, Regulación, Criticidad y Reparación) comparten una </w:t>
-      </w:r>
-      <w:r>
-        <w:rPr>
-          <w:b/>
-          <w:bCs/>
-        </w:rPr>
-        <w:t>arquitectura y flujo operativo común</w:t>
-      </w:r>
-      <w:r>
-        <w:t>, basada en Retrieval-Augmented Generation, que garantiza trazabilidad, control del comportamiento del modelo y reducción de alucinaciones.</w:t>
-      </w:r>
-    </w:p>
-    <w:p>
-      <w:pPr>
-        <w:pStyle w:val="Ttulo3"/>
-      </w:pPr>
-      <w:bookmarkStart w:id="32" w:name="_Toc219448780"/>
-      <w:bookmarkStart w:id="33" w:name="_Toc220098305"/>
-      <w:r>
-        <w:t>5.1.1 Pipeline RAG compartido</w:t>
       </w:r>
       <w:bookmarkEnd w:id="32"/>
       <w:bookmarkEnd w:id="33"/>
+    </w:p>
+    <w:p>
+      <w:r>
+        <w:t xml:space="preserve">Los agentes RAG del sistema AeroGPT (Técnico, Regulación, Criticidad y Reparación) comparten una </w:t>
+      </w:r>
+      <w:r>
+        <w:rPr>
+          <w:b/>
+          <w:bCs/>
+        </w:rPr>
+        <w:t>arquitectura y flujo operativo común</w:t>
+      </w:r>
+      <w:r>
+        <w:t>, basada en Retrieval-Augmented Generation, que garantiza trazabilidad, control del comportamiento del modelo y reducción de alucinaciones.</w:t>
+      </w:r>
+    </w:p>
+    <w:p>
+      <w:pPr>
+        <w:pStyle w:val="Ttulo3"/>
+      </w:pPr>
+      <w:bookmarkStart w:id="34" w:name="_Toc219448780"/>
+      <w:bookmarkStart w:id="35" w:name="_Toc220250614"/>
+      <w:r>
+        <w:t>5.1.1 Pipeline RAG compartido</w:t>
+      </w:r>
+      <w:bookmarkEnd w:id="34"/>
+      <w:bookmarkEnd w:id="35"/>
     </w:p>
     <w:p>
       <w:r>
@@ -11236,13 +12936,13 @@
       <w:pPr>
         <w:pStyle w:val="Ttulo3"/>
       </w:pPr>
-      <w:bookmarkStart w:id="34" w:name="_Toc219448781"/>
-      <w:bookmarkStart w:id="35" w:name="_Toc220098306"/>
+      <w:bookmarkStart w:id="36" w:name="_Toc219448781"/>
+      <w:bookmarkStart w:id="37" w:name="_Toc220250615"/>
       <w:r>
         <w:t>5.1.2 Representación vectorial y recuperación</w:t>
       </w:r>
-      <w:bookmarkEnd w:id="34"/>
-      <w:bookmarkEnd w:id="35"/>
+      <w:bookmarkEnd w:id="36"/>
+      <w:bookmarkEnd w:id="37"/>
     </w:p>
     <w:p>
       <w:r>
@@ -11262,7 +12962,6 @@
           <w:b/>
           <w:bCs/>
         </w:rPr>
-        <w:lastRenderedPageBreak/>
         <w:t>OpenAIEmbeddings</w:t>
       </w:r>
       <w:r>
@@ -11302,6 +13001,7 @@
         </w:numPr>
       </w:pPr>
       <w:r>
+        <w:lastRenderedPageBreak/>
         <w:t>similarity_search: prioriza máxima relevancia directa.</w:t>
       </w:r>
     </w:p>
@@ -11321,13 +13021,13 @@
       <w:pPr>
         <w:pStyle w:val="Ttulo3"/>
       </w:pPr>
-      <w:bookmarkStart w:id="36" w:name="_Toc219448782"/>
-      <w:bookmarkStart w:id="37" w:name="_Toc220098307"/>
+      <w:bookmarkStart w:id="38" w:name="_Toc219448782"/>
+      <w:bookmarkStart w:id="39" w:name="_Toc220250616"/>
       <w:r>
         <w:t>5.1.3 Modelos de lenguaje y prompting</w:t>
       </w:r>
-      <w:bookmarkEnd w:id="36"/>
-      <w:bookmarkEnd w:id="37"/>
+      <w:bookmarkEnd w:id="38"/>
+      <w:bookmarkEnd w:id="39"/>
     </w:p>
     <w:p>
       <w:r>
@@ -11388,13 +13088,13 @@
       <w:pPr>
         <w:pStyle w:val="Ttulo3"/>
       </w:pPr>
-      <w:bookmarkStart w:id="38" w:name="_Toc219448783"/>
-      <w:bookmarkStart w:id="39" w:name="_Toc220098308"/>
+      <w:bookmarkStart w:id="40" w:name="_Toc219448783"/>
+      <w:bookmarkStart w:id="41" w:name="_Toc220250617"/>
       <w:r>
         <w:t>5.1.4 Gestión del estado y escalado entre agentes</w:t>
       </w:r>
-      <w:bookmarkEnd w:id="38"/>
-      <w:bookmarkEnd w:id="39"/>
+      <w:bookmarkEnd w:id="40"/>
+      <w:bookmarkEnd w:id="41"/>
     </w:p>
     <w:p>
       <w:r>
@@ -11403,11 +13103,8 @@
     </w:p>
     <w:p>
       <w:pPr>
+        <w:keepNext/>
         <w:jc w:val="center"/>
-        <w:rPr>
-          <w:rFonts w:ascii="Calibri" w:hAnsi="Calibri" w:cs="Calibri"/>
-          <w:szCs w:val="20"/>
-        </w:rPr>
       </w:pPr>
       <w:r>
         <w:drawing>
@@ -11428,7 +13125,7 @@
                     </pic:cNvPicPr>
                   </pic:nvPicPr>
                   <pic:blipFill>
-                    <a:blip r:embed="rId14">
+                    <a:blip r:embed="rId16">
                       <a:extLst>
                         <a:ext uri="{28A0092B-C50C-407E-A947-70E740481C1C}">
                           <a14:useLocalDpi xmlns:a14="http://schemas.microsoft.com/office/drawing/2010/main" val="0"/>
@@ -11462,15 +13159,49 @@
     </w:p>
     <w:p>
       <w:pPr>
+        <w:pStyle w:val="Descripcin"/>
+        <w:jc w:val="center"/>
+        <w:rPr>
+          <w:rFonts w:ascii="Calibri" w:hAnsi="Calibri" w:cs="Calibri"/>
+          <w:szCs w:val="20"/>
+        </w:rPr>
+      </w:pPr>
+      <w:r>
+        <w:t xml:space="preserve">Tabla </w:t>
+      </w:r>
+      <w:r>
+        <w:fldChar w:fldCharType="begin"/>
+      </w:r>
+      <w:r>
+        <w:instrText xml:space="preserve"> SEQ Tabla \* ARABIC </w:instrText>
+      </w:r>
+      <w:r>
+        <w:fldChar w:fldCharType="separate"/>
+      </w:r>
+      <w:r>
+        <w:rPr>
+          <w:noProof/>
+        </w:rPr>
+        <w:t>5</w:t>
+      </w:r>
+      <w:r>
+        <w:fldChar w:fldCharType="end"/>
+      </w:r>
+      <w:r>
+        <w:t>: Campos de State con las categorías y propósito correspondientes</w:t>
+      </w:r>
+    </w:p>
+    <w:p>
+      <w:pPr>
         <w:pStyle w:val="Ttulo3"/>
       </w:pPr>
-      <w:bookmarkStart w:id="40" w:name="_Toc219448784"/>
-      <w:bookmarkStart w:id="41" w:name="_Toc220098309"/>
+      <w:bookmarkStart w:id="42" w:name="_Toc219448784"/>
+      <w:bookmarkStart w:id="43" w:name="_Toc220250618"/>
       <w:r>
         <w:t>5.1.5 Agente Técnico (TecnicoAgent.py)</w:t>
       </w:r>
-      <w:bookmarkEnd w:id="40"/>
-      <w:bookmarkEnd w:id="41"/>
+      <w:bookmarkEnd w:id="42"/>
+      <w:bookmarkEnd w:id="43"/>
     </w:p>
     <w:p>
       <w:pPr>
@@ -11650,14 +13381,14 @@
       <w:pPr>
         <w:pStyle w:val="Ttulo3"/>
       </w:pPr>
-      <w:bookmarkStart w:id="42" w:name="_Toc219448785"/>
-      <w:bookmarkStart w:id="43" w:name="_Toc220098310"/>
+      <w:bookmarkStart w:id="44" w:name="_Toc219448785"/>
+      <w:bookmarkStart w:id="45" w:name="_Toc220250619"/>
       <w:r>
         <w:lastRenderedPageBreak/>
         <w:t>5.1.6 Agente de Regulación (RegulacionAgent.py)</w:t>
       </w:r>
-      <w:bookmarkEnd w:id="42"/>
-      <w:bookmarkEnd w:id="43"/>
+      <w:bookmarkEnd w:id="44"/>
+      <w:bookmarkEnd w:id="45"/>
     </w:p>
     <w:p>
       <w:pPr>
@@ -12979,13 +14710,13 @@
       <w:pPr>
         <w:pStyle w:val="Ttulo3"/>
       </w:pPr>
-      <w:bookmarkStart w:id="44" w:name="_Toc219448786"/>
-      <w:bookmarkStart w:id="45" w:name="_Toc220098311"/>
+      <w:bookmarkStart w:id="46" w:name="_Toc219448786"/>
+      <w:bookmarkStart w:id="47" w:name="_Toc220250620"/>
       <w:r>
         <w:t>5.1.7 Agente de Criticidad (CriticidadAgent.py)</w:t>
       </w:r>
-      <w:bookmarkEnd w:id="44"/>
-      <w:bookmarkEnd w:id="45"/>
+      <w:bookmarkEnd w:id="46"/>
+      <w:bookmarkEnd w:id="47"/>
     </w:p>
     <w:p>
       <w:pPr>
@@ -14018,13 +15749,13 @@
       <w:pPr>
         <w:pStyle w:val="Ttulo3"/>
       </w:pPr>
-      <w:bookmarkStart w:id="46" w:name="_Toc219448787"/>
-      <w:bookmarkStart w:id="47" w:name="_Toc220098312"/>
+      <w:bookmarkStart w:id="48" w:name="_Toc219448787"/>
+      <w:bookmarkStart w:id="49" w:name="_Toc220250621"/>
       <w:r>
         <w:t>5.1.8 Agente de Reparación (ReparacionAgent.py)</w:t>
       </w:r>
-      <w:bookmarkEnd w:id="46"/>
-      <w:bookmarkEnd w:id="47"/>
+      <w:bookmarkEnd w:id="48"/>
+      <w:bookmarkEnd w:id="49"/>
     </w:p>
     <w:p>
       <w:pPr>
@@ -15268,13 +16999,13 @@
       <w:pPr>
         <w:pStyle w:val="Ttulo2"/>
       </w:pPr>
-      <w:bookmarkStart w:id="48" w:name="_Toc219448788"/>
-      <w:bookmarkStart w:id="49" w:name="_Toc220098313"/>
+      <w:bookmarkStart w:id="50" w:name="_Toc219448788"/>
+      <w:bookmarkStart w:id="51" w:name="_Toc220250622"/>
       <w:r>
         <w:t>5.2 Agentes orientados a predicción de Vida Útil Restante (RUL)</w:t>
       </w:r>
-      <w:bookmarkEnd w:id="48"/>
-      <w:bookmarkEnd w:id="49"/>
+      <w:bookmarkEnd w:id="50"/>
+      <w:bookmarkEnd w:id="51"/>
     </w:p>
     <w:p>
       <w:r>
@@ -15315,8 +17046,8 @@
           <w:szCs w:val="24"/>
         </w:rPr>
       </w:pPr>
-      <w:bookmarkStart w:id="50" w:name="_Toc219448789"/>
-      <w:bookmarkStart w:id="51" w:name="_Toc220098314"/>
+      <w:bookmarkStart w:id="52" w:name="_Toc219448789"/>
+      <w:bookmarkStart w:id="53" w:name="_Toc220250623"/>
       <w:r>
         <w:rPr>
           <w:rFonts w:ascii="Calibri" w:hAnsi="Calibri" w:cs="Calibri"/>
@@ -15326,8 +17057,8 @@
         <w:lastRenderedPageBreak/>
         <w:t>5.2.1 Agente de Preprocesado RUL (PreRulAgent)</w:t>
       </w:r>
-      <w:bookmarkEnd w:id="50"/>
-      <w:bookmarkEnd w:id="51"/>
+      <w:bookmarkEnd w:id="52"/>
+      <w:bookmarkEnd w:id="53"/>
     </w:p>
     <w:p>
       <w:pPr>
@@ -16811,8 +18542,8 @@
           <w:lang w:eastAsia="es-ES"/>
         </w:rPr>
       </w:pPr>
-      <w:bookmarkStart w:id="52" w:name="_Toc219448790"/>
-      <w:bookmarkStart w:id="53" w:name="_Toc220098315"/>
+      <w:bookmarkStart w:id="54" w:name="_Toc219448790"/>
+      <w:bookmarkStart w:id="55" w:name="_Toc220250624"/>
       <w:r>
         <w:rPr>
           <w:rFonts w:eastAsia="Times New Roman"/>
@@ -16820,8 +18551,8 @@
         </w:rPr>
         <w:t>5.2.2 Agente de Predicción RUL (RulAgent)</w:t>
       </w:r>
-      <w:bookmarkEnd w:id="52"/>
-      <w:bookmarkEnd w:id="53"/>
+      <w:bookmarkEnd w:id="54"/>
+      <w:bookmarkEnd w:id="55"/>
     </w:p>
     <w:p>
       <w:pPr>
@@ -17375,8 +19106,8 @@
           <w:lang w:eastAsia="es-ES"/>
         </w:rPr>
       </w:pPr>
-      <w:bookmarkStart w:id="54" w:name="_Toc219448791"/>
-      <w:bookmarkStart w:id="55" w:name="_Toc220098316"/>
+      <w:bookmarkStart w:id="56" w:name="_Toc219448791"/>
+      <w:bookmarkStart w:id="57" w:name="_Toc220250625"/>
       <w:r>
         <w:rPr>
           <w:rFonts w:eastAsia="Times New Roman"/>
@@ -17398,8 +19129,8 @@
         </w:rPr>
         <w:t xml:space="preserve"> Agentes generales y de control</w:t>
       </w:r>
-      <w:bookmarkEnd w:id="54"/>
-      <w:bookmarkEnd w:id="55"/>
+      <w:bookmarkEnd w:id="56"/>
+      <w:bookmarkEnd w:id="57"/>
     </w:p>
     <w:p>
       <w:pPr>
@@ -17493,11 +19224,17 @@
       </w:r>
     </w:p>
     <w:p>
-      <w:pPr>
-        <w:rPr>
+      <w:r>
+        <w:rPr>
+          <w:rStyle w:val="Textoennegrita"/>
+          <w:rFonts w:eastAsiaTheme="majorEastAsia" w:cs="Calibri Light"/>
+          <w:color w:val="222222"/>
           <w:spacing w:val="1"/>
-        </w:rPr>
-      </w:pPr>
+          <w:szCs w:val="20"/>
+          <w:bdr w:val="none" w:sz="0" w:space="0" w:color="auto" w:frame="1"/>
+        </w:rPr>
+        <w:t>FinalAgent</w:t>
+      </w:r>
       <w:r>
         <w:rPr>
           <w:rStyle w:val="Textoennegrita"/>
@@ -17507,24 +19244,15 @@
           <w:szCs w:val="20"/>
           <w:bdr w:val="none" w:sz="0" w:space="0" w:color="auto" w:frame="1"/>
         </w:rPr>
-        <w:t>FinalAgent:</w:t>
-      </w:r>
-      <w:r>
-        <w:rPr>
-          <w:spacing w:val="1"/>
-        </w:rPr>
+        <w:t>:</w:t>
+      </w:r>
+      <w:r>
         <w:t xml:space="preserve"> Se encarga de realizar una síntesis final basada exclusivamente en las salidas generadas por los agentes anteriores. Este agente no añade nueva información, sino que compila lo recogido en interacciones previas para ofrecer un </w:t>
       </w:r>
       <w:r>
-        <w:rPr>
-          <w:spacing w:val="1"/>
-        </w:rPr>
         <w:t>análisis completo,</w:t>
       </w:r>
       <w:r>
-        <w:rPr>
-          <w:spacing w:val="1"/>
-        </w:rPr>
         <w:t xml:space="preserve"> coherente y conciso.</w:t>
       </w:r>
     </w:p>
@@ -17532,16 +19260,16 @@
       <w:pPr>
         <w:pStyle w:val="Ttulo2"/>
       </w:pPr>
-      <w:bookmarkStart w:id="56" w:name="_Toc219448792"/>
-      <w:bookmarkStart w:id="57" w:name="_Toc220098317"/>
+      <w:bookmarkStart w:id="58" w:name="_Toc219448792"/>
+      <w:bookmarkStart w:id="59" w:name="_Toc220250626"/>
       <w:r>
         <w:t>5.4 Conclusiones del capítulo</w:t>
       </w:r>
-      <w:bookmarkEnd w:id="56"/>
-      <w:bookmarkEnd w:id="57"/>
-    </w:p>
-    <w:p>
-      <w:commentRangeStart w:id="58"/>
+      <w:bookmarkEnd w:id="58"/>
+      <w:bookmarkEnd w:id="59"/>
+    </w:p>
+    <w:p>
+      <w:commentRangeStart w:id="60"/>
       <w:r>
         <w:t>En este capítulo se ha descrito el diseño de los agentes que conforman el sistema AeroGPT desde una perspectiva de Ciencia de Datos. Cada agente aplica técnicas específicas sobre tipos de datos bien definidos, produciendo salidas especializadas y coherentes con su función.</w:t>
       </w:r>
@@ -17588,33 +19316,33 @@
         </w:rPr>
         <w:t>Finalmente, los agentes generales y de control proporcionan coherencia y gobernanza al flujo de interacción, asegurando que las salidas especializadas se sinteticen de forma consistente con la intención del usuario. Esta descomposición modular sienta las bases para la orquestación multiagente, que se aborda en el siguiente capítulo como contribución central del sistema AeroGPT.</w:t>
       </w:r>
-      <w:commentRangeEnd w:id="58"/>
+      <w:commentRangeEnd w:id="60"/>
       <w:r>
         <w:rPr>
           <w:rStyle w:val="Refdecomentario"/>
         </w:rPr>
-        <w:commentReference w:id="58"/>
+        <w:commentReference w:id="60"/>
       </w:r>
     </w:p>
     <w:p>
       <w:pPr>
         <w:pStyle w:val="Ttulo1"/>
       </w:pPr>
-      <w:bookmarkStart w:id="59" w:name="_Toc220098318"/>
+      <w:bookmarkStart w:id="61" w:name="_Toc220250627"/>
       <w:r>
         <w:t>6. Orquestación multiagente y ejecución del sistema</w:t>
       </w:r>
-      <w:bookmarkEnd w:id="59"/>
+      <w:bookmarkEnd w:id="61"/>
     </w:p>
     <w:p>
       <w:pPr>
         <w:pStyle w:val="Ttulo2"/>
       </w:pPr>
-      <w:bookmarkStart w:id="60" w:name="_Toc220098319"/>
+      <w:bookmarkStart w:id="62" w:name="_Toc220250628"/>
       <w:r>
         <w:t>6.1 Arquitectura de orquestación</w:t>
       </w:r>
-      <w:bookmarkEnd w:id="60"/>
+      <w:bookmarkEnd w:id="62"/>
     </w:p>
     <w:p>
       <w:r>
@@ -17664,11 +19392,8 @@
     </w:p>
     <w:p>
       <w:pPr>
+        <w:keepNext/>
         <w:jc w:val="center"/>
-        <w:rPr>
-          <w:rFonts w:ascii="Calibri" w:hAnsi="Calibri" w:cs="Calibri"/>
-          <w:szCs w:val="20"/>
-        </w:rPr>
       </w:pPr>
       <w:r>
         <w:rPr>
@@ -17691,7 +19416,7 @@
                     <pic:cNvPicPr/>
                   </pic:nvPicPr>
                   <pic:blipFill rotWithShape="1">
-                    <a:blip r:embed="rId15"/>
+                    <a:blip r:embed="rId17"/>
                     <a:srcRect t="9564"/>
                     <a:stretch>
                       <a:fillRect/>
@@ -17722,6 +19447,40 @@
       </w:r>
     </w:p>
     <w:p>
+      <w:pPr>
+        <w:pStyle w:val="Descripcin"/>
+        <w:jc w:val="center"/>
+        <w:rPr>
+          <w:rFonts w:ascii="Calibri" w:hAnsi="Calibri" w:cs="Calibri"/>
+          <w:szCs w:val="20"/>
+        </w:rPr>
+      </w:pPr>
+      <w:r>
+        <w:t xml:space="preserve">Ilustración </w:t>
+      </w:r>
+      <w:r>
+        <w:fldChar w:fldCharType="begin"/>
+      </w:r>
+      <w:r>
+        <w:instrText xml:space="preserve"> SEQ Ilustración \* ARABIC </w:instrText>
+      </w:r>
+      <w:r>
+        <w:fldChar w:fldCharType="separate"/>
+      </w:r>
+      <w:r>
+        <w:rPr>
+          <w:noProof/>
+        </w:rPr>
+        <w:t>2</w:t>
+      </w:r>
+      <w:r>
+        <w:fldChar w:fldCharType="end"/>
+      </w:r>
+      <w:r>
+        <w:t>: Grafo Arquitectura orquestación por agentes</w:t>
+      </w:r>
+    </w:p>
+    <w:p>
       <w:r>
         <w:t>Esta descomposición permite desacoplar completamente la lógica de cada especialidad, facilitando la extensibilidad y la trazabilidad del sistema.</w:t>
       </w:r>
@@ -17730,11 +19489,11 @@
       <w:pPr>
         <w:pStyle w:val="Ttulo2"/>
       </w:pPr>
-      <w:bookmarkStart w:id="61" w:name="_Toc220098320"/>
+      <w:bookmarkStart w:id="63" w:name="_Toc220250629"/>
       <w:r>
         <w:t>6.2 Mecanismo de routing dinámico</w:t>
       </w:r>
-      <w:bookmarkEnd w:id="61"/>
+      <w:bookmarkEnd w:id="63"/>
     </w:p>
     <w:p>
       <w:r>
@@ -17798,12 +19557,12 @@
       <w:pPr>
         <w:pStyle w:val="Ttulo2"/>
       </w:pPr>
-      <w:bookmarkStart w:id="62" w:name="_Toc220098321"/>
+      <w:bookmarkStart w:id="64" w:name="_Toc220250630"/>
       <w:r>
         <w:lastRenderedPageBreak/>
         <w:t>6.3 Flujo de información y estado compartido</w:t>
       </w:r>
-      <w:bookmarkEnd w:id="62"/>
+      <w:bookmarkEnd w:id="64"/>
     </w:p>
     <w:p>
       <w:r>
@@ -17889,7 +19648,7 @@
       <w:pPr>
         <w:pStyle w:val="Ttulo2"/>
       </w:pPr>
-      <w:bookmarkStart w:id="63" w:name="_Toc220098322"/>
+      <w:bookmarkStart w:id="65" w:name="_Toc220250631"/>
       <w:r>
         <w:t xml:space="preserve">6.4 Encadenamiento condicional </w:t>
       </w:r>
@@ -17899,7 +19658,7 @@
       <w:r>
         <w:t xml:space="preserve"> agentes</w:t>
       </w:r>
-      <w:bookmarkEnd w:id="63"/>
+      <w:bookmarkEnd w:id="65"/>
     </w:p>
     <w:p>
       <w:r>
@@ -18036,11 +19795,11 @@
       <w:pPr>
         <w:pStyle w:val="Ttulo2"/>
       </w:pPr>
-      <w:bookmarkStart w:id="64" w:name="_Toc220098323"/>
+      <w:bookmarkStart w:id="66" w:name="_Toc220250632"/>
       <w:r>
         <w:t>6.5 Composición final de resultados</w:t>
       </w:r>
-      <w:bookmarkEnd w:id="64"/>
+      <w:bookmarkEnd w:id="66"/>
     </w:p>
     <w:p>
       <w:r>
@@ -18172,7 +19931,7 @@
       <w:pPr>
         <w:pStyle w:val="Ttulo2"/>
       </w:pPr>
-      <w:bookmarkStart w:id="65" w:name="_Toc220098324"/>
+      <w:bookmarkStart w:id="67" w:name="_Toc220250633"/>
       <w:r>
         <w:t>6.</w:t>
       </w:r>
@@ -18182,7 +19941,7 @@
       <w:r>
         <w:t xml:space="preserve"> Ciclo de ejecución</w:t>
       </w:r>
-      <w:bookmarkEnd w:id="65"/>
+      <w:bookmarkEnd w:id="67"/>
     </w:p>
     <w:p>
       <w:r>
@@ -18193,7 +19952,7 @@
       <w:pPr>
         <w:pStyle w:val="Ttulo2"/>
       </w:pPr>
-      <w:bookmarkStart w:id="66" w:name="_Toc220098325"/>
+      <w:bookmarkStart w:id="68" w:name="_Toc220250634"/>
       <w:r>
         <w:lastRenderedPageBreak/>
         <w:t>6.</w:t>
@@ -18204,7 +19963,7 @@
       <w:r>
         <w:t xml:space="preserve"> Ventajas del enfoque multiagente</w:t>
       </w:r>
-      <w:bookmarkEnd w:id="66"/>
+      <w:bookmarkEnd w:id="68"/>
     </w:p>
     <w:p>
       <w:r>
@@ -18322,27 +20081,18 @@
     </w:p>
     <w:p>
       <w:pPr>
-        <w:rPr>
-          <w:rFonts w:ascii="Calibri" w:hAnsi="Calibri" w:cs="Calibri"/>
-          <w:szCs w:val="20"/>
-        </w:rPr>
-      </w:pPr>
-    </w:p>
-    <w:p>
-      <w:pPr>
         <w:pStyle w:val="Ttulo1"/>
         <w:numPr>
           <w:ilvl w:val="0"/>
           <w:numId w:val="14"/>
         </w:numPr>
       </w:pPr>
-      <w:bookmarkStart w:id="67" w:name="_Toc220098326"/>
+      <w:bookmarkStart w:id="69" w:name="_Toc220250635"/>
       <w:r>
         <w:t>Conclusiones generales y líneas futuras</w:t>
       </w:r>
-      <w:bookmarkEnd w:id="67"/>
-    </w:p>
-    <w:p/>
+      <w:bookmarkEnd w:id="69"/>
+    </w:p>
     <w:p>
       <w:r>
         <w:t xml:space="preserve">Este Trabajo Fin de Máster pone de manifiesto el potencial de las </w:t>
@@ -18425,18 +20175,21 @@
     </w:p>
     <w:p>
       <w:r>
+        <w:t xml:space="preserve">Desde el punto de vista de la </w:t>
+      </w:r>
+      <w:r>
+        <w:rPr>
+          <w:b/>
+          <w:bCs/>
+        </w:rPr>
+        <w:t>utilidad práctica</w:t>
+      </w:r>
+      <w:r>
+        <w:t xml:space="preserve">, el sistema desarrollado es directamente aplicable a escenarios reales de mantenimiento predictivo y soporte a la decisión. Las salidas del sistema no solo proporcionan estimaciones numéricas de RUL, sino que las contextualizan mediante conocimiento </w:t>
+      </w:r>
+      <w:r>
         <w:lastRenderedPageBreak/>
-        <w:t xml:space="preserve">Desde el punto de vista de la </w:t>
-      </w:r>
-      <w:r>
-        <w:rPr>
-          <w:b/>
-          <w:bCs/>
-        </w:rPr>
-        <w:t>utilidad práctica</w:t>
-      </w:r>
-      <w:r>
-        <w:t>, el sistema desarrollado es directamente aplicable a escenarios reales de mantenimiento predictivo y soporte a la decisión. Las salidas del sistema no solo proporcionan estimaciones numéricas de RUL, sino que las contextualizan mediante conocimiento técnico, normativo y operativo, facilitando su interpretación por parte de ingenieros y responsables de mantenimiento. La modularidad del diseño permite además extender el sistema a otros dominios industriales con requisitos similares de seguridad, trazabilidad y cumplimiento normativo.</w:t>
+        <w:t>técnico, normativo y operativo, facilitando su interpretación por parte de ingenieros y responsables de mantenimiento. La modularidad del diseño permite además extender el sistema a otros dominios industriales con requisitos similares de seguridad, trazabilidad y cumplimiento normativo.</w:t>
       </w:r>
     </w:p>
     <w:p>
@@ -18523,78 +20276,23 @@
       <w:pPr>
         <w:pStyle w:val="Ttulo1"/>
       </w:pPr>
-      <w:bookmarkStart w:id="68" w:name="_Toc220098327"/>
+      <w:bookmarkStart w:id="70" w:name="_Toc220250636"/>
       <w:r>
         <w:t>ANEXOS</w:t>
       </w:r>
-      <w:bookmarkEnd w:id="68"/>
-    </w:p>
-    <w:p>
+      <w:bookmarkEnd w:id="70"/>
+    </w:p>
+    <w:p>
+      <w:pPr>
+        <w:keepNext/>
+        <w:jc w:val="center"/>
+      </w:pPr>
       <w:r>
         <w:rPr>
           <w:rFonts w:ascii="Calibri" w:hAnsi="Calibri" w:cs="Calibri"/>
           <w:noProof/>
           <w:szCs w:val="20"/>
         </w:rPr>
-        <w:drawing>
-          <wp:inline distT="0" distB="0" distL="0" distR="0" wp14:anchorId="4B0C52C7" wp14:editId="541C4532">
-            <wp:extent cx="5400040" cy="1057275"/>
-            <wp:effectExtent l="0" t="0" r="0" b="9525"/>
-            <wp:docPr id="1239999973" name="Imagen 1" descr="Texto&#10;&#10;El contenido generado por IA puede ser incorrecto."/>
-            <wp:cNvGraphicFramePr>
-              <a:graphicFrameLocks xmlns:a="http://schemas.openxmlformats.org/drawingml/2006/main" noChangeAspect="1"/>
-            </wp:cNvGraphicFramePr>
-            <a:graphic xmlns:a="http://schemas.openxmlformats.org/drawingml/2006/main">
-              <a:graphicData uri="http://schemas.openxmlformats.org/drawingml/2006/picture">
-                <pic:pic xmlns:pic="http://schemas.openxmlformats.org/drawingml/2006/picture">
-                  <pic:nvPicPr>
-                    <pic:cNvPr id="1239999973" name="Imagen 1" descr="Texto&#10;&#10;El contenido generado por IA puede ser incorrecto."/>
-                    <pic:cNvPicPr/>
-                  </pic:nvPicPr>
-                  <pic:blipFill>
-                    <a:blip r:embed="rId16"/>
-                    <a:stretch>
-                      <a:fillRect/>
-                    </a:stretch>
-                  </pic:blipFill>
-                  <pic:spPr>
-                    <a:xfrm>
-                      <a:off x="0" y="0"/>
-                      <a:ext cx="5400040" cy="1057275"/>
-                    </a:xfrm>
-                    <a:prstGeom prst="rect">
-                      <a:avLst/>
-                    </a:prstGeom>
-                  </pic:spPr>
-                </pic:pic>
-              </a:graphicData>
-            </a:graphic>
-          </wp:inline>
-        </w:drawing>
-      </w:r>
-    </w:p>
-    <w:p>
-      <w:pPr>
-        <w:rPr>
-          <w:rFonts w:ascii="Calibri" w:hAnsi="Calibri" w:cs="Calibri"/>
-          <w:szCs w:val="20"/>
-        </w:rPr>
-      </w:pPr>
-    </w:p>
-    <w:p>
-      <w:pPr>
-        <w:rPr>
-          <w:rFonts w:ascii="Calibri" w:hAnsi="Calibri" w:cs="Calibri"/>
-          <w:szCs w:val="20"/>
-        </w:rPr>
-      </w:pPr>
-      <w:r>
-        <w:rPr>
-          <w:rFonts w:ascii="Calibri" w:hAnsi="Calibri" w:cs="Calibri"/>
-          <w:noProof/>
-          <w:szCs w:val="20"/>
-        </w:rPr>
-        <w:lastRenderedPageBreak/>
         <w:drawing>
           <wp:inline distT="0" distB="0" distL="0" distR="0" wp14:anchorId="1A4107C2" wp14:editId="4CEBABE1">
             <wp:extent cx="5400040" cy="2728595"/>
@@ -18613,7 +20311,7 @@
                     </pic:cNvPicPr>
                   </pic:nvPicPr>
                   <pic:blipFill>
-                    <a:blip r:embed="rId17">
+                    <a:blip r:embed="rId18">
                       <a:extLst>
                         <a:ext uri="{28A0092B-C50C-407E-A947-70E740481C1C}">
                           <a14:useLocalDpi xmlns:a14="http://schemas.microsoft.com/office/drawing/2010/main" val="0"/>
@@ -18647,11 +20345,39 @@
     </w:p>
     <w:p>
       <w:pPr>
+        <w:pStyle w:val="Descripcin"/>
+        <w:jc w:val="center"/>
         <w:rPr>
           <w:rFonts w:ascii="Calibri" w:hAnsi="Calibri" w:cs="Calibri"/>
           <w:szCs w:val="20"/>
         </w:rPr>
       </w:pPr>
+      <w:bookmarkStart w:id="71" w:name="_Ref220250339"/>
+      <w:r>
+        <w:t xml:space="preserve">Ilustración </w:t>
+      </w:r>
+      <w:r>
+        <w:fldChar w:fldCharType="begin"/>
+      </w:r>
+      <w:r>
+        <w:instrText xml:space="preserve"> SEQ Ilustración \* ARABIC </w:instrText>
+      </w:r>
+      <w:r>
+        <w:fldChar w:fldCharType="separate"/>
+      </w:r>
+      <w:r>
+        <w:rPr>
+          <w:noProof/>
+        </w:rPr>
+        <w:t>3</w:t>
+      </w:r>
+      <w:r>
+        <w:fldChar w:fldCharType="end"/>
+      </w:r>
+      <w:r>
+        <w:t>: Gráfica valores Reales vs Predichos de RUL por Arquitectura y FD</w:t>
+      </w:r>
+      <w:bookmarkEnd w:id="71"/>
     </w:p>
     <w:p>
       <w:pPr>
@@ -18659,6 +20385,12 @@
           <w:rFonts w:ascii="Calibri" w:hAnsi="Calibri" w:cs="Calibri"/>
           <w:szCs w:val="20"/>
         </w:rPr>
+      </w:pPr>
+    </w:p>
+    <w:p>
+      <w:pPr>
+        <w:keepNext/>
+        <w:jc w:val="center"/>
       </w:pPr>
       <w:r>
         <w:rPr>
@@ -18666,6 +20398,7 @@
           <w:noProof/>
           <w:szCs w:val="20"/>
         </w:rPr>
+        <w:lastRenderedPageBreak/>
         <w:drawing>
           <wp:inline distT="0" distB="0" distL="0" distR="0" wp14:anchorId="14EBDC66" wp14:editId="2FD03318">
             <wp:extent cx="5400040" cy="3190240"/>
@@ -18684,7 +20417,7 @@
                     </pic:cNvPicPr>
                   </pic:nvPicPr>
                   <pic:blipFill>
-                    <a:blip r:embed="rId18">
+                    <a:blip r:embed="rId19">
                       <a:extLst>
                         <a:ext uri="{28A0092B-C50C-407E-A947-70E740481C1C}">
                           <a14:useLocalDpi xmlns:a14="http://schemas.microsoft.com/office/drawing/2010/main" val="0"/>
@@ -18715,6 +20448,42 @@
           </wp:inline>
         </w:drawing>
       </w:r>
+    </w:p>
+    <w:p>
+      <w:pPr>
+        <w:pStyle w:val="Descripcin"/>
+        <w:jc w:val="center"/>
+        <w:rPr>
+          <w:rFonts w:ascii="Calibri" w:hAnsi="Calibri" w:cs="Calibri"/>
+          <w:szCs w:val="20"/>
+        </w:rPr>
+      </w:pPr>
+      <w:bookmarkStart w:id="72" w:name="_Ref220250504"/>
+      <w:r>
+        <w:t xml:space="preserve">Ilustración </w:t>
+      </w:r>
+      <w:r>
+        <w:fldChar w:fldCharType="begin"/>
+      </w:r>
+      <w:r>
+        <w:instrText xml:space="preserve"> SEQ Ilustración \* ARABIC </w:instrText>
+      </w:r>
+      <w:r>
+        <w:fldChar w:fldCharType="separate"/>
+      </w:r>
+      <w:r>
+        <w:rPr>
+          <w:noProof/>
+        </w:rPr>
+        <w:t>4</w:t>
+      </w:r>
+      <w:r>
+        <w:fldChar w:fldCharType="end"/>
+      </w:r>
+      <w:r>
+        <w:t>: Gráficas RUL real vs predicho modelo refinado GRU para FD001, FD002, FD003 y FD004.</w:t>
+      </w:r>
+      <w:bookmarkEnd w:id="72"/>
     </w:p>
     <w:p>
       <w:pPr>
@@ -19239,7 +21008,6 @@
                 <w:rFonts w:ascii="Calibri" w:hAnsi="Calibri" w:cs="Calibri"/>
                 <w:szCs w:val="20"/>
               </w:rPr>
-              <w:lastRenderedPageBreak/>
               <w:t>Airbus FAST Magazine</w:t>
             </w:r>
           </w:p>
@@ -19663,17 +21431,77 @@
           <w:szCs w:val="20"/>
         </w:rPr>
       </w:pPr>
+      <w:r>
+        <w:rPr>
+          <w:rFonts w:ascii="Calibri" w:hAnsi="Calibri" w:cs="Calibri"/>
+          <w:noProof/>
+          <w:szCs w:val="20"/>
+        </w:rPr>
+        <w:lastRenderedPageBreak/>
+        <w:drawing>
+          <wp:inline distT="0" distB="0" distL="0" distR="0" wp14:anchorId="4F2517CF" wp14:editId="563F76DC">
+            <wp:extent cx="5400040" cy="7637780"/>
+            <wp:effectExtent l="0" t="0" r="0" b="1270"/>
+            <wp:docPr id="1303867704" name="Imagen 8" descr="Interfaz de usuario gráfica, Aplicación&#10;&#10;El contenido generado por IA puede ser incorrecto."/>
+            <wp:cNvGraphicFramePr>
+              <a:graphicFrameLocks xmlns:a="http://schemas.openxmlformats.org/drawingml/2006/main" noChangeAspect="1"/>
+            </wp:cNvGraphicFramePr>
+            <a:graphic xmlns:a="http://schemas.openxmlformats.org/drawingml/2006/main">
+              <a:graphicData uri="http://schemas.openxmlformats.org/drawingml/2006/picture">
+                <pic:pic xmlns:pic="http://schemas.openxmlformats.org/drawingml/2006/picture">
+                  <pic:nvPicPr>
+                    <pic:cNvPr id="1303867704" name="Imagen 8" descr="Interfaz de usuario gráfica, Aplicación&#10;&#10;El contenido generado por IA puede ser incorrecto."/>
+                    <pic:cNvPicPr/>
+                  </pic:nvPicPr>
+                  <pic:blipFill>
+                    <a:blip r:embed="rId20" cstate="print">
+                      <a:extLst>
+                        <a:ext uri="{28A0092B-C50C-407E-A947-70E740481C1C}">
+                          <a14:useLocalDpi xmlns:a14="http://schemas.microsoft.com/office/drawing/2010/main" val="0"/>
+                        </a:ext>
+                      </a:extLst>
+                    </a:blip>
+                    <a:stretch>
+                      <a:fillRect/>
+                    </a:stretch>
+                  </pic:blipFill>
+                  <pic:spPr>
+                    <a:xfrm>
+                      <a:off x="0" y="0"/>
+                      <a:ext cx="5400040" cy="7637780"/>
+                    </a:xfrm>
+                    <a:prstGeom prst="rect">
+                      <a:avLst/>
+                    </a:prstGeom>
+                  </pic:spPr>
+                </pic:pic>
+              </a:graphicData>
+            </a:graphic>
+          </wp:inline>
+        </w:drawing>
+      </w:r>
+    </w:p>
+    <w:p>
+      <w:pPr>
+        <w:jc w:val="center"/>
+        <w:rPr>
+          <w:rFonts w:ascii="Calibri" w:hAnsi="Calibri" w:cs="Calibri"/>
+          <w:szCs w:val="20"/>
+        </w:rPr>
+      </w:pPr>
     </w:p>
     <w:sectPr>
-      <w:headerReference w:type="even" r:id="rId19"/>
-      <w:headerReference w:type="default" r:id="rId20"/>
-      <w:footerReference w:type="even" r:id="rId21"/>
-      <w:footerReference w:type="default" r:id="rId22"/>
-      <w:headerReference w:type="first" r:id="rId23"/>
-      <w:footerReference w:type="first" r:id="rId24"/>
+      <w:headerReference w:type="even" r:id="rId21"/>
+      <w:headerReference w:type="default" r:id="rId22"/>
+      <w:footerReference w:type="even" r:id="rId23"/>
+      <w:footerReference w:type="default" r:id="rId24"/>
+      <w:headerReference w:type="first" r:id="rId25"/>
+      <w:footerReference w:type="first" r:id="rId26"/>
       <w:pgSz w:w="11906" w:h="16838"/>
       <w:pgMar w:top="1417" w:right="1701" w:bottom="1417" w:left="1701" w:header="708" w:footer="708" w:gutter="0"/>
+      <w:pgNumType w:start="0"/>
       <w:cols w:space="708"/>
+      <w:titlePg/>
       <w:docGrid w:linePitch="360"/>
     </w:sectPr>
   </w:body>
@@ -19793,7 +21621,39 @@
       </w:r>
     </w:p>
   </w:comment>
-  <w:comment w:id="58" w:author="David Carrera Pintor" w:date="2026-01-23T21:46:00Z" w:initials="DC">
+  <w:comment w:id="22" w:author="David Carrera Pintor" w:date="2026-01-25T16:17:00Z" w:initials="DC">
+    <w:p>
+      <w:pPr>
+        <w:pStyle w:val="Textocomentario"/>
+      </w:pPr>
+      <w:r>
+        <w:rPr>
+          <w:rStyle w:val="Refdecomentario"/>
+        </w:rPr>
+        <w:annotationRef/>
+      </w:r>
+      <w:r>
+        <w:t>Mejorar esta frase</w:t>
+      </w:r>
+    </w:p>
+  </w:comment>
+  <w:comment w:id="27" w:author="David Carrera Pintor" w:date="2026-01-25T16:17:00Z" w:initials="DC">
+    <w:p>
+      <w:pPr>
+        <w:pStyle w:val="Textocomentario"/>
+      </w:pPr>
+      <w:r>
+        <w:rPr>
+          <w:rStyle w:val="Refdecomentario"/>
+        </w:rPr>
+        <w:annotationRef/>
+      </w:r>
+      <w:r>
+        <w:t>Mejorar esta frase</w:t>
+      </w:r>
+    </w:p>
+  </w:comment>
+  <w:comment w:id="60" w:author="David Carrera Pintor" w:date="2026-01-23T21:46:00Z" w:initials="DC">
     <w:p>
       <w:pPr>
         <w:pStyle w:val="Textocomentario"/>
@@ -19820,6 +21680,8 @@
   <w15:commentEx w15:paraId="703C951A" w15:done="0"/>
   <w15:commentEx w15:paraId="73C7DEE3" w15:done="0"/>
   <w15:commentEx w15:paraId="23D7FEF9" w15:done="0"/>
+  <w15:commentEx w15:paraId="4CD00E3D" w15:done="0"/>
+  <w15:commentEx w15:paraId="56955DAC" w15:done="0"/>
   <w15:commentEx w15:paraId="2365A13D" w15:done="0"/>
 </w15:commentsEx>
 </file>
@@ -19832,6 +21694,8 @@
   <w16cex:commentExtensible w16cex:durableId="1680920A" w16cex:dateUtc="2026-01-23T20:57:00Z"/>
   <w16cex:commentExtensible w16cex:durableId="6832C581" w16cex:dateUtc="2026-01-23T20:57:00Z"/>
   <w16cex:commentExtensible w16cex:durableId="297AB60F" w16cex:dateUtc="2026-01-23T20:58:00Z"/>
+  <w16cex:commentExtensible w16cex:durableId="440AD571" w16cex:dateUtc="2026-01-25T15:17:00Z"/>
+  <w16cex:commentExtensible w16cex:durableId="12104A0C" w16cex:dateUtc="2026-01-25T15:17:00Z"/>
   <w16cex:commentExtensible w16cex:durableId="38D5301D" w16cex:dateUtc="2026-01-23T20:46:00Z"/>
 </w16cex:commentsExtensible>
 </file>
@@ -19844,6 +21708,8 @@
   <w16cid:commentId w16cid:paraId="703C951A" w16cid:durableId="1680920A"/>
   <w16cid:commentId w16cid:paraId="73C7DEE3" w16cid:durableId="6832C581"/>
   <w16cid:commentId w16cid:paraId="23D7FEF9" w16cid:durableId="297AB60F"/>
+  <w16cid:commentId w16cid:paraId="4CD00E3D" w16cid:durableId="440AD571"/>
+  <w16cid:commentId w16cid:paraId="56955DAC" w16cid:durableId="12104A0C"/>
   <w16cid:commentId w16cid:paraId="2365A13D" w16cid:durableId="38D5301D"/>
 </w16cid:commentsIds>
 </file>
@@ -19889,7 +21755,7 @@
     <w:pPr>
       <w:pStyle w:val="Piedepgina"/>
     </w:pPr>
-    <w:bookmarkStart w:id="70" w:name="TITUS1FooterPrimary"/>
+    <w:bookmarkStart w:id="74" w:name="TITUS1FooterPrimary"/>
     <w:r>
       <w:rPr>
         <w:color w:val="FFFFFF"/>
@@ -19897,7 +21763,7 @@
       </w:rPr>
       <w:t>.</w:t>
     </w:r>
-    <w:bookmarkEnd w:id="70"/>
+    <w:bookmarkEnd w:id="74"/>
   </w:p>
 </w:ftr>
 </file>
@@ -19953,7 +21819,7 @@
     <w:pPr>
       <w:pStyle w:val="Encabezado"/>
     </w:pPr>
-    <w:bookmarkStart w:id="69" w:name="TITUS1HeaderPrimary"/>
+    <w:bookmarkStart w:id="73" w:name="TITUS1HeaderPrimary"/>
     <w:r>
       <w:rPr>
         <w:color w:val="FFFFFF"/>
@@ -19961,7 +21827,7 @@
       </w:rPr>
       <w:t>.</w:t>
     </w:r>
-    <w:bookmarkEnd w:id="69"/>
+    <w:bookmarkEnd w:id="73"/>
   </w:p>
 </w:hdr>
 </file>
@@ -26981,6 +28847,58 @@
     <w:uiPriority w:val="99"/>
     <w:rsid w:val="0062343E"/>
   </w:style>
+  <w:style w:type="paragraph" w:styleId="Sinespaciado">
+    <w:name w:val="No Spacing"/>
+    <w:link w:val="SinespaciadoCar"/>
+    <w:uiPriority w:val="1"/>
+    <w:qFormat/>
+    <w:rsid w:val="00911560"/>
+    <w:pPr>
+      <w:spacing w:after="0" w:line="240" w:lineRule="auto"/>
+    </w:pPr>
+    <w:rPr>
+      <w:rFonts w:eastAsiaTheme="minorEastAsia"/>
+      <w:kern w:val="0"/>
+      <w:sz w:val="22"/>
+      <w:szCs w:val="22"/>
+      <w:lang w:eastAsia="es-ES"/>
+      <w14:ligatures w14:val="none"/>
+    </w:rPr>
+  </w:style>
+  <w:style w:type="character" w:customStyle="1" w:styleId="SinespaciadoCar">
+    <w:name w:val="Sin espaciado Car"/>
+    <w:basedOn w:val="Fuentedeprrafopredeter"/>
+    <w:link w:val="Sinespaciado"/>
+    <w:uiPriority w:val="1"/>
+    <w:rsid w:val="00911560"/>
+    <w:rPr>
+      <w:rFonts w:eastAsiaTheme="minorEastAsia"/>
+      <w:kern w:val="0"/>
+      <w:sz w:val="22"/>
+      <w:szCs w:val="22"/>
+      <w:lang w:eastAsia="es-ES"/>
+      <w14:ligatures w14:val="none"/>
+    </w:rPr>
+  </w:style>
+  <w:style w:type="paragraph" w:styleId="Descripcin">
+    <w:name w:val="caption"/>
+    <w:basedOn w:val="Normal"/>
+    <w:next w:val="Normal"/>
+    <w:uiPriority w:val="35"/>
+    <w:unhideWhenUsed/>
+    <w:qFormat/>
+    <w:rsid w:val="00CA4E9E"/>
+    <w:pPr>
+      <w:spacing w:before="0" w:after="200" w:line="240" w:lineRule="auto"/>
+    </w:pPr>
+    <w:rPr>
+      <w:i/>
+      <w:iCs/>
+      <w:color w:val="0E2841" w:themeColor="text2"/>
+      <w:sz w:val="18"/>
+      <w:szCs w:val="18"/>
+    </w:rPr>
+  </w:style>
 </w:styles>
 </file>
 

--- a/Memoria.docx
+++ b/Memoria.docx
@@ -1,6 +1,6 @@
 
 <file path=word/document.xml><?xml version="1.0" encoding="utf-8"?>
-<w:document xmlns:wpc="http://schemas.microsoft.com/office/word/2010/wordprocessingCanvas" xmlns:cx="http://schemas.microsoft.com/office/drawing/2014/chartex" xmlns:cx1="http://schemas.microsoft.com/office/drawing/2015/9/8/chartex" xmlns:cx2="http://schemas.microsoft.com/office/drawing/2015/10/21/chartex" xmlns:cx3="http://schemas.microsoft.com/office/drawing/2016/5/9/chartex" xmlns:cx4="http://schemas.microsoft.com/office/drawing/2016/5/10/chartex" xmlns:cx5="http://schemas.microsoft.com/office/drawing/2016/5/11/chartex" xmlns:cx6="http://schemas.microsoft.com/office/drawing/2016/5/12/chartex" xmlns:cx7="http://schemas.microsoft.com/office/drawing/2016/5/13/chartex" xmlns:cx8="http://schemas.microsoft.com/office/drawing/2016/5/14/chartex" xmlns:mc="http://schemas.openxmlformats.org/markup-compatibility/2006" xmlns:aink="http://schemas.microsoft.com/office/drawing/2016/ink" xmlns:am3d="http://schemas.microsoft.com/office/drawing/2017/model3d" xmlns:o="urn:schemas-microsoft-com:office:office" xmlns:r="http://schemas.openxmlformats.org/officeDocument/2006/relationships" xmlns:m="http://schemas.openxmlformats.org/officeDocument/2006/math" xmlns:v="urn:schemas-microsoft-com:vml" xmlns:wp14="http://schemas.microsoft.com/office/word/2010/wordprocessingDrawing" xmlns:wp="http://schemas.openxmlformats.org/drawingml/2006/wordprocessingDrawing" xmlns:w10="urn:schemas-microsoft-com:office:word" xmlns:w="http://schemas.openxmlformats.org/wordprocessingml/2006/main" xmlns:w14="http://schemas.microsoft.com/office/word/2010/wordml" xmlns:w15="http://schemas.microsoft.com/office/word/2012/wordml" xmlns:w16cex="http://schemas.microsoft.com/office/word/2018/wordml/cex" xmlns:w16cid="http://schemas.microsoft.com/office/word/2016/wordml/cid" xmlns:w16="http://schemas.microsoft.com/office/word/2018/wordml" xmlns:w16sdtdh="http://schemas.microsoft.com/office/word/2020/wordml/sdtdatahash" xmlns:w16se="http://schemas.microsoft.com/office/word/2015/wordml/symex" xmlns:wpg="http://schemas.microsoft.com/office/word/2010/wordprocessingGroup" xmlns:wpi="http://schemas.microsoft.com/office/word/2010/wordprocessingInk" xmlns:wne="http://schemas.microsoft.com/office/word/2006/wordml" xmlns:wps="http://schemas.microsoft.com/office/word/2010/wordprocessingShape" mc:Ignorable="w14 w15 w16se w16cid w16 w16cex w16sdtdh wp14">
+<w:document xmlns:wpc="http://schemas.microsoft.com/office/word/2010/wordprocessingCanvas" xmlns:cx="http://schemas.microsoft.com/office/drawing/2014/chartex" xmlns:cx1="http://schemas.microsoft.com/office/drawing/2015/9/8/chartex" xmlns:cx2="http://schemas.microsoft.com/office/drawing/2015/10/21/chartex" xmlns:cx3="http://schemas.microsoft.com/office/drawing/2016/5/9/chartex" xmlns:cx4="http://schemas.microsoft.com/office/drawing/2016/5/10/chartex" xmlns:cx5="http://schemas.microsoft.com/office/drawing/2016/5/11/chartex" xmlns:cx6="http://schemas.microsoft.com/office/drawing/2016/5/12/chartex" xmlns:cx7="http://schemas.microsoft.com/office/drawing/2016/5/13/chartex" xmlns:cx8="http://schemas.microsoft.com/office/drawing/2016/5/14/chartex" xmlns:mc="http://schemas.openxmlformats.org/markup-compatibility/2006" xmlns:aink="http://schemas.microsoft.com/office/drawing/2016/ink" xmlns:am3d="http://schemas.microsoft.com/office/drawing/2017/model3d" xmlns:o="urn:schemas-microsoft-com:office:office" xmlns:oel="http://schemas.microsoft.com/office/2019/extlst" xmlns:r="http://schemas.openxmlformats.org/officeDocument/2006/relationships" xmlns:m="http://schemas.openxmlformats.org/officeDocument/2006/math" xmlns:v="urn:schemas-microsoft-com:vml" xmlns:wp14="http://schemas.microsoft.com/office/word/2010/wordprocessingDrawing" xmlns:wp="http://schemas.openxmlformats.org/drawingml/2006/wordprocessingDrawing" xmlns:w10="urn:schemas-microsoft-com:office:word" xmlns:w="http://schemas.openxmlformats.org/wordprocessingml/2006/main" xmlns:w14="http://schemas.microsoft.com/office/word/2010/wordml" xmlns:w15="http://schemas.microsoft.com/office/word/2012/wordml" xmlns:w16cex="http://schemas.microsoft.com/office/word/2018/wordml/cex" xmlns:w16cid="http://schemas.microsoft.com/office/word/2016/wordml/cid" xmlns:w16="http://schemas.microsoft.com/office/word/2018/wordml" xmlns:w16du="http://schemas.microsoft.com/office/word/2023/wordml/word16du" xmlns:w16sdtdh="http://schemas.microsoft.com/office/word/2020/wordml/sdtdatahash" xmlns:w16sdtfl="http://schemas.microsoft.com/office/word/2024/wordml/sdtformatlock" xmlns:w16se="http://schemas.microsoft.com/office/word/2015/wordml/symex" xmlns:wpg="http://schemas.microsoft.com/office/word/2010/wordprocessingGroup" xmlns:wpi="http://schemas.microsoft.com/office/word/2010/wordprocessingInk" xmlns:wne="http://schemas.microsoft.com/office/word/2006/wordml" xmlns:wps="http://schemas.microsoft.com/office/word/2010/wordprocessingShape" mc:Ignorable="w14 w15 w16se w16cid w16 w16cex w16sdtdh w16sdtfl w16du wp14">
   <w:body>
     <w:sdt>
       <w:sdtPr>
@@ -352,23 +352,8 @@
               <w:lang w:val="en-US"/>
               <w14:ligatures w14:val="none"/>
             </w:rPr>
-            <w:t xml:space="preserve"> </w:t>
+            <w:t xml:space="preserve"> Arficial</w:t>
           </w:r>
-          <w:proofErr w:type="spellStart"/>
-          <w:r>
-            <w:rPr>
-              <w:rFonts w:ascii="Times New Roman" w:eastAsia="Times New Roman" w:hAnsi="Times New Roman" w:cs="Times New Roman"/>
-              <w:b/>
-              <w:bCs/>
-              <w:kern w:val="0"/>
-              <w:sz w:val="28"/>
-              <w:szCs w:val="28"/>
-              <w:lang w:val="en-US"/>
-              <w14:ligatures w14:val="none"/>
-            </w:rPr>
-            <w:t>Arficial</w:t>
-          </w:r>
-          <w:proofErr w:type="spellEnd"/>
         </w:p>
         <w:p>
           <w:pPr>
@@ -2712,21 +2697,7 @@
                 <w:rStyle w:val="Hipervnculo"/>
                 <w:noProof/>
               </w:rPr>
-              <w:t xml:space="preserve">Refinamiento y mejora </w:t>
-            </w:r>
-            <w:r>
-              <w:rPr>
-                <w:rStyle w:val="Hipervnculo"/>
-                <w:noProof/>
-              </w:rPr>
-              <w:t>d</w:t>
-            </w:r>
-            <w:r>
-              <w:rPr>
-                <w:rStyle w:val="Hipervnculo"/>
-                <w:noProof/>
-              </w:rPr>
-              <w:t>el modelo GRU seleccionado</w:t>
+              <w:t>Refinamiento y mejora del modelo GRU seleccionado</w:t>
             </w:r>
             <w:r>
               <w:rPr>
@@ -5317,23 +5288,7 @@
           <w:b/>
           <w:bCs/>
         </w:rPr>
-        <w:t xml:space="preserve"> </w:t>
-      </w:r>
-      <w:proofErr w:type="spellStart"/>
-      <w:r>
-        <w:rPr>
-          <w:b/>
-          <w:bCs/>
-        </w:rPr>
-        <w:t>Life</w:t>
-      </w:r>
-      <w:proofErr w:type="spellEnd"/>
-      <w:r>
-        <w:rPr>
-          <w:b/>
-          <w:bCs/>
-        </w:rPr>
-        <w:t>, RUL</w:t>
+        <w:t xml:space="preserve"> Life, RUL</w:t>
       </w:r>
       <w:r>
         <w:t xml:space="preserve">) sobre series temporales con mecanismos de recuperación y razonamiento documental basados en </w:t>
@@ -5937,11 +5892,11 @@
         <w:commentReference w:id="6"/>
       </w:r>
       <w:r>
-        <w:t xml:space="preserve">, documentación técnica, reportes ASRS y </w:t>
+        <w:t xml:space="preserve">, documentación técnica, reportes ASRS y Service </w:t>
       </w:r>
       <w:proofErr w:type="spellStart"/>
       <w:r>
-        <w:t>Service</w:t>
+        <w:t>Difficulty</w:t>
       </w:r>
       <w:proofErr w:type="spellEnd"/>
       <w:r>
@@ -5949,35 +5904,18 @@
       </w:r>
       <w:proofErr w:type="spellStart"/>
       <w:r>
-        <w:t>Difficulty</w:t>
+        <w:t>Reports</w:t>
       </w:r>
       <w:proofErr w:type="spellEnd"/>
       <w:r>
-        <w:t xml:space="preserve"> </w:t>
-      </w:r>
-      <w:proofErr w:type="spellStart"/>
-      <w:r>
-        <w:t>Reports</w:t>
-      </w:r>
-      <w:proofErr w:type="spellEnd"/>
-      <w:r>
         <w:t xml:space="preserve">. Para la recuperación se combinan estrategias de similitud directa y </w:t>
       </w:r>
-      <w:proofErr w:type="spellStart"/>
-      <w:r>
-        <w:rPr>
-          <w:b/>
-          <w:bCs/>
-        </w:rPr>
-        <w:t>Maximum</w:t>
-      </w:r>
-      <w:proofErr w:type="spellEnd"/>
-      <w:r>
-        <w:rPr>
-          <w:b/>
-          <w:bCs/>
-        </w:rPr>
-        <w:t xml:space="preserve"> Marginal </w:t>
+      <w:r>
+        <w:rPr>
+          <w:b/>
+          <w:bCs/>
+        </w:rPr>
+        <w:t xml:space="preserve">Maximum Marginal </w:t>
       </w:r>
       <w:proofErr w:type="spellStart"/>
       <w:r>
@@ -6698,15 +6636,7 @@
         <w:t>Reglamentos y especificaciones de certificación de EASA</w:t>
       </w:r>
       <w:r>
-        <w:t xml:space="preserve">, incluyendo CS-23, CS-25, Part-145, </w:t>
-      </w:r>
-      <w:proofErr w:type="spellStart"/>
-      <w:r>
-        <w:t>Part</w:t>
-      </w:r>
-      <w:proofErr w:type="spellEnd"/>
-      <w:r>
-        <w:t>-M y documentos AMC/GM, con un alto componente jurídico-técnico.</w:t>
+        <w:t>, incluyendo CS-23, CS-25, Part-145, Part-M y documentos AMC/GM, con un alto componente jurídico-técnico.</w:t>
       </w:r>
     </w:p>
     <w:p>
@@ -6900,23 +6830,7 @@
           <w:b/>
           <w:bCs/>
         </w:rPr>
-        <w:t xml:space="preserve">FAA </w:t>
-      </w:r>
-      <w:proofErr w:type="spellStart"/>
-      <w:r>
-        <w:rPr>
-          <w:b/>
-          <w:bCs/>
-        </w:rPr>
-        <w:t>Service</w:t>
-      </w:r>
-      <w:proofErr w:type="spellEnd"/>
-      <w:r>
-        <w:rPr>
-          <w:b/>
-          <w:bCs/>
-        </w:rPr>
-        <w:t xml:space="preserve"> </w:t>
+        <w:t xml:space="preserve">FAA Service </w:t>
       </w:r>
       <w:proofErr w:type="spellStart"/>
       <w:r>
@@ -8662,21 +8576,12 @@
       <w:r>
         <w:t xml:space="preserve">, consultados en paralelo por los agentes RAG. La selección de documentos se basa en </w:t>
       </w:r>
-      <w:proofErr w:type="spellStart"/>
-      <w:r>
-        <w:rPr>
-          <w:b/>
-          <w:bCs/>
-        </w:rPr>
-        <w:t>Maximum</w:t>
-      </w:r>
-      <w:proofErr w:type="spellEnd"/>
-      <w:r>
-        <w:rPr>
-          <w:b/>
-          <w:bCs/>
-        </w:rPr>
-        <w:t xml:space="preserve"> Marginal </w:t>
+      <w:r>
+        <w:rPr>
+          <w:b/>
+          <w:bCs/>
+        </w:rPr>
+        <w:t xml:space="preserve">Maximum Marginal </w:t>
       </w:r>
       <w:proofErr w:type="spellStart"/>
       <w:r>
@@ -8751,15 +8656,7 @@
         <w:t>aplican filtros por metadatos</w:t>
       </w:r>
       <w:r>
-        <w:t xml:space="preserve"> (sistema, fase de vuelo y FAR </w:t>
-      </w:r>
-      <w:proofErr w:type="spellStart"/>
-      <w:r>
-        <w:t>Part</w:t>
-      </w:r>
-      <w:proofErr w:type="spellEnd"/>
-      <w:r>
-        <w:t xml:space="preserve">), aumentando la precisión de la recuperación. </w:t>
+        <w:t xml:space="preserve"> (sistema, fase de vuelo y FAR Part), aumentando la precisión de la recuperación. </w:t>
       </w:r>
       <w:commentRangeStart w:id="21"/>
       <w:r>
@@ -10541,17 +10438,8 @@
           <w:i/>
           <w:iCs/>
         </w:rPr>
-        <w:t xml:space="preserve"> </w:t>
-      </w:r>
-      <w:proofErr w:type="spellStart"/>
-      <w:r>
-        <w:rPr>
-          <w:i/>
-          <w:iCs/>
-        </w:rPr>
-        <w:t>Life</w:t>
-      </w:r>
-      <w:proofErr w:type="spellEnd"/>
+        <w:t xml:space="preserve"> Life</w:t>
+      </w:r>
       <w:r>
         <w:t xml:space="preserve"> (RUL) desarrollado</w:t>
       </w:r>
@@ -11093,21 +10981,12 @@
         </w:numPr>
         <w:jc w:val="both"/>
       </w:pPr>
-      <w:proofErr w:type="spellStart"/>
-      <w:r>
-        <w:rPr>
-          <w:b/>
-          <w:bCs/>
-        </w:rPr>
-        <w:t>Window</w:t>
-      </w:r>
-      <w:proofErr w:type="spellEnd"/>
-      <w:r>
-        <w:rPr>
-          <w:b/>
-          <w:bCs/>
-        </w:rPr>
-        <w:t xml:space="preserve"> </w:t>
+      <w:r>
+        <w:rPr>
+          <w:b/>
+          <w:bCs/>
+        </w:rPr>
+        <w:t xml:space="preserve">Window </w:t>
       </w:r>
       <w:proofErr w:type="spellStart"/>
       <w:r>
@@ -11774,22 +11653,8 @@
                 <w:lang w:eastAsia="es-ES"/>
                 <w14:ligatures w14:val="none"/>
               </w:rPr>
-              <w:t>MAE Post-</w:t>
-            </w:r>
-            <w:proofErr w:type="spellStart"/>
-            <w:r>
-              <w:rPr>
-                <w:rFonts w:ascii="Arial" w:eastAsia="Times New Roman" w:hAnsi="Arial" w:cs="Arial"/>
-                <w:color w:val="000000"/>
-                <w:kern w:val="0"/>
-                <w:sz w:val="14"/>
-                <w:szCs w:val="14"/>
-                <w:lang w:eastAsia="es-ES"/>
-                <w14:ligatures w14:val="none"/>
-              </w:rPr>
-              <w:t>Calib</w:t>
-            </w:r>
-            <w:proofErr w:type="spellEnd"/>
+              <w:t>MAE Post-Calib</w:t>
+            </w:r>
           </w:p>
         </w:tc>
         <w:tc>
@@ -11872,22 +11737,8 @@
                 <w:lang w:eastAsia="es-ES"/>
                 <w14:ligatures w14:val="none"/>
               </w:rPr>
-              <w:t>RMSE Post-</w:t>
-            </w:r>
-            <w:proofErr w:type="spellStart"/>
-            <w:r>
-              <w:rPr>
-                <w:rFonts w:ascii="Arial" w:eastAsia="Times New Roman" w:hAnsi="Arial" w:cs="Arial"/>
-                <w:color w:val="000000"/>
-                <w:kern w:val="0"/>
-                <w:sz w:val="14"/>
-                <w:szCs w:val="14"/>
-                <w:lang w:eastAsia="es-ES"/>
-                <w14:ligatures w14:val="none"/>
-              </w:rPr>
-              <w:t>Calib</w:t>
-            </w:r>
-            <w:proofErr w:type="spellEnd"/>
+              <w:t>RMSE Post-Calib</w:t>
+            </w:r>
           </w:p>
         </w:tc>
         <w:tc>
@@ -11970,22 +11821,8 @@
                 <w:lang w:eastAsia="es-ES"/>
                 <w14:ligatures w14:val="none"/>
               </w:rPr>
-              <w:t>NASA Post-</w:t>
-            </w:r>
-            <w:proofErr w:type="spellStart"/>
-            <w:r>
-              <w:rPr>
-                <w:rFonts w:ascii="Arial" w:eastAsia="Times New Roman" w:hAnsi="Arial" w:cs="Arial"/>
-                <w:color w:val="000000"/>
-                <w:kern w:val="0"/>
-                <w:sz w:val="14"/>
-                <w:szCs w:val="14"/>
-                <w:lang w:eastAsia="es-ES"/>
-                <w14:ligatures w14:val="none"/>
-              </w:rPr>
-              <w:t>Calib</w:t>
-            </w:r>
-            <w:proofErr w:type="spellEnd"/>
+              <w:t>NASA Post-Calib</w:t>
+            </w:r>
           </w:p>
         </w:tc>
       </w:tr>
@@ -14730,15 +14567,7 @@
         <w:fldChar w:fldCharType="end"/>
       </w:r>
       <w:r>
-        <w:t xml:space="preserve">: Campos de </w:t>
-      </w:r>
-      <w:proofErr w:type="spellStart"/>
-      <w:r>
-        <w:t>State</w:t>
-      </w:r>
-      <w:proofErr w:type="spellEnd"/>
-      <w:r>
-        <w:t xml:space="preserve"> con las categorías y propósito correspondientes</w:t>
+        <w:t>: Campos de State con las categorías y propósito correspondientes</w:t>
       </w:r>
     </w:p>
     <w:p>
@@ -15040,11 +14869,9 @@
       <w:r>
         <w:t xml:space="preserve"> en cumplimiento normativo: analiza consultas sobre FAA/EASA (AD, CS, </w:t>
       </w:r>
-      <w:proofErr w:type="spellStart"/>
       <w:r>
         <w:t>Part</w:t>
       </w:r>
-      <w:proofErr w:type="spellEnd"/>
       <w:r>
         <w:rPr>
           <w:rFonts w:ascii="Cambria Math" w:hAnsi="Cambria Math" w:cs="Cambria Math"/>
@@ -20048,6 +19875,7 @@
         </w:rPr>
         <w:t xml:space="preserve">: </w:t>
       </w:r>
+      <w:proofErr w:type="gramStart"/>
       <w:r>
         <w:rPr>
           <w:rFonts w:ascii="Consolas" w:eastAsia="Times New Roman" w:hAnsi="Consolas" w:cs="Times New Roman"/>
@@ -20083,7 +19911,20 @@
           <w14:ligatures w14:val="none"/>
         </w:rPr>
         <w:tab/>
-        <w:t xml:space="preserve"># 3 </w:t>
+        <w:t>#</w:t>
+      </w:r>
+      <w:proofErr w:type="gramEnd"/>
+      <w:r>
+        <w:rPr>
+          <w:rFonts w:ascii="Consolas" w:eastAsia="Times New Roman" w:hAnsi="Consolas" w:cs="Times New Roman"/>
+          <w:color w:val="CCCCCC"/>
+          <w:kern w:val="0"/>
+          <w:sz w:val="16"/>
+          <w:szCs w:val="16"/>
+          <w:lang w:val="en-US" w:eastAsia="es-ES"/>
+          <w14:ligatures w14:val="none"/>
+        </w:rPr>
+        <w:t xml:space="preserve"> 3 </w:t>
       </w:r>
       <w:proofErr w:type="spellStart"/>
       <w:r>
@@ -20596,6 +20437,7 @@
         <w:t xml:space="preserve"> convierte la salida JSON en una fila de </w:t>
       </w:r>
       <w:proofErr w:type="spellStart"/>
+      <w:proofErr w:type="gramStart"/>
       <w:r>
         <w:rPr>
           <w:lang w:eastAsia="es-ES"/>
@@ -20603,6 +20445,7 @@
         <w:t>pandas.DataFrame</w:t>
       </w:r>
       <w:proofErr w:type="spellEnd"/>
+      <w:proofErr w:type="gramEnd"/>
       <w:r>
         <w:rPr>
           <w:lang w:eastAsia="es-ES"/>
@@ -20621,7 +20464,21 @@
         <w:rPr>
           <w:lang w:eastAsia="es-ES"/>
         </w:rPr>
-        <w:t>3, s_1..s_21).</w:t>
+        <w:t>3, s_</w:t>
+      </w:r>
+      <w:proofErr w:type="gramStart"/>
+      <w:r>
+        <w:rPr>
+          <w:lang w:eastAsia="es-ES"/>
+        </w:rPr>
+        <w:t>1..</w:t>
+      </w:r>
+      <w:proofErr w:type="gramEnd"/>
+      <w:r>
+        <w:rPr>
+          <w:lang w:eastAsia="es-ES"/>
+        </w:rPr>
+        <w:t>s_21).</w:t>
       </w:r>
     </w:p>
     <w:p>
@@ -21501,25 +21358,7 @@
           <w:spacing w:val="1"/>
           <w:lang w:eastAsia="es-ES"/>
         </w:rPr>
-        <w:t xml:space="preserve"> imputación (valores </w:t>
-      </w:r>
-      <w:proofErr w:type="spellStart"/>
-      <w:r>
-        <w:rPr>
-          <w:color w:val="222222"/>
-          <w:spacing w:val="1"/>
-          <w:lang w:eastAsia="es-ES"/>
-        </w:rPr>
-        <w:t>NaN</w:t>
-      </w:r>
-      <w:proofErr w:type="spellEnd"/>
-      <w:r>
-        <w:rPr>
-          <w:color w:val="222222"/>
-          <w:spacing w:val="1"/>
-          <w:lang w:eastAsia="es-ES"/>
-        </w:rPr>
-        <w:t xml:space="preserve"> se imputan con los valores medios), escalado con </w:t>
+        <w:t xml:space="preserve"> imputación (valores NaN se imputan con los valores medios), escalado con </w:t>
       </w:r>
       <w:proofErr w:type="spellStart"/>
       <w:r>
@@ -23751,21 +23590,552 @@
     </w:p>
     <w:p>
       <w:pPr>
-        <w:jc w:val="both"/>
-        <w:rPr>
-          <w:rFonts w:ascii="Calibri" w:hAnsi="Calibri" w:cs="Calibri"/>
-          <w:szCs w:val="20"/>
-        </w:rPr>
-      </w:pPr>
-    </w:p>
-    <w:p>
-      <w:pPr>
-        <w:jc w:val="both"/>
-        <w:rPr>
-          <w:rFonts w:ascii="Calibri" w:hAnsi="Calibri" w:cs="Calibri"/>
-          <w:szCs w:val="20"/>
-        </w:rPr>
-      </w:pPr>
+        <w:pStyle w:val="Ttulo1"/>
+        <w:numPr>
+          <w:ilvl w:val="0"/>
+          <w:numId w:val="14"/>
+        </w:numPr>
+      </w:pPr>
+      <w:r>
+        <w:t>BIBLIOGRAFÍA</w:t>
+      </w:r>
+    </w:p>
+    <w:p>
+      <w:pPr>
+        <w:rPr>
+          <w:rFonts w:ascii="Times New Roman" w:hAnsi="Times New Roman"/>
+        </w:rPr>
+      </w:pPr>
+      <w:r>
+        <w:t xml:space="preserve">NASA. (s. f.). </w:t>
+      </w:r>
+      <w:r>
+        <w:rPr>
+          <w:rStyle w:val="nfasis"/>
+        </w:rPr>
+        <w:t xml:space="preserve">C-MAPSS </w:t>
+      </w:r>
+      <w:proofErr w:type="spellStart"/>
+      <w:r>
+        <w:rPr>
+          <w:rStyle w:val="nfasis"/>
+        </w:rPr>
+        <w:t>turbofan</w:t>
+      </w:r>
+      <w:proofErr w:type="spellEnd"/>
+      <w:r>
+        <w:rPr>
+          <w:rStyle w:val="nfasis"/>
+        </w:rPr>
+        <w:t xml:space="preserve"> </w:t>
+      </w:r>
+      <w:proofErr w:type="spellStart"/>
+      <w:r>
+        <w:rPr>
+          <w:rStyle w:val="nfasis"/>
+        </w:rPr>
+        <w:t>engine</w:t>
+      </w:r>
+      <w:proofErr w:type="spellEnd"/>
+      <w:r>
+        <w:rPr>
+          <w:rStyle w:val="nfasis"/>
+        </w:rPr>
+        <w:t xml:space="preserve"> </w:t>
+      </w:r>
+      <w:proofErr w:type="spellStart"/>
+      <w:r>
+        <w:rPr>
+          <w:rStyle w:val="nfasis"/>
+        </w:rPr>
+        <w:t>degradation</w:t>
+      </w:r>
+      <w:proofErr w:type="spellEnd"/>
+      <w:r>
+        <w:rPr>
+          <w:rStyle w:val="nfasis"/>
+        </w:rPr>
+        <w:t xml:space="preserve"> </w:t>
+      </w:r>
+      <w:proofErr w:type="spellStart"/>
+      <w:r>
+        <w:rPr>
+          <w:rStyle w:val="nfasis"/>
+        </w:rPr>
+        <w:t>simulation</w:t>
+      </w:r>
+      <w:proofErr w:type="spellEnd"/>
+      <w:r>
+        <w:rPr>
+          <w:rStyle w:val="nfasis"/>
+        </w:rPr>
+        <w:t xml:space="preserve"> data sets (FD001–FD004)</w:t>
+      </w:r>
+      <w:r>
+        <w:t xml:space="preserve">. </w:t>
+      </w:r>
+      <w:proofErr w:type="spellStart"/>
+      <w:r>
+        <w:t>Intelligent</w:t>
+      </w:r>
+      <w:proofErr w:type="spellEnd"/>
+      <w:r>
+        <w:t xml:space="preserve"> </w:t>
+      </w:r>
+      <w:proofErr w:type="spellStart"/>
+      <w:r>
+        <w:t>Systems</w:t>
+      </w:r>
+      <w:proofErr w:type="spellEnd"/>
+      <w:r>
+        <w:t xml:space="preserve"> </w:t>
+      </w:r>
+      <w:proofErr w:type="spellStart"/>
+      <w:r>
+        <w:t>Division</w:t>
+      </w:r>
+      <w:proofErr w:type="spellEnd"/>
+      <w:r>
+        <w:t xml:space="preserve"> – </w:t>
+      </w:r>
+      <w:proofErr w:type="spellStart"/>
+      <w:r>
+        <w:t>Prognostics</w:t>
+      </w:r>
+      <w:proofErr w:type="spellEnd"/>
+      <w:r>
+        <w:t xml:space="preserve"> Center </w:t>
+      </w:r>
+      <w:proofErr w:type="spellStart"/>
+      <w:r>
+        <w:t>of</w:t>
+      </w:r>
+      <w:proofErr w:type="spellEnd"/>
+      <w:r>
+        <w:t xml:space="preserve"> </w:t>
+      </w:r>
+      <w:proofErr w:type="spellStart"/>
+      <w:r>
+        <w:t>Excellence</w:t>
+      </w:r>
+      <w:proofErr w:type="spellEnd"/>
+      <w:r>
+        <w:t xml:space="preserve">. Sensores de motores </w:t>
+      </w:r>
+      <w:proofErr w:type="spellStart"/>
+      <w:r>
+        <w:t>turbofan</w:t>
+      </w:r>
+      <w:proofErr w:type="spellEnd"/>
+      <w:r>
+        <w:t xml:space="preserve"> con degradación progresiva.</w:t>
+      </w:r>
+      <w:r>
+        <w:br/>
+      </w:r>
+      <w:hyperlink r:id="rId18" w:tgtFrame="_new" w:history="1">
+        <w:r>
+          <w:rPr>
+            <w:rStyle w:val="Hipervnculo"/>
+          </w:rPr>
+          <w:t>https://www.nasa.gov/intelligent-sy</w:t>
+        </w:r>
+        <w:r>
+          <w:rPr>
+            <w:rStyle w:val="Hipervnculo"/>
+          </w:rPr>
+          <w:t>s</w:t>
+        </w:r>
+        <w:r>
+          <w:rPr>
+            <w:rStyle w:val="Hipervnculo"/>
+          </w:rPr>
+          <w:t>tems-division/discovery-and-systems-health/pcoe/pcoe-data-set-repository/</w:t>
+        </w:r>
+      </w:hyperlink>
+    </w:p>
+    <w:p>
+      <w:r>
+        <w:lastRenderedPageBreak/>
+        <w:t xml:space="preserve">NASA </w:t>
+      </w:r>
+      <w:proofErr w:type="spellStart"/>
+      <w:r>
+        <w:t>Aviation</w:t>
+      </w:r>
+      <w:proofErr w:type="spellEnd"/>
+      <w:r>
+        <w:t xml:space="preserve"> Safety </w:t>
+      </w:r>
+      <w:proofErr w:type="spellStart"/>
+      <w:r>
+        <w:t>Reporting</w:t>
+      </w:r>
+      <w:proofErr w:type="spellEnd"/>
+      <w:r>
+        <w:t xml:space="preserve"> </w:t>
+      </w:r>
+      <w:proofErr w:type="spellStart"/>
+      <w:r>
+        <w:t>System</w:t>
+      </w:r>
+      <w:proofErr w:type="spellEnd"/>
+      <w:r>
+        <w:t xml:space="preserve"> (ASRS). (s. f.). </w:t>
+      </w:r>
+      <w:r>
+        <w:rPr>
+          <w:rStyle w:val="nfasis"/>
+        </w:rPr>
+        <w:t xml:space="preserve">ASRS online </w:t>
+      </w:r>
+      <w:proofErr w:type="spellStart"/>
+      <w:r>
+        <w:rPr>
+          <w:rStyle w:val="nfasis"/>
+        </w:rPr>
+        <w:t>database</w:t>
+      </w:r>
+      <w:proofErr w:type="spellEnd"/>
+      <w:r>
+        <w:t>. Reportes reales de incidentes operacionales de pilotos y técnicos.</w:t>
+      </w:r>
+      <w:r>
+        <w:br/>
+      </w:r>
+      <w:hyperlink r:id="rId19" w:tgtFrame="_new" w:history="1">
+        <w:r>
+          <w:rPr>
+            <w:rStyle w:val="Hipervnculo"/>
+          </w:rPr>
+          <w:t>https://asrs.arc.</w:t>
+        </w:r>
+        <w:r>
+          <w:rPr>
+            <w:rStyle w:val="Hipervnculo"/>
+          </w:rPr>
+          <w:t>n</w:t>
+        </w:r>
+        <w:r>
+          <w:rPr>
+            <w:rStyle w:val="Hipervnculo"/>
+          </w:rPr>
+          <w:t>asa.gov/search/database.html</w:t>
+        </w:r>
+      </w:hyperlink>
+    </w:p>
+    <w:p>
+      <w:r>
+        <w:t xml:space="preserve">Federal </w:t>
+      </w:r>
+      <w:proofErr w:type="spellStart"/>
+      <w:r>
+        <w:t>Aviation</w:t>
+      </w:r>
+      <w:proofErr w:type="spellEnd"/>
+      <w:r>
+        <w:t xml:space="preserve"> </w:t>
+      </w:r>
+      <w:proofErr w:type="spellStart"/>
+      <w:r>
+        <w:t>Administration</w:t>
+      </w:r>
+      <w:proofErr w:type="spellEnd"/>
+      <w:r>
+        <w:t xml:space="preserve"> (FAA). (s. f.). </w:t>
+      </w:r>
+      <w:r>
+        <w:rPr>
+          <w:rStyle w:val="nfasis"/>
+        </w:rPr>
+        <w:t xml:space="preserve">Service </w:t>
+      </w:r>
+      <w:proofErr w:type="spellStart"/>
+      <w:r>
+        <w:rPr>
+          <w:rStyle w:val="nfasis"/>
+        </w:rPr>
+        <w:t>Difficulty</w:t>
+      </w:r>
+      <w:proofErr w:type="spellEnd"/>
+      <w:r>
+        <w:rPr>
+          <w:rStyle w:val="nfasis"/>
+        </w:rPr>
+        <w:t xml:space="preserve"> </w:t>
+      </w:r>
+      <w:proofErr w:type="spellStart"/>
+      <w:r>
+        <w:rPr>
+          <w:rStyle w:val="nfasis"/>
+        </w:rPr>
+        <w:t>Reporting</w:t>
+      </w:r>
+      <w:proofErr w:type="spellEnd"/>
+      <w:r>
+        <w:rPr>
+          <w:rStyle w:val="nfasis"/>
+        </w:rPr>
+        <w:t xml:space="preserve"> </w:t>
+      </w:r>
+      <w:proofErr w:type="spellStart"/>
+      <w:r>
+        <w:rPr>
+          <w:rStyle w:val="nfasis"/>
+        </w:rPr>
+        <w:t>System</w:t>
+      </w:r>
+      <w:proofErr w:type="spellEnd"/>
+      <w:r>
+        <w:rPr>
+          <w:rStyle w:val="nfasis"/>
+        </w:rPr>
+        <w:t xml:space="preserve"> (SDRS)</w:t>
+      </w:r>
+      <w:r>
+        <w:t>. Base de datos estructurada de fallos y eventos de mantenimiento aeronáutico.</w:t>
+      </w:r>
+      <w:r>
+        <w:br/>
+      </w:r>
+      <w:hyperlink r:id="rId20" w:tgtFrame="_new" w:history="1">
+        <w:r>
+          <w:rPr>
+            <w:rStyle w:val="Hipervnculo"/>
+          </w:rPr>
+          <w:t>https://sdrs-p</w:t>
+        </w:r>
+        <w:r>
+          <w:rPr>
+            <w:rStyle w:val="Hipervnculo"/>
+          </w:rPr>
+          <w:t>r</w:t>
+        </w:r>
+        <w:r>
+          <w:rPr>
+            <w:rStyle w:val="Hipervnculo"/>
+          </w:rPr>
+          <w:t>eprod.faa.gov/</w:t>
+        </w:r>
+      </w:hyperlink>
+    </w:p>
+    <w:p>
+      <w:r>
+        <w:t xml:space="preserve">Federal </w:t>
+      </w:r>
+      <w:proofErr w:type="spellStart"/>
+      <w:r>
+        <w:t>Aviation</w:t>
+      </w:r>
+      <w:proofErr w:type="spellEnd"/>
+      <w:r>
+        <w:t xml:space="preserve"> </w:t>
+      </w:r>
+      <w:proofErr w:type="spellStart"/>
+      <w:r>
+        <w:t>Administration</w:t>
+      </w:r>
+      <w:proofErr w:type="spellEnd"/>
+      <w:r>
+        <w:t xml:space="preserve"> (FAA). (s. f.). </w:t>
+      </w:r>
+      <w:proofErr w:type="spellStart"/>
+      <w:r>
+        <w:rPr>
+          <w:rStyle w:val="nfasis"/>
+        </w:rPr>
+        <w:t>Advisory</w:t>
+      </w:r>
+      <w:proofErr w:type="spellEnd"/>
+      <w:r>
+        <w:rPr>
+          <w:rStyle w:val="nfasis"/>
+        </w:rPr>
+        <w:t xml:space="preserve"> </w:t>
+      </w:r>
+      <w:proofErr w:type="spellStart"/>
+      <w:r>
+        <w:rPr>
+          <w:rStyle w:val="nfasis"/>
+        </w:rPr>
+        <w:t>Circulars</w:t>
+      </w:r>
+      <w:proofErr w:type="spellEnd"/>
+      <w:r>
+        <w:rPr>
+          <w:rStyle w:val="nfasis"/>
+        </w:rPr>
+        <w:t xml:space="preserve"> (</w:t>
+      </w:r>
+      <w:proofErr w:type="spellStart"/>
+      <w:r>
+        <w:rPr>
+          <w:rStyle w:val="nfasis"/>
+        </w:rPr>
+        <w:t>ACs</w:t>
+      </w:r>
+      <w:proofErr w:type="spellEnd"/>
+      <w:r>
+        <w:rPr>
+          <w:rStyle w:val="nfasis"/>
+        </w:rPr>
+        <w:t>)</w:t>
+      </w:r>
+      <w:r>
+        <w:t>. Documentos normativos técnicos FAA (incluyendo AC 43.13, AC 20-107, entre otros).</w:t>
+      </w:r>
+      <w:r>
+        <w:br/>
+      </w:r>
+      <w:hyperlink r:id="rId21" w:tgtFrame="_new" w:history="1">
+        <w:r>
+          <w:rPr>
+            <w:rStyle w:val="Hipervnculo"/>
+          </w:rPr>
+          <w:t>https://www.faa.g</w:t>
+        </w:r>
+        <w:r>
+          <w:rPr>
+            <w:rStyle w:val="Hipervnculo"/>
+          </w:rPr>
+          <w:t>o</w:t>
+        </w:r>
+        <w:r>
+          <w:rPr>
+            <w:rStyle w:val="Hipervnculo"/>
+          </w:rPr>
+          <w:t>v/regulations_policies/advisory_circulars/index.cfm/go/document.list/topicID/140</w:t>
+        </w:r>
+      </w:hyperlink>
+    </w:p>
+    <w:p>
+      <w:proofErr w:type="spellStart"/>
+      <w:r>
+        <w:t>European</w:t>
+      </w:r>
+      <w:proofErr w:type="spellEnd"/>
+      <w:r>
+        <w:t xml:space="preserve"> Union </w:t>
+      </w:r>
+      <w:proofErr w:type="spellStart"/>
+      <w:r>
+        <w:t>Aviation</w:t>
+      </w:r>
+      <w:proofErr w:type="spellEnd"/>
+      <w:r>
+        <w:t xml:space="preserve"> Safety Agency (EASA). (s. f.). </w:t>
+      </w:r>
+      <w:r>
+        <w:rPr>
+          <w:rStyle w:val="nfasis"/>
+        </w:rPr>
+        <w:t xml:space="preserve">EASA </w:t>
+      </w:r>
+      <w:proofErr w:type="spellStart"/>
+      <w:r>
+        <w:rPr>
+          <w:rStyle w:val="nfasis"/>
+        </w:rPr>
+        <w:t>regulations</w:t>
+      </w:r>
+      <w:proofErr w:type="spellEnd"/>
+      <w:r>
+        <w:rPr>
+          <w:rStyle w:val="nfasis"/>
+        </w:rPr>
+        <w:t xml:space="preserve"> and </w:t>
+      </w:r>
+      <w:proofErr w:type="spellStart"/>
+      <w:r>
+        <w:rPr>
+          <w:rStyle w:val="nfasis"/>
+        </w:rPr>
+        <w:t>certification</w:t>
+      </w:r>
+      <w:proofErr w:type="spellEnd"/>
+      <w:r>
+        <w:rPr>
+          <w:rStyle w:val="nfasis"/>
+        </w:rPr>
+        <w:t xml:space="preserve"> </w:t>
+      </w:r>
+      <w:proofErr w:type="spellStart"/>
+      <w:r>
+        <w:rPr>
+          <w:rStyle w:val="nfasis"/>
+        </w:rPr>
+        <w:t>specifications</w:t>
+      </w:r>
+      <w:proofErr w:type="spellEnd"/>
+      <w:r>
+        <w:rPr>
+          <w:rStyle w:val="nfasis"/>
+        </w:rPr>
+        <w:t xml:space="preserve"> (CS)</w:t>
+      </w:r>
+      <w:r>
+        <w:t>. Normativa europea de certificación y mantenimiento (Part-145, CS-25, etc.).</w:t>
+      </w:r>
+      <w:r>
+        <w:br/>
+      </w:r>
+      <w:hyperlink r:id="rId22" w:tgtFrame="_new" w:history="1">
+        <w:r>
+          <w:rPr>
+            <w:rStyle w:val="Hipervnculo"/>
+          </w:rPr>
+          <w:t>https://www.easa.europa.eu/e</w:t>
+        </w:r>
+        <w:r>
+          <w:rPr>
+            <w:rStyle w:val="Hipervnculo"/>
+          </w:rPr>
+          <w:t>n</w:t>
+        </w:r>
+        <w:r>
+          <w:rPr>
+            <w:rStyle w:val="Hipervnculo"/>
+          </w:rPr>
+          <w:t>/regulations</w:t>
+        </w:r>
+      </w:hyperlink>
+    </w:p>
+    <w:p>
+      <w:r>
+        <w:t xml:space="preserve">Airbus. (s. f.). </w:t>
+      </w:r>
+      <w:r>
+        <w:rPr>
+          <w:rStyle w:val="nfasis"/>
+        </w:rPr>
+        <w:t>FAST Magazine</w:t>
+      </w:r>
+      <w:r>
+        <w:t>. Artículos técnicos y operacionales publicados por Airbus.</w:t>
+      </w:r>
+      <w:r>
+        <w:br/>
+      </w:r>
+      <w:hyperlink r:id="rId23" w:history="1">
+        <w:r>
+          <w:rPr>
+            <w:rStyle w:val="Hipervnculo"/>
+          </w:rPr>
+          <w:t>https://www.aircraft.airbus.com/en/fast-m</w:t>
+        </w:r>
+        <w:r>
+          <w:rPr>
+            <w:rStyle w:val="Hipervnculo"/>
+          </w:rPr>
+          <w:t>a</w:t>
+        </w:r>
+        <w:r>
+          <w:rPr>
+            <w:rStyle w:val="Hipervnculo"/>
+          </w:rPr>
+          <w:t>gazine-articles</w:t>
+        </w:r>
+      </w:hyperlink>
     </w:p>
     <w:p>
       <w:pPr>
@@ -23861,7 +24231,7 @@
                     </pic:cNvPicPr>
                   </pic:nvPicPr>
                   <pic:blipFill>
-                    <a:blip r:embed="rId18">
+                    <a:blip r:embed="rId24">
                       <a:extLst>
                         <a:ext uri="{28A0092B-C50C-407E-A947-70E740481C1C}">
                           <a14:useLocalDpi xmlns:a14="http://schemas.microsoft.com/office/drawing/2010/main" val="0"/>
@@ -24027,6 +24397,7 @@
           <w:noProof/>
           <w:szCs w:val="20"/>
         </w:rPr>
+        <w:lastRenderedPageBreak/>
         <w:drawing>
           <wp:inline distT="0" distB="0" distL="0" distR="0" wp14:anchorId="14EBDC66" wp14:editId="2FD03318">
             <wp:extent cx="5400040" cy="3190240"/>
@@ -24045,7 +24416,7 @@
                     </pic:cNvPicPr>
                   </pic:nvPicPr>
                   <pic:blipFill>
-                    <a:blip r:embed="rId19">
+                    <a:blip r:embed="rId25">
                       <a:extLst>
                         <a:ext uri="{28A0092B-C50C-407E-A947-70E740481C1C}">
                           <a14:useLocalDpi xmlns:a14="http://schemas.microsoft.com/office/drawing/2010/main" val="0"/>
@@ -24211,7 +24582,6 @@
                 <w:bCs/>
                 <w:szCs w:val="20"/>
               </w:rPr>
-              <w:lastRenderedPageBreak/>
               <w:t>Fuente</w:t>
             </w:r>
           </w:p>
@@ -24549,23 +24919,7 @@
                 <w:rFonts w:ascii="Calibri" w:hAnsi="Calibri" w:cs="Calibri"/>
                 <w:szCs w:val="20"/>
               </w:rPr>
-              <w:t xml:space="preserve">EASA (CS, </w:t>
-            </w:r>
-            <w:proofErr w:type="spellStart"/>
-            <w:r>
-              <w:rPr>
-                <w:rFonts w:ascii="Calibri" w:hAnsi="Calibri" w:cs="Calibri"/>
-                <w:szCs w:val="20"/>
-              </w:rPr>
-              <w:t>Part</w:t>
-            </w:r>
-            <w:proofErr w:type="spellEnd"/>
-            <w:r>
-              <w:rPr>
-                <w:rFonts w:ascii="Calibri" w:hAnsi="Calibri" w:cs="Calibri"/>
-                <w:szCs w:val="20"/>
-              </w:rPr>
-              <w:t>, AMC/GM)</w:t>
+              <w:t>EASA (CS, Part, AMC/GM)</w:t>
             </w:r>
           </w:p>
         </w:tc>
@@ -25185,7 +25539,7 @@
                     <pic:cNvPicPr/>
                   </pic:nvPicPr>
                   <pic:blipFill>
-                    <a:blip r:embed="rId20" cstate="print">
+                    <a:blip r:embed="rId26" cstate="print">
                       <a:extLst>
                         <a:ext uri="{28A0092B-C50C-407E-A947-70E740481C1C}">
                           <a14:useLocalDpi xmlns:a14="http://schemas.microsoft.com/office/drawing/2010/main" val="0"/>
@@ -25224,7 +25578,7 @@
       </w:tblPr>
       <w:tblGrid>
         <w:gridCol w:w="1200"/>
-        <w:gridCol w:w="1254"/>
+        <w:gridCol w:w="1259"/>
         <w:gridCol w:w="1200"/>
       </w:tblGrid>
       <w:tr>
@@ -25788,6 +26142,7 @@
       <w:r>
         <w:rPr>
           <w:rFonts w:ascii="Calibri" w:hAnsi="Calibri" w:cs="Calibri"/>
+          <w:noProof/>
           <w:szCs w:val="20"/>
         </w:rPr>
         <w:lastRenderedPageBreak/>
@@ -25806,7 +26161,7 @@
                 <wp:effectExtent l="0" t="0" r="0" b="1270"/>
                 <wp:wrapNone/>
                 <wp:docPr id="28" name="Grupo 36"/>
-                <wp:cNvGraphicFramePr xmlns:a="http://schemas.openxmlformats.org/drawingml/2006/main"/>
+                <wp:cNvGraphicFramePr/>
                 <a:graphic xmlns:a="http://schemas.openxmlformats.org/drawingml/2006/main">
                   <a:graphicData uri="http://schemas.microsoft.com/office/word/2010/wordprocessingGroup">
                     <wpg:wgp>
@@ -25825,7 +26180,7 @@
                           <pic:cNvPicPr/>
                         </pic:nvPicPr>
                         <pic:blipFill>
-                          <a:blip r:embed="rId20" cstate="print">
+                          <a:blip r:embed="rId26" cstate="print">
                             <a:extLst>
                               <a:ext uri="{28A0092B-C50C-407E-A947-70E740481C1C}">
                                 <a14:useLocalDpi xmlns:a14="http://schemas.microsoft.com/office/drawing/2010/main" val="0"/>
@@ -26418,7 +26773,7 @@
           </mc:Choice>
           <mc:Fallback>
             <w:pict>
-              <v:group w14:anchorId="64CA5E81" id="Grupo 36" o:spid="_x0000_s1026" style="position:absolute;left:0;text-align:left;margin-left:-.15pt;margin-top:.1pt;width:425.2pt;height:601.4pt;z-index:251660288" coordsize="54000,76377" o:gfxdata="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">
+              <v:group w14:anchorId="64CA5E81" id="Grupo 36" o:spid="_x0000_s1026" style="position:absolute;left:0;text-align:left;margin-left:-.15pt;margin-top:.1pt;width:425.2pt;height:601.4pt;z-index:251660288" coordsize="54000,76377" o:gfxdata="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